--- a/SEN381_Milestone1_V1.2 - conditionally accepted.docx
+++ b/SEN381_Milestone1_V1.2 - conditionally accepted.docx
@@ -2940,6 +2940,9 @@
           </w:tcPr>
           <w:p>
             <w:r>
+              <w:t xml:space="preserve"> </w:t>
+            </w:r>
+            <w:r>
               <w:t>Michael</w:t>
             </w:r>
           </w:p>
@@ -3033,6 +3036,9 @@
           </w:tcPr>
           <w:p>
             <w:r>
+              <w:t xml:space="preserve"> </w:t>
+            </w:r>
+            <w:r>
               <w:t>Michael</w:t>
             </w:r>
           </w:p>
@@ -3143,6 +3149,153 @@
               </w:rPr>
               <w:t>Michael, Jared, Xander</w:t>
             </w:r>
+          </w:p>
+        </w:tc>
+      </w:tr>
+      <w:tr>
+        <w:trPr>
+          <w:trHeight w:val="1560"/>
+        </w:trPr>
+        <w:tc>
+          <w:tcPr>
+            <w:tcW w:w="1400" w:type="dxa"/>
+          </w:tcPr>
+          <w:p>
+            <w:pPr>
+              <w:rPr>
+                <w:iCs/>
+              </w:rPr>
+            </w:pPr>
+            <w:r>
+              <w:rPr>
+                <w:iCs/>
+              </w:rPr>
+              <w:t xml:space="preserve"> 1.2</w:t>
+            </w:r>
+          </w:p>
+        </w:tc>
+        <w:tc>
+          <w:tcPr>
+            <w:tcW w:w="1400" w:type="dxa"/>
+          </w:tcPr>
+          <w:p>
+            <w:pPr>
+              <w:rPr>
+                <w:iCs/>
+              </w:rPr>
+            </w:pPr>
+            <w:r>
+              <w:rPr>
+                <w:iCs/>
+              </w:rPr>
+              <w:t xml:space="preserve"> 22/09/2026</w:t>
+            </w:r>
+          </w:p>
+        </w:tc>
+        <w:tc>
+          <w:tcPr>
+            <w:tcW w:w="2600" w:type="dxa"/>
+          </w:tcPr>
+          <w:p>
+            <w:pPr>
+              <w:rPr>
+                <w:iCs/>
+              </w:rPr>
+            </w:pPr>
+            <w:r>
+              <w:rPr>
+                <w:iCs/>
+              </w:rPr>
+              <w:t xml:space="preserve"> Michael</w:t>
+            </w:r>
+          </w:p>
+        </w:tc>
+        <w:tc>
+          <w:tcPr>
+            <w:tcW w:w="3400" w:type="dxa"/>
+          </w:tcPr>
+          <w:p>
+            <w:pPr>
+              <w:rPr>
+                <w:iCs/>
+              </w:rPr>
+            </w:pPr>
+            <w:r>
+              <w:rPr>
+                <w:iCs/>
+              </w:rPr>
+              <w:t>Fixed minor spelling mistakes.</w:t>
+            </w:r>
+          </w:p>
+          <w:p>
+            <w:pPr>
+              <w:rPr>
+                <w:iCs/>
+              </w:rPr>
+            </w:pPr>
+            <w:r>
+              <w:rPr>
+                <w:iCs/>
+              </w:rPr>
+              <w:t>Section 2: Added the lecturer as stakeholder.</w:t>
+            </w:r>
+            <w:r>
+              <w:rPr>
+                <w:iCs/>
+              </w:rPr>
+              <w:br/>
+              <w:t xml:space="preserve">section3: expanded explanation on </w:t>
+            </w:r>
+            <w:r>
+              <w:rPr>
+                <w:iCs/>
+              </w:rPr>
+              <w:t>WhatsApp’s</w:t>
+            </w:r>
+            <w:r>
+              <w:rPr>
+                <w:iCs/>
+              </w:rPr>
+              <w:t xml:space="preserve"> exclusion. Included reasoning behind excluding multi-language support, and why data is kept for 5 years.</w:t>
+            </w:r>
+          </w:p>
+          <w:p>
+            <w:pPr>
+              <w:rPr>
+                <w:iCs/>
+              </w:rPr>
+            </w:pPr>
+            <w:r>
+              <w:rPr>
+                <w:iCs/>
+              </w:rPr>
+              <w:t>Section 5: rationale now has citation to support the reasoning.</w:t>
+            </w:r>
+          </w:p>
+          <w:p>
+            <w:pPr>
+              <w:rPr>
+                <w:iCs/>
+              </w:rPr>
+            </w:pPr>
+            <w:r>
+              <w:rPr>
+                <w:iCs/>
+              </w:rPr>
+              <w:t>Section 6: fixed a missing functional requirement.</w:t>
+            </w:r>
+          </w:p>
+        </w:tc>
+        <w:tc>
+          <w:tcPr>
+            <w:tcW w:w="1600" w:type="dxa"/>
+          </w:tcPr>
+          <w:p>
+            <w:pPr>
+              <w:rPr>
+                <w:iCs/>
+              </w:rPr>
+            </w:pPr>
           </w:p>
         </w:tc>
       </w:tr>
@@ -3499,6 +3652,7 @@
     </w:tbl>
     <w:p>
       <w:r>
+        <w:lastRenderedPageBreak/>
         <w:br w:type="page"/>
       </w:r>
     </w:p>
@@ -5515,12 +5669,10 @@
               <w:t xml:space="preserve">Upon submission attempt, the user must receive feedback. If </w:t>
             </w:r>
             <w:proofErr w:type="spellStart"/>
-            <w:proofErr w:type="gramStart"/>
             <w:r>
               <w:t>its</w:t>
             </w:r>
             <w:proofErr w:type="spellEnd"/>
-            <w:proofErr w:type="gramEnd"/>
             <w:r>
               <w:t xml:space="preserve"> an error, the problem must be stated. If successful, the user must be notified</w:t>
             </w:r>
@@ -5643,15 +5795,7 @@
           </w:tcPr>
           <w:p>
             <w:r>
-              <w:t xml:space="preserve">On selection, requests must be </w:t>
-            </w:r>
-            <w:proofErr w:type="gramStart"/>
-            <w:r>
-              <w:t>categorise</w:t>
-            </w:r>
-            <w:proofErr w:type="gramEnd"/>
-            <w:r>
-              <w:t xml:space="preserve"> according to date submitted, date changed, or alphabetical order.</w:t>
+              <w:t>On selection, requests must be categorise according to date submitted, date changed, or alphabetical order.</w:t>
             </w:r>
           </w:p>
         </w:tc>
@@ -6014,15 +6158,7 @@
           </w:tcPr>
           <w:p>
             <w:r>
-              <w:t xml:space="preserve">After 5 years the requests must be </w:t>
-            </w:r>
-            <w:proofErr w:type="gramStart"/>
-            <w:r>
-              <w:t>auto-deleted</w:t>
-            </w:r>
-            <w:proofErr w:type="gramEnd"/>
-            <w:r>
-              <w:t xml:space="preserve"> to prevent overloading storage in the long term.</w:t>
+              <w:t>After 5 years the requests must be auto-deleted to prevent overloading storage in the long term.</w:t>
             </w:r>
           </w:p>
         </w:tc>
@@ -6500,23 +6636,7 @@
           </w:tcPr>
           <w:p>
             <w:r>
-              <w:t xml:space="preserve">The views should provide enough information </w:t>
-            </w:r>
-            <w:proofErr w:type="gramStart"/>
-            <w:r>
-              <w:t>in order to</w:t>
-            </w:r>
-            <w:proofErr w:type="gramEnd"/>
-            <w:r>
-              <w:t xml:space="preserve"> make relevant decisions. Examples </w:t>
-            </w:r>
-            <w:proofErr w:type="gramStart"/>
-            <w:r>
-              <w:t>being:</w:t>
-            </w:r>
-            <w:proofErr w:type="gramEnd"/>
-            <w:r>
-              <w:t xml:space="preserve"> category, status, time submitted, who is assigned to the request.</w:t>
+              <w:t>The views should provide enough information in order to make relevant decisions. Examples being: category, status, time submitted, who is assigned to the request.</w:t>
             </w:r>
           </w:p>
         </w:tc>
@@ -7144,13 +7264,8 @@
             </w:tcMar>
           </w:tcPr>
           <w:p>
-            <w:proofErr w:type="gramStart"/>
-            <w:r>
-              <w:t>authorisation  of</w:t>
-            </w:r>
-            <w:proofErr w:type="gramEnd"/>
-            <w:r>
-              <w:t xml:space="preserve"> request update </w:t>
+            <w:r>
+              <w:t xml:space="preserve">authorisation  of request update </w:t>
             </w:r>
           </w:p>
         </w:tc>
@@ -7331,11 +7446,7 @@
           </w:tcPr>
           <w:p>
             <w:r>
-              <w:t xml:space="preserve">If updates are made, the staff member and timestamp must be recorded, and stored for 5 </w:t>
-            </w:r>
-            <w:proofErr w:type="gramStart"/>
-            <w:r>
-              <w:t>years</w:t>
+              <w:t>If updates are made, the staff member and timestamp must be recorded, and stored for 5 years</w:t>
             </w:r>
             <w:r>
               <w:t xml:space="preserve"> </w:t>
@@ -7343,7 +7454,6 @@
             <w:r>
               <w:t>.</w:t>
             </w:r>
-            <w:proofErr w:type="gramEnd"/>
           </w:p>
         </w:tc>
       </w:tr>
@@ -7802,15 +7912,7 @@
           </w:tcPr>
           <w:p>
             <w:r>
-              <w:t xml:space="preserve">Requests will have to be resolved within a set amount of time. Early estimates </w:t>
-            </w:r>
-            <w:proofErr w:type="gramStart"/>
-            <w:r>
-              <w:t>sets</w:t>
-            </w:r>
-            <w:proofErr w:type="gramEnd"/>
-            <w:r>
-              <w:t xml:space="preserve"> it at within 7 days.</w:t>
+              <w:t>Requests will have to be resolved within a set amount of time. Early estimates sets it at within 7 days.</w:t>
             </w:r>
           </w:p>
         </w:tc>
@@ -7925,15 +8027,7 @@
           </w:tcPr>
           <w:p>
             <w:r>
-              <w:t xml:space="preserve">Management should have access to the additional information given by the staff members </w:t>
-            </w:r>
-            <w:proofErr w:type="gramStart"/>
-            <w:r>
-              <w:t>in order to</w:t>
-            </w:r>
-            <w:proofErr w:type="gramEnd"/>
-            <w:r>
-              <w:t xml:space="preserve"> review the resolved requests. Basic analysis features, such as average time to resolution could also be added.</w:t>
+              <w:t>Management should have access to the additional information given by the staff members in order to review the resolved requests. Basic analysis features, such as average time to resolution could also be added.</w:t>
             </w:r>
           </w:p>
         </w:tc>
@@ -8483,15 +8577,7 @@
           </w:tcPr>
           <w:p>
             <w:r>
-              <w:t xml:space="preserve">Users can only access data that they are allowed to access. For instance, a requestor </w:t>
-            </w:r>
-            <w:proofErr w:type="gramStart"/>
-            <w:r>
-              <w:t>cant</w:t>
-            </w:r>
-            <w:proofErr w:type="gramEnd"/>
-            <w:r>
-              <w:t xml:space="preserve"> access the credentials of other requestors</w:t>
+              <w:t>Users can only access data that they are allowed to access. For instance, a requestor cant access the credentials of other requestors</w:t>
             </w:r>
           </w:p>
         </w:tc>
@@ -9870,15 +9956,7 @@
           </w:tcPr>
           <w:p>
             <w:r>
-              <w:t xml:space="preserve">The team should prefer free or low-cost services where </w:t>
-            </w:r>
-            <w:proofErr w:type="gramStart"/>
-            <w:r>
-              <w:t>practical, but</w:t>
-            </w:r>
-            <w:proofErr w:type="gramEnd"/>
-            <w:r>
-              <w:t xml:space="preserve"> must identify their limitations and the likely operational cost beyond the educational context.</w:t>
+              <w:t>The team should prefer free or low-cost services where practical, but must identify their limitations and the likely operational cost beyond the educational context.</w:t>
             </w:r>
           </w:p>
         </w:tc>
@@ -9938,15 +10016,7 @@
               </w:sdtContent>
             </w:sdt>
             <w:r>
-              <w:t xml:space="preserve">. These limits must be documented during M2 technology </w:t>
-            </w:r>
-            <w:proofErr w:type="gramStart"/>
-            <w:r>
-              <w:t>research</w:t>
-            </w:r>
-            <w:proofErr w:type="gramEnd"/>
-            <w:r>
-              <w:t xml:space="preserve"> so the data model and expected request volume are sized realistically rather than assumed unlimited.</w:t>
+              <w:t>. These limits must be documented during M2 technology research so the data model and expected request volume are sized realistically rather than assumed unlimited.</w:t>
             </w:r>
           </w:p>
         </w:tc>
@@ -10072,15 +10142,7 @@
               <w:t>-</w:t>
             </w:r>
             <w:r>
-              <w:t xml:space="preserve"> deferring </w:t>
-            </w:r>
-            <w:proofErr w:type="gramStart"/>
-            <w:r>
-              <w:t>this risks</w:t>
-            </w:r>
-            <w:proofErr w:type="gramEnd"/>
-            <w:r>
-              <w:t xml:space="preserve"> a costly late redesign of the data model and authentication approach.</w:t>
+              <w:t xml:space="preserve"> deferring this risks a costly late redesign of the data model and authentication approach.</w:t>
             </w:r>
           </w:p>
         </w:tc>
@@ -10748,12 +10810,10 @@
               <w:t xml:space="preserve">Upon submission attempt, the user must receive feedback. If </w:t>
             </w:r>
             <w:proofErr w:type="spellStart"/>
-            <w:proofErr w:type="gramStart"/>
             <w:r>
               <w:t>its</w:t>
             </w:r>
             <w:proofErr w:type="spellEnd"/>
-            <w:proofErr w:type="gramEnd"/>
             <w:r>
               <w:t xml:space="preserve"> an error, the problem must be stated. If successful, the user must be notified</w:t>
             </w:r>
@@ -10893,12 +10953,10 @@
               <w:t xml:space="preserve">Upon submission attempt, the user must receive feedback. If </w:t>
             </w:r>
             <w:proofErr w:type="spellStart"/>
-            <w:proofErr w:type="gramStart"/>
             <w:r>
               <w:t>its</w:t>
             </w:r>
             <w:proofErr w:type="spellEnd"/>
-            <w:proofErr w:type="gramEnd"/>
             <w:r>
               <w:t xml:space="preserve"> an error, the problem must be stated. If successful, the user must be notified</w:t>
             </w:r>
@@ -11035,15 +11093,7 @@
           </w:tcPr>
           <w:p>
             <w:r>
-              <w:t xml:space="preserve">On selection, requests must be </w:t>
-            </w:r>
-            <w:proofErr w:type="gramStart"/>
-            <w:r>
-              <w:t>categorise</w:t>
-            </w:r>
-            <w:proofErr w:type="gramEnd"/>
-            <w:r>
-              <w:t xml:space="preserve"> according to date submitted, date changed, or alphabetical order.</w:t>
+              <w:t>On selection, requests must be categorise according to date submitted, date changed, or alphabetical order.</w:t>
             </w:r>
           </w:p>
         </w:tc>
@@ -11999,23 +12049,7 @@
           </w:tcPr>
           <w:p>
             <w:r>
-              <w:t xml:space="preserve">The views should provide enough information </w:t>
-            </w:r>
-            <w:proofErr w:type="gramStart"/>
-            <w:r>
-              <w:t>in order to</w:t>
-            </w:r>
-            <w:proofErr w:type="gramEnd"/>
-            <w:r>
-              <w:t xml:space="preserve"> make relevant decisions. Examples </w:t>
-            </w:r>
-            <w:proofErr w:type="gramStart"/>
-            <w:r>
-              <w:t>being:</w:t>
-            </w:r>
-            <w:proofErr w:type="gramEnd"/>
-            <w:r>
-              <w:t xml:space="preserve"> category, status, time submitted, who is assigned to the request.</w:t>
+              <w:t>The views should provide enough information in order to make relevant decisions. Examples being: category, status, time submitted, who is assigned to the request.</w:t>
             </w:r>
           </w:p>
         </w:tc>
@@ -13517,15 +13551,7 @@
           </w:tcPr>
           <w:p>
             <w:r>
-              <w:t xml:space="preserve">Requests will have to be resolved within a set amount of time. Early estimates </w:t>
-            </w:r>
-            <w:proofErr w:type="gramStart"/>
-            <w:r>
-              <w:t>sets</w:t>
-            </w:r>
-            <w:proofErr w:type="gramEnd"/>
-            <w:r>
-              <w:t xml:space="preserve"> it at within 7 days.</w:t>
+              <w:t>Requests will have to be resolved within a set amount of time. Early estimates sets it at within 7 days.</w:t>
             </w:r>
           </w:p>
         </w:tc>
@@ -13661,15 +13687,7 @@
           </w:tcPr>
           <w:p>
             <w:r>
-              <w:t xml:space="preserve">Management should have access to the additional information given by the staff members </w:t>
-            </w:r>
-            <w:proofErr w:type="gramStart"/>
-            <w:r>
-              <w:t>in order to</w:t>
-            </w:r>
-            <w:proofErr w:type="gramEnd"/>
-            <w:r>
-              <w:t xml:space="preserve"> review the resolved requests. Basic analysis features, such as average </w:t>
+              <w:t xml:space="preserve">Management should have access to the additional information given by the staff members in order to review the resolved requests. Basic analysis features, such as average </w:t>
             </w:r>
             <w:r>
               <w:lastRenderedPageBreak/>
@@ -15669,15 +15687,7 @@
           </w:tcPr>
           <w:p>
             <w:r>
-              <w:t xml:space="preserve">The business </w:t>
-            </w:r>
-            <w:proofErr w:type="gramStart"/>
-            <w:r>
-              <w:t>need</w:t>
-            </w:r>
-            <w:proofErr w:type="gramEnd"/>
-            <w:r>
-              <w:t xml:space="preserve"> explicitly names 'weak accountability for changes to request status' as a current problem; the data model must capture who changed what and when from the outset.</w:t>
+              <w:t>The business need explicitly names 'weak accountability for changes to request status' as a current problem; the data model must capture who changed what and when from the outset.</w:t>
             </w:r>
           </w:p>
         </w:tc>
@@ -16553,23 +16563,7 @@
           </w:tcPr>
           <w:p>
             <w:r>
-              <w:t xml:space="preserve">(a) Store only </w:t>
-            </w:r>
-            <w:proofErr w:type="gramStart"/>
-            <w:r>
-              <w:t>current status</w:t>
-            </w:r>
-            <w:proofErr w:type="gramEnd"/>
-            <w:r>
-              <w:t xml:space="preserve">; (b) Store </w:t>
-            </w:r>
-            <w:proofErr w:type="gramStart"/>
-            <w:r>
-              <w:t>current status</w:t>
-            </w:r>
-            <w:proofErr w:type="gramEnd"/>
-            <w:r>
-              <w:t xml:space="preserve"> plus a full append-only status-change history.</w:t>
+              <w:t>(a) Store only current status; (b) Store current status plus a full append-only status-change history.</w:t>
             </w:r>
           </w:p>
         </w:tc>
@@ -16915,15 +16909,7 @@
           </w:tcPr>
           <w:p>
             <w:r>
-              <w:t xml:space="preserve">Not applicable </w:t>
-            </w:r>
-            <w:proofErr w:type="gramStart"/>
-            <w:r>
-              <w:t>at this time</w:t>
-            </w:r>
-            <w:proofErr w:type="gramEnd"/>
-            <w:r>
-              <w:t>.</w:t>
+              <w:t>Not applicable at this time.</w:t>
             </w:r>
           </w:p>
         </w:tc>
@@ -16939,15 +16925,7 @@
           </w:tcPr>
           <w:p>
             <w:r>
-              <w:t xml:space="preserve">Not applicable </w:t>
-            </w:r>
-            <w:proofErr w:type="gramStart"/>
-            <w:r>
-              <w:t>at this time</w:t>
-            </w:r>
-            <w:proofErr w:type="gramEnd"/>
-            <w:r>
-              <w:t>.</w:t>
+              <w:t>Not applicable at this time.</w:t>
             </w:r>
           </w:p>
         </w:tc>
@@ -16995,15 +16973,7 @@
           </w:tcPr>
           <w:p>
             <w:r>
-              <w:t xml:space="preserve">Not applicable </w:t>
-            </w:r>
-            <w:proofErr w:type="gramStart"/>
-            <w:r>
-              <w:t>at this time</w:t>
-            </w:r>
-            <w:proofErr w:type="gramEnd"/>
-            <w:r>
-              <w:t>.</w:t>
+              <w:t>Not applicable at this time.</w:t>
             </w:r>
           </w:p>
         </w:tc>
@@ -17041,15 +17011,7 @@
           </w:tcPr>
           <w:p>
             <w:r>
-              <w:t xml:space="preserve">Not applicable </w:t>
-            </w:r>
-            <w:proofErr w:type="gramStart"/>
-            <w:r>
-              <w:t>at this time</w:t>
-            </w:r>
-            <w:proofErr w:type="gramEnd"/>
-            <w:r>
-              <w:t>.</w:t>
+              <w:t>Not applicable at this time.</w:t>
             </w:r>
           </w:p>
         </w:tc>
@@ -17065,15 +17027,7 @@
           </w:tcPr>
           <w:p>
             <w:r>
-              <w:t xml:space="preserve">Not applicable </w:t>
-            </w:r>
-            <w:proofErr w:type="gramStart"/>
-            <w:r>
-              <w:t>at this time</w:t>
-            </w:r>
-            <w:proofErr w:type="gramEnd"/>
-            <w:r>
-              <w:t>.</w:t>
+              <w:t>Not applicable at this time.</w:t>
             </w:r>
           </w:p>
         </w:tc>
@@ -17123,15 +17077,7 @@
           </w:tcPr>
           <w:p>
             <w:r>
-              <w:t xml:space="preserve">Not applicable </w:t>
-            </w:r>
-            <w:proofErr w:type="gramStart"/>
-            <w:r>
-              <w:t>at this time</w:t>
-            </w:r>
-            <w:proofErr w:type="gramEnd"/>
-            <w:r>
-              <w:t>.</w:t>
+              <w:t>Not applicable at this time.</w:t>
             </w:r>
           </w:p>
         </w:tc>
@@ -17147,15 +17093,7 @@
           </w:tcPr>
           <w:p>
             <w:r>
-              <w:t xml:space="preserve">Not applicable </w:t>
-            </w:r>
-            <w:proofErr w:type="gramStart"/>
-            <w:r>
-              <w:t>at this time</w:t>
-            </w:r>
-            <w:proofErr w:type="gramEnd"/>
-            <w:r>
-              <w:t>.</w:t>
+              <w:t>Not applicable at this time.</w:t>
             </w:r>
           </w:p>
         </w:tc>
@@ -17203,15 +17141,7 @@
           </w:tcPr>
           <w:p>
             <w:r>
-              <w:t xml:space="preserve">Not applicable </w:t>
-            </w:r>
-            <w:proofErr w:type="gramStart"/>
-            <w:r>
-              <w:t>at this time</w:t>
-            </w:r>
-            <w:proofErr w:type="gramEnd"/>
-            <w:r>
-              <w:t>.</w:t>
+              <w:t>Not applicable at this time.</w:t>
             </w:r>
           </w:p>
         </w:tc>
@@ -17243,15 +17173,7 @@
           </w:tcPr>
           <w:p>
             <w:r>
-              <w:t xml:space="preserve">Not applicable </w:t>
-            </w:r>
-            <w:proofErr w:type="gramStart"/>
-            <w:r>
-              <w:t>at this time</w:t>
-            </w:r>
-            <w:proofErr w:type="gramEnd"/>
-            <w:r>
-              <w:t>.</w:t>
+              <w:t>Not applicable at this time.</w:t>
             </w:r>
           </w:p>
         </w:tc>
@@ -17267,15 +17189,7 @@
           </w:tcPr>
           <w:p>
             <w:r>
-              <w:t xml:space="preserve">Not applicable </w:t>
-            </w:r>
-            <w:proofErr w:type="gramStart"/>
-            <w:r>
-              <w:t>at this time</w:t>
-            </w:r>
-            <w:proofErr w:type="gramEnd"/>
-            <w:r>
-              <w:t>.</w:t>
+              <w:t>Not applicable at this time.</w:t>
             </w:r>
           </w:p>
         </w:tc>
@@ -17574,18 +17488,13 @@
           </w:tcPr>
           <w:p>
             <w:r>
-              <w:t xml:space="preserve">Secrets/credentials policy in place </w:t>
-            </w:r>
-            <w:proofErr w:type="gramStart"/>
-            <w:r>
-              <w:t>(.</w:t>
+              <w:t>Secrets/credentials policy in place (.</w:t>
             </w:r>
             <w:proofErr w:type="spellStart"/>
             <w:r>
               <w:t>gitignore</w:t>
             </w:r>
             <w:proofErr w:type="spellEnd"/>
-            <w:proofErr w:type="gramEnd"/>
             <w:r>
               <w:t>, no committed keys)</w:t>
             </w:r>
@@ -18392,15 +18301,7 @@
           </w:tcPr>
           <w:p>
             <w:r>
-              <w:t xml:space="preserve">Not </w:t>
-            </w:r>
-            <w:proofErr w:type="gramStart"/>
-            <w:r>
-              <w:t>all of</w:t>
-            </w:r>
-            <w:proofErr w:type="gramEnd"/>
-            <w:r>
-              <w:t xml:space="preserve"> the explanations were relevant to the project</w:t>
+              <w:t>Not all of the explanations were relevant to the project</w:t>
             </w:r>
           </w:p>
         </w:tc>

--- a/SEN381_Milestone1_V1.2 - conditionally accepted.docx
+++ b/SEN381_Milestone1_V1.2 - conditionally accepted.docx
@@ -4453,9 +4453,6 @@
               <w:lastRenderedPageBreak/>
               <w:t>Lecturer</w:t>
             </w:r>
-            <w:r>
-              <w:t xml:space="preserve"> / Assessor</w:t>
-            </w:r>
           </w:p>
         </w:tc>
         <w:tc>
@@ -4816,6 +4813,309 @@
         <w:t>.</w:t>
       </w:r>
     </w:p>
+    <w:p>
+      <w:pPr>
+        <w:pStyle w:val="Heading1"/>
+      </w:pPr>
+      <w:r>
+        <w:t>4. Constraints</w:t>
+      </w:r>
+    </w:p>
+    <w:p/>
+    <w:tbl>
+      <w:tblPr>
+        <w:tblW w:w="7658" w:type="dxa"/>
+        <w:tblBorders>
+          <w:top w:val="single" w:sz="4" w:space="0" w:color="auto"/>
+          <w:left w:val="single" w:sz="4" w:space="0" w:color="auto"/>
+          <w:bottom w:val="single" w:sz="4" w:space="0" w:color="auto"/>
+          <w:right w:val="single" w:sz="4" w:space="0" w:color="auto"/>
+          <w:insideH w:val="single" w:sz="4" w:space="0" w:color="auto"/>
+          <w:insideV w:val="single" w:sz="4" w:space="0" w:color="auto"/>
+        </w:tblBorders>
+        <w:tblCellMar>
+          <w:left w:w="10" w:type="dxa"/>
+          <w:right w:w="10" w:type="dxa"/>
+        </w:tblCellMar>
+        <w:tblLook w:val="04A0" w:firstRow="1" w:lastRow="0" w:firstColumn="1" w:lastColumn="0" w:noHBand="0" w:noVBand="1"/>
+      </w:tblPr>
+      <w:tblGrid>
+        <w:gridCol w:w="889"/>
+        <w:gridCol w:w="2051"/>
+        <w:gridCol w:w="4718"/>
+      </w:tblGrid>
+      <w:tr>
+        <w:trPr>
+          <w:tblHeader/>
+        </w:trPr>
+        <w:tc>
+          <w:tcPr>
+            <w:tcW w:w="889" w:type="dxa"/>
+            <w:shd w:val="clear" w:color="auto" w:fill="1F3864"/>
+            <w:tcMar>
+              <w:top w:w="80" w:type="dxa"/>
+              <w:left w:w="100" w:type="dxa"/>
+              <w:bottom w:w="80" w:type="dxa"/>
+              <w:right w:w="100" w:type="dxa"/>
+            </w:tcMar>
+          </w:tcPr>
+          <w:p>
+            <w:pPr>
+              <w:rPr>
+                <w:sz w:val="20"/>
+                <w:szCs w:val="20"/>
+              </w:rPr>
+            </w:pPr>
+            <w:r>
+              <w:rPr>
+                <w:b/>
+                <w:bCs/>
+                <w:color w:val="FFFFFF"/>
+                <w:sz w:val="18"/>
+                <w:szCs w:val="18"/>
+              </w:rPr>
+              <w:lastRenderedPageBreak/>
+              <w:t>ID</w:t>
+            </w:r>
+          </w:p>
+        </w:tc>
+        <w:tc>
+          <w:tcPr>
+            <w:tcW w:w="2051" w:type="dxa"/>
+            <w:shd w:val="clear" w:color="auto" w:fill="1F3864"/>
+            <w:tcMar>
+              <w:top w:w="80" w:type="dxa"/>
+              <w:left w:w="100" w:type="dxa"/>
+              <w:bottom w:w="80" w:type="dxa"/>
+              <w:right w:w="100" w:type="dxa"/>
+            </w:tcMar>
+          </w:tcPr>
+          <w:p>
+            <w:r>
+              <w:rPr>
+                <w:b/>
+                <w:bCs/>
+                <w:color w:val="FFFFFF"/>
+                <w:sz w:val="20"/>
+                <w:szCs w:val="20"/>
+              </w:rPr>
+              <w:t>Constraint</w:t>
+            </w:r>
+          </w:p>
+        </w:tc>
+        <w:tc>
+          <w:tcPr>
+            <w:tcW w:w="4718" w:type="dxa"/>
+            <w:shd w:val="clear" w:color="auto" w:fill="1F3864"/>
+            <w:tcMar>
+              <w:top w:w="80" w:type="dxa"/>
+              <w:left w:w="100" w:type="dxa"/>
+              <w:bottom w:w="80" w:type="dxa"/>
+              <w:right w:w="100" w:type="dxa"/>
+            </w:tcMar>
+          </w:tcPr>
+          <w:p>
+            <w:r>
+              <w:rPr>
+                <w:b/>
+                <w:bCs/>
+                <w:sz w:val="20"/>
+                <w:szCs w:val="20"/>
+              </w:rPr>
+              <w:t>Rationale</w:t>
+            </w:r>
+            <w:r>
+              <w:rPr>
+                <w:b/>
+                <w:bCs/>
+                <w:sz w:val="20"/>
+                <w:szCs w:val="20"/>
+              </w:rPr>
+              <w:t>/Source</w:t>
+            </w:r>
+          </w:p>
+        </w:tc>
+      </w:tr>
+      <w:tr>
+        <w:tc>
+          <w:tcPr>
+            <w:tcW w:w="889" w:type="dxa"/>
+            <w:tcMar>
+              <w:top w:w="80" w:type="dxa"/>
+              <w:left w:w="100" w:type="dxa"/>
+              <w:bottom w:w="80" w:type="dxa"/>
+              <w:right w:w="100" w:type="dxa"/>
+            </w:tcMar>
+          </w:tcPr>
+          <w:p>
+            <w:r>
+              <w:t>CON-001</w:t>
+            </w:r>
+          </w:p>
+        </w:tc>
+        <w:tc>
+          <w:tcPr>
+            <w:tcW w:w="2051" w:type="dxa"/>
+            <w:tcMar>
+              <w:top w:w="80" w:type="dxa"/>
+              <w:left w:w="100" w:type="dxa"/>
+              <w:bottom w:w="80" w:type="dxa"/>
+              <w:right w:w="100" w:type="dxa"/>
+            </w:tcMar>
+          </w:tcPr>
+          <w:p>
+            <w:r>
+              <w:t>Must run on most devices that support web browsers</w:t>
+            </w:r>
+          </w:p>
+        </w:tc>
+        <w:tc>
+          <w:tcPr>
+            <w:tcW w:w="4718" w:type="dxa"/>
+            <w:tcMar>
+              <w:top w:w="80" w:type="dxa"/>
+              <w:left w:w="100" w:type="dxa"/>
+              <w:bottom w:w="80" w:type="dxa"/>
+              <w:right w:w="100" w:type="dxa"/>
+            </w:tcMar>
+          </w:tcPr>
+          <w:p/>
+        </w:tc>
+      </w:tr>
+      <w:tr>
+        <w:tc>
+          <w:tcPr>
+            <w:tcW w:w="889" w:type="dxa"/>
+            <w:tcMar>
+              <w:top w:w="80" w:type="dxa"/>
+              <w:left w:w="100" w:type="dxa"/>
+              <w:bottom w:w="80" w:type="dxa"/>
+              <w:right w:w="100" w:type="dxa"/>
+            </w:tcMar>
+          </w:tcPr>
+          <w:p>
+            <w:r>
+              <w:t>CON-002</w:t>
+            </w:r>
+          </w:p>
+        </w:tc>
+        <w:tc>
+          <w:tcPr>
+            <w:tcW w:w="2051" w:type="dxa"/>
+            <w:tcMar>
+              <w:top w:w="80" w:type="dxa"/>
+              <w:left w:w="100" w:type="dxa"/>
+              <w:bottom w:w="80" w:type="dxa"/>
+              <w:right w:w="100" w:type="dxa"/>
+            </w:tcMar>
+          </w:tcPr>
+          <w:p>
+            <w:r>
+              <w:rPr>
+                <w:sz w:val="20"/>
+                <w:szCs w:val="20"/>
+              </w:rPr>
+              <w:t>Must use a relational database (SQL)</w:t>
+            </w:r>
+          </w:p>
+        </w:tc>
+        <w:tc>
+          <w:tcPr>
+            <w:tcW w:w="4718" w:type="dxa"/>
+            <w:tcMar>
+              <w:top w:w="80" w:type="dxa"/>
+              <w:left w:w="100" w:type="dxa"/>
+              <w:bottom w:w="80" w:type="dxa"/>
+              <w:right w:w="100" w:type="dxa"/>
+            </w:tcMar>
+          </w:tcPr>
+          <w:p/>
+        </w:tc>
+      </w:tr>
+      <w:tr>
+        <w:tc>
+          <w:tcPr>
+            <w:tcW w:w="889" w:type="dxa"/>
+            <w:tcMar>
+              <w:top w:w="80" w:type="dxa"/>
+              <w:left w:w="100" w:type="dxa"/>
+              <w:bottom w:w="80" w:type="dxa"/>
+              <w:right w:w="100" w:type="dxa"/>
+            </w:tcMar>
+          </w:tcPr>
+          <w:p>
+            <w:r>
+              <w:t>CON-003</w:t>
+            </w:r>
+          </w:p>
+        </w:tc>
+        <w:tc>
+          <w:tcPr>
+            <w:tcW w:w="2051" w:type="dxa"/>
+            <w:tcMar>
+              <w:top w:w="80" w:type="dxa"/>
+              <w:left w:w="100" w:type="dxa"/>
+              <w:bottom w:w="80" w:type="dxa"/>
+              <w:right w:w="100" w:type="dxa"/>
+            </w:tcMar>
+          </w:tcPr>
+          <w:p>
+            <w:pPr>
+              <w:rPr>
+                <w:sz w:val="20"/>
+                <w:szCs w:val="20"/>
+              </w:rPr>
+            </w:pPr>
+            <w:r>
+              <w:rPr>
+                <w:sz w:val="20"/>
+                <w:szCs w:val="20"/>
+              </w:rPr>
+              <w:t>Source code managed in GitHub under protected-main branching strategy</w:t>
+            </w:r>
+          </w:p>
+        </w:tc>
+        <w:tc>
+          <w:tcPr>
+            <w:tcW w:w="4718" w:type="dxa"/>
+            <w:tcMar>
+              <w:top w:w="80" w:type="dxa"/>
+              <w:left w:w="100" w:type="dxa"/>
+              <w:bottom w:w="80" w:type="dxa"/>
+              <w:right w:w="100" w:type="dxa"/>
+            </w:tcMar>
+          </w:tcPr>
+          <w:p>
+            <w:r>
+              <w:t xml:space="preserve">Assignment 2 showed the benefit of using CI software and we will be using </w:t>
+            </w:r>
+            <w:r>
+              <w:rPr>
+                <w:sz w:val="20"/>
+                <w:szCs w:val="20"/>
+              </w:rPr>
+              <w:t>2-reviewe</w:t>
+            </w:r>
+            <w:r>
+              <w:rPr>
+                <w:sz w:val="20"/>
+                <w:szCs w:val="20"/>
+              </w:rPr>
+              <w:t>r</w:t>
+            </w:r>
+            <w:r>
+              <w:rPr>
+                <w:sz w:val="20"/>
+                <w:szCs w:val="20"/>
+              </w:rPr>
+              <w:t xml:space="preserve"> policy</w:t>
+            </w:r>
+          </w:p>
+        </w:tc>
+      </w:tr>
+    </w:tbl>
+    <w:p/>
+    <w:p/>
     <w:p>
       <w:r>
         <w:br w:type="page"/>

--- a/SEN381_Milestone1_V1.2 - conditionally accepted.docx
+++ b/SEN381_Milestone1_V1.2 - conditionally accepted.docx
@@ -3146,6 +3146,141 @@
           </w:p>
         </w:tc>
       </w:tr>
+      <w:tr>
+        <w:trPr>
+          <w:trHeight w:val="1560"/>
+        </w:trPr>
+        <w:tc>
+          <w:tcPr>
+            <w:tcW w:w="1400" w:type="dxa"/>
+          </w:tcPr>
+          <w:p>
+            <w:pPr>
+              <w:rPr>
+                <w:iCs/>
+              </w:rPr>
+            </w:pPr>
+            <w:r>
+              <w:rPr>
+                <w:iCs/>
+              </w:rPr>
+              <w:t xml:space="preserve"> 1.2</w:t>
+            </w:r>
+          </w:p>
+        </w:tc>
+        <w:tc>
+          <w:tcPr>
+            <w:tcW w:w="1400" w:type="dxa"/>
+          </w:tcPr>
+          <w:p>
+            <w:pPr>
+              <w:rPr>
+                <w:iCs/>
+              </w:rPr>
+            </w:pPr>
+            <w:r>
+              <w:rPr>
+                <w:iCs/>
+              </w:rPr>
+              <w:t xml:space="preserve"> 22/09/2026</w:t>
+            </w:r>
+          </w:p>
+        </w:tc>
+        <w:tc>
+          <w:tcPr>
+            <w:tcW w:w="2600" w:type="dxa"/>
+          </w:tcPr>
+          <w:p>
+            <w:pPr>
+              <w:rPr>
+                <w:iCs/>
+              </w:rPr>
+            </w:pPr>
+            <w:r>
+              <w:rPr>
+                <w:iCs/>
+              </w:rPr>
+              <w:t xml:space="preserve"> Michael</w:t>
+            </w:r>
+          </w:p>
+        </w:tc>
+        <w:tc>
+          <w:tcPr>
+            <w:tcW w:w="3400" w:type="dxa"/>
+          </w:tcPr>
+          <w:p>
+            <w:pPr>
+              <w:rPr>
+                <w:iCs/>
+              </w:rPr>
+            </w:pPr>
+            <w:r>
+              <w:rPr>
+                <w:iCs/>
+              </w:rPr>
+              <w:t>Fixed minor spelling mistakes.</w:t>
+            </w:r>
+          </w:p>
+          <w:p>
+            <w:pPr>
+              <w:rPr>
+                <w:iCs/>
+              </w:rPr>
+            </w:pPr>
+            <w:r>
+              <w:rPr>
+                <w:iCs/>
+              </w:rPr>
+              <w:t>Section 2: Added the lecturer as stakeholder.</w:t>
+            </w:r>
+            <w:r>
+              <w:rPr>
+                <w:iCs/>
+              </w:rPr>
+              <w:br/>
+              <w:t>section3: expanded explanation on WhatsApp’s exclusion. Included reasoning behind excluding multi-language support, and why data is kept for 5 years.</w:t>
+            </w:r>
+          </w:p>
+          <w:p>
+            <w:pPr>
+              <w:rPr>
+                <w:iCs/>
+              </w:rPr>
+            </w:pPr>
+            <w:r>
+              <w:rPr>
+                <w:iCs/>
+              </w:rPr>
+              <w:t>Section 5: rationale now has citation to support the reasoning.</w:t>
+            </w:r>
+          </w:p>
+          <w:p>
+            <w:pPr>
+              <w:rPr>
+                <w:iCs/>
+              </w:rPr>
+            </w:pPr>
+            <w:r>
+              <w:rPr>
+                <w:iCs/>
+              </w:rPr>
+              <w:t>Section 6: fixed a missing functional requirement.</w:t>
+            </w:r>
+          </w:p>
+        </w:tc>
+        <w:tc>
+          <w:tcPr>
+            <w:tcW w:w="1600" w:type="dxa"/>
+          </w:tcPr>
+          <w:p>
+            <w:pPr>
+              <w:rPr>
+                <w:iCs/>
+              </w:rPr>
+            </w:pPr>
+          </w:p>
+        </w:tc>
+      </w:tr>
     </w:tbl>
     <w:p>
       <w:pPr>
@@ -3499,6 +3634,7 @@
     </w:tbl>
     <w:p>
       <w:r>
+        <w:lastRenderedPageBreak/>
         <w:br w:type="page"/>
       </w:r>
     </w:p>
@@ -4922,18 +5058,105 @@
                 <w:sz w:val="20"/>
                 <w:szCs w:val="20"/>
               </w:rPr>
-              <w:t>Rationale</w:t>
-            </w:r>
-            <w:r>
-              <w:rPr>
-                <w:b/>
-                <w:bCs/>
+              <w:t>Rationale/Source</w:t>
+            </w:r>
+          </w:p>
+        </w:tc>
+      </w:tr>
+      <w:tr>
+        <w:tc>
+          <w:tcPr>
+            <w:tcW w:w="889" w:type="dxa"/>
+            <w:tcMar>
+              <w:top w:w="80" w:type="dxa"/>
+              <w:left w:w="100" w:type="dxa"/>
+              <w:bottom w:w="80" w:type="dxa"/>
+              <w:right w:w="100" w:type="dxa"/>
+            </w:tcMar>
+          </w:tcPr>
+          <w:p>
+            <w:r>
+              <w:t>CON-001</w:t>
+            </w:r>
+          </w:p>
+        </w:tc>
+        <w:tc>
+          <w:tcPr>
+            <w:tcW w:w="2051" w:type="dxa"/>
+            <w:tcMar>
+              <w:top w:w="80" w:type="dxa"/>
+              <w:left w:w="100" w:type="dxa"/>
+              <w:bottom w:w="80" w:type="dxa"/>
+              <w:right w:w="100" w:type="dxa"/>
+            </w:tcMar>
+          </w:tcPr>
+          <w:p>
+            <w:r>
+              <w:t>Must run on most devices that support web browsers</w:t>
+            </w:r>
+          </w:p>
+        </w:tc>
+        <w:tc>
+          <w:tcPr>
+            <w:tcW w:w="4718" w:type="dxa"/>
+            <w:tcMar>
+              <w:top w:w="80" w:type="dxa"/>
+              <w:left w:w="100" w:type="dxa"/>
+              <w:bottom w:w="80" w:type="dxa"/>
+              <w:right w:w="100" w:type="dxa"/>
+            </w:tcMar>
+          </w:tcPr>
+          <w:p/>
+        </w:tc>
+      </w:tr>
+      <w:tr>
+        <w:tc>
+          <w:tcPr>
+            <w:tcW w:w="889" w:type="dxa"/>
+            <w:tcMar>
+              <w:top w:w="80" w:type="dxa"/>
+              <w:left w:w="100" w:type="dxa"/>
+              <w:bottom w:w="80" w:type="dxa"/>
+              <w:right w:w="100" w:type="dxa"/>
+            </w:tcMar>
+          </w:tcPr>
+          <w:p>
+            <w:r>
+              <w:t>CON-002</w:t>
+            </w:r>
+          </w:p>
+        </w:tc>
+        <w:tc>
+          <w:tcPr>
+            <w:tcW w:w="2051" w:type="dxa"/>
+            <w:tcMar>
+              <w:top w:w="80" w:type="dxa"/>
+              <w:left w:w="100" w:type="dxa"/>
+              <w:bottom w:w="80" w:type="dxa"/>
+              <w:right w:w="100" w:type="dxa"/>
+            </w:tcMar>
+          </w:tcPr>
+          <w:p>
+            <w:r>
+              <w:rPr>
                 <w:sz w:val="20"/>
                 <w:szCs w:val="20"/>
               </w:rPr>
-              <w:t>/Source</w:t>
-            </w:r>
-          </w:p>
+              <w:t>Must use a relational database (SQL)</w:t>
+            </w:r>
+          </w:p>
+        </w:tc>
+        <w:tc>
+          <w:tcPr>
+            <w:tcW w:w="4718" w:type="dxa"/>
+            <w:tcMar>
+              <w:top w:w="80" w:type="dxa"/>
+              <w:left w:w="100" w:type="dxa"/>
+              <w:bottom w:w="80" w:type="dxa"/>
+              <w:right w:w="100" w:type="dxa"/>
+            </w:tcMar>
+          </w:tcPr>
+          <w:p/>
         </w:tc>
       </w:tr>
       <w:tr>
@@ -4949,7 +5172,7 @@
           </w:tcPr>
           <w:p>
             <w:r>
-              <w:t>CON-001</w:t>
+              <w:t>CON-003</w:t>
             </w:r>
           </w:p>
         </w:tc>
@@ -4964,151 +5187,41 @@
             </w:tcMar>
           </w:tcPr>
           <w:p>
-            <w:r>
-              <w:t>Must run on most devices that support web browsers</w:t>
-            </w:r>
-          </w:p>
-        </w:tc>
-        <w:tc>
-          <w:tcPr>
-            <w:tcW w:w="4718" w:type="dxa"/>
-            <w:tcMar>
-              <w:top w:w="80" w:type="dxa"/>
-              <w:left w:w="100" w:type="dxa"/>
-              <w:bottom w:w="80" w:type="dxa"/>
-              <w:right w:w="100" w:type="dxa"/>
-            </w:tcMar>
-          </w:tcPr>
-          <w:p/>
-        </w:tc>
-      </w:tr>
-      <w:tr>
-        <w:tc>
-          <w:tcPr>
-            <w:tcW w:w="889" w:type="dxa"/>
-            <w:tcMar>
-              <w:top w:w="80" w:type="dxa"/>
-              <w:left w:w="100" w:type="dxa"/>
-              <w:bottom w:w="80" w:type="dxa"/>
-              <w:right w:w="100" w:type="dxa"/>
-            </w:tcMar>
-          </w:tcPr>
-          <w:p>
-            <w:r>
-              <w:t>CON-002</w:t>
-            </w:r>
-          </w:p>
-        </w:tc>
-        <w:tc>
-          <w:tcPr>
-            <w:tcW w:w="2051" w:type="dxa"/>
-            <w:tcMar>
-              <w:top w:w="80" w:type="dxa"/>
-              <w:left w:w="100" w:type="dxa"/>
-              <w:bottom w:w="80" w:type="dxa"/>
-              <w:right w:w="100" w:type="dxa"/>
-            </w:tcMar>
-          </w:tcPr>
-          <w:p>
-            <w:r>
+            <w:pPr>
               <w:rPr>
                 <w:sz w:val="20"/>
                 <w:szCs w:val="20"/>
               </w:rPr>
-              <w:t>Must use a relational database (SQL)</w:t>
-            </w:r>
-          </w:p>
-        </w:tc>
-        <w:tc>
-          <w:tcPr>
-            <w:tcW w:w="4718" w:type="dxa"/>
-            <w:tcMar>
-              <w:top w:w="80" w:type="dxa"/>
-              <w:left w:w="100" w:type="dxa"/>
-              <w:bottom w:w="80" w:type="dxa"/>
-              <w:right w:w="100" w:type="dxa"/>
-            </w:tcMar>
-          </w:tcPr>
-          <w:p/>
-        </w:tc>
-      </w:tr>
-      <w:tr>
-        <w:tc>
-          <w:tcPr>
-            <w:tcW w:w="889" w:type="dxa"/>
-            <w:tcMar>
-              <w:top w:w="80" w:type="dxa"/>
-              <w:left w:w="100" w:type="dxa"/>
-              <w:bottom w:w="80" w:type="dxa"/>
-              <w:right w:w="100" w:type="dxa"/>
-            </w:tcMar>
-          </w:tcPr>
-          <w:p>
-            <w:r>
-              <w:t>CON-003</w:t>
-            </w:r>
-          </w:p>
-        </w:tc>
-        <w:tc>
-          <w:tcPr>
-            <w:tcW w:w="2051" w:type="dxa"/>
-            <w:tcMar>
-              <w:top w:w="80" w:type="dxa"/>
-              <w:left w:w="100" w:type="dxa"/>
-              <w:bottom w:w="80" w:type="dxa"/>
-              <w:right w:w="100" w:type="dxa"/>
-            </w:tcMar>
-          </w:tcPr>
-          <w:p>
-            <w:pPr>
+            </w:pPr>
+            <w:r>
               <w:rPr>
                 <w:sz w:val="20"/>
                 <w:szCs w:val="20"/>
               </w:rPr>
-            </w:pPr>
+              <w:t>Source code managed in GitHub under protected-main branching strategy</w:t>
+            </w:r>
+          </w:p>
+        </w:tc>
+        <w:tc>
+          <w:tcPr>
+            <w:tcW w:w="4718" w:type="dxa"/>
+            <w:tcMar>
+              <w:top w:w="80" w:type="dxa"/>
+              <w:left w:w="100" w:type="dxa"/>
+              <w:bottom w:w="80" w:type="dxa"/>
+              <w:right w:w="100" w:type="dxa"/>
+            </w:tcMar>
+          </w:tcPr>
+          <w:p>
+            <w:r>
+              <w:t xml:space="preserve">Assignment 2 showed the benefit of using CI software and we will be using </w:t>
+            </w:r>
             <w:r>
               <w:rPr>
                 <w:sz w:val="20"/>
                 <w:szCs w:val="20"/>
               </w:rPr>
-              <w:t>Source code managed in GitHub under protected-main branching strategy</w:t>
-            </w:r>
-          </w:p>
-        </w:tc>
-        <w:tc>
-          <w:tcPr>
-            <w:tcW w:w="4718" w:type="dxa"/>
-            <w:tcMar>
-              <w:top w:w="80" w:type="dxa"/>
-              <w:left w:w="100" w:type="dxa"/>
-              <w:bottom w:w="80" w:type="dxa"/>
-              <w:right w:w="100" w:type="dxa"/>
-            </w:tcMar>
-          </w:tcPr>
-          <w:p>
-            <w:r>
-              <w:t xml:space="preserve">Assignment 2 showed the benefit of using CI software and we will be using </w:t>
-            </w:r>
-            <w:r>
-              <w:rPr>
-                <w:sz w:val="20"/>
-                <w:szCs w:val="20"/>
-              </w:rPr>
-              <w:t>2-reviewe</w:t>
-            </w:r>
-            <w:r>
-              <w:rPr>
-                <w:sz w:val="20"/>
-                <w:szCs w:val="20"/>
-              </w:rPr>
-              <w:t>r</w:t>
-            </w:r>
-            <w:r>
-              <w:rPr>
-                <w:sz w:val="20"/>
-                <w:szCs w:val="20"/>
-              </w:rPr>
-              <w:t xml:space="preserve"> policy</w:t>
+              <w:t>2-reviewer policy</w:t>
             </w:r>
           </w:p>
         </w:tc>

--- a/SEN381_Milestone1_V1.2 - conditionally accepted.docx
+++ b/SEN381_Milestone1_V1.2 - conditionally accepted.docx
@@ -313,7 +313,7 @@
           <w:r>
             <w:fldChar w:fldCharType="separate"/>
           </w:r>
-          <w:hyperlink w:anchor="_Toc239883338" w:history="1">
+          <w:hyperlink w:anchor="_Toc240984138" w:history="1">
             <w:r>
               <w:rPr>
                 <w:rStyle w:val="Hyperlink"/>
@@ -340,7 +340,7 @@
                 <w:noProof/>
                 <w:webHidden/>
               </w:rPr>
-              <w:instrText xml:space="preserve"> PAGEREF _Toc239883338 \h </w:instrText>
+              <w:instrText xml:space="preserve"> PAGEREF _Toc240984138 \h </w:instrText>
             </w:r>
             <w:r>
               <w:rPr>
@@ -386,7 +386,7 @@
               <w14:ligatures w14:val="standardContextual"/>
             </w:rPr>
           </w:pPr>
-          <w:hyperlink w:anchor="_Toc239883339" w:history="1">
+          <w:hyperlink w:anchor="_Toc240984139" w:history="1">
             <w:r>
               <w:rPr>
                 <w:rStyle w:val="Hyperlink"/>
@@ -413,7 +413,7 @@
                 <w:noProof/>
                 <w:webHidden/>
               </w:rPr>
-              <w:instrText xml:space="preserve"> PAGEREF _Toc239883339 \h </w:instrText>
+              <w:instrText xml:space="preserve"> PAGEREF _Toc240984139 \h </w:instrText>
             </w:r>
             <w:r>
               <w:rPr>
@@ -459,7 +459,7 @@
               <w14:ligatures w14:val="standardContextual"/>
             </w:rPr>
           </w:pPr>
-          <w:hyperlink w:anchor="_Toc239883340" w:history="1">
+          <w:hyperlink w:anchor="_Toc240984140" w:history="1">
             <w:r>
               <w:rPr>
                 <w:rStyle w:val="Hyperlink"/>
@@ -486,7 +486,7 @@
                 <w:noProof/>
                 <w:webHidden/>
               </w:rPr>
-              <w:instrText xml:space="preserve"> PAGEREF _Toc239883340 \h </w:instrText>
+              <w:instrText xml:space="preserve"> PAGEREF _Toc240984140 \h </w:instrText>
             </w:r>
             <w:r>
               <w:rPr>
@@ -506,7 +506,7 @@
                 <w:noProof/>
                 <w:webHidden/>
               </w:rPr>
-              <w:t>4</w:t>
+              <w:t>5</w:t>
             </w:r>
             <w:r>
               <w:rPr>
@@ -532,7 +532,7 @@
               <w14:ligatures w14:val="standardContextual"/>
             </w:rPr>
           </w:pPr>
-          <w:hyperlink w:anchor="_Toc239883341" w:history="1">
+          <w:hyperlink w:anchor="_Toc240984141" w:history="1">
             <w:r>
               <w:rPr>
                 <w:rStyle w:val="Hyperlink"/>
@@ -559,7 +559,7 @@
                 <w:noProof/>
                 <w:webHidden/>
               </w:rPr>
-              <w:instrText xml:space="preserve"> PAGEREF _Toc239883341 \h </w:instrText>
+              <w:instrText xml:space="preserve"> PAGEREF _Toc240984141 \h </w:instrText>
             </w:r>
             <w:r>
               <w:rPr>
@@ -579,7 +579,7 @@
                 <w:noProof/>
                 <w:webHidden/>
               </w:rPr>
-              <w:t>4</w:t>
+              <w:t>5</w:t>
             </w:r>
             <w:r>
               <w:rPr>
@@ -605,7 +605,7 @@
               <w14:ligatures w14:val="standardContextual"/>
             </w:rPr>
           </w:pPr>
-          <w:hyperlink w:anchor="_Toc239883342" w:history="1">
+          <w:hyperlink w:anchor="_Toc240984142" w:history="1">
             <w:r>
               <w:rPr>
                 <w:rStyle w:val="Hyperlink"/>
@@ -632,7 +632,7 @@
                 <w:noProof/>
                 <w:webHidden/>
               </w:rPr>
-              <w:instrText xml:space="preserve"> PAGEREF _Toc239883342 \h </w:instrText>
+              <w:instrText xml:space="preserve"> PAGEREF _Toc240984142 \h </w:instrText>
             </w:r>
             <w:r>
               <w:rPr>
@@ -652,7 +652,7 @@
                 <w:noProof/>
                 <w:webHidden/>
               </w:rPr>
-              <w:t>4</w:t>
+              <w:t>5</w:t>
             </w:r>
             <w:r>
               <w:rPr>
@@ -678,7 +678,7 @@
               <w14:ligatures w14:val="standardContextual"/>
             </w:rPr>
           </w:pPr>
-          <w:hyperlink w:anchor="_Toc239883343" w:history="1">
+          <w:hyperlink w:anchor="_Toc240984143" w:history="1">
             <w:r>
               <w:rPr>
                 <w:rStyle w:val="Hyperlink"/>
@@ -705,7 +705,7 @@
                 <w:noProof/>
                 <w:webHidden/>
               </w:rPr>
-              <w:instrText xml:space="preserve"> PAGEREF _Toc239883343 \h </w:instrText>
+              <w:instrText xml:space="preserve"> PAGEREF _Toc240984143 \h </w:instrText>
             </w:r>
             <w:r>
               <w:rPr>
@@ -725,7 +725,7 @@
                 <w:noProof/>
                 <w:webHidden/>
               </w:rPr>
-              <w:t>4</w:t>
+              <w:t>5</w:t>
             </w:r>
             <w:r>
               <w:rPr>
@@ -751,7 +751,7 @@
               <w14:ligatures w14:val="standardContextual"/>
             </w:rPr>
           </w:pPr>
-          <w:hyperlink w:anchor="_Toc239883344" w:history="1">
+          <w:hyperlink w:anchor="_Toc240984144" w:history="1">
             <w:r>
               <w:rPr>
                 <w:rStyle w:val="Hyperlink"/>
@@ -778,7 +778,7 @@
                 <w:noProof/>
                 <w:webHidden/>
               </w:rPr>
-              <w:instrText xml:space="preserve"> PAGEREF _Toc239883344 \h </w:instrText>
+              <w:instrText xml:space="preserve"> PAGEREF _Toc240984144 \h </w:instrText>
             </w:r>
             <w:r>
               <w:rPr>
@@ -798,7 +798,7 @@
                 <w:noProof/>
                 <w:webHidden/>
               </w:rPr>
-              <w:t>4</w:t>
+              <w:t>5</w:t>
             </w:r>
             <w:r>
               <w:rPr>
@@ -824,7 +824,7 @@
               <w14:ligatures w14:val="standardContextual"/>
             </w:rPr>
           </w:pPr>
-          <w:hyperlink w:anchor="_Toc239883345" w:history="1">
+          <w:hyperlink w:anchor="_Toc240984145" w:history="1">
             <w:r>
               <w:rPr>
                 <w:rStyle w:val="Hyperlink"/>
@@ -851,7 +851,7 @@
                 <w:noProof/>
                 <w:webHidden/>
               </w:rPr>
-              <w:instrText xml:space="preserve"> PAGEREF _Toc239883345 \h </w:instrText>
+              <w:instrText xml:space="preserve"> PAGEREF _Toc240984145 \h </w:instrText>
             </w:r>
             <w:r>
               <w:rPr>
@@ -871,7 +871,7 @@
                 <w:noProof/>
                 <w:webHidden/>
               </w:rPr>
-              <w:t>5</w:t>
+              <w:t>6</w:t>
             </w:r>
             <w:r>
               <w:rPr>
@@ -897,7 +897,7 @@
               <w14:ligatures w14:val="standardContextual"/>
             </w:rPr>
           </w:pPr>
-          <w:hyperlink w:anchor="_Toc239883346" w:history="1">
+          <w:hyperlink w:anchor="_Toc240984146" w:history="1">
             <w:r>
               <w:rPr>
                 <w:rStyle w:val="Hyperlink"/>
@@ -924,7 +924,7 @@
                 <w:noProof/>
                 <w:webHidden/>
               </w:rPr>
-              <w:instrText xml:space="preserve"> PAGEREF _Toc239883346 \h </w:instrText>
+              <w:instrText xml:space="preserve"> PAGEREF _Toc240984146 \h </w:instrText>
             </w:r>
             <w:r>
               <w:rPr>
@@ -944,7 +944,7 @@
                 <w:noProof/>
                 <w:webHidden/>
               </w:rPr>
-              <w:t>5</w:t>
+              <w:t>6</w:t>
             </w:r>
             <w:r>
               <w:rPr>
@@ -970,7 +970,7 @@
               <w14:ligatures w14:val="standardContextual"/>
             </w:rPr>
           </w:pPr>
-          <w:hyperlink w:anchor="_Toc239883347" w:history="1">
+          <w:hyperlink w:anchor="_Toc240984147" w:history="1">
             <w:r>
               <w:rPr>
                 <w:rStyle w:val="Hyperlink"/>
@@ -997,7 +997,7 @@
                 <w:noProof/>
                 <w:webHidden/>
               </w:rPr>
-              <w:instrText xml:space="preserve"> PAGEREF _Toc239883347 \h </w:instrText>
+              <w:instrText xml:space="preserve"> PAGEREF _Toc240984147 \h </w:instrText>
             </w:r>
             <w:r>
               <w:rPr>
@@ -1017,7 +1017,7 @@
                 <w:noProof/>
                 <w:webHidden/>
               </w:rPr>
-              <w:t>5</w:t>
+              <w:t>6</w:t>
             </w:r>
             <w:r>
               <w:rPr>
@@ -1043,7 +1043,7 @@
               <w14:ligatures w14:val="standardContextual"/>
             </w:rPr>
           </w:pPr>
-          <w:hyperlink w:anchor="_Toc239883348" w:history="1">
+          <w:hyperlink w:anchor="_Toc240984148" w:history="1">
             <w:r>
               <w:rPr>
                 <w:rStyle w:val="Hyperlink"/>
@@ -1070,7 +1070,7 @@
                 <w:noProof/>
                 <w:webHidden/>
               </w:rPr>
-              <w:instrText xml:space="preserve"> PAGEREF _Toc239883348 \h </w:instrText>
+              <w:instrText xml:space="preserve"> PAGEREF _Toc240984148 \h </w:instrText>
             </w:r>
             <w:r>
               <w:rPr>
@@ -1090,7 +1090,7 @@
                 <w:noProof/>
                 <w:webHidden/>
               </w:rPr>
-              <w:t>5</w:t>
+              <w:t>6</w:t>
             </w:r>
             <w:r>
               <w:rPr>
@@ -1116,7 +1116,7 @@
               <w14:ligatures w14:val="standardContextual"/>
             </w:rPr>
           </w:pPr>
-          <w:hyperlink w:anchor="_Toc239883349" w:history="1">
+          <w:hyperlink w:anchor="_Toc240984149" w:history="1">
             <w:r>
               <w:rPr>
                 <w:rStyle w:val="Hyperlink"/>
@@ -1143,7 +1143,7 @@
                 <w:noProof/>
                 <w:webHidden/>
               </w:rPr>
-              <w:instrText xml:space="preserve"> PAGEREF _Toc239883349 \h </w:instrText>
+              <w:instrText xml:space="preserve"> PAGEREF _Toc240984149 \h </w:instrText>
             </w:r>
             <w:r>
               <w:rPr>
@@ -1163,7 +1163,7 @@
                 <w:noProof/>
                 <w:webHidden/>
               </w:rPr>
-              <w:t>5</w:t>
+              <w:t>6</w:t>
             </w:r>
             <w:r>
               <w:rPr>
@@ -1189,7 +1189,7 @@
               <w14:ligatures w14:val="standardContextual"/>
             </w:rPr>
           </w:pPr>
-          <w:hyperlink w:anchor="_Toc239883350" w:history="1">
+          <w:hyperlink w:anchor="_Toc240984150" w:history="1">
             <w:r>
               <w:rPr>
                 <w:rStyle w:val="Hyperlink"/>
@@ -1216,7 +1216,7 @@
                 <w:noProof/>
                 <w:webHidden/>
               </w:rPr>
-              <w:instrText xml:space="preserve"> PAGEREF _Toc239883350 \h </w:instrText>
+              <w:instrText xml:space="preserve"> PAGEREF _Toc240984150 \h </w:instrText>
             </w:r>
             <w:r>
               <w:rPr>
@@ -1236,7 +1236,7 @@
                 <w:noProof/>
                 <w:webHidden/>
               </w:rPr>
-              <w:t>6</w:t>
+              <w:t>7</w:t>
             </w:r>
             <w:r>
               <w:rPr>
@@ -1262,7 +1262,7 @@
               <w14:ligatures w14:val="standardContextual"/>
             </w:rPr>
           </w:pPr>
-          <w:hyperlink w:anchor="_Toc239883351" w:history="1">
+          <w:hyperlink w:anchor="_Toc240984151" w:history="1">
             <w:r>
               <w:rPr>
                 <w:rStyle w:val="Hyperlink"/>
@@ -1289,7 +1289,7 @@
                 <w:noProof/>
                 <w:webHidden/>
               </w:rPr>
-              <w:instrText xml:space="preserve"> PAGEREF _Toc239883351 \h </w:instrText>
+              <w:instrText xml:space="preserve"> PAGEREF _Toc240984151 \h </w:instrText>
             </w:r>
             <w:r>
               <w:rPr>
@@ -1309,7 +1309,7 @@
                 <w:noProof/>
                 <w:webHidden/>
               </w:rPr>
-              <w:t>6</w:t>
+              <w:t>7</w:t>
             </w:r>
             <w:r>
               <w:rPr>
@@ -1335,7 +1335,7 @@
               <w14:ligatures w14:val="standardContextual"/>
             </w:rPr>
           </w:pPr>
-          <w:hyperlink w:anchor="_Toc239883352" w:history="1">
+          <w:hyperlink w:anchor="_Toc240984152" w:history="1">
             <w:r>
               <w:rPr>
                 <w:rStyle w:val="Hyperlink"/>
@@ -1362,7 +1362,7 @@
                 <w:noProof/>
                 <w:webHidden/>
               </w:rPr>
-              <w:instrText xml:space="preserve"> PAGEREF _Toc239883352 \h </w:instrText>
+              <w:instrText xml:space="preserve"> PAGEREF _Toc240984152 \h </w:instrText>
             </w:r>
             <w:r>
               <w:rPr>
@@ -1382,7 +1382,7 @@
                 <w:noProof/>
                 <w:webHidden/>
               </w:rPr>
-              <w:t>7</w:t>
+              <w:t>9</w:t>
             </w:r>
             <w:r>
               <w:rPr>
@@ -1408,13 +1408,27 @@
               <w14:ligatures w14:val="standardContextual"/>
             </w:rPr>
           </w:pPr>
-          <w:hyperlink w:anchor="_Toc239883353" w:history="1">
+          <w:hyperlink w:anchor="_Toc240984153" w:history="1">
             <w:r>
               <w:rPr>
                 <w:rStyle w:val="Hyperlink"/>
                 <w:noProof/>
               </w:rPr>
-              <w:t>5. Constraints</w:t>
+              <w:t>5. Constr</w:t>
+            </w:r>
+            <w:r>
+              <w:rPr>
+                <w:rStyle w:val="Hyperlink"/>
+                <w:noProof/>
+              </w:rPr>
+              <w:t>a</w:t>
+            </w:r>
+            <w:r>
+              <w:rPr>
+                <w:rStyle w:val="Hyperlink"/>
+                <w:noProof/>
+              </w:rPr>
+              <w:t>ints</w:t>
             </w:r>
             <w:r>
               <w:rPr>
@@ -1435,7 +1449,7 @@
                 <w:noProof/>
                 <w:webHidden/>
               </w:rPr>
-              <w:instrText xml:space="preserve"> PAGEREF _Toc239883353 \h </w:instrText>
+              <w:instrText xml:space="preserve"> PAGEREF _Toc240984153 \h </w:instrText>
             </w:r>
             <w:r>
               <w:rPr>
@@ -1455,7 +1469,7 @@
                 <w:noProof/>
                 <w:webHidden/>
               </w:rPr>
-              <w:t>8</w:t>
+              <w:t>10</w:t>
             </w:r>
             <w:r>
               <w:rPr>
@@ -1481,7 +1495,7 @@
               <w14:ligatures w14:val="standardContextual"/>
             </w:rPr>
           </w:pPr>
-          <w:hyperlink w:anchor="_Toc239883354" w:history="1">
+          <w:hyperlink w:anchor="_Toc240984154" w:history="1">
             <w:r>
               <w:rPr>
                 <w:rStyle w:val="Hyperlink"/>
@@ -1508,7 +1522,7 @@
                 <w:noProof/>
                 <w:webHidden/>
               </w:rPr>
-              <w:instrText xml:space="preserve"> PAGEREF _Toc239883354 \h </w:instrText>
+              <w:instrText xml:space="preserve"> PAGEREF _Toc240984154 \h </w:instrText>
             </w:r>
             <w:r>
               <w:rPr>
@@ -1528,7 +1542,7 @@
                 <w:noProof/>
                 <w:webHidden/>
               </w:rPr>
-              <w:t>9</w:t>
+              <w:t>11</w:t>
             </w:r>
             <w:r>
               <w:rPr>
@@ -1554,7 +1568,7 @@
               <w14:ligatures w14:val="standardContextual"/>
             </w:rPr>
           </w:pPr>
-          <w:hyperlink w:anchor="_Toc239883355" w:history="1">
+          <w:hyperlink w:anchor="_Toc240984155" w:history="1">
             <w:r>
               <w:rPr>
                 <w:rStyle w:val="Hyperlink"/>
@@ -1581,7 +1595,7 @@
                 <w:noProof/>
                 <w:webHidden/>
               </w:rPr>
-              <w:instrText xml:space="preserve"> PAGEREF _Toc239883355 \h </w:instrText>
+              <w:instrText xml:space="preserve"> PAGEREF _Toc240984155 \h </w:instrText>
             </w:r>
             <w:r>
               <w:rPr>
@@ -1601,7 +1615,7 @@
                 <w:noProof/>
                 <w:webHidden/>
               </w:rPr>
-              <w:t>10</w:t>
+              <w:t>12</w:t>
             </w:r>
             <w:r>
               <w:rPr>
@@ -1627,7 +1641,7 @@
               <w14:ligatures w14:val="standardContextual"/>
             </w:rPr>
           </w:pPr>
-          <w:hyperlink w:anchor="_Toc239883356" w:history="1">
+          <w:hyperlink w:anchor="_Toc240984156" w:history="1">
             <w:r>
               <w:rPr>
                 <w:rStyle w:val="Hyperlink"/>
@@ -1654,7 +1668,7 @@
                 <w:noProof/>
                 <w:webHidden/>
               </w:rPr>
-              <w:instrText xml:space="preserve"> PAGEREF _Toc239883356 \h </w:instrText>
+              <w:instrText xml:space="preserve"> PAGEREF _Toc240984156 \h </w:instrText>
             </w:r>
             <w:r>
               <w:rPr>
@@ -1674,7 +1688,7 @@
                 <w:noProof/>
                 <w:webHidden/>
               </w:rPr>
-              <w:t>13</w:t>
+              <w:t>15</w:t>
             </w:r>
             <w:r>
               <w:rPr>
@@ -1700,7 +1714,7 @@
               <w14:ligatures w14:val="standardContextual"/>
             </w:rPr>
           </w:pPr>
-          <w:hyperlink w:anchor="_Toc239883357" w:history="1">
+          <w:hyperlink w:anchor="_Toc240984157" w:history="1">
             <w:r>
               <w:rPr>
                 <w:rStyle w:val="Hyperlink"/>
@@ -1727,7 +1741,7 @@
                 <w:noProof/>
                 <w:webHidden/>
               </w:rPr>
-              <w:instrText xml:space="preserve"> PAGEREF _Toc239883357 \h </w:instrText>
+              <w:instrText xml:space="preserve"> PAGEREF _Toc240984157 \h </w:instrText>
             </w:r>
             <w:r>
               <w:rPr>
@@ -1747,7 +1761,7 @@
                 <w:noProof/>
                 <w:webHidden/>
               </w:rPr>
-              <w:t>15</w:t>
+              <w:t>17</w:t>
             </w:r>
             <w:r>
               <w:rPr>
@@ -1773,7 +1787,7 @@
               <w14:ligatures w14:val="standardContextual"/>
             </w:rPr>
           </w:pPr>
-          <w:hyperlink w:anchor="_Toc239883358" w:history="1">
+          <w:hyperlink w:anchor="_Toc240984158" w:history="1">
             <w:r>
               <w:rPr>
                 <w:rStyle w:val="Hyperlink"/>
@@ -1800,7 +1814,7 @@
                 <w:noProof/>
                 <w:webHidden/>
               </w:rPr>
-              <w:instrText xml:space="preserve"> PAGEREF _Toc239883358 \h </w:instrText>
+              <w:instrText xml:space="preserve"> PAGEREF _Toc240984158 \h </w:instrText>
             </w:r>
             <w:r>
               <w:rPr>
@@ -1820,7 +1834,7 @@
                 <w:noProof/>
                 <w:webHidden/>
               </w:rPr>
-              <w:t>16</w:t>
+              <w:t>18</w:t>
             </w:r>
             <w:r>
               <w:rPr>
@@ -1846,7 +1860,7 @@
               <w14:ligatures w14:val="standardContextual"/>
             </w:rPr>
           </w:pPr>
-          <w:hyperlink w:anchor="_Toc239883359" w:history="1">
+          <w:hyperlink w:anchor="_Toc240984159" w:history="1">
             <w:r>
               <w:rPr>
                 <w:rStyle w:val="Hyperlink"/>
@@ -1873,7 +1887,7 @@
                 <w:noProof/>
                 <w:webHidden/>
               </w:rPr>
-              <w:instrText xml:space="preserve"> PAGEREF _Toc239883359 \h </w:instrText>
+              <w:instrText xml:space="preserve"> PAGEREF _Toc240984159 \h </w:instrText>
             </w:r>
             <w:r>
               <w:rPr>
@@ -1893,7 +1907,7 @@
                 <w:noProof/>
                 <w:webHidden/>
               </w:rPr>
-              <w:t>19</w:t>
+              <w:t>22</w:t>
             </w:r>
             <w:r>
               <w:rPr>
@@ -1919,7 +1933,7 @@
               <w14:ligatures w14:val="standardContextual"/>
             </w:rPr>
           </w:pPr>
-          <w:hyperlink w:anchor="_Toc239883360" w:history="1">
+          <w:hyperlink w:anchor="_Toc240984160" w:history="1">
             <w:r>
               <w:rPr>
                 <w:rStyle w:val="Hyperlink"/>
@@ -1946,7 +1960,7 @@
                 <w:noProof/>
                 <w:webHidden/>
               </w:rPr>
-              <w:instrText xml:space="preserve"> PAGEREF _Toc239883360 \h </w:instrText>
+              <w:instrText xml:space="preserve"> PAGEREF _Toc240984160 \h </w:instrText>
             </w:r>
             <w:r>
               <w:rPr>
@@ -1966,7 +1980,7 @@
                 <w:noProof/>
                 <w:webHidden/>
               </w:rPr>
-              <w:t>19</w:t>
+              <w:t>22</w:t>
             </w:r>
             <w:r>
               <w:rPr>
@@ -1992,7 +2006,7 @@
               <w14:ligatures w14:val="standardContextual"/>
             </w:rPr>
           </w:pPr>
-          <w:hyperlink w:anchor="_Toc239883361" w:history="1">
+          <w:hyperlink w:anchor="_Toc240984161" w:history="1">
             <w:r>
               <w:rPr>
                 <w:rStyle w:val="Hyperlink"/>
@@ -2019,7 +2033,7 @@
                 <w:noProof/>
                 <w:webHidden/>
               </w:rPr>
-              <w:instrText xml:space="preserve"> PAGEREF _Toc239883361 \h </w:instrText>
+              <w:instrText xml:space="preserve"> PAGEREF _Toc240984161 \h </w:instrText>
             </w:r>
             <w:r>
               <w:rPr>
@@ -2039,7 +2053,7 @@
                 <w:noProof/>
                 <w:webHidden/>
               </w:rPr>
-              <w:t>19</w:t>
+              <w:t>22</w:t>
             </w:r>
             <w:r>
               <w:rPr>
@@ -2065,7 +2079,7 @@
               <w14:ligatures w14:val="standardContextual"/>
             </w:rPr>
           </w:pPr>
-          <w:hyperlink w:anchor="_Toc239883362" w:history="1">
+          <w:hyperlink w:anchor="_Toc240984162" w:history="1">
             <w:r>
               <w:rPr>
                 <w:rStyle w:val="Hyperlink"/>
@@ -2092,7 +2106,7 @@
                 <w:noProof/>
                 <w:webHidden/>
               </w:rPr>
-              <w:instrText xml:space="preserve"> PAGEREF _Toc239883362 \h </w:instrText>
+              <w:instrText xml:space="preserve"> PAGEREF _Toc240984162 \h </w:instrText>
             </w:r>
             <w:r>
               <w:rPr>
@@ -2112,7 +2126,7 @@
                 <w:noProof/>
                 <w:webHidden/>
               </w:rPr>
-              <w:t>19</w:t>
+              <w:t>22</w:t>
             </w:r>
             <w:r>
               <w:rPr>
@@ -2138,7 +2152,7 @@
               <w14:ligatures w14:val="standardContextual"/>
             </w:rPr>
           </w:pPr>
-          <w:hyperlink w:anchor="_Toc239883363" w:history="1">
+          <w:hyperlink w:anchor="_Toc240984163" w:history="1">
             <w:r>
               <w:rPr>
                 <w:rStyle w:val="Hyperlink"/>
@@ -2165,7 +2179,7 @@
                 <w:noProof/>
                 <w:webHidden/>
               </w:rPr>
-              <w:instrText xml:space="preserve"> PAGEREF _Toc239883363 \h </w:instrText>
+              <w:instrText xml:space="preserve"> PAGEREF _Toc240984163 \h </w:instrText>
             </w:r>
             <w:r>
               <w:rPr>
@@ -2185,7 +2199,7 @@
                 <w:noProof/>
                 <w:webHidden/>
               </w:rPr>
-              <w:t>20</w:t>
+              <w:t>23</w:t>
             </w:r>
             <w:r>
               <w:rPr>
@@ -2211,7 +2225,7 @@
               <w14:ligatures w14:val="standardContextual"/>
             </w:rPr>
           </w:pPr>
-          <w:hyperlink w:anchor="_Toc239883364" w:history="1">
+          <w:hyperlink w:anchor="_Toc240984164" w:history="1">
             <w:r>
               <w:rPr>
                 <w:rStyle w:val="Hyperlink"/>
@@ -2238,7 +2252,7 @@
                 <w:noProof/>
                 <w:webHidden/>
               </w:rPr>
-              <w:instrText xml:space="preserve"> PAGEREF _Toc239883364 \h </w:instrText>
+              <w:instrText xml:space="preserve"> PAGEREF _Toc240984164 \h </w:instrText>
             </w:r>
             <w:r>
               <w:rPr>
@@ -2258,7 +2272,7 @@
                 <w:noProof/>
                 <w:webHidden/>
               </w:rPr>
-              <w:t>21</w:t>
+              <w:t>24</w:t>
             </w:r>
             <w:r>
               <w:rPr>
@@ -2299,7 +2313,7 @@
       <w:pPr>
         <w:pStyle w:val="Heading1"/>
       </w:pPr>
-      <w:bookmarkStart w:id="0" w:name="_Toc239883338"/>
+      <w:bookmarkStart w:id="0" w:name="_Toc240984138"/>
       <w:r>
         <w:lastRenderedPageBreak/>
         <w:t>Document Control</w:t>
@@ -3286,7 +3300,7 @@
       <w:pPr>
         <w:pStyle w:val="Heading2"/>
       </w:pPr>
-      <w:bookmarkStart w:id="1" w:name="_Toc239883339"/>
+      <w:bookmarkStart w:id="1" w:name="_Toc240984139"/>
       <w:r>
         <w:t>Baseline Approval</w:t>
       </w:r>
@@ -3642,7 +3656,7 @@
       <w:pPr>
         <w:pStyle w:val="Heading1"/>
       </w:pPr>
-      <w:bookmarkStart w:id="2" w:name="_Toc239883340"/>
+      <w:bookmarkStart w:id="2" w:name="_Toc240984140"/>
       <w:r>
         <w:lastRenderedPageBreak/>
         <w:t>1. Problem Statement &amp; Business Need</w:t>
@@ -3653,7 +3667,7 @@
       <w:pPr>
         <w:pStyle w:val="Heading2"/>
       </w:pPr>
-      <w:bookmarkStart w:id="3" w:name="_Toc239883341"/>
+      <w:bookmarkStart w:id="3" w:name="_Toc240984141"/>
       <w:r>
         <w:t>1.1 Problem Statement</w:t>
       </w:r>
@@ -3676,7 +3690,7 @@
       <w:pPr>
         <w:pStyle w:val="Heading2"/>
       </w:pPr>
-      <w:bookmarkStart w:id="4" w:name="_Toc239883342"/>
+      <w:bookmarkStart w:id="4" w:name="_Toc240984142"/>
       <w:r>
         <w:t>1.2 Business Need</w:t>
       </w:r>
@@ -3699,7 +3713,7 @@
       <w:pPr>
         <w:pStyle w:val="Heading2"/>
       </w:pPr>
-      <w:bookmarkStart w:id="5" w:name="_Toc239883343"/>
+      <w:bookmarkStart w:id="5" w:name="_Toc240984143"/>
       <w:r>
         <w:t>1.3 Intended Business Value</w:t>
       </w:r>
@@ -3723,7 +3737,7 @@
       <w:pPr>
         <w:pStyle w:val="Heading1"/>
       </w:pPr>
-      <w:bookmarkStart w:id="6" w:name="_Toc239883344"/>
+      <w:bookmarkStart w:id="6" w:name="_Toc240984144"/>
       <w:r>
         <w:t>2. Stakeholder Analysis</w:t>
       </w:r>
@@ -4686,7 +4700,7 @@
       <w:pPr>
         <w:pStyle w:val="Heading1"/>
       </w:pPr>
-      <w:bookmarkStart w:id="7" w:name="_Toc239883345"/>
+      <w:bookmarkStart w:id="7" w:name="_Toc240984145"/>
       <w:r>
         <w:t>3. Scope Baseline</w:t>
       </w:r>
@@ -4696,7 +4710,7 @@
       <w:pPr>
         <w:pStyle w:val="Heading2"/>
       </w:pPr>
-      <w:bookmarkStart w:id="8" w:name="_Toc239883346"/>
+      <w:bookmarkStart w:id="8" w:name="_Toc240984146"/>
       <w:r>
         <w:t>3.1 In Scope</w:t>
       </w:r>
@@ -4771,7 +4785,7 @@
       <w:pPr>
         <w:pStyle w:val="Heading2"/>
       </w:pPr>
-      <w:bookmarkStart w:id="9" w:name="_Toc239883347"/>
+      <w:bookmarkStart w:id="9" w:name="_Toc240984147"/>
       <w:r>
         <w:t>3.2 Out of Scope</w:t>
       </w:r>
@@ -4820,7 +4834,7 @@
       <w:pPr>
         <w:pStyle w:val="Heading2"/>
       </w:pPr>
-      <w:bookmarkStart w:id="10" w:name="_Toc239883348"/>
+      <w:bookmarkStart w:id="10" w:name="_Toc240984148"/>
       <w:r>
         <w:t>3.3 Deferred / Future Scope</w:t>
       </w:r>
@@ -4856,7 +4870,7 @@
       <w:pPr>
         <w:pStyle w:val="Heading2"/>
       </w:pPr>
-      <w:bookmarkStart w:id="11" w:name="_Toc239883349"/>
+      <w:bookmarkStart w:id="11" w:name="_Toc240984149"/>
       <w:r>
         <w:t>3.4 Defended Exclusion / Deferment</w:t>
       </w:r>
@@ -4948,285 +4962,11 @@
       <w:r>
         <w:t>.</w:t>
       </w:r>
-    </w:p>
-    <w:p>
-      <w:pPr>
-        <w:pStyle w:val="Heading1"/>
-      </w:pPr>
       <w:r>
         <w:t>4. Constraints</w:t>
       </w:r>
     </w:p>
     <w:p/>
-    <w:tbl>
-      <w:tblPr>
-        <w:tblW w:w="7658" w:type="dxa"/>
-        <w:tblBorders>
-          <w:top w:val="single" w:sz="4" w:space="0" w:color="auto"/>
-          <w:left w:val="single" w:sz="4" w:space="0" w:color="auto"/>
-          <w:bottom w:val="single" w:sz="4" w:space="0" w:color="auto"/>
-          <w:right w:val="single" w:sz="4" w:space="0" w:color="auto"/>
-          <w:insideH w:val="single" w:sz="4" w:space="0" w:color="auto"/>
-          <w:insideV w:val="single" w:sz="4" w:space="0" w:color="auto"/>
-        </w:tblBorders>
-        <w:tblCellMar>
-          <w:left w:w="10" w:type="dxa"/>
-          <w:right w:w="10" w:type="dxa"/>
-        </w:tblCellMar>
-        <w:tblLook w:val="04A0" w:firstRow="1" w:lastRow="0" w:firstColumn="1" w:lastColumn="0" w:noHBand="0" w:noVBand="1"/>
-      </w:tblPr>
-      <w:tblGrid>
-        <w:gridCol w:w="889"/>
-        <w:gridCol w:w="2051"/>
-        <w:gridCol w:w="4718"/>
-      </w:tblGrid>
-      <w:tr>
-        <w:trPr>
-          <w:tblHeader/>
-        </w:trPr>
-        <w:tc>
-          <w:tcPr>
-            <w:tcW w:w="889" w:type="dxa"/>
-            <w:shd w:val="clear" w:color="auto" w:fill="1F3864"/>
-            <w:tcMar>
-              <w:top w:w="80" w:type="dxa"/>
-              <w:left w:w="100" w:type="dxa"/>
-              <w:bottom w:w="80" w:type="dxa"/>
-              <w:right w:w="100" w:type="dxa"/>
-            </w:tcMar>
-          </w:tcPr>
-          <w:p>
-            <w:pPr>
-              <w:rPr>
-                <w:sz w:val="20"/>
-                <w:szCs w:val="20"/>
-              </w:rPr>
-            </w:pPr>
-            <w:r>
-              <w:rPr>
-                <w:b/>
-                <w:bCs/>
-                <w:color w:val="FFFFFF"/>
-                <w:sz w:val="18"/>
-                <w:szCs w:val="18"/>
-              </w:rPr>
-              <w:lastRenderedPageBreak/>
-              <w:t>ID</w:t>
-            </w:r>
-          </w:p>
-        </w:tc>
-        <w:tc>
-          <w:tcPr>
-            <w:tcW w:w="2051" w:type="dxa"/>
-            <w:shd w:val="clear" w:color="auto" w:fill="1F3864"/>
-            <w:tcMar>
-              <w:top w:w="80" w:type="dxa"/>
-              <w:left w:w="100" w:type="dxa"/>
-              <w:bottom w:w="80" w:type="dxa"/>
-              <w:right w:w="100" w:type="dxa"/>
-            </w:tcMar>
-          </w:tcPr>
-          <w:p>
-            <w:r>
-              <w:rPr>
-                <w:b/>
-                <w:bCs/>
-                <w:color w:val="FFFFFF"/>
-                <w:sz w:val="20"/>
-                <w:szCs w:val="20"/>
-              </w:rPr>
-              <w:t>Constraint</w:t>
-            </w:r>
-          </w:p>
-        </w:tc>
-        <w:tc>
-          <w:tcPr>
-            <w:tcW w:w="4718" w:type="dxa"/>
-            <w:shd w:val="clear" w:color="auto" w:fill="1F3864"/>
-            <w:tcMar>
-              <w:top w:w="80" w:type="dxa"/>
-              <w:left w:w="100" w:type="dxa"/>
-              <w:bottom w:w="80" w:type="dxa"/>
-              <w:right w:w="100" w:type="dxa"/>
-            </w:tcMar>
-          </w:tcPr>
-          <w:p>
-            <w:r>
-              <w:rPr>
-                <w:b/>
-                <w:bCs/>
-                <w:sz w:val="20"/>
-                <w:szCs w:val="20"/>
-              </w:rPr>
-              <w:t>Rationale/Source</w:t>
-            </w:r>
-          </w:p>
-        </w:tc>
-      </w:tr>
-      <w:tr>
-        <w:tc>
-          <w:tcPr>
-            <w:tcW w:w="889" w:type="dxa"/>
-            <w:tcMar>
-              <w:top w:w="80" w:type="dxa"/>
-              <w:left w:w="100" w:type="dxa"/>
-              <w:bottom w:w="80" w:type="dxa"/>
-              <w:right w:w="100" w:type="dxa"/>
-            </w:tcMar>
-          </w:tcPr>
-          <w:p>
-            <w:r>
-              <w:t>CON-001</w:t>
-            </w:r>
-          </w:p>
-        </w:tc>
-        <w:tc>
-          <w:tcPr>
-            <w:tcW w:w="2051" w:type="dxa"/>
-            <w:tcMar>
-              <w:top w:w="80" w:type="dxa"/>
-              <w:left w:w="100" w:type="dxa"/>
-              <w:bottom w:w="80" w:type="dxa"/>
-              <w:right w:w="100" w:type="dxa"/>
-            </w:tcMar>
-          </w:tcPr>
-          <w:p>
-            <w:r>
-              <w:t>Must run on most devices that support web browsers</w:t>
-            </w:r>
-          </w:p>
-        </w:tc>
-        <w:tc>
-          <w:tcPr>
-            <w:tcW w:w="4718" w:type="dxa"/>
-            <w:tcMar>
-              <w:top w:w="80" w:type="dxa"/>
-              <w:left w:w="100" w:type="dxa"/>
-              <w:bottom w:w="80" w:type="dxa"/>
-              <w:right w:w="100" w:type="dxa"/>
-            </w:tcMar>
-          </w:tcPr>
-          <w:p/>
-        </w:tc>
-      </w:tr>
-      <w:tr>
-        <w:tc>
-          <w:tcPr>
-            <w:tcW w:w="889" w:type="dxa"/>
-            <w:tcMar>
-              <w:top w:w="80" w:type="dxa"/>
-              <w:left w:w="100" w:type="dxa"/>
-              <w:bottom w:w="80" w:type="dxa"/>
-              <w:right w:w="100" w:type="dxa"/>
-            </w:tcMar>
-          </w:tcPr>
-          <w:p>
-            <w:r>
-              <w:t>CON-002</w:t>
-            </w:r>
-          </w:p>
-        </w:tc>
-        <w:tc>
-          <w:tcPr>
-            <w:tcW w:w="2051" w:type="dxa"/>
-            <w:tcMar>
-              <w:top w:w="80" w:type="dxa"/>
-              <w:left w:w="100" w:type="dxa"/>
-              <w:bottom w:w="80" w:type="dxa"/>
-              <w:right w:w="100" w:type="dxa"/>
-            </w:tcMar>
-          </w:tcPr>
-          <w:p>
-            <w:r>
-              <w:rPr>
-                <w:sz w:val="20"/>
-                <w:szCs w:val="20"/>
-              </w:rPr>
-              <w:t>Must use a relational database (SQL)</w:t>
-            </w:r>
-          </w:p>
-        </w:tc>
-        <w:tc>
-          <w:tcPr>
-            <w:tcW w:w="4718" w:type="dxa"/>
-            <w:tcMar>
-              <w:top w:w="80" w:type="dxa"/>
-              <w:left w:w="100" w:type="dxa"/>
-              <w:bottom w:w="80" w:type="dxa"/>
-              <w:right w:w="100" w:type="dxa"/>
-            </w:tcMar>
-          </w:tcPr>
-          <w:p/>
-        </w:tc>
-      </w:tr>
-      <w:tr>
-        <w:tc>
-          <w:tcPr>
-            <w:tcW w:w="889" w:type="dxa"/>
-            <w:tcMar>
-              <w:top w:w="80" w:type="dxa"/>
-              <w:left w:w="100" w:type="dxa"/>
-              <w:bottom w:w="80" w:type="dxa"/>
-              <w:right w:w="100" w:type="dxa"/>
-            </w:tcMar>
-          </w:tcPr>
-          <w:p>
-            <w:r>
-              <w:t>CON-003</w:t>
-            </w:r>
-          </w:p>
-        </w:tc>
-        <w:tc>
-          <w:tcPr>
-            <w:tcW w:w="2051" w:type="dxa"/>
-            <w:tcMar>
-              <w:top w:w="80" w:type="dxa"/>
-              <w:left w:w="100" w:type="dxa"/>
-              <w:bottom w:w="80" w:type="dxa"/>
-              <w:right w:w="100" w:type="dxa"/>
-            </w:tcMar>
-          </w:tcPr>
-          <w:p>
-            <w:pPr>
-              <w:rPr>
-                <w:sz w:val="20"/>
-                <w:szCs w:val="20"/>
-              </w:rPr>
-            </w:pPr>
-            <w:r>
-              <w:rPr>
-                <w:sz w:val="20"/>
-                <w:szCs w:val="20"/>
-              </w:rPr>
-              <w:t>Source code managed in GitHub under protected-main branching strategy</w:t>
-            </w:r>
-          </w:p>
-        </w:tc>
-        <w:tc>
-          <w:tcPr>
-            <w:tcW w:w="4718" w:type="dxa"/>
-            <w:tcMar>
-              <w:top w:w="80" w:type="dxa"/>
-              <w:left w:w="100" w:type="dxa"/>
-              <w:bottom w:w="80" w:type="dxa"/>
-              <w:right w:w="100" w:type="dxa"/>
-            </w:tcMar>
-          </w:tcPr>
-          <w:p>
-            <w:r>
-              <w:t xml:space="preserve">Assignment 2 showed the benefit of using CI software and we will be using </w:t>
-            </w:r>
-            <w:r>
-              <w:rPr>
-                <w:sz w:val="20"/>
-                <w:szCs w:val="20"/>
-              </w:rPr>
-              <w:t>2-reviewer policy</w:t>
-            </w:r>
-          </w:p>
-        </w:tc>
-      </w:tr>
-    </w:tbl>
     <w:p/>
     <w:p/>
     <w:p>
@@ -5238,7 +4978,7 @@
       <w:pPr>
         <w:pStyle w:val="Heading1"/>
       </w:pPr>
-      <w:bookmarkStart w:id="12" w:name="_Toc239883350"/>
+      <w:bookmarkStart w:id="12" w:name="_Toc240984150"/>
       <w:r>
         <w:lastRenderedPageBreak/>
         <w:t>4. Requirements &amp; Acceptance Criteria</w:t>
@@ -5249,7 +4989,7 @@
       <w:pPr>
         <w:pStyle w:val="Heading2"/>
       </w:pPr>
-      <w:bookmarkStart w:id="13" w:name="_Toc239883351"/>
+      <w:bookmarkStart w:id="13" w:name="_Toc240984151"/>
       <w:r>
         <w:t>4.1 Functional Requirements</w:t>
       </w:r>
@@ -5928,12 +5668,10 @@
               <w:t xml:space="preserve">Upon submission attempt, the user must receive feedback. If </w:t>
             </w:r>
             <w:proofErr w:type="spellStart"/>
-            <w:proofErr w:type="gramStart"/>
             <w:r>
               <w:t>its</w:t>
             </w:r>
             <w:proofErr w:type="spellEnd"/>
-            <w:proofErr w:type="gramEnd"/>
             <w:r>
               <w:t xml:space="preserve"> an error, the problem must be stated. If successful, the user must be notified</w:t>
             </w:r>
@@ -6056,15 +5794,7 @@
           </w:tcPr>
           <w:p>
             <w:r>
-              <w:t xml:space="preserve">On selection, requests must be </w:t>
-            </w:r>
-            <w:proofErr w:type="gramStart"/>
-            <w:r>
-              <w:t>categorise</w:t>
-            </w:r>
-            <w:proofErr w:type="gramEnd"/>
-            <w:r>
-              <w:t xml:space="preserve"> according to date submitted, date changed, or alphabetical order.</w:t>
+              <w:t>On selection, requests must be categorise according to date submitted, date changed, or alphabetical order.</w:t>
             </w:r>
           </w:p>
         </w:tc>
@@ -6427,15 +6157,7 @@
           </w:tcPr>
           <w:p>
             <w:r>
-              <w:t xml:space="preserve">After 5 years the requests must be </w:t>
-            </w:r>
-            <w:proofErr w:type="gramStart"/>
-            <w:r>
-              <w:t>auto-deleted</w:t>
-            </w:r>
-            <w:proofErr w:type="gramEnd"/>
-            <w:r>
-              <w:t xml:space="preserve"> to prevent overloading storage in the long term.</w:t>
+              <w:t>After 5 years the requests must be auto-deleted to prevent overloading storage in the long term.</w:t>
             </w:r>
           </w:p>
         </w:tc>
@@ -6913,23 +6635,7 @@
           </w:tcPr>
           <w:p>
             <w:r>
-              <w:t xml:space="preserve">The views should provide enough information </w:t>
-            </w:r>
-            <w:proofErr w:type="gramStart"/>
-            <w:r>
-              <w:t>in order to</w:t>
-            </w:r>
-            <w:proofErr w:type="gramEnd"/>
-            <w:r>
-              <w:t xml:space="preserve"> make relevant decisions. Examples </w:t>
-            </w:r>
-            <w:proofErr w:type="gramStart"/>
-            <w:r>
-              <w:t>being:</w:t>
-            </w:r>
-            <w:proofErr w:type="gramEnd"/>
-            <w:r>
-              <w:t xml:space="preserve"> category, status, time submitted, who is assigned to the request.</w:t>
+              <w:t>The views should provide enough information in order to make relevant decisions. Examples being: category, status, time submitted, who is assigned to the request.</w:t>
             </w:r>
           </w:p>
         </w:tc>
@@ -7557,13 +7263,8 @@
             </w:tcMar>
           </w:tcPr>
           <w:p>
-            <w:proofErr w:type="gramStart"/>
-            <w:r>
-              <w:t>authorisation  of</w:t>
-            </w:r>
-            <w:proofErr w:type="gramEnd"/>
-            <w:r>
-              <w:t xml:space="preserve"> request update </w:t>
+            <w:r>
+              <w:t xml:space="preserve">authorisation  of request update </w:t>
             </w:r>
           </w:p>
         </w:tc>
@@ -7744,11 +7445,7 @@
           </w:tcPr>
           <w:p>
             <w:r>
-              <w:t xml:space="preserve">If updates are made, the staff member and timestamp must be recorded, and stored for 5 </w:t>
-            </w:r>
-            <w:proofErr w:type="gramStart"/>
-            <w:r>
-              <w:t>years</w:t>
+              <w:t>If updates are made, the staff member and timestamp must be recorded, and stored for 5 years</w:t>
             </w:r>
             <w:r>
               <w:t xml:space="preserve"> </w:t>
@@ -7756,7 +7453,6 @@
             <w:r>
               <w:t>.</w:t>
             </w:r>
-            <w:proofErr w:type="gramEnd"/>
           </w:p>
         </w:tc>
       </w:tr>
@@ -8215,15 +7911,7 @@
           </w:tcPr>
           <w:p>
             <w:r>
-              <w:t xml:space="preserve">Requests will have to be resolved within a set amount of time. Early estimates </w:t>
-            </w:r>
-            <w:proofErr w:type="gramStart"/>
-            <w:r>
-              <w:t>sets</w:t>
-            </w:r>
-            <w:proofErr w:type="gramEnd"/>
-            <w:r>
-              <w:t xml:space="preserve"> it at within 7 days.</w:t>
+              <w:t>Requests will have to be resolved within a set amount of time. Early estimates sets it at within 7 days.</w:t>
             </w:r>
           </w:p>
         </w:tc>
@@ -8338,15 +8026,7 @@
           </w:tcPr>
           <w:p>
             <w:r>
-              <w:t xml:space="preserve">Management should have access to the additional information given by the staff members </w:t>
-            </w:r>
-            <w:proofErr w:type="gramStart"/>
-            <w:r>
-              <w:t>in order to</w:t>
-            </w:r>
-            <w:proofErr w:type="gramEnd"/>
-            <w:r>
-              <w:t xml:space="preserve"> review the resolved requests. Basic analysis features, such as average time to resolution could also be added.</w:t>
+              <w:t>Management should have access to the additional information given by the staff members in order to review the resolved requests. Basic analysis features, such as average time to resolution could also be added.</w:t>
             </w:r>
           </w:p>
         </w:tc>
@@ -8367,7 +8047,7 @@
       <w:pPr>
         <w:pStyle w:val="Heading2"/>
       </w:pPr>
-      <w:bookmarkStart w:id="14" w:name="_Toc239883352"/>
+      <w:bookmarkStart w:id="14" w:name="_Toc240984152"/>
       <w:r>
         <w:lastRenderedPageBreak/>
         <w:t>4.2 Non-Functional Requirements</w:t>
@@ -8896,15 +8576,7 @@
           </w:tcPr>
           <w:p>
             <w:r>
-              <w:t xml:space="preserve">Users can only access data that they are allowed to access. For instance, a requestor </w:t>
-            </w:r>
-            <w:proofErr w:type="gramStart"/>
-            <w:r>
-              <w:t>cant</w:t>
-            </w:r>
-            <w:proofErr w:type="gramEnd"/>
-            <w:r>
-              <w:t xml:space="preserve"> access the credentials of other requestors</w:t>
+              <w:t>Users can only access data that they are allowed to access. For instance, a requestor cant access the credentials of other requestors</w:t>
             </w:r>
           </w:p>
         </w:tc>
@@ -10025,9 +9697,7 @@
         </w:tc>
       </w:tr>
     </w:tbl>
-    <w:p>
-      <w:bookmarkStart w:id="15" w:name="_Toc239883353"/>
-    </w:p>
+    <w:p/>
     <w:p>
       <w:r>
         <w:br w:type="page"/>
@@ -10037,6 +9707,7 @@
       <w:pPr>
         <w:pStyle w:val="Heading1"/>
       </w:pPr>
+      <w:bookmarkStart w:id="15" w:name="_Toc240984153"/>
       <w:r>
         <w:lastRenderedPageBreak/>
         <w:t>5. Constraints</w:t>
@@ -10050,7 +9721,7 @@
     </w:p>
     <w:tbl>
       <w:tblPr>
-        <w:tblW w:w="10400" w:type="dxa"/>
+        <w:tblW w:w="11295" w:type="dxa"/>
         <w:tblBorders>
           <w:top w:val="single" w:sz="4" w:space="0" w:color="auto"/>
           <w:left w:val="single" w:sz="4" w:space="0" w:color="auto"/>
@@ -10067,6 +9738,7 @@
         <w:tblLook w:val="04A0" w:firstRow="1" w:lastRow="0" w:firstColumn="1" w:lastColumn="0" w:noHBand="0" w:noVBand="1"/>
       </w:tblPr>
       <w:tblGrid>
+        <w:gridCol w:w="895"/>
         <w:gridCol w:w="1800"/>
         <w:gridCol w:w="3800"/>
         <w:gridCol w:w="4800"/>
@@ -10077,17 +9749,11 @@
         </w:trPr>
         <w:tc>
           <w:tcPr>
-            <w:tcW w:w="1800" w:type="dxa"/>
+            <w:tcW w:w="895" w:type="dxa"/>
             <w:shd w:val="clear" w:color="auto" w:fill="1F3864"/>
-            <w:tcMar>
-              <w:top w:w="80" w:type="dxa"/>
-              <w:left w:w="100" w:type="dxa"/>
-              <w:bottom w:w="80" w:type="dxa"/>
-              <w:right w:w="100" w:type="dxa"/>
-            </w:tcMar>
-          </w:tcPr>
-          <w:p>
-            <w:r>
+          </w:tcPr>
+          <w:p>
+            <w:pPr>
               <w:rPr>
                 <w:b/>
                 <w:bCs/>
@@ -10095,22 +9761,7 @@
                 <w:sz w:val="18"/>
                 <w:szCs w:val="18"/>
               </w:rPr>
-              <w:t>Category</w:t>
-            </w:r>
-          </w:p>
-        </w:tc>
-        <w:tc>
-          <w:tcPr>
-            <w:tcW w:w="3800" w:type="dxa"/>
-            <w:shd w:val="clear" w:color="auto" w:fill="1F3864"/>
-            <w:tcMar>
-              <w:top w:w="80" w:type="dxa"/>
-              <w:left w:w="100" w:type="dxa"/>
-              <w:bottom w:w="80" w:type="dxa"/>
-              <w:right w:w="100" w:type="dxa"/>
-            </w:tcMar>
-          </w:tcPr>
-          <w:p>
+            </w:pPr>
             <w:r>
               <w:rPr>
                 <w:b/>
@@ -10119,13 +9770,13 @@
                 <w:sz w:val="18"/>
                 <w:szCs w:val="18"/>
               </w:rPr>
-              <w:t>Constraint</w:t>
-            </w:r>
-          </w:p>
-        </w:tc>
-        <w:tc>
-          <w:tcPr>
-            <w:tcW w:w="4800" w:type="dxa"/>
+              <w:t>ID</w:t>
+            </w:r>
+          </w:p>
+        </w:tc>
+        <w:tc>
+          <w:tcPr>
+            <w:tcW w:w="1800" w:type="dxa"/>
             <w:shd w:val="clear" w:color="auto" w:fill="1F3864"/>
             <w:tcMar>
               <w:top w:w="80" w:type="dxa"/>
@@ -10143,6 +9794,54 @@
                 <w:sz w:val="18"/>
                 <w:szCs w:val="18"/>
               </w:rPr>
+              <w:t>Category</w:t>
+            </w:r>
+          </w:p>
+        </w:tc>
+        <w:tc>
+          <w:tcPr>
+            <w:tcW w:w="3800" w:type="dxa"/>
+            <w:shd w:val="clear" w:color="auto" w:fill="1F3864"/>
+            <w:tcMar>
+              <w:top w:w="80" w:type="dxa"/>
+              <w:left w:w="100" w:type="dxa"/>
+              <w:bottom w:w="80" w:type="dxa"/>
+              <w:right w:w="100" w:type="dxa"/>
+            </w:tcMar>
+          </w:tcPr>
+          <w:p>
+            <w:r>
+              <w:rPr>
+                <w:b/>
+                <w:bCs/>
+                <w:color w:val="FFFFFF"/>
+                <w:sz w:val="18"/>
+                <w:szCs w:val="18"/>
+              </w:rPr>
+              <w:t>Constraint</w:t>
+            </w:r>
+          </w:p>
+        </w:tc>
+        <w:tc>
+          <w:tcPr>
+            <w:tcW w:w="4800" w:type="dxa"/>
+            <w:shd w:val="clear" w:color="auto" w:fill="1F3864"/>
+            <w:tcMar>
+              <w:top w:w="80" w:type="dxa"/>
+              <w:left w:w="100" w:type="dxa"/>
+              <w:bottom w:w="80" w:type="dxa"/>
+              <w:right w:w="100" w:type="dxa"/>
+            </w:tcMar>
+          </w:tcPr>
+          <w:p>
+            <w:r>
+              <w:rPr>
+                <w:b/>
+                <w:bCs/>
+                <w:color w:val="FFFFFF"/>
+                <w:sz w:val="18"/>
+                <w:szCs w:val="18"/>
+              </w:rPr>
               <w:t>Engineering Implication</w:t>
             </w:r>
           </w:p>
@@ -10151,6 +9850,16 @@
       <w:tr>
         <w:tc>
           <w:tcPr>
+            <w:tcW w:w="895" w:type="dxa"/>
+          </w:tcPr>
+          <w:p>
+            <w:r>
+              <w:t>CON-001</w:t>
+            </w:r>
+          </w:p>
+        </w:tc>
+        <w:tc>
+          <w:tcPr>
             <w:tcW w:w="1800" w:type="dxa"/>
             <w:tcMar>
               <w:top w:w="80" w:type="dxa"/>
@@ -10201,6 +9910,16 @@
       <w:tr>
         <w:tc>
           <w:tcPr>
+            <w:tcW w:w="895" w:type="dxa"/>
+          </w:tcPr>
+          <w:p>
+            <w:r>
+              <w:t>CON-002</w:t>
+            </w:r>
+          </w:p>
+        </w:tc>
+        <w:tc>
+          <w:tcPr>
             <w:tcW w:w="1800" w:type="dxa"/>
             <w:tcMar>
               <w:top w:w="80" w:type="dxa"/>
@@ -10249,7 +9968,7 @@
           </w:tcPr>
           <w:p>
             <w:r>
-              <w:t>Requirements and early decisions made under this timeline must be evidence-based rather than rushed. Research must be timeboxed (as in Assignment 1) and baselined items may only be re-decided through a formal change record (Master Brief §14), not informally.</w:t>
+              <w:t>Requirements and early decisions made under this timeline must be evidence-based rather than rushed. Research must be timeboxed (as in Assignment 1) and baselined items may only be re-decided through a formal change record (Master Brief 14), not informally.</w:t>
             </w:r>
           </w:p>
         </w:tc>
@@ -10257,6 +9976,16 @@
       <w:tr>
         <w:tc>
           <w:tcPr>
+            <w:tcW w:w="895" w:type="dxa"/>
+          </w:tcPr>
+          <w:p>
+            <w:r>
+              <w:t>CON-003</w:t>
+            </w:r>
+          </w:p>
+        </w:tc>
+        <w:tc>
+          <w:tcPr>
             <w:tcW w:w="1800" w:type="dxa"/>
             <w:tcMar>
               <w:top w:w="80" w:type="dxa"/>
@@ -10285,11 +10014,9 @@
             <w:r>
               <w:t xml:space="preserve">The team should prefer free or low-cost services where </w:t>
             </w:r>
-            <w:proofErr w:type="gramStart"/>
-            <w:r>
-              <w:t>practical, but</w:t>
-            </w:r>
-            <w:proofErr w:type="gramEnd"/>
+            <w:r>
+              <w:t>practical but</w:t>
+            </w:r>
             <w:r>
               <w:t xml:space="preserve"> must identify their limitations and the likely operational cost beyond the educational context.</w:t>
             </w:r>
@@ -10353,11 +10080,9 @@
             <w:r>
               <w:t xml:space="preserve">. These limits must be documented during M2 technology </w:t>
             </w:r>
-            <w:proofErr w:type="gramStart"/>
-            <w:r>
-              <w:t>research</w:t>
-            </w:r>
-            <w:proofErr w:type="gramEnd"/>
+            <w:r>
+              <w:t>research,</w:t>
+            </w:r>
             <w:r>
               <w:t xml:space="preserve"> so the data model and expected request volume are sized realistically rather than assumed unlimited.</w:t>
             </w:r>
@@ -10367,6 +10092,16 @@
       <w:tr>
         <w:tc>
           <w:tcPr>
+            <w:tcW w:w="895" w:type="dxa"/>
+          </w:tcPr>
+          <w:p>
+            <w:r>
+              <w:t>CON-004</w:t>
+            </w:r>
+          </w:p>
+        </w:tc>
+        <w:tc>
+          <w:tcPr>
             <w:tcW w:w="1800" w:type="dxa"/>
             <w:tcMar>
               <w:top w:w="80" w:type="dxa"/>
@@ -10429,6 +10164,16 @@
       <w:tr>
         <w:tc>
           <w:tcPr>
+            <w:tcW w:w="895" w:type="dxa"/>
+          </w:tcPr>
+          <w:p>
+            <w:r>
+              <w:t>CON-005</w:t>
+            </w:r>
+          </w:p>
+        </w:tc>
+        <w:tc>
+          <w:tcPr>
             <w:tcW w:w="1800" w:type="dxa"/>
             <w:tcMar>
               <w:top w:w="80" w:type="dxa"/>
@@ -10487,11 +10232,9 @@
             <w:r>
               <w:t xml:space="preserve"> deferring </w:t>
             </w:r>
-            <w:proofErr w:type="gramStart"/>
-            <w:r>
-              <w:t>this risks</w:t>
-            </w:r>
-            <w:proofErr w:type="gramEnd"/>
+            <w:r>
+              <w:t>these risks</w:t>
+            </w:r>
             <w:r>
               <w:t xml:space="preserve"> a costly late redesign of the data model and authentication approach.</w:t>
             </w:r>
@@ -10501,6 +10244,16 @@
       <w:tr>
         <w:tc>
           <w:tcPr>
+            <w:tcW w:w="895" w:type="dxa"/>
+          </w:tcPr>
+          <w:p>
+            <w:r>
+              <w:t>CON-006</w:t>
+            </w:r>
+          </w:p>
+        </w:tc>
+        <w:tc>
+          <w:tcPr>
             <w:tcW w:w="1800" w:type="dxa"/>
             <w:tcMar>
               <w:top w:w="80" w:type="dxa"/>
@@ -10527,7 +10280,7 @@
           </w:tcPr>
           <w:p>
             <w:r>
-              <w:t>Only three registered students must analyse, design, build, secure, test, deploy and individually defend the entire system (Master Brief §8).</w:t>
+              <w:t>Only three registered students must analyse, design, build, secure, test, deploy and individually defend the entire system (Master Brief 8).</w:t>
             </w:r>
           </w:p>
         </w:tc>
@@ -10550,6 +10303,75 @@
             </w:r>
             <w:r>
               <w:t xml:space="preserve"> this interaction is expanded in Section 5.1 and tracked as Risk R-001 (Section 7).</w:t>
+            </w:r>
+          </w:p>
+        </w:tc>
+      </w:tr>
+      <w:tr>
+        <w:tc>
+          <w:tcPr>
+            <w:tcW w:w="895" w:type="dxa"/>
+          </w:tcPr>
+          <w:p>
+            <w:r>
+              <w:t>CON-007</w:t>
+            </w:r>
+          </w:p>
+        </w:tc>
+        <w:tc>
+          <w:tcPr>
+            <w:tcW w:w="1800" w:type="dxa"/>
+            <w:tcMar>
+              <w:top w:w="80" w:type="dxa"/>
+              <w:left w:w="100" w:type="dxa"/>
+              <w:bottom w:w="80" w:type="dxa"/>
+              <w:right w:w="100" w:type="dxa"/>
+            </w:tcMar>
+          </w:tcPr>
+          <w:p>
+            <w:r>
+              <w:t>Technology environment</w:t>
+            </w:r>
+          </w:p>
+        </w:tc>
+        <w:tc>
+          <w:tcPr>
+            <w:tcW w:w="3800" w:type="dxa"/>
+            <w:tcMar>
+              <w:top w:w="80" w:type="dxa"/>
+              <w:left w:w="100" w:type="dxa"/>
+              <w:bottom w:w="80" w:type="dxa"/>
+              <w:right w:w="100" w:type="dxa"/>
+            </w:tcMar>
+          </w:tcPr>
+          <w:p>
+            <w:r>
+              <w:t>tools must run on the BC Desktop or team laptops</w:t>
+            </w:r>
+          </w:p>
+        </w:tc>
+        <w:tc>
+          <w:tcPr>
+            <w:tcW w:w="4800" w:type="dxa"/>
+            <w:tcMar>
+              <w:top w:w="80" w:type="dxa"/>
+              <w:left w:w="100" w:type="dxa"/>
+              <w:bottom w:w="80" w:type="dxa"/>
+              <w:right w:w="100" w:type="dxa"/>
+            </w:tcMar>
+          </w:tcPr>
+          <w:p>
+            <w:r>
+              <w:t xml:space="preserve">The </w:t>
+            </w:r>
+            <w:r>
+              <w:t>project</w:t>
+            </w:r>
+            <w:r>
+              <w:t xml:space="preserve"> </w:t>
+            </w:r>
+            <w:r>
+              <w:t>must be able to be reviewed by the lecturer on BC Desktop and must be compatible with the team’s current hardware.</w:t>
             </w:r>
           </w:p>
         </w:tc>
@@ -10559,7 +10381,6 @@
       <w:pPr>
         <w:spacing w:after="160"/>
       </w:pPr>
-      <w:bookmarkStart w:id="16" w:name="_Toc239883354"/>
     </w:p>
     <w:p>
       <w:r>
@@ -10570,6 +10391,7 @@
       <w:pPr>
         <w:pStyle w:val="Heading2"/>
       </w:pPr>
+      <w:bookmarkStart w:id="16" w:name="_Toc240984154"/>
       <w:r>
         <w:lastRenderedPageBreak/>
         <w:t>5.1 Constraint Interaction / Trade-off</w:t>
@@ -10581,7 +10403,7 @@
         <w:spacing w:after="160"/>
       </w:pPr>
       <w:r>
-        <w:t xml:space="preserve">Cost/Resources interacts directly with Security. The preference for free-tier hosting and database services (driven by the Cost constraint) is likely to mean weaker default network isolation, connection encryption or backup guarantees than a paid tier would provide. If the team selects a free-tier service purely because it is easiest to set up, without evaluating its security posture, the cost saving could increase security risk exposure for the sensitive request categories described in the Business Need (Section 1). This trade-off must therefore be evaluated explicitly in the M2 weighted technology decision matrix (Master Brief §18.1) </w:t>
+        <w:t xml:space="preserve">Cost/Resources interacts directly with Security. The preference for free-tier hosting and database services (driven by the Cost constraint) is likely to mean weaker default network isolation, connection encryption or backup guarantees than a paid tier would provide. If the team selects a free-tier service purely because it is easiest to set up, without evaluating its security posture, the cost saving could increase security risk exposure for the sensitive request categories described in the Business Need (Section 1). This trade-off must therefore be evaluated explicitly in the M2 weighted technology decision matrix (Master Brief 18.1) </w:t>
       </w:r>
       <w:r>
         <w:t>-</w:t>
@@ -10607,7 +10429,7 @@
         <w:t xml:space="preserve"> - </w:t>
       </w:r>
       <w:r>
-        <w:t>M4 are fixed and non-negotiable, a team that loses time to an unplanned issue (e.g. Risk R-001, technology learning curve) may be tempted to informally cut test coverage to protect the delivery date. The Master Project Brief (§18) requires that any such trade-off be recorded and approved rather than silently absorbed, which is why Section 9 (Engineering Decision Log) and Section 7 (Risk Register) exist as controlled places to make that trade-off visible instead of hidden.</w:t>
+        <w:t>M4 are fixed and non-negotiable, a team that loses time to an unplanned issue (e.g. Risk R-001, technology learning curve) may be tempted to informally cut test coverage to protect the delivery date. The Master Project Brief (18) requires that any such trade-off be recorded and approved rather than silently absorbed, which is why Section 9 (Engineering Decision Log) and Section 7 (Risk Register) exist as controlled places to make that trade-off visible instead of hidden.</w:t>
       </w:r>
     </w:p>
     <w:p>
@@ -10619,7 +10441,7 @@
       <w:pPr>
         <w:pStyle w:val="Heading1"/>
       </w:pPr>
-      <w:bookmarkStart w:id="17" w:name="_Toc239883355"/>
+      <w:bookmarkStart w:id="17" w:name="_Toc240984155"/>
       <w:r>
         <w:lastRenderedPageBreak/>
         <w:t>6. Requirements Traceability Matrix (RTM)</w:t>
@@ -11161,12 +10983,10 @@
               <w:t xml:space="preserve">Upon submission attempt, the user must receive feedback. If </w:t>
             </w:r>
             <w:proofErr w:type="spellStart"/>
-            <w:proofErr w:type="gramStart"/>
             <w:r>
               <w:t>its</w:t>
             </w:r>
             <w:proofErr w:type="spellEnd"/>
-            <w:proofErr w:type="gramEnd"/>
             <w:r>
               <w:t xml:space="preserve"> an error, the problem must be stated. If successful, the user must be notified</w:t>
             </w:r>
@@ -11306,12 +11126,10 @@
               <w:t xml:space="preserve">Upon submission attempt, the user must receive feedback. If </w:t>
             </w:r>
             <w:proofErr w:type="spellStart"/>
-            <w:proofErr w:type="gramStart"/>
             <w:r>
               <w:t>its</w:t>
             </w:r>
             <w:proofErr w:type="spellEnd"/>
-            <w:proofErr w:type="gramEnd"/>
             <w:r>
               <w:t xml:space="preserve"> an error, the problem must be stated. If successful, the user must be notified</w:t>
             </w:r>
@@ -11448,15 +11266,7 @@
           </w:tcPr>
           <w:p>
             <w:r>
-              <w:t xml:space="preserve">On selection, requests must be </w:t>
-            </w:r>
-            <w:proofErr w:type="gramStart"/>
-            <w:r>
-              <w:t>categorise</w:t>
-            </w:r>
-            <w:proofErr w:type="gramEnd"/>
-            <w:r>
-              <w:t xml:space="preserve"> according to date submitted, date changed, or alphabetical order.</w:t>
+              <w:t>On selection, requests must be categorise according to date submitted, date changed, or alphabetical order.</w:t>
             </w:r>
           </w:p>
         </w:tc>
@@ -12412,23 +12222,7 @@
           </w:tcPr>
           <w:p>
             <w:r>
-              <w:t xml:space="preserve">The views should provide enough information </w:t>
-            </w:r>
-            <w:proofErr w:type="gramStart"/>
-            <w:r>
-              <w:t>in order to</w:t>
-            </w:r>
-            <w:proofErr w:type="gramEnd"/>
-            <w:r>
-              <w:t xml:space="preserve"> make relevant decisions. Examples </w:t>
-            </w:r>
-            <w:proofErr w:type="gramStart"/>
-            <w:r>
-              <w:t>being:</w:t>
-            </w:r>
-            <w:proofErr w:type="gramEnd"/>
-            <w:r>
-              <w:t xml:space="preserve"> category, status, time submitted, who is assigned to the request.</w:t>
+              <w:t>The views should provide enough information in order to make relevant decisions. Examples being: category, status, time submitted, who is assigned to the request.</w:t>
             </w:r>
           </w:p>
         </w:tc>
@@ -13930,15 +13724,7 @@
           </w:tcPr>
           <w:p>
             <w:r>
-              <w:t xml:space="preserve">Requests will have to be resolved within a set amount of time. Early estimates </w:t>
-            </w:r>
-            <w:proofErr w:type="gramStart"/>
-            <w:r>
-              <w:t>sets</w:t>
-            </w:r>
-            <w:proofErr w:type="gramEnd"/>
-            <w:r>
-              <w:t xml:space="preserve"> it at within 7 days.</w:t>
+              <w:t>Requests will have to be resolved within a set amount of time. Early estimates sets it at within 7 days.</w:t>
             </w:r>
           </w:p>
         </w:tc>
@@ -14074,15 +13860,7 @@
           </w:tcPr>
           <w:p>
             <w:r>
-              <w:t xml:space="preserve">Management should have access to the additional information given by the staff members </w:t>
-            </w:r>
-            <w:proofErr w:type="gramStart"/>
-            <w:r>
-              <w:t>in order to</w:t>
-            </w:r>
-            <w:proofErr w:type="gramEnd"/>
-            <w:r>
-              <w:t xml:space="preserve"> review the resolved requests. Basic analysis features, such as average </w:t>
+              <w:t xml:space="preserve">Management should have access to the additional information given by the staff members in order to review the resolved requests. Basic analysis features, such as average </w:t>
             </w:r>
             <w:r>
               <w:lastRenderedPageBreak/>
@@ -14163,7 +13941,7 @@
       <w:pPr>
         <w:pStyle w:val="Heading1"/>
       </w:pPr>
-      <w:bookmarkStart w:id="18" w:name="_Toc239883356"/>
+      <w:bookmarkStart w:id="18" w:name="_Toc240984156"/>
       <w:r>
         <w:t>7. Risk Register</w:t>
       </w:r>
@@ -15159,7 +14937,7 @@
           </w:tcPr>
           <w:p>
             <w:r>
-              <w:t>Small team size relative to the two-approvals-from-non-authors governance control (Master Brief §9).</w:t>
+              <w:t>Small team size relative to the two-approvals-from-non-authors governance control (Master Brief 9).</w:t>
             </w:r>
           </w:p>
         </w:tc>
@@ -15642,7 +15420,7 @@
       <w:pPr>
         <w:pStyle w:val="Heading1"/>
       </w:pPr>
-      <w:bookmarkStart w:id="19" w:name="_Toc239883357"/>
+      <w:bookmarkStart w:id="19" w:name="_Toc240984157"/>
       <w:r>
         <w:t>8. Forward Engineering Considerations</w:t>
       </w:r>
@@ -15873,7 +15651,7 @@
           </w:tcPr>
           <w:p>
             <w:r>
-              <w:t>The three-role model is already implied by the minimum business capabilities (Master Brief §3) and shapes which requirements, screens and data fields exist at all.</w:t>
+              <w:t>The three-role model is already implied by the minimum business capabilities (Master Brief 3) and shapes which requirements, screens and data fields exist at all.</w:t>
             </w:r>
           </w:p>
         </w:tc>
@@ -16082,15 +15860,7 @@
           </w:tcPr>
           <w:p>
             <w:r>
-              <w:t xml:space="preserve">The business </w:t>
-            </w:r>
-            <w:proofErr w:type="gramStart"/>
-            <w:r>
-              <w:t>need</w:t>
-            </w:r>
-            <w:proofErr w:type="gramEnd"/>
-            <w:r>
-              <w:t xml:space="preserve"> explicitly names 'weak accountability for changes to request status' as a current problem; the data model must capture who changed what and when from the outset.</w:t>
+              <w:t>The business need explicitly names 'weak accountability for changes to request status' as a current problem; the data model must capture who changed what and when from the outset.</w:t>
             </w:r>
           </w:p>
         </w:tc>
@@ -16188,7 +15958,7 @@
           </w:tcPr>
           <w:p>
             <w:r>
-              <w:t>The cost constraint (free/low-cost preference) and the later need for staging-to-production parity (Master Brief §17) both depend on understanding platform options and limits early.</w:t>
+              <w:t>The cost constraint (free/low-cost preference) and the later need for staging-to-production parity (Master Brief 17) both depend on understanding platform options and limits early.</w:t>
             </w:r>
           </w:p>
         </w:tc>
@@ -16286,7 +16056,7 @@
           </w:tcPr>
           <w:p>
             <w:r>
-              <w:t>If requirements and design don't anticipate automated testing (Master Brief §15), M3's automated test evidence will be retrofitted and weaker.</w:t>
+              <w:t>If requirements and design don't anticipate automated testing (Master Brief 15), M3's automated test evidence will be retrofitted and weaker.</w:t>
             </w:r>
           </w:p>
         </w:tc>
@@ -16432,7 +16202,7 @@
           </w:tcPr>
           <w:p>
             <w:r>
-              <w:t>Sensitive information could be exposed to unauthorised staff, leaving a residual security risk the team cannot honestly claim to understand at M4 (Master Brief §23).</w:t>
+              <w:t>Sensitive information could be exposed to unauthorised staff, leaving a residual security risk the team cannot honestly claim to understand at M4 (Master Brief 23).</w:t>
             </w:r>
           </w:p>
         </w:tc>
@@ -16442,7 +16212,7 @@
       <w:pPr>
         <w:pStyle w:val="Heading1"/>
       </w:pPr>
-      <w:bookmarkStart w:id="20" w:name="_Toc239883358"/>
+      <w:bookmarkStart w:id="20" w:name="_Toc240984158"/>
       <w:r>
         <w:t>9. Engineering Decision Log</w:t>
       </w:r>
@@ -16884,7 +16654,7 @@
           </w:tcPr>
           <w:p>
             <w:r>
-              <w:t>Master Brief §2 (fragmentation problem); Stakeholder Analysis, Section 2.</w:t>
+              <w:t>Master Brief 2 (fragmentation problem); Stakeholder Analysis, Section 2.</w:t>
             </w:r>
           </w:p>
         </w:tc>
@@ -16966,23 +16736,7 @@
           </w:tcPr>
           <w:p>
             <w:r>
-              <w:t xml:space="preserve">(a) Store only </w:t>
-            </w:r>
-            <w:proofErr w:type="gramStart"/>
-            <w:r>
-              <w:t>current status</w:t>
-            </w:r>
-            <w:proofErr w:type="gramEnd"/>
-            <w:r>
-              <w:t xml:space="preserve">; (b) Store </w:t>
-            </w:r>
-            <w:proofErr w:type="gramStart"/>
-            <w:r>
-              <w:t>current status</w:t>
-            </w:r>
-            <w:proofErr w:type="gramEnd"/>
-            <w:r>
-              <w:t xml:space="preserve"> plus a full append-only status-change history.</w:t>
+              <w:t>(a) Store only current status; (b) Store current status plus a full append-only status-change history.</w:t>
             </w:r>
           </w:p>
         </w:tc>
@@ -17062,7 +16816,7 @@
           </w:tcPr>
           <w:p>
             <w:r>
-              <w:t>Master Brief §2 problem statement; §11 traceability standard.</w:t>
+              <w:t>Master Brief 2 problem statement; 11 traceability standard.</w:t>
             </w:r>
           </w:p>
         </w:tc>
@@ -17195,7 +16949,7 @@
             </w:r>
             <w:r>
               <w:lastRenderedPageBreak/>
-              <w:t>satisfying the minimum management capability of identifying open/overdue/resolved requests (Master Brief §3).</w:t>
+              <w:t>satisfying the minimum management capability of identifying open/overdue/resolved requests (Master Brief 3).</w:t>
             </w:r>
           </w:p>
         </w:tc>
@@ -17328,15 +17082,7 @@
           </w:tcPr>
           <w:p>
             <w:r>
-              <w:t xml:space="preserve">Not applicable </w:t>
-            </w:r>
-            <w:proofErr w:type="gramStart"/>
-            <w:r>
-              <w:t>at this time</w:t>
-            </w:r>
-            <w:proofErr w:type="gramEnd"/>
-            <w:r>
-              <w:t>.</w:t>
+              <w:t>Not applicable at this time.</w:t>
             </w:r>
           </w:p>
         </w:tc>
@@ -17352,15 +17098,7 @@
           </w:tcPr>
           <w:p>
             <w:r>
-              <w:t xml:space="preserve">Not applicable </w:t>
-            </w:r>
-            <w:proofErr w:type="gramStart"/>
-            <w:r>
-              <w:t>at this time</w:t>
-            </w:r>
-            <w:proofErr w:type="gramEnd"/>
-            <w:r>
-              <w:t>.</w:t>
+              <w:t>Not applicable at this time.</w:t>
             </w:r>
           </w:p>
         </w:tc>
@@ -17392,7 +17130,7 @@
           </w:tcPr>
           <w:p>
             <w:r>
-              <w:t>M1 explicitly excludes final technology-stack selection (Milestone 1 Brief §5); a defensible choice requires the weighted decision matrix and evidence gathering scoped to M2 (Master Brief §18.1), not yet performed.</w:t>
+              <w:t>M1 explicitly excludes final technology-stack selection (Milestone 1 Brief 5); a defensible choice requires the weighted decision matrix and evidence gathering scoped to M2 (Master Brief 18.1), not yet performed.</w:t>
             </w:r>
           </w:p>
         </w:tc>
@@ -17408,15 +17146,7 @@
           </w:tcPr>
           <w:p>
             <w:r>
-              <w:t xml:space="preserve">Not applicable </w:t>
-            </w:r>
-            <w:proofErr w:type="gramStart"/>
-            <w:r>
-              <w:t>at this time</w:t>
-            </w:r>
-            <w:proofErr w:type="gramEnd"/>
-            <w:r>
-              <w:t>.</w:t>
+              <w:t>Not applicable at this time.</w:t>
             </w:r>
           </w:p>
         </w:tc>
@@ -17454,15 +17184,7 @@
           </w:tcPr>
           <w:p>
             <w:r>
-              <w:t xml:space="preserve">Not applicable </w:t>
-            </w:r>
-            <w:proofErr w:type="gramStart"/>
-            <w:r>
-              <w:t>at this time</w:t>
-            </w:r>
-            <w:proofErr w:type="gramEnd"/>
-            <w:r>
-              <w:t>.</w:t>
+              <w:t>Not applicable at this time.</w:t>
             </w:r>
           </w:p>
         </w:tc>
@@ -17478,15 +17200,7 @@
           </w:tcPr>
           <w:p>
             <w:r>
-              <w:t xml:space="preserve">Not applicable </w:t>
-            </w:r>
-            <w:proofErr w:type="gramStart"/>
-            <w:r>
-              <w:t>at this time</w:t>
-            </w:r>
-            <w:proofErr w:type="gramEnd"/>
-            <w:r>
-              <w:t>.</w:t>
+              <w:t>Not applicable at this time.</w:t>
             </w:r>
           </w:p>
         </w:tc>
@@ -17536,15 +17250,7 @@
           </w:tcPr>
           <w:p>
             <w:r>
-              <w:t xml:space="preserve">Not applicable </w:t>
-            </w:r>
-            <w:proofErr w:type="gramStart"/>
-            <w:r>
-              <w:t>at this time</w:t>
-            </w:r>
-            <w:proofErr w:type="gramEnd"/>
-            <w:r>
-              <w:t>.</w:t>
+              <w:t>Not applicable at this time.</w:t>
             </w:r>
           </w:p>
         </w:tc>
@@ -17560,15 +17266,7 @@
           </w:tcPr>
           <w:p>
             <w:r>
-              <w:t xml:space="preserve">Not applicable </w:t>
-            </w:r>
-            <w:proofErr w:type="gramStart"/>
-            <w:r>
-              <w:t>at this time</w:t>
-            </w:r>
-            <w:proofErr w:type="gramEnd"/>
-            <w:r>
-              <w:t>.</w:t>
+              <w:t>Not applicable at this time.</w:t>
             </w:r>
           </w:p>
         </w:tc>
@@ -17616,15 +17314,7 @@
           </w:tcPr>
           <w:p>
             <w:r>
-              <w:t xml:space="preserve">Not applicable </w:t>
-            </w:r>
-            <w:proofErr w:type="gramStart"/>
-            <w:r>
-              <w:t>at this time</w:t>
-            </w:r>
-            <w:proofErr w:type="gramEnd"/>
-            <w:r>
-              <w:t>.</w:t>
+              <w:t>Not applicable at this time.</w:t>
             </w:r>
           </w:p>
         </w:tc>
@@ -17656,15 +17346,7 @@
           </w:tcPr>
           <w:p>
             <w:r>
-              <w:t xml:space="preserve">Not applicable </w:t>
-            </w:r>
-            <w:proofErr w:type="gramStart"/>
-            <w:r>
-              <w:t>at this time</w:t>
-            </w:r>
-            <w:proofErr w:type="gramEnd"/>
-            <w:r>
-              <w:t>.</w:t>
+              <w:t>Not applicable at this time.</w:t>
             </w:r>
           </w:p>
         </w:tc>
@@ -17680,15 +17362,7 @@
           </w:tcPr>
           <w:p>
             <w:r>
-              <w:t xml:space="preserve">Not applicable </w:t>
-            </w:r>
-            <w:proofErr w:type="gramStart"/>
-            <w:r>
-              <w:t>at this time</w:t>
-            </w:r>
-            <w:proofErr w:type="gramEnd"/>
-            <w:r>
-              <w:t>.</w:t>
+              <w:t>Not applicable at this time.</w:t>
             </w:r>
           </w:p>
         </w:tc>
@@ -17704,7 +17378,7 @@
       <w:pPr>
         <w:pStyle w:val="Heading1"/>
       </w:pPr>
-      <w:bookmarkStart w:id="21" w:name="_Toc239883359"/>
+      <w:bookmarkStart w:id="21" w:name="_Toc240984159"/>
       <w:r>
         <w:lastRenderedPageBreak/>
         <w:t>10. GitHub &amp; Team Governance</w:t>
@@ -17715,7 +17389,7 @@
       <w:pPr>
         <w:pStyle w:val="Heading2"/>
       </w:pPr>
-      <w:bookmarkStart w:id="22" w:name="_Toc239883360"/>
+      <w:bookmarkStart w:id="22" w:name="_Toc240984160"/>
       <w:r>
         <w:t>10.1 Repository</w:t>
       </w:r>
@@ -17987,18 +17661,13 @@
           </w:tcPr>
           <w:p>
             <w:r>
-              <w:t xml:space="preserve">Secrets/credentials policy in place </w:t>
-            </w:r>
-            <w:proofErr w:type="gramStart"/>
-            <w:r>
-              <w:t>(.</w:t>
+              <w:t>Secrets/credentials policy in place (.</w:t>
             </w:r>
             <w:proofErr w:type="spellStart"/>
             <w:r>
               <w:t>gitignore</w:t>
             </w:r>
             <w:proofErr w:type="spellEnd"/>
-            <w:proofErr w:type="gramEnd"/>
             <w:r>
               <w:t>, no committed keys)</w:t>
             </w:r>
@@ -18071,7 +17740,7 @@
       <w:pPr>
         <w:pStyle w:val="Heading2"/>
       </w:pPr>
-      <w:bookmarkStart w:id="23" w:name="_Toc239883361"/>
+      <w:bookmarkStart w:id="23" w:name="_Toc240984161"/>
       <w:r>
         <w:t>10.2 Team Working Agreement</w:t>
       </w:r>
@@ -18143,7 +17812,7 @@
         <w:t>Commit &amp; PR conventions:</w:t>
       </w:r>
       <w:r>
-        <w:t xml:space="preserve"> Commits use short, meaningful messages describing the change (e.g. "Add NFR-004 performance requirement"). Substantive changes to controlled artefacts (PED sections, registers, code) go through a Pull Request; direct pushes to main are not used for substantive change, per the Master Project Brief §9.</w:t>
+        <w:t xml:space="preserve"> Commits use short, meaningful messages describing the change (e.g. "Add NFR-004 performance requirement"). Substantive changes to controlled artefacts (PED sections, registers, code) go through a Pull Request; direct pushes to main are not used for substantive change, per the Master Project Brief 9.</w:t>
       </w:r>
     </w:p>
     <w:p>
@@ -18183,7 +17852,7 @@
       <w:pPr>
         <w:pStyle w:val="Heading1"/>
       </w:pPr>
-      <w:bookmarkStart w:id="24" w:name="_Toc239883362"/>
+      <w:bookmarkStart w:id="24" w:name="_Toc240984162"/>
       <w:r>
         <w:t>11. AI Usage Register</w:t>
       </w:r>
@@ -18805,15 +18474,7 @@
           </w:tcPr>
           <w:p>
             <w:r>
-              <w:t xml:space="preserve">Not </w:t>
-            </w:r>
-            <w:proofErr w:type="gramStart"/>
-            <w:r>
-              <w:t>all of</w:t>
-            </w:r>
-            <w:proofErr w:type="gramEnd"/>
-            <w:r>
-              <w:t xml:space="preserve"> the explanations were relevant to the project</w:t>
+              <w:t>Not all of the explanations were relevant to the project</w:t>
             </w:r>
           </w:p>
         </w:tc>
@@ -18894,7 +18555,7 @@
               <w:rPr>
                 <w:i/>
               </w:rPr>
-              <w:t>Checked every table's required fields against the Milestone 1 Brief §3 and Master Brief §§9–13 field-by-field</w:t>
+              <w:t>Checked every table's required fields against the Milestone 1 Brief 3 and Master Brief 9–13 field-by-field</w:t>
             </w:r>
           </w:p>
         </w:tc>
@@ -19024,7 +18685,7 @@
               <w:rPr>
                 <w:i/>
               </w:rPr>
-              <w:t>Cross-checked every claim against the CivicConnect Master Project Brief and Milestone 1 Brief sections cited inline (e.g. §2, §3, §9, §18.1); reviewed with Michael before merging</w:t>
+              <w:t>Cross-checked every claim against the CivicConnect Master Project Brief and Milestone 1 Brief sections cited inline (e.g. 2, 3, 9, 18.1); reviewed with Michael before merging</w:t>
             </w:r>
           </w:p>
         </w:tc>
@@ -19130,7 +18791,7 @@
               <w:rPr>
                 <w:i/>
               </w:rPr>
-              <w:t>Reviewed against the Master Project Brief's Responsible AI standard (§10) requiring every material AI contribution to be logged and verified; owner assignments and working-agreement content flagged to team as draft, pending confirmation</w:t>
+              <w:t>Reviewed against the Master Project Brief's Responsible AI standard (10) requiring every material AI contribution to be logged and verified; owner assignments and working-agreement content flagged to team as draft, pending confirmation</w:t>
             </w:r>
           </w:p>
         </w:tc>
@@ -19178,7 +18839,7 @@
       <w:pPr>
         <w:pStyle w:val="Heading1"/>
       </w:pPr>
-      <w:bookmarkStart w:id="25" w:name="_Toc239883363"/>
+      <w:bookmarkStart w:id="25" w:name="_Toc240984163"/>
       <w:r>
         <w:t>12. Baseline Readiness Checklist</w:t>
       </w:r>
@@ -19298,7 +18959,7 @@
         <w:pStyle w:val="Heading1"/>
       </w:pPr>
     </w:p>
-    <w:bookmarkStart w:id="26" w:name="_Toc239883364" w:displacedByCustomXml="next"/>
+    <w:bookmarkStart w:id="26" w:name="_Toc240984164" w:displacedByCustomXml="next"/>
     <w:sdt>
       <w:sdtPr>
         <w:rPr>

--- a/SEN381_Milestone1_V1.2 - conditionally accepted.docx
+++ b/SEN381_Milestone1_V1.2 - conditionally accepted.docx
@@ -1414,21 +1414,7 @@
                 <w:rStyle w:val="Hyperlink"/>
                 <w:noProof/>
               </w:rPr>
-              <w:t>5. Constr</w:t>
-            </w:r>
-            <w:r>
-              <w:rPr>
-                <w:rStyle w:val="Hyperlink"/>
-                <w:noProof/>
-              </w:rPr>
-              <w:t>a</w:t>
-            </w:r>
-            <w:r>
-              <w:rPr>
-                <w:rStyle w:val="Hyperlink"/>
-                <w:noProof/>
-              </w:rPr>
-              <w:t>ints</w:t>
+              <w:t>5. Constraints</w:t>
             </w:r>
             <w:r>
               <w:rPr>
@@ -3295,6 +3281,107 @@
           </w:p>
         </w:tc>
       </w:tr>
+      <w:tr>
+        <w:trPr>
+          <w:trHeight w:val="881"/>
+        </w:trPr>
+        <w:tc>
+          <w:tcPr>
+            <w:tcW w:w="1400" w:type="dxa"/>
+          </w:tcPr>
+          <w:p>
+            <w:pPr>
+              <w:rPr>
+                <w:iCs/>
+              </w:rPr>
+            </w:pPr>
+            <w:r>
+              <w:rPr>
+                <w:iCs/>
+              </w:rPr>
+              <w:t>1.3</w:t>
+            </w:r>
+          </w:p>
+        </w:tc>
+        <w:tc>
+          <w:tcPr>
+            <w:tcW w:w="1400" w:type="dxa"/>
+          </w:tcPr>
+          <w:p>
+            <w:pPr>
+              <w:rPr>
+                <w:iCs/>
+              </w:rPr>
+            </w:pPr>
+            <w:r>
+              <w:rPr>
+                <w:iCs/>
+              </w:rPr>
+              <w:t>22/09/2026</w:t>
+            </w:r>
+          </w:p>
+        </w:tc>
+        <w:tc>
+          <w:tcPr>
+            <w:tcW w:w="2600" w:type="dxa"/>
+          </w:tcPr>
+          <w:p>
+            <w:pPr>
+              <w:rPr>
+                <w:iCs/>
+              </w:rPr>
+            </w:pPr>
+            <w:r>
+              <w:rPr>
+                <w:iCs/>
+              </w:rPr>
+              <w:t>Michael</w:t>
+            </w:r>
+          </w:p>
+        </w:tc>
+        <w:tc>
+          <w:tcPr>
+            <w:tcW w:w="3400" w:type="dxa"/>
+          </w:tcPr>
+          <w:p>
+            <w:pPr>
+              <w:rPr>
+                <w:iCs/>
+              </w:rPr>
+            </w:pPr>
+            <w:r>
+              <w:rPr>
+                <w:iCs/>
+              </w:rPr>
+              <w:t xml:space="preserve">Added the Architectural Significant Requirements (ASR’s), </w:t>
+            </w:r>
+            <w:r>
+              <w:rPr>
+                <w:iCs/>
+              </w:rPr>
+              <w:t xml:space="preserve">in </w:t>
+            </w:r>
+            <w:r>
+              <w:rPr>
+                <w:iCs/>
+              </w:rPr>
+              <w:t>section 4.3</w:t>
+            </w:r>
+          </w:p>
+        </w:tc>
+        <w:tc>
+          <w:tcPr>
+            <w:tcW w:w="1600" w:type="dxa"/>
+          </w:tcPr>
+          <w:p>
+            <w:pPr>
+              <w:rPr>
+                <w:iCs/>
+              </w:rPr>
+            </w:pPr>
+          </w:p>
+        </w:tc>
+      </w:tr>
     </w:tbl>
     <w:p>
       <w:pPr>
@@ -3585,6 +3672,7 @@
                 <w:sz w:val="19"/>
                 <w:szCs w:val="19"/>
               </w:rPr>
+              <w:lastRenderedPageBreak/>
               <w:t>Repository/governance controls checked (Y/N)</w:t>
             </w:r>
           </w:p>
@@ -3648,7 +3736,6 @@
     </w:tbl>
     <w:p>
       <w:r>
-        <w:lastRenderedPageBreak/>
         <w:br w:type="page"/>
       </w:r>
     </w:p>
@@ -9700,6 +9787,992 @@
     <w:p/>
     <w:p>
       <w:r>
+        <w:br/>
+      </w:r>
+    </w:p>
+    <w:p>
+      <w:r>
+        <w:br w:type="page"/>
+      </w:r>
+    </w:p>
+    <w:p>
+      <w:pPr>
+        <w:pStyle w:val="Heading2"/>
+      </w:pPr>
+      <w:r>
+        <w:lastRenderedPageBreak/>
+        <w:t>4.3 Architecturally Significant Requirements and Quality Drivers</w:t>
+      </w:r>
+    </w:p>
+    <w:p/>
+    <w:tbl>
+      <w:tblPr>
+        <w:tblW w:w="10768" w:type="dxa"/>
+        <w:tblBorders>
+          <w:top w:val="single" w:sz="4" w:space="0" w:color="auto"/>
+          <w:left w:val="single" w:sz="4" w:space="0" w:color="auto"/>
+          <w:bottom w:val="single" w:sz="4" w:space="0" w:color="auto"/>
+          <w:right w:val="single" w:sz="4" w:space="0" w:color="auto"/>
+          <w:insideH w:val="single" w:sz="4" w:space="0" w:color="auto"/>
+          <w:insideV w:val="single" w:sz="4" w:space="0" w:color="auto"/>
+        </w:tblBorders>
+        <w:tblLayout w:type="fixed"/>
+        <w:tblCellMar>
+          <w:left w:w="10" w:type="dxa"/>
+          <w:right w:w="10" w:type="dxa"/>
+        </w:tblCellMar>
+        <w:tblLook w:val="04A0" w:firstRow="1" w:lastRow="0" w:firstColumn="1" w:lastColumn="0" w:noHBand="0" w:noVBand="1"/>
+      </w:tblPr>
+      <w:tblGrid>
+        <w:gridCol w:w="800"/>
+        <w:gridCol w:w="1463"/>
+        <w:gridCol w:w="1560"/>
+        <w:gridCol w:w="3260"/>
+        <w:gridCol w:w="2551"/>
+        <w:gridCol w:w="1134"/>
+      </w:tblGrid>
+      <w:tr>
+        <w:trPr>
+          <w:tblHeader/>
+        </w:trPr>
+        <w:tc>
+          <w:tcPr>
+            <w:tcW w:w="800" w:type="dxa"/>
+            <w:tcBorders>
+              <w:top w:val="single" w:sz="4" w:space="0" w:color="auto"/>
+              <w:left w:val="single" w:sz="4" w:space="0" w:color="auto"/>
+              <w:bottom w:val="single" w:sz="4" w:space="0" w:color="auto"/>
+              <w:right w:val="single" w:sz="4" w:space="0" w:color="auto"/>
+            </w:tcBorders>
+            <w:shd w:val="clear" w:color="auto" w:fill="1F3864"/>
+            <w:tcMar>
+              <w:top w:w="80" w:type="dxa"/>
+              <w:left w:w="100" w:type="dxa"/>
+              <w:bottom w:w="80" w:type="dxa"/>
+              <w:right w:w="100" w:type="dxa"/>
+            </w:tcMar>
+            <w:hideMark/>
+          </w:tcPr>
+          <w:p>
+            <w:r>
+              <w:rPr>
+                <w:b/>
+                <w:bCs/>
+              </w:rPr>
+              <w:t>ID</w:t>
+            </w:r>
+          </w:p>
+        </w:tc>
+        <w:tc>
+          <w:tcPr>
+            <w:tcW w:w="1463" w:type="dxa"/>
+            <w:tcBorders>
+              <w:top w:val="single" w:sz="4" w:space="0" w:color="auto"/>
+              <w:left w:val="single" w:sz="4" w:space="0" w:color="auto"/>
+              <w:bottom w:val="single" w:sz="4" w:space="0" w:color="auto"/>
+              <w:right w:val="single" w:sz="4" w:space="0" w:color="auto"/>
+            </w:tcBorders>
+            <w:shd w:val="clear" w:color="auto" w:fill="1F3864"/>
+            <w:tcMar>
+              <w:top w:w="80" w:type="dxa"/>
+              <w:left w:w="100" w:type="dxa"/>
+              <w:bottom w:w="80" w:type="dxa"/>
+              <w:right w:w="100" w:type="dxa"/>
+            </w:tcMar>
+            <w:hideMark/>
+          </w:tcPr>
+          <w:p>
+            <w:r>
+              <w:rPr>
+                <w:b/>
+                <w:bCs/>
+              </w:rPr>
+              <w:t>Requirement</w:t>
+            </w:r>
+          </w:p>
+        </w:tc>
+        <w:tc>
+          <w:tcPr>
+            <w:tcW w:w="1560" w:type="dxa"/>
+            <w:tcBorders>
+              <w:top w:val="single" w:sz="4" w:space="0" w:color="auto"/>
+              <w:left w:val="single" w:sz="4" w:space="0" w:color="auto"/>
+              <w:bottom w:val="single" w:sz="4" w:space="0" w:color="auto"/>
+              <w:right w:val="single" w:sz="4" w:space="0" w:color="auto"/>
+            </w:tcBorders>
+            <w:shd w:val="clear" w:color="auto" w:fill="1F3864"/>
+            <w:tcMar>
+              <w:top w:w="80" w:type="dxa"/>
+              <w:left w:w="100" w:type="dxa"/>
+              <w:bottom w:w="80" w:type="dxa"/>
+              <w:right w:w="100" w:type="dxa"/>
+            </w:tcMar>
+            <w:hideMark/>
+          </w:tcPr>
+          <w:p>
+            <w:r>
+              <w:rPr>
+                <w:b/>
+                <w:bCs/>
+              </w:rPr>
+              <w:t>Quality attribute</w:t>
+            </w:r>
+          </w:p>
+        </w:tc>
+        <w:tc>
+          <w:tcPr>
+            <w:tcW w:w="3260" w:type="dxa"/>
+            <w:tcBorders>
+              <w:top w:val="single" w:sz="4" w:space="0" w:color="auto"/>
+              <w:left w:val="single" w:sz="4" w:space="0" w:color="auto"/>
+              <w:bottom w:val="single" w:sz="4" w:space="0" w:color="auto"/>
+              <w:right w:val="single" w:sz="4" w:space="0" w:color="auto"/>
+            </w:tcBorders>
+            <w:shd w:val="clear" w:color="auto" w:fill="1F3864"/>
+            <w:tcMar>
+              <w:top w:w="80" w:type="dxa"/>
+              <w:left w:w="100" w:type="dxa"/>
+              <w:bottom w:w="80" w:type="dxa"/>
+              <w:right w:w="100" w:type="dxa"/>
+            </w:tcMar>
+            <w:hideMark/>
+          </w:tcPr>
+          <w:p>
+            <w:r>
+              <w:rPr>
+                <w:b/>
+                <w:bCs/>
+              </w:rPr>
+              <w:t>Significance</w:t>
+            </w:r>
+          </w:p>
+        </w:tc>
+        <w:tc>
+          <w:tcPr>
+            <w:tcW w:w="2551" w:type="dxa"/>
+            <w:tcBorders>
+              <w:top w:val="single" w:sz="4" w:space="0" w:color="auto"/>
+              <w:left w:val="single" w:sz="4" w:space="0" w:color="auto"/>
+              <w:bottom w:val="single" w:sz="4" w:space="0" w:color="auto"/>
+              <w:right w:val="single" w:sz="4" w:space="0" w:color="auto"/>
+            </w:tcBorders>
+            <w:shd w:val="clear" w:color="auto" w:fill="1F3864"/>
+            <w:tcMar>
+              <w:top w:w="80" w:type="dxa"/>
+              <w:left w:w="100" w:type="dxa"/>
+              <w:bottom w:w="80" w:type="dxa"/>
+              <w:right w:w="100" w:type="dxa"/>
+            </w:tcMar>
+            <w:hideMark/>
+          </w:tcPr>
+          <w:p>
+            <w:r>
+              <w:rPr>
+                <w:b/>
+                <w:bCs/>
+              </w:rPr>
+              <w:t>Measurable response</w:t>
+            </w:r>
+          </w:p>
+        </w:tc>
+        <w:tc>
+          <w:tcPr>
+            <w:tcW w:w="1134" w:type="dxa"/>
+            <w:tcBorders>
+              <w:top w:val="single" w:sz="4" w:space="0" w:color="auto"/>
+              <w:left w:val="single" w:sz="4" w:space="0" w:color="auto"/>
+              <w:bottom w:val="single" w:sz="4" w:space="0" w:color="auto"/>
+              <w:right w:val="single" w:sz="4" w:space="0" w:color="auto"/>
+            </w:tcBorders>
+            <w:shd w:val="clear" w:color="auto" w:fill="1F3864"/>
+            <w:tcMar>
+              <w:top w:w="80" w:type="dxa"/>
+              <w:left w:w="100" w:type="dxa"/>
+              <w:bottom w:w="80" w:type="dxa"/>
+              <w:right w:w="100" w:type="dxa"/>
+            </w:tcMar>
+            <w:hideMark/>
+          </w:tcPr>
+          <w:p>
+            <w:r>
+              <w:rPr>
+                <w:b/>
+                <w:bCs/>
+              </w:rPr>
+              <w:t>Decision reference</w:t>
+            </w:r>
+          </w:p>
+        </w:tc>
+      </w:tr>
+      <w:tr>
+        <w:tc>
+          <w:tcPr>
+            <w:tcW w:w="800" w:type="dxa"/>
+            <w:tcBorders>
+              <w:top w:val="single" w:sz="4" w:space="0" w:color="auto"/>
+              <w:left w:val="single" w:sz="4" w:space="0" w:color="auto"/>
+              <w:bottom w:val="single" w:sz="4" w:space="0" w:color="auto"/>
+              <w:right w:val="single" w:sz="4" w:space="0" w:color="auto"/>
+            </w:tcBorders>
+            <w:tcMar>
+              <w:top w:w="80" w:type="dxa"/>
+              <w:left w:w="100" w:type="dxa"/>
+              <w:bottom w:w="80" w:type="dxa"/>
+              <w:right w:w="100" w:type="dxa"/>
+            </w:tcMar>
+            <w:hideMark/>
+          </w:tcPr>
+          <w:p>
+            <w:r>
+              <w:t>ASR-001</w:t>
+            </w:r>
+          </w:p>
+        </w:tc>
+        <w:tc>
+          <w:tcPr>
+            <w:tcW w:w="1463" w:type="dxa"/>
+            <w:tcBorders>
+              <w:top w:val="single" w:sz="4" w:space="0" w:color="auto"/>
+              <w:left w:val="single" w:sz="4" w:space="0" w:color="auto"/>
+              <w:bottom w:val="single" w:sz="4" w:space="0" w:color="auto"/>
+              <w:right w:val="single" w:sz="4" w:space="0" w:color="auto"/>
+            </w:tcBorders>
+            <w:tcMar>
+              <w:top w:w="80" w:type="dxa"/>
+              <w:left w:w="100" w:type="dxa"/>
+              <w:bottom w:w="80" w:type="dxa"/>
+              <w:right w:w="100" w:type="dxa"/>
+            </w:tcMar>
+            <w:hideMark/>
+          </w:tcPr>
+          <w:p>
+            <w:r>
+              <w:t xml:space="preserve">NFR-004, </w:t>
+            </w:r>
+            <w:r>
+              <w:t>FR-0</w:t>
+            </w:r>
+            <w:r>
+              <w:t>13</w:t>
+            </w:r>
+          </w:p>
+        </w:tc>
+        <w:tc>
+          <w:tcPr>
+            <w:tcW w:w="1560" w:type="dxa"/>
+            <w:tcBorders>
+              <w:top w:val="single" w:sz="4" w:space="0" w:color="auto"/>
+              <w:left w:val="single" w:sz="4" w:space="0" w:color="auto"/>
+              <w:bottom w:val="single" w:sz="4" w:space="0" w:color="auto"/>
+              <w:right w:val="single" w:sz="4" w:space="0" w:color="auto"/>
+            </w:tcBorders>
+            <w:tcMar>
+              <w:top w:w="80" w:type="dxa"/>
+              <w:left w:w="100" w:type="dxa"/>
+              <w:bottom w:w="80" w:type="dxa"/>
+              <w:right w:w="100" w:type="dxa"/>
+            </w:tcMar>
+            <w:hideMark/>
+          </w:tcPr>
+          <w:p>
+            <w:r>
+              <w:t>Performance</w:t>
+            </w:r>
+          </w:p>
+        </w:tc>
+        <w:tc>
+          <w:tcPr>
+            <w:tcW w:w="3260" w:type="dxa"/>
+            <w:tcBorders>
+              <w:top w:val="single" w:sz="4" w:space="0" w:color="auto"/>
+              <w:left w:val="single" w:sz="4" w:space="0" w:color="auto"/>
+              <w:bottom w:val="single" w:sz="4" w:space="0" w:color="auto"/>
+              <w:right w:val="single" w:sz="4" w:space="0" w:color="auto"/>
+            </w:tcBorders>
+            <w:tcMar>
+              <w:top w:w="80" w:type="dxa"/>
+              <w:left w:w="100" w:type="dxa"/>
+              <w:bottom w:w="80" w:type="dxa"/>
+              <w:right w:w="100" w:type="dxa"/>
+            </w:tcMar>
+          </w:tcPr>
+          <w:p>
+            <w:r>
+              <w:t>The speed at which a response must be given is bound, with the “worst-case” query having a limit of 1 second response time per 100 records. This means that optimisation will be required, such as indexing. It also conflicts with the constraint of a free-tier service, as it caps connections and computational capacity.</w:t>
+            </w:r>
+          </w:p>
+        </w:tc>
+        <w:tc>
+          <w:tcPr>
+            <w:tcW w:w="2551" w:type="dxa"/>
+            <w:tcBorders>
+              <w:top w:val="single" w:sz="4" w:space="0" w:color="auto"/>
+              <w:left w:val="single" w:sz="4" w:space="0" w:color="auto"/>
+              <w:bottom w:val="single" w:sz="4" w:space="0" w:color="auto"/>
+              <w:right w:val="single" w:sz="4" w:space="0" w:color="auto"/>
+            </w:tcBorders>
+            <w:tcMar>
+              <w:top w:w="80" w:type="dxa"/>
+              <w:left w:w="100" w:type="dxa"/>
+              <w:bottom w:w="80" w:type="dxa"/>
+              <w:right w:w="100" w:type="dxa"/>
+            </w:tcMar>
+            <w:hideMark/>
+          </w:tcPr>
+          <w:p>
+            <w:r>
+              <w:t>For every 100 entries, regardless of filter combination, may not add more than 1 second to the search.</w:t>
+            </w:r>
+          </w:p>
+        </w:tc>
+        <w:tc>
+          <w:tcPr>
+            <w:tcW w:w="1134" w:type="dxa"/>
+            <w:tcBorders>
+              <w:top w:val="single" w:sz="4" w:space="0" w:color="auto"/>
+              <w:left w:val="single" w:sz="4" w:space="0" w:color="auto"/>
+              <w:bottom w:val="single" w:sz="4" w:space="0" w:color="auto"/>
+              <w:right w:val="single" w:sz="4" w:space="0" w:color="auto"/>
+            </w:tcBorders>
+            <w:tcMar>
+              <w:top w:w="80" w:type="dxa"/>
+              <w:left w:w="100" w:type="dxa"/>
+              <w:bottom w:w="80" w:type="dxa"/>
+              <w:right w:w="100" w:type="dxa"/>
+            </w:tcMar>
+            <w:hideMark/>
+          </w:tcPr>
+          <w:p>
+            <w:r>
+              <w:t>D-004 (deferred)</w:t>
+            </w:r>
+          </w:p>
+          <w:p/>
+          <w:p>
+            <w:r>
+              <w:t>D-007 (pending)</w:t>
+            </w:r>
+          </w:p>
+        </w:tc>
+      </w:tr>
+      <w:tr>
+        <w:tc>
+          <w:tcPr>
+            <w:tcW w:w="800" w:type="dxa"/>
+            <w:tcBorders>
+              <w:top w:val="single" w:sz="4" w:space="0" w:color="auto"/>
+              <w:left w:val="single" w:sz="4" w:space="0" w:color="auto"/>
+              <w:bottom w:val="single" w:sz="4" w:space="0" w:color="auto"/>
+              <w:right w:val="single" w:sz="4" w:space="0" w:color="auto"/>
+            </w:tcBorders>
+            <w:tcMar>
+              <w:top w:w="80" w:type="dxa"/>
+              <w:left w:w="100" w:type="dxa"/>
+              <w:bottom w:w="80" w:type="dxa"/>
+              <w:right w:w="100" w:type="dxa"/>
+            </w:tcMar>
+          </w:tcPr>
+          <w:p>
+            <w:r>
+              <w:t>ASR-002</w:t>
+            </w:r>
+          </w:p>
+        </w:tc>
+        <w:tc>
+          <w:tcPr>
+            <w:tcW w:w="1463" w:type="dxa"/>
+            <w:tcBorders>
+              <w:top w:val="single" w:sz="4" w:space="0" w:color="auto"/>
+              <w:left w:val="single" w:sz="4" w:space="0" w:color="auto"/>
+              <w:bottom w:val="single" w:sz="4" w:space="0" w:color="auto"/>
+              <w:right w:val="single" w:sz="4" w:space="0" w:color="auto"/>
+            </w:tcBorders>
+            <w:tcMar>
+              <w:top w:w="80" w:type="dxa"/>
+              <w:left w:w="100" w:type="dxa"/>
+              <w:bottom w:w="80" w:type="dxa"/>
+              <w:right w:w="100" w:type="dxa"/>
+            </w:tcMar>
+          </w:tcPr>
+          <w:p>
+            <w:r>
+              <w:t>FR-0</w:t>
+            </w:r>
+            <w:r>
+              <w:t xml:space="preserve">10, </w:t>
+            </w:r>
+            <w:r>
+              <w:t>FR-0</w:t>
+            </w:r>
+            <w:r>
+              <w:t xml:space="preserve">11, </w:t>
+            </w:r>
+            <w:r>
+              <w:t>FR-013</w:t>
+            </w:r>
+            <w:r>
+              <w:t xml:space="preserve">, </w:t>
+            </w:r>
+            <w:r>
+              <w:t>FR-0</w:t>
+            </w:r>
+            <w:r>
+              <w:t xml:space="preserve">17, </w:t>
+            </w:r>
+            <w:r>
+              <w:t>FR-0</w:t>
+            </w:r>
+            <w:r>
+              <w:t>18</w:t>
+            </w:r>
+          </w:p>
+        </w:tc>
+        <w:tc>
+          <w:tcPr>
+            <w:tcW w:w="1560" w:type="dxa"/>
+            <w:tcBorders>
+              <w:top w:val="single" w:sz="4" w:space="0" w:color="auto"/>
+              <w:left w:val="single" w:sz="4" w:space="0" w:color="auto"/>
+              <w:bottom w:val="single" w:sz="4" w:space="0" w:color="auto"/>
+              <w:right w:val="single" w:sz="4" w:space="0" w:color="auto"/>
+            </w:tcBorders>
+            <w:tcMar>
+              <w:top w:w="80" w:type="dxa"/>
+              <w:left w:w="100" w:type="dxa"/>
+              <w:bottom w:w="80" w:type="dxa"/>
+              <w:right w:w="100" w:type="dxa"/>
+            </w:tcMar>
+          </w:tcPr>
+          <w:p>
+            <w:r>
+              <w:t>Security</w:t>
+            </w:r>
+          </w:p>
+        </w:tc>
+        <w:tc>
+          <w:tcPr>
+            <w:tcW w:w="3260" w:type="dxa"/>
+            <w:tcBorders>
+              <w:top w:val="single" w:sz="4" w:space="0" w:color="auto"/>
+              <w:left w:val="single" w:sz="4" w:space="0" w:color="auto"/>
+              <w:bottom w:val="single" w:sz="4" w:space="0" w:color="auto"/>
+              <w:right w:val="single" w:sz="4" w:space="0" w:color="auto"/>
+            </w:tcBorders>
+            <w:tcMar>
+              <w:top w:w="80" w:type="dxa"/>
+              <w:left w:w="100" w:type="dxa"/>
+              <w:bottom w:w="80" w:type="dxa"/>
+              <w:right w:w="100" w:type="dxa"/>
+            </w:tcMar>
+          </w:tcPr>
+          <w:p>
+            <w:r>
+              <w:t>Different roles will require different views on the same data. Searches and filters will also cause the security to be a dedicated layer instead of a set of guards on the code, meaning that it will highly affect the querying system.</w:t>
+            </w:r>
+          </w:p>
+        </w:tc>
+        <w:tc>
+          <w:tcPr>
+            <w:tcW w:w="2551" w:type="dxa"/>
+            <w:tcBorders>
+              <w:top w:val="single" w:sz="4" w:space="0" w:color="auto"/>
+              <w:left w:val="single" w:sz="4" w:space="0" w:color="auto"/>
+              <w:bottom w:val="single" w:sz="4" w:space="0" w:color="auto"/>
+              <w:right w:val="single" w:sz="4" w:space="0" w:color="auto"/>
+            </w:tcBorders>
+            <w:tcMar>
+              <w:top w:w="80" w:type="dxa"/>
+              <w:left w:w="100" w:type="dxa"/>
+              <w:bottom w:w="80" w:type="dxa"/>
+              <w:right w:w="100" w:type="dxa"/>
+            </w:tcMar>
+          </w:tcPr>
+          <w:p>
+            <w:r>
+              <w:t>No query made may return records outside the authorisation level of the specific user, regardless of the combination of filters applied.</w:t>
+            </w:r>
+          </w:p>
+        </w:tc>
+        <w:tc>
+          <w:tcPr>
+            <w:tcW w:w="1134" w:type="dxa"/>
+            <w:tcBorders>
+              <w:top w:val="single" w:sz="4" w:space="0" w:color="auto"/>
+              <w:left w:val="single" w:sz="4" w:space="0" w:color="auto"/>
+              <w:bottom w:val="single" w:sz="4" w:space="0" w:color="auto"/>
+              <w:right w:val="single" w:sz="4" w:space="0" w:color="auto"/>
+            </w:tcBorders>
+            <w:tcMar>
+              <w:top w:w="80" w:type="dxa"/>
+              <w:left w:w="100" w:type="dxa"/>
+              <w:bottom w:w="80" w:type="dxa"/>
+              <w:right w:w="100" w:type="dxa"/>
+            </w:tcMar>
+          </w:tcPr>
+          <w:p>
+            <w:r>
+              <w:t>D-002 (existing)</w:t>
+            </w:r>
+          </w:p>
+        </w:tc>
+      </w:tr>
+      <w:tr>
+        <w:tc>
+          <w:tcPr>
+            <w:tcW w:w="800" w:type="dxa"/>
+            <w:tcBorders>
+              <w:top w:val="single" w:sz="4" w:space="0" w:color="auto"/>
+              <w:left w:val="single" w:sz="4" w:space="0" w:color="auto"/>
+              <w:bottom w:val="single" w:sz="4" w:space="0" w:color="auto"/>
+              <w:right w:val="single" w:sz="4" w:space="0" w:color="auto"/>
+            </w:tcBorders>
+            <w:tcMar>
+              <w:top w:w="80" w:type="dxa"/>
+              <w:left w:w="100" w:type="dxa"/>
+              <w:bottom w:w="80" w:type="dxa"/>
+              <w:right w:w="100" w:type="dxa"/>
+            </w:tcMar>
+          </w:tcPr>
+          <w:p>
+            <w:r>
+              <w:t>ASR-003</w:t>
+            </w:r>
+          </w:p>
+        </w:tc>
+        <w:tc>
+          <w:tcPr>
+            <w:tcW w:w="1463" w:type="dxa"/>
+            <w:tcBorders>
+              <w:top w:val="single" w:sz="4" w:space="0" w:color="auto"/>
+              <w:left w:val="single" w:sz="4" w:space="0" w:color="auto"/>
+              <w:bottom w:val="single" w:sz="4" w:space="0" w:color="auto"/>
+              <w:right w:val="single" w:sz="4" w:space="0" w:color="auto"/>
+            </w:tcBorders>
+            <w:tcMar>
+              <w:top w:w="80" w:type="dxa"/>
+              <w:left w:w="100" w:type="dxa"/>
+              <w:bottom w:w="80" w:type="dxa"/>
+              <w:right w:w="100" w:type="dxa"/>
+            </w:tcMar>
+          </w:tcPr>
+          <w:p>
+            <w:r>
+              <w:t>FR-001, FR-002, NFR-005, NFR-006</w:t>
+            </w:r>
+          </w:p>
+        </w:tc>
+        <w:tc>
+          <w:tcPr>
+            <w:tcW w:w="1560" w:type="dxa"/>
+            <w:tcBorders>
+              <w:top w:val="single" w:sz="4" w:space="0" w:color="auto"/>
+              <w:left w:val="single" w:sz="4" w:space="0" w:color="auto"/>
+              <w:bottom w:val="single" w:sz="4" w:space="0" w:color="auto"/>
+              <w:right w:val="single" w:sz="4" w:space="0" w:color="auto"/>
+            </w:tcBorders>
+            <w:tcMar>
+              <w:top w:w="80" w:type="dxa"/>
+              <w:left w:w="100" w:type="dxa"/>
+              <w:bottom w:w="80" w:type="dxa"/>
+              <w:right w:w="100" w:type="dxa"/>
+            </w:tcMar>
+          </w:tcPr>
+          <w:p>
+            <w:r>
+              <w:t>Reliability/ availability</w:t>
+            </w:r>
+          </w:p>
+        </w:tc>
+        <w:tc>
+          <w:tcPr>
+            <w:tcW w:w="3260" w:type="dxa"/>
+            <w:tcBorders>
+              <w:top w:val="single" w:sz="4" w:space="0" w:color="auto"/>
+              <w:left w:val="single" w:sz="4" w:space="0" w:color="auto"/>
+              <w:bottom w:val="single" w:sz="4" w:space="0" w:color="auto"/>
+              <w:right w:val="single" w:sz="4" w:space="0" w:color="auto"/>
+            </w:tcBorders>
+            <w:tcMar>
+              <w:top w:w="80" w:type="dxa"/>
+              <w:left w:w="100" w:type="dxa"/>
+              <w:bottom w:w="80" w:type="dxa"/>
+              <w:right w:w="100" w:type="dxa"/>
+            </w:tcMar>
+          </w:tcPr>
+          <w:p>
+            <w:r>
+              <w:t xml:space="preserve">A main issue </w:t>
+            </w:r>
+            <w:proofErr w:type="spellStart"/>
+            <w:r>
+              <w:t>CivicConnect</w:t>
+            </w:r>
+            <w:proofErr w:type="spellEnd"/>
+            <w:r>
+              <w:t xml:space="preserve"> is supposed to solve is requests being lost. Requests must be submitted, or a report must be given. Requests that </w:t>
+            </w:r>
+            <w:r>
+              <w:t>have</w:t>
+            </w:r>
+            <w:r>
+              <w:t xml:space="preserve"> been stored must be recoverable when lost.</w:t>
+            </w:r>
+          </w:p>
+        </w:tc>
+        <w:tc>
+          <w:tcPr>
+            <w:tcW w:w="2551" w:type="dxa"/>
+            <w:tcBorders>
+              <w:top w:val="single" w:sz="4" w:space="0" w:color="auto"/>
+              <w:left w:val="single" w:sz="4" w:space="0" w:color="auto"/>
+              <w:bottom w:val="single" w:sz="4" w:space="0" w:color="auto"/>
+              <w:right w:val="single" w:sz="4" w:space="0" w:color="auto"/>
+            </w:tcBorders>
+            <w:tcMar>
+              <w:top w:w="80" w:type="dxa"/>
+              <w:left w:w="100" w:type="dxa"/>
+              <w:bottom w:w="80" w:type="dxa"/>
+              <w:right w:w="100" w:type="dxa"/>
+            </w:tcMar>
+          </w:tcPr>
+          <w:p>
+            <w:r>
+              <w:t xml:space="preserve">No submissions may be simply lost. Submission failures must be </w:t>
+            </w:r>
+            <w:r>
+              <w:t>indicated</w:t>
+            </w:r>
+            <w:r>
+              <w:t>,</w:t>
+            </w:r>
+            <w:r>
+              <w:t xml:space="preserve"> successful submissions must be acknowledged. Furthermore, overwritten data must be recoverable within 48 hours. 99% availability during operating hours is also required.</w:t>
+            </w:r>
+          </w:p>
+        </w:tc>
+        <w:tc>
+          <w:tcPr>
+            <w:tcW w:w="1134" w:type="dxa"/>
+            <w:tcBorders>
+              <w:top w:val="single" w:sz="4" w:space="0" w:color="auto"/>
+              <w:left w:val="single" w:sz="4" w:space="0" w:color="auto"/>
+              <w:bottom w:val="single" w:sz="4" w:space="0" w:color="auto"/>
+              <w:right w:val="single" w:sz="4" w:space="0" w:color="auto"/>
+            </w:tcBorders>
+            <w:tcMar>
+              <w:top w:w="80" w:type="dxa"/>
+              <w:left w:w="100" w:type="dxa"/>
+              <w:bottom w:w="80" w:type="dxa"/>
+              <w:right w:w="100" w:type="dxa"/>
+            </w:tcMar>
+          </w:tcPr>
+          <w:p>
+            <w:r>
+              <w:t>D-003 (deferred)</w:t>
+            </w:r>
+          </w:p>
+          <w:p>
+            <w:r>
+              <w:t>D-004 (deferred)</w:t>
+            </w:r>
+          </w:p>
+        </w:tc>
+      </w:tr>
+      <w:tr>
+        <w:tc>
+          <w:tcPr>
+            <w:tcW w:w="800" w:type="dxa"/>
+            <w:tcBorders>
+              <w:top w:val="single" w:sz="4" w:space="0" w:color="auto"/>
+              <w:left w:val="single" w:sz="4" w:space="0" w:color="auto"/>
+              <w:bottom w:val="single" w:sz="4" w:space="0" w:color="auto"/>
+              <w:right w:val="single" w:sz="4" w:space="0" w:color="auto"/>
+            </w:tcBorders>
+            <w:tcMar>
+              <w:top w:w="80" w:type="dxa"/>
+              <w:left w:w="100" w:type="dxa"/>
+              <w:bottom w:w="80" w:type="dxa"/>
+              <w:right w:w="100" w:type="dxa"/>
+            </w:tcMar>
+          </w:tcPr>
+          <w:p>
+            <w:r>
+              <w:t>ASR-004</w:t>
+            </w:r>
+          </w:p>
+        </w:tc>
+        <w:tc>
+          <w:tcPr>
+            <w:tcW w:w="1463" w:type="dxa"/>
+            <w:tcBorders>
+              <w:top w:val="single" w:sz="4" w:space="0" w:color="auto"/>
+              <w:left w:val="single" w:sz="4" w:space="0" w:color="auto"/>
+              <w:bottom w:val="single" w:sz="4" w:space="0" w:color="auto"/>
+              <w:right w:val="single" w:sz="4" w:space="0" w:color="auto"/>
+            </w:tcBorders>
+            <w:tcMar>
+              <w:top w:w="80" w:type="dxa"/>
+              <w:left w:w="100" w:type="dxa"/>
+              <w:bottom w:w="80" w:type="dxa"/>
+              <w:right w:w="100" w:type="dxa"/>
+            </w:tcMar>
+          </w:tcPr>
+          <w:p>
+            <w:r>
+              <w:t>NFR-009</w:t>
+            </w:r>
+            <w:r>
+              <w:t>, Forward Engineering Consideration (FEC)</w:t>
+            </w:r>
+          </w:p>
+        </w:tc>
+        <w:tc>
+          <w:tcPr>
+            <w:tcW w:w="1560" w:type="dxa"/>
+            <w:tcBorders>
+              <w:top w:val="single" w:sz="4" w:space="0" w:color="auto"/>
+              <w:left w:val="single" w:sz="4" w:space="0" w:color="auto"/>
+              <w:bottom w:val="single" w:sz="4" w:space="0" w:color="auto"/>
+              <w:right w:val="single" w:sz="4" w:space="0" w:color="auto"/>
+            </w:tcBorders>
+            <w:tcMar>
+              <w:top w:w="80" w:type="dxa"/>
+              <w:left w:w="100" w:type="dxa"/>
+              <w:bottom w:w="80" w:type="dxa"/>
+              <w:right w:w="100" w:type="dxa"/>
+            </w:tcMar>
+          </w:tcPr>
+          <w:p>
+            <w:r>
+              <w:t>Maintainability</w:t>
+            </w:r>
+          </w:p>
+        </w:tc>
+        <w:tc>
+          <w:tcPr>
+            <w:tcW w:w="3260" w:type="dxa"/>
+            <w:tcBorders>
+              <w:top w:val="single" w:sz="4" w:space="0" w:color="auto"/>
+              <w:left w:val="single" w:sz="4" w:space="0" w:color="auto"/>
+              <w:bottom w:val="single" w:sz="4" w:space="0" w:color="auto"/>
+              <w:right w:val="single" w:sz="4" w:space="0" w:color="auto"/>
+            </w:tcBorders>
+            <w:tcMar>
+              <w:top w:w="80" w:type="dxa"/>
+              <w:left w:w="100" w:type="dxa"/>
+              <w:bottom w:w="80" w:type="dxa"/>
+              <w:right w:w="100" w:type="dxa"/>
+            </w:tcMar>
+          </w:tcPr>
+          <w:p>
+            <w:r>
+              <w:t>A three-person team on a fixed schedule with fixed milestones will have trouble with any re-work that may need to be done, and the FEC notes that retrofitting will be difficult and expensive to do.</w:t>
+            </w:r>
+          </w:p>
+        </w:tc>
+        <w:tc>
+          <w:tcPr>
+            <w:tcW w:w="2551" w:type="dxa"/>
+            <w:tcBorders>
+              <w:top w:val="single" w:sz="4" w:space="0" w:color="auto"/>
+              <w:left w:val="single" w:sz="4" w:space="0" w:color="auto"/>
+              <w:bottom w:val="single" w:sz="4" w:space="0" w:color="auto"/>
+              <w:right w:val="single" w:sz="4" w:space="0" w:color="auto"/>
+            </w:tcBorders>
+            <w:tcMar>
+              <w:top w:w="80" w:type="dxa"/>
+              <w:left w:w="100" w:type="dxa"/>
+              <w:bottom w:w="80" w:type="dxa"/>
+              <w:right w:w="100" w:type="dxa"/>
+            </w:tcMar>
+          </w:tcPr>
+          <w:p>
+            <w:r>
+              <w:t>Core workflow logic must be adhered to, and code must be reviewed by at least one member before merging.</w:t>
+            </w:r>
+          </w:p>
+        </w:tc>
+        <w:tc>
+          <w:tcPr>
+            <w:tcW w:w="1134" w:type="dxa"/>
+            <w:tcBorders>
+              <w:top w:val="single" w:sz="4" w:space="0" w:color="auto"/>
+              <w:left w:val="single" w:sz="4" w:space="0" w:color="auto"/>
+              <w:bottom w:val="single" w:sz="4" w:space="0" w:color="auto"/>
+              <w:right w:val="single" w:sz="4" w:space="0" w:color="auto"/>
+            </w:tcBorders>
+            <w:tcMar>
+              <w:top w:w="80" w:type="dxa"/>
+              <w:left w:w="100" w:type="dxa"/>
+              <w:bottom w:w="80" w:type="dxa"/>
+              <w:right w:w="100" w:type="dxa"/>
+            </w:tcMar>
+          </w:tcPr>
+          <w:p>
+            <w:r>
+              <w:t>D-008 (Pending)</w:t>
+            </w:r>
+          </w:p>
+        </w:tc>
+      </w:tr>
+      <w:tr>
+        <w:tc>
+          <w:tcPr>
+            <w:tcW w:w="800" w:type="dxa"/>
+            <w:tcBorders>
+              <w:top w:val="single" w:sz="4" w:space="0" w:color="auto"/>
+              <w:left w:val="single" w:sz="4" w:space="0" w:color="auto"/>
+              <w:bottom w:val="single" w:sz="4" w:space="0" w:color="auto"/>
+              <w:right w:val="single" w:sz="4" w:space="0" w:color="auto"/>
+            </w:tcBorders>
+            <w:tcMar>
+              <w:top w:w="80" w:type="dxa"/>
+              <w:left w:w="100" w:type="dxa"/>
+              <w:bottom w:w="80" w:type="dxa"/>
+              <w:right w:w="100" w:type="dxa"/>
+            </w:tcMar>
+          </w:tcPr>
+          <w:p>
+            <w:r>
+              <w:t>ASR-005</w:t>
+            </w:r>
+          </w:p>
+        </w:tc>
+        <w:tc>
+          <w:tcPr>
+            <w:tcW w:w="1463" w:type="dxa"/>
+            <w:tcBorders>
+              <w:top w:val="single" w:sz="4" w:space="0" w:color="auto"/>
+              <w:left w:val="single" w:sz="4" w:space="0" w:color="auto"/>
+              <w:bottom w:val="single" w:sz="4" w:space="0" w:color="auto"/>
+              <w:right w:val="single" w:sz="4" w:space="0" w:color="auto"/>
+            </w:tcBorders>
+            <w:tcMar>
+              <w:top w:w="80" w:type="dxa"/>
+              <w:left w:w="100" w:type="dxa"/>
+              <w:bottom w:w="80" w:type="dxa"/>
+              <w:right w:w="100" w:type="dxa"/>
+            </w:tcMar>
+          </w:tcPr>
+          <w:p>
+            <w:r>
+              <w:t>FR-00</w:t>
+            </w:r>
+            <w:r>
+              <w:t xml:space="preserve">8, </w:t>
+            </w:r>
+            <w:r>
+              <w:t>FR-0</w:t>
+            </w:r>
+            <w:r>
+              <w:t xml:space="preserve">16, </w:t>
+            </w:r>
+            <w:r>
+              <w:t>FR-0</w:t>
+            </w:r>
+            <w:r>
+              <w:t>19,</w:t>
+            </w:r>
+            <w:r>
+              <w:t xml:space="preserve"> FR-0</w:t>
+            </w:r>
+            <w:r>
+              <w:t>20</w:t>
+            </w:r>
+          </w:p>
+        </w:tc>
+        <w:tc>
+          <w:tcPr>
+            <w:tcW w:w="1560" w:type="dxa"/>
+            <w:tcBorders>
+              <w:top w:val="single" w:sz="4" w:space="0" w:color="auto"/>
+              <w:left w:val="single" w:sz="4" w:space="0" w:color="auto"/>
+              <w:bottom w:val="single" w:sz="4" w:space="0" w:color="auto"/>
+              <w:right w:val="single" w:sz="4" w:space="0" w:color="auto"/>
+            </w:tcBorders>
+            <w:tcMar>
+              <w:top w:w="80" w:type="dxa"/>
+              <w:left w:w="100" w:type="dxa"/>
+              <w:bottom w:w="80" w:type="dxa"/>
+              <w:right w:w="100" w:type="dxa"/>
+            </w:tcMar>
+          </w:tcPr>
+          <w:p>
+            <w:r>
+              <w:t>scalability</w:t>
+            </w:r>
+          </w:p>
+        </w:tc>
+        <w:tc>
+          <w:tcPr>
+            <w:tcW w:w="3260" w:type="dxa"/>
+            <w:tcBorders>
+              <w:top w:val="single" w:sz="4" w:space="0" w:color="auto"/>
+              <w:left w:val="single" w:sz="4" w:space="0" w:color="auto"/>
+              <w:bottom w:val="single" w:sz="4" w:space="0" w:color="auto"/>
+              <w:right w:val="single" w:sz="4" w:space="0" w:color="auto"/>
+            </w:tcBorders>
+            <w:tcMar>
+              <w:top w:w="80" w:type="dxa"/>
+              <w:left w:w="100" w:type="dxa"/>
+              <w:bottom w:w="80" w:type="dxa"/>
+              <w:right w:w="100" w:type="dxa"/>
+            </w:tcMar>
+          </w:tcPr>
+          <w:p>
+            <w:r>
+              <w:t>The requirement of data needing to be stored for at least 5 years conflicts with the free-tier services that are required in the constraints.  It also conflicts with the RICA laws, as data must be stored for at least 5 years</w:t>
+            </w:r>
+          </w:p>
+        </w:tc>
+        <w:tc>
+          <w:tcPr>
+            <w:tcW w:w="2551" w:type="dxa"/>
+            <w:tcBorders>
+              <w:top w:val="single" w:sz="4" w:space="0" w:color="auto"/>
+              <w:left w:val="single" w:sz="4" w:space="0" w:color="auto"/>
+              <w:bottom w:val="single" w:sz="4" w:space="0" w:color="auto"/>
+              <w:right w:val="single" w:sz="4" w:space="0" w:color="auto"/>
+            </w:tcBorders>
+            <w:tcMar>
+              <w:top w:w="80" w:type="dxa"/>
+              <w:left w:w="100" w:type="dxa"/>
+              <w:bottom w:w="80" w:type="dxa"/>
+              <w:right w:w="100" w:type="dxa"/>
+            </w:tcMar>
+          </w:tcPr>
+          <w:p>
+            <w:r>
+              <w:t>Data cannot be lost or overwritten before the minimum 5 years due to limited storage.</w:t>
+            </w:r>
+          </w:p>
+        </w:tc>
+        <w:tc>
+          <w:tcPr>
+            <w:tcW w:w="1134" w:type="dxa"/>
+            <w:tcBorders>
+              <w:top w:val="single" w:sz="4" w:space="0" w:color="auto"/>
+              <w:left w:val="single" w:sz="4" w:space="0" w:color="auto"/>
+              <w:bottom w:val="single" w:sz="4" w:space="0" w:color="auto"/>
+              <w:right w:val="single" w:sz="4" w:space="0" w:color="auto"/>
+            </w:tcBorders>
+            <w:tcMar>
+              <w:top w:w="80" w:type="dxa"/>
+              <w:left w:w="100" w:type="dxa"/>
+              <w:bottom w:w="80" w:type="dxa"/>
+              <w:right w:w="100" w:type="dxa"/>
+            </w:tcMar>
+          </w:tcPr>
+          <w:p>
+            <w:r>
+              <w:t>D-004 (deferred)</w:t>
+            </w:r>
+          </w:p>
+        </w:tc>
+      </w:tr>
+    </w:tbl>
+    <w:p>
+      <w:r>
         <w:br w:type="page"/>
       </w:r>
     </w:p>
@@ -18672,7 +19745,21 @@
               <w:rPr>
                 <w:i/>
               </w:rPr>
-              <w:t>Drafted CivicConnect-specific constraint implications, 7 project risks, 6 forward-engineering concerns and 5 decision-log entries</w:t>
+              <w:t xml:space="preserve">Drafted </w:t>
+            </w:r>
+            <w:proofErr w:type="spellStart"/>
+            <w:r>
+              <w:rPr>
+                <w:i/>
+              </w:rPr>
+              <w:t>CivicConnect</w:t>
+            </w:r>
+            <w:proofErr w:type="spellEnd"/>
+            <w:r>
+              <w:rPr>
+                <w:i/>
+              </w:rPr>
+              <w:t>-specific constraint implications, 7 project risks, 6 forward-engineering concerns and 5 decision-log entries</w:t>
             </w:r>
           </w:p>
         </w:tc>
@@ -18685,7 +19772,21 @@
               <w:rPr>
                 <w:i/>
               </w:rPr>
-              <w:t>Cross-checked every claim against the CivicConnect Master Project Brief and Milestone 1 Brief sections cited inline (e.g. 2, 3, 9, 18.1); reviewed with Michael before merging</w:t>
+              <w:t xml:space="preserve">Cross-checked every claim against the </w:t>
+            </w:r>
+            <w:proofErr w:type="spellStart"/>
+            <w:r>
+              <w:rPr>
+                <w:i/>
+              </w:rPr>
+              <w:t>CivicConnect</w:t>
+            </w:r>
+            <w:proofErr w:type="spellEnd"/>
+            <w:r>
+              <w:rPr>
+                <w:i/>
+              </w:rPr>
+              <w:t xml:space="preserve"> Master Project Brief and Milestone 1 Brief sections cited inline (e.g. 2, 3, 9, 18.1); reviewed with Michael before merging</w:t>
             </w:r>
           </w:p>
         </w:tc>

--- a/SEN381_Milestone1_V1.2 - conditionally accepted.docx
+++ b/SEN381_Milestone1_V1.2 - conditionally accepted.docx
@@ -313,7 +313,7 @@
           <w:r>
             <w:fldChar w:fldCharType="separate"/>
           </w:r>
-          <w:hyperlink w:anchor="_Toc240984138" w:history="1">
+          <w:hyperlink w:anchor="_Toc239883338" w:history="1">
             <w:r>
               <w:rPr>
                 <w:rStyle w:val="Hyperlink"/>
@@ -340,7 +340,7 @@
                 <w:noProof/>
                 <w:webHidden/>
               </w:rPr>
-              <w:instrText xml:space="preserve"> PAGEREF _Toc240984138 \h </w:instrText>
+              <w:instrText xml:space="preserve"> PAGEREF _Toc239883338 \h </w:instrText>
             </w:r>
             <w:r>
               <w:rPr>
@@ -386,7 +386,7 @@
               <w14:ligatures w14:val="standardContextual"/>
             </w:rPr>
           </w:pPr>
-          <w:hyperlink w:anchor="_Toc240984139" w:history="1">
+          <w:hyperlink w:anchor="_Toc239883339" w:history="1">
             <w:r>
               <w:rPr>
                 <w:rStyle w:val="Hyperlink"/>
@@ -413,7 +413,7 @@
                 <w:noProof/>
                 <w:webHidden/>
               </w:rPr>
-              <w:instrText xml:space="preserve"> PAGEREF _Toc240984139 \h </w:instrText>
+              <w:instrText xml:space="preserve"> PAGEREF _Toc239883339 \h </w:instrText>
             </w:r>
             <w:r>
               <w:rPr>
@@ -459,7 +459,7 @@
               <w14:ligatures w14:val="standardContextual"/>
             </w:rPr>
           </w:pPr>
-          <w:hyperlink w:anchor="_Toc240984140" w:history="1">
+          <w:hyperlink w:anchor="_Toc239883340" w:history="1">
             <w:r>
               <w:rPr>
                 <w:rStyle w:val="Hyperlink"/>
@@ -486,7 +486,7 @@
                 <w:noProof/>
                 <w:webHidden/>
               </w:rPr>
-              <w:instrText xml:space="preserve"> PAGEREF _Toc240984140 \h </w:instrText>
+              <w:instrText xml:space="preserve"> PAGEREF _Toc239883340 \h </w:instrText>
             </w:r>
             <w:r>
               <w:rPr>
@@ -506,7 +506,7 @@
                 <w:noProof/>
                 <w:webHidden/>
               </w:rPr>
-              <w:t>5</w:t>
+              <w:t>4</w:t>
             </w:r>
             <w:r>
               <w:rPr>
@@ -532,7 +532,7 @@
               <w14:ligatures w14:val="standardContextual"/>
             </w:rPr>
           </w:pPr>
-          <w:hyperlink w:anchor="_Toc240984141" w:history="1">
+          <w:hyperlink w:anchor="_Toc239883341" w:history="1">
             <w:r>
               <w:rPr>
                 <w:rStyle w:val="Hyperlink"/>
@@ -559,7 +559,7 @@
                 <w:noProof/>
                 <w:webHidden/>
               </w:rPr>
-              <w:instrText xml:space="preserve"> PAGEREF _Toc240984141 \h </w:instrText>
+              <w:instrText xml:space="preserve"> PAGEREF _Toc239883341 \h </w:instrText>
             </w:r>
             <w:r>
               <w:rPr>
@@ -579,7 +579,7 @@
                 <w:noProof/>
                 <w:webHidden/>
               </w:rPr>
-              <w:t>5</w:t>
+              <w:t>4</w:t>
             </w:r>
             <w:r>
               <w:rPr>
@@ -605,7 +605,7 @@
               <w14:ligatures w14:val="standardContextual"/>
             </w:rPr>
           </w:pPr>
-          <w:hyperlink w:anchor="_Toc240984142" w:history="1">
+          <w:hyperlink w:anchor="_Toc239883342" w:history="1">
             <w:r>
               <w:rPr>
                 <w:rStyle w:val="Hyperlink"/>
@@ -632,7 +632,7 @@
                 <w:noProof/>
                 <w:webHidden/>
               </w:rPr>
-              <w:instrText xml:space="preserve"> PAGEREF _Toc240984142 \h </w:instrText>
+              <w:instrText xml:space="preserve"> PAGEREF _Toc239883342 \h </w:instrText>
             </w:r>
             <w:r>
               <w:rPr>
@@ -652,7 +652,7 @@
                 <w:noProof/>
                 <w:webHidden/>
               </w:rPr>
-              <w:t>5</w:t>
+              <w:t>4</w:t>
             </w:r>
             <w:r>
               <w:rPr>
@@ -678,7 +678,7 @@
               <w14:ligatures w14:val="standardContextual"/>
             </w:rPr>
           </w:pPr>
-          <w:hyperlink w:anchor="_Toc240984143" w:history="1">
+          <w:hyperlink w:anchor="_Toc239883343" w:history="1">
             <w:r>
               <w:rPr>
                 <w:rStyle w:val="Hyperlink"/>
@@ -705,7 +705,7 @@
                 <w:noProof/>
                 <w:webHidden/>
               </w:rPr>
-              <w:instrText xml:space="preserve"> PAGEREF _Toc240984143 \h </w:instrText>
+              <w:instrText xml:space="preserve"> PAGEREF _Toc239883343 \h </w:instrText>
             </w:r>
             <w:r>
               <w:rPr>
@@ -725,7 +725,7 @@
                 <w:noProof/>
                 <w:webHidden/>
               </w:rPr>
-              <w:t>5</w:t>
+              <w:t>4</w:t>
             </w:r>
             <w:r>
               <w:rPr>
@@ -751,7 +751,7 @@
               <w14:ligatures w14:val="standardContextual"/>
             </w:rPr>
           </w:pPr>
-          <w:hyperlink w:anchor="_Toc240984144" w:history="1">
+          <w:hyperlink w:anchor="_Toc239883344" w:history="1">
             <w:r>
               <w:rPr>
                 <w:rStyle w:val="Hyperlink"/>
@@ -778,7 +778,7 @@
                 <w:noProof/>
                 <w:webHidden/>
               </w:rPr>
-              <w:instrText xml:space="preserve"> PAGEREF _Toc240984144 \h </w:instrText>
+              <w:instrText xml:space="preserve"> PAGEREF _Toc239883344 \h </w:instrText>
             </w:r>
             <w:r>
               <w:rPr>
@@ -798,7 +798,7 @@
                 <w:noProof/>
                 <w:webHidden/>
               </w:rPr>
-              <w:t>5</w:t>
+              <w:t>4</w:t>
             </w:r>
             <w:r>
               <w:rPr>
@@ -824,7 +824,7 @@
               <w14:ligatures w14:val="standardContextual"/>
             </w:rPr>
           </w:pPr>
-          <w:hyperlink w:anchor="_Toc240984145" w:history="1">
+          <w:hyperlink w:anchor="_Toc239883345" w:history="1">
             <w:r>
               <w:rPr>
                 <w:rStyle w:val="Hyperlink"/>
@@ -851,7 +851,7 @@
                 <w:noProof/>
                 <w:webHidden/>
               </w:rPr>
-              <w:instrText xml:space="preserve"> PAGEREF _Toc240984145 \h </w:instrText>
+              <w:instrText xml:space="preserve"> PAGEREF _Toc239883345 \h </w:instrText>
             </w:r>
             <w:r>
               <w:rPr>
@@ -871,7 +871,7 @@
                 <w:noProof/>
                 <w:webHidden/>
               </w:rPr>
-              <w:t>6</w:t>
+              <w:t>5</w:t>
             </w:r>
             <w:r>
               <w:rPr>
@@ -897,7 +897,7 @@
               <w14:ligatures w14:val="standardContextual"/>
             </w:rPr>
           </w:pPr>
-          <w:hyperlink w:anchor="_Toc240984146" w:history="1">
+          <w:hyperlink w:anchor="_Toc239883346" w:history="1">
             <w:r>
               <w:rPr>
                 <w:rStyle w:val="Hyperlink"/>
@@ -924,7 +924,7 @@
                 <w:noProof/>
                 <w:webHidden/>
               </w:rPr>
-              <w:instrText xml:space="preserve"> PAGEREF _Toc240984146 \h </w:instrText>
+              <w:instrText xml:space="preserve"> PAGEREF _Toc239883346 \h </w:instrText>
             </w:r>
             <w:r>
               <w:rPr>
@@ -944,7 +944,7 @@
                 <w:noProof/>
                 <w:webHidden/>
               </w:rPr>
-              <w:t>6</w:t>
+              <w:t>5</w:t>
             </w:r>
             <w:r>
               <w:rPr>
@@ -970,7 +970,7 @@
               <w14:ligatures w14:val="standardContextual"/>
             </w:rPr>
           </w:pPr>
-          <w:hyperlink w:anchor="_Toc240984147" w:history="1">
+          <w:hyperlink w:anchor="_Toc239883347" w:history="1">
             <w:r>
               <w:rPr>
                 <w:rStyle w:val="Hyperlink"/>
@@ -997,7 +997,7 @@
                 <w:noProof/>
                 <w:webHidden/>
               </w:rPr>
-              <w:instrText xml:space="preserve"> PAGEREF _Toc240984147 \h </w:instrText>
+              <w:instrText xml:space="preserve"> PAGEREF _Toc239883347 \h </w:instrText>
             </w:r>
             <w:r>
               <w:rPr>
@@ -1017,7 +1017,7 @@
                 <w:noProof/>
                 <w:webHidden/>
               </w:rPr>
-              <w:t>6</w:t>
+              <w:t>5</w:t>
             </w:r>
             <w:r>
               <w:rPr>
@@ -1043,7 +1043,7 @@
               <w14:ligatures w14:val="standardContextual"/>
             </w:rPr>
           </w:pPr>
-          <w:hyperlink w:anchor="_Toc240984148" w:history="1">
+          <w:hyperlink w:anchor="_Toc239883348" w:history="1">
             <w:r>
               <w:rPr>
                 <w:rStyle w:val="Hyperlink"/>
@@ -1070,7 +1070,7 @@
                 <w:noProof/>
                 <w:webHidden/>
               </w:rPr>
-              <w:instrText xml:space="preserve"> PAGEREF _Toc240984148 \h </w:instrText>
+              <w:instrText xml:space="preserve"> PAGEREF _Toc239883348 \h </w:instrText>
             </w:r>
             <w:r>
               <w:rPr>
@@ -1090,7 +1090,7 @@
                 <w:noProof/>
                 <w:webHidden/>
               </w:rPr>
-              <w:t>6</w:t>
+              <w:t>5</w:t>
             </w:r>
             <w:r>
               <w:rPr>
@@ -1116,7 +1116,7 @@
               <w14:ligatures w14:val="standardContextual"/>
             </w:rPr>
           </w:pPr>
-          <w:hyperlink w:anchor="_Toc240984149" w:history="1">
+          <w:hyperlink w:anchor="_Toc239883349" w:history="1">
             <w:r>
               <w:rPr>
                 <w:rStyle w:val="Hyperlink"/>
@@ -1143,7 +1143,7 @@
                 <w:noProof/>
                 <w:webHidden/>
               </w:rPr>
-              <w:instrText xml:space="preserve"> PAGEREF _Toc240984149 \h </w:instrText>
+              <w:instrText xml:space="preserve"> PAGEREF _Toc239883349 \h </w:instrText>
             </w:r>
             <w:r>
               <w:rPr>
@@ -1163,7 +1163,7 @@
                 <w:noProof/>
                 <w:webHidden/>
               </w:rPr>
-              <w:t>6</w:t>
+              <w:t>5</w:t>
             </w:r>
             <w:r>
               <w:rPr>
@@ -1189,7 +1189,7 @@
               <w14:ligatures w14:val="standardContextual"/>
             </w:rPr>
           </w:pPr>
-          <w:hyperlink w:anchor="_Toc240984150" w:history="1">
+          <w:hyperlink w:anchor="_Toc239883350" w:history="1">
             <w:r>
               <w:rPr>
                 <w:rStyle w:val="Hyperlink"/>
@@ -1216,7 +1216,7 @@
                 <w:noProof/>
                 <w:webHidden/>
               </w:rPr>
-              <w:instrText xml:space="preserve"> PAGEREF _Toc240984150 \h </w:instrText>
+              <w:instrText xml:space="preserve"> PAGEREF _Toc239883350 \h </w:instrText>
             </w:r>
             <w:r>
               <w:rPr>
@@ -1236,7 +1236,7 @@
                 <w:noProof/>
                 <w:webHidden/>
               </w:rPr>
-              <w:t>7</w:t>
+              <w:t>6</w:t>
             </w:r>
             <w:r>
               <w:rPr>
@@ -1262,7 +1262,7 @@
               <w14:ligatures w14:val="standardContextual"/>
             </w:rPr>
           </w:pPr>
-          <w:hyperlink w:anchor="_Toc240984151" w:history="1">
+          <w:hyperlink w:anchor="_Toc239883351" w:history="1">
             <w:r>
               <w:rPr>
                 <w:rStyle w:val="Hyperlink"/>
@@ -1289,7 +1289,7 @@
                 <w:noProof/>
                 <w:webHidden/>
               </w:rPr>
-              <w:instrText xml:space="preserve"> PAGEREF _Toc240984151 \h </w:instrText>
+              <w:instrText xml:space="preserve"> PAGEREF _Toc239883351 \h </w:instrText>
             </w:r>
             <w:r>
               <w:rPr>
@@ -1309,7 +1309,7 @@
                 <w:noProof/>
                 <w:webHidden/>
               </w:rPr>
-              <w:t>7</w:t>
+              <w:t>6</w:t>
             </w:r>
             <w:r>
               <w:rPr>
@@ -1335,7 +1335,7 @@
               <w14:ligatures w14:val="standardContextual"/>
             </w:rPr>
           </w:pPr>
-          <w:hyperlink w:anchor="_Toc240984152" w:history="1">
+          <w:hyperlink w:anchor="_Toc239883352" w:history="1">
             <w:r>
               <w:rPr>
                 <w:rStyle w:val="Hyperlink"/>
@@ -1362,7 +1362,7 @@
                 <w:noProof/>
                 <w:webHidden/>
               </w:rPr>
-              <w:instrText xml:space="preserve"> PAGEREF _Toc240984152 \h </w:instrText>
+              <w:instrText xml:space="preserve"> PAGEREF _Toc239883352 \h </w:instrText>
             </w:r>
             <w:r>
               <w:rPr>
@@ -1382,7 +1382,7 @@
                 <w:noProof/>
                 <w:webHidden/>
               </w:rPr>
-              <w:t>9</w:t>
+              <w:t>7</w:t>
             </w:r>
             <w:r>
               <w:rPr>
@@ -1408,7 +1408,7 @@
               <w14:ligatures w14:val="standardContextual"/>
             </w:rPr>
           </w:pPr>
-          <w:hyperlink w:anchor="_Toc240984153" w:history="1">
+          <w:hyperlink w:anchor="_Toc239883353" w:history="1">
             <w:r>
               <w:rPr>
                 <w:rStyle w:val="Hyperlink"/>
@@ -1435,7 +1435,7 @@
                 <w:noProof/>
                 <w:webHidden/>
               </w:rPr>
-              <w:instrText xml:space="preserve"> PAGEREF _Toc240984153 \h </w:instrText>
+              <w:instrText xml:space="preserve"> PAGEREF _Toc239883353 \h </w:instrText>
             </w:r>
             <w:r>
               <w:rPr>
@@ -1455,7 +1455,7 @@
                 <w:noProof/>
                 <w:webHidden/>
               </w:rPr>
-              <w:t>10</w:t>
+              <w:t>8</w:t>
             </w:r>
             <w:r>
               <w:rPr>
@@ -1481,7 +1481,7 @@
               <w14:ligatures w14:val="standardContextual"/>
             </w:rPr>
           </w:pPr>
-          <w:hyperlink w:anchor="_Toc240984154" w:history="1">
+          <w:hyperlink w:anchor="_Toc239883354" w:history="1">
             <w:r>
               <w:rPr>
                 <w:rStyle w:val="Hyperlink"/>
@@ -1508,7 +1508,7 @@
                 <w:noProof/>
                 <w:webHidden/>
               </w:rPr>
-              <w:instrText xml:space="preserve"> PAGEREF _Toc240984154 \h </w:instrText>
+              <w:instrText xml:space="preserve"> PAGEREF _Toc239883354 \h </w:instrText>
             </w:r>
             <w:r>
               <w:rPr>
@@ -1528,7 +1528,7 @@
                 <w:noProof/>
                 <w:webHidden/>
               </w:rPr>
-              <w:t>11</w:t>
+              <w:t>9</w:t>
             </w:r>
             <w:r>
               <w:rPr>
@@ -1554,7 +1554,7 @@
               <w14:ligatures w14:val="standardContextual"/>
             </w:rPr>
           </w:pPr>
-          <w:hyperlink w:anchor="_Toc240984155" w:history="1">
+          <w:hyperlink w:anchor="_Toc239883355" w:history="1">
             <w:r>
               <w:rPr>
                 <w:rStyle w:val="Hyperlink"/>
@@ -1581,7 +1581,7 @@
                 <w:noProof/>
                 <w:webHidden/>
               </w:rPr>
-              <w:instrText xml:space="preserve"> PAGEREF _Toc240984155 \h </w:instrText>
+              <w:instrText xml:space="preserve"> PAGEREF _Toc239883355 \h </w:instrText>
             </w:r>
             <w:r>
               <w:rPr>
@@ -1601,7 +1601,7 @@
                 <w:noProof/>
                 <w:webHidden/>
               </w:rPr>
-              <w:t>12</w:t>
+              <w:t>10</w:t>
             </w:r>
             <w:r>
               <w:rPr>
@@ -1627,7 +1627,7 @@
               <w14:ligatures w14:val="standardContextual"/>
             </w:rPr>
           </w:pPr>
-          <w:hyperlink w:anchor="_Toc240984156" w:history="1">
+          <w:hyperlink w:anchor="_Toc239883356" w:history="1">
             <w:r>
               <w:rPr>
                 <w:rStyle w:val="Hyperlink"/>
@@ -1654,7 +1654,7 @@
                 <w:noProof/>
                 <w:webHidden/>
               </w:rPr>
-              <w:instrText xml:space="preserve"> PAGEREF _Toc240984156 \h </w:instrText>
+              <w:instrText xml:space="preserve"> PAGEREF _Toc239883356 \h </w:instrText>
             </w:r>
             <w:r>
               <w:rPr>
@@ -1674,7 +1674,7 @@
                 <w:noProof/>
                 <w:webHidden/>
               </w:rPr>
-              <w:t>15</w:t>
+              <w:t>13</w:t>
             </w:r>
             <w:r>
               <w:rPr>
@@ -1700,7 +1700,7 @@
               <w14:ligatures w14:val="standardContextual"/>
             </w:rPr>
           </w:pPr>
-          <w:hyperlink w:anchor="_Toc240984157" w:history="1">
+          <w:hyperlink w:anchor="_Toc239883357" w:history="1">
             <w:r>
               <w:rPr>
                 <w:rStyle w:val="Hyperlink"/>
@@ -1727,7 +1727,7 @@
                 <w:noProof/>
                 <w:webHidden/>
               </w:rPr>
-              <w:instrText xml:space="preserve"> PAGEREF _Toc240984157 \h </w:instrText>
+              <w:instrText xml:space="preserve"> PAGEREF _Toc239883357 \h </w:instrText>
             </w:r>
             <w:r>
               <w:rPr>
@@ -1747,7 +1747,7 @@
                 <w:noProof/>
                 <w:webHidden/>
               </w:rPr>
-              <w:t>17</w:t>
+              <w:t>15</w:t>
             </w:r>
             <w:r>
               <w:rPr>
@@ -1773,7 +1773,7 @@
               <w14:ligatures w14:val="standardContextual"/>
             </w:rPr>
           </w:pPr>
-          <w:hyperlink w:anchor="_Toc240984158" w:history="1">
+          <w:hyperlink w:anchor="_Toc239883358" w:history="1">
             <w:r>
               <w:rPr>
                 <w:rStyle w:val="Hyperlink"/>
@@ -1800,7 +1800,7 @@
                 <w:noProof/>
                 <w:webHidden/>
               </w:rPr>
-              <w:instrText xml:space="preserve"> PAGEREF _Toc240984158 \h </w:instrText>
+              <w:instrText xml:space="preserve"> PAGEREF _Toc239883358 \h </w:instrText>
             </w:r>
             <w:r>
               <w:rPr>
@@ -1820,7 +1820,7 @@
                 <w:noProof/>
                 <w:webHidden/>
               </w:rPr>
-              <w:t>18</w:t>
+              <w:t>16</w:t>
             </w:r>
             <w:r>
               <w:rPr>
@@ -1846,7 +1846,7 @@
               <w14:ligatures w14:val="standardContextual"/>
             </w:rPr>
           </w:pPr>
-          <w:hyperlink w:anchor="_Toc240984159" w:history="1">
+          <w:hyperlink w:anchor="_Toc239883359" w:history="1">
             <w:r>
               <w:rPr>
                 <w:rStyle w:val="Hyperlink"/>
@@ -1873,7 +1873,7 @@
                 <w:noProof/>
                 <w:webHidden/>
               </w:rPr>
-              <w:instrText xml:space="preserve"> PAGEREF _Toc240984159 \h </w:instrText>
+              <w:instrText xml:space="preserve"> PAGEREF _Toc239883359 \h </w:instrText>
             </w:r>
             <w:r>
               <w:rPr>
@@ -1893,7 +1893,7 @@
                 <w:noProof/>
                 <w:webHidden/>
               </w:rPr>
-              <w:t>22</w:t>
+              <w:t>19</w:t>
             </w:r>
             <w:r>
               <w:rPr>
@@ -1919,7 +1919,7 @@
               <w14:ligatures w14:val="standardContextual"/>
             </w:rPr>
           </w:pPr>
-          <w:hyperlink w:anchor="_Toc240984160" w:history="1">
+          <w:hyperlink w:anchor="_Toc239883360" w:history="1">
             <w:r>
               <w:rPr>
                 <w:rStyle w:val="Hyperlink"/>
@@ -1946,7 +1946,7 @@
                 <w:noProof/>
                 <w:webHidden/>
               </w:rPr>
-              <w:instrText xml:space="preserve"> PAGEREF _Toc240984160 \h </w:instrText>
+              <w:instrText xml:space="preserve"> PAGEREF _Toc239883360 \h </w:instrText>
             </w:r>
             <w:r>
               <w:rPr>
@@ -1966,7 +1966,7 @@
                 <w:noProof/>
                 <w:webHidden/>
               </w:rPr>
-              <w:t>22</w:t>
+              <w:t>19</w:t>
             </w:r>
             <w:r>
               <w:rPr>
@@ -1992,7 +1992,7 @@
               <w14:ligatures w14:val="standardContextual"/>
             </w:rPr>
           </w:pPr>
-          <w:hyperlink w:anchor="_Toc240984161" w:history="1">
+          <w:hyperlink w:anchor="_Toc239883361" w:history="1">
             <w:r>
               <w:rPr>
                 <w:rStyle w:val="Hyperlink"/>
@@ -2019,7 +2019,7 @@
                 <w:noProof/>
                 <w:webHidden/>
               </w:rPr>
-              <w:instrText xml:space="preserve"> PAGEREF _Toc240984161 \h </w:instrText>
+              <w:instrText xml:space="preserve"> PAGEREF _Toc239883361 \h </w:instrText>
             </w:r>
             <w:r>
               <w:rPr>
@@ -2039,7 +2039,7 @@
                 <w:noProof/>
                 <w:webHidden/>
               </w:rPr>
-              <w:t>22</w:t>
+              <w:t>19</w:t>
             </w:r>
             <w:r>
               <w:rPr>
@@ -2065,7 +2065,7 @@
               <w14:ligatures w14:val="standardContextual"/>
             </w:rPr>
           </w:pPr>
-          <w:hyperlink w:anchor="_Toc240984162" w:history="1">
+          <w:hyperlink w:anchor="_Toc239883362" w:history="1">
             <w:r>
               <w:rPr>
                 <w:rStyle w:val="Hyperlink"/>
@@ -2092,7 +2092,7 @@
                 <w:noProof/>
                 <w:webHidden/>
               </w:rPr>
-              <w:instrText xml:space="preserve"> PAGEREF _Toc240984162 \h </w:instrText>
+              <w:instrText xml:space="preserve"> PAGEREF _Toc239883362 \h </w:instrText>
             </w:r>
             <w:r>
               <w:rPr>
@@ -2112,7 +2112,7 @@
                 <w:noProof/>
                 <w:webHidden/>
               </w:rPr>
-              <w:t>22</w:t>
+              <w:t>19</w:t>
             </w:r>
             <w:r>
               <w:rPr>
@@ -2138,7 +2138,7 @@
               <w14:ligatures w14:val="standardContextual"/>
             </w:rPr>
           </w:pPr>
-          <w:hyperlink w:anchor="_Toc240984163" w:history="1">
+          <w:hyperlink w:anchor="_Toc239883363" w:history="1">
             <w:r>
               <w:rPr>
                 <w:rStyle w:val="Hyperlink"/>
@@ -2165,7 +2165,7 @@
                 <w:noProof/>
                 <w:webHidden/>
               </w:rPr>
-              <w:instrText xml:space="preserve"> PAGEREF _Toc240984163 \h </w:instrText>
+              <w:instrText xml:space="preserve"> PAGEREF _Toc239883363 \h </w:instrText>
             </w:r>
             <w:r>
               <w:rPr>
@@ -2185,7 +2185,7 @@
                 <w:noProof/>
                 <w:webHidden/>
               </w:rPr>
-              <w:t>23</w:t>
+              <w:t>20</w:t>
             </w:r>
             <w:r>
               <w:rPr>
@@ -2211,7 +2211,7 @@
               <w14:ligatures w14:val="standardContextual"/>
             </w:rPr>
           </w:pPr>
-          <w:hyperlink w:anchor="_Toc240984164" w:history="1">
+          <w:hyperlink w:anchor="_Toc239883364" w:history="1">
             <w:r>
               <w:rPr>
                 <w:rStyle w:val="Hyperlink"/>
@@ -2238,7 +2238,7 @@
                 <w:noProof/>
                 <w:webHidden/>
               </w:rPr>
-              <w:instrText xml:space="preserve"> PAGEREF _Toc240984164 \h </w:instrText>
+              <w:instrText xml:space="preserve"> PAGEREF _Toc239883364 \h </w:instrText>
             </w:r>
             <w:r>
               <w:rPr>
@@ -2258,7 +2258,7 @@
                 <w:noProof/>
                 <w:webHidden/>
               </w:rPr>
-              <w:t>24</w:t>
+              <w:t>21</w:t>
             </w:r>
             <w:r>
               <w:rPr>
@@ -2299,7 +2299,7 @@
       <w:pPr>
         <w:pStyle w:val="Heading1"/>
       </w:pPr>
-      <w:bookmarkStart w:id="0" w:name="_Toc240984138"/>
+      <w:bookmarkStart w:id="0" w:name="_Toc239883338"/>
       <w:r>
         <w:lastRenderedPageBreak/>
         <w:t>Document Control</w:t>
@@ -3281,104 +3281,299 @@
           </w:p>
         </w:tc>
       </w:tr>
+    </w:tbl>
+    <w:p>
+      <w:pPr>
+        <w:pStyle w:val="Heading2"/>
+      </w:pPr>
+      <w:bookmarkStart w:id="1" w:name="_Toc239883339"/>
+      <w:r>
+        <w:t>Change record</w:t>
+      </w:r>
+    </w:p>
+    <w:tbl>
+      <w:tblPr>
+        <w:tblStyle w:val="Table"/>
+        <w:tblW w:w="5000" w:type="pct"/>
+        <w:tblBorders>
+          <w:top w:val="single" w:sz="4" w:space="0" w:color="A6B4C8"/>
+          <w:left w:val="single" w:sz="4" w:space="0" w:color="A6B4C8"/>
+          <w:bottom w:val="single" w:sz="4" w:space="0" w:color="A6B4C8"/>
+          <w:right w:val="single" w:sz="4" w:space="0" w:color="A6B4C8"/>
+          <w:insideH w:val="single" w:sz="4" w:space="0" w:color="A6B4C8"/>
+          <w:insideV w:val="single" w:sz="4" w:space="0" w:color="A6B4C8"/>
+        </w:tblBorders>
+        <w:tblLook w:val="0020" w:firstRow="1" w:lastRow="0" w:firstColumn="0" w:lastColumn="0" w:noHBand="0" w:noVBand="0"/>
+      </w:tblPr>
+      <w:tblGrid>
+        <w:gridCol w:w="1129"/>
+        <w:gridCol w:w="2410"/>
+        <w:gridCol w:w="4536"/>
+        <w:gridCol w:w="2715"/>
+      </w:tblGrid>
       <w:tr>
         <w:trPr>
-          <w:trHeight w:val="881"/>
+          <w:cnfStyle w:val="100000000000" w:firstRow="1" w:lastRow="0" w:firstColumn="0" w:lastColumn="0" w:oddVBand="0" w:evenVBand="0" w:oddHBand="0" w:evenHBand="0" w:firstRowFirstColumn="0" w:firstRowLastColumn="0" w:lastRowFirstColumn="0" w:lastRowLastColumn="0"/>
+          <w:tblHeader/>
         </w:trPr>
         <w:tc>
           <w:tcPr>
-            <w:tcW w:w="1400" w:type="dxa"/>
+            <w:tcW w:w="523" w:type="pct"/>
+            <w:shd w:val="clear" w:color="auto" w:fill="1F3A5F"/>
           </w:tcPr>
           <w:p>
             <w:pPr>
-              <w:rPr>
-                <w:iCs/>
-              </w:rPr>
+              <w:pStyle w:val="Compact"/>
+              <w:spacing w:before="40" w:after="40"/>
             </w:pPr>
             <w:r>
               <w:rPr>
-                <w:iCs/>
-              </w:rPr>
-              <w:t>1.3</w:t>
-            </w:r>
-          </w:p>
-        </w:tc>
-        <w:tc>
-          <w:tcPr>
-            <w:tcW w:w="1400" w:type="dxa"/>
+                <w:b/>
+                <w:color w:val="FFFFFF"/>
+                <w:sz w:val="18"/>
+              </w:rPr>
+              <w:t>CR</w:t>
+            </w:r>
+          </w:p>
+        </w:tc>
+        <w:tc>
+          <w:tcPr>
+            <w:tcW w:w="1117" w:type="pct"/>
+            <w:shd w:val="clear" w:color="auto" w:fill="1F3A5F"/>
           </w:tcPr>
           <w:p>
             <w:pPr>
-              <w:rPr>
-                <w:iCs/>
-              </w:rPr>
+              <w:pStyle w:val="Compact"/>
+              <w:spacing w:before="40" w:after="40"/>
             </w:pPr>
             <w:r>
               <w:rPr>
-                <w:iCs/>
-              </w:rPr>
-              <w:t>22/09/2026</w:t>
-            </w:r>
-          </w:p>
-        </w:tc>
-        <w:tc>
-          <w:tcPr>
-            <w:tcW w:w="2600" w:type="dxa"/>
+                <w:b/>
+                <w:color w:val="FFFFFF"/>
+                <w:sz w:val="18"/>
+              </w:rPr>
+              <w:t>Item</w:t>
+            </w:r>
+          </w:p>
+        </w:tc>
+        <w:tc>
+          <w:tcPr>
+            <w:tcW w:w="2102" w:type="pct"/>
+            <w:shd w:val="clear" w:color="auto" w:fill="1F3A5F"/>
           </w:tcPr>
           <w:p>
             <w:pPr>
-              <w:rPr>
-                <w:iCs/>
-              </w:rPr>
+              <w:pStyle w:val="Compact"/>
+              <w:spacing w:before="40" w:after="40"/>
             </w:pPr>
             <w:r>
               <w:rPr>
-                <w:iCs/>
-              </w:rPr>
-              <w:t>Michael</w:t>
-            </w:r>
-          </w:p>
-        </w:tc>
-        <w:tc>
-          <w:tcPr>
-            <w:tcW w:w="3400" w:type="dxa"/>
+                <w:b/>
+                <w:color w:val="FFFFFF"/>
+                <w:sz w:val="18"/>
+              </w:rPr>
+              <w:t>Change</w:t>
+            </w:r>
+          </w:p>
+        </w:tc>
+        <w:tc>
+          <w:tcPr>
+            <w:tcW w:w="1258" w:type="pct"/>
+            <w:shd w:val="clear" w:color="auto" w:fill="1F3A5F"/>
           </w:tcPr>
           <w:p>
             <w:pPr>
-              <w:rPr>
-                <w:iCs/>
-              </w:rPr>
+              <w:pStyle w:val="Compact"/>
+              <w:spacing w:before="40" w:after="40"/>
             </w:pPr>
             <w:r>
               <w:rPr>
-                <w:iCs/>
-              </w:rPr>
-              <w:t xml:space="preserve">Added the Architectural Significant Requirements (ASR’s), </w:t>
-            </w:r>
-            <w:r>
-              <w:rPr>
-                <w:iCs/>
-              </w:rPr>
-              <w:t xml:space="preserve">in </w:t>
-            </w:r>
-            <w:r>
-              <w:rPr>
-                <w:iCs/>
-              </w:rPr>
-              <w:t>section 4.3</w:t>
-            </w:r>
-          </w:p>
-        </w:tc>
-        <w:tc>
-          <w:tcPr>
-            <w:tcW w:w="1600" w:type="dxa"/>
+                <w:b/>
+                <w:color w:val="FFFFFF"/>
+                <w:sz w:val="18"/>
+              </w:rPr>
+              <w:t>Impact</w:t>
+            </w:r>
+          </w:p>
+        </w:tc>
+      </w:tr>
+      <w:tr>
+        <w:tc>
+          <w:tcPr>
+            <w:tcW w:w="523" w:type="pct"/>
           </w:tcPr>
           <w:p>
             <w:pPr>
-              <w:rPr>
-                <w:iCs/>
-              </w:rPr>
+              <w:pStyle w:val="Compact"/>
+              <w:spacing w:before="40" w:after="40"/>
             </w:pPr>
+            <w:r>
+              <w:t>CR-1</w:t>
+            </w:r>
+          </w:p>
+        </w:tc>
+        <w:tc>
+          <w:tcPr>
+            <w:tcW w:w="1117" w:type="pct"/>
+          </w:tcPr>
+          <w:p>
+            <w:pPr>
+              <w:pStyle w:val="Compact"/>
+              <w:spacing w:before="40" w:after="40"/>
+            </w:pPr>
+            <w:r>
+              <w:t>FR-010</w:t>
+            </w:r>
+          </w:p>
+        </w:tc>
+        <w:tc>
+          <w:tcPr>
+            <w:tcW w:w="2102" w:type="pct"/>
+          </w:tcPr>
+          <w:p>
+            <w:pPr>
+              <w:pStyle w:val="Compact"/>
+              <w:spacing w:before="40" w:after="40"/>
+            </w:pPr>
+            <w:r>
+              <w:t>List</w:t>
+            </w:r>
+            <w:r>
+              <w:t xml:space="preserve"> access levels</w:t>
+            </w:r>
+          </w:p>
+        </w:tc>
+        <w:tc>
+          <w:tcPr>
+            <w:tcW w:w="1258" w:type="pct"/>
+          </w:tcPr>
+          <w:p>
+            <w:pPr>
+              <w:pStyle w:val="Compact"/>
+              <w:spacing w:before="40" w:after="40"/>
+            </w:pPr>
+            <w:r>
+              <w:t>Elaboration</w:t>
+            </w:r>
+            <w:r>
+              <w:t xml:space="preserve"> for added clarity</w:t>
+            </w:r>
+          </w:p>
+        </w:tc>
+      </w:tr>
+      <w:tr>
+        <w:tc>
+          <w:tcPr>
+            <w:tcW w:w="523" w:type="pct"/>
+          </w:tcPr>
+          <w:p>
+            <w:pPr>
+              <w:pStyle w:val="Compact"/>
+              <w:spacing w:before="40" w:after="40"/>
+            </w:pPr>
+            <w:r>
+              <w:t>CR-2</w:t>
+            </w:r>
+          </w:p>
+        </w:tc>
+        <w:tc>
+          <w:tcPr>
+            <w:tcW w:w="1117" w:type="pct"/>
+          </w:tcPr>
+          <w:p>
+            <w:pPr>
+              <w:pStyle w:val="Compact"/>
+              <w:spacing w:before="40" w:after="40"/>
+            </w:pPr>
+            <w:r>
+              <w:t>FR-011</w:t>
+            </w:r>
+          </w:p>
+        </w:tc>
+        <w:tc>
+          <w:tcPr>
+            <w:tcW w:w="2102" w:type="pct"/>
+          </w:tcPr>
+          <w:p>
+            <w:pPr>
+              <w:pStyle w:val="Compact"/>
+              <w:spacing w:before="40" w:after="40"/>
+            </w:pPr>
+            <w:r>
+              <w:t>Elaborate on what access levels are allowed.</w:t>
+            </w:r>
+          </w:p>
+        </w:tc>
+        <w:tc>
+          <w:tcPr>
+            <w:tcW w:w="1258" w:type="pct"/>
+          </w:tcPr>
+          <w:p>
+            <w:pPr>
+              <w:pStyle w:val="Compact"/>
+              <w:spacing w:before="40" w:after="40"/>
+            </w:pPr>
+            <w:r>
+              <w:t>Elaboration for added clarity</w:t>
+            </w:r>
+          </w:p>
+        </w:tc>
+      </w:tr>
+      <w:tr>
+        <w:tc>
+          <w:tcPr>
+            <w:tcW w:w="523" w:type="pct"/>
+          </w:tcPr>
+          <w:p>
+            <w:pPr>
+              <w:pStyle w:val="Compact"/>
+              <w:spacing w:before="40" w:after="40"/>
+            </w:pPr>
+            <w:r>
+              <w:t>CR-3</w:t>
+            </w:r>
+          </w:p>
+        </w:tc>
+        <w:tc>
+          <w:tcPr>
+            <w:tcW w:w="1117" w:type="pct"/>
+          </w:tcPr>
+          <w:p>
+            <w:pPr>
+              <w:pStyle w:val="Compact"/>
+              <w:spacing w:before="40" w:after="40"/>
+            </w:pPr>
+            <w:r>
+              <w:t>Section 6 - RTM</w:t>
+            </w:r>
+          </w:p>
+        </w:tc>
+        <w:tc>
+          <w:tcPr>
+            <w:tcW w:w="2102" w:type="pct"/>
+          </w:tcPr>
+          <w:p>
+            <w:pPr>
+              <w:pStyle w:val="Compact"/>
+              <w:spacing w:before="40" w:after="40"/>
+            </w:pPr>
+            <w:r>
+              <w:t>Split the table into 3 sections: Milestone1, milestone 2, and the pending sections for milestone 3 and 4.</w:t>
+            </w:r>
+          </w:p>
+        </w:tc>
+        <w:tc>
+          <w:tcPr>
+            <w:tcW w:w="1258" w:type="pct"/>
+          </w:tcPr>
+          <w:p>
+            <w:pPr>
+              <w:pStyle w:val="Compact"/>
+              <w:spacing w:before="40" w:after="40"/>
+            </w:pPr>
+            <w:r>
+              <w:t>Split of the table for better visualization.</w:t>
+            </w:r>
           </w:p>
         </w:tc>
       </w:tr>
@@ -3387,8 +3582,27 @@
       <w:pPr>
         <w:pStyle w:val="Heading2"/>
       </w:pPr>
-      <w:bookmarkStart w:id="1" w:name="_Toc240984139"/>
+    </w:p>
+    <w:p>
+      <w:pPr>
+        <w:rPr>
+          <w:b/>
+          <w:bCs/>
+          <w:color w:val="2E5395"/>
+          <w:sz w:val="23"/>
+          <w:szCs w:val="23"/>
+        </w:rPr>
+      </w:pPr>
       <w:r>
+        <w:br w:type="page"/>
+      </w:r>
+    </w:p>
+    <w:p>
+      <w:pPr>
+        <w:pStyle w:val="Heading2"/>
+      </w:pPr>
+      <w:r>
+        <w:lastRenderedPageBreak/>
         <w:t>Baseline Approval</w:t>
       </w:r>
       <w:bookmarkEnd w:id="1"/>
@@ -3672,7 +3886,6 @@
                 <w:sz w:val="19"/>
                 <w:szCs w:val="19"/>
               </w:rPr>
-              <w:lastRenderedPageBreak/>
               <w:t>Repository/governance controls checked (Y/N)</w:t>
             </w:r>
           </w:p>
@@ -3743,7 +3956,7 @@
       <w:pPr>
         <w:pStyle w:val="Heading1"/>
       </w:pPr>
-      <w:bookmarkStart w:id="2" w:name="_Toc240984140"/>
+      <w:bookmarkStart w:id="2" w:name="_Toc239883340"/>
       <w:r>
         <w:lastRenderedPageBreak/>
         <w:t>1. Problem Statement &amp; Business Need</w:t>
@@ -3754,7 +3967,7 @@
       <w:pPr>
         <w:pStyle w:val="Heading2"/>
       </w:pPr>
-      <w:bookmarkStart w:id="3" w:name="_Toc240984141"/>
+      <w:bookmarkStart w:id="3" w:name="_Toc239883341"/>
       <w:r>
         <w:t>1.1 Problem Statement</w:t>
       </w:r>
@@ -3777,7 +3990,7 @@
       <w:pPr>
         <w:pStyle w:val="Heading2"/>
       </w:pPr>
-      <w:bookmarkStart w:id="4" w:name="_Toc240984142"/>
+      <w:bookmarkStart w:id="4" w:name="_Toc239883342"/>
       <w:r>
         <w:t>1.2 Business Need</w:t>
       </w:r>
@@ -3800,7 +4013,7 @@
       <w:pPr>
         <w:pStyle w:val="Heading2"/>
       </w:pPr>
-      <w:bookmarkStart w:id="5" w:name="_Toc240984143"/>
+      <w:bookmarkStart w:id="5" w:name="_Toc239883343"/>
       <w:r>
         <w:t>1.3 Intended Business Value</w:t>
       </w:r>
@@ -3824,7 +4037,7 @@
       <w:pPr>
         <w:pStyle w:val="Heading1"/>
       </w:pPr>
-      <w:bookmarkStart w:id="6" w:name="_Toc240984144"/>
+      <w:bookmarkStart w:id="6" w:name="_Toc239883344"/>
       <w:r>
         <w:t>2. Stakeholder Analysis</w:t>
       </w:r>
@@ -4787,7 +5000,7 @@
       <w:pPr>
         <w:pStyle w:val="Heading1"/>
       </w:pPr>
-      <w:bookmarkStart w:id="7" w:name="_Toc240984145"/>
+      <w:bookmarkStart w:id="7" w:name="_Toc239883345"/>
       <w:r>
         <w:t>3. Scope Baseline</w:t>
       </w:r>
@@ -4797,7 +5010,7 @@
       <w:pPr>
         <w:pStyle w:val="Heading2"/>
       </w:pPr>
-      <w:bookmarkStart w:id="8" w:name="_Toc240984146"/>
+      <w:bookmarkStart w:id="8" w:name="_Toc239883346"/>
       <w:r>
         <w:t>3.1 In Scope</w:t>
       </w:r>
@@ -4872,7 +5085,7 @@
       <w:pPr>
         <w:pStyle w:val="Heading2"/>
       </w:pPr>
-      <w:bookmarkStart w:id="9" w:name="_Toc240984147"/>
+      <w:bookmarkStart w:id="9" w:name="_Toc239883347"/>
       <w:r>
         <w:t>3.2 Out of Scope</w:t>
       </w:r>
@@ -4921,7 +5134,7 @@
       <w:pPr>
         <w:pStyle w:val="Heading2"/>
       </w:pPr>
-      <w:bookmarkStart w:id="10" w:name="_Toc240984148"/>
+      <w:bookmarkStart w:id="10" w:name="_Toc239883348"/>
       <w:r>
         <w:t>3.3 Deferred / Future Scope</w:t>
       </w:r>
@@ -4957,7 +5170,7 @@
       <w:pPr>
         <w:pStyle w:val="Heading2"/>
       </w:pPr>
-      <w:bookmarkStart w:id="11" w:name="_Toc240984149"/>
+      <w:bookmarkStart w:id="11" w:name="_Toc239883349"/>
       <w:r>
         <w:t>3.4 Defended Exclusion / Deferment</w:t>
       </w:r>
@@ -5049,11 +5262,285 @@
       <w:r>
         <w:t>.</w:t>
       </w:r>
+    </w:p>
+    <w:p>
+      <w:pPr>
+        <w:pStyle w:val="Heading1"/>
+      </w:pPr>
       <w:r>
         <w:t>4. Constraints</w:t>
       </w:r>
     </w:p>
     <w:p/>
+    <w:tbl>
+      <w:tblPr>
+        <w:tblW w:w="7658" w:type="dxa"/>
+        <w:tblBorders>
+          <w:top w:val="single" w:sz="4" w:space="0" w:color="auto"/>
+          <w:left w:val="single" w:sz="4" w:space="0" w:color="auto"/>
+          <w:bottom w:val="single" w:sz="4" w:space="0" w:color="auto"/>
+          <w:right w:val="single" w:sz="4" w:space="0" w:color="auto"/>
+          <w:insideH w:val="single" w:sz="4" w:space="0" w:color="auto"/>
+          <w:insideV w:val="single" w:sz="4" w:space="0" w:color="auto"/>
+        </w:tblBorders>
+        <w:tblCellMar>
+          <w:left w:w="10" w:type="dxa"/>
+          <w:right w:w="10" w:type="dxa"/>
+        </w:tblCellMar>
+        <w:tblLook w:val="04A0" w:firstRow="1" w:lastRow="0" w:firstColumn="1" w:lastColumn="0" w:noHBand="0" w:noVBand="1"/>
+      </w:tblPr>
+      <w:tblGrid>
+        <w:gridCol w:w="889"/>
+        <w:gridCol w:w="2051"/>
+        <w:gridCol w:w="4718"/>
+      </w:tblGrid>
+      <w:tr>
+        <w:trPr>
+          <w:tblHeader/>
+        </w:trPr>
+        <w:tc>
+          <w:tcPr>
+            <w:tcW w:w="889" w:type="dxa"/>
+            <w:shd w:val="clear" w:color="auto" w:fill="1F3864"/>
+            <w:tcMar>
+              <w:top w:w="80" w:type="dxa"/>
+              <w:left w:w="100" w:type="dxa"/>
+              <w:bottom w:w="80" w:type="dxa"/>
+              <w:right w:w="100" w:type="dxa"/>
+            </w:tcMar>
+          </w:tcPr>
+          <w:p>
+            <w:pPr>
+              <w:rPr>
+                <w:sz w:val="20"/>
+                <w:szCs w:val="20"/>
+              </w:rPr>
+            </w:pPr>
+            <w:r>
+              <w:rPr>
+                <w:b/>
+                <w:bCs/>
+                <w:color w:val="FFFFFF"/>
+                <w:sz w:val="18"/>
+                <w:szCs w:val="18"/>
+              </w:rPr>
+              <w:lastRenderedPageBreak/>
+              <w:t>ID</w:t>
+            </w:r>
+          </w:p>
+        </w:tc>
+        <w:tc>
+          <w:tcPr>
+            <w:tcW w:w="2051" w:type="dxa"/>
+            <w:shd w:val="clear" w:color="auto" w:fill="1F3864"/>
+            <w:tcMar>
+              <w:top w:w="80" w:type="dxa"/>
+              <w:left w:w="100" w:type="dxa"/>
+              <w:bottom w:w="80" w:type="dxa"/>
+              <w:right w:w="100" w:type="dxa"/>
+            </w:tcMar>
+          </w:tcPr>
+          <w:p>
+            <w:r>
+              <w:rPr>
+                <w:b/>
+                <w:bCs/>
+                <w:color w:val="FFFFFF"/>
+                <w:sz w:val="20"/>
+                <w:szCs w:val="20"/>
+              </w:rPr>
+              <w:t>Constraint</w:t>
+            </w:r>
+          </w:p>
+        </w:tc>
+        <w:tc>
+          <w:tcPr>
+            <w:tcW w:w="4718" w:type="dxa"/>
+            <w:shd w:val="clear" w:color="auto" w:fill="1F3864"/>
+            <w:tcMar>
+              <w:top w:w="80" w:type="dxa"/>
+              <w:left w:w="100" w:type="dxa"/>
+              <w:bottom w:w="80" w:type="dxa"/>
+              <w:right w:w="100" w:type="dxa"/>
+            </w:tcMar>
+          </w:tcPr>
+          <w:p>
+            <w:r>
+              <w:rPr>
+                <w:b/>
+                <w:bCs/>
+                <w:sz w:val="20"/>
+                <w:szCs w:val="20"/>
+              </w:rPr>
+              <w:t>Rationale/Source</w:t>
+            </w:r>
+          </w:p>
+        </w:tc>
+      </w:tr>
+      <w:tr>
+        <w:tc>
+          <w:tcPr>
+            <w:tcW w:w="889" w:type="dxa"/>
+            <w:tcMar>
+              <w:top w:w="80" w:type="dxa"/>
+              <w:left w:w="100" w:type="dxa"/>
+              <w:bottom w:w="80" w:type="dxa"/>
+              <w:right w:w="100" w:type="dxa"/>
+            </w:tcMar>
+          </w:tcPr>
+          <w:p>
+            <w:r>
+              <w:t>CON-001</w:t>
+            </w:r>
+          </w:p>
+        </w:tc>
+        <w:tc>
+          <w:tcPr>
+            <w:tcW w:w="2051" w:type="dxa"/>
+            <w:tcMar>
+              <w:top w:w="80" w:type="dxa"/>
+              <w:left w:w="100" w:type="dxa"/>
+              <w:bottom w:w="80" w:type="dxa"/>
+              <w:right w:w="100" w:type="dxa"/>
+            </w:tcMar>
+          </w:tcPr>
+          <w:p>
+            <w:r>
+              <w:t>Must run on most devices that support web browsers</w:t>
+            </w:r>
+          </w:p>
+        </w:tc>
+        <w:tc>
+          <w:tcPr>
+            <w:tcW w:w="4718" w:type="dxa"/>
+            <w:tcMar>
+              <w:top w:w="80" w:type="dxa"/>
+              <w:left w:w="100" w:type="dxa"/>
+              <w:bottom w:w="80" w:type="dxa"/>
+              <w:right w:w="100" w:type="dxa"/>
+            </w:tcMar>
+          </w:tcPr>
+          <w:p/>
+        </w:tc>
+      </w:tr>
+      <w:tr>
+        <w:tc>
+          <w:tcPr>
+            <w:tcW w:w="889" w:type="dxa"/>
+            <w:tcMar>
+              <w:top w:w="80" w:type="dxa"/>
+              <w:left w:w="100" w:type="dxa"/>
+              <w:bottom w:w="80" w:type="dxa"/>
+              <w:right w:w="100" w:type="dxa"/>
+            </w:tcMar>
+          </w:tcPr>
+          <w:p>
+            <w:r>
+              <w:t>CON-002</w:t>
+            </w:r>
+          </w:p>
+        </w:tc>
+        <w:tc>
+          <w:tcPr>
+            <w:tcW w:w="2051" w:type="dxa"/>
+            <w:tcMar>
+              <w:top w:w="80" w:type="dxa"/>
+              <w:left w:w="100" w:type="dxa"/>
+              <w:bottom w:w="80" w:type="dxa"/>
+              <w:right w:w="100" w:type="dxa"/>
+            </w:tcMar>
+          </w:tcPr>
+          <w:p>
+            <w:r>
+              <w:rPr>
+                <w:sz w:val="20"/>
+                <w:szCs w:val="20"/>
+              </w:rPr>
+              <w:t>Must use a relational database (SQL)</w:t>
+            </w:r>
+          </w:p>
+        </w:tc>
+        <w:tc>
+          <w:tcPr>
+            <w:tcW w:w="4718" w:type="dxa"/>
+            <w:tcMar>
+              <w:top w:w="80" w:type="dxa"/>
+              <w:left w:w="100" w:type="dxa"/>
+              <w:bottom w:w="80" w:type="dxa"/>
+              <w:right w:w="100" w:type="dxa"/>
+            </w:tcMar>
+          </w:tcPr>
+          <w:p/>
+        </w:tc>
+      </w:tr>
+      <w:tr>
+        <w:tc>
+          <w:tcPr>
+            <w:tcW w:w="889" w:type="dxa"/>
+            <w:tcMar>
+              <w:top w:w="80" w:type="dxa"/>
+              <w:left w:w="100" w:type="dxa"/>
+              <w:bottom w:w="80" w:type="dxa"/>
+              <w:right w:w="100" w:type="dxa"/>
+            </w:tcMar>
+          </w:tcPr>
+          <w:p>
+            <w:r>
+              <w:t>CON-003</w:t>
+            </w:r>
+          </w:p>
+        </w:tc>
+        <w:tc>
+          <w:tcPr>
+            <w:tcW w:w="2051" w:type="dxa"/>
+            <w:tcMar>
+              <w:top w:w="80" w:type="dxa"/>
+              <w:left w:w="100" w:type="dxa"/>
+              <w:bottom w:w="80" w:type="dxa"/>
+              <w:right w:w="100" w:type="dxa"/>
+            </w:tcMar>
+          </w:tcPr>
+          <w:p>
+            <w:pPr>
+              <w:rPr>
+                <w:sz w:val="20"/>
+                <w:szCs w:val="20"/>
+              </w:rPr>
+            </w:pPr>
+            <w:r>
+              <w:rPr>
+                <w:sz w:val="20"/>
+                <w:szCs w:val="20"/>
+              </w:rPr>
+              <w:t>Source code managed in GitHub under protected-main branching strategy</w:t>
+            </w:r>
+          </w:p>
+        </w:tc>
+        <w:tc>
+          <w:tcPr>
+            <w:tcW w:w="4718" w:type="dxa"/>
+            <w:tcMar>
+              <w:top w:w="80" w:type="dxa"/>
+              <w:left w:w="100" w:type="dxa"/>
+              <w:bottom w:w="80" w:type="dxa"/>
+              <w:right w:w="100" w:type="dxa"/>
+            </w:tcMar>
+          </w:tcPr>
+          <w:p>
+            <w:r>
+              <w:t xml:space="preserve">Assignment 2 showed the benefit of using CI software and we will be using </w:t>
+            </w:r>
+            <w:r>
+              <w:rPr>
+                <w:sz w:val="20"/>
+                <w:szCs w:val="20"/>
+              </w:rPr>
+              <w:t>2-reviewer policy</w:t>
+            </w:r>
+          </w:p>
+        </w:tc>
+      </w:tr>
+    </w:tbl>
     <w:p/>
     <w:p/>
     <w:p>
@@ -5065,7 +5552,7 @@
       <w:pPr>
         <w:pStyle w:val="Heading1"/>
       </w:pPr>
-      <w:bookmarkStart w:id="12" w:name="_Toc240984150"/>
+      <w:bookmarkStart w:id="12" w:name="_Toc239883350"/>
       <w:r>
         <w:lastRenderedPageBreak/>
         <w:t>4. Requirements &amp; Acceptance Criteria</w:t>
@@ -5076,7 +5563,7 @@
       <w:pPr>
         <w:pStyle w:val="Heading2"/>
       </w:pPr>
-      <w:bookmarkStart w:id="13" w:name="_Toc240984151"/>
+      <w:bookmarkStart w:id="13" w:name="_Toc239883351"/>
       <w:r>
         <w:t>4.1 Functional Requirements</w:t>
       </w:r>
@@ -5755,10 +6242,12 @@
               <w:t xml:space="preserve">Upon submission attempt, the user must receive feedback. If </w:t>
             </w:r>
             <w:proofErr w:type="spellStart"/>
+            <w:proofErr w:type="gramStart"/>
             <w:r>
               <w:t>its</w:t>
             </w:r>
             <w:proofErr w:type="spellEnd"/>
+            <w:proofErr w:type="gramEnd"/>
             <w:r>
               <w:t xml:space="preserve"> an error, the problem must be stated. If successful, the user must be notified</w:t>
             </w:r>
@@ -5881,7 +6370,15 @@
           </w:tcPr>
           <w:p>
             <w:r>
-              <w:t>On selection, requests must be categorise according to date submitted, date changed, or alphabetical order.</w:t>
+              <w:t xml:space="preserve">On selection, requests must be </w:t>
+            </w:r>
+            <w:proofErr w:type="gramStart"/>
+            <w:r>
+              <w:t>categorise</w:t>
+            </w:r>
+            <w:proofErr w:type="gramEnd"/>
+            <w:r>
+              <w:t xml:space="preserve"> according to date submitted, date changed, or alphabetical order.</w:t>
             </w:r>
           </w:p>
         </w:tc>
@@ -6244,7 +6741,15 @@
           </w:tcPr>
           <w:p>
             <w:r>
-              <w:t>After 5 years the requests must be auto-deleted to prevent overloading storage in the long term.</w:t>
+              <w:t xml:space="preserve">After 5 years the requests must be </w:t>
+            </w:r>
+            <w:proofErr w:type="gramStart"/>
+            <w:r>
+              <w:t>auto-deleted</w:t>
+            </w:r>
+            <w:proofErr w:type="gramEnd"/>
+            <w:r>
+              <w:t xml:space="preserve"> to prevent overloading storage in the long term.</w:t>
             </w:r>
           </w:p>
         </w:tc>
@@ -6486,7 +6991,10 @@
           </w:tcPr>
           <w:p>
             <w:r>
-              <w:t>Users can only access data that corresponds with their access levels. These levels are still to be decided.</w:t>
+              <w:t xml:space="preserve">Users can only access data that corresponds with their access levels. </w:t>
+            </w:r>
+            <w:r>
+              <w:t>Levels include the Requestors, the Staff, Management, and Admin.</w:t>
             </w:r>
           </w:p>
         </w:tc>
@@ -6609,6 +7117,15 @@
             <w:r>
               <w:t>When the rules/authority levels are set, test to see that all users can only see what they are authorised to see.</w:t>
             </w:r>
+            <w:r>
+              <w:t xml:space="preserve"> Users may only see their requests. Staff should be allowed to see </w:t>
+            </w:r>
+            <w:r>
+              <w:t>unassigned</w:t>
+            </w:r>
+            <w:r>
+              <w:t xml:space="preserve"> requests, and requests assigned to them, not other staff. Admin and management should see everything.</w:t>
+            </w:r>
           </w:p>
         </w:tc>
       </w:tr>
@@ -6722,7 +7239,24 @@
           </w:tcPr>
           <w:p>
             <w:r>
-              <w:t>The views should provide enough information in order to make relevant decisions. Examples being: category, status, time submitted, who is assigned to the request.</w:t>
+              <w:t xml:space="preserve">The views should provide enough information </w:t>
+            </w:r>
+            <w:proofErr w:type="gramStart"/>
+            <w:r>
+              <w:t>in order to</w:t>
+            </w:r>
+            <w:proofErr w:type="gramEnd"/>
+            <w:r>
+              <w:t xml:space="preserve"> make relevant decisions. Examples </w:t>
+            </w:r>
+            <w:proofErr w:type="gramStart"/>
+            <w:r>
+              <w:lastRenderedPageBreak/>
+              <w:t>being:</w:t>
+            </w:r>
+            <w:proofErr w:type="gramEnd"/>
+            <w:r>
+              <w:t xml:space="preserve"> category, status, time submitted, who is assigned to the request.</w:t>
             </w:r>
           </w:p>
         </w:tc>
@@ -6746,6 +7280,7 @@
           </w:tcPr>
           <w:p>
             <w:r>
+              <w:lastRenderedPageBreak/>
               <w:t>FR-0</w:t>
             </w:r>
             <w:r>
@@ -6837,11 +7372,7 @@
           </w:tcPr>
           <w:p>
             <w:r>
-              <w:t xml:space="preserve">Search shows all valid data entries, filter removes all relevant data entries, and sort </w:t>
-            </w:r>
-            <w:r>
-              <w:lastRenderedPageBreak/>
-              <w:t>correctly sorts the data according to choice (alphabetical, last updated, etc.). Combinations of sorting, filtering and searching should not cause errors or show unauthorised data.</w:t>
+              <w:t>Search shows all valid data entries, filter removes all relevant data entries, and sort correctly sorts the data according to choice (alphabetical, last updated, etc.). Combinations of sorting, filtering and searching should not cause errors or show unauthorised data.</w:t>
             </w:r>
           </w:p>
         </w:tc>
@@ -6865,7 +7396,6 @@
           </w:tcPr>
           <w:p>
             <w:r>
-              <w:lastRenderedPageBreak/>
               <w:t>FR-0</w:t>
             </w:r>
             <w:r>
@@ -7351,7 +7881,7 @@
           </w:tcPr>
           <w:p>
             <w:r>
-              <w:t xml:space="preserve">authorisation  of request update </w:t>
+              <w:t xml:space="preserve">authorisation of request update </w:t>
             </w:r>
           </w:p>
         </w:tc>
@@ -7532,7 +8062,11 @@
           </w:tcPr>
           <w:p>
             <w:r>
-              <w:t>If updates are made, the staff member and timestamp must be recorded, and stored for 5 years</w:t>
+              <w:t xml:space="preserve">If updates are made, the staff member and timestamp must be recorded, and stored for 5 </w:t>
+            </w:r>
+            <w:proofErr w:type="gramStart"/>
+            <w:r>
+              <w:t>years</w:t>
             </w:r>
             <w:r>
               <w:t xml:space="preserve"> </w:t>
@@ -7540,6 +8074,7 @@
             <w:r>
               <w:t>.</w:t>
             </w:r>
+            <w:proofErr w:type="gramEnd"/>
           </w:p>
         </w:tc>
       </w:tr>
@@ -7998,7 +8533,15 @@
           </w:tcPr>
           <w:p>
             <w:r>
-              <w:t>Requests will have to be resolved within a set amount of time. Early estimates sets it at within 7 days.</w:t>
+              <w:t xml:space="preserve">Requests will have to be resolved within a set amount of time. Early estimates </w:t>
+            </w:r>
+            <w:proofErr w:type="gramStart"/>
+            <w:r>
+              <w:t>sets</w:t>
+            </w:r>
+            <w:proofErr w:type="gramEnd"/>
+            <w:r>
+              <w:t xml:space="preserve"> it at within 7 days.</w:t>
             </w:r>
           </w:p>
         </w:tc>
@@ -8113,7 +8656,19 @@
           </w:tcPr>
           <w:p>
             <w:r>
-              <w:t>Management should have access to the additional information given by the staff members in order to review the resolved requests. Basic analysis features, such as average time to resolution could also be added.</w:t>
+              <w:t xml:space="preserve">Management should have access to the additional information given by the staff members </w:t>
+            </w:r>
+            <w:proofErr w:type="gramStart"/>
+            <w:r>
+              <w:t>in order to</w:t>
+            </w:r>
+            <w:proofErr w:type="gramEnd"/>
+            <w:r>
+              <w:t xml:space="preserve"> review the resolved </w:t>
+            </w:r>
+            <w:r>
+              <w:lastRenderedPageBreak/>
+              <w:t>requests. Basic analysis features, such as average time to resolution could also be added.</w:t>
             </w:r>
           </w:p>
         </w:tc>
@@ -8134,9 +8689,8 @@
       <w:pPr>
         <w:pStyle w:val="Heading2"/>
       </w:pPr>
-      <w:bookmarkStart w:id="14" w:name="_Toc240984152"/>
+      <w:bookmarkStart w:id="14" w:name="_Toc239883352"/>
       <w:r>
-        <w:lastRenderedPageBreak/>
         <w:t>4.2 Non-Functional Requirements</w:t>
       </w:r>
       <w:bookmarkEnd w:id="14"/>
@@ -8663,7 +9217,15 @@
           </w:tcPr>
           <w:p>
             <w:r>
-              <w:t>Users can only access data that they are allowed to access. For instance, a requestor cant access the credentials of other requestors</w:t>
+              <w:t xml:space="preserve">Users can only access data that they are allowed to access. For instance, a requestor </w:t>
+            </w:r>
+            <w:proofErr w:type="gramStart"/>
+            <w:r>
+              <w:t>cant</w:t>
+            </w:r>
+            <w:proofErr w:type="gramEnd"/>
+            <w:r>
+              <w:t xml:space="preserve"> access the credentials of other requestors</w:t>
             </w:r>
           </w:p>
         </w:tc>
@@ -9784,16 +10346,8 @@
         </w:tc>
       </w:tr>
     </w:tbl>
-    <w:p/>
     <w:p>
-      <w:r>
-        <w:br/>
-      </w:r>
-    </w:p>
-    <w:p>
-      <w:r>
-        <w:br w:type="page"/>
-      </w:r>
+      <w:bookmarkStart w:id="15" w:name="_Toc239883353"/>
     </w:p>
     <w:p>
       <w:pPr>
@@ -10150,7 +10704,13 @@
           <w:p/>
           <w:p>
             <w:r>
-              <w:t>D-007 (pending)</w:t>
+              <w:t>D-00</w:t>
+            </w:r>
+            <w:r>
+              <w:t>6</w:t>
+            </w:r>
+            <w:r>
+              <w:t xml:space="preserve"> (pending)</w:t>
             </w:r>
           </w:p>
         </w:tc>
@@ -10205,13 +10765,22 @@
               <w:t>FR-0</w:t>
             </w:r>
             <w:r>
-              <w:t xml:space="preserve">11, </w:t>
+              <w:t>11</w:t>
+            </w:r>
+            <w:r>
+              <w:t>,</w:t>
+            </w:r>
+            <w:r>
+              <w:t xml:space="preserve"> </w:t>
             </w:r>
             <w:r>
               <w:t>FR-013</w:t>
             </w:r>
             <w:r>
-              <w:t xml:space="preserve">, </w:t>
+              <w:t>,</w:t>
+            </w:r>
+            <w:r>
+              <w:t xml:space="preserve"> </w:t>
             </w:r>
             <w:r>
               <w:t>FR-0</w:t>
@@ -10267,7 +10836,10 @@
           </w:tcPr>
           <w:p>
             <w:r>
-              <w:t>Different roles will require different views on the same data. Searches and filters will also cause the security to be a dedicated layer instead of a set of guards on the code, meaning that it will highly affect the querying system.</w:t>
+              <w:t>Different roles will require different views on the same data</w:t>
+            </w:r>
+            <w:r>
+              <w:t>. Searches and filters will also cause the security to be a dedicated layer instead of a set of guards on the code, meaning that it will highly affect the querying system.</w:t>
             </w:r>
           </w:p>
         </w:tc>
@@ -10411,11 +10983,16 @@
             <w:r>
               <w:t xml:space="preserve"> is supposed to solve is requests being lost. Requests must be submitted, or a report must be given. Requests that </w:t>
             </w:r>
-            <w:r>
-              <w:t>have</w:t>
-            </w:r>
-            <w:r>
-              <w:t xml:space="preserve"> been stored must be recoverable when lost.</w:t>
+            <w:proofErr w:type="gramStart"/>
+            <w:r>
+              <w:t>has</w:t>
+            </w:r>
+            <w:proofErr w:type="gramEnd"/>
+            <w:r>
+              <w:t xml:space="preserve"> been stored must be recoverable when lost</w:t>
+            </w:r>
+            <w:r>
+              <w:t>.</w:t>
             </w:r>
           </w:p>
         </w:tc>
@@ -10439,12 +11016,11 @@
             <w:r>
               <w:t xml:space="preserve">No submissions may be simply lost. Submission failures must be </w:t>
             </w:r>
-            <w:r>
-              <w:t>indicated</w:t>
-            </w:r>
-            <w:r>
-              <w:t>,</w:t>
-            </w:r>
+            <w:proofErr w:type="gramStart"/>
+            <w:r>
+              <w:t>indicated,</w:t>
+            </w:r>
+            <w:proofErr w:type="gramEnd"/>
             <w:r>
               <w:t xml:space="preserve"> successful submissions must be acknowledged. Furthermore, overwritten data must be recoverable within 48 hours. 99% availability during operating hours is also required.</w:t>
             </w:r>
@@ -10522,7 +11098,16 @@
               <w:t>NFR-009</w:t>
             </w:r>
             <w:r>
-              <w:t>, Forward Engineering Consideration (FEC)</w:t>
+              <w:t xml:space="preserve">, Forward </w:t>
+            </w:r>
+            <w:r>
+              <w:t>E</w:t>
+            </w:r>
+            <w:r>
+              <w:t>ngineering Consideration</w:t>
+            </w:r>
+            <w:r>
+              <w:t xml:space="preserve"> (FEC)</w:t>
             </w:r>
           </w:p>
         </w:tc>
@@ -10566,7 +11151,10 @@
           </w:tcPr>
           <w:p>
             <w:r>
-              <w:t>A three-person team on a fixed schedule with fixed milestones will have trouble with any re-work that may need to be done, and the FEC notes that retrofitting will be difficult and expensive to do.</w:t>
+              <w:t>A three-person team on a fixed schedule with fixed milestones</w:t>
+            </w:r>
+            <w:r>
+              <w:t xml:space="preserve"> will have trouble with any re-work that may need to be done, and the FEC notes that retrofitting will be difficult and expensive to do.</w:t>
             </w:r>
           </w:p>
         </w:tc>
@@ -10610,7 +11198,13 @@
           </w:tcPr>
           <w:p>
             <w:r>
-              <w:t>D-008 (Pending)</w:t>
+              <w:t>D-00</w:t>
+            </w:r>
+            <w:r>
+              <w:t>7</w:t>
+            </w:r>
+            <w:r>
+              <w:t xml:space="preserve"> (Pending)</w:t>
             </w:r>
           </w:p>
         </w:tc>
@@ -10721,7 +11315,16 @@
           </w:tcPr>
           <w:p>
             <w:r>
-              <w:t>The requirement of data needing to be stored for at least 5 years conflicts with the free-tier services that are required in the constraints.  It also conflicts with the RICA laws, as data must be stored for at least 5 years</w:t>
+              <w:t xml:space="preserve">The requirement of data needing to be stored for </w:t>
+            </w:r>
+            <w:r>
+              <w:t>at least</w:t>
+            </w:r>
+            <w:r>
+              <w:t xml:space="preserve"> 5 years conflicts with the free-tier services that are required in the constraints. </w:t>
+            </w:r>
+            <w:r>
+              <w:t xml:space="preserve"> It also conflicts with the RICA laws, as data must be stored for at least 5 years</w:t>
             </w:r>
           </w:p>
         </w:tc>
@@ -10772,17 +11375,26 @@
       </w:tr>
     </w:tbl>
     <w:p>
+      <w:pPr>
+        <w:rPr>
+          <w:b/>
+          <w:bCs/>
+        </w:rPr>
+      </w:pPr>
       <w:r>
+        <w:rPr>
+          <w:b/>
+          <w:bCs/>
+        </w:rPr>
         <w:br w:type="page"/>
       </w:r>
     </w:p>
+    <w:p/>
     <w:p>
       <w:pPr>
         <w:pStyle w:val="Heading1"/>
       </w:pPr>
-      <w:bookmarkStart w:id="15" w:name="_Toc240984153"/>
       <w:r>
-        <w:lastRenderedPageBreak/>
         <w:t>5. Constraints</w:t>
       </w:r>
       <w:bookmarkEnd w:id="15"/>
@@ -10794,7 +11406,7 @@
     </w:p>
     <w:tbl>
       <w:tblPr>
-        <w:tblW w:w="11295" w:type="dxa"/>
+        <w:tblW w:w="10400" w:type="dxa"/>
         <w:tblBorders>
           <w:top w:val="single" w:sz="4" w:space="0" w:color="auto"/>
           <w:left w:val="single" w:sz="4" w:space="0" w:color="auto"/>
@@ -10811,7 +11423,6 @@
         <w:tblLook w:val="04A0" w:firstRow="1" w:lastRow="0" w:firstColumn="1" w:lastColumn="0" w:noHBand="0" w:noVBand="1"/>
       </w:tblPr>
       <w:tblGrid>
-        <w:gridCol w:w="895"/>
         <w:gridCol w:w="1800"/>
         <w:gridCol w:w="3800"/>
         <w:gridCol w:w="4800"/>
@@ -10822,11 +11433,17 @@
         </w:trPr>
         <w:tc>
           <w:tcPr>
-            <w:tcW w:w="895" w:type="dxa"/>
+            <w:tcW w:w="1800" w:type="dxa"/>
             <w:shd w:val="clear" w:color="auto" w:fill="1F3864"/>
-          </w:tcPr>
-          <w:p>
-            <w:pPr>
+            <w:tcMar>
+              <w:top w:w="80" w:type="dxa"/>
+              <w:left w:w="100" w:type="dxa"/>
+              <w:bottom w:w="80" w:type="dxa"/>
+              <w:right w:w="100" w:type="dxa"/>
+            </w:tcMar>
+          </w:tcPr>
+          <w:p>
+            <w:r>
               <w:rPr>
                 <w:b/>
                 <w:bCs/>
@@ -10834,7 +11451,22 @@
                 <w:sz w:val="18"/>
                 <w:szCs w:val="18"/>
               </w:rPr>
-            </w:pPr>
+              <w:t>Category</w:t>
+            </w:r>
+          </w:p>
+        </w:tc>
+        <w:tc>
+          <w:tcPr>
+            <w:tcW w:w="3800" w:type="dxa"/>
+            <w:shd w:val="clear" w:color="auto" w:fill="1F3864"/>
+            <w:tcMar>
+              <w:top w:w="80" w:type="dxa"/>
+              <w:left w:w="100" w:type="dxa"/>
+              <w:bottom w:w="80" w:type="dxa"/>
+              <w:right w:w="100" w:type="dxa"/>
+            </w:tcMar>
+          </w:tcPr>
+          <w:p>
             <w:r>
               <w:rPr>
                 <w:b/>
@@ -10843,13 +11475,13 @@
                 <w:sz w:val="18"/>
                 <w:szCs w:val="18"/>
               </w:rPr>
-              <w:t>ID</w:t>
-            </w:r>
-          </w:p>
-        </w:tc>
-        <w:tc>
-          <w:tcPr>
-            <w:tcW w:w="1800" w:type="dxa"/>
+              <w:t>Constraint</w:t>
+            </w:r>
+          </w:p>
+        </w:tc>
+        <w:tc>
+          <w:tcPr>
+            <w:tcW w:w="4800" w:type="dxa"/>
             <w:shd w:val="clear" w:color="auto" w:fill="1F3864"/>
             <w:tcMar>
               <w:top w:w="80" w:type="dxa"/>
@@ -10867,54 +11499,6 @@
                 <w:sz w:val="18"/>
                 <w:szCs w:val="18"/>
               </w:rPr>
-              <w:t>Category</w:t>
-            </w:r>
-          </w:p>
-        </w:tc>
-        <w:tc>
-          <w:tcPr>
-            <w:tcW w:w="3800" w:type="dxa"/>
-            <w:shd w:val="clear" w:color="auto" w:fill="1F3864"/>
-            <w:tcMar>
-              <w:top w:w="80" w:type="dxa"/>
-              <w:left w:w="100" w:type="dxa"/>
-              <w:bottom w:w="80" w:type="dxa"/>
-              <w:right w:w="100" w:type="dxa"/>
-            </w:tcMar>
-          </w:tcPr>
-          <w:p>
-            <w:r>
-              <w:rPr>
-                <w:b/>
-                <w:bCs/>
-                <w:color w:val="FFFFFF"/>
-                <w:sz w:val="18"/>
-                <w:szCs w:val="18"/>
-              </w:rPr>
-              <w:t>Constraint</w:t>
-            </w:r>
-          </w:p>
-        </w:tc>
-        <w:tc>
-          <w:tcPr>
-            <w:tcW w:w="4800" w:type="dxa"/>
-            <w:shd w:val="clear" w:color="auto" w:fill="1F3864"/>
-            <w:tcMar>
-              <w:top w:w="80" w:type="dxa"/>
-              <w:left w:w="100" w:type="dxa"/>
-              <w:bottom w:w="80" w:type="dxa"/>
-              <w:right w:w="100" w:type="dxa"/>
-            </w:tcMar>
-          </w:tcPr>
-          <w:p>
-            <w:r>
-              <w:rPr>
-                <w:b/>
-                <w:bCs/>
-                <w:color w:val="FFFFFF"/>
-                <w:sz w:val="18"/>
-                <w:szCs w:val="18"/>
-              </w:rPr>
               <w:t>Engineering Implication</w:t>
             </w:r>
           </w:p>
@@ -10923,16 +11507,6 @@
       <w:tr>
         <w:tc>
           <w:tcPr>
-            <w:tcW w:w="895" w:type="dxa"/>
-          </w:tcPr>
-          <w:p>
-            <w:r>
-              <w:t>CON-001</w:t>
-            </w:r>
-          </w:p>
-        </w:tc>
-        <w:tc>
-          <w:tcPr>
             <w:tcW w:w="1800" w:type="dxa"/>
             <w:tcMar>
               <w:top w:w="80" w:type="dxa"/>
@@ -10983,16 +11557,6 @@
       <w:tr>
         <w:tc>
           <w:tcPr>
-            <w:tcW w:w="895" w:type="dxa"/>
-          </w:tcPr>
-          <w:p>
-            <w:r>
-              <w:t>CON-002</w:t>
-            </w:r>
-          </w:p>
-        </w:tc>
-        <w:tc>
-          <w:tcPr>
             <w:tcW w:w="1800" w:type="dxa"/>
             <w:tcMar>
               <w:top w:w="80" w:type="dxa"/>
@@ -11041,7 +11605,7 @@
           </w:tcPr>
           <w:p>
             <w:r>
-              <w:t>Requirements and early decisions made under this timeline must be evidence-based rather than rushed. Research must be timeboxed (as in Assignment 1) and baselined items may only be re-decided through a formal change record (Master Brief 14), not informally.</w:t>
+              <w:t>Requirements and early decisions made under this timeline must be evidence-based rather than rushed. Research must be timeboxed (as in Assignment 1) and baselined items may only be re-decided through a formal change record (Master Brief §14), not informally.</w:t>
             </w:r>
           </w:p>
         </w:tc>
@@ -11049,16 +11613,6 @@
       <w:tr>
         <w:tc>
           <w:tcPr>
-            <w:tcW w:w="895" w:type="dxa"/>
-          </w:tcPr>
-          <w:p>
-            <w:r>
-              <w:t>CON-003</w:t>
-            </w:r>
-          </w:p>
-        </w:tc>
-        <w:tc>
-          <w:tcPr>
             <w:tcW w:w="1800" w:type="dxa"/>
             <w:tcMar>
               <w:top w:w="80" w:type="dxa"/>
@@ -11087,9 +11641,11 @@
             <w:r>
               <w:t xml:space="preserve">The team should prefer free or low-cost services where </w:t>
             </w:r>
-            <w:r>
-              <w:t>practical but</w:t>
-            </w:r>
+            <w:proofErr w:type="gramStart"/>
+            <w:r>
+              <w:t>practical, but</w:t>
+            </w:r>
+            <w:proofErr w:type="gramEnd"/>
             <w:r>
               <w:t xml:space="preserve"> must identify their limitations and the likely operational cost beyond the educational context.</w:t>
             </w:r>
@@ -11151,13 +11707,7 @@
               </w:sdtContent>
             </w:sdt>
             <w:r>
-              <w:t xml:space="preserve">. These limits must be documented during M2 technology </w:t>
-            </w:r>
-            <w:r>
-              <w:t>research,</w:t>
-            </w:r>
-            <w:r>
-              <w:t xml:space="preserve"> so the data model and expected request volume are sized realistically rather than assumed unlimited.</w:t>
+              <w:t>. These limits must be documented during M2 technology research so the data model and expected request volume are sized realistically rather than assumed unlimited.</w:t>
             </w:r>
           </w:p>
         </w:tc>
@@ -11165,16 +11715,6 @@
       <w:tr>
         <w:tc>
           <w:tcPr>
-            <w:tcW w:w="895" w:type="dxa"/>
-          </w:tcPr>
-          <w:p>
-            <w:r>
-              <w:t>CON-004</w:t>
-            </w:r>
-          </w:p>
-        </w:tc>
-        <w:tc>
-          <w:tcPr>
             <w:tcW w:w="1800" w:type="dxa"/>
             <w:tcMar>
               <w:top w:w="80" w:type="dxa"/>
@@ -11237,16 +11777,6 @@
       <w:tr>
         <w:tc>
           <w:tcPr>
-            <w:tcW w:w="895" w:type="dxa"/>
-          </w:tcPr>
-          <w:p>
-            <w:r>
-              <w:t>CON-005</w:t>
-            </w:r>
-          </w:p>
-        </w:tc>
-        <w:tc>
-          <w:tcPr>
             <w:tcW w:w="1800" w:type="dxa"/>
             <w:tcMar>
               <w:top w:w="80" w:type="dxa"/>
@@ -11305,9 +11835,11 @@
             <w:r>
               <w:t xml:space="preserve"> deferring </w:t>
             </w:r>
-            <w:r>
-              <w:t>these risks</w:t>
-            </w:r>
+            <w:proofErr w:type="gramStart"/>
+            <w:r>
+              <w:t>this risks</w:t>
+            </w:r>
+            <w:proofErr w:type="gramEnd"/>
             <w:r>
               <w:t xml:space="preserve"> a costly late redesign of the data model and authentication approach.</w:t>
             </w:r>
@@ -11317,16 +11849,6 @@
       <w:tr>
         <w:tc>
           <w:tcPr>
-            <w:tcW w:w="895" w:type="dxa"/>
-          </w:tcPr>
-          <w:p>
-            <w:r>
-              <w:t>CON-006</w:t>
-            </w:r>
-          </w:p>
-        </w:tc>
-        <w:tc>
-          <w:tcPr>
             <w:tcW w:w="1800" w:type="dxa"/>
             <w:tcMar>
               <w:top w:w="80" w:type="dxa"/>
@@ -11353,7 +11875,7 @@
           </w:tcPr>
           <w:p>
             <w:r>
-              <w:t>Only three registered students must analyse, design, build, secure, test, deploy and individually defend the entire system (Master Brief 8).</w:t>
+              <w:t>Only three registered students must analyse, design, build, secure, test, deploy and individually defend the entire system (Master Brief §8).</w:t>
             </w:r>
           </w:p>
         </w:tc>
@@ -11376,75 +11898,6 @@
             </w:r>
             <w:r>
               <w:t xml:space="preserve"> this interaction is expanded in Section 5.1 and tracked as Risk R-001 (Section 7).</w:t>
-            </w:r>
-          </w:p>
-        </w:tc>
-      </w:tr>
-      <w:tr>
-        <w:tc>
-          <w:tcPr>
-            <w:tcW w:w="895" w:type="dxa"/>
-          </w:tcPr>
-          <w:p>
-            <w:r>
-              <w:t>CON-007</w:t>
-            </w:r>
-          </w:p>
-        </w:tc>
-        <w:tc>
-          <w:tcPr>
-            <w:tcW w:w="1800" w:type="dxa"/>
-            <w:tcMar>
-              <w:top w:w="80" w:type="dxa"/>
-              <w:left w:w="100" w:type="dxa"/>
-              <w:bottom w:w="80" w:type="dxa"/>
-              <w:right w:w="100" w:type="dxa"/>
-            </w:tcMar>
-          </w:tcPr>
-          <w:p>
-            <w:r>
-              <w:t>Technology environment</w:t>
-            </w:r>
-          </w:p>
-        </w:tc>
-        <w:tc>
-          <w:tcPr>
-            <w:tcW w:w="3800" w:type="dxa"/>
-            <w:tcMar>
-              <w:top w:w="80" w:type="dxa"/>
-              <w:left w:w="100" w:type="dxa"/>
-              <w:bottom w:w="80" w:type="dxa"/>
-              <w:right w:w="100" w:type="dxa"/>
-            </w:tcMar>
-          </w:tcPr>
-          <w:p>
-            <w:r>
-              <w:t>tools must run on the BC Desktop or team laptops</w:t>
-            </w:r>
-          </w:p>
-        </w:tc>
-        <w:tc>
-          <w:tcPr>
-            <w:tcW w:w="4800" w:type="dxa"/>
-            <w:tcMar>
-              <w:top w:w="80" w:type="dxa"/>
-              <w:left w:w="100" w:type="dxa"/>
-              <w:bottom w:w="80" w:type="dxa"/>
-              <w:right w:w="100" w:type="dxa"/>
-            </w:tcMar>
-          </w:tcPr>
-          <w:p>
-            <w:r>
-              <w:t xml:space="preserve">The </w:t>
-            </w:r>
-            <w:r>
-              <w:t>project</w:t>
-            </w:r>
-            <w:r>
-              <w:t xml:space="preserve"> </w:t>
-            </w:r>
-            <w:r>
-              <w:t>must be able to be reviewed by the lecturer on BC Desktop and must be compatible with the team’s current hardware.</w:t>
             </w:r>
           </w:p>
         </w:tc>
@@ -11454,6 +11907,7 @@
       <w:pPr>
         <w:spacing w:after="160"/>
       </w:pPr>
+      <w:bookmarkStart w:id="16" w:name="_Toc239883354"/>
     </w:p>
     <w:p>
       <w:r>
@@ -11464,7 +11918,6 @@
       <w:pPr>
         <w:pStyle w:val="Heading2"/>
       </w:pPr>
-      <w:bookmarkStart w:id="16" w:name="_Toc240984154"/>
       <w:r>
         <w:lastRenderedPageBreak/>
         <w:t>5.1 Constraint Interaction / Trade-off</w:t>
@@ -11476,7 +11929,7 @@
         <w:spacing w:after="160"/>
       </w:pPr>
       <w:r>
-        <w:t xml:space="preserve">Cost/Resources interacts directly with Security. The preference for free-tier hosting and database services (driven by the Cost constraint) is likely to mean weaker default network isolation, connection encryption or backup guarantees than a paid tier would provide. If the team selects a free-tier service purely because it is easiest to set up, without evaluating its security posture, the cost saving could increase security risk exposure for the sensitive request categories described in the Business Need (Section 1). This trade-off must therefore be evaluated explicitly in the M2 weighted technology decision matrix (Master Brief 18.1) </w:t>
+        <w:t xml:space="preserve">Cost/Resources interacts directly with Security. The preference for free-tier hosting and database services (driven by the Cost constraint) is likely to mean weaker default network isolation, connection encryption or backup guarantees than a paid tier would provide. If the team selects a free-tier service purely because it is easiest to set up, without evaluating its security posture, the cost saving could increase security risk exposure for the sensitive request categories described in the Business Need (Section 1). This trade-off must therefore be evaluated explicitly in the M2 weighted technology decision matrix (Master Brief §18.1) </w:t>
       </w:r>
       <w:r>
         <w:t>-</w:t>
@@ -11502,7 +11955,7 @@
         <w:t xml:space="preserve"> - </w:t>
       </w:r>
       <w:r>
-        <w:t>M4 are fixed and non-negotiable, a team that loses time to an unplanned issue (e.g. Risk R-001, technology learning curve) may be tempted to informally cut test coverage to protect the delivery date. The Master Project Brief (18) requires that any such trade-off be recorded and approved rather than silently absorbed, which is why Section 9 (Engineering Decision Log) and Section 7 (Risk Register) exist as controlled places to make that trade-off visible instead of hidden.</w:t>
+        <w:t>M4 are fixed and non-negotiable, a team that loses time to an unplanned issue (e.g. Risk R-001, technology learning curve) may be tempted to informally cut test coverage to protect the delivery date. The Master Project Brief (§18) requires that any such trade-off be recorded and approved rather than silently absorbed, which is why Section 9 (Engineering Decision Log) and Section 7 (Risk Register) exist as controlled places to make that trade-off visible instead of hidden.</w:t>
       </w:r>
     </w:p>
     <w:p>
@@ -11514,7 +11967,7 @@
       <w:pPr>
         <w:pStyle w:val="Heading1"/>
       </w:pPr>
-      <w:bookmarkStart w:id="17" w:name="_Toc240984155"/>
+      <w:bookmarkStart w:id="17" w:name="_Toc239883355"/>
       <w:r>
         <w:lastRenderedPageBreak/>
         <w:t>6. Requirements Traceability Matrix (RTM)</w:t>
@@ -11523,12 +11976,15 @@
     </w:p>
     <w:p>
       <w:pPr>
-        <w:spacing w:after="200"/>
+        <w:pStyle w:val="Heading2"/>
       </w:pPr>
+      <w:r>
+        <w:t>6.1 Matrix filled by Milestone 1</w:t>
+      </w:r>
     </w:p>
     <w:tbl>
       <w:tblPr>
-        <w:tblW w:w="11052" w:type="dxa"/>
+        <w:tblW w:w="10768" w:type="dxa"/>
         <w:tblBorders>
           <w:top w:val="single" w:sz="4" w:space="0" w:color="auto"/>
           <w:left w:val="single" w:sz="4" w:space="0" w:color="auto"/>
@@ -11547,11 +12003,8 @@
       <w:tblGrid>
         <w:gridCol w:w="805"/>
         <w:gridCol w:w="1151"/>
-        <w:gridCol w:w="2533"/>
-        <w:gridCol w:w="2533"/>
-        <w:gridCol w:w="1382"/>
-        <w:gridCol w:w="1382"/>
-        <w:gridCol w:w="1266"/>
+        <w:gridCol w:w="3284"/>
+        <w:gridCol w:w="5528"/>
       </w:tblGrid>
       <w:tr>
         <w:trPr>
@@ -11624,7 +12077,7 @@
         </w:tc>
         <w:tc>
           <w:tcPr>
-            <w:tcW w:w="2533" w:type="dxa"/>
+            <w:tcW w:w="3284" w:type="dxa"/>
             <w:shd w:val="clear" w:color="auto" w:fill="1F3864"/>
             <w:tcMar>
               <w:top w:w="80" w:type="dxa"/>
@@ -11645,7 +12098,7 @@
         </w:tc>
         <w:tc>
           <w:tcPr>
-            <w:tcW w:w="2533" w:type="dxa"/>
+            <w:tcW w:w="5528" w:type="dxa"/>
             <w:shd w:val="clear" w:color="auto" w:fill="1F3864"/>
             <w:tcMar>
               <w:top w:w="80" w:type="dxa"/>
@@ -11664,69 +12117,6 @@
             </w:r>
           </w:p>
         </w:tc>
-        <w:tc>
-          <w:tcPr>
-            <w:tcW w:w="1382" w:type="dxa"/>
-            <w:shd w:val="clear" w:color="auto" w:fill="1F3864"/>
-            <w:tcMar>
-              <w:top w:w="80" w:type="dxa"/>
-              <w:left w:w="100" w:type="dxa"/>
-              <w:bottom w:w="80" w:type="dxa"/>
-              <w:right w:w="100" w:type="dxa"/>
-            </w:tcMar>
-          </w:tcPr>
-          <w:p>
-            <w:r>
-              <w:rPr>
-                <w:b/>
-                <w:bCs/>
-              </w:rPr>
-              <w:t>Design/Arch (M2)</w:t>
-            </w:r>
-          </w:p>
-        </w:tc>
-        <w:tc>
-          <w:tcPr>
-            <w:tcW w:w="1382" w:type="dxa"/>
-            <w:shd w:val="clear" w:color="auto" w:fill="1F3864"/>
-            <w:tcMar>
-              <w:top w:w="80" w:type="dxa"/>
-              <w:left w:w="100" w:type="dxa"/>
-              <w:bottom w:w="80" w:type="dxa"/>
-              <w:right w:w="100" w:type="dxa"/>
-            </w:tcMar>
-          </w:tcPr>
-          <w:p>
-            <w:r>
-              <w:rPr>
-                <w:b/>
-                <w:bCs/>
-              </w:rPr>
-              <w:t>Test Evidence (M3)</w:t>
-            </w:r>
-          </w:p>
-        </w:tc>
-        <w:tc>
-          <w:tcPr>
-            <w:tcW w:w="1266" w:type="dxa"/>
-            <w:shd w:val="clear" w:color="auto" w:fill="1F3864"/>
-            <w:tcMar>
-              <w:top w:w="80" w:type="dxa"/>
-              <w:left w:w="100" w:type="dxa"/>
-              <w:bottom w:w="80" w:type="dxa"/>
-              <w:right w:w="100" w:type="dxa"/>
-            </w:tcMar>
-          </w:tcPr>
-          <w:p>
-            <w:r>
-              <w:rPr>
-                <w:b/>
-                <w:bCs/>
-              </w:rPr>
-              <w:t>Release Evidence (M4)</w:t>
-            </w:r>
-          </w:p>
-        </w:tc>
       </w:tr>
       <w:tr>
         <w:tc>
@@ -11763,7 +12153,7 @@
         </w:tc>
         <w:tc>
           <w:tcPr>
-            <w:tcW w:w="2533" w:type="dxa"/>
+            <w:tcW w:w="3284" w:type="dxa"/>
             <w:tcMar>
               <w:top w:w="80" w:type="dxa"/>
               <w:left w:w="100" w:type="dxa"/>
@@ -11779,7 +12169,7 @@
         </w:tc>
         <w:tc>
           <w:tcPr>
-            <w:tcW w:w="2533" w:type="dxa"/>
+            <w:tcW w:w="5528" w:type="dxa"/>
             <w:tcMar>
               <w:top w:w="80" w:type="dxa"/>
               <w:left w:w="100" w:type="dxa"/>
@@ -11790,72 +12180,6 @@
           <w:p>
             <w:r>
               <w:t>The form used to submit must be saved into a database.</w:t>
-            </w:r>
-          </w:p>
-        </w:tc>
-        <w:tc>
-          <w:tcPr>
-            <w:tcW w:w="1382" w:type="dxa"/>
-            <w:tcMar>
-              <w:top w:w="80" w:type="dxa"/>
-              <w:left w:w="100" w:type="dxa"/>
-              <w:bottom w:w="80" w:type="dxa"/>
-              <w:right w:w="100" w:type="dxa"/>
-            </w:tcMar>
-          </w:tcPr>
-          <w:p>
-            <w:r>
-              <w:t xml:space="preserve">[pending </w:t>
-            </w:r>
-            <w:r>
-              <w:t>-</w:t>
-            </w:r>
-            <w:r>
-              <w:t xml:space="preserve"> M2]</w:t>
-            </w:r>
-          </w:p>
-        </w:tc>
-        <w:tc>
-          <w:tcPr>
-            <w:tcW w:w="1382" w:type="dxa"/>
-            <w:tcMar>
-              <w:top w:w="80" w:type="dxa"/>
-              <w:left w:w="100" w:type="dxa"/>
-              <w:bottom w:w="80" w:type="dxa"/>
-              <w:right w:w="100" w:type="dxa"/>
-            </w:tcMar>
-          </w:tcPr>
-          <w:p>
-            <w:r>
-              <w:t xml:space="preserve">[pending </w:t>
-            </w:r>
-            <w:r>
-              <w:t xml:space="preserve">- </w:t>
-            </w:r>
-            <w:r>
-              <w:t>M3]</w:t>
-            </w:r>
-          </w:p>
-        </w:tc>
-        <w:tc>
-          <w:tcPr>
-            <w:tcW w:w="1266" w:type="dxa"/>
-            <w:tcMar>
-              <w:top w:w="80" w:type="dxa"/>
-              <w:left w:w="100" w:type="dxa"/>
-              <w:bottom w:w="80" w:type="dxa"/>
-              <w:right w:w="100" w:type="dxa"/>
-            </w:tcMar>
-          </w:tcPr>
-          <w:p>
-            <w:r>
-              <w:t xml:space="preserve">[pending </w:t>
-            </w:r>
-            <w:r>
-              <w:t>-</w:t>
-            </w:r>
-            <w:r>
-              <w:t xml:space="preserve"> M4]</w:t>
             </w:r>
           </w:p>
         </w:tc>
@@ -11895,7 +12219,7 @@
         </w:tc>
         <w:tc>
           <w:tcPr>
-            <w:tcW w:w="2533" w:type="dxa"/>
+            <w:tcW w:w="3284" w:type="dxa"/>
             <w:tcMar>
               <w:top w:w="80" w:type="dxa"/>
               <w:left w:w="100" w:type="dxa"/>
@@ -11911,7 +12235,7 @@
         </w:tc>
         <w:tc>
           <w:tcPr>
-            <w:tcW w:w="2533" w:type="dxa"/>
+            <w:tcW w:w="5528" w:type="dxa"/>
             <w:tcMar>
               <w:top w:w="80" w:type="dxa"/>
               <w:left w:w="100" w:type="dxa"/>
@@ -11922,72 +12246,6 @@
           <w:p>
             <w:r>
               <w:t>The requested data must be able to reach the requestor from the database.</w:t>
-            </w:r>
-          </w:p>
-        </w:tc>
-        <w:tc>
-          <w:tcPr>
-            <w:tcW w:w="1382" w:type="dxa"/>
-            <w:tcMar>
-              <w:top w:w="80" w:type="dxa"/>
-              <w:left w:w="100" w:type="dxa"/>
-              <w:bottom w:w="80" w:type="dxa"/>
-              <w:right w:w="100" w:type="dxa"/>
-            </w:tcMar>
-          </w:tcPr>
-          <w:p>
-            <w:r>
-              <w:t xml:space="preserve">[pending </w:t>
-            </w:r>
-            <w:r>
-              <w:t>-</w:t>
-            </w:r>
-            <w:r>
-              <w:t xml:space="preserve"> M2]</w:t>
-            </w:r>
-          </w:p>
-        </w:tc>
-        <w:tc>
-          <w:tcPr>
-            <w:tcW w:w="1382" w:type="dxa"/>
-            <w:tcMar>
-              <w:top w:w="80" w:type="dxa"/>
-              <w:left w:w="100" w:type="dxa"/>
-              <w:bottom w:w="80" w:type="dxa"/>
-              <w:right w:w="100" w:type="dxa"/>
-            </w:tcMar>
-          </w:tcPr>
-          <w:p>
-            <w:r>
-              <w:t xml:space="preserve">[pending </w:t>
-            </w:r>
-            <w:r>
-              <w:t xml:space="preserve">- </w:t>
-            </w:r>
-            <w:r>
-              <w:t>M3]</w:t>
-            </w:r>
-          </w:p>
-        </w:tc>
-        <w:tc>
-          <w:tcPr>
-            <w:tcW w:w="1266" w:type="dxa"/>
-            <w:tcMar>
-              <w:top w:w="80" w:type="dxa"/>
-              <w:left w:w="100" w:type="dxa"/>
-              <w:bottom w:w="80" w:type="dxa"/>
-              <w:right w:w="100" w:type="dxa"/>
-            </w:tcMar>
-          </w:tcPr>
-          <w:p>
-            <w:r>
-              <w:t xml:space="preserve">[pending </w:t>
-            </w:r>
-            <w:r>
-              <w:t>-</w:t>
-            </w:r>
-            <w:r>
-              <w:t xml:space="preserve"> M4]</w:t>
             </w:r>
           </w:p>
         </w:tc>
@@ -12027,7 +12285,7 @@
         </w:tc>
         <w:tc>
           <w:tcPr>
-            <w:tcW w:w="2533" w:type="dxa"/>
+            <w:tcW w:w="3284" w:type="dxa"/>
             <w:tcMar>
               <w:top w:w="80" w:type="dxa"/>
               <w:left w:w="100" w:type="dxa"/>
@@ -12043,7 +12301,7 @@
         </w:tc>
         <w:tc>
           <w:tcPr>
-            <w:tcW w:w="2533" w:type="dxa"/>
+            <w:tcW w:w="5528" w:type="dxa"/>
             <w:tcMar>
               <w:top w:w="80" w:type="dxa"/>
               <w:left w:w="100" w:type="dxa"/>
@@ -12056,78 +12314,14 @@
               <w:t xml:space="preserve">Upon submission attempt, the user must receive feedback. If </w:t>
             </w:r>
             <w:proofErr w:type="spellStart"/>
+            <w:proofErr w:type="gramStart"/>
             <w:r>
               <w:t>its</w:t>
             </w:r>
             <w:proofErr w:type="spellEnd"/>
+            <w:proofErr w:type="gramEnd"/>
             <w:r>
               <w:t xml:space="preserve"> an error, the problem must be stated. If successful, the user must be notified</w:t>
-            </w:r>
-          </w:p>
-        </w:tc>
-        <w:tc>
-          <w:tcPr>
-            <w:tcW w:w="1382" w:type="dxa"/>
-            <w:tcMar>
-              <w:top w:w="80" w:type="dxa"/>
-              <w:left w:w="100" w:type="dxa"/>
-              <w:bottom w:w="80" w:type="dxa"/>
-              <w:right w:w="100" w:type="dxa"/>
-            </w:tcMar>
-          </w:tcPr>
-          <w:p>
-            <w:r>
-              <w:t xml:space="preserve">[pending </w:t>
-            </w:r>
-            <w:r>
-              <w:t>-</w:t>
-            </w:r>
-            <w:r>
-              <w:t xml:space="preserve"> M2]</w:t>
-            </w:r>
-          </w:p>
-        </w:tc>
-        <w:tc>
-          <w:tcPr>
-            <w:tcW w:w="1382" w:type="dxa"/>
-            <w:tcMar>
-              <w:top w:w="80" w:type="dxa"/>
-              <w:left w:w="100" w:type="dxa"/>
-              <w:bottom w:w="80" w:type="dxa"/>
-              <w:right w:w="100" w:type="dxa"/>
-            </w:tcMar>
-          </w:tcPr>
-          <w:p>
-            <w:r>
-              <w:t xml:space="preserve">[pending </w:t>
-            </w:r>
-            <w:r>
-              <w:t xml:space="preserve">- </w:t>
-            </w:r>
-            <w:r>
-              <w:t>M3]</w:t>
-            </w:r>
-          </w:p>
-        </w:tc>
-        <w:tc>
-          <w:tcPr>
-            <w:tcW w:w="1266" w:type="dxa"/>
-            <w:tcMar>
-              <w:top w:w="80" w:type="dxa"/>
-              <w:left w:w="100" w:type="dxa"/>
-              <w:bottom w:w="80" w:type="dxa"/>
-              <w:right w:w="100" w:type="dxa"/>
-            </w:tcMar>
-          </w:tcPr>
-          <w:p>
-            <w:r>
-              <w:t xml:space="preserve">[pending </w:t>
-            </w:r>
-            <w:r>
-              <w:t>-</w:t>
-            </w:r>
-            <w:r>
-              <w:t xml:space="preserve"> M4]</w:t>
             </w:r>
           </w:p>
         </w:tc>
@@ -12170,7 +12364,7 @@
         </w:tc>
         <w:tc>
           <w:tcPr>
-            <w:tcW w:w="2533" w:type="dxa"/>
+            <w:tcW w:w="3284" w:type="dxa"/>
             <w:tcMar>
               <w:top w:w="80" w:type="dxa"/>
               <w:left w:w="100" w:type="dxa"/>
@@ -12186,7 +12380,7 @@
         </w:tc>
         <w:tc>
           <w:tcPr>
-            <w:tcW w:w="2533" w:type="dxa"/>
+            <w:tcW w:w="5528" w:type="dxa"/>
             <w:tcMar>
               <w:top w:w="80" w:type="dxa"/>
               <w:left w:w="100" w:type="dxa"/>
@@ -12199,78 +12393,14 @@
               <w:t xml:space="preserve">Upon submission attempt, the user must receive feedback. If </w:t>
             </w:r>
             <w:proofErr w:type="spellStart"/>
+            <w:proofErr w:type="gramStart"/>
             <w:r>
               <w:t>its</w:t>
             </w:r>
             <w:proofErr w:type="spellEnd"/>
+            <w:proofErr w:type="gramEnd"/>
             <w:r>
               <w:t xml:space="preserve"> an error, the problem must be stated. If successful, the user must be notified</w:t>
-            </w:r>
-          </w:p>
-        </w:tc>
-        <w:tc>
-          <w:tcPr>
-            <w:tcW w:w="1382" w:type="dxa"/>
-            <w:tcMar>
-              <w:top w:w="80" w:type="dxa"/>
-              <w:left w:w="100" w:type="dxa"/>
-              <w:bottom w:w="80" w:type="dxa"/>
-              <w:right w:w="100" w:type="dxa"/>
-            </w:tcMar>
-          </w:tcPr>
-          <w:p>
-            <w:r>
-              <w:t xml:space="preserve">[pending </w:t>
-            </w:r>
-            <w:r>
-              <w:t>-</w:t>
-            </w:r>
-            <w:r>
-              <w:t xml:space="preserve"> M2]</w:t>
-            </w:r>
-          </w:p>
-        </w:tc>
-        <w:tc>
-          <w:tcPr>
-            <w:tcW w:w="1382" w:type="dxa"/>
-            <w:tcMar>
-              <w:top w:w="80" w:type="dxa"/>
-              <w:left w:w="100" w:type="dxa"/>
-              <w:bottom w:w="80" w:type="dxa"/>
-              <w:right w:w="100" w:type="dxa"/>
-            </w:tcMar>
-          </w:tcPr>
-          <w:p>
-            <w:r>
-              <w:t xml:space="preserve">[pending </w:t>
-            </w:r>
-            <w:r>
-              <w:t xml:space="preserve">- </w:t>
-            </w:r>
-            <w:r>
-              <w:t>M3]</w:t>
-            </w:r>
-          </w:p>
-        </w:tc>
-        <w:tc>
-          <w:tcPr>
-            <w:tcW w:w="1266" w:type="dxa"/>
-            <w:tcMar>
-              <w:top w:w="80" w:type="dxa"/>
-              <w:left w:w="100" w:type="dxa"/>
-              <w:bottom w:w="80" w:type="dxa"/>
-              <w:right w:w="100" w:type="dxa"/>
-            </w:tcMar>
-          </w:tcPr>
-          <w:p>
-            <w:r>
-              <w:t xml:space="preserve">[pending </w:t>
-            </w:r>
-            <w:r>
-              <w:t>-</w:t>
-            </w:r>
-            <w:r>
-              <w:t xml:space="preserve"> M4]</w:t>
             </w:r>
           </w:p>
         </w:tc>
@@ -12313,7 +12443,7 @@
         </w:tc>
         <w:tc>
           <w:tcPr>
-            <w:tcW w:w="2533" w:type="dxa"/>
+            <w:tcW w:w="3284" w:type="dxa"/>
             <w:tcMar>
               <w:top w:w="80" w:type="dxa"/>
               <w:left w:w="100" w:type="dxa"/>
@@ -12329,83 +12459,25 @@
         </w:tc>
         <w:tc>
           <w:tcPr>
-            <w:tcW w:w="2533" w:type="dxa"/>
-            <w:tcMar>
-              <w:top w:w="80" w:type="dxa"/>
-              <w:left w:w="100" w:type="dxa"/>
-              <w:bottom w:w="80" w:type="dxa"/>
-              <w:right w:w="100" w:type="dxa"/>
-            </w:tcMar>
-          </w:tcPr>
-          <w:p>
-            <w:r>
-              <w:t>On selection, requests must be categorise according to date submitted, date changed, or alphabetical order.</w:t>
-            </w:r>
-          </w:p>
-        </w:tc>
-        <w:tc>
-          <w:tcPr>
-            <w:tcW w:w="1382" w:type="dxa"/>
-            <w:tcMar>
-              <w:top w:w="80" w:type="dxa"/>
-              <w:left w:w="100" w:type="dxa"/>
-              <w:bottom w:w="80" w:type="dxa"/>
-              <w:right w:w="100" w:type="dxa"/>
-            </w:tcMar>
-          </w:tcPr>
-          <w:p>
-            <w:r>
-              <w:t xml:space="preserve">[pending </w:t>
-            </w:r>
-            <w:r>
-              <w:t>-</w:t>
-            </w:r>
-            <w:r>
-              <w:t xml:space="preserve"> M2]</w:t>
-            </w:r>
-          </w:p>
-        </w:tc>
-        <w:tc>
-          <w:tcPr>
-            <w:tcW w:w="1382" w:type="dxa"/>
-            <w:tcMar>
-              <w:top w:w="80" w:type="dxa"/>
-              <w:left w:w="100" w:type="dxa"/>
-              <w:bottom w:w="80" w:type="dxa"/>
-              <w:right w:w="100" w:type="dxa"/>
-            </w:tcMar>
-          </w:tcPr>
-          <w:p>
-            <w:r>
-              <w:t xml:space="preserve">[pending </w:t>
-            </w:r>
-            <w:r>
-              <w:t xml:space="preserve">- </w:t>
-            </w:r>
-            <w:r>
-              <w:t>M3]</w:t>
-            </w:r>
-          </w:p>
-        </w:tc>
-        <w:tc>
-          <w:tcPr>
-            <w:tcW w:w="1266" w:type="dxa"/>
-            <w:tcMar>
-              <w:top w:w="80" w:type="dxa"/>
-              <w:left w:w="100" w:type="dxa"/>
-              <w:bottom w:w="80" w:type="dxa"/>
-              <w:right w:w="100" w:type="dxa"/>
-            </w:tcMar>
-          </w:tcPr>
-          <w:p>
-            <w:r>
-              <w:t xml:space="preserve">[pending </w:t>
-            </w:r>
-            <w:r>
-              <w:t>-</w:t>
-            </w:r>
-            <w:r>
-              <w:t xml:space="preserve"> M4]</w:t>
+            <w:tcW w:w="5528" w:type="dxa"/>
+            <w:tcMar>
+              <w:top w:w="80" w:type="dxa"/>
+              <w:left w:w="100" w:type="dxa"/>
+              <w:bottom w:w="80" w:type="dxa"/>
+              <w:right w:w="100" w:type="dxa"/>
+            </w:tcMar>
+          </w:tcPr>
+          <w:p>
+            <w:r>
+              <w:t xml:space="preserve">On selection, requests must be </w:t>
+            </w:r>
+            <w:proofErr w:type="gramStart"/>
+            <w:r>
+              <w:t>categorise</w:t>
+            </w:r>
+            <w:proofErr w:type="gramEnd"/>
+            <w:r>
+              <w:t xml:space="preserve"> according to date submitted, date changed, or alphabetical order.</w:t>
             </w:r>
           </w:p>
         </w:tc>
@@ -12448,7 +12520,7 @@
         </w:tc>
         <w:tc>
           <w:tcPr>
-            <w:tcW w:w="2533" w:type="dxa"/>
+            <w:tcW w:w="3284" w:type="dxa"/>
             <w:tcMar>
               <w:top w:w="80" w:type="dxa"/>
               <w:left w:w="100" w:type="dxa"/>
@@ -12464,7 +12536,7 @@
         </w:tc>
         <w:tc>
           <w:tcPr>
-            <w:tcW w:w="2533" w:type="dxa"/>
+            <w:tcW w:w="5528" w:type="dxa"/>
             <w:tcMar>
               <w:top w:w="80" w:type="dxa"/>
               <w:left w:w="100" w:type="dxa"/>
@@ -12475,72 +12547,6 @@
           <w:p>
             <w:r>
               <w:t>The status displayed must display the correct status.</w:t>
-            </w:r>
-          </w:p>
-        </w:tc>
-        <w:tc>
-          <w:tcPr>
-            <w:tcW w:w="1382" w:type="dxa"/>
-            <w:tcMar>
-              <w:top w:w="80" w:type="dxa"/>
-              <w:left w:w="100" w:type="dxa"/>
-              <w:bottom w:w="80" w:type="dxa"/>
-              <w:right w:w="100" w:type="dxa"/>
-            </w:tcMar>
-          </w:tcPr>
-          <w:p>
-            <w:r>
-              <w:t xml:space="preserve">[pending </w:t>
-            </w:r>
-            <w:r>
-              <w:t>-</w:t>
-            </w:r>
-            <w:r>
-              <w:t xml:space="preserve"> M2]</w:t>
-            </w:r>
-          </w:p>
-        </w:tc>
-        <w:tc>
-          <w:tcPr>
-            <w:tcW w:w="1382" w:type="dxa"/>
-            <w:tcMar>
-              <w:top w:w="80" w:type="dxa"/>
-              <w:left w:w="100" w:type="dxa"/>
-              <w:bottom w:w="80" w:type="dxa"/>
-              <w:right w:w="100" w:type="dxa"/>
-            </w:tcMar>
-          </w:tcPr>
-          <w:p>
-            <w:r>
-              <w:t xml:space="preserve">[pending </w:t>
-            </w:r>
-            <w:r>
-              <w:t xml:space="preserve">- </w:t>
-            </w:r>
-            <w:r>
-              <w:t>M3]</w:t>
-            </w:r>
-          </w:p>
-        </w:tc>
-        <w:tc>
-          <w:tcPr>
-            <w:tcW w:w="1266" w:type="dxa"/>
-            <w:tcMar>
-              <w:top w:w="80" w:type="dxa"/>
-              <w:left w:w="100" w:type="dxa"/>
-              <w:bottom w:w="80" w:type="dxa"/>
-              <w:right w:w="100" w:type="dxa"/>
-            </w:tcMar>
-          </w:tcPr>
-          <w:p>
-            <w:r>
-              <w:t xml:space="preserve">[pending </w:t>
-            </w:r>
-            <w:r>
-              <w:t>-</w:t>
-            </w:r>
-            <w:r>
-              <w:t xml:space="preserve"> M4]</w:t>
             </w:r>
           </w:p>
         </w:tc>
@@ -12583,7 +12589,7 @@
         </w:tc>
         <w:tc>
           <w:tcPr>
-            <w:tcW w:w="2533" w:type="dxa"/>
+            <w:tcW w:w="3284" w:type="dxa"/>
             <w:tcMar>
               <w:top w:w="80" w:type="dxa"/>
               <w:left w:w="100" w:type="dxa"/>
@@ -12599,7 +12605,7 @@
         </w:tc>
         <w:tc>
           <w:tcPr>
-            <w:tcW w:w="2533" w:type="dxa"/>
+            <w:tcW w:w="5528" w:type="dxa"/>
             <w:tcMar>
               <w:top w:w="80" w:type="dxa"/>
               <w:left w:w="100" w:type="dxa"/>
@@ -12610,72 +12616,6 @@
           <w:p>
             <w:r>
               <w:t>From the moment the status is updated on the database, the viewer must be able to see the update if they were to refresh on their end</w:t>
-            </w:r>
-          </w:p>
-        </w:tc>
-        <w:tc>
-          <w:tcPr>
-            <w:tcW w:w="1382" w:type="dxa"/>
-            <w:tcMar>
-              <w:top w:w="80" w:type="dxa"/>
-              <w:left w:w="100" w:type="dxa"/>
-              <w:bottom w:w="80" w:type="dxa"/>
-              <w:right w:w="100" w:type="dxa"/>
-            </w:tcMar>
-          </w:tcPr>
-          <w:p>
-            <w:r>
-              <w:t xml:space="preserve">[pending </w:t>
-            </w:r>
-            <w:r>
-              <w:t>-</w:t>
-            </w:r>
-            <w:r>
-              <w:t xml:space="preserve"> M2]</w:t>
-            </w:r>
-          </w:p>
-        </w:tc>
-        <w:tc>
-          <w:tcPr>
-            <w:tcW w:w="1382" w:type="dxa"/>
-            <w:tcMar>
-              <w:top w:w="80" w:type="dxa"/>
-              <w:left w:w="100" w:type="dxa"/>
-              <w:bottom w:w="80" w:type="dxa"/>
-              <w:right w:w="100" w:type="dxa"/>
-            </w:tcMar>
-          </w:tcPr>
-          <w:p>
-            <w:r>
-              <w:t xml:space="preserve">[pending </w:t>
-            </w:r>
-            <w:r>
-              <w:t xml:space="preserve">- </w:t>
-            </w:r>
-            <w:r>
-              <w:t>M3]</w:t>
-            </w:r>
-          </w:p>
-        </w:tc>
-        <w:tc>
-          <w:tcPr>
-            <w:tcW w:w="1266" w:type="dxa"/>
-            <w:tcMar>
-              <w:top w:w="80" w:type="dxa"/>
-              <w:left w:w="100" w:type="dxa"/>
-              <w:bottom w:w="80" w:type="dxa"/>
-              <w:right w:w="100" w:type="dxa"/>
-            </w:tcMar>
-          </w:tcPr>
-          <w:p>
-            <w:r>
-              <w:t xml:space="preserve">[pending </w:t>
-            </w:r>
-            <w:r>
-              <w:t>-</w:t>
-            </w:r>
-            <w:r>
-              <w:t xml:space="preserve"> M4]</w:t>
             </w:r>
           </w:p>
         </w:tc>
@@ -12718,7 +12658,7 @@
         </w:tc>
         <w:tc>
           <w:tcPr>
-            <w:tcW w:w="2533" w:type="dxa"/>
+            <w:tcW w:w="3284" w:type="dxa"/>
             <w:tcMar>
               <w:top w:w="80" w:type="dxa"/>
               <w:left w:w="100" w:type="dxa"/>
@@ -12734,7 +12674,7 @@
         </w:tc>
         <w:tc>
           <w:tcPr>
-            <w:tcW w:w="2533" w:type="dxa"/>
+            <w:tcW w:w="5528" w:type="dxa"/>
             <w:tcMar>
               <w:top w:w="80" w:type="dxa"/>
               <w:left w:w="100" w:type="dxa"/>
@@ -12745,72 +12685,6 @@
           <w:p>
             <w:r>
               <w:t>The data must be stored for at least 5 years after the last update before it us automatically deleted</w:t>
-            </w:r>
-          </w:p>
-        </w:tc>
-        <w:tc>
-          <w:tcPr>
-            <w:tcW w:w="1382" w:type="dxa"/>
-            <w:tcMar>
-              <w:top w:w="80" w:type="dxa"/>
-              <w:left w:w="100" w:type="dxa"/>
-              <w:bottom w:w="80" w:type="dxa"/>
-              <w:right w:w="100" w:type="dxa"/>
-            </w:tcMar>
-          </w:tcPr>
-          <w:p>
-            <w:r>
-              <w:t xml:space="preserve">[pending </w:t>
-            </w:r>
-            <w:r>
-              <w:t>-</w:t>
-            </w:r>
-            <w:r>
-              <w:t xml:space="preserve"> M2]</w:t>
-            </w:r>
-          </w:p>
-        </w:tc>
-        <w:tc>
-          <w:tcPr>
-            <w:tcW w:w="1382" w:type="dxa"/>
-            <w:tcMar>
-              <w:top w:w="80" w:type="dxa"/>
-              <w:left w:w="100" w:type="dxa"/>
-              <w:bottom w:w="80" w:type="dxa"/>
-              <w:right w:w="100" w:type="dxa"/>
-            </w:tcMar>
-          </w:tcPr>
-          <w:p>
-            <w:r>
-              <w:t xml:space="preserve">[pending </w:t>
-            </w:r>
-            <w:r>
-              <w:t xml:space="preserve">- </w:t>
-            </w:r>
-            <w:r>
-              <w:t>M3]</w:t>
-            </w:r>
-          </w:p>
-        </w:tc>
-        <w:tc>
-          <w:tcPr>
-            <w:tcW w:w="1266" w:type="dxa"/>
-            <w:tcMar>
-              <w:top w:w="80" w:type="dxa"/>
-              <w:left w:w="100" w:type="dxa"/>
-              <w:bottom w:w="80" w:type="dxa"/>
-              <w:right w:w="100" w:type="dxa"/>
-            </w:tcMar>
-          </w:tcPr>
-          <w:p>
-            <w:r>
-              <w:t xml:space="preserve">[pending </w:t>
-            </w:r>
-            <w:r>
-              <w:t>-</w:t>
-            </w:r>
-            <w:r>
-              <w:t xml:space="preserve"> M4]</w:t>
             </w:r>
           </w:p>
         </w:tc>
@@ -12853,7 +12727,7 @@
         </w:tc>
         <w:tc>
           <w:tcPr>
-            <w:tcW w:w="2533" w:type="dxa"/>
+            <w:tcW w:w="3284" w:type="dxa"/>
             <w:tcMar>
               <w:top w:w="80" w:type="dxa"/>
               <w:left w:w="100" w:type="dxa"/>
@@ -12869,88 +12743,17 @@
         </w:tc>
         <w:tc>
           <w:tcPr>
-            <w:tcW w:w="2533" w:type="dxa"/>
-            <w:tcMar>
-              <w:top w:w="80" w:type="dxa"/>
-              <w:left w:w="100" w:type="dxa"/>
-              <w:bottom w:w="80" w:type="dxa"/>
-              <w:right w:w="100" w:type="dxa"/>
-            </w:tcMar>
-          </w:tcPr>
-          <w:p>
-            <w:r>
-              <w:t xml:space="preserve">The Requestor will see the last 50 requests per page. The Requestor can go to </w:t>
-            </w:r>
-            <w:r>
-              <w:lastRenderedPageBreak/>
-              <w:t>other pages to see older requests.</w:t>
-            </w:r>
-          </w:p>
-        </w:tc>
-        <w:tc>
-          <w:tcPr>
-            <w:tcW w:w="1382" w:type="dxa"/>
-            <w:tcMar>
-              <w:top w:w="80" w:type="dxa"/>
-              <w:left w:w="100" w:type="dxa"/>
-              <w:bottom w:w="80" w:type="dxa"/>
-              <w:right w:w="100" w:type="dxa"/>
-            </w:tcMar>
-          </w:tcPr>
-          <w:p>
-            <w:r>
-              <w:lastRenderedPageBreak/>
-              <w:t xml:space="preserve">[pending </w:t>
-            </w:r>
-            <w:r>
-              <w:t>-</w:t>
-            </w:r>
-            <w:r>
-              <w:t xml:space="preserve"> M2]</w:t>
-            </w:r>
-          </w:p>
-        </w:tc>
-        <w:tc>
-          <w:tcPr>
-            <w:tcW w:w="1382" w:type="dxa"/>
-            <w:tcMar>
-              <w:top w:w="80" w:type="dxa"/>
-              <w:left w:w="100" w:type="dxa"/>
-              <w:bottom w:w="80" w:type="dxa"/>
-              <w:right w:w="100" w:type="dxa"/>
-            </w:tcMar>
-          </w:tcPr>
-          <w:p>
-            <w:r>
-              <w:t xml:space="preserve">[pending </w:t>
-            </w:r>
-            <w:r>
-              <w:t xml:space="preserve">- </w:t>
-            </w:r>
-            <w:r>
-              <w:t>M3]</w:t>
-            </w:r>
-          </w:p>
-        </w:tc>
-        <w:tc>
-          <w:tcPr>
-            <w:tcW w:w="1266" w:type="dxa"/>
-            <w:tcMar>
-              <w:top w:w="80" w:type="dxa"/>
-              <w:left w:w="100" w:type="dxa"/>
-              <w:bottom w:w="80" w:type="dxa"/>
-              <w:right w:w="100" w:type="dxa"/>
-            </w:tcMar>
-          </w:tcPr>
-          <w:p>
-            <w:r>
-              <w:t xml:space="preserve">[pending </w:t>
-            </w:r>
-            <w:r>
-              <w:t>-</w:t>
-            </w:r>
-            <w:r>
-              <w:t xml:space="preserve"> M4]</w:t>
+            <w:tcW w:w="5528" w:type="dxa"/>
+            <w:tcMar>
+              <w:top w:w="80" w:type="dxa"/>
+              <w:left w:w="100" w:type="dxa"/>
+              <w:bottom w:w="80" w:type="dxa"/>
+              <w:right w:w="100" w:type="dxa"/>
+            </w:tcMar>
+          </w:tcPr>
+          <w:p>
+            <w:r>
+              <w:t>The Requestor will see the last 50 requests per page. The Requestor can go to other pages to see older requests.</w:t>
             </w:r>
           </w:p>
         </w:tc>
@@ -12993,7 +12796,7 @@
         </w:tc>
         <w:tc>
           <w:tcPr>
-            <w:tcW w:w="2533" w:type="dxa"/>
+            <w:tcW w:w="3284" w:type="dxa"/>
             <w:tcMar>
               <w:top w:w="80" w:type="dxa"/>
               <w:left w:w="100" w:type="dxa"/>
@@ -13012,7 +12815,7 @@
         </w:tc>
         <w:tc>
           <w:tcPr>
-            <w:tcW w:w="2533" w:type="dxa"/>
+            <w:tcW w:w="5528" w:type="dxa"/>
             <w:tcMar>
               <w:top w:w="80" w:type="dxa"/>
               <w:left w:w="100" w:type="dxa"/>
@@ -13023,72 +12826,6 @@
           <w:p>
             <w:r>
               <w:t>Users can only access data that corresponds with their access levels/roles. These levels are still to be decided.</w:t>
-            </w:r>
-          </w:p>
-        </w:tc>
-        <w:tc>
-          <w:tcPr>
-            <w:tcW w:w="1382" w:type="dxa"/>
-            <w:tcMar>
-              <w:top w:w="80" w:type="dxa"/>
-              <w:left w:w="100" w:type="dxa"/>
-              <w:bottom w:w="80" w:type="dxa"/>
-              <w:right w:w="100" w:type="dxa"/>
-            </w:tcMar>
-          </w:tcPr>
-          <w:p>
-            <w:r>
-              <w:t xml:space="preserve">[pending </w:t>
-            </w:r>
-            <w:r>
-              <w:t>-</w:t>
-            </w:r>
-            <w:r>
-              <w:t xml:space="preserve"> M2]</w:t>
-            </w:r>
-          </w:p>
-        </w:tc>
-        <w:tc>
-          <w:tcPr>
-            <w:tcW w:w="1382" w:type="dxa"/>
-            <w:tcMar>
-              <w:top w:w="80" w:type="dxa"/>
-              <w:left w:w="100" w:type="dxa"/>
-              <w:bottom w:w="80" w:type="dxa"/>
-              <w:right w:w="100" w:type="dxa"/>
-            </w:tcMar>
-          </w:tcPr>
-          <w:p>
-            <w:r>
-              <w:t xml:space="preserve">[pending </w:t>
-            </w:r>
-            <w:r>
-              <w:t xml:space="preserve">- </w:t>
-            </w:r>
-            <w:r>
-              <w:t>M3]</w:t>
-            </w:r>
-          </w:p>
-        </w:tc>
-        <w:tc>
-          <w:tcPr>
-            <w:tcW w:w="1266" w:type="dxa"/>
-            <w:tcMar>
-              <w:top w:w="80" w:type="dxa"/>
-              <w:left w:w="100" w:type="dxa"/>
-              <w:bottom w:w="80" w:type="dxa"/>
-              <w:right w:w="100" w:type="dxa"/>
-            </w:tcMar>
-          </w:tcPr>
-          <w:p>
-            <w:r>
-              <w:t xml:space="preserve">[pending </w:t>
-            </w:r>
-            <w:r>
-              <w:t>-</w:t>
-            </w:r>
-            <w:r>
-              <w:t xml:space="preserve"> M4]</w:t>
             </w:r>
           </w:p>
         </w:tc>
@@ -13131,7 +12868,7 @@
         </w:tc>
         <w:tc>
           <w:tcPr>
-            <w:tcW w:w="2533" w:type="dxa"/>
+            <w:tcW w:w="3284" w:type="dxa"/>
             <w:tcMar>
               <w:top w:w="80" w:type="dxa"/>
               <w:left w:w="100" w:type="dxa"/>
@@ -13150,7 +12887,7 @@
         </w:tc>
         <w:tc>
           <w:tcPr>
-            <w:tcW w:w="2533" w:type="dxa"/>
+            <w:tcW w:w="5528" w:type="dxa"/>
             <w:tcMar>
               <w:top w:w="80" w:type="dxa"/>
               <w:left w:w="100" w:type="dxa"/>
@@ -13161,72 +12898,6 @@
           <w:p>
             <w:r>
               <w:t>When the rules/authority levels are set, test to see that all users can only see what they are authorised to see.</w:t>
-            </w:r>
-          </w:p>
-        </w:tc>
-        <w:tc>
-          <w:tcPr>
-            <w:tcW w:w="1382" w:type="dxa"/>
-            <w:tcMar>
-              <w:top w:w="80" w:type="dxa"/>
-              <w:left w:w="100" w:type="dxa"/>
-              <w:bottom w:w="80" w:type="dxa"/>
-              <w:right w:w="100" w:type="dxa"/>
-            </w:tcMar>
-          </w:tcPr>
-          <w:p>
-            <w:r>
-              <w:t xml:space="preserve">[pending </w:t>
-            </w:r>
-            <w:r>
-              <w:t>-</w:t>
-            </w:r>
-            <w:r>
-              <w:t xml:space="preserve"> M2]</w:t>
-            </w:r>
-          </w:p>
-        </w:tc>
-        <w:tc>
-          <w:tcPr>
-            <w:tcW w:w="1382" w:type="dxa"/>
-            <w:tcMar>
-              <w:top w:w="80" w:type="dxa"/>
-              <w:left w:w="100" w:type="dxa"/>
-              <w:bottom w:w="80" w:type="dxa"/>
-              <w:right w:w="100" w:type="dxa"/>
-            </w:tcMar>
-          </w:tcPr>
-          <w:p>
-            <w:r>
-              <w:t xml:space="preserve">[pending </w:t>
-            </w:r>
-            <w:r>
-              <w:t xml:space="preserve">- </w:t>
-            </w:r>
-            <w:r>
-              <w:t>M3]</w:t>
-            </w:r>
-          </w:p>
-        </w:tc>
-        <w:tc>
-          <w:tcPr>
-            <w:tcW w:w="1266" w:type="dxa"/>
-            <w:tcMar>
-              <w:top w:w="80" w:type="dxa"/>
-              <w:left w:w="100" w:type="dxa"/>
-              <w:bottom w:w="80" w:type="dxa"/>
-              <w:right w:w="100" w:type="dxa"/>
-            </w:tcMar>
-          </w:tcPr>
-          <w:p>
-            <w:r>
-              <w:t xml:space="preserve">[pending </w:t>
-            </w:r>
-            <w:r>
-              <w:t>-</w:t>
-            </w:r>
-            <w:r>
-              <w:t xml:space="preserve"> M4]</w:t>
             </w:r>
           </w:p>
         </w:tc>
@@ -13269,7 +12940,7 @@
         </w:tc>
         <w:tc>
           <w:tcPr>
-            <w:tcW w:w="2533" w:type="dxa"/>
+            <w:tcW w:w="3284" w:type="dxa"/>
             <w:tcMar>
               <w:top w:w="80" w:type="dxa"/>
               <w:left w:w="100" w:type="dxa"/>
@@ -13285,83 +12956,33 @@
         </w:tc>
         <w:tc>
           <w:tcPr>
-            <w:tcW w:w="2533" w:type="dxa"/>
-            <w:tcMar>
-              <w:top w:w="80" w:type="dxa"/>
-              <w:left w:w="100" w:type="dxa"/>
-              <w:bottom w:w="80" w:type="dxa"/>
-              <w:right w:w="100" w:type="dxa"/>
-            </w:tcMar>
-          </w:tcPr>
-          <w:p>
-            <w:r>
-              <w:t>The views should provide enough information in order to make relevant decisions. Examples being: category, status, time submitted, who is assigned to the request.</w:t>
-            </w:r>
-          </w:p>
-        </w:tc>
-        <w:tc>
-          <w:tcPr>
-            <w:tcW w:w="1382" w:type="dxa"/>
-            <w:tcMar>
-              <w:top w:w="80" w:type="dxa"/>
-              <w:left w:w="100" w:type="dxa"/>
-              <w:bottom w:w="80" w:type="dxa"/>
-              <w:right w:w="100" w:type="dxa"/>
-            </w:tcMar>
-          </w:tcPr>
-          <w:p>
-            <w:r>
-              <w:t xml:space="preserve">[pending </w:t>
-            </w:r>
-            <w:r>
-              <w:t>-</w:t>
-            </w:r>
-            <w:r>
-              <w:t xml:space="preserve"> M2]</w:t>
-            </w:r>
-          </w:p>
-        </w:tc>
-        <w:tc>
-          <w:tcPr>
-            <w:tcW w:w="1382" w:type="dxa"/>
-            <w:tcMar>
-              <w:top w:w="80" w:type="dxa"/>
-              <w:left w:w="100" w:type="dxa"/>
-              <w:bottom w:w="80" w:type="dxa"/>
-              <w:right w:w="100" w:type="dxa"/>
-            </w:tcMar>
-          </w:tcPr>
-          <w:p>
-            <w:r>
-              <w:t xml:space="preserve">[pending </w:t>
-            </w:r>
-            <w:r>
-              <w:t xml:space="preserve">- </w:t>
-            </w:r>
-            <w:r>
-              <w:t>M3]</w:t>
-            </w:r>
-          </w:p>
-        </w:tc>
-        <w:tc>
-          <w:tcPr>
-            <w:tcW w:w="1266" w:type="dxa"/>
-            <w:tcMar>
-              <w:top w:w="80" w:type="dxa"/>
-              <w:left w:w="100" w:type="dxa"/>
-              <w:bottom w:w="80" w:type="dxa"/>
-              <w:right w:w="100" w:type="dxa"/>
-            </w:tcMar>
-          </w:tcPr>
-          <w:p>
-            <w:r>
-              <w:t xml:space="preserve">[pending </w:t>
-            </w:r>
-            <w:r>
-              <w:t>-</w:t>
-            </w:r>
-            <w:r>
-              <w:t xml:space="preserve"> M4]</w:t>
+            <w:tcW w:w="5528" w:type="dxa"/>
+            <w:tcMar>
+              <w:top w:w="80" w:type="dxa"/>
+              <w:left w:w="100" w:type="dxa"/>
+              <w:bottom w:w="80" w:type="dxa"/>
+              <w:right w:w="100" w:type="dxa"/>
+            </w:tcMar>
+          </w:tcPr>
+          <w:p>
+            <w:r>
+              <w:t xml:space="preserve">The views should provide enough information </w:t>
+            </w:r>
+            <w:proofErr w:type="gramStart"/>
+            <w:r>
+              <w:t>in order to</w:t>
+            </w:r>
+            <w:proofErr w:type="gramEnd"/>
+            <w:r>
+              <w:t xml:space="preserve"> make relevant decisions. Examples </w:t>
+            </w:r>
+            <w:proofErr w:type="gramStart"/>
+            <w:r>
+              <w:t>being:</w:t>
+            </w:r>
+            <w:proofErr w:type="gramEnd"/>
+            <w:r>
+              <w:t xml:space="preserve"> category, status, time submitted, who is assigned to the request.</w:t>
             </w:r>
           </w:p>
         </w:tc>
@@ -13409,7 +13030,7 @@
         </w:tc>
         <w:tc>
           <w:tcPr>
-            <w:tcW w:w="2533" w:type="dxa"/>
+            <w:tcW w:w="3284" w:type="dxa"/>
             <w:tcMar>
               <w:top w:w="80" w:type="dxa"/>
               <w:left w:w="100" w:type="dxa"/>
@@ -13425,7 +13046,7 @@
         </w:tc>
         <w:tc>
           <w:tcPr>
-            <w:tcW w:w="2533" w:type="dxa"/>
+            <w:tcW w:w="5528" w:type="dxa"/>
             <w:tcMar>
               <w:top w:w="80" w:type="dxa"/>
               <w:left w:w="100" w:type="dxa"/>
@@ -13436,72 +13057,6 @@
           <w:p>
             <w:r>
               <w:t>Search shows all valid data entries, filter removes all relevant data entries, and sort correctly sorts the data according to choice (alphabetical, last updated, etc.). Combinations of sorting, filtering and</w:t>
-            </w:r>
-          </w:p>
-        </w:tc>
-        <w:tc>
-          <w:tcPr>
-            <w:tcW w:w="1382" w:type="dxa"/>
-            <w:tcMar>
-              <w:top w:w="80" w:type="dxa"/>
-              <w:left w:w="100" w:type="dxa"/>
-              <w:bottom w:w="80" w:type="dxa"/>
-              <w:right w:w="100" w:type="dxa"/>
-            </w:tcMar>
-          </w:tcPr>
-          <w:p>
-            <w:r>
-              <w:t xml:space="preserve">[pending </w:t>
-            </w:r>
-            <w:r>
-              <w:t>-</w:t>
-            </w:r>
-            <w:r>
-              <w:t xml:space="preserve"> M2]</w:t>
-            </w:r>
-          </w:p>
-        </w:tc>
-        <w:tc>
-          <w:tcPr>
-            <w:tcW w:w="1382" w:type="dxa"/>
-            <w:tcMar>
-              <w:top w:w="80" w:type="dxa"/>
-              <w:left w:w="100" w:type="dxa"/>
-              <w:bottom w:w="80" w:type="dxa"/>
-              <w:right w:w="100" w:type="dxa"/>
-            </w:tcMar>
-          </w:tcPr>
-          <w:p>
-            <w:r>
-              <w:t xml:space="preserve">[pending </w:t>
-            </w:r>
-            <w:r>
-              <w:t xml:space="preserve">- </w:t>
-            </w:r>
-            <w:r>
-              <w:t>M3]</w:t>
-            </w:r>
-          </w:p>
-        </w:tc>
-        <w:tc>
-          <w:tcPr>
-            <w:tcW w:w="1266" w:type="dxa"/>
-            <w:tcMar>
-              <w:top w:w="80" w:type="dxa"/>
-              <w:left w:w="100" w:type="dxa"/>
-              <w:bottom w:w="80" w:type="dxa"/>
-              <w:right w:w="100" w:type="dxa"/>
-            </w:tcMar>
-          </w:tcPr>
-          <w:p>
-            <w:r>
-              <w:t xml:space="preserve">[pending </w:t>
-            </w:r>
-            <w:r>
-              <w:t>-</w:t>
-            </w:r>
-            <w:r>
-              <w:t xml:space="preserve"> M4]</w:t>
             </w:r>
           </w:p>
         </w:tc>
@@ -13546,7 +13101,7 @@
         </w:tc>
         <w:tc>
           <w:tcPr>
-            <w:tcW w:w="2533" w:type="dxa"/>
+            <w:tcW w:w="3284" w:type="dxa"/>
             <w:tcMar>
               <w:top w:w="80" w:type="dxa"/>
               <w:left w:w="100" w:type="dxa"/>
@@ -13562,7 +13117,7 @@
         </w:tc>
         <w:tc>
           <w:tcPr>
-            <w:tcW w:w="2533" w:type="dxa"/>
+            <w:tcW w:w="5528" w:type="dxa"/>
             <w:tcMar>
               <w:top w:w="80" w:type="dxa"/>
               <w:left w:w="100" w:type="dxa"/>
@@ -13573,72 +13128,6 @@
           <w:p>
             <w:r>
               <w:t>Tying in with the previous requirement, the view must be expandable to access more information on the request. A change history should also be accessible.</w:t>
-            </w:r>
-          </w:p>
-        </w:tc>
-        <w:tc>
-          <w:tcPr>
-            <w:tcW w:w="1382" w:type="dxa"/>
-            <w:tcMar>
-              <w:top w:w="80" w:type="dxa"/>
-              <w:left w:w="100" w:type="dxa"/>
-              <w:bottom w:w="80" w:type="dxa"/>
-              <w:right w:w="100" w:type="dxa"/>
-            </w:tcMar>
-          </w:tcPr>
-          <w:p>
-            <w:r>
-              <w:t xml:space="preserve">[pending </w:t>
-            </w:r>
-            <w:r>
-              <w:t>-</w:t>
-            </w:r>
-            <w:r>
-              <w:t xml:space="preserve"> M2]</w:t>
-            </w:r>
-          </w:p>
-        </w:tc>
-        <w:tc>
-          <w:tcPr>
-            <w:tcW w:w="1382" w:type="dxa"/>
-            <w:tcMar>
-              <w:top w:w="80" w:type="dxa"/>
-              <w:left w:w="100" w:type="dxa"/>
-              <w:bottom w:w="80" w:type="dxa"/>
-              <w:right w:w="100" w:type="dxa"/>
-            </w:tcMar>
-          </w:tcPr>
-          <w:p>
-            <w:r>
-              <w:t xml:space="preserve">[pending </w:t>
-            </w:r>
-            <w:r>
-              <w:t xml:space="preserve">- </w:t>
-            </w:r>
-            <w:r>
-              <w:t>M3]</w:t>
-            </w:r>
-          </w:p>
-        </w:tc>
-        <w:tc>
-          <w:tcPr>
-            <w:tcW w:w="1266" w:type="dxa"/>
-            <w:tcMar>
-              <w:top w:w="80" w:type="dxa"/>
-              <w:left w:w="100" w:type="dxa"/>
-              <w:bottom w:w="80" w:type="dxa"/>
-              <w:right w:w="100" w:type="dxa"/>
-            </w:tcMar>
-          </w:tcPr>
-          <w:p>
-            <w:r>
-              <w:t xml:space="preserve">[pending </w:t>
-            </w:r>
-            <w:r>
-              <w:t>-</w:t>
-            </w:r>
-            <w:r>
-              <w:t xml:space="preserve"> M4]</w:t>
             </w:r>
           </w:p>
         </w:tc>
@@ -13656,6 +13145,7 @@
           </w:tcPr>
           <w:p>
             <w:r>
+              <w:lastRenderedPageBreak/>
               <w:t>FR-0</w:t>
             </w:r>
             <w:r>
@@ -13681,7 +13171,7 @@
         </w:tc>
         <w:tc>
           <w:tcPr>
-            <w:tcW w:w="2533" w:type="dxa"/>
+            <w:tcW w:w="3284" w:type="dxa"/>
             <w:tcMar>
               <w:top w:w="80" w:type="dxa"/>
               <w:left w:w="100" w:type="dxa"/>
@@ -13697,7 +13187,7 @@
         </w:tc>
         <w:tc>
           <w:tcPr>
-            <w:tcW w:w="2533" w:type="dxa"/>
+            <w:tcW w:w="5528" w:type="dxa"/>
             <w:tcMar>
               <w:top w:w="80" w:type="dxa"/>
               <w:left w:w="100" w:type="dxa"/>
@@ -13708,72 +13198,6 @@
           <w:p>
             <w:r>
               <w:t>Staff should be able to assign requests to themselves. They should also be able to offer requests to others, and accept requests offered to them.</w:t>
-            </w:r>
-          </w:p>
-        </w:tc>
-        <w:tc>
-          <w:tcPr>
-            <w:tcW w:w="1382" w:type="dxa"/>
-            <w:tcMar>
-              <w:top w:w="80" w:type="dxa"/>
-              <w:left w:w="100" w:type="dxa"/>
-              <w:bottom w:w="80" w:type="dxa"/>
-              <w:right w:w="100" w:type="dxa"/>
-            </w:tcMar>
-          </w:tcPr>
-          <w:p>
-            <w:r>
-              <w:t xml:space="preserve">[pending </w:t>
-            </w:r>
-            <w:r>
-              <w:t>-</w:t>
-            </w:r>
-            <w:r>
-              <w:t xml:space="preserve"> M2]</w:t>
-            </w:r>
-          </w:p>
-        </w:tc>
-        <w:tc>
-          <w:tcPr>
-            <w:tcW w:w="1382" w:type="dxa"/>
-            <w:tcMar>
-              <w:top w:w="80" w:type="dxa"/>
-              <w:left w:w="100" w:type="dxa"/>
-              <w:bottom w:w="80" w:type="dxa"/>
-              <w:right w:w="100" w:type="dxa"/>
-            </w:tcMar>
-          </w:tcPr>
-          <w:p>
-            <w:r>
-              <w:t xml:space="preserve">[pending </w:t>
-            </w:r>
-            <w:r>
-              <w:t xml:space="preserve">- </w:t>
-            </w:r>
-            <w:r>
-              <w:t>M3]</w:t>
-            </w:r>
-          </w:p>
-        </w:tc>
-        <w:tc>
-          <w:tcPr>
-            <w:tcW w:w="1266" w:type="dxa"/>
-            <w:tcMar>
-              <w:top w:w="80" w:type="dxa"/>
-              <w:left w:w="100" w:type="dxa"/>
-              <w:bottom w:w="80" w:type="dxa"/>
-              <w:right w:w="100" w:type="dxa"/>
-            </w:tcMar>
-          </w:tcPr>
-          <w:p>
-            <w:r>
-              <w:t xml:space="preserve">[pending </w:t>
-            </w:r>
-            <w:r>
-              <w:t>-</w:t>
-            </w:r>
-            <w:r>
-              <w:t xml:space="preserve"> M4]</w:t>
             </w:r>
           </w:p>
         </w:tc>
@@ -13816,7 +13240,7 @@
         </w:tc>
         <w:tc>
           <w:tcPr>
-            <w:tcW w:w="2533" w:type="dxa"/>
+            <w:tcW w:w="3284" w:type="dxa"/>
             <w:tcMar>
               <w:top w:w="80" w:type="dxa"/>
               <w:left w:w="100" w:type="dxa"/>
@@ -13832,88 +13256,17 @@
         </w:tc>
         <w:tc>
           <w:tcPr>
-            <w:tcW w:w="2533" w:type="dxa"/>
-            <w:tcMar>
-              <w:top w:w="80" w:type="dxa"/>
-              <w:left w:w="100" w:type="dxa"/>
-              <w:bottom w:w="80" w:type="dxa"/>
-              <w:right w:w="100" w:type="dxa"/>
-            </w:tcMar>
-          </w:tcPr>
-          <w:p>
-            <w:r>
-              <w:t xml:space="preserve">Assignments should be recorded and stored in the database for review. These </w:t>
-            </w:r>
-            <w:r>
-              <w:lastRenderedPageBreak/>
-              <w:t>recordings should stay for only 5 years before deletion.</w:t>
-            </w:r>
-          </w:p>
-        </w:tc>
-        <w:tc>
-          <w:tcPr>
-            <w:tcW w:w="1382" w:type="dxa"/>
-            <w:tcMar>
-              <w:top w:w="80" w:type="dxa"/>
-              <w:left w:w="100" w:type="dxa"/>
-              <w:bottom w:w="80" w:type="dxa"/>
-              <w:right w:w="100" w:type="dxa"/>
-            </w:tcMar>
-          </w:tcPr>
-          <w:p>
-            <w:r>
-              <w:lastRenderedPageBreak/>
-              <w:t xml:space="preserve">[pending </w:t>
-            </w:r>
-            <w:r>
-              <w:t>-</w:t>
-            </w:r>
-            <w:r>
-              <w:t xml:space="preserve"> M2]</w:t>
-            </w:r>
-          </w:p>
-        </w:tc>
-        <w:tc>
-          <w:tcPr>
-            <w:tcW w:w="1382" w:type="dxa"/>
-            <w:tcMar>
-              <w:top w:w="80" w:type="dxa"/>
-              <w:left w:w="100" w:type="dxa"/>
-              <w:bottom w:w="80" w:type="dxa"/>
-              <w:right w:w="100" w:type="dxa"/>
-            </w:tcMar>
-          </w:tcPr>
-          <w:p>
-            <w:r>
-              <w:t xml:space="preserve">[pending </w:t>
-            </w:r>
-            <w:r>
-              <w:t xml:space="preserve">- </w:t>
-            </w:r>
-            <w:r>
-              <w:t>M3]</w:t>
-            </w:r>
-          </w:p>
-        </w:tc>
-        <w:tc>
-          <w:tcPr>
-            <w:tcW w:w="1266" w:type="dxa"/>
-            <w:tcMar>
-              <w:top w:w="80" w:type="dxa"/>
-              <w:left w:w="100" w:type="dxa"/>
-              <w:bottom w:w="80" w:type="dxa"/>
-              <w:right w:w="100" w:type="dxa"/>
-            </w:tcMar>
-          </w:tcPr>
-          <w:p>
-            <w:r>
-              <w:t xml:space="preserve">[pending </w:t>
-            </w:r>
-            <w:r>
-              <w:t>-</w:t>
-            </w:r>
-            <w:r>
-              <w:t xml:space="preserve"> M4]</w:t>
+            <w:tcW w:w="5528" w:type="dxa"/>
+            <w:tcMar>
+              <w:top w:w="80" w:type="dxa"/>
+              <w:left w:w="100" w:type="dxa"/>
+              <w:bottom w:w="80" w:type="dxa"/>
+              <w:right w:w="100" w:type="dxa"/>
+            </w:tcMar>
+          </w:tcPr>
+          <w:p>
+            <w:r>
+              <w:t>Assignments should be recorded and stored in the database for review. These recordings should stay for only 5 years before deletion.</w:t>
             </w:r>
           </w:p>
         </w:tc>
@@ -13956,7 +13309,7 @@
         </w:tc>
         <w:tc>
           <w:tcPr>
-            <w:tcW w:w="2533" w:type="dxa"/>
+            <w:tcW w:w="3284" w:type="dxa"/>
             <w:tcMar>
               <w:top w:w="80" w:type="dxa"/>
               <w:left w:w="100" w:type="dxa"/>
@@ -13972,7 +13325,7 @@
         </w:tc>
         <w:tc>
           <w:tcPr>
-            <w:tcW w:w="2533" w:type="dxa"/>
+            <w:tcW w:w="5528" w:type="dxa"/>
             <w:tcMar>
               <w:top w:w="80" w:type="dxa"/>
               <w:left w:w="100" w:type="dxa"/>
@@ -13983,72 +13336,6 @@
           <w:p>
             <w:r>
               <w:t>Status updates can only be changed to pre-defined options.</w:t>
-            </w:r>
-          </w:p>
-        </w:tc>
-        <w:tc>
-          <w:tcPr>
-            <w:tcW w:w="1382" w:type="dxa"/>
-            <w:tcMar>
-              <w:top w:w="80" w:type="dxa"/>
-              <w:left w:w="100" w:type="dxa"/>
-              <w:bottom w:w="80" w:type="dxa"/>
-              <w:right w:w="100" w:type="dxa"/>
-            </w:tcMar>
-          </w:tcPr>
-          <w:p>
-            <w:r>
-              <w:t xml:space="preserve">[pending </w:t>
-            </w:r>
-            <w:r>
-              <w:t>-</w:t>
-            </w:r>
-            <w:r>
-              <w:t xml:space="preserve"> M2]</w:t>
-            </w:r>
-          </w:p>
-        </w:tc>
-        <w:tc>
-          <w:tcPr>
-            <w:tcW w:w="1382" w:type="dxa"/>
-            <w:tcMar>
-              <w:top w:w="80" w:type="dxa"/>
-              <w:left w:w="100" w:type="dxa"/>
-              <w:bottom w:w="80" w:type="dxa"/>
-              <w:right w:w="100" w:type="dxa"/>
-            </w:tcMar>
-          </w:tcPr>
-          <w:p>
-            <w:r>
-              <w:t xml:space="preserve">[pending </w:t>
-            </w:r>
-            <w:r>
-              <w:t xml:space="preserve">- </w:t>
-            </w:r>
-            <w:r>
-              <w:t>M3]</w:t>
-            </w:r>
-          </w:p>
-        </w:tc>
-        <w:tc>
-          <w:tcPr>
-            <w:tcW w:w="1266" w:type="dxa"/>
-            <w:tcMar>
-              <w:top w:w="80" w:type="dxa"/>
-              <w:left w:w="100" w:type="dxa"/>
-              <w:bottom w:w="80" w:type="dxa"/>
-              <w:right w:w="100" w:type="dxa"/>
-            </w:tcMar>
-          </w:tcPr>
-          <w:p>
-            <w:r>
-              <w:t xml:space="preserve">[pending </w:t>
-            </w:r>
-            <w:r>
-              <w:t>-</w:t>
-            </w:r>
-            <w:r>
-              <w:t xml:space="preserve"> M4]</w:t>
             </w:r>
           </w:p>
         </w:tc>
@@ -14096,7 +13383,7 @@
         </w:tc>
         <w:tc>
           <w:tcPr>
-            <w:tcW w:w="2533" w:type="dxa"/>
+            <w:tcW w:w="3284" w:type="dxa"/>
             <w:tcMar>
               <w:top w:w="80" w:type="dxa"/>
               <w:left w:w="100" w:type="dxa"/>
@@ -14112,7 +13399,7 @@
         </w:tc>
         <w:tc>
           <w:tcPr>
-            <w:tcW w:w="2533" w:type="dxa"/>
+            <w:tcW w:w="5528" w:type="dxa"/>
             <w:tcMar>
               <w:top w:w="80" w:type="dxa"/>
               <w:left w:w="100" w:type="dxa"/>
@@ -14123,72 +13410,6 @@
           <w:p>
             <w:r>
               <w:t>Only authorised staff should be allowed to make updates. For example, staff should not be allowed to change the status of a request not assigned to them.</w:t>
-            </w:r>
-          </w:p>
-        </w:tc>
-        <w:tc>
-          <w:tcPr>
-            <w:tcW w:w="1382" w:type="dxa"/>
-            <w:tcMar>
-              <w:top w:w="80" w:type="dxa"/>
-              <w:left w:w="100" w:type="dxa"/>
-              <w:bottom w:w="80" w:type="dxa"/>
-              <w:right w:w="100" w:type="dxa"/>
-            </w:tcMar>
-          </w:tcPr>
-          <w:p>
-            <w:r>
-              <w:t xml:space="preserve">[pending </w:t>
-            </w:r>
-            <w:r>
-              <w:t>-</w:t>
-            </w:r>
-            <w:r>
-              <w:t xml:space="preserve"> M2]</w:t>
-            </w:r>
-          </w:p>
-        </w:tc>
-        <w:tc>
-          <w:tcPr>
-            <w:tcW w:w="1382" w:type="dxa"/>
-            <w:tcMar>
-              <w:top w:w="80" w:type="dxa"/>
-              <w:left w:w="100" w:type="dxa"/>
-              <w:bottom w:w="80" w:type="dxa"/>
-              <w:right w:w="100" w:type="dxa"/>
-            </w:tcMar>
-          </w:tcPr>
-          <w:p>
-            <w:r>
-              <w:t xml:space="preserve">[pending </w:t>
-            </w:r>
-            <w:r>
-              <w:t xml:space="preserve">- </w:t>
-            </w:r>
-            <w:r>
-              <w:t>M3]</w:t>
-            </w:r>
-          </w:p>
-        </w:tc>
-        <w:tc>
-          <w:tcPr>
-            <w:tcW w:w="1266" w:type="dxa"/>
-            <w:tcMar>
-              <w:top w:w="80" w:type="dxa"/>
-              <w:left w:w="100" w:type="dxa"/>
-              <w:bottom w:w="80" w:type="dxa"/>
-              <w:right w:w="100" w:type="dxa"/>
-            </w:tcMar>
-          </w:tcPr>
-          <w:p>
-            <w:r>
-              <w:t xml:space="preserve">[pending </w:t>
-            </w:r>
-            <w:r>
-              <w:t>-</w:t>
-            </w:r>
-            <w:r>
-              <w:t xml:space="preserve"> M4]</w:t>
             </w:r>
           </w:p>
         </w:tc>
@@ -14231,7 +13452,7 @@
         </w:tc>
         <w:tc>
           <w:tcPr>
-            <w:tcW w:w="2533" w:type="dxa"/>
+            <w:tcW w:w="3284" w:type="dxa"/>
             <w:tcMar>
               <w:top w:w="80" w:type="dxa"/>
               <w:left w:w="100" w:type="dxa"/>
@@ -14247,7 +13468,7 @@
         </w:tc>
         <w:tc>
           <w:tcPr>
-            <w:tcW w:w="2533" w:type="dxa"/>
+            <w:tcW w:w="5528" w:type="dxa"/>
             <w:tcMar>
               <w:top w:w="80" w:type="dxa"/>
               <w:left w:w="100" w:type="dxa"/>
@@ -14258,72 +13479,6 @@
           <w:p>
             <w:r>
               <w:t>If updates are made, the staff member and timestamp must be recorded, and stored for 5 years.</w:t>
-            </w:r>
-          </w:p>
-        </w:tc>
-        <w:tc>
-          <w:tcPr>
-            <w:tcW w:w="1382" w:type="dxa"/>
-            <w:tcMar>
-              <w:top w:w="80" w:type="dxa"/>
-              <w:left w:w="100" w:type="dxa"/>
-              <w:bottom w:w="80" w:type="dxa"/>
-              <w:right w:w="100" w:type="dxa"/>
-            </w:tcMar>
-          </w:tcPr>
-          <w:p>
-            <w:r>
-              <w:t xml:space="preserve">[pending </w:t>
-            </w:r>
-            <w:r>
-              <w:t>-</w:t>
-            </w:r>
-            <w:r>
-              <w:t xml:space="preserve"> M2]</w:t>
-            </w:r>
-          </w:p>
-        </w:tc>
-        <w:tc>
-          <w:tcPr>
-            <w:tcW w:w="1382" w:type="dxa"/>
-            <w:tcMar>
-              <w:top w:w="80" w:type="dxa"/>
-              <w:left w:w="100" w:type="dxa"/>
-              <w:bottom w:w="80" w:type="dxa"/>
-              <w:right w:w="100" w:type="dxa"/>
-            </w:tcMar>
-          </w:tcPr>
-          <w:p>
-            <w:r>
-              <w:t xml:space="preserve">[pending </w:t>
-            </w:r>
-            <w:r>
-              <w:t xml:space="preserve">- </w:t>
-            </w:r>
-            <w:r>
-              <w:t>M3]</w:t>
-            </w:r>
-          </w:p>
-        </w:tc>
-        <w:tc>
-          <w:tcPr>
-            <w:tcW w:w="1266" w:type="dxa"/>
-            <w:tcMar>
-              <w:top w:w="80" w:type="dxa"/>
-              <w:left w:w="100" w:type="dxa"/>
-              <w:bottom w:w="80" w:type="dxa"/>
-              <w:right w:w="100" w:type="dxa"/>
-            </w:tcMar>
-          </w:tcPr>
-          <w:p>
-            <w:r>
-              <w:t xml:space="preserve">[pending </w:t>
-            </w:r>
-            <w:r>
-              <w:t>-</w:t>
-            </w:r>
-            <w:r>
-              <w:t xml:space="preserve"> M4]</w:t>
             </w:r>
           </w:p>
         </w:tc>
@@ -14366,7 +13521,7 @@
         </w:tc>
         <w:tc>
           <w:tcPr>
-            <w:tcW w:w="2533" w:type="dxa"/>
+            <w:tcW w:w="3284" w:type="dxa"/>
             <w:tcMar>
               <w:top w:w="80" w:type="dxa"/>
               <w:left w:w="100" w:type="dxa"/>
@@ -14382,7 +13537,7 @@
         </w:tc>
         <w:tc>
           <w:tcPr>
-            <w:tcW w:w="2533" w:type="dxa"/>
+            <w:tcW w:w="5528" w:type="dxa"/>
             <w:tcMar>
               <w:top w:w="80" w:type="dxa"/>
               <w:left w:w="100" w:type="dxa"/>
@@ -14393,72 +13548,6 @@
           <w:p>
             <w:r>
               <w:t>Staff should be able to add additional information to requests, and this should also be saved for 5 years in the database.</w:t>
-            </w:r>
-          </w:p>
-        </w:tc>
-        <w:tc>
-          <w:tcPr>
-            <w:tcW w:w="1382" w:type="dxa"/>
-            <w:tcMar>
-              <w:top w:w="80" w:type="dxa"/>
-              <w:left w:w="100" w:type="dxa"/>
-              <w:bottom w:w="80" w:type="dxa"/>
-              <w:right w:w="100" w:type="dxa"/>
-            </w:tcMar>
-          </w:tcPr>
-          <w:p>
-            <w:r>
-              <w:t xml:space="preserve">[pending </w:t>
-            </w:r>
-            <w:r>
-              <w:t>-</w:t>
-            </w:r>
-            <w:r>
-              <w:t xml:space="preserve"> M2]</w:t>
-            </w:r>
-          </w:p>
-        </w:tc>
-        <w:tc>
-          <w:tcPr>
-            <w:tcW w:w="1382" w:type="dxa"/>
-            <w:tcMar>
-              <w:top w:w="80" w:type="dxa"/>
-              <w:left w:w="100" w:type="dxa"/>
-              <w:bottom w:w="80" w:type="dxa"/>
-              <w:right w:w="100" w:type="dxa"/>
-            </w:tcMar>
-          </w:tcPr>
-          <w:p>
-            <w:r>
-              <w:t xml:space="preserve">[pending </w:t>
-            </w:r>
-            <w:r>
-              <w:t xml:space="preserve">- </w:t>
-            </w:r>
-            <w:r>
-              <w:t>M3]</w:t>
-            </w:r>
-          </w:p>
-        </w:tc>
-        <w:tc>
-          <w:tcPr>
-            <w:tcW w:w="1266" w:type="dxa"/>
-            <w:tcMar>
-              <w:top w:w="80" w:type="dxa"/>
-              <w:left w:w="100" w:type="dxa"/>
-              <w:bottom w:w="80" w:type="dxa"/>
-              <w:right w:w="100" w:type="dxa"/>
-            </w:tcMar>
-          </w:tcPr>
-          <w:p>
-            <w:r>
-              <w:t xml:space="preserve">[pending </w:t>
-            </w:r>
-            <w:r>
-              <w:t>-</w:t>
-            </w:r>
-            <w:r>
-              <w:t xml:space="preserve"> M4]</w:t>
             </w:r>
           </w:p>
         </w:tc>
@@ -14501,7 +13590,7 @@
         </w:tc>
         <w:tc>
           <w:tcPr>
-            <w:tcW w:w="2533" w:type="dxa"/>
+            <w:tcW w:w="3284" w:type="dxa"/>
             <w:tcMar>
               <w:top w:w="80" w:type="dxa"/>
               <w:left w:w="100" w:type="dxa"/>
@@ -14517,7 +13606,7 @@
         </w:tc>
         <w:tc>
           <w:tcPr>
-            <w:tcW w:w="2533" w:type="dxa"/>
+            <w:tcW w:w="5528" w:type="dxa"/>
             <w:tcMar>
               <w:top w:w="80" w:type="dxa"/>
               <w:left w:w="100" w:type="dxa"/>
@@ -14528,72 +13617,6 @@
           <w:p>
             <w:r>
               <w:t>When a request has been fulfilled, staff should be able to remove the request from their assigned requests</w:t>
-            </w:r>
-          </w:p>
-        </w:tc>
-        <w:tc>
-          <w:tcPr>
-            <w:tcW w:w="1382" w:type="dxa"/>
-            <w:tcMar>
-              <w:top w:w="80" w:type="dxa"/>
-              <w:left w:w="100" w:type="dxa"/>
-              <w:bottom w:w="80" w:type="dxa"/>
-              <w:right w:w="100" w:type="dxa"/>
-            </w:tcMar>
-          </w:tcPr>
-          <w:p>
-            <w:r>
-              <w:t xml:space="preserve">[pending </w:t>
-            </w:r>
-            <w:r>
-              <w:t>-</w:t>
-            </w:r>
-            <w:r>
-              <w:t xml:space="preserve"> M2]</w:t>
-            </w:r>
-          </w:p>
-        </w:tc>
-        <w:tc>
-          <w:tcPr>
-            <w:tcW w:w="1382" w:type="dxa"/>
-            <w:tcMar>
-              <w:top w:w="80" w:type="dxa"/>
-              <w:left w:w="100" w:type="dxa"/>
-              <w:bottom w:w="80" w:type="dxa"/>
-              <w:right w:w="100" w:type="dxa"/>
-            </w:tcMar>
-          </w:tcPr>
-          <w:p>
-            <w:r>
-              <w:t xml:space="preserve">[pending </w:t>
-            </w:r>
-            <w:r>
-              <w:t xml:space="preserve">- </w:t>
-            </w:r>
-            <w:r>
-              <w:t>M3]</w:t>
-            </w:r>
-          </w:p>
-        </w:tc>
-        <w:tc>
-          <w:tcPr>
-            <w:tcW w:w="1266" w:type="dxa"/>
-            <w:tcMar>
-              <w:top w:w="80" w:type="dxa"/>
-              <w:left w:w="100" w:type="dxa"/>
-              <w:bottom w:w="80" w:type="dxa"/>
-              <w:right w:w="100" w:type="dxa"/>
-            </w:tcMar>
-          </w:tcPr>
-          <w:p>
-            <w:r>
-              <w:t xml:space="preserve">[pending </w:t>
-            </w:r>
-            <w:r>
-              <w:t>-</w:t>
-            </w:r>
-            <w:r>
-              <w:t xml:space="preserve"> M4]</w:t>
             </w:r>
           </w:p>
         </w:tc>
@@ -14636,7 +13659,7 @@
         </w:tc>
         <w:tc>
           <w:tcPr>
-            <w:tcW w:w="2533" w:type="dxa"/>
+            <w:tcW w:w="3284" w:type="dxa"/>
             <w:tcMar>
               <w:top w:w="80" w:type="dxa"/>
               <w:left w:w="100" w:type="dxa"/>
@@ -14652,7 +13675,7 @@
         </w:tc>
         <w:tc>
           <w:tcPr>
-            <w:tcW w:w="2533" w:type="dxa"/>
+            <w:tcW w:w="5528" w:type="dxa"/>
             <w:tcMar>
               <w:top w:w="80" w:type="dxa"/>
               <w:left w:w="100" w:type="dxa"/>
@@ -14663,72 +13686,6 @@
           <w:p>
             <w:r>
               <w:t>Management will likely need full access to all information in the database</w:t>
-            </w:r>
-          </w:p>
-        </w:tc>
-        <w:tc>
-          <w:tcPr>
-            <w:tcW w:w="1382" w:type="dxa"/>
-            <w:tcMar>
-              <w:top w:w="80" w:type="dxa"/>
-              <w:left w:w="100" w:type="dxa"/>
-              <w:bottom w:w="80" w:type="dxa"/>
-              <w:right w:w="100" w:type="dxa"/>
-            </w:tcMar>
-          </w:tcPr>
-          <w:p>
-            <w:r>
-              <w:t xml:space="preserve">[pending </w:t>
-            </w:r>
-            <w:r>
-              <w:t>-</w:t>
-            </w:r>
-            <w:r>
-              <w:t xml:space="preserve"> M2]</w:t>
-            </w:r>
-          </w:p>
-        </w:tc>
-        <w:tc>
-          <w:tcPr>
-            <w:tcW w:w="1382" w:type="dxa"/>
-            <w:tcMar>
-              <w:top w:w="80" w:type="dxa"/>
-              <w:left w:w="100" w:type="dxa"/>
-              <w:bottom w:w="80" w:type="dxa"/>
-              <w:right w:w="100" w:type="dxa"/>
-            </w:tcMar>
-          </w:tcPr>
-          <w:p>
-            <w:r>
-              <w:t xml:space="preserve">[pending </w:t>
-            </w:r>
-            <w:r>
-              <w:t xml:space="preserve">- </w:t>
-            </w:r>
-            <w:r>
-              <w:t>M3]</w:t>
-            </w:r>
-          </w:p>
-        </w:tc>
-        <w:tc>
-          <w:tcPr>
-            <w:tcW w:w="1266" w:type="dxa"/>
-            <w:tcMar>
-              <w:top w:w="80" w:type="dxa"/>
-              <w:left w:w="100" w:type="dxa"/>
-              <w:bottom w:w="80" w:type="dxa"/>
-              <w:right w:w="100" w:type="dxa"/>
-            </w:tcMar>
-          </w:tcPr>
-          <w:p>
-            <w:r>
-              <w:t xml:space="preserve">[pending </w:t>
-            </w:r>
-            <w:r>
-              <w:t>-</w:t>
-            </w:r>
-            <w:r>
-              <w:t xml:space="preserve"> M4]</w:t>
             </w:r>
           </w:p>
         </w:tc>
@@ -14771,7 +13728,7 @@
         </w:tc>
         <w:tc>
           <w:tcPr>
-            <w:tcW w:w="2533" w:type="dxa"/>
+            <w:tcW w:w="3284" w:type="dxa"/>
             <w:tcMar>
               <w:top w:w="80" w:type="dxa"/>
               <w:left w:w="100" w:type="dxa"/>
@@ -14787,83 +13744,25 @@
         </w:tc>
         <w:tc>
           <w:tcPr>
-            <w:tcW w:w="2533" w:type="dxa"/>
-            <w:tcMar>
-              <w:top w:w="80" w:type="dxa"/>
-              <w:left w:w="100" w:type="dxa"/>
-              <w:bottom w:w="80" w:type="dxa"/>
-              <w:right w:w="100" w:type="dxa"/>
-            </w:tcMar>
-          </w:tcPr>
-          <w:p>
-            <w:r>
-              <w:t>Requests will have to be resolved within a set amount of time. Early estimates sets it at within 7 days.</w:t>
-            </w:r>
-          </w:p>
-        </w:tc>
-        <w:tc>
-          <w:tcPr>
-            <w:tcW w:w="1382" w:type="dxa"/>
-            <w:tcMar>
-              <w:top w:w="80" w:type="dxa"/>
-              <w:left w:w="100" w:type="dxa"/>
-              <w:bottom w:w="80" w:type="dxa"/>
-              <w:right w:w="100" w:type="dxa"/>
-            </w:tcMar>
-          </w:tcPr>
-          <w:p>
-            <w:r>
-              <w:t xml:space="preserve">[pending </w:t>
-            </w:r>
-            <w:r>
-              <w:t>-</w:t>
-            </w:r>
-            <w:r>
-              <w:t xml:space="preserve"> M2]</w:t>
-            </w:r>
-          </w:p>
-        </w:tc>
-        <w:tc>
-          <w:tcPr>
-            <w:tcW w:w="1382" w:type="dxa"/>
-            <w:tcMar>
-              <w:top w:w="80" w:type="dxa"/>
-              <w:left w:w="100" w:type="dxa"/>
-              <w:bottom w:w="80" w:type="dxa"/>
-              <w:right w:w="100" w:type="dxa"/>
-            </w:tcMar>
-          </w:tcPr>
-          <w:p>
-            <w:r>
-              <w:t xml:space="preserve">[pending </w:t>
-            </w:r>
-            <w:r>
-              <w:t xml:space="preserve">- </w:t>
-            </w:r>
-            <w:r>
-              <w:t>M3]</w:t>
-            </w:r>
-          </w:p>
-        </w:tc>
-        <w:tc>
-          <w:tcPr>
-            <w:tcW w:w="1266" w:type="dxa"/>
-            <w:tcMar>
-              <w:top w:w="80" w:type="dxa"/>
-              <w:left w:w="100" w:type="dxa"/>
-              <w:bottom w:w="80" w:type="dxa"/>
-              <w:right w:w="100" w:type="dxa"/>
-            </w:tcMar>
-          </w:tcPr>
-          <w:p>
-            <w:r>
-              <w:t xml:space="preserve">[pending </w:t>
-            </w:r>
-            <w:r>
-              <w:t>-</w:t>
-            </w:r>
-            <w:r>
-              <w:t xml:space="preserve"> M4]</w:t>
+            <w:tcW w:w="5528" w:type="dxa"/>
+            <w:tcMar>
+              <w:top w:w="80" w:type="dxa"/>
+              <w:left w:w="100" w:type="dxa"/>
+              <w:bottom w:w="80" w:type="dxa"/>
+              <w:right w:w="100" w:type="dxa"/>
+            </w:tcMar>
+          </w:tcPr>
+          <w:p>
+            <w:r>
+              <w:t xml:space="preserve">Requests will have to be resolved within a set amount of time. Early estimates </w:t>
+            </w:r>
+            <w:proofErr w:type="gramStart"/>
+            <w:r>
+              <w:t>sets</w:t>
+            </w:r>
+            <w:proofErr w:type="gramEnd"/>
+            <w:r>
+              <w:t xml:space="preserve"> it at within 7 days.</w:t>
             </w:r>
           </w:p>
         </w:tc>
@@ -14907,7 +13806,7 @@
         </w:tc>
         <w:tc>
           <w:tcPr>
-            <w:tcW w:w="2533" w:type="dxa"/>
+            <w:tcW w:w="3284" w:type="dxa"/>
             <w:tcMar>
               <w:top w:w="80" w:type="dxa"/>
               <w:left w:w="100" w:type="dxa"/>
@@ -14923,90 +13822,3445 @@
         </w:tc>
         <w:tc>
           <w:tcPr>
-            <w:tcW w:w="2533" w:type="dxa"/>
-            <w:tcMar>
-              <w:top w:w="80" w:type="dxa"/>
-              <w:left w:w="100" w:type="dxa"/>
-              <w:bottom w:w="80" w:type="dxa"/>
-              <w:right w:w="100" w:type="dxa"/>
-            </w:tcMar>
-          </w:tcPr>
-          <w:p>
-            <w:r>
-              <w:t xml:space="preserve">Management should have access to the additional information given by the staff members in order to review the resolved requests. Basic analysis features, such as average </w:t>
-            </w:r>
+            <w:tcW w:w="5528" w:type="dxa"/>
+            <w:tcMar>
+              <w:top w:w="80" w:type="dxa"/>
+              <w:left w:w="100" w:type="dxa"/>
+              <w:bottom w:w="80" w:type="dxa"/>
+              <w:right w:w="100" w:type="dxa"/>
+            </w:tcMar>
+          </w:tcPr>
+          <w:p>
+            <w:r>
+              <w:t xml:space="preserve">Management should have access to the additional information given by the staff members </w:t>
+            </w:r>
+            <w:proofErr w:type="gramStart"/>
+            <w:r>
+              <w:t>in order to</w:t>
+            </w:r>
+            <w:proofErr w:type="gramEnd"/>
+            <w:r>
+              <w:t xml:space="preserve"> review the resolved requests. Basic analysis features, such as average time to resolution could also be added.</w:t>
+            </w:r>
+          </w:p>
+        </w:tc>
+      </w:tr>
+    </w:tbl>
+    <w:p>
+      <w:pPr>
+        <w:rPr>
+          <w:b/>
+          <w:bCs/>
+          <w:color w:val="2E5395"/>
+          <w:sz w:val="23"/>
+          <w:szCs w:val="23"/>
+        </w:rPr>
+      </w:pPr>
+      <w:bookmarkStart w:id="18" w:name="_Toc239883356"/>
+      <w:r>
+        <w:br w:type="page"/>
+      </w:r>
+    </w:p>
+    <w:p>
+      <w:pPr>
+        <w:pStyle w:val="Heading2"/>
+      </w:pPr>
+      <w:r>
+        <w:lastRenderedPageBreak/>
+        <w:t>6.2 Matrix filled by Milestone 2</w:t>
+      </w:r>
+    </w:p>
+    <w:tbl>
+      <w:tblPr>
+        <w:tblW w:w="10768" w:type="dxa"/>
+        <w:tblBorders>
+          <w:top w:val="single" w:sz="4" w:space="0" w:color="auto"/>
+          <w:left w:val="single" w:sz="4" w:space="0" w:color="auto"/>
+          <w:bottom w:val="single" w:sz="4" w:space="0" w:color="auto"/>
+          <w:right w:val="single" w:sz="4" w:space="0" w:color="auto"/>
+          <w:insideH w:val="single" w:sz="4" w:space="0" w:color="auto"/>
+          <w:insideV w:val="single" w:sz="4" w:space="0" w:color="auto"/>
+        </w:tblBorders>
+        <w:tblLayout w:type="fixed"/>
+        <w:tblCellMar>
+          <w:left w:w="10" w:type="dxa"/>
+          <w:right w:w="10" w:type="dxa"/>
+        </w:tblCellMar>
+        <w:tblLook w:val="04A0" w:firstRow="1" w:lastRow="0" w:firstColumn="1" w:lastColumn="0" w:noHBand="0" w:noVBand="1"/>
+      </w:tblPr>
+      <w:tblGrid>
+        <w:gridCol w:w="668"/>
+        <w:gridCol w:w="1170"/>
+        <w:gridCol w:w="1418"/>
+        <w:gridCol w:w="1842"/>
+        <w:gridCol w:w="1418"/>
+        <w:gridCol w:w="1843"/>
+        <w:gridCol w:w="2409"/>
+      </w:tblGrid>
+      <w:tr>
+        <w:trPr>
+          <w:trHeight w:val="784"/>
+          <w:tblHeader/>
+        </w:trPr>
+        <w:tc>
+          <w:tcPr>
+            <w:tcW w:w="668" w:type="dxa"/>
+            <w:shd w:val="clear" w:color="auto" w:fill="1F3864"/>
+            <w:tcMar>
+              <w:top w:w="80" w:type="dxa"/>
+              <w:left w:w="100" w:type="dxa"/>
+              <w:bottom w:w="80" w:type="dxa"/>
+              <w:right w:w="100" w:type="dxa"/>
+            </w:tcMar>
+          </w:tcPr>
+          <w:p>
+            <w:proofErr w:type="spellStart"/>
+            <w:r>
+              <w:rPr>
+                <w:b/>
+                <w:bCs/>
+              </w:rPr>
+              <w:t>Req</w:t>
+            </w:r>
+            <w:proofErr w:type="spellEnd"/>
+            <w:r>
+              <w:rPr>
+                <w:b/>
+                <w:bCs/>
+              </w:rPr>
+              <w:t xml:space="preserve"> ID</w:t>
+            </w:r>
+          </w:p>
+        </w:tc>
+        <w:tc>
+          <w:tcPr>
+            <w:tcW w:w="1170" w:type="dxa"/>
+            <w:shd w:val="clear" w:color="auto" w:fill="1F3864"/>
+            <w:tcMar>
+              <w:top w:w="80" w:type="dxa"/>
+              <w:left w:w="100" w:type="dxa"/>
+              <w:bottom w:w="80" w:type="dxa"/>
+              <w:right w:w="100" w:type="dxa"/>
+            </w:tcMar>
+          </w:tcPr>
+          <w:p>
+            <w:r>
+              <w:rPr>
+                <w:b/>
+                <w:bCs/>
+              </w:rPr>
+              <w:t>ASR link</w:t>
+            </w:r>
+          </w:p>
+        </w:tc>
+        <w:tc>
+          <w:tcPr>
+            <w:tcW w:w="1418" w:type="dxa"/>
+            <w:shd w:val="clear" w:color="auto" w:fill="1F3864"/>
+            <w:tcMar>
+              <w:top w:w="80" w:type="dxa"/>
+              <w:left w:w="100" w:type="dxa"/>
+              <w:bottom w:w="80" w:type="dxa"/>
+              <w:right w:w="100" w:type="dxa"/>
+            </w:tcMar>
+          </w:tcPr>
+          <w:p>
+            <w:r>
+              <w:rPr>
+                <w:b/>
+                <w:bCs/>
+              </w:rPr>
+              <w:t>Architecture</w:t>
+            </w:r>
+            <w:r>
+              <w:rPr>
+                <w:b/>
+                <w:bCs/>
+              </w:rPr>
+              <w:t>/</w:t>
+            </w:r>
+            <w:r>
+              <w:rPr>
+                <w:b/>
+                <w:bCs/>
+              </w:rPr>
+              <w:t xml:space="preserve"> model</w:t>
+            </w:r>
+          </w:p>
+        </w:tc>
+        <w:tc>
+          <w:tcPr>
+            <w:tcW w:w="1842" w:type="dxa"/>
+            <w:shd w:val="clear" w:color="auto" w:fill="1F3864"/>
+            <w:tcMar>
+              <w:top w:w="80" w:type="dxa"/>
+              <w:left w:w="100" w:type="dxa"/>
+              <w:bottom w:w="80" w:type="dxa"/>
+              <w:right w:w="100" w:type="dxa"/>
+            </w:tcMar>
+          </w:tcPr>
+          <w:p>
+            <w:r>
+              <w:rPr>
+                <w:b/>
+                <w:bCs/>
+              </w:rPr>
+              <w:t>I</w:t>
+            </w:r>
+            <w:r>
+              <w:rPr>
+                <w:b/>
+                <w:bCs/>
+              </w:rPr>
+              <w:t>mpact</w:t>
+            </w:r>
+            <w:r>
+              <w:rPr>
+                <w:b/>
+                <w:bCs/>
+              </w:rPr>
+              <w:t xml:space="preserve"> on </w:t>
+            </w:r>
+            <w:proofErr w:type="gramStart"/>
+            <w:r>
+              <w:rPr>
+                <w:b/>
+                <w:bCs/>
+              </w:rPr>
+              <w:t>d</w:t>
+            </w:r>
+            <w:r>
+              <w:rPr>
+                <w:b/>
+                <w:bCs/>
+              </w:rPr>
+              <w:t xml:space="preserve">ata </w:t>
+            </w:r>
+            <w:r>
+              <w:rPr>
+                <w:b/>
+                <w:bCs/>
+              </w:rPr>
+              <w:t xml:space="preserve"> and</w:t>
+            </w:r>
+            <w:proofErr w:type="gramEnd"/>
+            <w:r>
+              <w:rPr>
+                <w:b/>
+                <w:bCs/>
+              </w:rPr>
+              <w:t xml:space="preserve"> </w:t>
+            </w:r>
+            <w:r>
+              <w:rPr>
+                <w:b/>
+                <w:bCs/>
+              </w:rPr>
+              <w:t xml:space="preserve">persistence </w:t>
+            </w:r>
+          </w:p>
+        </w:tc>
+        <w:tc>
+          <w:tcPr>
+            <w:tcW w:w="1418" w:type="dxa"/>
+            <w:shd w:val="clear" w:color="auto" w:fill="1F3864"/>
+            <w:tcMar>
+              <w:top w:w="80" w:type="dxa"/>
+              <w:left w:w="100" w:type="dxa"/>
+              <w:bottom w:w="80" w:type="dxa"/>
+              <w:right w:w="100" w:type="dxa"/>
+            </w:tcMar>
+          </w:tcPr>
+          <w:p>
+            <w:r>
+              <w:rPr>
+                <w:b/>
+                <w:bCs/>
+              </w:rPr>
+              <w:t>References</w:t>
+            </w:r>
+          </w:p>
+        </w:tc>
+        <w:tc>
+          <w:tcPr>
+            <w:tcW w:w="1843" w:type="dxa"/>
+            <w:shd w:val="clear" w:color="auto" w:fill="1F3864"/>
+            <w:tcMar>
+              <w:top w:w="80" w:type="dxa"/>
+              <w:left w:w="100" w:type="dxa"/>
+              <w:bottom w:w="80" w:type="dxa"/>
+              <w:right w:w="100" w:type="dxa"/>
+            </w:tcMar>
+          </w:tcPr>
+          <w:p>
+            <w:r>
+              <w:rPr>
+                <w:b/>
+                <w:bCs/>
+              </w:rPr>
+              <w:t>Design / interface decision</w:t>
+            </w:r>
+          </w:p>
+        </w:tc>
+        <w:tc>
+          <w:tcPr>
+            <w:tcW w:w="2409" w:type="dxa"/>
+            <w:shd w:val="clear" w:color="auto" w:fill="1F3864"/>
+            <w:tcMar>
+              <w:top w:w="80" w:type="dxa"/>
+              <w:left w:w="100" w:type="dxa"/>
+              <w:bottom w:w="80" w:type="dxa"/>
+              <w:right w:w="100" w:type="dxa"/>
+            </w:tcMar>
+          </w:tcPr>
+          <w:p>
+            <w:r>
+              <w:rPr>
+                <w:b/>
+                <w:bCs/>
+              </w:rPr>
+              <w:t>the API boundary</w:t>
+            </w:r>
+          </w:p>
+        </w:tc>
+      </w:tr>
+      <w:tr>
+        <w:trPr>
+          <w:trHeight w:val="438"/>
+        </w:trPr>
+        <w:tc>
+          <w:tcPr>
+            <w:tcW w:w="668" w:type="dxa"/>
+            <w:tcMar>
+              <w:top w:w="80" w:type="dxa"/>
+              <w:left w:w="100" w:type="dxa"/>
+              <w:bottom w:w="80" w:type="dxa"/>
+              <w:right w:w="100" w:type="dxa"/>
+            </w:tcMar>
+          </w:tcPr>
+          <w:p>
+            <w:r>
+              <w:t>FR-001</w:t>
+            </w:r>
+          </w:p>
+        </w:tc>
+        <w:tc>
+          <w:tcPr>
+            <w:tcW w:w="1170" w:type="dxa"/>
+            <w:tcMar>
+              <w:top w:w="80" w:type="dxa"/>
+              <w:left w:w="100" w:type="dxa"/>
+              <w:bottom w:w="80" w:type="dxa"/>
+              <w:right w:w="100" w:type="dxa"/>
+            </w:tcMar>
+          </w:tcPr>
+          <w:p>
+            <w:r>
+              <w:t>ASR- Reliability</w:t>
+            </w:r>
+          </w:p>
+        </w:tc>
+        <w:tc>
+          <w:tcPr>
+            <w:tcW w:w="1418" w:type="dxa"/>
+            <w:tcMar>
+              <w:top w:w="80" w:type="dxa"/>
+              <w:left w:w="100" w:type="dxa"/>
+              <w:bottom w:w="80" w:type="dxa"/>
+              <w:right w:w="100" w:type="dxa"/>
+            </w:tcMar>
+          </w:tcPr>
+          <w:p/>
+        </w:tc>
+        <w:tc>
+          <w:tcPr>
+            <w:tcW w:w="1842" w:type="dxa"/>
+            <w:tcMar>
+              <w:top w:w="80" w:type="dxa"/>
+              <w:left w:w="100" w:type="dxa"/>
+              <w:bottom w:w="80" w:type="dxa"/>
+              <w:right w:w="100" w:type="dxa"/>
+            </w:tcMar>
+          </w:tcPr>
+          <w:p/>
+        </w:tc>
+        <w:tc>
+          <w:tcPr>
+            <w:tcW w:w="1418" w:type="dxa"/>
+            <w:tcMar>
+              <w:top w:w="80" w:type="dxa"/>
+              <w:left w:w="100" w:type="dxa"/>
+              <w:bottom w:w="80" w:type="dxa"/>
+              <w:right w:w="100" w:type="dxa"/>
+            </w:tcMar>
+          </w:tcPr>
+          <w:p/>
+        </w:tc>
+        <w:tc>
+          <w:tcPr>
+            <w:tcW w:w="1843" w:type="dxa"/>
+            <w:tcMar>
+              <w:top w:w="80" w:type="dxa"/>
+              <w:left w:w="100" w:type="dxa"/>
+              <w:bottom w:w="80" w:type="dxa"/>
+              <w:right w:w="100" w:type="dxa"/>
+            </w:tcMar>
+          </w:tcPr>
+          <w:p/>
+        </w:tc>
+        <w:tc>
+          <w:tcPr>
+            <w:tcW w:w="2409" w:type="dxa"/>
+            <w:tcMar>
+              <w:top w:w="80" w:type="dxa"/>
+              <w:left w:w="100" w:type="dxa"/>
+              <w:bottom w:w="80" w:type="dxa"/>
+              <w:right w:w="100" w:type="dxa"/>
+            </w:tcMar>
+          </w:tcPr>
+          <w:p/>
+        </w:tc>
+      </w:tr>
+      <w:tr>
+        <w:trPr>
+          <w:trHeight w:val="404"/>
+        </w:trPr>
+        <w:tc>
+          <w:tcPr>
+            <w:tcW w:w="668" w:type="dxa"/>
+            <w:tcMar>
+              <w:top w:w="80" w:type="dxa"/>
+              <w:left w:w="100" w:type="dxa"/>
+              <w:bottom w:w="80" w:type="dxa"/>
+              <w:right w:w="100" w:type="dxa"/>
+            </w:tcMar>
+          </w:tcPr>
+          <w:p>
+            <w:r>
+              <w:t>FR-002</w:t>
+            </w:r>
+          </w:p>
+        </w:tc>
+        <w:tc>
+          <w:tcPr>
+            <w:tcW w:w="1170" w:type="dxa"/>
+            <w:tcMar>
+              <w:top w:w="80" w:type="dxa"/>
+              <w:left w:w="100" w:type="dxa"/>
+              <w:bottom w:w="80" w:type="dxa"/>
+              <w:right w:w="100" w:type="dxa"/>
+            </w:tcMar>
+          </w:tcPr>
+          <w:p/>
+        </w:tc>
+        <w:tc>
+          <w:tcPr>
+            <w:tcW w:w="1418" w:type="dxa"/>
+            <w:tcMar>
+              <w:top w:w="80" w:type="dxa"/>
+              <w:left w:w="100" w:type="dxa"/>
+              <w:bottom w:w="80" w:type="dxa"/>
+              <w:right w:w="100" w:type="dxa"/>
+            </w:tcMar>
+          </w:tcPr>
+          <w:p/>
+        </w:tc>
+        <w:tc>
+          <w:tcPr>
+            <w:tcW w:w="1842" w:type="dxa"/>
+            <w:tcMar>
+              <w:top w:w="80" w:type="dxa"/>
+              <w:left w:w="100" w:type="dxa"/>
+              <w:bottom w:w="80" w:type="dxa"/>
+              <w:right w:w="100" w:type="dxa"/>
+            </w:tcMar>
+          </w:tcPr>
+          <w:p/>
+        </w:tc>
+        <w:tc>
+          <w:tcPr>
+            <w:tcW w:w="1418" w:type="dxa"/>
+            <w:tcMar>
+              <w:top w:w="80" w:type="dxa"/>
+              <w:left w:w="100" w:type="dxa"/>
+              <w:bottom w:w="80" w:type="dxa"/>
+              <w:right w:w="100" w:type="dxa"/>
+            </w:tcMar>
+          </w:tcPr>
+          <w:p/>
+        </w:tc>
+        <w:tc>
+          <w:tcPr>
+            <w:tcW w:w="1843" w:type="dxa"/>
+            <w:tcMar>
+              <w:top w:w="80" w:type="dxa"/>
+              <w:left w:w="100" w:type="dxa"/>
+              <w:bottom w:w="80" w:type="dxa"/>
+              <w:right w:w="100" w:type="dxa"/>
+            </w:tcMar>
+          </w:tcPr>
+          <w:p/>
+        </w:tc>
+        <w:tc>
+          <w:tcPr>
+            <w:tcW w:w="2409" w:type="dxa"/>
+            <w:tcMar>
+              <w:top w:w="80" w:type="dxa"/>
+              <w:left w:w="100" w:type="dxa"/>
+              <w:bottom w:w="80" w:type="dxa"/>
+              <w:right w:w="100" w:type="dxa"/>
+            </w:tcMar>
+          </w:tcPr>
+          <w:p/>
+        </w:tc>
+      </w:tr>
+      <w:tr>
+        <w:trPr>
+          <w:trHeight w:val="398"/>
+        </w:trPr>
+        <w:tc>
+          <w:tcPr>
+            <w:tcW w:w="668" w:type="dxa"/>
+            <w:tcMar>
+              <w:top w:w="80" w:type="dxa"/>
+              <w:left w:w="100" w:type="dxa"/>
+              <w:bottom w:w="80" w:type="dxa"/>
+              <w:right w:w="100" w:type="dxa"/>
+            </w:tcMar>
+          </w:tcPr>
+          <w:p>
+            <w:r>
+              <w:t>FR-003</w:t>
+            </w:r>
+          </w:p>
+        </w:tc>
+        <w:tc>
+          <w:tcPr>
+            <w:tcW w:w="1170" w:type="dxa"/>
+            <w:tcMar>
+              <w:top w:w="80" w:type="dxa"/>
+              <w:left w:w="100" w:type="dxa"/>
+              <w:bottom w:w="80" w:type="dxa"/>
+              <w:right w:w="100" w:type="dxa"/>
+            </w:tcMar>
+          </w:tcPr>
+          <w:p/>
+        </w:tc>
+        <w:tc>
+          <w:tcPr>
+            <w:tcW w:w="1418" w:type="dxa"/>
+            <w:tcMar>
+              <w:top w:w="80" w:type="dxa"/>
+              <w:left w:w="100" w:type="dxa"/>
+              <w:bottom w:w="80" w:type="dxa"/>
+              <w:right w:w="100" w:type="dxa"/>
+            </w:tcMar>
+          </w:tcPr>
+          <w:p/>
+        </w:tc>
+        <w:tc>
+          <w:tcPr>
+            <w:tcW w:w="1842" w:type="dxa"/>
+            <w:tcMar>
+              <w:top w:w="80" w:type="dxa"/>
+              <w:left w:w="100" w:type="dxa"/>
+              <w:bottom w:w="80" w:type="dxa"/>
+              <w:right w:w="100" w:type="dxa"/>
+            </w:tcMar>
+          </w:tcPr>
+          <w:p/>
+        </w:tc>
+        <w:tc>
+          <w:tcPr>
+            <w:tcW w:w="1418" w:type="dxa"/>
+            <w:tcMar>
+              <w:top w:w="80" w:type="dxa"/>
+              <w:left w:w="100" w:type="dxa"/>
+              <w:bottom w:w="80" w:type="dxa"/>
+              <w:right w:w="100" w:type="dxa"/>
+            </w:tcMar>
+          </w:tcPr>
+          <w:p/>
+        </w:tc>
+        <w:tc>
+          <w:tcPr>
+            <w:tcW w:w="1843" w:type="dxa"/>
+            <w:tcMar>
+              <w:top w:w="80" w:type="dxa"/>
+              <w:left w:w="100" w:type="dxa"/>
+              <w:bottom w:w="80" w:type="dxa"/>
+              <w:right w:w="100" w:type="dxa"/>
+            </w:tcMar>
+          </w:tcPr>
+          <w:p/>
+        </w:tc>
+        <w:tc>
+          <w:tcPr>
+            <w:tcW w:w="2409" w:type="dxa"/>
+            <w:tcMar>
+              <w:top w:w="80" w:type="dxa"/>
+              <w:left w:w="100" w:type="dxa"/>
+              <w:bottom w:w="80" w:type="dxa"/>
+              <w:right w:w="100" w:type="dxa"/>
+            </w:tcMar>
+          </w:tcPr>
+          <w:p/>
+        </w:tc>
+      </w:tr>
+      <w:tr>
+        <w:trPr>
+          <w:trHeight w:val="406"/>
+        </w:trPr>
+        <w:tc>
+          <w:tcPr>
+            <w:tcW w:w="668" w:type="dxa"/>
+            <w:tcMar>
+              <w:top w:w="80" w:type="dxa"/>
+              <w:left w:w="100" w:type="dxa"/>
+              <w:bottom w:w="80" w:type="dxa"/>
+              <w:right w:w="100" w:type="dxa"/>
+            </w:tcMar>
+          </w:tcPr>
+          <w:p>
+            <w:r>
+              <w:t>FR-00</w:t>
+            </w:r>
+            <w:r>
+              <w:t>4</w:t>
+            </w:r>
+          </w:p>
+        </w:tc>
+        <w:tc>
+          <w:tcPr>
+            <w:tcW w:w="1170" w:type="dxa"/>
+            <w:tcMar>
+              <w:top w:w="80" w:type="dxa"/>
+              <w:left w:w="100" w:type="dxa"/>
+              <w:bottom w:w="80" w:type="dxa"/>
+              <w:right w:w="100" w:type="dxa"/>
+            </w:tcMar>
+          </w:tcPr>
+          <w:p/>
+        </w:tc>
+        <w:tc>
+          <w:tcPr>
+            <w:tcW w:w="1418" w:type="dxa"/>
+            <w:tcMar>
+              <w:top w:w="80" w:type="dxa"/>
+              <w:left w:w="100" w:type="dxa"/>
+              <w:bottom w:w="80" w:type="dxa"/>
+              <w:right w:w="100" w:type="dxa"/>
+            </w:tcMar>
+          </w:tcPr>
+          <w:p/>
+        </w:tc>
+        <w:tc>
+          <w:tcPr>
+            <w:tcW w:w="1842" w:type="dxa"/>
+            <w:tcMar>
+              <w:top w:w="80" w:type="dxa"/>
+              <w:left w:w="100" w:type="dxa"/>
+              <w:bottom w:w="80" w:type="dxa"/>
+              <w:right w:w="100" w:type="dxa"/>
+            </w:tcMar>
+          </w:tcPr>
+          <w:p/>
+        </w:tc>
+        <w:tc>
+          <w:tcPr>
+            <w:tcW w:w="1418" w:type="dxa"/>
+            <w:tcMar>
+              <w:top w:w="80" w:type="dxa"/>
+              <w:left w:w="100" w:type="dxa"/>
+              <w:bottom w:w="80" w:type="dxa"/>
+              <w:right w:w="100" w:type="dxa"/>
+            </w:tcMar>
+          </w:tcPr>
+          <w:p/>
+        </w:tc>
+        <w:tc>
+          <w:tcPr>
+            <w:tcW w:w="1843" w:type="dxa"/>
+            <w:tcMar>
+              <w:top w:w="80" w:type="dxa"/>
+              <w:left w:w="100" w:type="dxa"/>
+              <w:bottom w:w="80" w:type="dxa"/>
+              <w:right w:w="100" w:type="dxa"/>
+            </w:tcMar>
+          </w:tcPr>
+          <w:p/>
+        </w:tc>
+        <w:tc>
+          <w:tcPr>
+            <w:tcW w:w="2409" w:type="dxa"/>
+            <w:tcMar>
+              <w:top w:w="80" w:type="dxa"/>
+              <w:left w:w="100" w:type="dxa"/>
+              <w:bottom w:w="80" w:type="dxa"/>
+              <w:right w:w="100" w:type="dxa"/>
+            </w:tcMar>
+          </w:tcPr>
+          <w:p/>
+        </w:tc>
+      </w:tr>
+      <w:tr>
+        <w:trPr>
+          <w:trHeight w:val="404"/>
+        </w:trPr>
+        <w:tc>
+          <w:tcPr>
+            <w:tcW w:w="668" w:type="dxa"/>
+            <w:tcMar>
+              <w:top w:w="80" w:type="dxa"/>
+              <w:left w:w="100" w:type="dxa"/>
+              <w:bottom w:w="80" w:type="dxa"/>
+              <w:right w:w="100" w:type="dxa"/>
+            </w:tcMar>
+          </w:tcPr>
+          <w:p>
+            <w:r>
+              <w:t>FR-00</w:t>
+            </w:r>
+            <w:r>
+              <w:t>5</w:t>
+            </w:r>
+          </w:p>
+        </w:tc>
+        <w:tc>
+          <w:tcPr>
+            <w:tcW w:w="1170" w:type="dxa"/>
+            <w:tcMar>
+              <w:top w:w="80" w:type="dxa"/>
+              <w:left w:w="100" w:type="dxa"/>
+              <w:bottom w:w="80" w:type="dxa"/>
+              <w:right w:w="100" w:type="dxa"/>
+            </w:tcMar>
+          </w:tcPr>
+          <w:p/>
+        </w:tc>
+        <w:tc>
+          <w:tcPr>
+            <w:tcW w:w="1418" w:type="dxa"/>
+            <w:tcMar>
+              <w:top w:w="80" w:type="dxa"/>
+              <w:left w:w="100" w:type="dxa"/>
+              <w:bottom w:w="80" w:type="dxa"/>
+              <w:right w:w="100" w:type="dxa"/>
+            </w:tcMar>
+          </w:tcPr>
+          <w:p/>
+        </w:tc>
+        <w:tc>
+          <w:tcPr>
+            <w:tcW w:w="1842" w:type="dxa"/>
+            <w:tcMar>
+              <w:top w:w="80" w:type="dxa"/>
+              <w:left w:w="100" w:type="dxa"/>
+              <w:bottom w:w="80" w:type="dxa"/>
+              <w:right w:w="100" w:type="dxa"/>
+            </w:tcMar>
+          </w:tcPr>
+          <w:p/>
+        </w:tc>
+        <w:tc>
+          <w:tcPr>
+            <w:tcW w:w="1418" w:type="dxa"/>
+            <w:tcMar>
+              <w:top w:w="80" w:type="dxa"/>
+              <w:left w:w="100" w:type="dxa"/>
+              <w:bottom w:w="80" w:type="dxa"/>
+              <w:right w:w="100" w:type="dxa"/>
+            </w:tcMar>
+          </w:tcPr>
+          <w:p/>
+        </w:tc>
+        <w:tc>
+          <w:tcPr>
+            <w:tcW w:w="1843" w:type="dxa"/>
+            <w:tcMar>
+              <w:top w:w="80" w:type="dxa"/>
+              <w:left w:w="100" w:type="dxa"/>
+              <w:bottom w:w="80" w:type="dxa"/>
+              <w:right w:w="100" w:type="dxa"/>
+            </w:tcMar>
+          </w:tcPr>
+          <w:p/>
+        </w:tc>
+        <w:tc>
+          <w:tcPr>
+            <w:tcW w:w="2409" w:type="dxa"/>
+            <w:tcMar>
+              <w:top w:w="80" w:type="dxa"/>
+              <w:left w:w="100" w:type="dxa"/>
+              <w:bottom w:w="80" w:type="dxa"/>
+              <w:right w:w="100" w:type="dxa"/>
+            </w:tcMar>
+          </w:tcPr>
+          <w:p/>
+        </w:tc>
+      </w:tr>
+      <w:tr>
+        <w:trPr>
+          <w:trHeight w:val="384"/>
+        </w:trPr>
+        <w:tc>
+          <w:tcPr>
+            <w:tcW w:w="668" w:type="dxa"/>
+            <w:tcMar>
+              <w:top w:w="80" w:type="dxa"/>
+              <w:left w:w="100" w:type="dxa"/>
+              <w:bottom w:w="80" w:type="dxa"/>
+              <w:right w:w="100" w:type="dxa"/>
+            </w:tcMar>
+          </w:tcPr>
+          <w:p>
+            <w:r>
+              <w:t>FR-00</w:t>
+            </w:r>
+            <w:r>
+              <w:t>6</w:t>
+            </w:r>
+          </w:p>
+        </w:tc>
+        <w:tc>
+          <w:tcPr>
+            <w:tcW w:w="1170" w:type="dxa"/>
+            <w:tcMar>
+              <w:top w:w="80" w:type="dxa"/>
+              <w:left w:w="100" w:type="dxa"/>
+              <w:bottom w:w="80" w:type="dxa"/>
+              <w:right w:w="100" w:type="dxa"/>
+            </w:tcMar>
+          </w:tcPr>
+          <w:p/>
+        </w:tc>
+        <w:tc>
+          <w:tcPr>
+            <w:tcW w:w="1418" w:type="dxa"/>
+            <w:tcMar>
+              <w:top w:w="80" w:type="dxa"/>
+              <w:left w:w="100" w:type="dxa"/>
+              <w:bottom w:w="80" w:type="dxa"/>
+              <w:right w:w="100" w:type="dxa"/>
+            </w:tcMar>
+          </w:tcPr>
+          <w:p/>
+        </w:tc>
+        <w:tc>
+          <w:tcPr>
+            <w:tcW w:w="1842" w:type="dxa"/>
+            <w:tcMar>
+              <w:top w:w="80" w:type="dxa"/>
+              <w:left w:w="100" w:type="dxa"/>
+              <w:bottom w:w="80" w:type="dxa"/>
+              <w:right w:w="100" w:type="dxa"/>
+            </w:tcMar>
+          </w:tcPr>
+          <w:p/>
+        </w:tc>
+        <w:tc>
+          <w:tcPr>
+            <w:tcW w:w="1418" w:type="dxa"/>
+            <w:tcMar>
+              <w:top w:w="80" w:type="dxa"/>
+              <w:left w:w="100" w:type="dxa"/>
+              <w:bottom w:w="80" w:type="dxa"/>
+              <w:right w:w="100" w:type="dxa"/>
+            </w:tcMar>
+          </w:tcPr>
+          <w:p/>
+        </w:tc>
+        <w:tc>
+          <w:tcPr>
+            <w:tcW w:w="1843" w:type="dxa"/>
+            <w:tcMar>
+              <w:top w:w="80" w:type="dxa"/>
+              <w:left w:w="100" w:type="dxa"/>
+              <w:bottom w:w="80" w:type="dxa"/>
+              <w:right w:w="100" w:type="dxa"/>
+            </w:tcMar>
+          </w:tcPr>
+          <w:p/>
+        </w:tc>
+        <w:tc>
+          <w:tcPr>
+            <w:tcW w:w="2409" w:type="dxa"/>
+            <w:tcMar>
+              <w:top w:w="80" w:type="dxa"/>
+              <w:left w:w="100" w:type="dxa"/>
+              <w:bottom w:w="80" w:type="dxa"/>
+              <w:right w:w="100" w:type="dxa"/>
+            </w:tcMar>
+          </w:tcPr>
+          <w:p/>
+        </w:tc>
+      </w:tr>
+      <w:tr>
+        <w:trPr>
+          <w:trHeight w:val="392"/>
+        </w:trPr>
+        <w:tc>
+          <w:tcPr>
+            <w:tcW w:w="668" w:type="dxa"/>
+            <w:tcMar>
+              <w:top w:w="80" w:type="dxa"/>
+              <w:left w:w="100" w:type="dxa"/>
+              <w:bottom w:w="80" w:type="dxa"/>
+              <w:right w:w="100" w:type="dxa"/>
+            </w:tcMar>
+          </w:tcPr>
+          <w:p>
+            <w:r>
+              <w:t>FR-00</w:t>
+            </w:r>
+            <w:r>
+              <w:t>7</w:t>
+            </w:r>
+          </w:p>
+        </w:tc>
+        <w:tc>
+          <w:tcPr>
+            <w:tcW w:w="1170" w:type="dxa"/>
+            <w:tcMar>
+              <w:top w:w="80" w:type="dxa"/>
+              <w:left w:w="100" w:type="dxa"/>
+              <w:bottom w:w="80" w:type="dxa"/>
+              <w:right w:w="100" w:type="dxa"/>
+            </w:tcMar>
+          </w:tcPr>
+          <w:p/>
+        </w:tc>
+        <w:tc>
+          <w:tcPr>
+            <w:tcW w:w="1418" w:type="dxa"/>
+            <w:tcMar>
+              <w:top w:w="80" w:type="dxa"/>
+              <w:left w:w="100" w:type="dxa"/>
+              <w:bottom w:w="80" w:type="dxa"/>
+              <w:right w:w="100" w:type="dxa"/>
+            </w:tcMar>
+          </w:tcPr>
+          <w:p/>
+        </w:tc>
+        <w:tc>
+          <w:tcPr>
+            <w:tcW w:w="1842" w:type="dxa"/>
+            <w:tcMar>
+              <w:top w:w="80" w:type="dxa"/>
+              <w:left w:w="100" w:type="dxa"/>
+              <w:bottom w:w="80" w:type="dxa"/>
+              <w:right w:w="100" w:type="dxa"/>
+            </w:tcMar>
+          </w:tcPr>
+          <w:p/>
+        </w:tc>
+        <w:tc>
+          <w:tcPr>
+            <w:tcW w:w="1418" w:type="dxa"/>
+            <w:tcMar>
+              <w:top w:w="80" w:type="dxa"/>
+              <w:left w:w="100" w:type="dxa"/>
+              <w:bottom w:w="80" w:type="dxa"/>
+              <w:right w:w="100" w:type="dxa"/>
+            </w:tcMar>
+          </w:tcPr>
+          <w:p/>
+        </w:tc>
+        <w:tc>
+          <w:tcPr>
+            <w:tcW w:w="1843" w:type="dxa"/>
+            <w:tcMar>
+              <w:top w:w="80" w:type="dxa"/>
+              <w:left w:w="100" w:type="dxa"/>
+              <w:bottom w:w="80" w:type="dxa"/>
+              <w:right w:w="100" w:type="dxa"/>
+            </w:tcMar>
+          </w:tcPr>
+          <w:p/>
+        </w:tc>
+        <w:tc>
+          <w:tcPr>
+            <w:tcW w:w="2409" w:type="dxa"/>
+            <w:tcMar>
+              <w:top w:w="80" w:type="dxa"/>
+              <w:left w:w="100" w:type="dxa"/>
+              <w:bottom w:w="80" w:type="dxa"/>
+              <w:right w:w="100" w:type="dxa"/>
+            </w:tcMar>
+          </w:tcPr>
+          <w:p/>
+        </w:tc>
+      </w:tr>
+      <w:tr>
+        <w:trPr>
+          <w:trHeight w:val="392"/>
+        </w:trPr>
+        <w:tc>
+          <w:tcPr>
+            <w:tcW w:w="668" w:type="dxa"/>
+            <w:tcMar>
+              <w:top w:w="80" w:type="dxa"/>
+              <w:left w:w="100" w:type="dxa"/>
+              <w:bottom w:w="80" w:type="dxa"/>
+              <w:right w:w="100" w:type="dxa"/>
+            </w:tcMar>
+          </w:tcPr>
+          <w:p>
+            <w:r>
+              <w:t>FR-00</w:t>
+            </w:r>
+            <w:r>
+              <w:t>8</w:t>
+            </w:r>
+          </w:p>
+        </w:tc>
+        <w:tc>
+          <w:tcPr>
+            <w:tcW w:w="1170" w:type="dxa"/>
+            <w:tcMar>
+              <w:top w:w="80" w:type="dxa"/>
+              <w:left w:w="100" w:type="dxa"/>
+              <w:bottom w:w="80" w:type="dxa"/>
+              <w:right w:w="100" w:type="dxa"/>
+            </w:tcMar>
+          </w:tcPr>
+          <w:p/>
+        </w:tc>
+        <w:tc>
+          <w:tcPr>
+            <w:tcW w:w="1418" w:type="dxa"/>
+            <w:tcMar>
+              <w:top w:w="80" w:type="dxa"/>
+              <w:left w:w="100" w:type="dxa"/>
+              <w:bottom w:w="80" w:type="dxa"/>
+              <w:right w:w="100" w:type="dxa"/>
+            </w:tcMar>
+          </w:tcPr>
+          <w:p/>
+        </w:tc>
+        <w:tc>
+          <w:tcPr>
+            <w:tcW w:w="1842" w:type="dxa"/>
+            <w:tcMar>
+              <w:top w:w="80" w:type="dxa"/>
+              <w:left w:w="100" w:type="dxa"/>
+              <w:bottom w:w="80" w:type="dxa"/>
+              <w:right w:w="100" w:type="dxa"/>
+            </w:tcMar>
+          </w:tcPr>
+          <w:p/>
+        </w:tc>
+        <w:tc>
+          <w:tcPr>
+            <w:tcW w:w="1418" w:type="dxa"/>
+            <w:tcMar>
+              <w:top w:w="80" w:type="dxa"/>
+              <w:left w:w="100" w:type="dxa"/>
+              <w:bottom w:w="80" w:type="dxa"/>
+              <w:right w:w="100" w:type="dxa"/>
+            </w:tcMar>
+          </w:tcPr>
+          <w:p/>
+        </w:tc>
+        <w:tc>
+          <w:tcPr>
+            <w:tcW w:w="1843" w:type="dxa"/>
+            <w:tcMar>
+              <w:top w:w="80" w:type="dxa"/>
+              <w:left w:w="100" w:type="dxa"/>
+              <w:bottom w:w="80" w:type="dxa"/>
+              <w:right w:w="100" w:type="dxa"/>
+            </w:tcMar>
+          </w:tcPr>
+          <w:p/>
+        </w:tc>
+        <w:tc>
+          <w:tcPr>
+            <w:tcW w:w="2409" w:type="dxa"/>
+            <w:tcMar>
+              <w:top w:w="80" w:type="dxa"/>
+              <w:left w:w="100" w:type="dxa"/>
+              <w:bottom w:w="80" w:type="dxa"/>
+              <w:right w:w="100" w:type="dxa"/>
+            </w:tcMar>
+          </w:tcPr>
+          <w:p/>
+        </w:tc>
+      </w:tr>
+      <w:tr>
+        <w:trPr>
+          <w:trHeight w:val="392"/>
+        </w:trPr>
+        <w:tc>
+          <w:tcPr>
+            <w:tcW w:w="668" w:type="dxa"/>
+            <w:tcMar>
+              <w:top w:w="80" w:type="dxa"/>
+              <w:left w:w="100" w:type="dxa"/>
+              <w:bottom w:w="80" w:type="dxa"/>
+              <w:right w:w="100" w:type="dxa"/>
+            </w:tcMar>
+          </w:tcPr>
+          <w:p>
+            <w:r>
+              <w:t>FR-00</w:t>
+            </w:r>
+            <w:r>
+              <w:t>9</w:t>
+            </w:r>
+          </w:p>
+        </w:tc>
+        <w:tc>
+          <w:tcPr>
+            <w:tcW w:w="1170" w:type="dxa"/>
+            <w:tcMar>
+              <w:top w:w="80" w:type="dxa"/>
+              <w:left w:w="100" w:type="dxa"/>
+              <w:bottom w:w="80" w:type="dxa"/>
+              <w:right w:w="100" w:type="dxa"/>
+            </w:tcMar>
+          </w:tcPr>
+          <w:p/>
+        </w:tc>
+        <w:tc>
+          <w:tcPr>
+            <w:tcW w:w="1418" w:type="dxa"/>
+            <w:tcMar>
+              <w:top w:w="80" w:type="dxa"/>
+              <w:left w:w="100" w:type="dxa"/>
+              <w:bottom w:w="80" w:type="dxa"/>
+              <w:right w:w="100" w:type="dxa"/>
+            </w:tcMar>
+          </w:tcPr>
+          <w:p/>
+        </w:tc>
+        <w:tc>
+          <w:tcPr>
+            <w:tcW w:w="1842" w:type="dxa"/>
+            <w:tcMar>
+              <w:top w:w="80" w:type="dxa"/>
+              <w:left w:w="100" w:type="dxa"/>
+              <w:bottom w:w="80" w:type="dxa"/>
+              <w:right w:w="100" w:type="dxa"/>
+            </w:tcMar>
+          </w:tcPr>
+          <w:p/>
+        </w:tc>
+        <w:tc>
+          <w:tcPr>
+            <w:tcW w:w="1418" w:type="dxa"/>
+            <w:tcMar>
+              <w:top w:w="80" w:type="dxa"/>
+              <w:left w:w="100" w:type="dxa"/>
+              <w:bottom w:w="80" w:type="dxa"/>
+              <w:right w:w="100" w:type="dxa"/>
+            </w:tcMar>
+          </w:tcPr>
+          <w:p/>
+        </w:tc>
+        <w:tc>
+          <w:tcPr>
+            <w:tcW w:w="1843" w:type="dxa"/>
+            <w:tcMar>
+              <w:top w:w="80" w:type="dxa"/>
+              <w:left w:w="100" w:type="dxa"/>
+              <w:bottom w:w="80" w:type="dxa"/>
+              <w:right w:w="100" w:type="dxa"/>
+            </w:tcMar>
+          </w:tcPr>
+          <w:p/>
+        </w:tc>
+        <w:tc>
+          <w:tcPr>
+            <w:tcW w:w="2409" w:type="dxa"/>
+            <w:tcMar>
+              <w:top w:w="80" w:type="dxa"/>
+              <w:left w:w="100" w:type="dxa"/>
+              <w:bottom w:w="80" w:type="dxa"/>
+              <w:right w:w="100" w:type="dxa"/>
+            </w:tcMar>
+          </w:tcPr>
+          <w:p/>
+        </w:tc>
+      </w:tr>
+      <w:tr>
+        <w:trPr>
+          <w:trHeight w:val="392"/>
+        </w:trPr>
+        <w:tc>
+          <w:tcPr>
+            <w:tcW w:w="668" w:type="dxa"/>
+            <w:tcMar>
+              <w:top w:w="80" w:type="dxa"/>
+              <w:left w:w="100" w:type="dxa"/>
+              <w:bottom w:w="80" w:type="dxa"/>
+              <w:right w:w="100" w:type="dxa"/>
+            </w:tcMar>
+          </w:tcPr>
+          <w:p>
+            <w:r>
+              <w:t>FR-0</w:t>
+            </w:r>
+            <w:r>
+              <w:t>10</w:t>
+            </w:r>
+          </w:p>
+        </w:tc>
+        <w:tc>
+          <w:tcPr>
+            <w:tcW w:w="1170" w:type="dxa"/>
+            <w:tcMar>
+              <w:top w:w="80" w:type="dxa"/>
+              <w:left w:w="100" w:type="dxa"/>
+              <w:bottom w:w="80" w:type="dxa"/>
+              <w:right w:w="100" w:type="dxa"/>
+            </w:tcMar>
+          </w:tcPr>
+          <w:p/>
+        </w:tc>
+        <w:tc>
+          <w:tcPr>
+            <w:tcW w:w="1418" w:type="dxa"/>
+            <w:tcMar>
+              <w:top w:w="80" w:type="dxa"/>
+              <w:left w:w="100" w:type="dxa"/>
+              <w:bottom w:w="80" w:type="dxa"/>
+              <w:right w:w="100" w:type="dxa"/>
+            </w:tcMar>
+          </w:tcPr>
+          <w:p/>
+        </w:tc>
+        <w:tc>
+          <w:tcPr>
+            <w:tcW w:w="1842" w:type="dxa"/>
+            <w:tcMar>
+              <w:top w:w="80" w:type="dxa"/>
+              <w:left w:w="100" w:type="dxa"/>
+              <w:bottom w:w="80" w:type="dxa"/>
+              <w:right w:w="100" w:type="dxa"/>
+            </w:tcMar>
+          </w:tcPr>
+          <w:p/>
+        </w:tc>
+        <w:tc>
+          <w:tcPr>
+            <w:tcW w:w="1418" w:type="dxa"/>
+            <w:tcMar>
+              <w:top w:w="80" w:type="dxa"/>
+              <w:left w:w="100" w:type="dxa"/>
+              <w:bottom w:w="80" w:type="dxa"/>
+              <w:right w:w="100" w:type="dxa"/>
+            </w:tcMar>
+          </w:tcPr>
+          <w:p/>
+        </w:tc>
+        <w:tc>
+          <w:tcPr>
+            <w:tcW w:w="1843" w:type="dxa"/>
+            <w:tcMar>
+              <w:top w:w="80" w:type="dxa"/>
+              <w:left w:w="100" w:type="dxa"/>
+              <w:bottom w:w="80" w:type="dxa"/>
+              <w:right w:w="100" w:type="dxa"/>
+            </w:tcMar>
+          </w:tcPr>
+          <w:p/>
+        </w:tc>
+        <w:tc>
+          <w:tcPr>
+            <w:tcW w:w="2409" w:type="dxa"/>
+            <w:tcMar>
+              <w:top w:w="80" w:type="dxa"/>
+              <w:left w:w="100" w:type="dxa"/>
+              <w:bottom w:w="80" w:type="dxa"/>
+              <w:right w:w="100" w:type="dxa"/>
+            </w:tcMar>
+          </w:tcPr>
+          <w:p/>
+        </w:tc>
+      </w:tr>
+      <w:tr>
+        <w:trPr>
+          <w:trHeight w:val="392"/>
+        </w:trPr>
+        <w:tc>
+          <w:tcPr>
+            <w:tcW w:w="668" w:type="dxa"/>
+            <w:tcMar>
+              <w:top w:w="80" w:type="dxa"/>
+              <w:left w:w="100" w:type="dxa"/>
+              <w:bottom w:w="80" w:type="dxa"/>
+              <w:right w:w="100" w:type="dxa"/>
+            </w:tcMar>
+          </w:tcPr>
+          <w:p>
+            <w:r>
+              <w:t>FR-0</w:t>
+            </w:r>
+            <w:r>
+              <w:t>11</w:t>
+            </w:r>
+          </w:p>
+        </w:tc>
+        <w:tc>
+          <w:tcPr>
+            <w:tcW w:w="1170" w:type="dxa"/>
+            <w:tcMar>
+              <w:top w:w="80" w:type="dxa"/>
+              <w:left w:w="100" w:type="dxa"/>
+              <w:bottom w:w="80" w:type="dxa"/>
+              <w:right w:w="100" w:type="dxa"/>
+            </w:tcMar>
+          </w:tcPr>
+          <w:p/>
+        </w:tc>
+        <w:tc>
+          <w:tcPr>
+            <w:tcW w:w="1418" w:type="dxa"/>
+            <w:tcMar>
+              <w:top w:w="80" w:type="dxa"/>
+              <w:left w:w="100" w:type="dxa"/>
+              <w:bottom w:w="80" w:type="dxa"/>
+              <w:right w:w="100" w:type="dxa"/>
+            </w:tcMar>
+          </w:tcPr>
+          <w:p/>
+        </w:tc>
+        <w:tc>
+          <w:tcPr>
+            <w:tcW w:w="1842" w:type="dxa"/>
+            <w:tcMar>
+              <w:top w:w="80" w:type="dxa"/>
+              <w:left w:w="100" w:type="dxa"/>
+              <w:bottom w:w="80" w:type="dxa"/>
+              <w:right w:w="100" w:type="dxa"/>
+            </w:tcMar>
+          </w:tcPr>
+          <w:p/>
+        </w:tc>
+        <w:tc>
+          <w:tcPr>
+            <w:tcW w:w="1418" w:type="dxa"/>
+            <w:tcMar>
+              <w:top w:w="80" w:type="dxa"/>
+              <w:left w:w="100" w:type="dxa"/>
+              <w:bottom w:w="80" w:type="dxa"/>
+              <w:right w:w="100" w:type="dxa"/>
+            </w:tcMar>
+          </w:tcPr>
+          <w:p/>
+        </w:tc>
+        <w:tc>
+          <w:tcPr>
+            <w:tcW w:w="1843" w:type="dxa"/>
+            <w:tcMar>
+              <w:top w:w="80" w:type="dxa"/>
+              <w:left w:w="100" w:type="dxa"/>
+              <w:bottom w:w="80" w:type="dxa"/>
+              <w:right w:w="100" w:type="dxa"/>
+            </w:tcMar>
+          </w:tcPr>
+          <w:p/>
+        </w:tc>
+        <w:tc>
+          <w:tcPr>
+            <w:tcW w:w="2409" w:type="dxa"/>
+            <w:tcMar>
+              <w:top w:w="80" w:type="dxa"/>
+              <w:left w:w="100" w:type="dxa"/>
+              <w:bottom w:w="80" w:type="dxa"/>
+              <w:right w:w="100" w:type="dxa"/>
+            </w:tcMar>
+          </w:tcPr>
+          <w:p/>
+        </w:tc>
+      </w:tr>
+      <w:tr>
+        <w:trPr>
+          <w:trHeight w:val="392"/>
+        </w:trPr>
+        <w:tc>
+          <w:tcPr>
+            <w:tcW w:w="668" w:type="dxa"/>
+            <w:tcMar>
+              <w:top w:w="80" w:type="dxa"/>
+              <w:left w:w="100" w:type="dxa"/>
+              <w:bottom w:w="80" w:type="dxa"/>
+              <w:right w:w="100" w:type="dxa"/>
+            </w:tcMar>
+          </w:tcPr>
+          <w:p>
+            <w:r>
+              <w:t>FR-0</w:t>
+            </w:r>
+            <w:r>
+              <w:t>12</w:t>
+            </w:r>
+          </w:p>
+        </w:tc>
+        <w:tc>
+          <w:tcPr>
+            <w:tcW w:w="1170" w:type="dxa"/>
+            <w:tcMar>
+              <w:top w:w="80" w:type="dxa"/>
+              <w:left w:w="100" w:type="dxa"/>
+              <w:bottom w:w="80" w:type="dxa"/>
+              <w:right w:w="100" w:type="dxa"/>
+            </w:tcMar>
+          </w:tcPr>
+          <w:p/>
+        </w:tc>
+        <w:tc>
+          <w:tcPr>
+            <w:tcW w:w="1418" w:type="dxa"/>
+            <w:tcMar>
+              <w:top w:w="80" w:type="dxa"/>
+              <w:left w:w="100" w:type="dxa"/>
+              <w:bottom w:w="80" w:type="dxa"/>
+              <w:right w:w="100" w:type="dxa"/>
+            </w:tcMar>
+          </w:tcPr>
+          <w:p/>
+        </w:tc>
+        <w:tc>
+          <w:tcPr>
+            <w:tcW w:w="1842" w:type="dxa"/>
+            <w:tcMar>
+              <w:top w:w="80" w:type="dxa"/>
+              <w:left w:w="100" w:type="dxa"/>
+              <w:bottom w:w="80" w:type="dxa"/>
+              <w:right w:w="100" w:type="dxa"/>
+            </w:tcMar>
+          </w:tcPr>
+          <w:p/>
+        </w:tc>
+        <w:tc>
+          <w:tcPr>
+            <w:tcW w:w="1418" w:type="dxa"/>
+            <w:tcMar>
+              <w:top w:w="80" w:type="dxa"/>
+              <w:left w:w="100" w:type="dxa"/>
+              <w:bottom w:w="80" w:type="dxa"/>
+              <w:right w:w="100" w:type="dxa"/>
+            </w:tcMar>
+          </w:tcPr>
+          <w:p/>
+        </w:tc>
+        <w:tc>
+          <w:tcPr>
+            <w:tcW w:w="1843" w:type="dxa"/>
+            <w:tcMar>
+              <w:top w:w="80" w:type="dxa"/>
+              <w:left w:w="100" w:type="dxa"/>
+              <w:bottom w:w="80" w:type="dxa"/>
+              <w:right w:w="100" w:type="dxa"/>
+            </w:tcMar>
+          </w:tcPr>
+          <w:p/>
+        </w:tc>
+        <w:tc>
+          <w:tcPr>
+            <w:tcW w:w="2409" w:type="dxa"/>
+            <w:tcMar>
+              <w:top w:w="80" w:type="dxa"/>
+              <w:left w:w="100" w:type="dxa"/>
+              <w:bottom w:w="80" w:type="dxa"/>
+              <w:right w:w="100" w:type="dxa"/>
+            </w:tcMar>
+          </w:tcPr>
+          <w:p/>
+        </w:tc>
+      </w:tr>
+      <w:tr>
+        <w:trPr>
+          <w:trHeight w:val="392"/>
+        </w:trPr>
+        <w:tc>
+          <w:tcPr>
+            <w:tcW w:w="668" w:type="dxa"/>
+            <w:tcMar>
+              <w:top w:w="80" w:type="dxa"/>
+              <w:left w:w="100" w:type="dxa"/>
+              <w:bottom w:w="80" w:type="dxa"/>
+              <w:right w:w="100" w:type="dxa"/>
+            </w:tcMar>
+          </w:tcPr>
+          <w:p>
+            <w:r>
+              <w:t>FR-0</w:t>
+            </w:r>
+            <w:r>
+              <w:t>13</w:t>
+            </w:r>
+          </w:p>
+        </w:tc>
+        <w:tc>
+          <w:tcPr>
+            <w:tcW w:w="1170" w:type="dxa"/>
+            <w:tcMar>
+              <w:top w:w="80" w:type="dxa"/>
+              <w:left w:w="100" w:type="dxa"/>
+              <w:bottom w:w="80" w:type="dxa"/>
+              <w:right w:w="100" w:type="dxa"/>
+            </w:tcMar>
+          </w:tcPr>
+          <w:p/>
+        </w:tc>
+        <w:tc>
+          <w:tcPr>
+            <w:tcW w:w="1418" w:type="dxa"/>
+            <w:tcMar>
+              <w:top w:w="80" w:type="dxa"/>
+              <w:left w:w="100" w:type="dxa"/>
+              <w:bottom w:w="80" w:type="dxa"/>
+              <w:right w:w="100" w:type="dxa"/>
+            </w:tcMar>
+          </w:tcPr>
+          <w:p/>
+        </w:tc>
+        <w:tc>
+          <w:tcPr>
+            <w:tcW w:w="1842" w:type="dxa"/>
+            <w:tcMar>
+              <w:top w:w="80" w:type="dxa"/>
+              <w:left w:w="100" w:type="dxa"/>
+              <w:bottom w:w="80" w:type="dxa"/>
+              <w:right w:w="100" w:type="dxa"/>
+            </w:tcMar>
+          </w:tcPr>
+          <w:p/>
+        </w:tc>
+        <w:tc>
+          <w:tcPr>
+            <w:tcW w:w="1418" w:type="dxa"/>
+            <w:tcMar>
+              <w:top w:w="80" w:type="dxa"/>
+              <w:left w:w="100" w:type="dxa"/>
+              <w:bottom w:w="80" w:type="dxa"/>
+              <w:right w:w="100" w:type="dxa"/>
+            </w:tcMar>
+          </w:tcPr>
+          <w:p/>
+        </w:tc>
+        <w:tc>
+          <w:tcPr>
+            <w:tcW w:w="1843" w:type="dxa"/>
+            <w:tcMar>
+              <w:top w:w="80" w:type="dxa"/>
+              <w:left w:w="100" w:type="dxa"/>
+              <w:bottom w:w="80" w:type="dxa"/>
+              <w:right w:w="100" w:type="dxa"/>
+            </w:tcMar>
+          </w:tcPr>
+          <w:p/>
+        </w:tc>
+        <w:tc>
+          <w:tcPr>
+            <w:tcW w:w="2409" w:type="dxa"/>
+            <w:tcMar>
+              <w:top w:w="80" w:type="dxa"/>
+              <w:left w:w="100" w:type="dxa"/>
+              <w:bottom w:w="80" w:type="dxa"/>
+              <w:right w:w="100" w:type="dxa"/>
+            </w:tcMar>
+          </w:tcPr>
+          <w:p/>
+        </w:tc>
+      </w:tr>
+      <w:tr>
+        <w:trPr>
+          <w:trHeight w:val="392"/>
+        </w:trPr>
+        <w:tc>
+          <w:tcPr>
+            <w:tcW w:w="668" w:type="dxa"/>
+            <w:tcMar>
+              <w:top w:w="80" w:type="dxa"/>
+              <w:left w:w="100" w:type="dxa"/>
+              <w:bottom w:w="80" w:type="dxa"/>
+              <w:right w:w="100" w:type="dxa"/>
+            </w:tcMar>
+          </w:tcPr>
+          <w:p>
+            <w:r>
+              <w:t>FR-0</w:t>
+            </w:r>
+            <w:r>
+              <w:t>14</w:t>
+            </w:r>
+          </w:p>
+          <w:p/>
+        </w:tc>
+        <w:tc>
+          <w:tcPr>
+            <w:tcW w:w="1170" w:type="dxa"/>
+            <w:tcMar>
+              <w:top w:w="80" w:type="dxa"/>
+              <w:left w:w="100" w:type="dxa"/>
+              <w:bottom w:w="80" w:type="dxa"/>
+              <w:right w:w="100" w:type="dxa"/>
+            </w:tcMar>
+          </w:tcPr>
+          <w:p/>
+        </w:tc>
+        <w:tc>
+          <w:tcPr>
+            <w:tcW w:w="1418" w:type="dxa"/>
+            <w:tcMar>
+              <w:top w:w="80" w:type="dxa"/>
+              <w:left w:w="100" w:type="dxa"/>
+              <w:bottom w:w="80" w:type="dxa"/>
+              <w:right w:w="100" w:type="dxa"/>
+            </w:tcMar>
+          </w:tcPr>
+          <w:p/>
+        </w:tc>
+        <w:tc>
+          <w:tcPr>
+            <w:tcW w:w="1842" w:type="dxa"/>
+            <w:tcMar>
+              <w:top w:w="80" w:type="dxa"/>
+              <w:left w:w="100" w:type="dxa"/>
+              <w:bottom w:w="80" w:type="dxa"/>
+              <w:right w:w="100" w:type="dxa"/>
+            </w:tcMar>
+          </w:tcPr>
+          <w:p/>
+        </w:tc>
+        <w:tc>
+          <w:tcPr>
+            <w:tcW w:w="1418" w:type="dxa"/>
+            <w:tcMar>
+              <w:top w:w="80" w:type="dxa"/>
+              <w:left w:w="100" w:type="dxa"/>
+              <w:bottom w:w="80" w:type="dxa"/>
+              <w:right w:w="100" w:type="dxa"/>
+            </w:tcMar>
+          </w:tcPr>
+          <w:p/>
+        </w:tc>
+        <w:tc>
+          <w:tcPr>
+            <w:tcW w:w="1843" w:type="dxa"/>
+            <w:tcMar>
+              <w:top w:w="80" w:type="dxa"/>
+              <w:left w:w="100" w:type="dxa"/>
+              <w:bottom w:w="80" w:type="dxa"/>
+              <w:right w:w="100" w:type="dxa"/>
+            </w:tcMar>
+          </w:tcPr>
+          <w:p/>
+        </w:tc>
+        <w:tc>
+          <w:tcPr>
+            <w:tcW w:w="2409" w:type="dxa"/>
+            <w:tcMar>
+              <w:top w:w="80" w:type="dxa"/>
+              <w:left w:w="100" w:type="dxa"/>
+              <w:bottom w:w="80" w:type="dxa"/>
+              <w:right w:w="100" w:type="dxa"/>
+            </w:tcMar>
+          </w:tcPr>
+          <w:p/>
+        </w:tc>
+      </w:tr>
+      <w:tr>
+        <w:trPr>
+          <w:trHeight w:val="392"/>
+        </w:trPr>
+        <w:tc>
+          <w:tcPr>
+            <w:tcW w:w="668" w:type="dxa"/>
+            <w:tcMar>
+              <w:top w:w="80" w:type="dxa"/>
+              <w:left w:w="100" w:type="dxa"/>
+              <w:bottom w:w="80" w:type="dxa"/>
+              <w:right w:w="100" w:type="dxa"/>
+            </w:tcMar>
+          </w:tcPr>
+          <w:p>
+            <w:r>
+              <w:t>FR-0</w:t>
+            </w:r>
+            <w:r>
+              <w:t>15</w:t>
+            </w:r>
+          </w:p>
+        </w:tc>
+        <w:tc>
+          <w:tcPr>
+            <w:tcW w:w="1170" w:type="dxa"/>
+            <w:tcMar>
+              <w:top w:w="80" w:type="dxa"/>
+              <w:left w:w="100" w:type="dxa"/>
+              <w:bottom w:w="80" w:type="dxa"/>
+              <w:right w:w="100" w:type="dxa"/>
+            </w:tcMar>
+          </w:tcPr>
+          <w:p/>
+        </w:tc>
+        <w:tc>
+          <w:tcPr>
+            <w:tcW w:w="1418" w:type="dxa"/>
+            <w:tcMar>
+              <w:top w:w="80" w:type="dxa"/>
+              <w:left w:w="100" w:type="dxa"/>
+              <w:bottom w:w="80" w:type="dxa"/>
+              <w:right w:w="100" w:type="dxa"/>
+            </w:tcMar>
+          </w:tcPr>
+          <w:p/>
+        </w:tc>
+        <w:tc>
+          <w:tcPr>
+            <w:tcW w:w="1842" w:type="dxa"/>
+            <w:tcMar>
+              <w:top w:w="80" w:type="dxa"/>
+              <w:left w:w="100" w:type="dxa"/>
+              <w:bottom w:w="80" w:type="dxa"/>
+              <w:right w:w="100" w:type="dxa"/>
+            </w:tcMar>
+          </w:tcPr>
+          <w:p/>
+        </w:tc>
+        <w:tc>
+          <w:tcPr>
+            <w:tcW w:w="1418" w:type="dxa"/>
+            <w:tcMar>
+              <w:top w:w="80" w:type="dxa"/>
+              <w:left w:w="100" w:type="dxa"/>
+              <w:bottom w:w="80" w:type="dxa"/>
+              <w:right w:w="100" w:type="dxa"/>
+            </w:tcMar>
+          </w:tcPr>
+          <w:p/>
+        </w:tc>
+        <w:tc>
+          <w:tcPr>
+            <w:tcW w:w="1843" w:type="dxa"/>
+            <w:tcMar>
+              <w:top w:w="80" w:type="dxa"/>
+              <w:left w:w="100" w:type="dxa"/>
+              <w:bottom w:w="80" w:type="dxa"/>
+              <w:right w:w="100" w:type="dxa"/>
+            </w:tcMar>
+          </w:tcPr>
+          <w:p/>
+        </w:tc>
+        <w:tc>
+          <w:tcPr>
+            <w:tcW w:w="2409" w:type="dxa"/>
+            <w:tcMar>
+              <w:top w:w="80" w:type="dxa"/>
+              <w:left w:w="100" w:type="dxa"/>
+              <w:bottom w:w="80" w:type="dxa"/>
+              <w:right w:w="100" w:type="dxa"/>
+            </w:tcMar>
+          </w:tcPr>
+          <w:p/>
+        </w:tc>
+      </w:tr>
+      <w:tr>
+        <w:trPr>
+          <w:trHeight w:val="392"/>
+        </w:trPr>
+        <w:tc>
+          <w:tcPr>
+            <w:tcW w:w="668" w:type="dxa"/>
+            <w:tcMar>
+              <w:top w:w="80" w:type="dxa"/>
+              <w:left w:w="100" w:type="dxa"/>
+              <w:bottom w:w="80" w:type="dxa"/>
+              <w:right w:w="100" w:type="dxa"/>
+            </w:tcMar>
+          </w:tcPr>
+          <w:p>
+            <w:r>
+              <w:t>FR-0</w:t>
+            </w:r>
+            <w:r>
+              <w:t>16</w:t>
+            </w:r>
+          </w:p>
+        </w:tc>
+        <w:tc>
+          <w:tcPr>
+            <w:tcW w:w="1170" w:type="dxa"/>
+            <w:tcMar>
+              <w:top w:w="80" w:type="dxa"/>
+              <w:left w:w="100" w:type="dxa"/>
+              <w:bottom w:w="80" w:type="dxa"/>
+              <w:right w:w="100" w:type="dxa"/>
+            </w:tcMar>
+          </w:tcPr>
+          <w:p/>
+        </w:tc>
+        <w:tc>
+          <w:tcPr>
+            <w:tcW w:w="1418" w:type="dxa"/>
+            <w:tcMar>
+              <w:top w:w="80" w:type="dxa"/>
+              <w:left w:w="100" w:type="dxa"/>
+              <w:bottom w:w="80" w:type="dxa"/>
+              <w:right w:w="100" w:type="dxa"/>
+            </w:tcMar>
+          </w:tcPr>
+          <w:p/>
+        </w:tc>
+        <w:tc>
+          <w:tcPr>
+            <w:tcW w:w="1842" w:type="dxa"/>
+            <w:tcMar>
+              <w:top w:w="80" w:type="dxa"/>
+              <w:left w:w="100" w:type="dxa"/>
+              <w:bottom w:w="80" w:type="dxa"/>
+              <w:right w:w="100" w:type="dxa"/>
+            </w:tcMar>
+          </w:tcPr>
+          <w:p/>
+        </w:tc>
+        <w:tc>
+          <w:tcPr>
+            <w:tcW w:w="1418" w:type="dxa"/>
+            <w:tcMar>
+              <w:top w:w="80" w:type="dxa"/>
+              <w:left w:w="100" w:type="dxa"/>
+              <w:bottom w:w="80" w:type="dxa"/>
+              <w:right w:w="100" w:type="dxa"/>
+            </w:tcMar>
+          </w:tcPr>
+          <w:p/>
+        </w:tc>
+        <w:tc>
+          <w:tcPr>
+            <w:tcW w:w="1843" w:type="dxa"/>
+            <w:tcMar>
+              <w:top w:w="80" w:type="dxa"/>
+              <w:left w:w="100" w:type="dxa"/>
+              <w:bottom w:w="80" w:type="dxa"/>
+              <w:right w:w="100" w:type="dxa"/>
+            </w:tcMar>
+          </w:tcPr>
+          <w:p/>
+        </w:tc>
+        <w:tc>
+          <w:tcPr>
+            <w:tcW w:w="2409" w:type="dxa"/>
+            <w:tcMar>
+              <w:top w:w="80" w:type="dxa"/>
+              <w:left w:w="100" w:type="dxa"/>
+              <w:bottom w:w="80" w:type="dxa"/>
+              <w:right w:w="100" w:type="dxa"/>
+            </w:tcMar>
+          </w:tcPr>
+          <w:p/>
+        </w:tc>
+      </w:tr>
+      <w:tr>
+        <w:trPr>
+          <w:trHeight w:val="392"/>
+        </w:trPr>
+        <w:tc>
+          <w:tcPr>
+            <w:tcW w:w="668" w:type="dxa"/>
+            <w:tcMar>
+              <w:top w:w="80" w:type="dxa"/>
+              <w:left w:w="100" w:type="dxa"/>
+              <w:bottom w:w="80" w:type="dxa"/>
+              <w:right w:w="100" w:type="dxa"/>
+            </w:tcMar>
+          </w:tcPr>
+          <w:p>
+            <w:r>
+              <w:t>FR-0</w:t>
+            </w:r>
+            <w:r>
+              <w:t>17</w:t>
+            </w:r>
+          </w:p>
+        </w:tc>
+        <w:tc>
+          <w:tcPr>
+            <w:tcW w:w="1170" w:type="dxa"/>
+            <w:tcMar>
+              <w:top w:w="80" w:type="dxa"/>
+              <w:left w:w="100" w:type="dxa"/>
+              <w:bottom w:w="80" w:type="dxa"/>
+              <w:right w:w="100" w:type="dxa"/>
+            </w:tcMar>
+          </w:tcPr>
+          <w:p/>
+        </w:tc>
+        <w:tc>
+          <w:tcPr>
+            <w:tcW w:w="1418" w:type="dxa"/>
+            <w:tcMar>
+              <w:top w:w="80" w:type="dxa"/>
+              <w:left w:w="100" w:type="dxa"/>
+              <w:bottom w:w="80" w:type="dxa"/>
+              <w:right w:w="100" w:type="dxa"/>
+            </w:tcMar>
+          </w:tcPr>
+          <w:p/>
+        </w:tc>
+        <w:tc>
+          <w:tcPr>
+            <w:tcW w:w="1842" w:type="dxa"/>
+            <w:tcMar>
+              <w:top w:w="80" w:type="dxa"/>
+              <w:left w:w="100" w:type="dxa"/>
+              <w:bottom w:w="80" w:type="dxa"/>
+              <w:right w:w="100" w:type="dxa"/>
+            </w:tcMar>
+          </w:tcPr>
+          <w:p/>
+        </w:tc>
+        <w:tc>
+          <w:tcPr>
+            <w:tcW w:w="1418" w:type="dxa"/>
+            <w:tcMar>
+              <w:top w:w="80" w:type="dxa"/>
+              <w:left w:w="100" w:type="dxa"/>
+              <w:bottom w:w="80" w:type="dxa"/>
+              <w:right w:w="100" w:type="dxa"/>
+            </w:tcMar>
+          </w:tcPr>
+          <w:p/>
+        </w:tc>
+        <w:tc>
+          <w:tcPr>
+            <w:tcW w:w="1843" w:type="dxa"/>
+            <w:tcMar>
+              <w:top w:w="80" w:type="dxa"/>
+              <w:left w:w="100" w:type="dxa"/>
+              <w:bottom w:w="80" w:type="dxa"/>
+              <w:right w:w="100" w:type="dxa"/>
+            </w:tcMar>
+          </w:tcPr>
+          <w:p/>
+        </w:tc>
+        <w:tc>
+          <w:tcPr>
+            <w:tcW w:w="2409" w:type="dxa"/>
+            <w:tcMar>
+              <w:top w:w="80" w:type="dxa"/>
+              <w:left w:w="100" w:type="dxa"/>
+              <w:bottom w:w="80" w:type="dxa"/>
+              <w:right w:w="100" w:type="dxa"/>
+            </w:tcMar>
+          </w:tcPr>
+          <w:p/>
+        </w:tc>
+      </w:tr>
+      <w:tr>
+        <w:trPr>
+          <w:trHeight w:val="392"/>
+        </w:trPr>
+        <w:tc>
+          <w:tcPr>
+            <w:tcW w:w="668" w:type="dxa"/>
+            <w:tcMar>
+              <w:top w:w="80" w:type="dxa"/>
+              <w:left w:w="100" w:type="dxa"/>
+              <w:bottom w:w="80" w:type="dxa"/>
+              <w:right w:w="100" w:type="dxa"/>
+            </w:tcMar>
+          </w:tcPr>
+          <w:p>
             <w:r>
               <w:lastRenderedPageBreak/>
-              <w:t>time to resolution could also be added.</w:t>
-            </w:r>
-          </w:p>
-        </w:tc>
-        <w:tc>
-          <w:tcPr>
-            <w:tcW w:w="1382" w:type="dxa"/>
-            <w:tcMar>
-              <w:top w:w="80" w:type="dxa"/>
-              <w:left w:w="100" w:type="dxa"/>
-              <w:bottom w:w="80" w:type="dxa"/>
-              <w:right w:w="100" w:type="dxa"/>
-            </w:tcMar>
-          </w:tcPr>
-          <w:p>
-            <w:r>
-              <w:lastRenderedPageBreak/>
-              <w:t xml:space="preserve">[pending </w:t>
-            </w:r>
-            <w:r>
-              <w:t>-</w:t>
-            </w:r>
-            <w:r>
-              <w:t xml:space="preserve"> M2]</w:t>
-            </w:r>
-          </w:p>
-        </w:tc>
-        <w:tc>
-          <w:tcPr>
-            <w:tcW w:w="1382" w:type="dxa"/>
-            <w:tcMar>
-              <w:top w:w="80" w:type="dxa"/>
-              <w:left w:w="100" w:type="dxa"/>
-              <w:bottom w:w="80" w:type="dxa"/>
-              <w:right w:w="100" w:type="dxa"/>
-            </w:tcMar>
-          </w:tcPr>
-          <w:p>
-            <w:r>
-              <w:t xml:space="preserve">[pending </w:t>
-            </w:r>
-            <w:r>
-              <w:t xml:space="preserve">- </w:t>
-            </w:r>
-            <w:r>
-              <w:t>M3]</w:t>
-            </w:r>
-          </w:p>
-        </w:tc>
-        <w:tc>
-          <w:tcPr>
-            <w:tcW w:w="1266" w:type="dxa"/>
-            <w:tcMar>
-              <w:top w:w="80" w:type="dxa"/>
-              <w:left w:w="100" w:type="dxa"/>
-              <w:bottom w:w="80" w:type="dxa"/>
-              <w:right w:w="100" w:type="dxa"/>
-            </w:tcMar>
-          </w:tcPr>
-          <w:p>
-            <w:r>
-              <w:t xml:space="preserve">[pending </w:t>
-            </w:r>
-            <w:r>
-              <w:t>-</w:t>
-            </w:r>
-            <w:r>
-              <w:t xml:space="preserve"> M4]</w:t>
-            </w:r>
-          </w:p>
+              <w:t>FR-0</w:t>
+            </w:r>
+            <w:r>
+              <w:t>18</w:t>
+            </w:r>
+          </w:p>
+        </w:tc>
+        <w:tc>
+          <w:tcPr>
+            <w:tcW w:w="1170" w:type="dxa"/>
+            <w:tcMar>
+              <w:top w:w="80" w:type="dxa"/>
+              <w:left w:w="100" w:type="dxa"/>
+              <w:bottom w:w="80" w:type="dxa"/>
+              <w:right w:w="100" w:type="dxa"/>
+            </w:tcMar>
+          </w:tcPr>
+          <w:p/>
+        </w:tc>
+        <w:tc>
+          <w:tcPr>
+            <w:tcW w:w="1418" w:type="dxa"/>
+            <w:tcMar>
+              <w:top w:w="80" w:type="dxa"/>
+              <w:left w:w="100" w:type="dxa"/>
+              <w:bottom w:w="80" w:type="dxa"/>
+              <w:right w:w="100" w:type="dxa"/>
+            </w:tcMar>
+          </w:tcPr>
+          <w:p/>
+        </w:tc>
+        <w:tc>
+          <w:tcPr>
+            <w:tcW w:w="1842" w:type="dxa"/>
+            <w:tcMar>
+              <w:top w:w="80" w:type="dxa"/>
+              <w:left w:w="100" w:type="dxa"/>
+              <w:bottom w:w="80" w:type="dxa"/>
+              <w:right w:w="100" w:type="dxa"/>
+            </w:tcMar>
+          </w:tcPr>
+          <w:p/>
+        </w:tc>
+        <w:tc>
+          <w:tcPr>
+            <w:tcW w:w="1418" w:type="dxa"/>
+            <w:tcMar>
+              <w:top w:w="80" w:type="dxa"/>
+              <w:left w:w="100" w:type="dxa"/>
+              <w:bottom w:w="80" w:type="dxa"/>
+              <w:right w:w="100" w:type="dxa"/>
+            </w:tcMar>
+          </w:tcPr>
+          <w:p/>
+        </w:tc>
+        <w:tc>
+          <w:tcPr>
+            <w:tcW w:w="1843" w:type="dxa"/>
+            <w:tcMar>
+              <w:top w:w="80" w:type="dxa"/>
+              <w:left w:w="100" w:type="dxa"/>
+              <w:bottom w:w="80" w:type="dxa"/>
+              <w:right w:w="100" w:type="dxa"/>
+            </w:tcMar>
+          </w:tcPr>
+          <w:p/>
+        </w:tc>
+        <w:tc>
+          <w:tcPr>
+            <w:tcW w:w="2409" w:type="dxa"/>
+            <w:tcMar>
+              <w:top w:w="80" w:type="dxa"/>
+              <w:left w:w="100" w:type="dxa"/>
+              <w:bottom w:w="80" w:type="dxa"/>
+              <w:right w:w="100" w:type="dxa"/>
+            </w:tcMar>
+          </w:tcPr>
+          <w:p/>
+        </w:tc>
+      </w:tr>
+      <w:tr>
+        <w:trPr>
+          <w:trHeight w:val="392"/>
+        </w:trPr>
+        <w:tc>
+          <w:tcPr>
+            <w:tcW w:w="668" w:type="dxa"/>
+            <w:tcMar>
+              <w:top w:w="80" w:type="dxa"/>
+              <w:left w:w="100" w:type="dxa"/>
+              <w:bottom w:w="80" w:type="dxa"/>
+              <w:right w:w="100" w:type="dxa"/>
+            </w:tcMar>
+          </w:tcPr>
+          <w:p>
+            <w:r>
+              <w:t>FR-0</w:t>
+            </w:r>
+            <w:r>
+              <w:t>19</w:t>
+            </w:r>
+          </w:p>
+        </w:tc>
+        <w:tc>
+          <w:tcPr>
+            <w:tcW w:w="1170" w:type="dxa"/>
+            <w:tcMar>
+              <w:top w:w="80" w:type="dxa"/>
+              <w:left w:w="100" w:type="dxa"/>
+              <w:bottom w:w="80" w:type="dxa"/>
+              <w:right w:w="100" w:type="dxa"/>
+            </w:tcMar>
+          </w:tcPr>
+          <w:p/>
+        </w:tc>
+        <w:tc>
+          <w:tcPr>
+            <w:tcW w:w="1418" w:type="dxa"/>
+            <w:tcMar>
+              <w:top w:w="80" w:type="dxa"/>
+              <w:left w:w="100" w:type="dxa"/>
+              <w:bottom w:w="80" w:type="dxa"/>
+              <w:right w:w="100" w:type="dxa"/>
+            </w:tcMar>
+          </w:tcPr>
+          <w:p/>
+        </w:tc>
+        <w:tc>
+          <w:tcPr>
+            <w:tcW w:w="1842" w:type="dxa"/>
+            <w:tcMar>
+              <w:top w:w="80" w:type="dxa"/>
+              <w:left w:w="100" w:type="dxa"/>
+              <w:bottom w:w="80" w:type="dxa"/>
+              <w:right w:w="100" w:type="dxa"/>
+            </w:tcMar>
+          </w:tcPr>
+          <w:p/>
+        </w:tc>
+        <w:tc>
+          <w:tcPr>
+            <w:tcW w:w="1418" w:type="dxa"/>
+            <w:tcMar>
+              <w:top w:w="80" w:type="dxa"/>
+              <w:left w:w="100" w:type="dxa"/>
+              <w:bottom w:w="80" w:type="dxa"/>
+              <w:right w:w="100" w:type="dxa"/>
+            </w:tcMar>
+          </w:tcPr>
+          <w:p/>
+        </w:tc>
+        <w:tc>
+          <w:tcPr>
+            <w:tcW w:w="1843" w:type="dxa"/>
+            <w:tcMar>
+              <w:top w:w="80" w:type="dxa"/>
+              <w:left w:w="100" w:type="dxa"/>
+              <w:bottom w:w="80" w:type="dxa"/>
+              <w:right w:w="100" w:type="dxa"/>
+            </w:tcMar>
+          </w:tcPr>
+          <w:p/>
+        </w:tc>
+        <w:tc>
+          <w:tcPr>
+            <w:tcW w:w="2409" w:type="dxa"/>
+            <w:tcMar>
+              <w:top w:w="80" w:type="dxa"/>
+              <w:left w:w="100" w:type="dxa"/>
+              <w:bottom w:w="80" w:type="dxa"/>
+              <w:right w:w="100" w:type="dxa"/>
+            </w:tcMar>
+          </w:tcPr>
+          <w:p/>
+        </w:tc>
+      </w:tr>
+      <w:tr>
+        <w:trPr>
+          <w:trHeight w:val="392"/>
+        </w:trPr>
+        <w:tc>
+          <w:tcPr>
+            <w:tcW w:w="668" w:type="dxa"/>
+            <w:tcMar>
+              <w:top w:w="80" w:type="dxa"/>
+              <w:left w:w="100" w:type="dxa"/>
+              <w:bottom w:w="80" w:type="dxa"/>
+              <w:right w:w="100" w:type="dxa"/>
+            </w:tcMar>
+          </w:tcPr>
+          <w:p>
+            <w:r>
+              <w:t>FR-0</w:t>
+            </w:r>
+            <w:r>
+              <w:t>20</w:t>
+            </w:r>
+          </w:p>
+        </w:tc>
+        <w:tc>
+          <w:tcPr>
+            <w:tcW w:w="1170" w:type="dxa"/>
+            <w:tcMar>
+              <w:top w:w="80" w:type="dxa"/>
+              <w:left w:w="100" w:type="dxa"/>
+              <w:bottom w:w="80" w:type="dxa"/>
+              <w:right w:w="100" w:type="dxa"/>
+            </w:tcMar>
+          </w:tcPr>
+          <w:p/>
+        </w:tc>
+        <w:tc>
+          <w:tcPr>
+            <w:tcW w:w="1418" w:type="dxa"/>
+            <w:tcMar>
+              <w:top w:w="80" w:type="dxa"/>
+              <w:left w:w="100" w:type="dxa"/>
+              <w:bottom w:w="80" w:type="dxa"/>
+              <w:right w:w="100" w:type="dxa"/>
+            </w:tcMar>
+          </w:tcPr>
+          <w:p/>
+        </w:tc>
+        <w:tc>
+          <w:tcPr>
+            <w:tcW w:w="1842" w:type="dxa"/>
+            <w:tcMar>
+              <w:top w:w="80" w:type="dxa"/>
+              <w:left w:w="100" w:type="dxa"/>
+              <w:bottom w:w="80" w:type="dxa"/>
+              <w:right w:w="100" w:type="dxa"/>
+            </w:tcMar>
+          </w:tcPr>
+          <w:p/>
+        </w:tc>
+        <w:tc>
+          <w:tcPr>
+            <w:tcW w:w="1418" w:type="dxa"/>
+            <w:tcMar>
+              <w:top w:w="80" w:type="dxa"/>
+              <w:left w:w="100" w:type="dxa"/>
+              <w:bottom w:w="80" w:type="dxa"/>
+              <w:right w:w="100" w:type="dxa"/>
+            </w:tcMar>
+          </w:tcPr>
+          <w:p/>
+        </w:tc>
+        <w:tc>
+          <w:tcPr>
+            <w:tcW w:w="1843" w:type="dxa"/>
+            <w:tcMar>
+              <w:top w:w="80" w:type="dxa"/>
+              <w:left w:w="100" w:type="dxa"/>
+              <w:bottom w:w="80" w:type="dxa"/>
+              <w:right w:w="100" w:type="dxa"/>
+            </w:tcMar>
+          </w:tcPr>
+          <w:p/>
+        </w:tc>
+        <w:tc>
+          <w:tcPr>
+            <w:tcW w:w="2409" w:type="dxa"/>
+            <w:tcMar>
+              <w:top w:w="80" w:type="dxa"/>
+              <w:left w:w="100" w:type="dxa"/>
+              <w:bottom w:w="80" w:type="dxa"/>
+              <w:right w:w="100" w:type="dxa"/>
+            </w:tcMar>
+          </w:tcPr>
+          <w:p/>
+        </w:tc>
+      </w:tr>
+      <w:tr>
+        <w:trPr>
+          <w:trHeight w:val="392"/>
+        </w:trPr>
+        <w:tc>
+          <w:tcPr>
+            <w:tcW w:w="668" w:type="dxa"/>
+            <w:tcMar>
+              <w:top w:w="80" w:type="dxa"/>
+              <w:left w:w="100" w:type="dxa"/>
+              <w:bottom w:w="80" w:type="dxa"/>
+              <w:right w:w="100" w:type="dxa"/>
+            </w:tcMar>
+          </w:tcPr>
+          <w:p>
+            <w:r>
+              <w:t>FR-0</w:t>
+            </w:r>
+            <w:r>
+              <w:t>21</w:t>
+            </w:r>
+          </w:p>
+        </w:tc>
+        <w:tc>
+          <w:tcPr>
+            <w:tcW w:w="1170" w:type="dxa"/>
+            <w:tcMar>
+              <w:top w:w="80" w:type="dxa"/>
+              <w:left w:w="100" w:type="dxa"/>
+              <w:bottom w:w="80" w:type="dxa"/>
+              <w:right w:w="100" w:type="dxa"/>
+            </w:tcMar>
+          </w:tcPr>
+          <w:p/>
+        </w:tc>
+        <w:tc>
+          <w:tcPr>
+            <w:tcW w:w="1418" w:type="dxa"/>
+            <w:tcMar>
+              <w:top w:w="80" w:type="dxa"/>
+              <w:left w:w="100" w:type="dxa"/>
+              <w:bottom w:w="80" w:type="dxa"/>
+              <w:right w:w="100" w:type="dxa"/>
+            </w:tcMar>
+          </w:tcPr>
+          <w:p/>
+        </w:tc>
+        <w:tc>
+          <w:tcPr>
+            <w:tcW w:w="1842" w:type="dxa"/>
+            <w:tcMar>
+              <w:top w:w="80" w:type="dxa"/>
+              <w:left w:w="100" w:type="dxa"/>
+              <w:bottom w:w="80" w:type="dxa"/>
+              <w:right w:w="100" w:type="dxa"/>
+            </w:tcMar>
+          </w:tcPr>
+          <w:p/>
+        </w:tc>
+        <w:tc>
+          <w:tcPr>
+            <w:tcW w:w="1418" w:type="dxa"/>
+            <w:tcMar>
+              <w:top w:w="80" w:type="dxa"/>
+              <w:left w:w="100" w:type="dxa"/>
+              <w:bottom w:w="80" w:type="dxa"/>
+              <w:right w:w="100" w:type="dxa"/>
+            </w:tcMar>
+          </w:tcPr>
+          <w:p/>
+        </w:tc>
+        <w:tc>
+          <w:tcPr>
+            <w:tcW w:w="1843" w:type="dxa"/>
+            <w:tcMar>
+              <w:top w:w="80" w:type="dxa"/>
+              <w:left w:w="100" w:type="dxa"/>
+              <w:bottom w:w="80" w:type="dxa"/>
+              <w:right w:w="100" w:type="dxa"/>
+            </w:tcMar>
+          </w:tcPr>
+          <w:p/>
+        </w:tc>
+        <w:tc>
+          <w:tcPr>
+            <w:tcW w:w="2409" w:type="dxa"/>
+            <w:tcMar>
+              <w:top w:w="80" w:type="dxa"/>
+              <w:left w:w="100" w:type="dxa"/>
+              <w:bottom w:w="80" w:type="dxa"/>
+              <w:right w:w="100" w:type="dxa"/>
+            </w:tcMar>
+          </w:tcPr>
+          <w:p/>
+        </w:tc>
+      </w:tr>
+      <w:tr>
+        <w:trPr>
+          <w:trHeight w:val="392"/>
+        </w:trPr>
+        <w:tc>
+          <w:tcPr>
+            <w:tcW w:w="668" w:type="dxa"/>
+            <w:tcMar>
+              <w:top w:w="80" w:type="dxa"/>
+              <w:left w:w="100" w:type="dxa"/>
+              <w:bottom w:w="80" w:type="dxa"/>
+              <w:right w:w="100" w:type="dxa"/>
+            </w:tcMar>
+          </w:tcPr>
+          <w:p>
+            <w:r>
+              <w:t>FR-0</w:t>
+            </w:r>
+            <w:r>
+              <w:t>22</w:t>
+            </w:r>
+          </w:p>
+        </w:tc>
+        <w:tc>
+          <w:tcPr>
+            <w:tcW w:w="1170" w:type="dxa"/>
+            <w:tcMar>
+              <w:top w:w="80" w:type="dxa"/>
+              <w:left w:w="100" w:type="dxa"/>
+              <w:bottom w:w="80" w:type="dxa"/>
+              <w:right w:w="100" w:type="dxa"/>
+            </w:tcMar>
+          </w:tcPr>
+          <w:p/>
+        </w:tc>
+        <w:tc>
+          <w:tcPr>
+            <w:tcW w:w="1418" w:type="dxa"/>
+            <w:tcMar>
+              <w:top w:w="80" w:type="dxa"/>
+              <w:left w:w="100" w:type="dxa"/>
+              <w:bottom w:w="80" w:type="dxa"/>
+              <w:right w:w="100" w:type="dxa"/>
+            </w:tcMar>
+          </w:tcPr>
+          <w:p/>
+        </w:tc>
+        <w:tc>
+          <w:tcPr>
+            <w:tcW w:w="1842" w:type="dxa"/>
+            <w:tcMar>
+              <w:top w:w="80" w:type="dxa"/>
+              <w:left w:w="100" w:type="dxa"/>
+              <w:bottom w:w="80" w:type="dxa"/>
+              <w:right w:w="100" w:type="dxa"/>
+            </w:tcMar>
+          </w:tcPr>
+          <w:p/>
+        </w:tc>
+        <w:tc>
+          <w:tcPr>
+            <w:tcW w:w="1418" w:type="dxa"/>
+            <w:tcMar>
+              <w:top w:w="80" w:type="dxa"/>
+              <w:left w:w="100" w:type="dxa"/>
+              <w:bottom w:w="80" w:type="dxa"/>
+              <w:right w:w="100" w:type="dxa"/>
+            </w:tcMar>
+          </w:tcPr>
+          <w:p/>
+        </w:tc>
+        <w:tc>
+          <w:tcPr>
+            <w:tcW w:w="1843" w:type="dxa"/>
+            <w:tcMar>
+              <w:top w:w="80" w:type="dxa"/>
+              <w:left w:w="100" w:type="dxa"/>
+              <w:bottom w:w="80" w:type="dxa"/>
+              <w:right w:w="100" w:type="dxa"/>
+            </w:tcMar>
+          </w:tcPr>
+          <w:p/>
+        </w:tc>
+        <w:tc>
+          <w:tcPr>
+            <w:tcW w:w="2409" w:type="dxa"/>
+            <w:tcMar>
+              <w:top w:w="80" w:type="dxa"/>
+              <w:left w:w="100" w:type="dxa"/>
+              <w:bottom w:w="80" w:type="dxa"/>
+              <w:right w:w="100" w:type="dxa"/>
+            </w:tcMar>
+          </w:tcPr>
+          <w:p/>
+        </w:tc>
+      </w:tr>
+      <w:tr>
+        <w:trPr>
+          <w:trHeight w:val="392"/>
+        </w:trPr>
+        <w:tc>
+          <w:tcPr>
+            <w:tcW w:w="668" w:type="dxa"/>
+            <w:tcMar>
+              <w:top w:w="80" w:type="dxa"/>
+              <w:left w:w="100" w:type="dxa"/>
+              <w:bottom w:w="80" w:type="dxa"/>
+              <w:right w:w="100" w:type="dxa"/>
+            </w:tcMar>
+          </w:tcPr>
+          <w:p>
+            <w:r>
+              <w:t>FR-0</w:t>
+            </w:r>
+            <w:r>
+              <w:t>23</w:t>
+            </w:r>
+          </w:p>
+        </w:tc>
+        <w:tc>
+          <w:tcPr>
+            <w:tcW w:w="1170" w:type="dxa"/>
+            <w:tcMar>
+              <w:top w:w="80" w:type="dxa"/>
+              <w:left w:w="100" w:type="dxa"/>
+              <w:bottom w:w="80" w:type="dxa"/>
+              <w:right w:w="100" w:type="dxa"/>
+            </w:tcMar>
+          </w:tcPr>
+          <w:p/>
+        </w:tc>
+        <w:tc>
+          <w:tcPr>
+            <w:tcW w:w="1418" w:type="dxa"/>
+            <w:tcMar>
+              <w:top w:w="80" w:type="dxa"/>
+              <w:left w:w="100" w:type="dxa"/>
+              <w:bottom w:w="80" w:type="dxa"/>
+              <w:right w:w="100" w:type="dxa"/>
+            </w:tcMar>
+          </w:tcPr>
+          <w:p/>
+        </w:tc>
+        <w:tc>
+          <w:tcPr>
+            <w:tcW w:w="1842" w:type="dxa"/>
+            <w:tcMar>
+              <w:top w:w="80" w:type="dxa"/>
+              <w:left w:w="100" w:type="dxa"/>
+              <w:bottom w:w="80" w:type="dxa"/>
+              <w:right w:w="100" w:type="dxa"/>
+            </w:tcMar>
+          </w:tcPr>
+          <w:p/>
+        </w:tc>
+        <w:tc>
+          <w:tcPr>
+            <w:tcW w:w="1418" w:type="dxa"/>
+            <w:tcMar>
+              <w:top w:w="80" w:type="dxa"/>
+              <w:left w:w="100" w:type="dxa"/>
+              <w:bottom w:w="80" w:type="dxa"/>
+              <w:right w:w="100" w:type="dxa"/>
+            </w:tcMar>
+          </w:tcPr>
+          <w:p/>
+        </w:tc>
+        <w:tc>
+          <w:tcPr>
+            <w:tcW w:w="1843" w:type="dxa"/>
+            <w:tcMar>
+              <w:top w:w="80" w:type="dxa"/>
+              <w:left w:w="100" w:type="dxa"/>
+              <w:bottom w:w="80" w:type="dxa"/>
+              <w:right w:w="100" w:type="dxa"/>
+            </w:tcMar>
+          </w:tcPr>
+          <w:p/>
+        </w:tc>
+        <w:tc>
+          <w:tcPr>
+            <w:tcW w:w="2409" w:type="dxa"/>
+            <w:tcMar>
+              <w:top w:w="80" w:type="dxa"/>
+              <w:left w:w="100" w:type="dxa"/>
+              <w:bottom w:w="80" w:type="dxa"/>
+              <w:right w:w="100" w:type="dxa"/>
+            </w:tcMar>
+          </w:tcPr>
+          <w:p/>
+        </w:tc>
+      </w:tr>
+      <w:tr>
+        <w:trPr>
+          <w:trHeight w:val="392"/>
+        </w:trPr>
+        <w:tc>
+          <w:tcPr>
+            <w:tcW w:w="668" w:type="dxa"/>
+            <w:tcMar>
+              <w:top w:w="80" w:type="dxa"/>
+              <w:left w:w="100" w:type="dxa"/>
+              <w:bottom w:w="80" w:type="dxa"/>
+              <w:right w:w="100" w:type="dxa"/>
+            </w:tcMar>
+          </w:tcPr>
+          <w:p>
+            <w:r>
+              <w:t>FR-0</w:t>
+            </w:r>
+            <w:r>
+              <w:t>24</w:t>
+            </w:r>
+          </w:p>
+          <w:p/>
+        </w:tc>
+        <w:tc>
+          <w:tcPr>
+            <w:tcW w:w="1170" w:type="dxa"/>
+            <w:tcMar>
+              <w:top w:w="80" w:type="dxa"/>
+              <w:left w:w="100" w:type="dxa"/>
+              <w:bottom w:w="80" w:type="dxa"/>
+              <w:right w:w="100" w:type="dxa"/>
+            </w:tcMar>
+          </w:tcPr>
+          <w:p/>
+        </w:tc>
+        <w:tc>
+          <w:tcPr>
+            <w:tcW w:w="1418" w:type="dxa"/>
+            <w:tcMar>
+              <w:top w:w="80" w:type="dxa"/>
+              <w:left w:w="100" w:type="dxa"/>
+              <w:bottom w:w="80" w:type="dxa"/>
+              <w:right w:w="100" w:type="dxa"/>
+            </w:tcMar>
+          </w:tcPr>
+          <w:p/>
+        </w:tc>
+        <w:tc>
+          <w:tcPr>
+            <w:tcW w:w="1842" w:type="dxa"/>
+            <w:tcMar>
+              <w:top w:w="80" w:type="dxa"/>
+              <w:left w:w="100" w:type="dxa"/>
+              <w:bottom w:w="80" w:type="dxa"/>
+              <w:right w:w="100" w:type="dxa"/>
+            </w:tcMar>
+          </w:tcPr>
+          <w:p/>
+        </w:tc>
+        <w:tc>
+          <w:tcPr>
+            <w:tcW w:w="1418" w:type="dxa"/>
+            <w:tcMar>
+              <w:top w:w="80" w:type="dxa"/>
+              <w:left w:w="100" w:type="dxa"/>
+              <w:bottom w:w="80" w:type="dxa"/>
+              <w:right w:w="100" w:type="dxa"/>
+            </w:tcMar>
+          </w:tcPr>
+          <w:p/>
+        </w:tc>
+        <w:tc>
+          <w:tcPr>
+            <w:tcW w:w="1843" w:type="dxa"/>
+            <w:tcMar>
+              <w:top w:w="80" w:type="dxa"/>
+              <w:left w:w="100" w:type="dxa"/>
+              <w:bottom w:w="80" w:type="dxa"/>
+              <w:right w:w="100" w:type="dxa"/>
+            </w:tcMar>
+          </w:tcPr>
+          <w:p/>
+        </w:tc>
+        <w:tc>
+          <w:tcPr>
+            <w:tcW w:w="2409" w:type="dxa"/>
+            <w:tcMar>
+              <w:top w:w="80" w:type="dxa"/>
+              <w:left w:w="100" w:type="dxa"/>
+              <w:bottom w:w="80" w:type="dxa"/>
+              <w:right w:w="100" w:type="dxa"/>
+            </w:tcMar>
+          </w:tcPr>
+          <w:p/>
+        </w:tc>
+      </w:tr>
+      <w:tr>
+        <w:trPr>
+          <w:trHeight w:val="392"/>
+        </w:trPr>
+        <w:tc>
+          <w:tcPr>
+            <w:tcW w:w="668" w:type="dxa"/>
+            <w:tcMar>
+              <w:top w:w="80" w:type="dxa"/>
+              <w:left w:w="100" w:type="dxa"/>
+              <w:bottom w:w="80" w:type="dxa"/>
+              <w:right w:w="100" w:type="dxa"/>
+            </w:tcMar>
+          </w:tcPr>
+          <w:p>
+            <w:r>
+              <w:t>NFR-001</w:t>
+            </w:r>
+          </w:p>
+        </w:tc>
+        <w:tc>
+          <w:tcPr>
+            <w:tcW w:w="1170" w:type="dxa"/>
+            <w:tcMar>
+              <w:top w:w="80" w:type="dxa"/>
+              <w:left w:w="100" w:type="dxa"/>
+              <w:bottom w:w="80" w:type="dxa"/>
+              <w:right w:w="100" w:type="dxa"/>
+            </w:tcMar>
+          </w:tcPr>
+          <w:p/>
+        </w:tc>
+        <w:tc>
+          <w:tcPr>
+            <w:tcW w:w="1418" w:type="dxa"/>
+            <w:tcMar>
+              <w:top w:w="80" w:type="dxa"/>
+              <w:left w:w="100" w:type="dxa"/>
+              <w:bottom w:w="80" w:type="dxa"/>
+              <w:right w:w="100" w:type="dxa"/>
+            </w:tcMar>
+          </w:tcPr>
+          <w:p/>
+        </w:tc>
+        <w:tc>
+          <w:tcPr>
+            <w:tcW w:w="1842" w:type="dxa"/>
+            <w:tcMar>
+              <w:top w:w="80" w:type="dxa"/>
+              <w:left w:w="100" w:type="dxa"/>
+              <w:bottom w:w="80" w:type="dxa"/>
+              <w:right w:w="100" w:type="dxa"/>
+            </w:tcMar>
+          </w:tcPr>
+          <w:p/>
+        </w:tc>
+        <w:tc>
+          <w:tcPr>
+            <w:tcW w:w="1418" w:type="dxa"/>
+            <w:tcMar>
+              <w:top w:w="80" w:type="dxa"/>
+              <w:left w:w="100" w:type="dxa"/>
+              <w:bottom w:w="80" w:type="dxa"/>
+              <w:right w:w="100" w:type="dxa"/>
+            </w:tcMar>
+          </w:tcPr>
+          <w:p/>
+        </w:tc>
+        <w:tc>
+          <w:tcPr>
+            <w:tcW w:w="1843" w:type="dxa"/>
+            <w:tcMar>
+              <w:top w:w="80" w:type="dxa"/>
+              <w:left w:w="100" w:type="dxa"/>
+              <w:bottom w:w="80" w:type="dxa"/>
+              <w:right w:w="100" w:type="dxa"/>
+            </w:tcMar>
+          </w:tcPr>
+          <w:p/>
+        </w:tc>
+        <w:tc>
+          <w:tcPr>
+            <w:tcW w:w="2409" w:type="dxa"/>
+            <w:tcMar>
+              <w:top w:w="80" w:type="dxa"/>
+              <w:left w:w="100" w:type="dxa"/>
+              <w:bottom w:w="80" w:type="dxa"/>
+              <w:right w:w="100" w:type="dxa"/>
+            </w:tcMar>
+          </w:tcPr>
+          <w:p/>
+        </w:tc>
+      </w:tr>
+      <w:tr>
+        <w:trPr>
+          <w:trHeight w:val="392"/>
+        </w:trPr>
+        <w:tc>
+          <w:tcPr>
+            <w:tcW w:w="668" w:type="dxa"/>
+            <w:tcMar>
+              <w:top w:w="80" w:type="dxa"/>
+              <w:left w:w="100" w:type="dxa"/>
+              <w:bottom w:w="80" w:type="dxa"/>
+              <w:right w:w="100" w:type="dxa"/>
+            </w:tcMar>
+          </w:tcPr>
+          <w:p>
+            <w:r>
+              <w:t>NFR-002</w:t>
+            </w:r>
+          </w:p>
+        </w:tc>
+        <w:tc>
+          <w:tcPr>
+            <w:tcW w:w="1170" w:type="dxa"/>
+            <w:tcMar>
+              <w:top w:w="80" w:type="dxa"/>
+              <w:left w:w="100" w:type="dxa"/>
+              <w:bottom w:w="80" w:type="dxa"/>
+              <w:right w:w="100" w:type="dxa"/>
+            </w:tcMar>
+          </w:tcPr>
+          <w:p/>
+        </w:tc>
+        <w:tc>
+          <w:tcPr>
+            <w:tcW w:w="1418" w:type="dxa"/>
+            <w:tcMar>
+              <w:top w:w="80" w:type="dxa"/>
+              <w:left w:w="100" w:type="dxa"/>
+              <w:bottom w:w="80" w:type="dxa"/>
+              <w:right w:w="100" w:type="dxa"/>
+            </w:tcMar>
+          </w:tcPr>
+          <w:p/>
+        </w:tc>
+        <w:tc>
+          <w:tcPr>
+            <w:tcW w:w="1842" w:type="dxa"/>
+            <w:tcMar>
+              <w:top w:w="80" w:type="dxa"/>
+              <w:left w:w="100" w:type="dxa"/>
+              <w:bottom w:w="80" w:type="dxa"/>
+              <w:right w:w="100" w:type="dxa"/>
+            </w:tcMar>
+          </w:tcPr>
+          <w:p/>
+        </w:tc>
+        <w:tc>
+          <w:tcPr>
+            <w:tcW w:w="1418" w:type="dxa"/>
+            <w:tcMar>
+              <w:top w:w="80" w:type="dxa"/>
+              <w:left w:w="100" w:type="dxa"/>
+              <w:bottom w:w="80" w:type="dxa"/>
+              <w:right w:w="100" w:type="dxa"/>
+            </w:tcMar>
+          </w:tcPr>
+          <w:p/>
+        </w:tc>
+        <w:tc>
+          <w:tcPr>
+            <w:tcW w:w="1843" w:type="dxa"/>
+            <w:tcMar>
+              <w:top w:w="80" w:type="dxa"/>
+              <w:left w:w="100" w:type="dxa"/>
+              <w:bottom w:w="80" w:type="dxa"/>
+              <w:right w:w="100" w:type="dxa"/>
+            </w:tcMar>
+          </w:tcPr>
+          <w:p/>
+        </w:tc>
+        <w:tc>
+          <w:tcPr>
+            <w:tcW w:w="2409" w:type="dxa"/>
+            <w:tcMar>
+              <w:top w:w="80" w:type="dxa"/>
+              <w:left w:w="100" w:type="dxa"/>
+              <w:bottom w:w="80" w:type="dxa"/>
+              <w:right w:w="100" w:type="dxa"/>
+            </w:tcMar>
+          </w:tcPr>
+          <w:p/>
+        </w:tc>
+      </w:tr>
+      <w:tr>
+        <w:trPr>
+          <w:trHeight w:val="392"/>
+        </w:trPr>
+        <w:tc>
+          <w:tcPr>
+            <w:tcW w:w="668" w:type="dxa"/>
+            <w:tcMar>
+              <w:top w:w="80" w:type="dxa"/>
+              <w:left w:w="100" w:type="dxa"/>
+              <w:bottom w:w="80" w:type="dxa"/>
+              <w:right w:w="100" w:type="dxa"/>
+            </w:tcMar>
+          </w:tcPr>
+          <w:p>
+            <w:r>
+              <w:t>NFR-003</w:t>
+            </w:r>
+          </w:p>
+        </w:tc>
+        <w:tc>
+          <w:tcPr>
+            <w:tcW w:w="1170" w:type="dxa"/>
+            <w:tcMar>
+              <w:top w:w="80" w:type="dxa"/>
+              <w:left w:w="100" w:type="dxa"/>
+              <w:bottom w:w="80" w:type="dxa"/>
+              <w:right w:w="100" w:type="dxa"/>
+            </w:tcMar>
+          </w:tcPr>
+          <w:p/>
+        </w:tc>
+        <w:tc>
+          <w:tcPr>
+            <w:tcW w:w="1418" w:type="dxa"/>
+            <w:tcMar>
+              <w:top w:w="80" w:type="dxa"/>
+              <w:left w:w="100" w:type="dxa"/>
+              <w:bottom w:w="80" w:type="dxa"/>
+              <w:right w:w="100" w:type="dxa"/>
+            </w:tcMar>
+          </w:tcPr>
+          <w:p/>
+        </w:tc>
+        <w:tc>
+          <w:tcPr>
+            <w:tcW w:w="1842" w:type="dxa"/>
+            <w:tcMar>
+              <w:top w:w="80" w:type="dxa"/>
+              <w:left w:w="100" w:type="dxa"/>
+              <w:bottom w:w="80" w:type="dxa"/>
+              <w:right w:w="100" w:type="dxa"/>
+            </w:tcMar>
+          </w:tcPr>
+          <w:p/>
+        </w:tc>
+        <w:tc>
+          <w:tcPr>
+            <w:tcW w:w="1418" w:type="dxa"/>
+            <w:tcMar>
+              <w:top w:w="80" w:type="dxa"/>
+              <w:left w:w="100" w:type="dxa"/>
+              <w:bottom w:w="80" w:type="dxa"/>
+              <w:right w:w="100" w:type="dxa"/>
+            </w:tcMar>
+          </w:tcPr>
+          <w:p/>
+        </w:tc>
+        <w:tc>
+          <w:tcPr>
+            <w:tcW w:w="1843" w:type="dxa"/>
+            <w:tcMar>
+              <w:top w:w="80" w:type="dxa"/>
+              <w:left w:w="100" w:type="dxa"/>
+              <w:bottom w:w="80" w:type="dxa"/>
+              <w:right w:w="100" w:type="dxa"/>
+            </w:tcMar>
+          </w:tcPr>
+          <w:p/>
+        </w:tc>
+        <w:tc>
+          <w:tcPr>
+            <w:tcW w:w="2409" w:type="dxa"/>
+            <w:tcMar>
+              <w:top w:w="80" w:type="dxa"/>
+              <w:left w:w="100" w:type="dxa"/>
+              <w:bottom w:w="80" w:type="dxa"/>
+              <w:right w:w="100" w:type="dxa"/>
+            </w:tcMar>
+          </w:tcPr>
+          <w:p/>
+        </w:tc>
+      </w:tr>
+      <w:tr>
+        <w:trPr>
+          <w:trHeight w:val="392"/>
+        </w:trPr>
+        <w:tc>
+          <w:tcPr>
+            <w:tcW w:w="668" w:type="dxa"/>
+            <w:tcMar>
+              <w:top w:w="80" w:type="dxa"/>
+              <w:left w:w="100" w:type="dxa"/>
+              <w:bottom w:w="80" w:type="dxa"/>
+              <w:right w:w="100" w:type="dxa"/>
+            </w:tcMar>
+          </w:tcPr>
+          <w:p>
+            <w:r>
+              <w:t>NFR-004</w:t>
+            </w:r>
+          </w:p>
+        </w:tc>
+        <w:tc>
+          <w:tcPr>
+            <w:tcW w:w="1170" w:type="dxa"/>
+            <w:tcMar>
+              <w:top w:w="80" w:type="dxa"/>
+              <w:left w:w="100" w:type="dxa"/>
+              <w:bottom w:w="80" w:type="dxa"/>
+              <w:right w:w="100" w:type="dxa"/>
+            </w:tcMar>
+          </w:tcPr>
+          <w:p/>
+        </w:tc>
+        <w:tc>
+          <w:tcPr>
+            <w:tcW w:w="1418" w:type="dxa"/>
+            <w:tcMar>
+              <w:top w:w="80" w:type="dxa"/>
+              <w:left w:w="100" w:type="dxa"/>
+              <w:bottom w:w="80" w:type="dxa"/>
+              <w:right w:w="100" w:type="dxa"/>
+            </w:tcMar>
+          </w:tcPr>
+          <w:p/>
+        </w:tc>
+        <w:tc>
+          <w:tcPr>
+            <w:tcW w:w="1842" w:type="dxa"/>
+            <w:tcMar>
+              <w:top w:w="80" w:type="dxa"/>
+              <w:left w:w="100" w:type="dxa"/>
+              <w:bottom w:w="80" w:type="dxa"/>
+              <w:right w:w="100" w:type="dxa"/>
+            </w:tcMar>
+          </w:tcPr>
+          <w:p/>
+        </w:tc>
+        <w:tc>
+          <w:tcPr>
+            <w:tcW w:w="1418" w:type="dxa"/>
+            <w:tcMar>
+              <w:top w:w="80" w:type="dxa"/>
+              <w:left w:w="100" w:type="dxa"/>
+              <w:bottom w:w="80" w:type="dxa"/>
+              <w:right w:w="100" w:type="dxa"/>
+            </w:tcMar>
+          </w:tcPr>
+          <w:p/>
+        </w:tc>
+        <w:tc>
+          <w:tcPr>
+            <w:tcW w:w="1843" w:type="dxa"/>
+            <w:tcMar>
+              <w:top w:w="80" w:type="dxa"/>
+              <w:left w:w="100" w:type="dxa"/>
+              <w:bottom w:w="80" w:type="dxa"/>
+              <w:right w:w="100" w:type="dxa"/>
+            </w:tcMar>
+          </w:tcPr>
+          <w:p/>
+        </w:tc>
+        <w:tc>
+          <w:tcPr>
+            <w:tcW w:w="2409" w:type="dxa"/>
+            <w:tcMar>
+              <w:top w:w="80" w:type="dxa"/>
+              <w:left w:w="100" w:type="dxa"/>
+              <w:bottom w:w="80" w:type="dxa"/>
+              <w:right w:w="100" w:type="dxa"/>
+            </w:tcMar>
+          </w:tcPr>
+          <w:p/>
+        </w:tc>
+      </w:tr>
+      <w:tr>
+        <w:trPr>
+          <w:trHeight w:val="392"/>
+        </w:trPr>
+        <w:tc>
+          <w:tcPr>
+            <w:tcW w:w="668" w:type="dxa"/>
+            <w:tcMar>
+              <w:top w:w="80" w:type="dxa"/>
+              <w:left w:w="100" w:type="dxa"/>
+              <w:bottom w:w="80" w:type="dxa"/>
+              <w:right w:w="100" w:type="dxa"/>
+            </w:tcMar>
+          </w:tcPr>
+          <w:p>
+            <w:r>
+              <w:t>NFR-005</w:t>
+            </w:r>
+          </w:p>
+        </w:tc>
+        <w:tc>
+          <w:tcPr>
+            <w:tcW w:w="1170" w:type="dxa"/>
+            <w:tcMar>
+              <w:top w:w="80" w:type="dxa"/>
+              <w:left w:w="100" w:type="dxa"/>
+              <w:bottom w:w="80" w:type="dxa"/>
+              <w:right w:w="100" w:type="dxa"/>
+            </w:tcMar>
+          </w:tcPr>
+          <w:p/>
+        </w:tc>
+        <w:tc>
+          <w:tcPr>
+            <w:tcW w:w="1418" w:type="dxa"/>
+            <w:tcMar>
+              <w:top w:w="80" w:type="dxa"/>
+              <w:left w:w="100" w:type="dxa"/>
+              <w:bottom w:w="80" w:type="dxa"/>
+              <w:right w:w="100" w:type="dxa"/>
+            </w:tcMar>
+          </w:tcPr>
+          <w:p/>
+        </w:tc>
+        <w:tc>
+          <w:tcPr>
+            <w:tcW w:w="1842" w:type="dxa"/>
+            <w:tcMar>
+              <w:top w:w="80" w:type="dxa"/>
+              <w:left w:w="100" w:type="dxa"/>
+              <w:bottom w:w="80" w:type="dxa"/>
+              <w:right w:w="100" w:type="dxa"/>
+            </w:tcMar>
+          </w:tcPr>
+          <w:p/>
+        </w:tc>
+        <w:tc>
+          <w:tcPr>
+            <w:tcW w:w="1418" w:type="dxa"/>
+            <w:tcMar>
+              <w:top w:w="80" w:type="dxa"/>
+              <w:left w:w="100" w:type="dxa"/>
+              <w:bottom w:w="80" w:type="dxa"/>
+              <w:right w:w="100" w:type="dxa"/>
+            </w:tcMar>
+          </w:tcPr>
+          <w:p/>
+        </w:tc>
+        <w:tc>
+          <w:tcPr>
+            <w:tcW w:w="1843" w:type="dxa"/>
+            <w:tcMar>
+              <w:top w:w="80" w:type="dxa"/>
+              <w:left w:w="100" w:type="dxa"/>
+              <w:bottom w:w="80" w:type="dxa"/>
+              <w:right w:w="100" w:type="dxa"/>
+            </w:tcMar>
+          </w:tcPr>
+          <w:p/>
+        </w:tc>
+        <w:tc>
+          <w:tcPr>
+            <w:tcW w:w="2409" w:type="dxa"/>
+            <w:tcMar>
+              <w:top w:w="80" w:type="dxa"/>
+              <w:left w:w="100" w:type="dxa"/>
+              <w:bottom w:w="80" w:type="dxa"/>
+              <w:right w:w="100" w:type="dxa"/>
+            </w:tcMar>
+          </w:tcPr>
+          <w:p/>
+        </w:tc>
+      </w:tr>
+      <w:tr>
+        <w:trPr>
+          <w:trHeight w:val="392"/>
+        </w:trPr>
+        <w:tc>
+          <w:tcPr>
+            <w:tcW w:w="668" w:type="dxa"/>
+            <w:tcMar>
+              <w:top w:w="80" w:type="dxa"/>
+              <w:left w:w="100" w:type="dxa"/>
+              <w:bottom w:w="80" w:type="dxa"/>
+              <w:right w:w="100" w:type="dxa"/>
+            </w:tcMar>
+          </w:tcPr>
+          <w:p>
+            <w:r>
+              <w:t>NFR-006</w:t>
+            </w:r>
+          </w:p>
+        </w:tc>
+        <w:tc>
+          <w:tcPr>
+            <w:tcW w:w="1170" w:type="dxa"/>
+            <w:tcMar>
+              <w:top w:w="80" w:type="dxa"/>
+              <w:left w:w="100" w:type="dxa"/>
+              <w:bottom w:w="80" w:type="dxa"/>
+              <w:right w:w="100" w:type="dxa"/>
+            </w:tcMar>
+          </w:tcPr>
+          <w:p/>
+        </w:tc>
+        <w:tc>
+          <w:tcPr>
+            <w:tcW w:w="1418" w:type="dxa"/>
+            <w:tcMar>
+              <w:top w:w="80" w:type="dxa"/>
+              <w:left w:w="100" w:type="dxa"/>
+              <w:bottom w:w="80" w:type="dxa"/>
+              <w:right w:w="100" w:type="dxa"/>
+            </w:tcMar>
+          </w:tcPr>
+          <w:p/>
+        </w:tc>
+        <w:tc>
+          <w:tcPr>
+            <w:tcW w:w="1842" w:type="dxa"/>
+            <w:tcMar>
+              <w:top w:w="80" w:type="dxa"/>
+              <w:left w:w="100" w:type="dxa"/>
+              <w:bottom w:w="80" w:type="dxa"/>
+              <w:right w:w="100" w:type="dxa"/>
+            </w:tcMar>
+          </w:tcPr>
+          <w:p/>
+        </w:tc>
+        <w:tc>
+          <w:tcPr>
+            <w:tcW w:w="1418" w:type="dxa"/>
+            <w:tcMar>
+              <w:top w:w="80" w:type="dxa"/>
+              <w:left w:w="100" w:type="dxa"/>
+              <w:bottom w:w="80" w:type="dxa"/>
+              <w:right w:w="100" w:type="dxa"/>
+            </w:tcMar>
+          </w:tcPr>
+          <w:p/>
+        </w:tc>
+        <w:tc>
+          <w:tcPr>
+            <w:tcW w:w="1843" w:type="dxa"/>
+            <w:tcMar>
+              <w:top w:w="80" w:type="dxa"/>
+              <w:left w:w="100" w:type="dxa"/>
+              <w:bottom w:w="80" w:type="dxa"/>
+              <w:right w:w="100" w:type="dxa"/>
+            </w:tcMar>
+          </w:tcPr>
+          <w:p/>
+        </w:tc>
+        <w:tc>
+          <w:tcPr>
+            <w:tcW w:w="2409" w:type="dxa"/>
+            <w:tcMar>
+              <w:top w:w="80" w:type="dxa"/>
+              <w:left w:w="100" w:type="dxa"/>
+              <w:bottom w:w="80" w:type="dxa"/>
+              <w:right w:w="100" w:type="dxa"/>
+            </w:tcMar>
+          </w:tcPr>
+          <w:p/>
+        </w:tc>
+      </w:tr>
+      <w:tr>
+        <w:trPr>
+          <w:trHeight w:val="392"/>
+        </w:trPr>
+        <w:tc>
+          <w:tcPr>
+            <w:tcW w:w="668" w:type="dxa"/>
+            <w:tcMar>
+              <w:top w:w="80" w:type="dxa"/>
+              <w:left w:w="100" w:type="dxa"/>
+              <w:bottom w:w="80" w:type="dxa"/>
+              <w:right w:w="100" w:type="dxa"/>
+            </w:tcMar>
+          </w:tcPr>
+          <w:p>
+            <w:r>
+              <w:t>NFR-007</w:t>
+            </w:r>
+          </w:p>
+        </w:tc>
+        <w:tc>
+          <w:tcPr>
+            <w:tcW w:w="1170" w:type="dxa"/>
+            <w:tcMar>
+              <w:top w:w="80" w:type="dxa"/>
+              <w:left w:w="100" w:type="dxa"/>
+              <w:bottom w:w="80" w:type="dxa"/>
+              <w:right w:w="100" w:type="dxa"/>
+            </w:tcMar>
+          </w:tcPr>
+          <w:p/>
+        </w:tc>
+        <w:tc>
+          <w:tcPr>
+            <w:tcW w:w="1418" w:type="dxa"/>
+            <w:tcMar>
+              <w:top w:w="80" w:type="dxa"/>
+              <w:left w:w="100" w:type="dxa"/>
+              <w:bottom w:w="80" w:type="dxa"/>
+              <w:right w:w="100" w:type="dxa"/>
+            </w:tcMar>
+          </w:tcPr>
+          <w:p/>
+        </w:tc>
+        <w:tc>
+          <w:tcPr>
+            <w:tcW w:w="1842" w:type="dxa"/>
+            <w:tcMar>
+              <w:top w:w="80" w:type="dxa"/>
+              <w:left w:w="100" w:type="dxa"/>
+              <w:bottom w:w="80" w:type="dxa"/>
+              <w:right w:w="100" w:type="dxa"/>
+            </w:tcMar>
+          </w:tcPr>
+          <w:p/>
+        </w:tc>
+        <w:tc>
+          <w:tcPr>
+            <w:tcW w:w="1418" w:type="dxa"/>
+            <w:tcMar>
+              <w:top w:w="80" w:type="dxa"/>
+              <w:left w:w="100" w:type="dxa"/>
+              <w:bottom w:w="80" w:type="dxa"/>
+              <w:right w:w="100" w:type="dxa"/>
+            </w:tcMar>
+          </w:tcPr>
+          <w:p/>
+        </w:tc>
+        <w:tc>
+          <w:tcPr>
+            <w:tcW w:w="1843" w:type="dxa"/>
+            <w:tcMar>
+              <w:top w:w="80" w:type="dxa"/>
+              <w:left w:w="100" w:type="dxa"/>
+              <w:bottom w:w="80" w:type="dxa"/>
+              <w:right w:w="100" w:type="dxa"/>
+            </w:tcMar>
+          </w:tcPr>
+          <w:p/>
+        </w:tc>
+        <w:tc>
+          <w:tcPr>
+            <w:tcW w:w="2409" w:type="dxa"/>
+            <w:tcMar>
+              <w:top w:w="80" w:type="dxa"/>
+              <w:left w:w="100" w:type="dxa"/>
+              <w:bottom w:w="80" w:type="dxa"/>
+              <w:right w:w="100" w:type="dxa"/>
+            </w:tcMar>
+          </w:tcPr>
+          <w:p/>
+        </w:tc>
+      </w:tr>
+      <w:tr>
+        <w:trPr>
+          <w:trHeight w:val="392"/>
+        </w:trPr>
+        <w:tc>
+          <w:tcPr>
+            <w:tcW w:w="668" w:type="dxa"/>
+            <w:tcMar>
+              <w:top w:w="80" w:type="dxa"/>
+              <w:left w:w="100" w:type="dxa"/>
+              <w:bottom w:w="80" w:type="dxa"/>
+              <w:right w:w="100" w:type="dxa"/>
+            </w:tcMar>
+          </w:tcPr>
+          <w:p>
+            <w:r>
+              <w:t>NFR-008</w:t>
+            </w:r>
+          </w:p>
+        </w:tc>
+        <w:tc>
+          <w:tcPr>
+            <w:tcW w:w="1170" w:type="dxa"/>
+            <w:tcMar>
+              <w:top w:w="80" w:type="dxa"/>
+              <w:left w:w="100" w:type="dxa"/>
+              <w:bottom w:w="80" w:type="dxa"/>
+              <w:right w:w="100" w:type="dxa"/>
+            </w:tcMar>
+          </w:tcPr>
+          <w:p/>
+        </w:tc>
+        <w:tc>
+          <w:tcPr>
+            <w:tcW w:w="1418" w:type="dxa"/>
+            <w:tcMar>
+              <w:top w:w="80" w:type="dxa"/>
+              <w:left w:w="100" w:type="dxa"/>
+              <w:bottom w:w="80" w:type="dxa"/>
+              <w:right w:w="100" w:type="dxa"/>
+            </w:tcMar>
+          </w:tcPr>
+          <w:p/>
+        </w:tc>
+        <w:tc>
+          <w:tcPr>
+            <w:tcW w:w="1842" w:type="dxa"/>
+            <w:tcMar>
+              <w:top w:w="80" w:type="dxa"/>
+              <w:left w:w="100" w:type="dxa"/>
+              <w:bottom w:w="80" w:type="dxa"/>
+              <w:right w:w="100" w:type="dxa"/>
+            </w:tcMar>
+          </w:tcPr>
+          <w:p/>
+        </w:tc>
+        <w:tc>
+          <w:tcPr>
+            <w:tcW w:w="1418" w:type="dxa"/>
+            <w:tcMar>
+              <w:top w:w="80" w:type="dxa"/>
+              <w:left w:w="100" w:type="dxa"/>
+              <w:bottom w:w="80" w:type="dxa"/>
+              <w:right w:w="100" w:type="dxa"/>
+            </w:tcMar>
+          </w:tcPr>
+          <w:p/>
+        </w:tc>
+        <w:tc>
+          <w:tcPr>
+            <w:tcW w:w="1843" w:type="dxa"/>
+            <w:tcMar>
+              <w:top w:w="80" w:type="dxa"/>
+              <w:left w:w="100" w:type="dxa"/>
+              <w:bottom w:w="80" w:type="dxa"/>
+              <w:right w:w="100" w:type="dxa"/>
+            </w:tcMar>
+          </w:tcPr>
+          <w:p/>
+        </w:tc>
+        <w:tc>
+          <w:tcPr>
+            <w:tcW w:w="2409" w:type="dxa"/>
+            <w:tcMar>
+              <w:top w:w="80" w:type="dxa"/>
+              <w:left w:w="100" w:type="dxa"/>
+              <w:bottom w:w="80" w:type="dxa"/>
+              <w:right w:w="100" w:type="dxa"/>
+            </w:tcMar>
+          </w:tcPr>
+          <w:p/>
+        </w:tc>
+      </w:tr>
+      <w:tr>
+        <w:trPr>
+          <w:trHeight w:val="392"/>
+        </w:trPr>
+        <w:tc>
+          <w:tcPr>
+            <w:tcW w:w="668" w:type="dxa"/>
+            <w:tcMar>
+              <w:top w:w="80" w:type="dxa"/>
+              <w:left w:w="100" w:type="dxa"/>
+              <w:bottom w:w="80" w:type="dxa"/>
+              <w:right w:w="100" w:type="dxa"/>
+            </w:tcMar>
+          </w:tcPr>
+          <w:p>
+            <w:r>
+              <w:t>NFR-009</w:t>
+            </w:r>
+          </w:p>
+        </w:tc>
+        <w:tc>
+          <w:tcPr>
+            <w:tcW w:w="1170" w:type="dxa"/>
+            <w:tcMar>
+              <w:top w:w="80" w:type="dxa"/>
+              <w:left w:w="100" w:type="dxa"/>
+              <w:bottom w:w="80" w:type="dxa"/>
+              <w:right w:w="100" w:type="dxa"/>
+            </w:tcMar>
+          </w:tcPr>
+          <w:p/>
+        </w:tc>
+        <w:tc>
+          <w:tcPr>
+            <w:tcW w:w="1418" w:type="dxa"/>
+            <w:tcMar>
+              <w:top w:w="80" w:type="dxa"/>
+              <w:left w:w="100" w:type="dxa"/>
+              <w:bottom w:w="80" w:type="dxa"/>
+              <w:right w:w="100" w:type="dxa"/>
+            </w:tcMar>
+          </w:tcPr>
+          <w:p/>
+        </w:tc>
+        <w:tc>
+          <w:tcPr>
+            <w:tcW w:w="1842" w:type="dxa"/>
+            <w:tcMar>
+              <w:top w:w="80" w:type="dxa"/>
+              <w:left w:w="100" w:type="dxa"/>
+              <w:bottom w:w="80" w:type="dxa"/>
+              <w:right w:w="100" w:type="dxa"/>
+            </w:tcMar>
+          </w:tcPr>
+          <w:p/>
+        </w:tc>
+        <w:tc>
+          <w:tcPr>
+            <w:tcW w:w="1418" w:type="dxa"/>
+            <w:tcMar>
+              <w:top w:w="80" w:type="dxa"/>
+              <w:left w:w="100" w:type="dxa"/>
+              <w:bottom w:w="80" w:type="dxa"/>
+              <w:right w:w="100" w:type="dxa"/>
+            </w:tcMar>
+          </w:tcPr>
+          <w:p/>
+        </w:tc>
+        <w:tc>
+          <w:tcPr>
+            <w:tcW w:w="1843" w:type="dxa"/>
+            <w:tcMar>
+              <w:top w:w="80" w:type="dxa"/>
+              <w:left w:w="100" w:type="dxa"/>
+              <w:bottom w:w="80" w:type="dxa"/>
+              <w:right w:w="100" w:type="dxa"/>
+            </w:tcMar>
+          </w:tcPr>
+          <w:p/>
+        </w:tc>
+        <w:tc>
+          <w:tcPr>
+            <w:tcW w:w="2409" w:type="dxa"/>
+            <w:tcMar>
+              <w:top w:w="80" w:type="dxa"/>
+              <w:left w:w="100" w:type="dxa"/>
+              <w:bottom w:w="80" w:type="dxa"/>
+              <w:right w:w="100" w:type="dxa"/>
+            </w:tcMar>
+          </w:tcPr>
+          <w:p/>
         </w:tc>
       </w:tr>
     </w:tbl>
@@ -15014,7 +17268,6 @@
       <w:pPr>
         <w:pStyle w:val="Heading1"/>
       </w:pPr>
-      <w:bookmarkStart w:id="18" w:name="_Toc240984156"/>
       <w:r>
         <w:t>7. Risk Register</w:t>
       </w:r>
@@ -15079,6 +17332,7 @@
                 <w:sz w:val="18"/>
                 <w:szCs w:val="18"/>
               </w:rPr>
+              <w:lastRenderedPageBreak/>
               <w:t>Risk ID</w:t>
             </w:r>
           </w:p>
@@ -15653,11 +17907,7 @@
           </w:tcPr>
           <w:p>
             <w:r>
-              <w:t xml:space="preserve">Inadequate role-based access control allows a staff member or requester to view or modify a request outside their authorisation, exposing sensitive </w:t>
-            </w:r>
-            <w:r>
-              <w:lastRenderedPageBreak/>
-              <w:t>request information (e.g. security concerns, IT issues).</w:t>
+              <w:t>Inadequate role-based access control allows a staff member or requester to view or modify a request outside their authorisation, exposing sensitive request information (e.g. security concerns, IT issues).</w:t>
             </w:r>
           </w:p>
         </w:tc>
@@ -15673,7 +17923,6 @@
           </w:tcPr>
           <w:p>
             <w:r>
-              <w:lastRenderedPageBreak/>
               <w:t>RBAC is treated as an implementation detail rather than a first-class requirement at baseline.</w:t>
             </w:r>
           </w:p>
@@ -15754,11 +18003,7 @@
           </w:tcPr>
           <w:p>
             <w:r>
-              <w:t xml:space="preserve">Conduct a focused access-control review before staging deployment; restrict production data exposure </w:t>
-            </w:r>
-            <w:r>
-              <w:lastRenderedPageBreak/>
-              <w:t>until verified.</w:t>
+              <w:t>Conduct a focused access-control review before staging deployment; restrict production data exposure until verified.</w:t>
             </w:r>
           </w:p>
         </w:tc>
@@ -15774,7 +18019,6 @@
           </w:tcPr>
           <w:p>
             <w:r>
-              <w:lastRenderedPageBreak/>
               <w:t>Jared</w:t>
             </w:r>
           </w:p>
@@ -15825,7 +18069,11 @@
           </w:tcPr>
           <w:p>
             <w:r>
-              <w:t>Uncontrolled scope creep (e.g. adding SMS notifications or a mobile app beyond the approved baseline) consumes time needed for core-capability quality.</w:t>
+              <w:t xml:space="preserve">Uncontrolled scope creep (e.g. adding SMS notifications or a mobile app </w:t>
+            </w:r>
+            <w:r>
+              <w:lastRenderedPageBreak/>
+              <w:t>beyond the approved baseline) consumes time needed for core-capability quality.</w:t>
             </w:r>
           </w:p>
         </w:tc>
@@ -15841,7 +18089,12 @@
           </w:tcPr>
           <w:p>
             <w:r>
-              <w:t>Desire to appear comprehensive or impressive at milestone presentations.</w:t>
+              <w:lastRenderedPageBreak/>
+              <w:t xml:space="preserve">Desire to appear comprehensive or impressive at </w:t>
+            </w:r>
+            <w:r>
+              <w:lastRenderedPageBreak/>
+              <w:t>milestone presentations.</w:t>
             </w:r>
           </w:p>
         </w:tc>
@@ -15857,6 +18110,7 @@
           </w:tcPr>
           <w:p>
             <w:r>
+              <w:lastRenderedPageBreak/>
               <w:t>Med</w:t>
             </w:r>
           </w:p>
@@ -15905,7 +18159,11 @@
           </w:tcPr>
           <w:p>
             <w:r>
-              <w:t>Enforce the scope baseline (Section 3); any proposed addition must pass through the Change Request/Impact Analysis template (Master Brief Appendix E) before implementation.</w:t>
+              <w:t xml:space="preserve">Enforce the scope baseline (Section 3); any proposed addition must pass through </w:t>
+            </w:r>
+            <w:r>
+              <w:lastRenderedPageBreak/>
+              <w:t>the Change Request/Impact Analysis template (Master Brief Appendix E) before implementation.</w:t>
             </w:r>
           </w:p>
         </w:tc>
@@ -15921,7 +18179,12 @@
           </w:tcPr>
           <w:p>
             <w:r>
-              <w:t>Revert to baseline scope and formally defer the addition to future scope if schedule slippage is detected at a checkpoint.</w:t>
+              <w:lastRenderedPageBreak/>
+              <w:t xml:space="preserve">Revert to baseline scope and formally defer the addition to </w:t>
+            </w:r>
+            <w:r>
+              <w:lastRenderedPageBreak/>
+              <w:t>future scope if schedule slippage is detected at a checkpoint.</w:t>
             </w:r>
           </w:p>
         </w:tc>
@@ -15937,6 +18200,7 @@
           </w:tcPr>
           <w:p>
             <w:r>
+              <w:lastRenderedPageBreak/>
               <w:t>Xander</w:t>
             </w:r>
           </w:p>
@@ -15971,13 +18235,6 @@
           </w:tcPr>
           <w:p>
             <w:r>
-              <w:rPr>
-                <w:i/>
-                <w:iCs/>
-                <w:color w:val="6B6B6B"/>
-                <w:sz w:val="19"/>
-                <w:szCs w:val="19"/>
-              </w:rPr>
               <w:t>R-005</w:t>
             </w:r>
           </w:p>
@@ -16010,7 +18267,7 @@
           </w:tcPr>
           <w:p>
             <w:r>
-              <w:t>Small team size relative to the two-approvals-from-non-authors governance control (Master Brief 9).</w:t>
+              <w:t>Small team size relative to the two-approvals-from-non-authors governance control (Master Brief §9).</w:t>
             </w:r>
           </w:p>
         </w:tc>
@@ -16140,13 +18397,6 @@
           </w:tcPr>
           <w:p>
             <w:r>
-              <w:rPr>
-                <w:i/>
-                <w:iCs/>
-                <w:color w:val="6B6B6B"/>
-                <w:sz w:val="19"/>
-                <w:szCs w:val="19"/>
-              </w:rPr>
               <w:t>R-006</w:t>
             </w:r>
           </w:p>
@@ -16163,11 +18413,7 @@
           </w:tcPr>
           <w:p>
             <w:r>
-              <w:t xml:space="preserve">AI-generated code, tests or requirement wording is accepted into the controlled baseline without sufficient </w:t>
-            </w:r>
-            <w:r>
-              <w:lastRenderedPageBreak/>
-              <w:t>independent verification, introducing a defect, incorrect assumption or security gap.</w:t>
+              <w:t>AI-generated code, tests or requirement wording is accepted into the controlled baseline without sufficient independent verification, introducing a defect, incorrect assumption or security gap.</w:t>
             </w:r>
           </w:p>
         </w:tc>
@@ -16183,7 +18429,6 @@
           </w:tcPr>
           <w:p>
             <w:r>
-              <w:lastRenderedPageBreak/>
               <w:t>Schedule pressure encourages faster acceptance of AI output; verification takes time.</w:t>
             </w:r>
           </w:p>
@@ -16248,11 +18493,7 @@
           </w:tcPr>
           <w:p>
             <w:r>
-              <w:t xml:space="preserve">Apply the AI Usage Register (Section 11) to every material AI contribution; the responsible student must test, cite or otherwise verify </w:t>
-            </w:r>
-            <w:r>
-              <w:lastRenderedPageBreak/>
-              <w:t>the specific claim before it enters the baseline.</w:t>
+              <w:t>Apply the AI Usage Register (Section 11) to every material AI contribution; the responsible student must test, cite or otherwise verify the specific claim before it enters the baseline.</w:t>
             </w:r>
           </w:p>
         </w:tc>
@@ -16268,12 +18509,7 @@
           </w:tcPr>
           <w:p>
             <w:r>
-              <w:lastRenderedPageBreak/>
-              <w:t xml:space="preserve">Treat any unverifiable AI-assisted claim as rejected by default rather than including it </w:t>
-            </w:r>
-            <w:r>
-              <w:lastRenderedPageBreak/>
-              <w:t>to save time.</w:t>
+              <w:t>Treat any unverifiable AI-assisted claim as rejected by default rather than including it to save time.</w:t>
             </w:r>
           </w:p>
         </w:tc>
@@ -16289,7 +18525,6 @@
           </w:tcPr>
           <w:p>
             <w:r>
-              <w:lastRenderedPageBreak/>
               <w:t>Jared</w:t>
             </w:r>
           </w:p>
@@ -16324,13 +18559,6 @@
           </w:tcPr>
           <w:p>
             <w:r>
-              <w:rPr>
-                <w:i/>
-                <w:iCs/>
-                <w:color w:val="6B6B6B"/>
-                <w:sz w:val="19"/>
-                <w:szCs w:val="19"/>
-              </w:rPr>
               <w:t>R-007</w:t>
             </w:r>
           </w:p>
@@ -16347,7 +18575,11 @@
           </w:tcPr>
           <w:p>
             <w:r>
-              <w:t>Requesters submit duplicate, incomplete or miscategorised service requests, reducing staff's ability to prioritise and increasing the perceived unreliability of the platform.</w:t>
+              <w:t xml:space="preserve">Requesters submit duplicate, incomplete or </w:t>
+            </w:r>
+            <w:r>
+              <w:lastRenderedPageBreak/>
+              <w:t>miscategorised service requests, reducing staff's ability to prioritise and increasing the perceived unreliability of the platform.</w:t>
             </w:r>
           </w:p>
         </w:tc>
@@ -16363,7 +18595,12 @@
           </w:tcPr>
           <w:p>
             <w:r>
-              <w:t xml:space="preserve">This is one of the core problems described in the </w:t>
+              <w:lastRenderedPageBreak/>
+              <w:t xml:space="preserve">This is one of the core problems described </w:t>
+            </w:r>
+            <w:r>
+              <w:lastRenderedPageBreak/>
+              <w:t xml:space="preserve">in the </w:t>
             </w:r>
             <w:proofErr w:type="spellStart"/>
             <w:r>
@@ -16387,6 +18624,7 @@
           </w:tcPr>
           <w:p>
             <w:r>
+              <w:lastRenderedPageBreak/>
               <w:t>Med</w:t>
             </w:r>
           </w:p>
@@ -16435,7 +18673,11 @@
           </w:tcPr>
           <w:p>
             <w:r>
-              <w:t>Design mandatory fields and a controlled category list into the functional requirements (Section 4.1) rather than leaving submission unconstrained.</w:t>
+              <w:t xml:space="preserve">Design mandatory fields and a controlled </w:t>
+            </w:r>
+            <w:r>
+              <w:lastRenderedPageBreak/>
+              <w:t>category list into the functional requirements (Section 4.1) rather than leaving submission unconstrained.</w:t>
             </w:r>
           </w:p>
         </w:tc>
@@ -16451,7 +18693,12 @@
           </w:tcPr>
           <w:p>
             <w:r>
-              <w:t>Allow staff to merge/relabel duplicate or miscategorised requests as a controlled, audited action.</w:t>
+              <w:lastRenderedPageBreak/>
+              <w:t xml:space="preserve">Allow staff to merge/relabel duplicate </w:t>
+            </w:r>
+            <w:r>
+              <w:lastRenderedPageBreak/>
+              <w:t>or miscategorised requests as a controlled, audited action.</w:t>
             </w:r>
           </w:p>
         </w:tc>
@@ -16467,6 +18714,7 @@
           </w:tcPr>
           <w:p>
             <w:r>
+              <w:lastRenderedPageBreak/>
               <w:t>Xander</w:t>
             </w:r>
           </w:p>
@@ -16493,7 +18741,7 @@
       <w:pPr>
         <w:pStyle w:val="Heading1"/>
       </w:pPr>
-      <w:bookmarkStart w:id="19" w:name="_Toc240984157"/>
+      <w:bookmarkStart w:id="19" w:name="_Toc239883357"/>
       <w:r>
         <w:t>8. Forward Engineering Considerations</w:t>
       </w:r>
@@ -16724,7 +18972,7 @@
           </w:tcPr>
           <w:p>
             <w:r>
-              <w:t>The three-role model is already implied by the minimum business capabilities (Master Brief 3) and shapes which requirements, screens and data fields exist at all.</w:t>
+              <w:t>The three-role model is already implied by the minimum business capabilities (Master Brief §3) and shapes which requirements, screens and data fields exist at all.</w:t>
             </w:r>
           </w:p>
         </w:tc>
@@ -16878,11 +19126,7 @@
             </w:r>
             <w:proofErr w:type="spellEnd"/>
             <w:r>
-              <w:t xml:space="preserve"> is meant to solve; late taxonomy changes ripple through </w:t>
-            </w:r>
-            <w:r>
-              <w:lastRenderedPageBreak/>
-              <w:t>requirements, data and reports.</w:t>
+              <w:t xml:space="preserve"> is meant to solve; late taxonomy changes ripple through requirements, data and reports.</w:t>
             </w:r>
           </w:p>
         </w:tc>
@@ -16900,7 +19144,6 @@
           </w:tcPr>
           <w:p>
             <w:r>
-              <w:lastRenderedPageBreak/>
               <w:t>3</w:t>
             </w:r>
           </w:p>
@@ -16933,7 +19176,15 @@
           </w:tcPr>
           <w:p>
             <w:r>
-              <w:t>The business need explicitly names 'weak accountability for changes to request status' as a current problem; the data model must capture who changed what and when from the outset.</w:t>
+              <w:t xml:space="preserve">The business </w:t>
+            </w:r>
+            <w:proofErr w:type="gramStart"/>
+            <w:r>
+              <w:t>need</w:t>
+            </w:r>
+            <w:proofErr w:type="gramEnd"/>
+            <w:r>
+              <w:t xml:space="preserve"> explicitly names 'weak accountability for changes to request status' as a current problem; the data model must capture who changed what and when from the outset.</w:t>
             </w:r>
           </w:p>
         </w:tc>
@@ -16999,6 +19250,7 @@
           </w:tcPr>
           <w:p>
             <w:r>
+              <w:lastRenderedPageBreak/>
               <w:t>4</w:t>
             </w:r>
           </w:p>
@@ -17031,7 +19283,7 @@
           </w:tcPr>
           <w:p>
             <w:r>
-              <w:t>The cost constraint (free/low-cost preference) and the later need for staging-to-production parity (Master Brief 17) both depend on understanding platform options and limits early.</w:t>
+              <w:t>The cost constraint (free/low-cost preference) and the later need for staging-to-production parity (Master Brief §17) both depend on understanding platform options and limits early.</w:t>
             </w:r>
           </w:p>
         </w:tc>
@@ -17129,7 +19381,7 @@
           </w:tcPr>
           <w:p>
             <w:r>
-              <w:t>If requirements and design don't anticipate automated testing (Master Brief 15), M3's automated test evidence will be retrofitted and weaker.</w:t>
+              <w:t>If requirements and design don't anticipate automated testing (Master Brief §15), M3's automated test evidence will be retrofitted and weaker.</w:t>
             </w:r>
           </w:p>
         </w:tc>
@@ -17275,7 +19527,7 @@
           </w:tcPr>
           <w:p>
             <w:r>
-              <w:t>Sensitive information could be exposed to unauthorised staff, leaving a residual security risk the team cannot honestly claim to understand at M4 (Master Brief 23).</w:t>
+              <w:t>Sensitive information could be exposed to unauthorised staff, leaving a residual security risk the team cannot honestly claim to understand at M4 (Master Brief §23).</w:t>
             </w:r>
           </w:p>
         </w:tc>
@@ -17285,7 +19537,7 @@
       <w:pPr>
         <w:pStyle w:val="Heading1"/>
       </w:pPr>
-      <w:bookmarkStart w:id="20" w:name="_Toc240984158"/>
+      <w:bookmarkStart w:id="20" w:name="_Toc239883358"/>
       <w:r>
         <w:t>9. Engineering Decision Log</w:t>
       </w:r>
@@ -17351,7 +19603,6 @@
                 <w:sz w:val="18"/>
                 <w:szCs w:val="18"/>
               </w:rPr>
-              <w:lastRenderedPageBreak/>
               <w:t>Decision ID</w:t>
             </w:r>
           </w:p>
@@ -17623,7 +19874,11 @@
           </w:tcPr>
           <w:p>
             <w:r>
-              <w:t>Must stay simple for non-technical requesters; must cover categories named in the business need (facility faults, damaged equipment, security concerns, IT support, maintenance, lost property).</w:t>
+              <w:t xml:space="preserve">Must stay simple for non-technical requesters; must cover categories named in the business need </w:t>
+            </w:r>
+            <w:r>
+              <w:lastRenderedPageBreak/>
+              <w:t>(facility faults, damaged equipment, security concerns, IT support, maintenance, lost property).</w:t>
             </w:r>
           </w:p>
         </w:tc>
@@ -17639,7 +19894,12 @@
           </w:tcPr>
           <w:p>
             <w:r>
-              <w:t>(a) Free-text field; (b) Fixed controlled list; (c) Fixed list with an 'Other' option requiring staff reclassification.</w:t>
+              <w:lastRenderedPageBreak/>
+              <w:t xml:space="preserve">(a) Free-text field; (b) Fixed controlled list; (c) Fixed list with an 'Other' option requiring staff </w:t>
+            </w:r>
+            <w:r>
+              <w:lastRenderedPageBreak/>
+              <w:t>reclassification.</w:t>
             </w:r>
           </w:p>
         </w:tc>
@@ -17655,6 +19915,7 @@
           </w:tcPr>
           <w:p>
             <w:r>
+              <w:lastRenderedPageBreak/>
               <w:t>Adopt (c): a fixed controlled list with a staff-</w:t>
             </w:r>
             <w:proofErr w:type="spellStart"/>
@@ -17679,7 +19940,11 @@
           </w:tcPr>
           <w:p>
             <w:r>
-              <w:t>Balances requester ease-of-use with the data-quality and reporting needs in the business need, without an over-rigid list that blocks legitimate edge cases.</w:t>
+              <w:t xml:space="preserve">Balances requester ease-of-use with the data-quality and reporting needs in the business need, without an over-rigid list </w:t>
+            </w:r>
+            <w:r>
+              <w:lastRenderedPageBreak/>
+              <w:t>that blocks legitimate edge cases.</w:t>
             </w:r>
           </w:p>
         </w:tc>
@@ -17695,7 +19960,12 @@
           </w:tcPr>
           <w:p>
             <w:r>
-              <w:t>Slightly more implementation complexity than free text; requires a staff workflow for reclassifying 'Other' items.</w:t>
+              <w:lastRenderedPageBreak/>
+              <w:t>Slightly more implementation complexity than free text; requires a staff workflow for reclassifyi</w:t>
+            </w:r>
+            <w:r>
+              <w:lastRenderedPageBreak/>
+              <w:t>ng 'Other' items.</w:t>
             </w:r>
           </w:p>
         </w:tc>
@@ -17711,7 +19981,12 @@
           </w:tcPr>
           <w:p>
             <w:r>
-              <w:t>If the list is poorly chosen, most requests may default to 'Other', undermining the benefit (linked to Risk R-007).</w:t>
+              <w:lastRenderedPageBreak/>
+              <w:t xml:space="preserve">If the list is poorly chosen, most requests may default to 'Other', undermining the benefit (linked to </w:t>
+            </w:r>
+            <w:r>
+              <w:lastRenderedPageBreak/>
+              <w:t>Risk R-007).</w:t>
             </w:r>
           </w:p>
         </w:tc>
@@ -17727,7 +20002,8 @@
           </w:tcPr>
           <w:p>
             <w:r>
-              <w:t>Master Brief 2 (fragmentation problem); Stakeholder Analysis, Section 2.</w:t>
+              <w:lastRenderedPageBreak/>
+              <w:t>Master Brief §2 (fragmentation problem); Stakeholder Analysis, Section 2.</w:t>
             </w:r>
           </w:p>
         </w:tc>
@@ -17809,7 +20085,23 @@
           </w:tcPr>
           <w:p>
             <w:r>
-              <w:t>(a) Store only current status; (b) Store current status plus a full append-only status-change history.</w:t>
+              <w:t xml:space="preserve">(a) Store only </w:t>
+            </w:r>
+            <w:proofErr w:type="gramStart"/>
+            <w:r>
+              <w:t>current status</w:t>
+            </w:r>
+            <w:proofErr w:type="gramEnd"/>
+            <w:r>
+              <w:t xml:space="preserve">; (b) Store </w:t>
+            </w:r>
+            <w:proofErr w:type="gramStart"/>
+            <w:r>
+              <w:t>current status</w:t>
+            </w:r>
+            <w:proofErr w:type="gramEnd"/>
+            <w:r>
+              <w:t xml:space="preserve"> plus a full append-only status-change history.</w:t>
             </w:r>
           </w:p>
         </w:tc>
@@ -17889,7 +20181,7 @@
           </w:tcPr>
           <w:p>
             <w:r>
-              <w:t>Master Brief 2 problem statement; 11 traceability standard.</w:t>
+              <w:t>Master Brief §2 problem statement; §11 traceability standard.</w:t>
             </w:r>
           </w:p>
         </w:tc>
@@ -17939,11 +20231,7 @@
           </w:tcPr>
           <w:p>
             <w:r>
-              <w:t>Whether management reporting requires a real-time dashboard or a periodic/on-</w:t>
-            </w:r>
-            <w:r>
-              <w:lastRenderedPageBreak/>
-              <w:t>demand view at MVP stage.</w:t>
+              <w:t>Whether management reporting requires a real-time dashboard or a periodic/on-demand view at MVP stage.</w:t>
             </w:r>
           </w:p>
         </w:tc>
@@ -17959,12 +20247,7 @@
           </w:tcPr>
           <w:p>
             <w:r>
-              <w:lastRenderedPageBreak/>
-              <w:t xml:space="preserve">Must fit within the schedule constraint (Section 5) and the three-person </w:t>
-            </w:r>
-            <w:r>
-              <w:lastRenderedPageBreak/>
-              <w:t>team capability constraint.</w:t>
+              <w:t>Must fit within the schedule constraint (Section 5) and the three-person team capability constraint.</w:t>
             </w:r>
           </w:p>
         </w:tc>
@@ -17980,12 +20263,7 @@
           </w:tcPr>
           <w:p>
             <w:r>
-              <w:lastRenderedPageBreak/>
-              <w:t xml:space="preserve">(a) Real-time dashboard; (b) Periodic/on-demand </w:t>
-            </w:r>
-            <w:r>
-              <w:lastRenderedPageBreak/>
-              <w:t>report view.</w:t>
+              <w:t>(a) Real-time dashboard; (b) Periodic/on-demand report view.</w:t>
             </w:r>
           </w:p>
         </w:tc>
@@ -18001,7 +20279,6 @@
           </w:tcPr>
           <w:p>
             <w:r>
-              <w:lastRenderedPageBreak/>
               <w:t>Adopt (b) for MVP scope; defer (a) to future scope.</w:t>
             </w:r>
           </w:p>
@@ -18018,11 +20295,7 @@
           </w:tcPr>
           <w:p>
             <w:r>
-              <w:t xml:space="preserve">Reduces architectural complexity and risk within the schedule constraint while still </w:t>
-            </w:r>
-            <w:r>
-              <w:lastRenderedPageBreak/>
-              <w:t>satisfying the minimum management capability of identifying open/overdue/resolved requests (Master Brief 3).</w:t>
+              <w:t>Reduces architectural complexity and risk within the schedule constraint while still satisfying the minimum management capability of identifying open/overdue/resolved requests (Master Brief §3).</w:t>
             </w:r>
           </w:p>
         </w:tc>
@@ -18038,12 +20311,7 @@
           </w:tcPr>
           <w:p>
             <w:r>
-              <w:lastRenderedPageBreak/>
-              <w:t xml:space="preserve">Less immediate visibility for management than a </w:t>
-            </w:r>
-            <w:r>
-              <w:lastRenderedPageBreak/>
-              <w:t>live dashboard would offer.</w:t>
+              <w:t>Less immediate visibility for management than a live dashboard would offer.</w:t>
             </w:r>
           </w:p>
         </w:tc>
@@ -18059,12 +20327,7 @@
           </w:tcPr>
           <w:p>
             <w:r>
-              <w:lastRenderedPageBreak/>
-              <w:t xml:space="preserve">If stakeholders expected real-time visibility, this could become a </w:t>
-            </w:r>
-            <w:r>
-              <w:lastRenderedPageBreak/>
-              <w:t>change request later (Master Brief Appendix E).</w:t>
+              <w:t>If stakeholders expected real-time visibility, this could become a change request later (Master Brief Appendix E).</w:t>
             </w:r>
           </w:p>
         </w:tc>
@@ -18080,7 +20343,6 @@
           </w:tcPr>
           <w:p>
             <w:r>
-              <w:lastRenderedPageBreak/>
               <w:t>Scope Baseline, Section 3.3.</w:t>
             </w:r>
           </w:p>
@@ -18115,6 +20377,7 @@
           </w:tcPr>
           <w:p>
             <w:r>
+              <w:lastRenderedPageBreak/>
               <w:t>D-004 (Deferred)</w:t>
             </w:r>
           </w:p>
@@ -18155,7 +20418,15 @@
           </w:tcPr>
           <w:p>
             <w:r>
-              <w:t>Not applicable at this time.</w:t>
+              <w:t xml:space="preserve">Not applicable </w:t>
+            </w:r>
+            <w:proofErr w:type="gramStart"/>
+            <w:r>
+              <w:t>at this time</w:t>
+            </w:r>
+            <w:proofErr w:type="gramEnd"/>
+            <w:r>
+              <w:t>.</w:t>
             </w:r>
           </w:p>
         </w:tc>
@@ -18171,7 +20442,15 @@
           </w:tcPr>
           <w:p>
             <w:r>
-              <w:t>Not applicable at this time.</w:t>
+              <w:t xml:space="preserve">Not applicable </w:t>
+            </w:r>
+            <w:proofErr w:type="gramStart"/>
+            <w:r>
+              <w:t>at this time</w:t>
+            </w:r>
+            <w:proofErr w:type="gramEnd"/>
+            <w:r>
+              <w:t>.</w:t>
             </w:r>
           </w:p>
         </w:tc>
@@ -18203,7 +20482,7 @@
           </w:tcPr>
           <w:p>
             <w:r>
-              <w:t>M1 explicitly excludes final technology-stack selection (Milestone 1 Brief 5); a defensible choice requires the weighted decision matrix and evidence gathering scoped to M2 (Master Brief 18.1), not yet performed.</w:t>
+              <w:t>M1 explicitly excludes final technology-stack selection (Milestone 1 Brief §5); a defensible choice requires the weighted decision matrix and evidence gathering scoped to M2 (Master Brief §18.1), not yet performed.</w:t>
             </w:r>
           </w:p>
         </w:tc>
@@ -18219,7 +20498,15 @@
           </w:tcPr>
           <w:p>
             <w:r>
-              <w:t>Not applicable at this time.</w:t>
+              <w:t xml:space="preserve">Not applicable </w:t>
+            </w:r>
+            <w:proofErr w:type="gramStart"/>
+            <w:r>
+              <w:t>at this time</w:t>
+            </w:r>
+            <w:proofErr w:type="gramEnd"/>
+            <w:r>
+              <w:t>.</w:t>
             </w:r>
           </w:p>
         </w:tc>
@@ -18257,7 +20544,15 @@
           </w:tcPr>
           <w:p>
             <w:r>
-              <w:t>Not applicable at this time.</w:t>
+              <w:t xml:space="preserve">Not applicable </w:t>
+            </w:r>
+            <w:proofErr w:type="gramStart"/>
+            <w:r>
+              <w:t>at this time</w:t>
+            </w:r>
+            <w:proofErr w:type="gramEnd"/>
+            <w:r>
+              <w:t>.</w:t>
             </w:r>
           </w:p>
         </w:tc>
@@ -18273,7 +20568,15 @@
           </w:tcPr>
           <w:p>
             <w:r>
-              <w:t>Not applicable at this time.</w:t>
+              <w:t xml:space="preserve">Not applicable </w:t>
+            </w:r>
+            <w:proofErr w:type="gramStart"/>
+            <w:r>
+              <w:t>at this time</w:t>
+            </w:r>
+            <w:proofErr w:type="gramEnd"/>
+            <w:r>
+              <w:t>.</w:t>
             </w:r>
           </w:p>
         </w:tc>
@@ -18323,7 +20626,15 @@
           </w:tcPr>
           <w:p>
             <w:r>
-              <w:t>Not applicable at this time.</w:t>
+              <w:t xml:space="preserve">Not applicable </w:t>
+            </w:r>
+            <w:proofErr w:type="gramStart"/>
+            <w:r>
+              <w:t>at this time</w:t>
+            </w:r>
+            <w:proofErr w:type="gramEnd"/>
+            <w:r>
+              <w:t>.</w:t>
             </w:r>
           </w:p>
         </w:tc>
@@ -18339,7 +20650,15 @@
           </w:tcPr>
           <w:p>
             <w:r>
-              <w:t>Not applicable at this time.</w:t>
+              <w:t xml:space="preserve">Not applicable </w:t>
+            </w:r>
+            <w:proofErr w:type="gramStart"/>
+            <w:r>
+              <w:t>at this time</w:t>
+            </w:r>
+            <w:proofErr w:type="gramEnd"/>
+            <w:r>
+              <w:t>.</w:t>
             </w:r>
           </w:p>
         </w:tc>
@@ -18387,7 +20706,15 @@
           </w:tcPr>
           <w:p>
             <w:r>
-              <w:t>Not applicable at this time.</w:t>
+              <w:t xml:space="preserve">Not applicable </w:t>
+            </w:r>
+            <w:proofErr w:type="gramStart"/>
+            <w:r>
+              <w:t>at this time</w:t>
+            </w:r>
+            <w:proofErr w:type="gramEnd"/>
+            <w:r>
+              <w:t>.</w:t>
             </w:r>
           </w:p>
         </w:tc>
@@ -18419,7 +20746,15 @@
           </w:tcPr>
           <w:p>
             <w:r>
-              <w:t>Not applicable at this time.</w:t>
+              <w:t xml:space="preserve">Not applicable </w:t>
+            </w:r>
+            <w:proofErr w:type="gramStart"/>
+            <w:r>
+              <w:t>at this time</w:t>
+            </w:r>
+            <w:proofErr w:type="gramEnd"/>
+            <w:r>
+              <w:t>.</w:t>
             </w:r>
           </w:p>
         </w:tc>
@@ -18435,7 +20770,15 @@
           </w:tcPr>
           <w:p>
             <w:r>
-              <w:t>Not applicable at this time.</w:t>
+              <w:t xml:space="preserve">Not applicable </w:t>
+            </w:r>
+            <w:proofErr w:type="gramStart"/>
+            <w:r>
+              <w:t>at this time</w:t>
+            </w:r>
+            <w:proofErr w:type="gramEnd"/>
+            <w:r>
+              <w:t>.</w:t>
             </w:r>
           </w:p>
         </w:tc>
@@ -18443,7 +20786,6 @@
     </w:tbl>
     <w:p>
       <w:r>
-        <w:lastRenderedPageBreak/>
         <w:br w:type="page"/>
       </w:r>
     </w:p>
@@ -18451,7 +20793,7 @@
       <w:pPr>
         <w:pStyle w:val="Heading1"/>
       </w:pPr>
-      <w:bookmarkStart w:id="21" w:name="_Toc240984159"/>
+      <w:bookmarkStart w:id="21" w:name="_Toc239883359"/>
       <w:r>
         <w:lastRenderedPageBreak/>
         <w:t>10. GitHub &amp; Team Governance</w:t>
@@ -18462,7 +20804,7 @@
       <w:pPr>
         <w:pStyle w:val="Heading2"/>
       </w:pPr>
-      <w:bookmarkStart w:id="22" w:name="_Toc240984160"/>
+      <w:bookmarkStart w:id="22" w:name="_Toc239883360"/>
       <w:r>
         <w:t>10.1 Repository</w:t>
       </w:r>
@@ -18734,13 +21076,18 @@
           </w:tcPr>
           <w:p>
             <w:r>
-              <w:t>Secrets/credentials policy in place (.</w:t>
+              <w:t xml:space="preserve">Secrets/credentials policy in place </w:t>
+            </w:r>
+            <w:proofErr w:type="gramStart"/>
+            <w:r>
+              <w:t>(.</w:t>
             </w:r>
             <w:proofErr w:type="spellStart"/>
             <w:r>
               <w:t>gitignore</w:t>
             </w:r>
             <w:proofErr w:type="spellEnd"/>
+            <w:proofErr w:type="gramEnd"/>
             <w:r>
               <w:t>, no committed keys)</w:t>
             </w:r>
@@ -18813,7 +21160,7 @@
       <w:pPr>
         <w:pStyle w:val="Heading2"/>
       </w:pPr>
-      <w:bookmarkStart w:id="23" w:name="_Toc240984161"/>
+      <w:bookmarkStart w:id="23" w:name="_Toc239883361"/>
       <w:r>
         <w:t>10.2 Team Working Agreement</w:t>
       </w:r>
@@ -18885,7 +21232,7 @@
         <w:t>Commit &amp; PR conventions:</w:t>
       </w:r>
       <w:r>
-        <w:t xml:space="preserve"> Commits use short, meaningful messages describing the change (e.g. "Add NFR-004 performance requirement"). Substantive changes to controlled artefacts (PED sections, registers, code) go through a Pull Request; direct pushes to main are not used for substantive change, per the Master Project Brief 9.</w:t>
+        <w:t xml:space="preserve"> Commits use short, meaningful messages describing the change (e.g. "Add NFR-004 performance requirement"). Substantive changes to controlled artefacts (PED sections, registers, code) go through a Pull Request; direct pushes to main are not used for substantive change, per the Master Project Brief §9.</w:t>
       </w:r>
     </w:p>
     <w:p>
@@ -18925,7 +21272,7 @@
       <w:pPr>
         <w:pStyle w:val="Heading1"/>
       </w:pPr>
-      <w:bookmarkStart w:id="24" w:name="_Toc240984162"/>
+      <w:bookmarkStart w:id="24" w:name="_Toc239883362"/>
       <w:r>
         <w:t>11. AI Usage Register</w:t>
       </w:r>
@@ -19547,7 +21894,15 @@
           </w:tcPr>
           <w:p>
             <w:r>
-              <w:t>Not all of the explanations were relevant to the project</w:t>
+              <w:t xml:space="preserve">Not </w:t>
+            </w:r>
+            <w:proofErr w:type="gramStart"/>
+            <w:r>
+              <w:t>all of</w:t>
+            </w:r>
+            <w:proofErr w:type="gramEnd"/>
+            <w:r>
+              <w:t xml:space="preserve"> the explanations were relevant to the project</w:t>
             </w:r>
           </w:p>
         </w:tc>
@@ -19628,7 +21983,21 @@
               <w:rPr>
                 <w:i/>
               </w:rPr>
-              <w:t>Checked every table's required fields against the Milestone 1 Brief 3 and Master Brief 9–13 field-by-field</w:t>
+              <w:t xml:space="preserve">Checked every table's required </w:t>
+            </w:r>
+            <w:proofErr w:type="gramStart"/>
+            <w:r>
+              <w:rPr>
+                <w:i/>
+              </w:rPr>
+              <w:t>fields</w:t>
+            </w:r>
+            <w:proofErr w:type="gramEnd"/>
+            <w:r>
+              <w:rPr>
+                <w:i/>
+              </w:rPr>
+              <w:t xml:space="preserve"> against the Milestone 1 Brief §3 and Master Brief §§9–13 field-by-field</w:t>
             </w:r>
           </w:p>
         </w:tc>
@@ -19786,7 +22155,7 @@
               <w:rPr>
                 <w:i/>
               </w:rPr>
-              <w:t xml:space="preserve"> Master Project Brief and Milestone 1 Brief sections cited inline (e.g. 2, 3, 9, 18.1); reviewed with Michael before merging</w:t>
+              <w:t xml:space="preserve"> Master Project Brief and Milestone 1 Brief sections cited inline (e.g. §2, §3, §9, §18.1); reviewed with Michael before merging</w:t>
             </w:r>
           </w:p>
         </w:tc>
@@ -19892,7 +22261,7 @@
               <w:rPr>
                 <w:i/>
               </w:rPr>
-              <w:t>Reviewed against the Master Project Brief's Responsible AI standard (10) requiring every material AI contribution to be logged and verified; owner assignments and working-agreement content flagged to team as draft, pending confirmation</w:t>
+              <w:t>Reviewed against the Master Project Brief's Responsible AI standard (§10) requiring every material AI contribution to be logged and verified; owner assignments and working-agreement content flagged to team as draft, pending confirmation</w:t>
             </w:r>
           </w:p>
         </w:tc>
@@ -19940,7 +22309,7 @@
       <w:pPr>
         <w:pStyle w:val="Heading1"/>
       </w:pPr>
-      <w:bookmarkStart w:id="25" w:name="_Toc240984163"/>
+      <w:bookmarkStart w:id="25" w:name="_Toc239883363"/>
       <w:r>
         <w:t>12. Baseline Readiness Checklist</w:t>
       </w:r>
@@ -20057,10 +22426,53 @@
     </w:p>
     <w:p>
       <w:pPr>
+        <w:rPr>
+          <w:b/>
+          <w:bCs/>
+          <w:color w:val="1F3864"/>
+          <w:sz w:val="28"/>
+          <w:szCs w:val="28"/>
+        </w:rPr>
+      </w:pPr>
+      <w:r>
+        <w:br w:type="page"/>
+      </w:r>
+    </w:p>
+    <w:p>
+      <w:pPr>
+        <w:pStyle w:val="Heading1"/>
+      </w:pPr>
+      <w:r>
+        <w:lastRenderedPageBreak/>
+        <w:t>1</w:t>
+      </w:r>
+      <w:r>
+        <w:t>3</w:t>
+      </w:r>
+      <w:r>
+        <w:t>. Solution Design Baseline</w:t>
+      </w:r>
+    </w:p>
+    <w:p>
+      <w:pPr>
+        <w:pStyle w:val="Heading2"/>
+      </w:pPr>
+      <w:r>
+        <w:t>1</w:t>
+      </w:r>
+      <w:r>
+        <w:t>3</w:t>
+      </w:r>
+      <w:r>
+        <w:t>.1 Repository</w:t>
+      </w:r>
+    </w:p>
+    <w:p>
+      <w:pPr>
         <w:pStyle w:val="Heading1"/>
       </w:pPr>
     </w:p>
-    <w:bookmarkStart w:id="26" w:name="_Toc240984164" w:displacedByCustomXml="next"/>
+    <w:bookmarkStart w:id="26" w:name="_Toc239883364" w:displacedByCustomXml="next"/>
     <w:sdt>
       <w:sdtPr>
         <w:rPr>
@@ -21423,6 +23835,79 @@
       <w:ind w:left="210"/>
     </w:pPr>
   </w:style>
+  <w:style w:type="paragraph" w:customStyle="1" w:styleId="Compact">
+    <w:name w:val="Compact"/>
+    <w:basedOn w:val="BodyText"/>
+    <w:qFormat/>
+    <w:rsid w:val="00523F6B"/>
+    <w:pPr>
+      <w:spacing w:before="36" w:after="36"/>
+    </w:pPr>
+    <w:rPr>
+      <w:rFonts w:cstheme="minorBidi"/>
+      <w:szCs w:val="24"/>
+      <w:lang w:val="en-US" w:eastAsia="en-US"/>
+    </w:rPr>
+  </w:style>
+  <w:style w:type="table" w:customStyle="1" w:styleId="Table">
+    <w:name w:val="Table"/>
+    <w:semiHidden/>
+    <w:unhideWhenUsed/>
+    <w:qFormat/>
+    <w:rsid w:val="00523F6B"/>
+    <w:pPr>
+      <w:spacing w:after="200"/>
+    </w:pPr>
+    <w:rPr>
+      <w:rFonts w:asciiTheme="minorHAnsi" w:eastAsiaTheme="minorHAnsi" w:hAnsiTheme="minorHAnsi" w:cstheme="minorBidi"/>
+      <w:sz w:val="24"/>
+      <w:szCs w:val="24"/>
+      <w:lang w:val="en-US" w:eastAsia="en-US"/>
+    </w:rPr>
+    <w:tblPr>
+      <w:tblInd w:w="0" w:type="dxa"/>
+      <w:tblCellMar>
+        <w:top w:w="0" w:type="dxa"/>
+        <w:left w:w="108" w:type="dxa"/>
+        <w:bottom w:w="0" w:type="dxa"/>
+        <w:right w:w="108" w:type="dxa"/>
+      </w:tblCellMar>
+    </w:tblPr>
+    <w:tblStylePr w:type="firstRow">
+      <w:tblPr>
+        <w:jc w:val="left"/>
+      </w:tblPr>
+      <w:trPr>
+        <w:jc w:val="left"/>
+      </w:trPr>
+      <w:tcPr>
+        <w:tcBorders>
+          <w:bottom w:val="single" w:sz="0" w:space="0" w:color="auto"/>
+        </w:tcBorders>
+        <w:vAlign w:val="bottom"/>
+      </w:tcPr>
+    </w:tblStylePr>
+  </w:style>
+  <w:style w:type="paragraph" w:styleId="BodyText">
+    <w:name w:val="Body Text"/>
+    <w:basedOn w:val="Normal"/>
+    <w:link w:val="BodyTextChar"/>
+    <w:uiPriority w:val="99"/>
+    <w:semiHidden/>
+    <w:unhideWhenUsed/>
+    <w:rsid w:val="00523F6B"/>
+    <w:pPr>
+      <w:spacing w:after="120"/>
+    </w:pPr>
+  </w:style>
+  <w:style w:type="character" w:customStyle="1" w:styleId="BodyTextChar">
+    <w:name w:val="Body Text Char"/>
+    <w:basedOn w:val="DefaultParagraphFont"/>
+    <w:link w:val="BodyText"/>
+    <w:uiPriority w:val="99"/>
+    <w:semiHidden/>
+    <w:rsid w:val="00523F6B"/>
+  </w:style>
 </w:styles>
 </file>
 

--- a/SEN381_Milestone1_V1.2 - conditionally accepted.docx
+++ b/SEN381_Milestone1_V1.2 - conditionally accepted.docx
@@ -313,7 +313,7 @@
           <w:r>
             <w:fldChar w:fldCharType="separate"/>
           </w:r>
-          <w:hyperlink w:anchor="_Toc239883338" w:history="1">
+          <w:hyperlink w:anchor="_Toc241064265" w:history="1">
             <w:r>
               <w:rPr>
                 <w:rStyle w:val="Hyperlink"/>
@@ -340,7 +340,7 @@
                 <w:noProof/>
                 <w:webHidden/>
               </w:rPr>
-              <w:instrText xml:space="preserve"> PAGEREF _Toc239883338 \h </w:instrText>
+              <w:instrText xml:space="preserve"> PAGEREF _Toc241064265 \h </w:instrText>
             </w:r>
             <w:r>
               <w:rPr>
@@ -386,12 +386,85 @@
               <w14:ligatures w14:val="standardContextual"/>
             </w:rPr>
           </w:pPr>
-          <w:hyperlink w:anchor="_Toc239883339" w:history="1">
+          <w:hyperlink w:anchor="_Toc241064266" w:history="1">
             <w:r>
               <w:rPr>
                 <w:rStyle w:val="Hyperlink"/>
                 <w:noProof/>
               </w:rPr>
+              <w:t>Change record</w:t>
+            </w:r>
+            <w:r>
+              <w:rPr>
+                <w:noProof/>
+                <w:webHidden/>
+              </w:rPr>
+              <w:tab/>
+            </w:r>
+            <w:r>
+              <w:rPr>
+                <w:noProof/>
+                <w:webHidden/>
+              </w:rPr>
+              <w:fldChar w:fldCharType="begin"/>
+            </w:r>
+            <w:r>
+              <w:rPr>
+                <w:noProof/>
+                <w:webHidden/>
+              </w:rPr>
+              <w:instrText xml:space="preserve"> PAGEREF _Toc241064266 \h </w:instrText>
+            </w:r>
+            <w:r>
+              <w:rPr>
+                <w:noProof/>
+                <w:webHidden/>
+              </w:rPr>
+            </w:r>
+            <w:r>
+              <w:rPr>
+                <w:noProof/>
+                <w:webHidden/>
+              </w:rPr>
+              <w:fldChar w:fldCharType="separate"/>
+            </w:r>
+            <w:r>
+              <w:rPr>
+                <w:noProof/>
+                <w:webHidden/>
+              </w:rPr>
+              <w:t>4</w:t>
+            </w:r>
+            <w:r>
+              <w:rPr>
+                <w:noProof/>
+                <w:webHidden/>
+              </w:rPr>
+              <w:fldChar w:fldCharType="end"/>
+            </w:r>
+          </w:hyperlink>
+        </w:p>
+        <w:p>
+          <w:pPr>
+            <w:pStyle w:val="TOC2"/>
+            <w:tabs>
+              <w:tab w:val="right" w:leader="dot" w:pos="10790"/>
+            </w:tabs>
+            <w:rPr>
+              <w:rFonts w:asciiTheme="minorHAnsi" w:eastAsiaTheme="minorEastAsia" w:hAnsiTheme="minorHAnsi" w:cstheme="minorBidi"/>
+              <w:noProof/>
+              <w:kern w:val="2"/>
+              <w:sz w:val="24"/>
+              <w:szCs w:val="24"/>
+              <w14:ligatures w14:val="standardContextual"/>
+            </w:rPr>
+          </w:pPr>
+          <w:hyperlink w:anchor="_Toc241064267" w:history="1">
+            <w:r>
+              <w:rPr>
+                <w:rStyle w:val="Hyperlink"/>
+                <w:noProof/>
+              </w:rPr>
               <w:t>Baseline Approval</w:t>
             </w:r>
             <w:r>
@@ -413,7 +486,7 @@
                 <w:noProof/>
                 <w:webHidden/>
               </w:rPr>
-              <w:instrText xml:space="preserve"> PAGEREF _Toc239883339 \h </w:instrText>
+              <w:instrText xml:space="preserve"> PAGEREF _Toc241064267 \h </w:instrText>
             </w:r>
             <w:r>
               <w:rPr>
@@ -433,7 +506,80 @@
                 <w:noProof/>
                 <w:webHidden/>
               </w:rPr>
-              <w:t>3</w:t>
+              <w:t>5</w:t>
+            </w:r>
+            <w:r>
+              <w:rPr>
+                <w:noProof/>
+                <w:webHidden/>
+              </w:rPr>
+              <w:fldChar w:fldCharType="end"/>
+            </w:r>
+          </w:hyperlink>
+        </w:p>
+        <w:p>
+          <w:pPr>
+            <w:pStyle w:val="TOC2"/>
+            <w:tabs>
+              <w:tab w:val="right" w:leader="dot" w:pos="10790"/>
+            </w:tabs>
+            <w:rPr>
+              <w:rFonts w:asciiTheme="minorHAnsi" w:eastAsiaTheme="minorEastAsia" w:hAnsiTheme="minorHAnsi" w:cstheme="minorBidi"/>
+              <w:noProof/>
+              <w:kern w:val="2"/>
+              <w:sz w:val="24"/>
+              <w:szCs w:val="24"/>
+              <w14:ligatures w14:val="standardContextual"/>
+            </w:rPr>
+          </w:pPr>
+          <w:hyperlink w:anchor="_Toc241064268" w:history="1">
+            <w:r>
+              <w:rPr>
+                <w:rStyle w:val="Hyperlink"/>
+                <w:noProof/>
+              </w:rPr>
+              <w:t>Baseline Approval (Milestone 2)</w:t>
+            </w:r>
+            <w:r>
+              <w:rPr>
+                <w:noProof/>
+                <w:webHidden/>
+              </w:rPr>
+              <w:tab/>
+            </w:r>
+            <w:r>
+              <w:rPr>
+                <w:noProof/>
+                <w:webHidden/>
+              </w:rPr>
+              <w:fldChar w:fldCharType="begin"/>
+            </w:r>
+            <w:r>
+              <w:rPr>
+                <w:noProof/>
+                <w:webHidden/>
+              </w:rPr>
+              <w:instrText xml:space="preserve"> PAGEREF _Toc241064268 \h </w:instrText>
+            </w:r>
+            <w:r>
+              <w:rPr>
+                <w:noProof/>
+                <w:webHidden/>
+              </w:rPr>
+            </w:r>
+            <w:r>
+              <w:rPr>
+                <w:noProof/>
+                <w:webHidden/>
+              </w:rPr>
+              <w:fldChar w:fldCharType="separate"/>
+            </w:r>
+            <w:r>
+              <w:rPr>
+                <w:noProof/>
+                <w:webHidden/>
+              </w:rPr>
+              <w:t>5</w:t>
             </w:r>
             <w:r>
               <w:rPr>
@@ -459,7 +605,7 @@
               <w14:ligatures w14:val="standardContextual"/>
             </w:rPr>
           </w:pPr>
-          <w:hyperlink w:anchor="_Toc239883340" w:history="1">
+          <w:hyperlink w:anchor="_Toc241064269" w:history="1">
             <w:r>
               <w:rPr>
                 <w:rStyle w:val="Hyperlink"/>
@@ -486,7 +632,7 @@
                 <w:noProof/>
                 <w:webHidden/>
               </w:rPr>
-              <w:instrText xml:space="preserve"> PAGEREF _Toc239883340 \h </w:instrText>
+              <w:instrText xml:space="preserve"> PAGEREF _Toc241064269 \h </w:instrText>
             </w:r>
             <w:r>
               <w:rPr>
@@ -506,7 +652,7 @@
                 <w:noProof/>
                 <w:webHidden/>
               </w:rPr>
-              <w:t>4</w:t>
+              <w:t>6</w:t>
             </w:r>
             <w:r>
               <w:rPr>
@@ -532,7 +678,7 @@
               <w14:ligatures w14:val="standardContextual"/>
             </w:rPr>
           </w:pPr>
-          <w:hyperlink w:anchor="_Toc239883341" w:history="1">
+          <w:hyperlink w:anchor="_Toc241064270" w:history="1">
             <w:r>
               <w:rPr>
                 <w:rStyle w:val="Hyperlink"/>
@@ -559,7 +705,7 @@
                 <w:noProof/>
                 <w:webHidden/>
               </w:rPr>
-              <w:instrText xml:space="preserve"> PAGEREF _Toc239883341 \h </w:instrText>
+              <w:instrText xml:space="preserve"> PAGEREF _Toc241064270 \h </w:instrText>
             </w:r>
             <w:r>
               <w:rPr>
@@ -579,7 +725,7 @@
                 <w:noProof/>
                 <w:webHidden/>
               </w:rPr>
-              <w:t>4</w:t>
+              <w:t>6</w:t>
             </w:r>
             <w:r>
               <w:rPr>
@@ -605,7 +751,7 @@
               <w14:ligatures w14:val="standardContextual"/>
             </w:rPr>
           </w:pPr>
-          <w:hyperlink w:anchor="_Toc239883342" w:history="1">
+          <w:hyperlink w:anchor="_Toc241064271" w:history="1">
             <w:r>
               <w:rPr>
                 <w:rStyle w:val="Hyperlink"/>
@@ -632,7 +778,7 @@
                 <w:noProof/>
                 <w:webHidden/>
               </w:rPr>
-              <w:instrText xml:space="preserve"> PAGEREF _Toc239883342 \h </w:instrText>
+              <w:instrText xml:space="preserve"> PAGEREF _Toc241064271 \h </w:instrText>
             </w:r>
             <w:r>
               <w:rPr>
@@ -652,7 +798,7 @@
                 <w:noProof/>
                 <w:webHidden/>
               </w:rPr>
-              <w:t>4</w:t>
+              <w:t>6</w:t>
             </w:r>
             <w:r>
               <w:rPr>
@@ -678,7 +824,7 @@
               <w14:ligatures w14:val="standardContextual"/>
             </w:rPr>
           </w:pPr>
-          <w:hyperlink w:anchor="_Toc239883343" w:history="1">
+          <w:hyperlink w:anchor="_Toc241064272" w:history="1">
             <w:r>
               <w:rPr>
                 <w:rStyle w:val="Hyperlink"/>
@@ -705,7 +851,7 @@
                 <w:noProof/>
                 <w:webHidden/>
               </w:rPr>
-              <w:instrText xml:space="preserve"> PAGEREF _Toc239883343 \h </w:instrText>
+              <w:instrText xml:space="preserve"> PAGEREF _Toc241064272 \h </w:instrText>
             </w:r>
             <w:r>
               <w:rPr>
@@ -725,7 +871,7 @@
                 <w:noProof/>
                 <w:webHidden/>
               </w:rPr>
-              <w:t>4</w:t>
+              <w:t>6</w:t>
             </w:r>
             <w:r>
               <w:rPr>
@@ -751,7 +897,7 @@
               <w14:ligatures w14:val="standardContextual"/>
             </w:rPr>
           </w:pPr>
-          <w:hyperlink w:anchor="_Toc239883344" w:history="1">
+          <w:hyperlink w:anchor="_Toc241064273" w:history="1">
             <w:r>
               <w:rPr>
                 <w:rStyle w:val="Hyperlink"/>
@@ -778,7 +924,7 @@
                 <w:noProof/>
                 <w:webHidden/>
               </w:rPr>
-              <w:instrText xml:space="preserve"> PAGEREF _Toc239883344 \h </w:instrText>
+              <w:instrText xml:space="preserve"> PAGEREF _Toc241064273 \h </w:instrText>
             </w:r>
             <w:r>
               <w:rPr>
@@ -798,7 +944,7 @@
                 <w:noProof/>
                 <w:webHidden/>
               </w:rPr>
-              <w:t>4</w:t>
+              <w:t>6</w:t>
             </w:r>
             <w:r>
               <w:rPr>
@@ -824,7 +970,7 @@
               <w14:ligatures w14:val="standardContextual"/>
             </w:rPr>
           </w:pPr>
-          <w:hyperlink w:anchor="_Toc239883345" w:history="1">
+          <w:hyperlink w:anchor="_Toc241064274" w:history="1">
             <w:r>
               <w:rPr>
                 <w:rStyle w:val="Hyperlink"/>
@@ -851,7 +997,7 @@
                 <w:noProof/>
                 <w:webHidden/>
               </w:rPr>
-              <w:instrText xml:space="preserve"> PAGEREF _Toc239883345 \h </w:instrText>
+              <w:instrText xml:space="preserve"> PAGEREF _Toc241064274 \h </w:instrText>
             </w:r>
             <w:r>
               <w:rPr>
@@ -871,7 +1017,7 @@
                 <w:noProof/>
                 <w:webHidden/>
               </w:rPr>
-              <w:t>5</w:t>
+              <w:t>7</w:t>
             </w:r>
             <w:r>
               <w:rPr>
@@ -897,7 +1043,7 @@
               <w14:ligatures w14:val="standardContextual"/>
             </w:rPr>
           </w:pPr>
-          <w:hyperlink w:anchor="_Toc239883346" w:history="1">
+          <w:hyperlink w:anchor="_Toc241064275" w:history="1">
             <w:r>
               <w:rPr>
                 <w:rStyle w:val="Hyperlink"/>
@@ -924,7 +1070,7 @@
                 <w:noProof/>
                 <w:webHidden/>
               </w:rPr>
-              <w:instrText xml:space="preserve"> PAGEREF _Toc239883346 \h </w:instrText>
+              <w:instrText xml:space="preserve"> PAGEREF _Toc241064275 \h </w:instrText>
             </w:r>
             <w:r>
               <w:rPr>
@@ -944,7 +1090,7 @@
                 <w:noProof/>
                 <w:webHidden/>
               </w:rPr>
-              <w:t>5</w:t>
+              <w:t>7</w:t>
             </w:r>
             <w:r>
               <w:rPr>
@@ -970,7 +1116,7 @@
               <w14:ligatures w14:val="standardContextual"/>
             </w:rPr>
           </w:pPr>
-          <w:hyperlink w:anchor="_Toc239883347" w:history="1">
+          <w:hyperlink w:anchor="_Toc241064276" w:history="1">
             <w:r>
               <w:rPr>
                 <w:rStyle w:val="Hyperlink"/>
@@ -997,7 +1143,7 @@
                 <w:noProof/>
                 <w:webHidden/>
               </w:rPr>
-              <w:instrText xml:space="preserve"> PAGEREF _Toc239883347 \h </w:instrText>
+              <w:instrText xml:space="preserve"> PAGEREF _Toc241064276 \h </w:instrText>
             </w:r>
             <w:r>
               <w:rPr>
@@ -1017,7 +1163,7 @@
                 <w:noProof/>
                 <w:webHidden/>
               </w:rPr>
-              <w:t>5</w:t>
+              <w:t>7</w:t>
             </w:r>
             <w:r>
               <w:rPr>
@@ -1043,7 +1189,7 @@
               <w14:ligatures w14:val="standardContextual"/>
             </w:rPr>
           </w:pPr>
-          <w:hyperlink w:anchor="_Toc239883348" w:history="1">
+          <w:hyperlink w:anchor="_Toc241064277" w:history="1">
             <w:r>
               <w:rPr>
                 <w:rStyle w:val="Hyperlink"/>
@@ -1070,7 +1216,7 @@
                 <w:noProof/>
                 <w:webHidden/>
               </w:rPr>
-              <w:instrText xml:space="preserve"> PAGEREF _Toc239883348 \h </w:instrText>
+              <w:instrText xml:space="preserve"> PAGEREF _Toc241064277 \h </w:instrText>
             </w:r>
             <w:r>
               <w:rPr>
@@ -1090,7 +1236,7 @@
                 <w:noProof/>
                 <w:webHidden/>
               </w:rPr>
-              <w:t>5</w:t>
+              <w:t>7</w:t>
             </w:r>
             <w:r>
               <w:rPr>
@@ -1116,7 +1262,7 @@
               <w14:ligatures w14:val="standardContextual"/>
             </w:rPr>
           </w:pPr>
-          <w:hyperlink w:anchor="_Toc239883349" w:history="1">
+          <w:hyperlink w:anchor="_Toc241064278" w:history="1">
             <w:r>
               <w:rPr>
                 <w:rStyle w:val="Hyperlink"/>
@@ -1143,7 +1289,7 @@
                 <w:noProof/>
                 <w:webHidden/>
               </w:rPr>
-              <w:instrText xml:space="preserve"> PAGEREF _Toc239883349 \h </w:instrText>
+              <w:instrText xml:space="preserve"> PAGEREF _Toc241064278 \h </w:instrText>
             </w:r>
             <w:r>
               <w:rPr>
@@ -1163,7 +1309,7 @@
                 <w:noProof/>
                 <w:webHidden/>
               </w:rPr>
-              <w:t>5</w:t>
+              <w:t>7</w:t>
             </w:r>
             <w:r>
               <w:rPr>
@@ -1189,7 +1335,7 @@
               <w14:ligatures w14:val="standardContextual"/>
             </w:rPr>
           </w:pPr>
-          <w:hyperlink w:anchor="_Toc239883350" w:history="1">
+          <w:hyperlink w:anchor="_Toc241064279" w:history="1">
             <w:r>
               <w:rPr>
                 <w:rStyle w:val="Hyperlink"/>
@@ -1216,7 +1362,7 @@
                 <w:noProof/>
                 <w:webHidden/>
               </w:rPr>
-              <w:instrText xml:space="preserve"> PAGEREF _Toc239883350 \h </w:instrText>
+              <w:instrText xml:space="preserve"> PAGEREF _Toc241064279 \h </w:instrText>
             </w:r>
             <w:r>
               <w:rPr>
@@ -1236,7 +1382,7 @@
                 <w:noProof/>
                 <w:webHidden/>
               </w:rPr>
-              <w:t>6</w:t>
+              <w:t>8</w:t>
             </w:r>
             <w:r>
               <w:rPr>
@@ -1262,7 +1408,7 @@
               <w14:ligatures w14:val="standardContextual"/>
             </w:rPr>
           </w:pPr>
-          <w:hyperlink w:anchor="_Toc239883351" w:history="1">
+          <w:hyperlink w:anchor="_Toc241064280" w:history="1">
             <w:r>
               <w:rPr>
                 <w:rStyle w:val="Hyperlink"/>
@@ -1289,7 +1435,7 @@
                 <w:noProof/>
                 <w:webHidden/>
               </w:rPr>
-              <w:instrText xml:space="preserve"> PAGEREF _Toc239883351 \h </w:instrText>
+              <w:instrText xml:space="preserve"> PAGEREF _Toc241064280 \h </w:instrText>
             </w:r>
             <w:r>
               <w:rPr>
@@ -1309,7 +1455,7 @@
                 <w:noProof/>
                 <w:webHidden/>
               </w:rPr>
-              <w:t>6</w:t>
+              <w:t>8</w:t>
             </w:r>
             <w:r>
               <w:rPr>
@@ -1335,7 +1481,7 @@
               <w14:ligatures w14:val="standardContextual"/>
             </w:rPr>
           </w:pPr>
-          <w:hyperlink w:anchor="_Toc239883352" w:history="1">
+          <w:hyperlink w:anchor="_Toc241064281" w:history="1">
             <w:r>
               <w:rPr>
                 <w:rStyle w:val="Hyperlink"/>
@@ -1362,7 +1508,7 @@
                 <w:noProof/>
                 <w:webHidden/>
               </w:rPr>
-              <w:instrText xml:space="preserve"> PAGEREF _Toc239883352 \h </w:instrText>
+              <w:instrText xml:space="preserve"> PAGEREF _Toc241064281 \h </w:instrText>
             </w:r>
             <w:r>
               <w:rPr>
@@ -1382,7 +1528,80 @@
                 <w:noProof/>
                 <w:webHidden/>
               </w:rPr>
-              <w:t>7</w:t>
+              <w:t>10</w:t>
+            </w:r>
+            <w:r>
+              <w:rPr>
+                <w:noProof/>
+                <w:webHidden/>
+              </w:rPr>
+              <w:fldChar w:fldCharType="end"/>
+            </w:r>
+          </w:hyperlink>
+        </w:p>
+        <w:p>
+          <w:pPr>
+            <w:pStyle w:val="TOC2"/>
+            <w:tabs>
+              <w:tab w:val="right" w:leader="dot" w:pos="10790"/>
+            </w:tabs>
+            <w:rPr>
+              <w:rFonts w:asciiTheme="minorHAnsi" w:eastAsiaTheme="minorEastAsia" w:hAnsiTheme="minorHAnsi" w:cstheme="minorBidi"/>
+              <w:noProof/>
+              <w:kern w:val="2"/>
+              <w:sz w:val="24"/>
+              <w:szCs w:val="24"/>
+              <w14:ligatures w14:val="standardContextual"/>
+            </w:rPr>
+          </w:pPr>
+          <w:hyperlink w:anchor="_Toc241064282" w:history="1">
+            <w:r>
+              <w:rPr>
+                <w:rStyle w:val="Hyperlink"/>
+                <w:noProof/>
+              </w:rPr>
+              <w:t>4.3 Architecturally Significant Requirements and Quality Drivers</w:t>
+            </w:r>
+            <w:r>
+              <w:rPr>
+                <w:noProof/>
+                <w:webHidden/>
+              </w:rPr>
+              <w:tab/>
+            </w:r>
+            <w:r>
+              <w:rPr>
+                <w:noProof/>
+                <w:webHidden/>
+              </w:rPr>
+              <w:fldChar w:fldCharType="begin"/>
+            </w:r>
+            <w:r>
+              <w:rPr>
+                <w:noProof/>
+                <w:webHidden/>
+              </w:rPr>
+              <w:instrText xml:space="preserve"> PAGEREF _Toc241064282 \h </w:instrText>
+            </w:r>
+            <w:r>
+              <w:rPr>
+                <w:noProof/>
+                <w:webHidden/>
+              </w:rPr>
+            </w:r>
+            <w:r>
+              <w:rPr>
+                <w:noProof/>
+                <w:webHidden/>
+              </w:rPr>
+              <w:fldChar w:fldCharType="separate"/>
+            </w:r>
+            <w:r>
+              <w:rPr>
+                <w:noProof/>
+                <w:webHidden/>
+              </w:rPr>
+              <w:t>11</w:t>
             </w:r>
             <w:r>
               <w:rPr>
@@ -1408,7 +1627,7 @@
               <w14:ligatures w14:val="standardContextual"/>
             </w:rPr>
           </w:pPr>
-          <w:hyperlink w:anchor="_Toc239883353" w:history="1">
+          <w:hyperlink w:anchor="_Toc241064283" w:history="1">
             <w:r>
               <w:rPr>
                 <w:rStyle w:val="Hyperlink"/>
@@ -1435,7 +1654,7 @@
                 <w:noProof/>
                 <w:webHidden/>
               </w:rPr>
-              <w:instrText xml:space="preserve"> PAGEREF _Toc239883353 \h </w:instrText>
+              <w:instrText xml:space="preserve"> PAGEREF _Toc241064283 \h </w:instrText>
             </w:r>
             <w:r>
               <w:rPr>
@@ -1455,7 +1674,7 @@
                 <w:noProof/>
                 <w:webHidden/>
               </w:rPr>
-              <w:t>8</w:t>
+              <w:t>12</w:t>
             </w:r>
             <w:r>
               <w:rPr>
@@ -1481,7 +1700,7 @@
               <w14:ligatures w14:val="standardContextual"/>
             </w:rPr>
           </w:pPr>
-          <w:hyperlink w:anchor="_Toc239883354" w:history="1">
+          <w:hyperlink w:anchor="_Toc241064284" w:history="1">
             <w:r>
               <w:rPr>
                 <w:rStyle w:val="Hyperlink"/>
@@ -1508,7 +1727,7 @@
                 <w:noProof/>
                 <w:webHidden/>
               </w:rPr>
-              <w:instrText xml:space="preserve"> PAGEREF _Toc239883354 \h </w:instrText>
+              <w:instrText xml:space="preserve"> PAGEREF _Toc241064284 \h </w:instrText>
             </w:r>
             <w:r>
               <w:rPr>
@@ -1528,7 +1747,7 @@
                 <w:noProof/>
                 <w:webHidden/>
               </w:rPr>
-              <w:t>9</w:t>
+              <w:t>13</w:t>
             </w:r>
             <w:r>
               <w:rPr>
@@ -1554,7 +1773,7 @@
               <w14:ligatures w14:val="standardContextual"/>
             </w:rPr>
           </w:pPr>
-          <w:hyperlink w:anchor="_Toc239883355" w:history="1">
+          <w:hyperlink w:anchor="_Toc241064285" w:history="1">
             <w:r>
               <w:rPr>
                 <w:rStyle w:val="Hyperlink"/>
@@ -1581,7 +1800,7 @@
                 <w:noProof/>
                 <w:webHidden/>
               </w:rPr>
-              <w:instrText xml:space="preserve"> PAGEREF _Toc239883355 \h </w:instrText>
+              <w:instrText xml:space="preserve"> PAGEREF _Toc241064285 \h </w:instrText>
             </w:r>
             <w:r>
               <w:rPr>
@@ -1601,7 +1820,153 @@
                 <w:noProof/>
                 <w:webHidden/>
               </w:rPr>
-              <w:t>10</w:t>
+              <w:t>14</w:t>
+            </w:r>
+            <w:r>
+              <w:rPr>
+                <w:noProof/>
+                <w:webHidden/>
+              </w:rPr>
+              <w:fldChar w:fldCharType="end"/>
+            </w:r>
+          </w:hyperlink>
+        </w:p>
+        <w:p>
+          <w:pPr>
+            <w:pStyle w:val="TOC2"/>
+            <w:tabs>
+              <w:tab w:val="right" w:leader="dot" w:pos="10790"/>
+            </w:tabs>
+            <w:rPr>
+              <w:rFonts w:asciiTheme="minorHAnsi" w:eastAsiaTheme="minorEastAsia" w:hAnsiTheme="minorHAnsi" w:cstheme="minorBidi"/>
+              <w:noProof/>
+              <w:kern w:val="2"/>
+              <w:sz w:val="24"/>
+              <w:szCs w:val="24"/>
+              <w14:ligatures w14:val="standardContextual"/>
+            </w:rPr>
+          </w:pPr>
+          <w:hyperlink w:anchor="_Toc241064286" w:history="1">
+            <w:r>
+              <w:rPr>
+                <w:rStyle w:val="Hyperlink"/>
+                <w:noProof/>
+              </w:rPr>
+              <w:t>6.1 Matrix filled by Milestone 1</w:t>
+            </w:r>
+            <w:r>
+              <w:rPr>
+                <w:noProof/>
+                <w:webHidden/>
+              </w:rPr>
+              <w:tab/>
+            </w:r>
+            <w:r>
+              <w:rPr>
+                <w:noProof/>
+                <w:webHidden/>
+              </w:rPr>
+              <w:fldChar w:fldCharType="begin"/>
+            </w:r>
+            <w:r>
+              <w:rPr>
+                <w:noProof/>
+                <w:webHidden/>
+              </w:rPr>
+              <w:instrText xml:space="preserve"> PAGEREF _Toc241064286 \h </w:instrText>
+            </w:r>
+            <w:r>
+              <w:rPr>
+                <w:noProof/>
+                <w:webHidden/>
+              </w:rPr>
+            </w:r>
+            <w:r>
+              <w:rPr>
+                <w:noProof/>
+                <w:webHidden/>
+              </w:rPr>
+              <w:fldChar w:fldCharType="separate"/>
+            </w:r>
+            <w:r>
+              <w:rPr>
+                <w:noProof/>
+                <w:webHidden/>
+              </w:rPr>
+              <w:t>14</w:t>
+            </w:r>
+            <w:r>
+              <w:rPr>
+                <w:noProof/>
+                <w:webHidden/>
+              </w:rPr>
+              <w:fldChar w:fldCharType="end"/>
+            </w:r>
+          </w:hyperlink>
+        </w:p>
+        <w:p>
+          <w:pPr>
+            <w:pStyle w:val="TOC2"/>
+            <w:tabs>
+              <w:tab w:val="right" w:leader="dot" w:pos="10790"/>
+            </w:tabs>
+            <w:rPr>
+              <w:rFonts w:asciiTheme="minorHAnsi" w:eastAsiaTheme="minorEastAsia" w:hAnsiTheme="minorHAnsi" w:cstheme="minorBidi"/>
+              <w:noProof/>
+              <w:kern w:val="2"/>
+              <w:sz w:val="24"/>
+              <w:szCs w:val="24"/>
+              <w14:ligatures w14:val="standardContextual"/>
+            </w:rPr>
+          </w:pPr>
+          <w:hyperlink w:anchor="_Toc241064287" w:history="1">
+            <w:r>
+              <w:rPr>
+                <w:rStyle w:val="Hyperlink"/>
+                <w:noProof/>
+              </w:rPr>
+              <w:t>6.2 Matrix filled by Milestone 2</w:t>
+            </w:r>
+            <w:r>
+              <w:rPr>
+                <w:noProof/>
+                <w:webHidden/>
+              </w:rPr>
+              <w:tab/>
+            </w:r>
+            <w:r>
+              <w:rPr>
+                <w:noProof/>
+                <w:webHidden/>
+              </w:rPr>
+              <w:fldChar w:fldCharType="begin"/>
+            </w:r>
+            <w:r>
+              <w:rPr>
+                <w:noProof/>
+                <w:webHidden/>
+              </w:rPr>
+              <w:instrText xml:space="preserve"> PAGEREF _Toc241064287 \h </w:instrText>
+            </w:r>
+            <w:r>
+              <w:rPr>
+                <w:noProof/>
+                <w:webHidden/>
+              </w:rPr>
+            </w:r>
+            <w:r>
+              <w:rPr>
+                <w:noProof/>
+                <w:webHidden/>
+              </w:rPr>
+              <w:fldChar w:fldCharType="separate"/>
+            </w:r>
+            <w:r>
+              <w:rPr>
+                <w:noProof/>
+                <w:webHidden/>
+              </w:rPr>
+              <w:t>16</w:t>
             </w:r>
             <w:r>
               <w:rPr>
@@ -1627,7 +1992,7 @@
               <w14:ligatures w14:val="standardContextual"/>
             </w:rPr>
           </w:pPr>
-          <w:hyperlink w:anchor="_Toc239883356" w:history="1">
+          <w:hyperlink w:anchor="_Toc241064288" w:history="1">
             <w:r>
               <w:rPr>
                 <w:rStyle w:val="Hyperlink"/>
@@ -1654,7 +2019,7 @@
                 <w:noProof/>
                 <w:webHidden/>
               </w:rPr>
-              <w:instrText xml:space="preserve"> PAGEREF _Toc239883356 \h </w:instrText>
+              <w:instrText xml:space="preserve"> PAGEREF _Toc241064288 \h </w:instrText>
             </w:r>
             <w:r>
               <w:rPr>
@@ -1674,7 +2039,7 @@
                 <w:noProof/>
                 <w:webHidden/>
               </w:rPr>
-              <w:t>13</w:t>
+              <w:t>17</w:t>
             </w:r>
             <w:r>
               <w:rPr>
@@ -1700,7 +2065,7 @@
               <w14:ligatures w14:val="standardContextual"/>
             </w:rPr>
           </w:pPr>
-          <w:hyperlink w:anchor="_Toc239883357" w:history="1">
+          <w:hyperlink w:anchor="_Toc241064289" w:history="1">
             <w:r>
               <w:rPr>
                 <w:rStyle w:val="Hyperlink"/>
@@ -1727,7 +2092,7 @@
                 <w:noProof/>
                 <w:webHidden/>
               </w:rPr>
-              <w:instrText xml:space="preserve"> PAGEREF _Toc239883357 \h </w:instrText>
+              <w:instrText xml:space="preserve"> PAGEREF _Toc241064289 \h </w:instrText>
             </w:r>
             <w:r>
               <w:rPr>
@@ -1747,7 +2112,7 @@
                 <w:noProof/>
                 <w:webHidden/>
               </w:rPr>
-              <w:t>15</w:t>
+              <w:t>20</w:t>
             </w:r>
             <w:r>
               <w:rPr>
@@ -1773,7 +2138,7 @@
               <w14:ligatures w14:val="standardContextual"/>
             </w:rPr>
           </w:pPr>
-          <w:hyperlink w:anchor="_Toc239883358" w:history="1">
+          <w:hyperlink w:anchor="_Toc241064290" w:history="1">
             <w:r>
               <w:rPr>
                 <w:rStyle w:val="Hyperlink"/>
@@ -1800,7 +2165,7 @@
                 <w:noProof/>
                 <w:webHidden/>
               </w:rPr>
-              <w:instrText xml:space="preserve"> PAGEREF _Toc239883358 \h </w:instrText>
+              <w:instrText xml:space="preserve"> PAGEREF _Toc241064290 \h </w:instrText>
             </w:r>
             <w:r>
               <w:rPr>
@@ -1820,7 +2185,7 @@
                 <w:noProof/>
                 <w:webHidden/>
               </w:rPr>
-              <w:t>16</w:t>
+              <w:t>21</w:t>
             </w:r>
             <w:r>
               <w:rPr>
@@ -1846,7 +2211,7 @@
               <w14:ligatures w14:val="standardContextual"/>
             </w:rPr>
           </w:pPr>
-          <w:hyperlink w:anchor="_Toc239883359" w:history="1">
+          <w:hyperlink w:anchor="_Toc241064291" w:history="1">
             <w:r>
               <w:rPr>
                 <w:rStyle w:val="Hyperlink"/>
@@ -1873,7 +2238,7 @@
                 <w:noProof/>
                 <w:webHidden/>
               </w:rPr>
-              <w:instrText xml:space="preserve"> PAGEREF _Toc239883359 \h </w:instrText>
+              <w:instrText xml:space="preserve"> PAGEREF _Toc241064291 \h </w:instrText>
             </w:r>
             <w:r>
               <w:rPr>
@@ -1893,7 +2258,7 @@
                 <w:noProof/>
                 <w:webHidden/>
               </w:rPr>
-              <w:t>19</w:t>
+              <w:t>24</w:t>
             </w:r>
             <w:r>
               <w:rPr>
@@ -1919,7 +2284,7 @@
               <w14:ligatures w14:val="standardContextual"/>
             </w:rPr>
           </w:pPr>
-          <w:hyperlink w:anchor="_Toc239883360" w:history="1">
+          <w:hyperlink w:anchor="_Toc241064292" w:history="1">
             <w:r>
               <w:rPr>
                 <w:rStyle w:val="Hyperlink"/>
@@ -1946,7 +2311,7 @@
                 <w:noProof/>
                 <w:webHidden/>
               </w:rPr>
-              <w:instrText xml:space="preserve"> PAGEREF _Toc239883360 \h </w:instrText>
+              <w:instrText xml:space="preserve"> PAGEREF _Toc241064292 \h </w:instrText>
             </w:r>
             <w:r>
               <w:rPr>
@@ -1966,7 +2331,7 @@
                 <w:noProof/>
                 <w:webHidden/>
               </w:rPr>
-              <w:t>19</w:t>
+              <w:t>24</w:t>
             </w:r>
             <w:r>
               <w:rPr>
@@ -1992,7 +2357,7 @@
               <w14:ligatures w14:val="standardContextual"/>
             </w:rPr>
           </w:pPr>
-          <w:hyperlink w:anchor="_Toc239883361" w:history="1">
+          <w:hyperlink w:anchor="_Toc241064293" w:history="1">
             <w:r>
               <w:rPr>
                 <w:rStyle w:val="Hyperlink"/>
@@ -2019,7 +2384,7 @@
                 <w:noProof/>
                 <w:webHidden/>
               </w:rPr>
-              <w:instrText xml:space="preserve"> PAGEREF _Toc239883361 \h </w:instrText>
+              <w:instrText xml:space="preserve"> PAGEREF _Toc241064293 \h </w:instrText>
             </w:r>
             <w:r>
               <w:rPr>
@@ -2039,7 +2404,7 @@
                 <w:noProof/>
                 <w:webHidden/>
               </w:rPr>
-              <w:t>19</w:t>
+              <w:t>24</w:t>
             </w:r>
             <w:r>
               <w:rPr>
@@ -2065,7 +2430,7 @@
               <w14:ligatures w14:val="standardContextual"/>
             </w:rPr>
           </w:pPr>
-          <w:hyperlink w:anchor="_Toc239883362" w:history="1">
+          <w:hyperlink w:anchor="_Toc241064294" w:history="1">
             <w:r>
               <w:rPr>
                 <w:rStyle w:val="Hyperlink"/>
@@ -2092,7 +2457,7 @@
                 <w:noProof/>
                 <w:webHidden/>
               </w:rPr>
-              <w:instrText xml:space="preserve"> PAGEREF _Toc239883362 \h </w:instrText>
+              <w:instrText xml:space="preserve"> PAGEREF _Toc241064294 \h </w:instrText>
             </w:r>
             <w:r>
               <w:rPr>
@@ -2112,7 +2477,7 @@
                 <w:noProof/>
                 <w:webHidden/>
               </w:rPr>
-              <w:t>19</w:t>
+              <w:t>24</w:t>
             </w:r>
             <w:r>
               <w:rPr>
@@ -2138,7 +2503,7 @@
               <w14:ligatures w14:val="standardContextual"/>
             </w:rPr>
           </w:pPr>
-          <w:hyperlink w:anchor="_Toc239883363" w:history="1">
+          <w:hyperlink w:anchor="_Toc241064295" w:history="1">
             <w:r>
               <w:rPr>
                 <w:rStyle w:val="Hyperlink"/>
@@ -2165,7 +2530,7 @@
                 <w:noProof/>
                 <w:webHidden/>
               </w:rPr>
-              <w:instrText xml:space="preserve"> PAGEREF _Toc239883363 \h </w:instrText>
+              <w:instrText xml:space="preserve"> PAGEREF _Toc241064295 \h </w:instrText>
             </w:r>
             <w:r>
               <w:rPr>
@@ -2185,7 +2550,7 @@
                 <w:noProof/>
                 <w:webHidden/>
               </w:rPr>
-              <w:t>20</w:t>
+              <w:t>25</w:t>
             </w:r>
             <w:r>
               <w:rPr>
@@ -2211,12 +2576,158 @@
               <w14:ligatures w14:val="standardContextual"/>
             </w:rPr>
           </w:pPr>
-          <w:hyperlink w:anchor="_Toc239883364" w:history="1">
+          <w:hyperlink w:anchor="_Toc241064296" w:history="1">
             <w:r>
               <w:rPr>
                 <w:rStyle w:val="Hyperlink"/>
                 <w:noProof/>
               </w:rPr>
+              <w:t>13. Solution Design Baseline</w:t>
+            </w:r>
+            <w:r>
+              <w:rPr>
+                <w:noProof/>
+                <w:webHidden/>
+              </w:rPr>
+              <w:tab/>
+            </w:r>
+            <w:r>
+              <w:rPr>
+                <w:noProof/>
+                <w:webHidden/>
+              </w:rPr>
+              <w:fldChar w:fldCharType="begin"/>
+            </w:r>
+            <w:r>
+              <w:rPr>
+                <w:noProof/>
+                <w:webHidden/>
+              </w:rPr>
+              <w:instrText xml:space="preserve"> PAGEREF _Toc241064296 \h </w:instrText>
+            </w:r>
+            <w:r>
+              <w:rPr>
+                <w:noProof/>
+                <w:webHidden/>
+              </w:rPr>
+            </w:r>
+            <w:r>
+              <w:rPr>
+                <w:noProof/>
+                <w:webHidden/>
+              </w:rPr>
+              <w:fldChar w:fldCharType="separate"/>
+            </w:r>
+            <w:r>
+              <w:rPr>
+                <w:noProof/>
+                <w:webHidden/>
+              </w:rPr>
+              <w:t>26</w:t>
+            </w:r>
+            <w:r>
+              <w:rPr>
+                <w:noProof/>
+                <w:webHidden/>
+              </w:rPr>
+              <w:fldChar w:fldCharType="end"/>
+            </w:r>
+          </w:hyperlink>
+        </w:p>
+        <w:p>
+          <w:pPr>
+            <w:pStyle w:val="TOC2"/>
+            <w:tabs>
+              <w:tab w:val="right" w:leader="dot" w:pos="10790"/>
+            </w:tabs>
+            <w:rPr>
+              <w:rFonts w:asciiTheme="minorHAnsi" w:eastAsiaTheme="minorEastAsia" w:hAnsiTheme="minorHAnsi" w:cstheme="minorBidi"/>
+              <w:noProof/>
+              <w:kern w:val="2"/>
+              <w:sz w:val="24"/>
+              <w:szCs w:val="24"/>
+              <w14:ligatures w14:val="standardContextual"/>
+            </w:rPr>
+          </w:pPr>
+          <w:hyperlink w:anchor="_Toc241064297" w:history="1">
+            <w:r>
+              <w:rPr>
+                <w:rStyle w:val="Hyperlink"/>
+                <w:noProof/>
+              </w:rPr>
+              <w:t>13.1 Repository</w:t>
+            </w:r>
+            <w:r>
+              <w:rPr>
+                <w:noProof/>
+                <w:webHidden/>
+              </w:rPr>
+              <w:tab/>
+            </w:r>
+            <w:r>
+              <w:rPr>
+                <w:noProof/>
+                <w:webHidden/>
+              </w:rPr>
+              <w:fldChar w:fldCharType="begin"/>
+            </w:r>
+            <w:r>
+              <w:rPr>
+                <w:noProof/>
+                <w:webHidden/>
+              </w:rPr>
+              <w:instrText xml:space="preserve"> PAGEREF _Toc241064297 \h </w:instrText>
+            </w:r>
+            <w:r>
+              <w:rPr>
+                <w:noProof/>
+                <w:webHidden/>
+              </w:rPr>
+            </w:r>
+            <w:r>
+              <w:rPr>
+                <w:noProof/>
+                <w:webHidden/>
+              </w:rPr>
+              <w:fldChar w:fldCharType="separate"/>
+            </w:r>
+            <w:r>
+              <w:rPr>
+                <w:noProof/>
+                <w:webHidden/>
+              </w:rPr>
+              <w:t>26</w:t>
+            </w:r>
+            <w:r>
+              <w:rPr>
+                <w:noProof/>
+                <w:webHidden/>
+              </w:rPr>
+              <w:fldChar w:fldCharType="end"/>
+            </w:r>
+          </w:hyperlink>
+        </w:p>
+        <w:p>
+          <w:pPr>
+            <w:pStyle w:val="TOC1"/>
+            <w:tabs>
+              <w:tab w:val="right" w:leader="dot" w:pos="10790"/>
+            </w:tabs>
+            <w:rPr>
+              <w:rFonts w:asciiTheme="minorHAnsi" w:eastAsiaTheme="minorEastAsia" w:hAnsiTheme="minorHAnsi" w:cstheme="minorBidi"/>
+              <w:noProof/>
+              <w:kern w:val="2"/>
+              <w:sz w:val="24"/>
+              <w:szCs w:val="24"/>
+              <w14:ligatures w14:val="standardContextual"/>
+            </w:rPr>
+          </w:pPr>
+          <w:hyperlink w:anchor="_Toc241064298" w:history="1">
+            <w:r>
+              <w:rPr>
+                <w:rStyle w:val="Hyperlink"/>
+                <w:noProof/>
+              </w:rPr>
               <w:t>References</w:t>
             </w:r>
             <w:r>
@@ -2238,7 +2749,7 @@
                 <w:noProof/>
                 <w:webHidden/>
               </w:rPr>
-              <w:instrText xml:space="preserve"> PAGEREF _Toc239883364 \h </w:instrText>
+              <w:instrText xml:space="preserve"> PAGEREF _Toc241064298 \h </w:instrText>
             </w:r>
             <w:r>
               <w:rPr>
@@ -2258,7 +2769,7 @@
                 <w:noProof/>
                 <w:webHidden/>
               </w:rPr>
-              <w:t>21</w:t>
+              <w:t>26</w:t>
             </w:r>
             <w:r>
               <w:rPr>
@@ -2299,7 +2810,7 @@
       <w:pPr>
         <w:pStyle w:val="Heading1"/>
       </w:pPr>
-      <w:bookmarkStart w:id="0" w:name="_Toc239883338"/>
+      <w:bookmarkStart w:id="0" w:name="_Toc241064265"/>
       <w:r>
         <w:lastRenderedPageBreak/>
         <w:t>Document Control</w:t>
@@ -3284,12 +3795,28 @@
     </w:tbl>
     <w:p>
       <w:pPr>
+        <w:rPr>
+          <w:b/>
+          <w:bCs/>
+          <w:color w:val="2E5395"/>
+          <w:sz w:val="23"/>
+          <w:szCs w:val="23"/>
+        </w:rPr>
+      </w:pPr>
+      <w:r>
+        <w:br w:type="page"/>
+      </w:r>
+    </w:p>
+    <w:p>
+      <w:pPr>
         <w:pStyle w:val="Heading2"/>
       </w:pPr>
-      <w:bookmarkStart w:id="1" w:name="_Toc239883339"/>
+      <w:bookmarkStart w:id="1" w:name="_Toc241064266"/>
       <w:r>
+        <w:lastRenderedPageBreak/>
         <w:t>Change record</w:t>
       </w:r>
+      <w:bookmarkEnd w:id="1"/>
     </w:p>
     <w:tbl>
       <w:tblPr>
@@ -3577,6 +4104,128 @@
           </w:p>
         </w:tc>
       </w:tr>
+      <w:tr>
+        <w:tc>
+          <w:tcPr>
+            <w:tcW w:w="523" w:type="pct"/>
+          </w:tcPr>
+          <w:p>
+            <w:pPr>
+              <w:pStyle w:val="Compact"/>
+              <w:spacing w:before="40" w:after="40"/>
+            </w:pPr>
+            <w:r>
+              <w:t>CR-4</w:t>
+            </w:r>
+          </w:p>
+        </w:tc>
+        <w:tc>
+          <w:tcPr>
+            <w:tcW w:w="1117" w:type="pct"/>
+          </w:tcPr>
+          <w:p>
+            <w:pPr>
+              <w:pStyle w:val="Compact"/>
+              <w:spacing w:before="40" w:after="40"/>
+            </w:pPr>
+            <w:r>
+              <w:t>Section 5</w:t>
+            </w:r>
+          </w:p>
+        </w:tc>
+        <w:tc>
+          <w:tcPr>
+            <w:tcW w:w="2102" w:type="pct"/>
+          </w:tcPr>
+          <w:p>
+            <w:pPr>
+              <w:pStyle w:val="Compact"/>
+              <w:spacing w:before="40" w:after="40"/>
+            </w:pPr>
+            <w:r>
+              <w:t xml:space="preserve">Added column ids and new constraint technology </w:t>
+            </w:r>
+            <w:r>
+              <w:t>environment</w:t>
+            </w:r>
+          </w:p>
+        </w:tc>
+        <w:tc>
+          <w:tcPr>
+            <w:tcW w:w="1258" w:type="pct"/>
+          </w:tcPr>
+          <w:p>
+            <w:pPr>
+              <w:pStyle w:val="Compact"/>
+              <w:spacing w:before="40" w:after="40"/>
+            </w:pPr>
+            <w:r>
+              <w:t>To help with identifying and referencing constraints. The new constraint helps with the testing of the project that the lecturer can do on their end</w:t>
+            </w:r>
+          </w:p>
+        </w:tc>
+      </w:tr>
+      <w:tr>
+        <w:tc>
+          <w:tcPr>
+            <w:tcW w:w="523" w:type="pct"/>
+          </w:tcPr>
+          <w:p>
+            <w:pPr>
+              <w:pStyle w:val="Compact"/>
+              <w:spacing w:before="40" w:after="40"/>
+            </w:pPr>
+            <w:r>
+              <w:t>CR-5</w:t>
+            </w:r>
+          </w:p>
+        </w:tc>
+        <w:tc>
+          <w:tcPr>
+            <w:tcW w:w="1117" w:type="pct"/>
+          </w:tcPr>
+          <w:p>
+            <w:pPr>
+              <w:pStyle w:val="Compact"/>
+              <w:spacing w:before="40" w:after="40"/>
+            </w:pPr>
+            <w:r>
+              <w:t>Section 2</w:t>
+            </w:r>
+          </w:p>
+        </w:tc>
+        <w:tc>
+          <w:tcPr>
+            <w:tcW w:w="2102" w:type="pct"/>
+          </w:tcPr>
+          <w:p>
+            <w:pPr>
+              <w:pStyle w:val="Compact"/>
+              <w:spacing w:before="40" w:after="40"/>
+            </w:pPr>
+            <w:r>
+              <w:t xml:space="preserve">Added new row </w:t>
+            </w:r>
+            <w:r>
+              <w:t>ASR influence</w:t>
+            </w:r>
+          </w:p>
+        </w:tc>
+        <w:tc>
+          <w:tcPr>
+            <w:tcW w:w="1258" w:type="pct"/>
+          </w:tcPr>
+          <w:p>
+            <w:pPr>
+              <w:pStyle w:val="Compact"/>
+              <w:spacing w:before="40" w:after="40"/>
+            </w:pPr>
+            <w:r>
+              <w:t>This links the stakeholders to the main requirements that needs to be followed</w:t>
+            </w:r>
+          </w:p>
+        </w:tc>
+      </w:tr>
     </w:tbl>
     <w:p>
       <w:pPr>
@@ -3601,11 +4250,12 @@
       <w:pPr>
         <w:pStyle w:val="Heading2"/>
       </w:pPr>
+      <w:bookmarkStart w:id="2" w:name="_Toc241064267"/>
       <w:r>
         <w:lastRenderedPageBreak/>
         <w:t>Baseline Approval</w:t>
       </w:r>
-      <w:bookmarkEnd w:id="1"/>
+      <w:bookmarkEnd w:id="2"/>
     </w:p>
     <w:tbl>
       <w:tblPr>
@@ -3947,6 +4597,360 @@
         </w:tc>
       </w:tr>
     </w:tbl>
+    <w:p/>
+    <w:p>
+      <w:pPr>
+        <w:pStyle w:val="Heading2"/>
+      </w:pPr>
+      <w:bookmarkStart w:id="3" w:name="_Toc241064268"/>
+      <w:r>
+        <w:t>Baseline Approval</w:t>
+      </w:r>
+      <w:r>
+        <w:t xml:space="preserve"> (Milestone 2)</w:t>
+      </w:r>
+      <w:bookmarkEnd w:id="3"/>
+    </w:p>
+    <w:tbl>
+      <w:tblPr>
+        <w:tblW w:w="10400" w:type="dxa"/>
+        <w:tblBorders>
+          <w:top w:val="single" w:sz="4" w:space="0" w:color="auto"/>
+          <w:left w:val="single" w:sz="4" w:space="0" w:color="auto"/>
+          <w:bottom w:val="single" w:sz="4" w:space="0" w:color="auto"/>
+          <w:right w:val="single" w:sz="4" w:space="0" w:color="auto"/>
+          <w:insideH w:val="single" w:sz="4" w:space="0" w:color="auto"/>
+          <w:insideV w:val="single" w:sz="4" w:space="0" w:color="auto"/>
+        </w:tblBorders>
+        <w:tblLayout w:type="fixed"/>
+        <w:tblCellMar>
+          <w:left w:w="10" w:type="dxa"/>
+          <w:right w:w="10" w:type="dxa"/>
+        </w:tblCellMar>
+        <w:tblLook w:val="04A0" w:firstRow="1" w:lastRow="0" w:firstColumn="1" w:lastColumn="0" w:noHBand="0" w:noVBand="1"/>
+      </w:tblPr>
+      <w:tblGrid>
+        <w:gridCol w:w="4000"/>
+        <w:gridCol w:w="6400"/>
+      </w:tblGrid>
+      <w:tr>
+        <w:tc>
+          <w:tcPr>
+            <w:tcW w:w="4000" w:type="dxa"/>
+            <w:tcMar>
+              <w:top w:w="80" w:type="dxa"/>
+              <w:left w:w="100" w:type="dxa"/>
+              <w:bottom w:w="80" w:type="dxa"/>
+              <w:right w:w="100" w:type="dxa"/>
+            </w:tcMar>
+          </w:tcPr>
+          <w:p>
+            <w:r>
+              <w:rPr>
+                <w:color w:val="000000"/>
+                <w:sz w:val="19"/>
+                <w:szCs w:val="19"/>
+              </w:rPr>
+              <w:t>Project</w:t>
+            </w:r>
+          </w:p>
+        </w:tc>
+        <w:tc>
+          <w:tcPr>
+            <w:tcW w:w="6400" w:type="dxa"/>
+            <w:tcMar>
+              <w:top w:w="80" w:type="dxa"/>
+              <w:left w:w="100" w:type="dxa"/>
+              <w:bottom w:w="80" w:type="dxa"/>
+              <w:right w:w="100" w:type="dxa"/>
+            </w:tcMar>
+          </w:tcPr>
+          <w:p>
+            <w:proofErr w:type="spellStart"/>
+            <w:r>
+              <w:t>CivicConnect</w:t>
+            </w:r>
+            <w:proofErr w:type="spellEnd"/>
+          </w:p>
+        </w:tc>
+      </w:tr>
+      <w:tr>
+        <w:tc>
+          <w:tcPr>
+            <w:tcW w:w="4000" w:type="dxa"/>
+            <w:tcMar>
+              <w:top w:w="80" w:type="dxa"/>
+              <w:left w:w="100" w:type="dxa"/>
+              <w:bottom w:w="80" w:type="dxa"/>
+              <w:right w:w="100" w:type="dxa"/>
+            </w:tcMar>
+          </w:tcPr>
+          <w:p>
+            <w:r>
+              <w:rPr>
+                <w:color w:val="000000"/>
+                <w:sz w:val="19"/>
+                <w:szCs w:val="19"/>
+              </w:rPr>
+              <w:t>Baseline Type</w:t>
+            </w:r>
+          </w:p>
+        </w:tc>
+        <w:tc>
+          <w:tcPr>
+            <w:tcW w:w="6400" w:type="dxa"/>
+            <w:tcMar>
+              <w:top w:w="80" w:type="dxa"/>
+              <w:left w:w="100" w:type="dxa"/>
+              <w:bottom w:w="80" w:type="dxa"/>
+              <w:right w:w="100" w:type="dxa"/>
+            </w:tcMar>
+          </w:tcPr>
+          <w:p>
+            <w:r>
+              <w:t>Engineering Baseline (PED)</w:t>
+            </w:r>
+          </w:p>
+        </w:tc>
+      </w:tr>
+      <w:tr>
+        <w:tc>
+          <w:tcPr>
+            <w:tcW w:w="4000" w:type="dxa"/>
+            <w:tcMar>
+              <w:top w:w="80" w:type="dxa"/>
+              <w:left w:w="100" w:type="dxa"/>
+              <w:bottom w:w="80" w:type="dxa"/>
+              <w:right w:w="100" w:type="dxa"/>
+            </w:tcMar>
+          </w:tcPr>
+          <w:p>
+            <w:r>
+              <w:rPr>
+                <w:color w:val="000000"/>
+                <w:sz w:val="19"/>
+                <w:szCs w:val="19"/>
+              </w:rPr>
+              <w:t>Version</w:t>
+            </w:r>
+          </w:p>
+        </w:tc>
+        <w:tc>
+          <w:tcPr>
+            <w:tcW w:w="6400" w:type="dxa"/>
+            <w:tcMar>
+              <w:top w:w="80" w:type="dxa"/>
+              <w:left w:w="100" w:type="dxa"/>
+              <w:bottom w:w="80" w:type="dxa"/>
+              <w:right w:w="100" w:type="dxa"/>
+            </w:tcMar>
+          </w:tcPr>
+          <w:p>
+            <w:r>
+              <w:t>2.0</w:t>
+            </w:r>
+          </w:p>
+        </w:tc>
+      </w:tr>
+      <w:tr>
+        <w:tc>
+          <w:tcPr>
+            <w:tcW w:w="4000" w:type="dxa"/>
+            <w:tcMar>
+              <w:top w:w="80" w:type="dxa"/>
+              <w:left w:w="100" w:type="dxa"/>
+              <w:bottom w:w="80" w:type="dxa"/>
+              <w:right w:w="100" w:type="dxa"/>
+            </w:tcMar>
+          </w:tcPr>
+          <w:p>
+            <w:r>
+              <w:rPr>
+                <w:color w:val="000000"/>
+                <w:sz w:val="19"/>
+                <w:szCs w:val="19"/>
+              </w:rPr>
+              <w:t>Date</w:t>
+            </w:r>
+          </w:p>
+        </w:tc>
+        <w:tc>
+          <w:tcPr>
+            <w:tcW w:w="6400" w:type="dxa"/>
+            <w:tcMar>
+              <w:top w:w="80" w:type="dxa"/>
+              <w:left w:w="100" w:type="dxa"/>
+              <w:bottom w:w="80" w:type="dxa"/>
+              <w:right w:w="100" w:type="dxa"/>
+            </w:tcMar>
+          </w:tcPr>
+          <w:p>
+            <w:r>
+              <w:rPr>
+                <w:iCs/>
+              </w:rPr>
+              <w:t>09/09/2026</w:t>
+            </w:r>
+          </w:p>
+        </w:tc>
+      </w:tr>
+      <w:tr>
+        <w:tc>
+          <w:tcPr>
+            <w:tcW w:w="4000" w:type="dxa"/>
+            <w:tcMar>
+              <w:top w:w="80" w:type="dxa"/>
+              <w:left w:w="100" w:type="dxa"/>
+              <w:bottom w:w="80" w:type="dxa"/>
+              <w:right w:w="100" w:type="dxa"/>
+            </w:tcMar>
+          </w:tcPr>
+          <w:p>
+            <w:r>
+              <w:rPr>
+                <w:color w:val="000000"/>
+                <w:sz w:val="19"/>
+                <w:szCs w:val="19"/>
+              </w:rPr>
+              <w:t>Scope reviewed (Y/N)</w:t>
+            </w:r>
+          </w:p>
+        </w:tc>
+        <w:tc>
+          <w:tcPr>
+            <w:tcW w:w="6400" w:type="dxa"/>
+            <w:tcMar>
+              <w:top w:w="80" w:type="dxa"/>
+              <w:left w:w="100" w:type="dxa"/>
+              <w:bottom w:w="80" w:type="dxa"/>
+              <w:right w:w="100" w:type="dxa"/>
+            </w:tcMar>
+          </w:tcPr>
+          <w:p>
+            <w:r>
+              <w:t>N</w:t>
+            </w:r>
+          </w:p>
+        </w:tc>
+      </w:tr>
+      <w:tr>
+        <w:tc>
+          <w:tcPr>
+            <w:tcW w:w="4000" w:type="dxa"/>
+            <w:tcMar>
+              <w:top w:w="80" w:type="dxa"/>
+              <w:left w:w="100" w:type="dxa"/>
+              <w:bottom w:w="80" w:type="dxa"/>
+              <w:right w:w="100" w:type="dxa"/>
+            </w:tcMar>
+          </w:tcPr>
+          <w:p>
+            <w:r>
+              <w:rPr>
+                <w:color w:val="000000"/>
+                <w:sz w:val="19"/>
+                <w:szCs w:val="19"/>
+              </w:rPr>
+              <w:t>Requirements/traceability checked (Y/N)</w:t>
+            </w:r>
+          </w:p>
+        </w:tc>
+        <w:tc>
+          <w:tcPr>
+            <w:tcW w:w="6400" w:type="dxa"/>
+            <w:tcMar>
+              <w:top w:w="80" w:type="dxa"/>
+              <w:left w:w="100" w:type="dxa"/>
+              <w:bottom w:w="80" w:type="dxa"/>
+              <w:right w:w="100" w:type="dxa"/>
+            </w:tcMar>
+          </w:tcPr>
+          <w:p>
+            <w:r>
+              <w:t>N</w:t>
+            </w:r>
+          </w:p>
+        </w:tc>
+      </w:tr>
+      <w:tr>
+        <w:tc>
+          <w:tcPr>
+            <w:tcW w:w="4000" w:type="dxa"/>
+            <w:tcMar>
+              <w:top w:w="80" w:type="dxa"/>
+              <w:left w:w="100" w:type="dxa"/>
+              <w:bottom w:w="80" w:type="dxa"/>
+              <w:right w:w="100" w:type="dxa"/>
+            </w:tcMar>
+          </w:tcPr>
+          <w:p>
+            <w:r>
+              <w:rPr>
+                <w:color w:val="000000"/>
+                <w:sz w:val="19"/>
+                <w:szCs w:val="19"/>
+              </w:rPr>
+              <w:t>Repository/governance controls checked (Y/N)</w:t>
+            </w:r>
+          </w:p>
+        </w:tc>
+        <w:tc>
+          <w:tcPr>
+            <w:tcW w:w="6400" w:type="dxa"/>
+            <w:tcMar>
+              <w:top w:w="80" w:type="dxa"/>
+              <w:left w:w="100" w:type="dxa"/>
+              <w:bottom w:w="80" w:type="dxa"/>
+              <w:right w:w="100" w:type="dxa"/>
+            </w:tcMar>
+          </w:tcPr>
+          <w:p>
+            <w:r>
+              <w:t>N</w:t>
+            </w:r>
+          </w:p>
+        </w:tc>
+      </w:tr>
+      <w:tr>
+        <w:tc>
+          <w:tcPr>
+            <w:tcW w:w="4000" w:type="dxa"/>
+            <w:tcMar>
+              <w:top w:w="80" w:type="dxa"/>
+              <w:left w:w="100" w:type="dxa"/>
+              <w:bottom w:w="80" w:type="dxa"/>
+              <w:right w:w="100" w:type="dxa"/>
+            </w:tcMar>
+          </w:tcPr>
+          <w:p>
+            <w:r>
+              <w:rPr>
+                <w:color w:val="000000"/>
+                <w:sz w:val="19"/>
+                <w:szCs w:val="19"/>
+              </w:rPr>
+              <w:t>Outcome (ACCEPTED / CONDITIONALLY ACCEPTED / REVISION REQUIRED)</w:t>
+            </w:r>
+          </w:p>
+        </w:tc>
+        <w:tc>
+          <w:tcPr>
+            <w:tcW w:w="6400" w:type="dxa"/>
+            <w:tcMar>
+              <w:top w:w="80" w:type="dxa"/>
+              <w:left w:w="100" w:type="dxa"/>
+              <w:bottom w:w="80" w:type="dxa"/>
+              <w:right w:w="100" w:type="dxa"/>
+            </w:tcMar>
+          </w:tcPr>
+          <w:p>
+            <w:r>
+              <w:t>Conditionally accepted</w:t>
+            </w:r>
+          </w:p>
+        </w:tc>
+      </w:tr>
+    </w:tbl>
     <w:p>
       <w:r>
         <w:br w:type="page"/>
@@ -3956,22 +4960,22 @@
       <w:pPr>
         <w:pStyle w:val="Heading1"/>
       </w:pPr>
-      <w:bookmarkStart w:id="2" w:name="_Toc239883340"/>
+      <w:bookmarkStart w:id="4" w:name="_Toc241064269"/>
       <w:r>
         <w:lastRenderedPageBreak/>
         <w:t>1. Problem Statement &amp; Business Need</w:t>
       </w:r>
-      <w:bookmarkEnd w:id="2"/>
+      <w:bookmarkEnd w:id="4"/>
     </w:p>
     <w:p>
       <w:pPr>
         <w:pStyle w:val="Heading2"/>
       </w:pPr>
-      <w:bookmarkStart w:id="3" w:name="_Toc239883341"/>
+      <w:bookmarkStart w:id="5" w:name="_Toc241064270"/>
       <w:r>
         <w:t>1.1 Problem Statement</w:t>
       </w:r>
-      <w:bookmarkEnd w:id="3"/>
+      <w:bookmarkEnd w:id="5"/>
     </w:p>
     <w:p>
       <w:r>
@@ -3990,11 +4994,11 @@
       <w:pPr>
         <w:pStyle w:val="Heading2"/>
       </w:pPr>
-      <w:bookmarkStart w:id="4" w:name="_Toc239883342"/>
+      <w:bookmarkStart w:id="6" w:name="_Toc241064271"/>
       <w:r>
         <w:t>1.2 Business Need</w:t>
       </w:r>
-      <w:bookmarkEnd w:id="4"/>
+      <w:bookmarkEnd w:id="6"/>
     </w:p>
     <w:p>
       <w:proofErr w:type="spellStart"/>
@@ -4013,11 +5017,11 @@
       <w:pPr>
         <w:pStyle w:val="Heading2"/>
       </w:pPr>
-      <w:bookmarkStart w:id="5" w:name="_Toc239883343"/>
+      <w:bookmarkStart w:id="7" w:name="_Toc241064272"/>
       <w:r>
         <w:t>1.3 Intended Business Value</w:t>
       </w:r>
-      <w:bookmarkEnd w:id="5"/>
+      <w:bookmarkEnd w:id="7"/>
     </w:p>
     <w:p>
       <w:proofErr w:type="spellStart"/>
@@ -4037,15 +5041,15 @@
       <w:pPr>
         <w:pStyle w:val="Heading1"/>
       </w:pPr>
-      <w:bookmarkStart w:id="6" w:name="_Toc239883344"/>
+      <w:bookmarkStart w:id="8" w:name="_Toc241064273"/>
       <w:r>
         <w:t>2. Stakeholder Analysis</w:t>
       </w:r>
-      <w:bookmarkEnd w:id="6"/>
+      <w:bookmarkEnd w:id="8"/>
     </w:p>
     <w:tbl>
       <w:tblPr>
-        <w:tblW w:w="10400" w:type="dxa"/>
+        <w:tblW w:w="11248" w:type="dxa"/>
         <w:tblBorders>
           <w:top w:val="single" w:sz="4" w:space="0" w:color="auto"/>
           <w:left w:val="single" w:sz="4" w:space="0" w:color="auto"/>
@@ -4061,12 +5065,13 @@
         <w:tblLook w:val="04A0" w:firstRow="1" w:lastRow="0" w:firstColumn="1" w:lastColumn="0" w:noHBand="0" w:noVBand="1"/>
       </w:tblPr>
       <w:tblGrid>
-        <w:gridCol w:w="1400"/>
-        <w:gridCol w:w="1800"/>
-        <w:gridCol w:w="2465"/>
-        <w:gridCol w:w="1134"/>
-        <w:gridCol w:w="1276"/>
-        <w:gridCol w:w="2325"/>
+        <w:gridCol w:w="1348"/>
+        <w:gridCol w:w="1822"/>
+        <w:gridCol w:w="2472"/>
+        <w:gridCol w:w="921"/>
+        <w:gridCol w:w="921"/>
+        <w:gridCol w:w="2290"/>
+        <w:gridCol w:w="1474"/>
       </w:tblGrid>
       <w:tr>
         <w:trPr>
@@ -4074,7 +5079,7 @@
         </w:trPr>
         <w:tc>
           <w:tcPr>
-            <w:tcW w:w="1400" w:type="dxa"/>
+            <w:tcW w:w="1348" w:type="dxa"/>
             <w:shd w:val="clear" w:color="auto" w:fill="1F3864"/>
             <w:tcMar>
               <w:top w:w="80" w:type="dxa"/>
@@ -4098,7 +5103,7 @@
         </w:tc>
         <w:tc>
           <w:tcPr>
-            <w:tcW w:w="1800" w:type="dxa"/>
+            <w:tcW w:w="1822" w:type="dxa"/>
             <w:shd w:val="clear" w:color="auto" w:fill="1F3864"/>
             <w:tcMar>
               <w:top w:w="80" w:type="dxa"/>
@@ -4122,7 +5127,7 @@
         </w:tc>
         <w:tc>
           <w:tcPr>
-            <w:tcW w:w="2465" w:type="dxa"/>
+            <w:tcW w:w="2472" w:type="dxa"/>
             <w:shd w:val="clear" w:color="auto" w:fill="1F3864"/>
             <w:tcMar>
               <w:top w:w="80" w:type="dxa"/>
@@ -4146,7 +5151,7 @@
         </w:tc>
         <w:tc>
           <w:tcPr>
-            <w:tcW w:w="1134" w:type="dxa"/>
+            <w:tcW w:w="921" w:type="dxa"/>
             <w:shd w:val="clear" w:color="auto" w:fill="1F3864"/>
             <w:tcMar>
               <w:top w:w="80" w:type="dxa"/>
@@ -4170,7 +5175,7 @@
         </w:tc>
         <w:tc>
           <w:tcPr>
-            <w:tcW w:w="1276" w:type="dxa"/>
+            <w:tcW w:w="921" w:type="dxa"/>
             <w:shd w:val="clear" w:color="auto" w:fill="1F3864"/>
             <w:tcMar>
               <w:top w:w="80" w:type="dxa"/>
@@ -4194,17 +5199,11 @@
         </w:tc>
         <w:tc>
           <w:tcPr>
-            <w:tcW w:w="2325" w:type="dxa"/>
+            <w:tcW w:w="2290" w:type="dxa"/>
             <w:shd w:val="clear" w:color="auto" w:fill="1F3864"/>
-            <w:tcMar>
-              <w:top w:w="80" w:type="dxa"/>
-              <w:left w:w="100" w:type="dxa"/>
-              <w:bottom w:w="80" w:type="dxa"/>
-              <w:right w:w="100" w:type="dxa"/>
-            </w:tcMar>
-          </w:tcPr>
-          <w:p>
-            <w:r>
+          </w:tcPr>
+          <w:p>
+            <w:pPr>
               <w:rPr>
                 <w:b/>
                 <w:bCs/>
@@ -4212,7 +5211,33 @@
                 <w:sz w:val="18"/>
                 <w:szCs w:val="18"/>
               </w:rPr>
+            </w:pPr>
+            <w:r>
+              <w:rPr>
+                <w:b/>
+                <w:bCs/>
+                <w:color w:val="FFFFFF"/>
+                <w:sz w:val="18"/>
+                <w:szCs w:val="18"/>
+              </w:rPr>
               <w:t>Potential Conflicts</w:t>
+            </w:r>
+          </w:p>
+        </w:tc>
+        <w:tc>
+          <w:tcPr>
+            <w:tcW w:w="1474" w:type="dxa"/>
+            <w:shd w:val="clear" w:color="auto" w:fill="1F3864"/>
+            <w:tcMar>
+              <w:top w:w="80" w:type="dxa"/>
+              <w:left w:w="100" w:type="dxa"/>
+              <w:bottom w:w="80" w:type="dxa"/>
+              <w:right w:w="100" w:type="dxa"/>
+            </w:tcMar>
+          </w:tcPr>
+          <w:p>
+            <w:r>
+              <w:t>ASR influence</w:t>
             </w:r>
           </w:p>
         </w:tc>
@@ -4220,7 +5245,7 @@
       <w:tr>
         <w:tc>
           <w:tcPr>
-            <w:tcW w:w="1400" w:type="dxa"/>
+            <w:tcW w:w="1348" w:type="dxa"/>
             <w:tcMar>
               <w:top w:w="80" w:type="dxa"/>
               <w:left w:w="100" w:type="dxa"/>
@@ -4236,7 +5261,7 @@
         </w:tc>
         <w:tc>
           <w:tcPr>
-            <w:tcW w:w="1800" w:type="dxa"/>
+            <w:tcW w:w="1822" w:type="dxa"/>
             <w:tcMar>
               <w:top w:w="80" w:type="dxa"/>
               <w:left w:w="100" w:type="dxa"/>
@@ -4252,7 +5277,7 @@
         </w:tc>
         <w:tc>
           <w:tcPr>
-            <w:tcW w:w="2465" w:type="dxa"/>
+            <w:tcW w:w="2472" w:type="dxa"/>
             <w:tcMar>
               <w:top w:w="80" w:type="dxa"/>
               <w:left w:w="100" w:type="dxa"/>
@@ -4278,7 +5303,7 @@
         </w:tc>
         <w:tc>
           <w:tcPr>
-            <w:tcW w:w="1134" w:type="dxa"/>
+            <w:tcW w:w="921" w:type="dxa"/>
             <w:tcMar>
               <w:top w:w="80" w:type="dxa"/>
               <w:left w:w="100" w:type="dxa"/>
@@ -4294,7 +5319,7 @@
         </w:tc>
         <w:tc>
           <w:tcPr>
-            <w:tcW w:w="1276" w:type="dxa"/>
+            <w:tcW w:w="921" w:type="dxa"/>
             <w:tcMar>
               <w:top w:w="80" w:type="dxa"/>
               <w:left w:w="100" w:type="dxa"/>
@@ -4310,25 +5335,31 @@
         </w:tc>
         <w:tc>
           <w:tcPr>
-            <w:tcW w:w="2325" w:type="dxa"/>
-            <w:tcMar>
-              <w:top w:w="80" w:type="dxa"/>
-              <w:left w:w="100" w:type="dxa"/>
-              <w:bottom w:w="80" w:type="dxa"/>
-              <w:right w:w="100" w:type="dxa"/>
-            </w:tcMar>
+            <w:tcW w:w="2290" w:type="dxa"/>
           </w:tcPr>
           <w:p>
             <w:r>
               <w:t xml:space="preserve">Wants the request to be handled fast and wants full visibility </w:t>
             </w:r>
           </w:p>
+        </w:tc>
+        <w:tc>
+          <w:tcPr>
+            <w:tcW w:w="1474" w:type="dxa"/>
+            <w:tcMar>
+              <w:top w:w="80" w:type="dxa"/>
+              <w:left w:w="100" w:type="dxa"/>
+              <w:bottom w:w="80" w:type="dxa"/>
+              <w:right w:w="100" w:type="dxa"/>
+            </w:tcMar>
+          </w:tcPr>
+          <w:p/>
         </w:tc>
       </w:tr>
       <w:tr>
         <w:tc>
           <w:tcPr>
-            <w:tcW w:w="1400" w:type="dxa"/>
+            <w:tcW w:w="1348" w:type="dxa"/>
             <w:tcMar>
               <w:top w:w="80" w:type="dxa"/>
               <w:left w:w="100" w:type="dxa"/>
@@ -4344,7 +5375,7 @@
         </w:tc>
         <w:tc>
           <w:tcPr>
-            <w:tcW w:w="1800" w:type="dxa"/>
+            <w:tcW w:w="1822" w:type="dxa"/>
             <w:tcMar>
               <w:top w:w="80" w:type="dxa"/>
               <w:left w:w="100" w:type="dxa"/>
@@ -4360,7 +5391,7 @@
         </w:tc>
         <w:tc>
           <w:tcPr>
-            <w:tcW w:w="2465" w:type="dxa"/>
+            <w:tcW w:w="2472" w:type="dxa"/>
             <w:tcMar>
               <w:top w:w="80" w:type="dxa"/>
               <w:left w:w="100" w:type="dxa"/>
@@ -4381,7 +5412,7 @@
         </w:tc>
         <w:tc>
           <w:tcPr>
-            <w:tcW w:w="1134" w:type="dxa"/>
+            <w:tcW w:w="921" w:type="dxa"/>
             <w:tcMar>
               <w:top w:w="80" w:type="dxa"/>
               <w:left w:w="100" w:type="dxa"/>
@@ -4397,7 +5428,7 @@
         </w:tc>
         <w:tc>
           <w:tcPr>
-            <w:tcW w:w="1276" w:type="dxa"/>
+            <w:tcW w:w="921" w:type="dxa"/>
             <w:tcMar>
               <w:top w:w="80" w:type="dxa"/>
               <w:left w:w="100" w:type="dxa"/>
@@ -4413,13 +5444,7 @@
         </w:tc>
         <w:tc>
           <w:tcPr>
-            <w:tcW w:w="2325" w:type="dxa"/>
-            <w:tcMar>
-              <w:top w:w="80" w:type="dxa"/>
-              <w:left w:w="100" w:type="dxa"/>
-              <w:bottom w:w="80" w:type="dxa"/>
-              <w:right w:w="100" w:type="dxa"/>
-            </w:tcMar>
+            <w:tcW w:w="2290" w:type="dxa"/>
           </w:tcPr>
           <w:p>
             <w:r>
@@ -4436,12 +5461,24 @@
               <w:t>Could cause problems with requesters full visibility</w:t>
             </w:r>
           </w:p>
+        </w:tc>
+        <w:tc>
+          <w:tcPr>
+            <w:tcW w:w="1474" w:type="dxa"/>
+            <w:tcMar>
+              <w:top w:w="80" w:type="dxa"/>
+              <w:left w:w="100" w:type="dxa"/>
+              <w:bottom w:w="80" w:type="dxa"/>
+              <w:right w:w="100" w:type="dxa"/>
+            </w:tcMar>
+          </w:tcPr>
+          <w:p/>
         </w:tc>
       </w:tr>
       <w:tr>
         <w:tc>
           <w:tcPr>
-            <w:tcW w:w="1400" w:type="dxa"/>
+            <w:tcW w:w="1348" w:type="dxa"/>
             <w:tcMar>
               <w:top w:w="80" w:type="dxa"/>
               <w:left w:w="100" w:type="dxa"/>
@@ -4457,7 +5494,7 @@
         </w:tc>
         <w:tc>
           <w:tcPr>
-            <w:tcW w:w="1800" w:type="dxa"/>
+            <w:tcW w:w="1822" w:type="dxa"/>
             <w:tcMar>
               <w:top w:w="80" w:type="dxa"/>
               <w:left w:w="100" w:type="dxa"/>
@@ -4473,7 +5510,7 @@
         </w:tc>
         <w:tc>
           <w:tcPr>
-            <w:tcW w:w="2465" w:type="dxa"/>
+            <w:tcW w:w="2472" w:type="dxa"/>
             <w:tcMar>
               <w:top w:w="80" w:type="dxa"/>
               <w:left w:w="100" w:type="dxa"/>
@@ -4499,7 +5536,7 @@
         </w:tc>
         <w:tc>
           <w:tcPr>
-            <w:tcW w:w="1134" w:type="dxa"/>
+            <w:tcW w:w="921" w:type="dxa"/>
             <w:tcMar>
               <w:top w:w="80" w:type="dxa"/>
               <w:left w:w="100" w:type="dxa"/>
@@ -4515,7 +5552,7 @@
         </w:tc>
         <w:tc>
           <w:tcPr>
-            <w:tcW w:w="1276" w:type="dxa"/>
+            <w:tcW w:w="921" w:type="dxa"/>
             <w:tcMar>
               <w:top w:w="80" w:type="dxa"/>
               <w:left w:w="100" w:type="dxa"/>
@@ -4531,13 +5568,7 @@
         </w:tc>
         <w:tc>
           <w:tcPr>
-            <w:tcW w:w="2325" w:type="dxa"/>
-            <w:tcMar>
-              <w:top w:w="80" w:type="dxa"/>
-              <w:left w:w="100" w:type="dxa"/>
-              <w:bottom w:w="80" w:type="dxa"/>
-              <w:right w:w="100" w:type="dxa"/>
-            </w:tcMar>
+            <w:tcW w:w="2290" w:type="dxa"/>
           </w:tcPr>
           <w:p>
             <w:r>
@@ -4550,12 +5581,24 @@
               <w:t>conflict with staff's "less admin" preference</w:t>
             </w:r>
           </w:p>
+        </w:tc>
+        <w:tc>
+          <w:tcPr>
+            <w:tcW w:w="1474" w:type="dxa"/>
+            <w:tcMar>
+              <w:top w:w="80" w:type="dxa"/>
+              <w:left w:w="100" w:type="dxa"/>
+              <w:bottom w:w="80" w:type="dxa"/>
+              <w:right w:w="100" w:type="dxa"/>
+            </w:tcMar>
+          </w:tcPr>
+          <w:p/>
         </w:tc>
       </w:tr>
       <w:tr>
         <w:tc>
           <w:tcPr>
-            <w:tcW w:w="1400" w:type="dxa"/>
+            <w:tcW w:w="1348" w:type="dxa"/>
             <w:tcMar>
               <w:top w:w="80" w:type="dxa"/>
               <w:left w:w="100" w:type="dxa"/>
@@ -4571,7 +5614,7 @@
         </w:tc>
         <w:tc>
           <w:tcPr>
-            <w:tcW w:w="1800" w:type="dxa"/>
+            <w:tcW w:w="1822" w:type="dxa"/>
             <w:tcMar>
               <w:top w:w="80" w:type="dxa"/>
               <w:left w:w="100" w:type="dxa"/>
@@ -4587,7 +5630,7 @@
         </w:tc>
         <w:tc>
           <w:tcPr>
-            <w:tcW w:w="2465" w:type="dxa"/>
+            <w:tcW w:w="2472" w:type="dxa"/>
             <w:tcMar>
               <w:top w:w="80" w:type="dxa"/>
               <w:left w:w="100" w:type="dxa"/>
@@ -4608,7 +5651,7 @@
         </w:tc>
         <w:tc>
           <w:tcPr>
-            <w:tcW w:w="1134" w:type="dxa"/>
+            <w:tcW w:w="921" w:type="dxa"/>
             <w:tcMar>
               <w:top w:w="80" w:type="dxa"/>
               <w:left w:w="100" w:type="dxa"/>
@@ -4624,7 +5667,7 @@
         </w:tc>
         <w:tc>
           <w:tcPr>
-            <w:tcW w:w="1276" w:type="dxa"/>
+            <w:tcW w:w="921" w:type="dxa"/>
             <w:tcMar>
               <w:top w:w="80" w:type="dxa"/>
               <w:left w:w="100" w:type="dxa"/>
@@ -4640,13 +5683,7 @@
         </w:tc>
         <w:tc>
           <w:tcPr>
-            <w:tcW w:w="2325" w:type="dxa"/>
-            <w:tcMar>
-              <w:top w:w="80" w:type="dxa"/>
-              <w:left w:w="100" w:type="dxa"/>
-              <w:bottom w:w="80" w:type="dxa"/>
-              <w:right w:w="100" w:type="dxa"/>
-            </w:tcMar>
+            <w:tcW w:w="2290" w:type="dxa"/>
           </w:tcPr>
           <w:p>
             <w:r>
@@ -4674,12 +5711,24 @@
               <w:t>constraints</w:t>
             </w:r>
           </w:p>
+        </w:tc>
+        <w:tc>
+          <w:tcPr>
+            <w:tcW w:w="1474" w:type="dxa"/>
+            <w:tcMar>
+              <w:top w:w="80" w:type="dxa"/>
+              <w:left w:w="100" w:type="dxa"/>
+              <w:bottom w:w="80" w:type="dxa"/>
+              <w:right w:w="100" w:type="dxa"/>
+            </w:tcMar>
+          </w:tcPr>
+          <w:p/>
         </w:tc>
       </w:tr>
       <w:tr>
         <w:tc>
           <w:tcPr>
-            <w:tcW w:w="1400" w:type="dxa"/>
+            <w:tcW w:w="1348" w:type="dxa"/>
             <w:tcMar>
               <w:top w:w="80" w:type="dxa"/>
               <w:left w:w="100" w:type="dxa"/>
@@ -4695,7 +5744,7 @@
         </w:tc>
         <w:tc>
           <w:tcPr>
-            <w:tcW w:w="1800" w:type="dxa"/>
+            <w:tcW w:w="1822" w:type="dxa"/>
             <w:tcMar>
               <w:top w:w="80" w:type="dxa"/>
               <w:left w:w="100" w:type="dxa"/>
@@ -4711,7 +5760,7 @@
         </w:tc>
         <w:tc>
           <w:tcPr>
-            <w:tcW w:w="2465" w:type="dxa"/>
+            <w:tcW w:w="2472" w:type="dxa"/>
             <w:tcMar>
               <w:top w:w="80" w:type="dxa"/>
               <w:left w:w="100" w:type="dxa"/>
@@ -4737,7 +5786,7 @@
         </w:tc>
         <w:tc>
           <w:tcPr>
-            <w:tcW w:w="1134" w:type="dxa"/>
+            <w:tcW w:w="921" w:type="dxa"/>
             <w:tcMar>
               <w:top w:w="80" w:type="dxa"/>
               <w:left w:w="100" w:type="dxa"/>
@@ -4753,7 +5802,7 @@
         </w:tc>
         <w:tc>
           <w:tcPr>
-            <w:tcW w:w="1276" w:type="dxa"/>
+            <w:tcW w:w="921" w:type="dxa"/>
             <w:tcMar>
               <w:top w:w="80" w:type="dxa"/>
               <w:left w:w="100" w:type="dxa"/>
@@ -4769,25 +5818,31 @@
         </w:tc>
         <w:tc>
           <w:tcPr>
-            <w:tcW w:w="2325" w:type="dxa"/>
-            <w:tcMar>
-              <w:top w:w="80" w:type="dxa"/>
-              <w:left w:w="100" w:type="dxa"/>
-              <w:bottom w:w="80" w:type="dxa"/>
-              <w:right w:w="100" w:type="dxa"/>
-            </w:tcMar>
+            <w:tcW w:w="2290" w:type="dxa"/>
           </w:tcPr>
           <w:p>
             <w:r>
               <w:t>May impact speed to make sure data is completely secured</w:t>
             </w:r>
           </w:p>
+        </w:tc>
+        <w:tc>
+          <w:tcPr>
+            <w:tcW w:w="1474" w:type="dxa"/>
+            <w:tcMar>
+              <w:top w:w="80" w:type="dxa"/>
+              <w:left w:w="100" w:type="dxa"/>
+              <w:bottom w:w="80" w:type="dxa"/>
+              <w:right w:w="100" w:type="dxa"/>
+            </w:tcMar>
+          </w:tcPr>
+          <w:p/>
         </w:tc>
       </w:tr>
       <w:tr>
         <w:tc>
           <w:tcPr>
-            <w:tcW w:w="1400" w:type="dxa"/>
+            <w:tcW w:w="1348" w:type="dxa"/>
             <w:tcMar>
               <w:top w:w="80" w:type="dxa"/>
               <w:left w:w="100" w:type="dxa"/>
@@ -4803,7 +5858,7 @@
         </w:tc>
         <w:tc>
           <w:tcPr>
-            <w:tcW w:w="1800" w:type="dxa"/>
+            <w:tcW w:w="1822" w:type="dxa"/>
             <w:tcMar>
               <w:top w:w="80" w:type="dxa"/>
               <w:left w:w="100" w:type="dxa"/>
@@ -4819,7 +5874,7 @@
         </w:tc>
         <w:tc>
           <w:tcPr>
-            <w:tcW w:w="2465" w:type="dxa"/>
+            <w:tcW w:w="2472" w:type="dxa"/>
             <w:tcMar>
               <w:top w:w="80" w:type="dxa"/>
               <w:left w:w="100" w:type="dxa"/>
@@ -4840,7 +5895,7 @@
         </w:tc>
         <w:tc>
           <w:tcPr>
-            <w:tcW w:w="1134" w:type="dxa"/>
+            <w:tcW w:w="921" w:type="dxa"/>
             <w:tcMar>
               <w:top w:w="80" w:type="dxa"/>
               <w:left w:w="100" w:type="dxa"/>
@@ -4856,7 +5911,7 @@
         </w:tc>
         <w:tc>
           <w:tcPr>
-            <w:tcW w:w="1276" w:type="dxa"/>
+            <w:tcW w:w="921" w:type="dxa"/>
             <w:tcMar>
               <w:top w:w="80" w:type="dxa"/>
               <w:left w:w="100" w:type="dxa"/>
@@ -4872,68 +5927,82 @@
         </w:tc>
         <w:tc>
           <w:tcPr>
-            <w:tcW w:w="2325" w:type="dxa"/>
-            <w:tcMar>
-              <w:top w:w="80" w:type="dxa"/>
-              <w:left w:w="100" w:type="dxa"/>
-              <w:bottom w:w="80" w:type="dxa"/>
-              <w:right w:w="100" w:type="dxa"/>
-            </w:tcMar>
+            <w:tcW w:w="2290" w:type="dxa"/>
           </w:tcPr>
           <w:p>
             <w:r>
               <w:t>Wants to be thorough with the request and requester wants to have it handled fast</w:t>
             </w:r>
           </w:p>
+        </w:tc>
+        <w:tc>
+          <w:tcPr>
+            <w:tcW w:w="1474" w:type="dxa"/>
+            <w:tcMar>
+              <w:top w:w="80" w:type="dxa"/>
+              <w:left w:w="100" w:type="dxa"/>
+              <w:bottom w:w="80" w:type="dxa"/>
+              <w:right w:w="100" w:type="dxa"/>
+            </w:tcMar>
+          </w:tcPr>
+          <w:p/>
         </w:tc>
       </w:tr>
       <w:tr>
         <w:tc>
           <w:tcPr>
-            <w:tcW w:w="1400" w:type="dxa"/>
-            <w:tcMar>
-              <w:top w:w="80" w:type="dxa"/>
-              <w:left w:w="100" w:type="dxa"/>
-              <w:bottom w:w="80" w:type="dxa"/>
-              <w:right w:w="100" w:type="dxa"/>
-            </w:tcMar>
-          </w:tcPr>
-          <w:p>
+            <w:tcW w:w="1348" w:type="dxa"/>
+            <w:tcMar>
+              <w:top w:w="80" w:type="dxa"/>
+              <w:left w:w="100" w:type="dxa"/>
+              <w:bottom w:w="80" w:type="dxa"/>
+              <w:right w:w="100" w:type="dxa"/>
+            </w:tcMar>
+          </w:tcPr>
+          <w:p>
+            <w:r>
+              <w:t>Lecturer</w:t>
+            </w:r>
+          </w:p>
+        </w:tc>
+        <w:tc>
+          <w:tcPr>
+            <w:tcW w:w="1822" w:type="dxa"/>
+            <w:tcMar>
+              <w:top w:w="80" w:type="dxa"/>
+              <w:left w:w="100" w:type="dxa"/>
+              <w:bottom w:w="80" w:type="dxa"/>
+              <w:right w:w="100" w:type="dxa"/>
+            </w:tcMar>
+          </w:tcPr>
+          <w:p>
+            <w:r>
+              <w:t xml:space="preserve">Oversees the life cycle of the </w:t>
+            </w:r>
             <w:r>
               <w:lastRenderedPageBreak/>
-              <w:t>Lecturer</w:t>
-            </w:r>
-          </w:p>
-        </w:tc>
-        <w:tc>
-          <w:tcPr>
-            <w:tcW w:w="1800" w:type="dxa"/>
-            <w:tcMar>
-              <w:top w:w="80" w:type="dxa"/>
-              <w:left w:w="100" w:type="dxa"/>
-              <w:bottom w:w="80" w:type="dxa"/>
-              <w:right w:w="100" w:type="dxa"/>
-            </w:tcMar>
-          </w:tcPr>
-          <w:p>
-            <w:r>
-              <w:t>Oversees the life cycle of the application’s creation</w:t>
-            </w:r>
-          </w:p>
-        </w:tc>
-        <w:tc>
-          <w:tcPr>
-            <w:tcW w:w="2465" w:type="dxa"/>
-            <w:tcMar>
-              <w:top w:w="80" w:type="dxa"/>
-              <w:left w:w="100" w:type="dxa"/>
-              <w:bottom w:w="80" w:type="dxa"/>
-              <w:right w:w="100" w:type="dxa"/>
-            </w:tcMar>
-          </w:tcPr>
-          <w:p>
-            <w:r>
-              <w:t>As the client substitute, expects a working solution that satisfies the business need.</w:t>
+              <w:t>application’s creation</w:t>
+            </w:r>
+          </w:p>
+        </w:tc>
+        <w:tc>
+          <w:tcPr>
+            <w:tcW w:w="2472" w:type="dxa"/>
+            <w:tcMar>
+              <w:top w:w="80" w:type="dxa"/>
+              <w:left w:w="100" w:type="dxa"/>
+              <w:bottom w:w="80" w:type="dxa"/>
+              <w:right w:w="100" w:type="dxa"/>
+            </w:tcMar>
+          </w:tcPr>
+          <w:p>
+            <w:r>
+              <w:lastRenderedPageBreak/>
+              <w:t xml:space="preserve">As the client substitute, expects a working </w:t>
+            </w:r>
+            <w:r>
+              <w:lastRenderedPageBreak/>
+              <w:t>solution that satisfies the business need.</w:t>
             </w:r>
           </w:p>
           <w:p>
@@ -4944,23 +6013,24 @@
         </w:tc>
         <w:tc>
           <w:tcPr>
-            <w:tcW w:w="1134" w:type="dxa"/>
-            <w:tcMar>
-              <w:top w:w="80" w:type="dxa"/>
-              <w:left w:w="100" w:type="dxa"/>
-              <w:bottom w:w="80" w:type="dxa"/>
-              <w:right w:w="100" w:type="dxa"/>
-            </w:tcMar>
-          </w:tcPr>
-          <w:p>
-            <w:r>
+            <w:tcW w:w="921" w:type="dxa"/>
+            <w:tcMar>
+              <w:top w:w="80" w:type="dxa"/>
+              <w:left w:w="100" w:type="dxa"/>
+              <w:bottom w:w="80" w:type="dxa"/>
+              <w:right w:w="100" w:type="dxa"/>
+            </w:tcMar>
+          </w:tcPr>
+          <w:p>
+            <w:r>
+              <w:lastRenderedPageBreak/>
               <w:t>High</w:t>
             </w:r>
           </w:p>
         </w:tc>
         <w:tc>
           <w:tcPr>
-            <w:tcW w:w="1276" w:type="dxa"/>
+            <w:tcW w:w="921" w:type="dxa"/>
             <w:tcMar>
               <w:top w:w="80" w:type="dxa"/>
               <w:left w:w="100" w:type="dxa"/>
@@ -4976,23 +6046,33 @@
         </w:tc>
         <w:tc>
           <w:tcPr>
-            <w:tcW w:w="2325" w:type="dxa"/>
-            <w:tcMar>
-              <w:top w:w="80" w:type="dxa"/>
-              <w:left w:w="100" w:type="dxa"/>
-              <w:bottom w:w="80" w:type="dxa"/>
-              <w:right w:w="100" w:type="dxa"/>
-            </w:tcMar>
-          </w:tcPr>
-          <w:p>
-            <w:r>
-              <w:t>As the substitute for the client, they are the only source of clarification. However, information can be withheld to test the skills, understanding and judgement of the developers.</w:t>
+            <w:tcW w:w="2290" w:type="dxa"/>
+          </w:tcPr>
+          <w:p>
+            <w:r>
+              <w:t xml:space="preserve">As the substitute for the client, they are the only </w:t>
+            </w:r>
+            <w:r>
+              <w:lastRenderedPageBreak/>
+              <w:t>source of clarification. However, information can be withheld to test the skills, understanding and judgement of the developers.</w:t>
             </w:r>
             <w:r>
               <w:br/>
               <w:t>Ass assessor they need access to the evidence. Time spent on evidence competes with time to create the application.</w:t>
             </w:r>
           </w:p>
+        </w:tc>
+        <w:tc>
+          <w:tcPr>
+            <w:tcW w:w="1474" w:type="dxa"/>
+            <w:tcMar>
+              <w:top w:w="80" w:type="dxa"/>
+              <w:left w:w="100" w:type="dxa"/>
+              <w:bottom w:w="80" w:type="dxa"/>
+              <w:right w:w="100" w:type="dxa"/>
+            </w:tcMar>
+          </w:tcPr>
+          <w:p/>
         </w:tc>
       </w:tr>
     </w:tbl>
@@ -5000,21 +6080,21 @@
       <w:pPr>
         <w:pStyle w:val="Heading1"/>
       </w:pPr>
-      <w:bookmarkStart w:id="7" w:name="_Toc239883345"/>
+      <w:bookmarkStart w:id="9" w:name="_Toc241064274"/>
       <w:r>
         <w:t>3. Scope Baseline</w:t>
       </w:r>
-      <w:bookmarkEnd w:id="7"/>
+      <w:bookmarkEnd w:id="9"/>
     </w:p>
     <w:p>
       <w:pPr>
         <w:pStyle w:val="Heading2"/>
       </w:pPr>
-      <w:bookmarkStart w:id="8" w:name="_Toc239883346"/>
+      <w:bookmarkStart w:id="10" w:name="_Toc241064275"/>
       <w:r>
         <w:t>3.1 In Scope</w:t>
       </w:r>
-      <w:bookmarkEnd w:id="8"/>
+      <w:bookmarkEnd w:id="10"/>
     </w:p>
     <w:p>
       <w:pPr>
@@ -5085,11 +6165,11 @@
       <w:pPr>
         <w:pStyle w:val="Heading2"/>
       </w:pPr>
-      <w:bookmarkStart w:id="9" w:name="_Toc239883347"/>
+      <w:bookmarkStart w:id="11" w:name="_Toc241064276"/>
       <w:r>
         <w:t>3.2 Out of Scope</w:t>
       </w:r>
-      <w:bookmarkEnd w:id="9"/>
+      <w:bookmarkEnd w:id="11"/>
     </w:p>
     <w:p>
       <w:pPr>
@@ -5134,11 +6214,11 @@
       <w:pPr>
         <w:pStyle w:val="Heading2"/>
       </w:pPr>
-      <w:bookmarkStart w:id="10" w:name="_Toc239883348"/>
+      <w:bookmarkStart w:id="12" w:name="_Toc241064277"/>
       <w:r>
         <w:t>3.3 Deferred / Future Scope</w:t>
       </w:r>
-      <w:bookmarkEnd w:id="10"/>
+      <w:bookmarkEnd w:id="12"/>
     </w:p>
     <w:p>
       <w:pPr>
@@ -5170,11 +6250,11 @@
       <w:pPr>
         <w:pStyle w:val="Heading2"/>
       </w:pPr>
-      <w:bookmarkStart w:id="11" w:name="_Toc239883349"/>
+      <w:bookmarkStart w:id="13" w:name="_Toc241064278"/>
       <w:r>
         <w:t>3.4 Defended Exclusion / Deferment</w:t>
       </w:r>
-      <w:bookmarkEnd w:id="11"/>
+      <w:bookmarkEnd w:id="13"/>
     </w:p>
     <w:p>
       <w:r>
@@ -5263,284 +6343,6 @@
         <w:t>.</w:t>
       </w:r>
     </w:p>
-    <w:p>
-      <w:pPr>
-        <w:pStyle w:val="Heading1"/>
-      </w:pPr>
-      <w:r>
-        <w:t>4. Constraints</w:t>
-      </w:r>
-    </w:p>
-    <w:p/>
-    <w:tbl>
-      <w:tblPr>
-        <w:tblW w:w="7658" w:type="dxa"/>
-        <w:tblBorders>
-          <w:top w:val="single" w:sz="4" w:space="0" w:color="auto"/>
-          <w:left w:val="single" w:sz="4" w:space="0" w:color="auto"/>
-          <w:bottom w:val="single" w:sz="4" w:space="0" w:color="auto"/>
-          <w:right w:val="single" w:sz="4" w:space="0" w:color="auto"/>
-          <w:insideH w:val="single" w:sz="4" w:space="0" w:color="auto"/>
-          <w:insideV w:val="single" w:sz="4" w:space="0" w:color="auto"/>
-        </w:tblBorders>
-        <w:tblCellMar>
-          <w:left w:w="10" w:type="dxa"/>
-          <w:right w:w="10" w:type="dxa"/>
-        </w:tblCellMar>
-        <w:tblLook w:val="04A0" w:firstRow="1" w:lastRow="0" w:firstColumn="1" w:lastColumn="0" w:noHBand="0" w:noVBand="1"/>
-      </w:tblPr>
-      <w:tblGrid>
-        <w:gridCol w:w="889"/>
-        <w:gridCol w:w="2051"/>
-        <w:gridCol w:w="4718"/>
-      </w:tblGrid>
-      <w:tr>
-        <w:trPr>
-          <w:tblHeader/>
-        </w:trPr>
-        <w:tc>
-          <w:tcPr>
-            <w:tcW w:w="889" w:type="dxa"/>
-            <w:shd w:val="clear" w:color="auto" w:fill="1F3864"/>
-            <w:tcMar>
-              <w:top w:w="80" w:type="dxa"/>
-              <w:left w:w="100" w:type="dxa"/>
-              <w:bottom w:w="80" w:type="dxa"/>
-              <w:right w:w="100" w:type="dxa"/>
-            </w:tcMar>
-          </w:tcPr>
-          <w:p>
-            <w:pPr>
-              <w:rPr>
-                <w:sz w:val="20"/>
-                <w:szCs w:val="20"/>
-              </w:rPr>
-            </w:pPr>
-            <w:r>
-              <w:rPr>
-                <w:b/>
-                <w:bCs/>
-                <w:color w:val="FFFFFF"/>
-                <w:sz w:val="18"/>
-                <w:szCs w:val="18"/>
-              </w:rPr>
-              <w:lastRenderedPageBreak/>
-              <w:t>ID</w:t>
-            </w:r>
-          </w:p>
-        </w:tc>
-        <w:tc>
-          <w:tcPr>
-            <w:tcW w:w="2051" w:type="dxa"/>
-            <w:shd w:val="clear" w:color="auto" w:fill="1F3864"/>
-            <w:tcMar>
-              <w:top w:w="80" w:type="dxa"/>
-              <w:left w:w="100" w:type="dxa"/>
-              <w:bottom w:w="80" w:type="dxa"/>
-              <w:right w:w="100" w:type="dxa"/>
-            </w:tcMar>
-          </w:tcPr>
-          <w:p>
-            <w:r>
-              <w:rPr>
-                <w:b/>
-                <w:bCs/>
-                <w:color w:val="FFFFFF"/>
-                <w:sz w:val="20"/>
-                <w:szCs w:val="20"/>
-              </w:rPr>
-              <w:t>Constraint</w:t>
-            </w:r>
-          </w:p>
-        </w:tc>
-        <w:tc>
-          <w:tcPr>
-            <w:tcW w:w="4718" w:type="dxa"/>
-            <w:shd w:val="clear" w:color="auto" w:fill="1F3864"/>
-            <w:tcMar>
-              <w:top w:w="80" w:type="dxa"/>
-              <w:left w:w="100" w:type="dxa"/>
-              <w:bottom w:w="80" w:type="dxa"/>
-              <w:right w:w="100" w:type="dxa"/>
-            </w:tcMar>
-          </w:tcPr>
-          <w:p>
-            <w:r>
-              <w:rPr>
-                <w:b/>
-                <w:bCs/>
-                <w:sz w:val="20"/>
-                <w:szCs w:val="20"/>
-              </w:rPr>
-              <w:t>Rationale/Source</w:t>
-            </w:r>
-          </w:p>
-        </w:tc>
-      </w:tr>
-      <w:tr>
-        <w:tc>
-          <w:tcPr>
-            <w:tcW w:w="889" w:type="dxa"/>
-            <w:tcMar>
-              <w:top w:w="80" w:type="dxa"/>
-              <w:left w:w="100" w:type="dxa"/>
-              <w:bottom w:w="80" w:type="dxa"/>
-              <w:right w:w="100" w:type="dxa"/>
-            </w:tcMar>
-          </w:tcPr>
-          <w:p>
-            <w:r>
-              <w:t>CON-001</w:t>
-            </w:r>
-          </w:p>
-        </w:tc>
-        <w:tc>
-          <w:tcPr>
-            <w:tcW w:w="2051" w:type="dxa"/>
-            <w:tcMar>
-              <w:top w:w="80" w:type="dxa"/>
-              <w:left w:w="100" w:type="dxa"/>
-              <w:bottom w:w="80" w:type="dxa"/>
-              <w:right w:w="100" w:type="dxa"/>
-            </w:tcMar>
-          </w:tcPr>
-          <w:p>
-            <w:r>
-              <w:t>Must run on most devices that support web browsers</w:t>
-            </w:r>
-          </w:p>
-        </w:tc>
-        <w:tc>
-          <w:tcPr>
-            <w:tcW w:w="4718" w:type="dxa"/>
-            <w:tcMar>
-              <w:top w:w="80" w:type="dxa"/>
-              <w:left w:w="100" w:type="dxa"/>
-              <w:bottom w:w="80" w:type="dxa"/>
-              <w:right w:w="100" w:type="dxa"/>
-            </w:tcMar>
-          </w:tcPr>
-          <w:p/>
-        </w:tc>
-      </w:tr>
-      <w:tr>
-        <w:tc>
-          <w:tcPr>
-            <w:tcW w:w="889" w:type="dxa"/>
-            <w:tcMar>
-              <w:top w:w="80" w:type="dxa"/>
-              <w:left w:w="100" w:type="dxa"/>
-              <w:bottom w:w="80" w:type="dxa"/>
-              <w:right w:w="100" w:type="dxa"/>
-            </w:tcMar>
-          </w:tcPr>
-          <w:p>
-            <w:r>
-              <w:t>CON-002</w:t>
-            </w:r>
-          </w:p>
-        </w:tc>
-        <w:tc>
-          <w:tcPr>
-            <w:tcW w:w="2051" w:type="dxa"/>
-            <w:tcMar>
-              <w:top w:w="80" w:type="dxa"/>
-              <w:left w:w="100" w:type="dxa"/>
-              <w:bottom w:w="80" w:type="dxa"/>
-              <w:right w:w="100" w:type="dxa"/>
-            </w:tcMar>
-          </w:tcPr>
-          <w:p>
-            <w:r>
-              <w:rPr>
-                <w:sz w:val="20"/>
-                <w:szCs w:val="20"/>
-              </w:rPr>
-              <w:t>Must use a relational database (SQL)</w:t>
-            </w:r>
-          </w:p>
-        </w:tc>
-        <w:tc>
-          <w:tcPr>
-            <w:tcW w:w="4718" w:type="dxa"/>
-            <w:tcMar>
-              <w:top w:w="80" w:type="dxa"/>
-              <w:left w:w="100" w:type="dxa"/>
-              <w:bottom w:w="80" w:type="dxa"/>
-              <w:right w:w="100" w:type="dxa"/>
-            </w:tcMar>
-          </w:tcPr>
-          <w:p/>
-        </w:tc>
-      </w:tr>
-      <w:tr>
-        <w:tc>
-          <w:tcPr>
-            <w:tcW w:w="889" w:type="dxa"/>
-            <w:tcMar>
-              <w:top w:w="80" w:type="dxa"/>
-              <w:left w:w="100" w:type="dxa"/>
-              <w:bottom w:w="80" w:type="dxa"/>
-              <w:right w:w="100" w:type="dxa"/>
-            </w:tcMar>
-          </w:tcPr>
-          <w:p>
-            <w:r>
-              <w:t>CON-003</w:t>
-            </w:r>
-          </w:p>
-        </w:tc>
-        <w:tc>
-          <w:tcPr>
-            <w:tcW w:w="2051" w:type="dxa"/>
-            <w:tcMar>
-              <w:top w:w="80" w:type="dxa"/>
-              <w:left w:w="100" w:type="dxa"/>
-              <w:bottom w:w="80" w:type="dxa"/>
-              <w:right w:w="100" w:type="dxa"/>
-            </w:tcMar>
-          </w:tcPr>
-          <w:p>
-            <w:pPr>
-              <w:rPr>
-                <w:sz w:val="20"/>
-                <w:szCs w:val="20"/>
-              </w:rPr>
-            </w:pPr>
-            <w:r>
-              <w:rPr>
-                <w:sz w:val="20"/>
-                <w:szCs w:val="20"/>
-              </w:rPr>
-              <w:t>Source code managed in GitHub under protected-main branching strategy</w:t>
-            </w:r>
-          </w:p>
-        </w:tc>
-        <w:tc>
-          <w:tcPr>
-            <w:tcW w:w="4718" w:type="dxa"/>
-            <w:tcMar>
-              <w:top w:w="80" w:type="dxa"/>
-              <w:left w:w="100" w:type="dxa"/>
-              <w:bottom w:w="80" w:type="dxa"/>
-              <w:right w:w="100" w:type="dxa"/>
-            </w:tcMar>
-          </w:tcPr>
-          <w:p>
-            <w:r>
-              <w:t xml:space="preserve">Assignment 2 showed the benefit of using CI software and we will be using </w:t>
-            </w:r>
-            <w:r>
-              <w:rPr>
-                <w:sz w:val="20"/>
-                <w:szCs w:val="20"/>
-              </w:rPr>
-              <w:t>2-reviewer policy</w:t>
-            </w:r>
-          </w:p>
-        </w:tc>
-      </w:tr>
-    </w:tbl>
     <w:p/>
     <w:p/>
     <w:p>
@@ -5552,22 +6354,22 @@
       <w:pPr>
         <w:pStyle w:val="Heading1"/>
       </w:pPr>
-      <w:bookmarkStart w:id="12" w:name="_Toc239883350"/>
+      <w:bookmarkStart w:id="14" w:name="_Toc241064279"/>
       <w:r>
         <w:lastRenderedPageBreak/>
         <w:t>4. Requirements &amp; Acceptance Criteria</w:t>
       </w:r>
-      <w:bookmarkEnd w:id="12"/>
+      <w:bookmarkEnd w:id="14"/>
     </w:p>
     <w:p>
       <w:pPr>
         <w:pStyle w:val="Heading2"/>
       </w:pPr>
-      <w:bookmarkStart w:id="13" w:name="_Toc239883351"/>
+      <w:bookmarkStart w:id="15" w:name="_Toc241064280"/>
       <w:r>
         <w:t>4.1 Functional Requirements</w:t>
       </w:r>
-      <w:bookmarkEnd w:id="13"/>
+      <w:bookmarkEnd w:id="15"/>
     </w:p>
     <w:p>
       <w:r>
@@ -7280,7 +8082,6 @@
           </w:tcPr>
           <w:p>
             <w:r>
-              <w:lastRenderedPageBreak/>
               <w:t>FR-0</w:t>
             </w:r>
             <w:r>
@@ -8064,17 +8865,9 @@
             <w:r>
               <w:t xml:space="preserve">If updates are made, the staff member and timestamp must be recorded, and stored for 5 </w:t>
             </w:r>
-            <w:proofErr w:type="gramStart"/>
-            <w:r>
-              <w:t>years</w:t>
-            </w:r>
-            <w:r>
-              <w:t xml:space="preserve"> </w:t>
-            </w:r>
-            <w:r>
-              <w:t>.</w:t>
-            </w:r>
-            <w:proofErr w:type="gramEnd"/>
+            <w:r>
+              <w:t>years.</w:t>
+            </w:r>
           </w:p>
         </w:tc>
       </w:tr>
@@ -8689,11 +9482,11 @@
       <w:pPr>
         <w:pStyle w:val="Heading2"/>
       </w:pPr>
-      <w:bookmarkStart w:id="14" w:name="_Toc239883352"/>
+      <w:bookmarkStart w:id="16" w:name="_Toc241064281"/>
       <w:r>
         <w:t>4.2 Non-Functional Requirements</w:t>
       </w:r>
-      <w:bookmarkEnd w:id="14"/>
+      <w:bookmarkEnd w:id="16"/>
     </w:p>
     <w:p>
       <w:r>
@@ -10346,17 +11139,17 @@
         </w:tc>
       </w:tr>
     </w:tbl>
-    <w:p>
-      <w:bookmarkStart w:id="15" w:name="_Toc239883353"/>
-    </w:p>
+    <w:p/>
     <w:p>
       <w:pPr>
         <w:pStyle w:val="Heading2"/>
       </w:pPr>
+      <w:bookmarkStart w:id="17" w:name="_Toc241064282"/>
       <w:r>
         <w:lastRenderedPageBreak/>
         <w:t>4.3 Architecturally Significant Requirements and Quality Drivers</w:t>
       </w:r>
+      <w:bookmarkEnd w:id="17"/>
     </w:p>
     <w:p/>
     <w:tbl>
@@ -11394,10 +12187,11 @@
       <w:pPr>
         <w:pStyle w:val="Heading1"/>
       </w:pPr>
+      <w:bookmarkStart w:id="18" w:name="_Toc241064283"/>
       <w:r>
         <w:t>5. Constraints</w:t>
       </w:r>
-      <w:bookmarkEnd w:id="15"/>
+      <w:bookmarkEnd w:id="18"/>
     </w:p>
     <w:p>
       <w:pPr>
@@ -11406,7 +12200,7 @@
     </w:p>
     <w:tbl>
       <w:tblPr>
-        <w:tblW w:w="10400" w:type="dxa"/>
+        <w:tblW w:w="11415" w:type="dxa"/>
         <w:tblBorders>
           <w:top w:val="single" w:sz="4" w:space="0" w:color="auto"/>
           <w:left w:val="single" w:sz="4" w:space="0" w:color="auto"/>
@@ -11423,9 +12217,10 @@
         <w:tblLook w:val="04A0" w:firstRow="1" w:lastRow="0" w:firstColumn="1" w:lastColumn="0" w:noHBand="0" w:noVBand="1"/>
       </w:tblPr>
       <w:tblGrid>
-        <w:gridCol w:w="1800"/>
-        <w:gridCol w:w="3800"/>
-        <w:gridCol w:w="4800"/>
+        <w:gridCol w:w="895"/>
+        <w:gridCol w:w="1840"/>
+        <w:gridCol w:w="3840"/>
+        <w:gridCol w:w="4840"/>
       </w:tblGrid>
       <w:tr>
         <w:trPr>
@@ -11433,17 +12228,11 @@
         </w:trPr>
         <w:tc>
           <w:tcPr>
-            <w:tcW w:w="1800" w:type="dxa"/>
+            <w:tcW w:w="895" w:type="dxa"/>
             <w:shd w:val="clear" w:color="auto" w:fill="1F3864"/>
-            <w:tcMar>
-              <w:top w:w="80" w:type="dxa"/>
-              <w:left w:w="100" w:type="dxa"/>
-              <w:bottom w:w="80" w:type="dxa"/>
-              <w:right w:w="100" w:type="dxa"/>
-            </w:tcMar>
-          </w:tcPr>
-          <w:p>
-            <w:r>
+          </w:tcPr>
+          <w:p>
+            <w:pPr>
               <w:rPr>
                 <w:b/>
                 <w:bCs/>
@@ -11451,22 +12240,7 @@
                 <w:sz w:val="18"/>
                 <w:szCs w:val="18"/>
               </w:rPr>
-              <w:t>Category</w:t>
-            </w:r>
-          </w:p>
-        </w:tc>
-        <w:tc>
-          <w:tcPr>
-            <w:tcW w:w="3800" w:type="dxa"/>
-            <w:shd w:val="clear" w:color="auto" w:fill="1F3864"/>
-            <w:tcMar>
-              <w:top w:w="80" w:type="dxa"/>
-              <w:left w:w="100" w:type="dxa"/>
-              <w:bottom w:w="80" w:type="dxa"/>
-              <w:right w:w="100" w:type="dxa"/>
-            </w:tcMar>
-          </w:tcPr>
-          <w:p>
+            </w:pPr>
             <w:r>
               <w:rPr>
                 <w:b/>
@@ -11475,13 +12249,13 @@
                 <w:sz w:val="18"/>
                 <w:szCs w:val="18"/>
               </w:rPr>
-              <w:t>Constraint</w:t>
-            </w:r>
-          </w:p>
-        </w:tc>
-        <w:tc>
-          <w:tcPr>
-            <w:tcW w:w="4800" w:type="dxa"/>
+              <w:t>ID</w:t>
+            </w:r>
+          </w:p>
+        </w:tc>
+        <w:tc>
+          <w:tcPr>
+            <w:tcW w:w="1840" w:type="dxa"/>
             <w:shd w:val="clear" w:color="auto" w:fill="1F3864"/>
             <w:tcMar>
               <w:top w:w="80" w:type="dxa"/>
@@ -11499,6 +12273,54 @@
                 <w:sz w:val="18"/>
                 <w:szCs w:val="18"/>
               </w:rPr>
+              <w:t>Category</w:t>
+            </w:r>
+          </w:p>
+        </w:tc>
+        <w:tc>
+          <w:tcPr>
+            <w:tcW w:w="3840" w:type="dxa"/>
+            <w:shd w:val="clear" w:color="auto" w:fill="1F3864"/>
+            <w:tcMar>
+              <w:top w:w="80" w:type="dxa"/>
+              <w:left w:w="100" w:type="dxa"/>
+              <w:bottom w:w="80" w:type="dxa"/>
+              <w:right w:w="100" w:type="dxa"/>
+            </w:tcMar>
+          </w:tcPr>
+          <w:p>
+            <w:r>
+              <w:rPr>
+                <w:b/>
+                <w:bCs/>
+                <w:color w:val="FFFFFF"/>
+                <w:sz w:val="18"/>
+                <w:szCs w:val="18"/>
+              </w:rPr>
+              <w:t>Constraint</w:t>
+            </w:r>
+          </w:p>
+        </w:tc>
+        <w:tc>
+          <w:tcPr>
+            <w:tcW w:w="4840" w:type="dxa"/>
+            <w:shd w:val="clear" w:color="auto" w:fill="1F3864"/>
+            <w:tcMar>
+              <w:top w:w="80" w:type="dxa"/>
+              <w:left w:w="100" w:type="dxa"/>
+              <w:bottom w:w="80" w:type="dxa"/>
+              <w:right w:w="100" w:type="dxa"/>
+            </w:tcMar>
+          </w:tcPr>
+          <w:p>
+            <w:r>
+              <w:rPr>
+                <w:b/>
+                <w:bCs/>
+                <w:color w:val="FFFFFF"/>
+                <w:sz w:val="18"/>
+                <w:szCs w:val="18"/>
+              </w:rPr>
               <w:t>Engineering Implication</w:t>
             </w:r>
           </w:p>
@@ -11507,7 +12329,22 @@
       <w:tr>
         <w:tc>
           <w:tcPr>
-            <w:tcW w:w="1800" w:type="dxa"/>
+            <w:tcW w:w="895" w:type="dxa"/>
+          </w:tcPr>
+          <w:p>
+            <w:pPr>
+              <w:tabs>
+                <w:tab w:val="right" w:pos="1780"/>
+              </w:tabs>
+            </w:pPr>
+            <w:r>
+              <w:t>CON-001</w:t>
+            </w:r>
+          </w:p>
+        </w:tc>
+        <w:tc>
+          <w:tcPr>
+            <w:tcW w:w="1840" w:type="dxa"/>
             <w:tcMar>
               <w:top w:w="80" w:type="dxa"/>
               <w:left w:w="100" w:type="dxa"/>
@@ -11523,7 +12360,7 @@
         </w:tc>
         <w:tc>
           <w:tcPr>
-            <w:tcW w:w="3800" w:type="dxa"/>
+            <w:tcW w:w="3840" w:type="dxa"/>
             <w:tcMar>
               <w:top w:w="80" w:type="dxa"/>
               <w:left w:w="100" w:type="dxa"/>
@@ -11539,7 +12376,7 @@
         </w:tc>
         <w:tc>
           <w:tcPr>
-            <w:tcW w:w="4800" w:type="dxa"/>
+            <w:tcW w:w="4840" w:type="dxa"/>
             <w:tcMar>
               <w:top w:w="80" w:type="dxa"/>
               <w:left w:w="100" w:type="dxa"/>
@@ -11557,7 +12394,20 @@
       <w:tr>
         <w:tc>
           <w:tcPr>
-            <w:tcW w:w="1800" w:type="dxa"/>
+            <w:tcW w:w="895" w:type="dxa"/>
+          </w:tcPr>
+          <w:p>
+            <w:r>
+              <w:t>CON-00</w:t>
+            </w:r>
+            <w:r>
+              <w:t>2</w:t>
+            </w:r>
+          </w:p>
+        </w:tc>
+        <w:tc>
+          <w:tcPr>
+            <w:tcW w:w="1840" w:type="dxa"/>
             <w:tcMar>
               <w:top w:w="80" w:type="dxa"/>
               <w:left w:w="100" w:type="dxa"/>
@@ -11573,7 +12423,7 @@
         </w:tc>
         <w:tc>
           <w:tcPr>
-            <w:tcW w:w="3800" w:type="dxa"/>
+            <w:tcW w:w="3840" w:type="dxa"/>
             <w:tcMar>
               <w:top w:w="80" w:type="dxa"/>
               <w:left w:w="100" w:type="dxa"/>
@@ -11595,7 +12445,7 @@
         </w:tc>
         <w:tc>
           <w:tcPr>
-            <w:tcW w:w="4800" w:type="dxa"/>
+            <w:tcW w:w="4840" w:type="dxa"/>
             <w:tcMar>
               <w:top w:w="80" w:type="dxa"/>
               <w:left w:w="100" w:type="dxa"/>
@@ -11613,7 +12463,20 @@
       <w:tr>
         <w:tc>
           <w:tcPr>
-            <w:tcW w:w="1800" w:type="dxa"/>
+            <w:tcW w:w="895" w:type="dxa"/>
+          </w:tcPr>
+          <w:p>
+            <w:r>
+              <w:t>CON-00</w:t>
+            </w:r>
+            <w:r>
+              <w:t>3</w:t>
+            </w:r>
+          </w:p>
+        </w:tc>
+        <w:tc>
+          <w:tcPr>
+            <w:tcW w:w="1840" w:type="dxa"/>
             <w:tcMar>
               <w:top w:w="80" w:type="dxa"/>
               <w:left w:w="100" w:type="dxa"/>
@@ -11629,7 +12492,7 @@
         </w:tc>
         <w:tc>
           <w:tcPr>
-            <w:tcW w:w="3800" w:type="dxa"/>
+            <w:tcW w:w="3840" w:type="dxa"/>
             <w:tcMar>
               <w:top w:w="80" w:type="dxa"/>
               <w:left w:w="100" w:type="dxa"/>
@@ -11641,11 +12504,9 @@
             <w:r>
               <w:t xml:space="preserve">The team should prefer free or low-cost services where </w:t>
             </w:r>
-            <w:proofErr w:type="gramStart"/>
-            <w:r>
-              <w:t>practical, but</w:t>
-            </w:r>
-            <w:proofErr w:type="gramEnd"/>
+            <w:r>
+              <w:t>practical but</w:t>
+            </w:r>
             <w:r>
               <w:t xml:space="preserve"> must identify their limitations and the likely operational cost beyond the educational context.</w:t>
             </w:r>
@@ -11653,7 +12514,7 @@
         </w:tc>
         <w:tc>
           <w:tcPr>
-            <w:tcW w:w="4800" w:type="dxa"/>
+            <w:tcW w:w="4840" w:type="dxa"/>
             <w:tcMar>
               <w:top w:w="80" w:type="dxa"/>
               <w:left w:w="100" w:type="dxa"/>
@@ -11715,7 +12576,20 @@
       <w:tr>
         <w:tc>
           <w:tcPr>
-            <w:tcW w:w="1800" w:type="dxa"/>
+            <w:tcW w:w="895" w:type="dxa"/>
+          </w:tcPr>
+          <w:p>
+            <w:r>
+              <w:t>CON-00</w:t>
+            </w:r>
+            <w:r>
+              <w:t>4</w:t>
+            </w:r>
+          </w:p>
+        </w:tc>
+        <w:tc>
+          <w:tcPr>
+            <w:tcW w:w="1840" w:type="dxa"/>
             <w:tcMar>
               <w:top w:w="80" w:type="dxa"/>
               <w:left w:w="100" w:type="dxa"/>
@@ -11731,7 +12605,7 @@
         </w:tc>
         <w:tc>
           <w:tcPr>
-            <w:tcW w:w="3800" w:type="dxa"/>
+            <w:tcW w:w="3840" w:type="dxa"/>
             <w:tcMar>
               <w:top w:w="80" w:type="dxa"/>
               <w:left w:w="100" w:type="dxa"/>
@@ -11747,7 +12621,7 @@
         </w:tc>
         <w:tc>
           <w:tcPr>
-            <w:tcW w:w="4800" w:type="dxa"/>
+            <w:tcW w:w="4840" w:type="dxa"/>
             <w:tcMar>
               <w:top w:w="80" w:type="dxa"/>
               <w:left w:w="100" w:type="dxa"/>
@@ -11777,7 +12651,20 @@
       <w:tr>
         <w:tc>
           <w:tcPr>
-            <w:tcW w:w="1800" w:type="dxa"/>
+            <w:tcW w:w="895" w:type="dxa"/>
+          </w:tcPr>
+          <w:p>
+            <w:r>
+              <w:t>CON-00</w:t>
+            </w:r>
+            <w:r>
+              <w:t>5</w:t>
+            </w:r>
+          </w:p>
+        </w:tc>
+        <w:tc>
+          <w:tcPr>
+            <w:tcW w:w="1840" w:type="dxa"/>
             <w:tcMar>
               <w:top w:w="80" w:type="dxa"/>
               <w:left w:w="100" w:type="dxa"/>
@@ -11793,7 +12680,7 @@
         </w:tc>
         <w:tc>
           <w:tcPr>
-            <w:tcW w:w="3800" w:type="dxa"/>
+            <w:tcW w:w="3840" w:type="dxa"/>
             <w:tcMar>
               <w:top w:w="80" w:type="dxa"/>
               <w:left w:w="100" w:type="dxa"/>
@@ -11817,7 +12704,7 @@
         </w:tc>
         <w:tc>
           <w:tcPr>
-            <w:tcW w:w="4800" w:type="dxa"/>
+            <w:tcW w:w="4840" w:type="dxa"/>
             <w:tcMar>
               <w:top w:w="80" w:type="dxa"/>
               <w:left w:w="100" w:type="dxa"/>
@@ -11849,7 +12736,20 @@
       <w:tr>
         <w:tc>
           <w:tcPr>
-            <w:tcW w:w="1800" w:type="dxa"/>
+            <w:tcW w:w="895" w:type="dxa"/>
+          </w:tcPr>
+          <w:p>
+            <w:r>
+              <w:t>CON-00</w:t>
+            </w:r>
+            <w:r>
+              <w:t>6</w:t>
+            </w:r>
+          </w:p>
+        </w:tc>
+        <w:tc>
+          <w:tcPr>
+            <w:tcW w:w="1840" w:type="dxa"/>
             <w:tcMar>
               <w:top w:w="80" w:type="dxa"/>
               <w:left w:w="100" w:type="dxa"/>
@@ -11865,7 +12765,7 @@
         </w:tc>
         <w:tc>
           <w:tcPr>
-            <w:tcW w:w="3800" w:type="dxa"/>
+            <w:tcW w:w="3840" w:type="dxa"/>
             <w:tcMar>
               <w:top w:w="80" w:type="dxa"/>
               <w:left w:w="100" w:type="dxa"/>
@@ -11881,7 +12781,7 @@
         </w:tc>
         <w:tc>
           <w:tcPr>
-            <w:tcW w:w="4800" w:type="dxa"/>
+            <w:tcW w:w="4840" w:type="dxa"/>
             <w:tcMar>
               <w:top w:w="80" w:type="dxa"/>
               <w:left w:w="100" w:type="dxa"/>
@@ -11898,6 +12798,77 @@
             </w:r>
             <w:r>
               <w:t xml:space="preserve"> this interaction is expanded in Section 5.1 and tracked as Risk R-001 (Section 7).</w:t>
+            </w:r>
+          </w:p>
+        </w:tc>
+      </w:tr>
+      <w:tr>
+        <w:tc>
+          <w:tcPr>
+            <w:tcW w:w="895" w:type="dxa"/>
+          </w:tcPr>
+          <w:p>
+            <w:r>
+              <w:t>CON-00</w:t>
+            </w:r>
+            <w:r>
+              <w:t>7</w:t>
+            </w:r>
+          </w:p>
+        </w:tc>
+        <w:tc>
+          <w:tcPr>
+            <w:tcW w:w="1840" w:type="dxa"/>
+            <w:tcMar>
+              <w:top w:w="80" w:type="dxa"/>
+              <w:left w:w="100" w:type="dxa"/>
+              <w:bottom w:w="80" w:type="dxa"/>
+              <w:right w:w="100" w:type="dxa"/>
+            </w:tcMar>
+          </w:tcPr>
+          <w:p>
+            <w:r>
+              <w:t>Technology environment</w:t>
+            </w:r>
+          </w:p>
+        </w:tc>
+        <w:tc>
+          <w:tcPr>
+            <w:tcW w:w="3840" w:type="dxa"/>
+            <w:tcMar>
+              <w:top w:w="80" w:type="dxa"/>
+              <w:left w:w="100" w:type="dxa"/>
+              <w:bottom w:w="80" w:type="dxa"/>
+              <w:right w:w="100" w:type="dxa"/>
+            </w:tcMar>
+          </w:tcPr>
+          <w:p>
+            <w:r>
+              <w:t>tools must run on the BC Desktop or team laptop</w:t>
+            </w:r>
+          </w:p>
+        </w:tc>
+        <w:tc>
+          <w:tcPr>
+            <w:tcW w:w="4840" w:type="dxa"/>
+            <w:tcMar>
+              <w:top w:w="80" w:type="dxa"/>
+              <w:left w:w="100" w:type="dxa"/>
+              <w:bottom w:w="80" w:type="dxa"/>
+              <w:right w:w="100" w:type="dxa"/>
+            </w:tcMar>
+          </w:tcPr>
+          <w:p>
+            <w:r>
+              <w:t xml:space="preserve">This helps the lecturer to assess the project on their end and to see how each part integrates with each other (the master brief also </w:t>
+            </w:r>
+            <w:proofErr w:type="gramStart"/>
+            <w:r>
+              <w:t>list</w:t>
+            </w:r>
+            <w:proofErr w:type="gramEnd"/>
+            <w:r>
+              <w:t xml:space="preserve"> this as a requirement section 25)</w:t>
             </w:r>
           </w:p>
         </w:tc>
@@ -11907,22 +12878,17 @@
       <w:pPr>
         <w:spacing w:after="160"/>
       </w:pPr>
-      <w:bookmarkStart w:id="16" w:name="_Toc239883354"/>
     </w:p>
-    <w:p>
-      <w:r>
-        <w:br w:type="page"/>
-      </w:r>
-    </w:p>
+    <w:p/>
     <w:p>
       <w:pPr>
         <w:pStyle w:val="Heading2"/>
       </w:pPr>
+      <w:bookmarkStart w:id="19" w:name="_Toc241064284"/>
       <w:r>
-        <w:lastRenderedPageBreak/>
         <w:t>5.1 Constraint Interaction / Trade-off</w:t>
       </w:r>
-      <w:bookmarkEnd w:id="16"/>
+      <w:bookmarkEnd w:id="19"/>
     </w:p>
     <w:p>
       <w:pPr>
@@ -11967,20 +12933,22 @@
       <w:pPr>
         <w:pStyle w:val="Heading1"/>
       </w:pPr>
-      <w:bookmarkStart w:id="17" w:name="_Toc239883355"/>
+      <w:bookmarkStart w:id="20" w:name="_Toc241064285"/>
       <w:r>
         <w:lastRenderedPageBreak/>
         <w:t>6. Requirements Traceability Matrix (RTM)</w:t>
       </w:r>
-      <w:bookmarkEnd w:id="17"/>
+      <w:bookmarkEnd w:id="20"/>
     </w:p>
     <w:p>
       <w:pPr>
         <w:pStyle w:val="Heading2"/>
       </w:pPr>
+      <w:bookmarkStart w:id="21" w:name="_Toc241064286"/>
       <w:r>
         <w:t>6.1 Matrix filled by Milestone 1</w:t>
       </w:r>
+      <w:bookmarkEnd w:id="21"/>
     </w:p>
     <w:tbl>
       <w:tblPr>
@@ -13856,7 +14824,6 @@
           <w:szCs w:val="23"/>
         </w:rPr>
       </w:pPr>
-      <w:bookmarkStart w:id="18" w:name="_Toc239883356"/>
       <w:r>
         <w:br w:type="page"/>
       </w:r>
@@ -13865,10 +14832,12 @@
       <w:pPr>
         <w:pStyle w:val="Heading2"/>
       </w:pPr>
+      <w:bookmarkStart w:id="22" w:name="_Toc241064287"/>
       <w:r>
         <w:lastRenderedPageBreak/>
         <w:t>6.2 Matrix filled by Milestone 2</w:t>
       </w:r>
+      <w:bookmarkEnd w:id="22"/>
     </w:p>
     <w:tbl>
       <w:tblPr>
@@ -17268,10 +18237,11 @@
       <w:pPr>
         <w:pStyle w:val="Heading1"/>
       </w:pPr>
+      <w:bookmarkStart w:id="23" w:name="_Toc241064288"/>
       <w:r>
         <w:t>7. Risk Register</w:t>
       </w:r>
-      <w:bookmarkEnd w:id="18"/>
+      <w:bookmarkEnd w:id="23"/>
     </w:p>
     <w:p>
       <w:pPr>
@@ -18741,11 +19711,11 @@
       <w:pPr>
         <w:pStyle w:val="Heading1"/>
       </w:pPr>
-      <w:bookmarkStart w:id="19" w:name="_Toc239883357"/>
+      <w:bookmarkStart w:id="24" w:name="_Toc241064289"/>
       <w:r>
         <w:t>8. Forward Engineering Considerations</w:t>
       </w:r>
-      <w:bookmarkEnd w:id="19"/>
+      <w:bookmarkEnd w:id="24"/>
     </w:p>
     <w:p>
       <w:pPr>
@@ -19537,11 +20507,11 @@
       <w:pPr>
         <w:pStyle w:val="Heading1"/>
       </w:pPr>
-      <w:bookmarkStart w:id="20" w:name="_Toc239883358"/>
+      <w:bookmarkStart w:id="25" w:name="_Toc241064290"/>
       <w:r>
         <w:t>9. Engineering Decision Log</w:t>
       </w:r>
-      <w:bookmarkEnd w:id="20"/>
+      <w:bookmarkEnd w:id="25"/>
     </w:p>
     <w:p>
       <w:pPr>
@@ -20793,22 +21763,22 @@
       <w:pPr>
         <w:pStyle w:val="Heading1"/>
       </w:pPr>
-      <w:bookmarkStart w:id="21" w:name="_Toc239883359"/>
+      <w:bookmarkStart w:id="26" w:name="_Toc241064291"/>
       <w:r>
         <w:lastRenderedPageBreak/>
         <w:t>10. GitHub &amp; Team Governance</w:t>
       </w:r>
-      <w:bookmarkEnd w:id="21"/>
+      <w:bookmarkEnd w:id="26"/>
     </w:p>
     <w:p>
       <w:pPr>
         <w:pStyle w:val="Heading2"/>
       </w:pPr>
-      <w:bookmarkStart w:id="22" w:name="_Toc239883360"/>
+      <w:bookmarkStart w:id="27" w:name="_Toc241064292"/>
       <w:r>
         <w:t>10.1 Repository</w:t>
       </w:r>
-      <w:bookmarkEnd w:id="22"/>
+      <w:bookmarkEnd w:id="27"/>
     </w:p>
     <w:tbl>
       <w:tblPr>
@@ -21160,11 +22130,11 @@
       <w:pPr>
         <w:pStyle w:val="Heading2"/>
       </w:pPr>
-      <w:bookmarkStart w:id="23" w:name="_Toc239883361"/>
+      <w:bookmarkStart w:id="28" w:name="_Toc241064293"/>
       <w:r>
         <w:t>10.2 Team Working Agreement</w:t>
       </w:r>
-      <w:bookmarkEnd w:id="23"/>
+      <w:bookmarkEnd w:id="28"/>
     </w:p>
     <w:p>
       <w:r>
@@ -21272,11 +22242,11 @@
       <w:pPr>
         <w:pStyle w:val="Heading1"/>
       </w:pPr>
-      <w:bookmarkStart w:id="24" w:name="_Toc239883362"/>
+      <w:bookmarkStart w:id="29" w:name="_Toc241064294"/>
       <w:r>
         <w:t>11. AI Usage Register</w:t>
       </w:r>
-      <w:bookmarkEnd w:id="24"/>
+      <w:bookmarkEnd w:id="29"/>
     </w:p>
     <w:tbl>
       <w:tblPr>
@@ -22309,11 +23279,11 @@
       <w:pPr>
         <w:pStyle w:val="Heading1"/>
       </w:pPr>
-      <w:bookmarkStart w:id="25" w:name="_Toc239883363"/>
+      <w:bookmarkStart w:id="30" w:name="_Toc241064295"/>
       <w:r>
         <w:t>12. Baseline Readiness Checklist</w:t>
       </w:r>
-      <w:bookmarkEnd w:id="25"/>
+      <w:bookmarkEnd w:id="30"/>
     </w:p>
     <w:p>
       <w:pPr>
@@ -22442,37 +23412,29 @@
       <w:pPr>
         <w:pStyle w:val="Heading1"/>
       </w:pPr>
+      <w:bookmarkStart w:id="31" w:name="_Toc241064296"/>
       <w:r>
         <w:lastRenderedPageBreak/>
-        <w:t>1</w:t>
+        <w:t>13. Solution Design Baseline</w:t>
       </w:r>
-      <w:r>
-        <w:t>3</w:t>
-      </w:r>
-      <w:r>
-        <w:t>. Solution Design Baseline</w:t>
-      </w:r>
+      <w:bookmarkEnd w:id="31"/>
     </w:p>
     <w:p>
       <w:pPr>
         <w:pStyle w:val="Heading2"/>
       </w:pPr>
+      <w:bookmarkStart w:id="32" w:name="_Toc241064297"/>
       <w:r>
-        <w:t>1</w:t>
+        <w:t>13.1 Repository</w:t>
       </w:r>
-      <w:r>
-        <w:t>3</w:t>
-      </w:r>
-      <w:r>
-        <w:t>.1 Repository</w:t>
-      </w:r>
+      <w:bookmarkEnd w:id="32"/>
     </w:p>
     <w:p>
       <w:pPr>
         <w:pStyle w:val="Heading1"/>
       </w:pPr>
     </w:p>
-    <w:bookmarkStart w:id="26" w:name="_Toc239883364" w:displacedByCustomXml="next"/>
+    <w:bookmarkStart w:id="33" w:name="_Toc241064298" w:displacedByCustomXml="next"/>
     <w:sdt>
       <w:sdtPr>
         <w:rPr>
@@ -22496,7 +23458,7 @@
           <w:r>
             <w:t>References</w:t>
           </w:r>
-          <w:bookmarkEnd w:id="26"/>
+          <w:bookmarkEnd w:id="33"/>
         </w:p>
         <w:sdt>
           <w:sdtPr>
@@ -23647,7 +24609,6 @@
   <w:style w:type="character" w:default="1" w:styleId="DefaultParagraphFont">
     <w:name w:val="Default Paragraph Font"/>
     <w:uiPriority w:val="1"/>
-    <w:semiHidden/>
     <w:unhideWhenUsed/>
   </w:style>
   <w:style w:type="table" w:default="1" w:styleId="TableNormal">

--- a/SEN381_Milestone1_V1.2 - conditionally accepted.docx
+++ b/SEN381_Milestone1_V1.2 - conditionally accepted.docx
@@ -4604,10 +4604,7 @@
       </w:pPr>
       <w:bookmarkStart w:id="3" w:name="_Toc241064268"/>
       <w:r>
-        <w:t>Baseline Approval</w:t>
-      </w:r>
-      <w:r>
-        <w:t xml:space="preserve"> (Milestone 2)</w:t>
+        <w:t>Baseline Approval (Milestone 2)</w:t>
       </w:r>
       <w:bookmarkEnd w:id="3"/>
     </w:p>
@@ -8082,6 +8079,7 @@
           </w:tcPr>
           <w:p>
             <w:r>
+              <w:lastRenderedPageBreak/>
               <w:t>FR-0</w:t>
             </w:r>
             <w:r>
@@ -12398,10 +12396,7 @@
           </w:tcPr>
           <w:p>
             <w:r>
-              <w:t>CON-00</w:t>
-            </w:r>
-            <w:r>
-              <w:t>2</w:t>
+              <w:t>CON-002</w:t>
             </w:r>
           </w:p>
         </w:tc>
@@ -12467,10 +12462,7 @@
           </w:tcPr>
           <w:p>
             <w:r>
-              <w:t>CON-00</w:t>
-            </w:r>
-            <w:r>
-              <w:t>3</w:t>
+              <w:t>CON-003</w:t>
             </w:r>
           </w:p>
         </w:tc>
@@ -12580,10 +12572,7 @@
           </w:tcPr>
           <w:p>
             <w:r>
-              <w:t>CON-00</w:t>
-            </w:r>
-            <w:r>
-              <w:t>4</w:t>
+              <w:t>CON-004</w:t>
             </w:r>
           </w:p>
         </w:tc>
@@ -12655,10 +12644,7 @@
           </w:tcPr>
           <w:p>
             <w:r>
-              <w:t>CON-00</w:t>
-            </w:r>
-            <w:r>
-              <w:t>5</w:t>
+              <w:t>CON-005</w:t>
             </w:r>
           </w:p>
         </w:tc>
@@ -12740,10 +12726,7 @@
           </w:tcPr>
           <w:p>
             <w:r>
-              <w:t>CON-00</w:t>
-            </w:r>
-            <w:r>
-              <w:t>6</w:t>
+              <w:t>CON-006</w:t>
             </w:r>
           </w:p>
         </w:tc>
@@ -12809,10 +12792,7 @@
           </w:tcPr>
           <w:p>
             <w:r>
-              <w:t>CON-00</w:t>
-            </w:r>
-            <w:r>
-              <w:t>7</w:t>
+              <w:t>CON-007</w:t>
             </w:r>
           </w:p>
         </w:tc>
@@ -12862,11 +12842,9 @@
             <w:r>
               <w:t xml:space="preserve">This helps the lecturer to assess the project on their end and to see how each part integrates with each other (the master brief also </w:t>
             </w:r>
-            <w:proofErr w:type="gramStart"/>
-            <w:r>
-              <w:t>list</w:t>
-            </w:r>
-            <w:proofErr w:type="gramEnd"/>
+            <w:r>
+              <w:t>lists</w:t>
+            </w:r>
             <w:r>
               <w:t xml:space="preserve"> this as a requirement section 25)</w:t>
             </w:r>
@@ -24609,6 +24587,7 @@
   <w:style w:type="character" w:default="1" w:styleId="DefaultParagraphFont">
     <w:name w:val="Default Paragraph Font"/>
     <w:uiPriority w:val="1"/>
+    <w:semiHidden/>
     <w:unhideWhenUsed/>
   </w:style>
   <w:style w:type="table" w:default="1" w:styleId="TableNormal">

--- a/SEN381_Milestone1_V1.2 - conditionally accepted.docx
+++ b/SEN381_Milestone1_V1.2 - conditionally accepted.docx
@@ -14819,7 +14819,7 @@
     </w:p>
     <w:tbl>
       <w:tblPr>
-        <w:tblW w:w="10768" w:type="dxa"/>
+        <w:tblW w:w="11052" w:type="dxa"/>
         <w:tblBorders>
           <w:top w:val="single" w:sz="4" w:space="0" w:color="auto"/>
           <w:left w:val="single" w:sz="4" w:space="0" w:color="auto"/>
@@ -14838,11 +14838,11 @@
       <w:tblGrid>
         <w:gridCol w:w="668"/>
         <w:gridCol w:w="1170"/>
-        <w:gridCol w:w="1418"/>
-        <w:gridCol w:w="1842"/>
-        <w:gridCol w:w="1418"/>
-        <w:gridCol w:w="1843"/>
-        <w:gridCol w:w="2409"/>
+        <w:gridCol w:w="1559"/>
+        <w:gridCol w:w="2268"/>
+        <w:gridCol w:w="2694"/>
+        <w:gridCol w:w="1417"/>
+        <w:gridCol w:w="1276"/>
       </w:tblGrid>
       <w:tr>
         <w:trPr>
@@ -14902,7 +14902,7 @@
         </w:tc>
         <w:tc>
           <w:tcPr>
-            <w:tcW w:w="1418" w:type="dxa"/>
+            <w:tcW w:w="1559" w:type="dxa"/>
             <w:shd w:val="clear" w:color="auto" w:fill="1F3864"/>
             <w:tcMar>
               <w:top w:w="80" w:type="dxa"/>
@@ -14937,7 +14937,7 @@
         </w:tc>
         <w:tc>
           <w:tcPr>
-            <w:tcW w:w="1842" w:type="dxa"/>
+            <w:tcW w:w="2268" w:type="dxa"/>
             <w:shd w:val="clear" w:color="auto" w:fill="1F3864"/>
             <w:tcMar>
               <w:top w:w="80" w:type="dxa"/>
@@ -15009,7 +15009,7 @@
         </w:tc>
         <w:tc>
           <w:tcPr>
-            <w:tcW w:w="1418" w:type="dxa"/>
+            <w:tcW w:w="2694" w:type="dxa"/>
             <w:shd w:val="clear" w:color="auto" w:fill="1F3864"/>
             <w:tcMar>
               <w:top w:w="80" w:type="dxa"/>
@@ -15030,7 +15030,7 @@
         </w:tc>
         <w:tc>
           <w:tcPr>
-            <w:tcW w:w="1843" w:type="dxa"/>
+            <w:tcW w:w="1417" w:type="dxa"/>
             <w:shd w:val="clear" w:color="auto" w:fill="1F3864"/>
             <w:tcMar>
               <w:top w:w="80" w:type="dxa"/>
@@ -15051,7 +15051,7 @@
         </w:tc>
         <w:tc>
           <w:tcPr>
-            <w:tcW w:w="2409" w:type="dxa"/>
+            <w:tcW w:w="1276" w:type="dxa"/>
             <w:shd w:val="clear" w:color="auto" w:fill="1F3864"/>
             <w:tcMar>
               <w:top w:w="80" w:type="dxa"/>
@@ -15109,63 +15109,83 @@
         </w:tc>
         <w:tc>
           <w:tcPr>
-            <w:tcW w:w="1418" w:type="dxa"/>
-            <w:tcMar>
-              <w:top w:w="80" w:type="dxa"/>
-              <w:left w:w="100" w:type="dxa"/>
-              <w:bottom w:w="80" w:type="dxa"/>
-              <w:right w:w="100" w:type="dxa"/>
-            </w:tcMar>
-          </w:tcPr>
-          <w:p/>
-        </w:tc>
-        <w:tc>
-          <w:tcPr>
-            <w:tcW w:w="1842" w:type="dxa"/>
-            <w:tcMar>
-              <w:top w:w="80" w:type="dxa"/>
-              <w:left w:w="100" w:type="dxa"/>
-              <w:bottom w:w="80" w:type="dxa"/>
-              <w:right w:w="100" w:type="dxa"/>
-            </w:tcMar>
-          </w:tcPr>
-          <w:p/>
-        </w:tc>
-        <w:tc>
-          <w:tcPr>
-            <w:tcW w:w="1418" w:type="dxa"/>
-            <w:tcMar>
-              <w:top w:w="80" w:type="dxa"/>
-              <w:left w:w="100" w:type="dxa"/>
-              <w:bottom w:w="80" w:type="dxa"/>
-              <w:right w:w="100" w:type="dxa"/>
-            </w:tcMar>
-          </w:tcPr>
-          <w:p/>
-        </w:tc>
-        <w:tc>
-          <w:tcPr>
-            <w:tcW w:w="1843" w:type="dxa"/>
-            <w:tcMar>
-              <w:top w:w="80" w:type="dxa"/>
-              <w:left w:w="100" w:type="dxa"/>
-              <w:bottom w:w="80" w:type="dxa"/>
-              <w:right w:w="100" w:type="dxa"/>
-            </w:tcMar>
-          </w:tcPr>
-          <w:p/>
-        </w:tc>
-        <w:tc>
-          <w:tcPr>
-            <w:tcW w:w="2409" w:type="dxa"/>
-            <w:tcMar>
-              <w:top w:w="80" w:type="dxa"/>
-              <w:left w:w="100" w:type="dxa"/>
-              <w:bottom w:w="80" w:type="dxa"/>
-              <w:right w:w="100" w:type="dxa"/>
-            </w:tcMar>
-          </w:tcPr>
-          <w:p/>
+            <w:tcW w:w="1559" w:type="dxa"/>
+            <w:tcMar>
+              <w:top w:w="80" w:type="dxa"/>
+              <w:left w:w="100" w:type="dxa"/>
+              <w:bottom w:w="80" w:type="dxa"/>
+              <w:right w:w="100" w:type="dxa"/>
+            </w:tcMar>
+          </w:tcPr>
+          <w:p>
+            <w:r>
+              <w:t>Submission</w:t>
+            </w:r>
+          </w:p>
+        </w:tc>
+        <w:tc>
+          <w:tcPr>
+            <w:tcW w:w="2268" w:type="dxa"/>
+            <w:tcMar>
+              <w:top w:w="80" w:type="dxa"/>
+              <w:left w:w="100" w:type="dxa"/>
+              <w:bottom w:w="80" w:type="dxa"/>
+              <w:right w:w="100" w:type="dxa"/>
+            </w:tcMar>
+          </w:tcPr>
+          <w:p>
+            <w:r>
+              <w:t>Creates a new row in the Requests table, creates a commit before sending confirmation</w:t>
+            </w:r>
+          </w:p>
+        </w:tc>
+        <w:tc>
+          <w:tcPr>
+            <w:tcW w:w="2694" w:type="dxa"/>
+            <w:tcMar>
+              <w:top w:w="80" w:type="dxa"/>
+              <w:left w:w="100" w:type="dxa"/>
+              <w:bottom w:w="80" w:type="dxa"/>
+              <w:right w:w="100" w:type="dxa"/>
+            </w:tcMar>
+          </w:tcPr>
+          <w:p>
+            <w:r>
+              <w:t>Writes must commit before a response is created</w:t>
+            </w:r>
+          </w:p>
+        </w:tc>
+        <w:tc>
+          <w:tcPr>
+            <w:tcW w:w="1417" w:type="dxa"/>
+            <w:tcMar>
+              <w:top w:w="80" w:type="dxa"/>
+              <w:left w:w="100" w:type="dxa"/>
+              <w:bottom w:w="80" w:type="dxa"/>
+              <w:right w:w="100" w:type="dxa"/>
+            </w:tcMar>
+          </w:tcPr>
+          <w:p>
+            <w:r>
+              <w:t>Internal submission commands.</w:t>
+            </w:r>
+          </w:p>
+        </w:tc>
+        <w:tc>
+          <w:tcPr>
+            <w:tcW w:w="1276" w:type="dxa"/>
+            <w:tcMar>
+              <w:top w:w="80" w:type="dxa"/>
+              <w:left w:w="100" w:type="dxa"/>
+              <w:bottom w:w="80" w:type="dxa"/>
+              <w:right w:w="100" w:type="dxa"/>
+            </w:tcMar>
+          </w:tcPr>
+          <w:p>
+            <w:r>
+              <w:t>D-004 (deferred)</w:t>
+            </w:r>
+          </w:p>
         </w:tc>
       </w:tr>
       <w:tr>
@@ -15198,67 +15218,101 @@
               <w:right w:w="100" w:type="dxa"/>
             </w:tcMar>
           </w:tcPr>
-          <w:p/>
-        </w:tc>
-        <w:tc>
-          <w:tcPr>
-            <w:tcW w:w="1418" w:type="dxa"/>
-            <w:tcMar>
-              <w:top w:w="80" w:type="dxa"/>
-              <w:left w:w="100" w:type="dxa"/>
-              <w:bottom w:w="80" w:type="dxa"/>
-              <w:right w:w="100" w:type="dxa"/>
-            </w:tcMar>
-          </w:tcPr>
-          <w:p/>
-        </w:tc>
-        <w:tc>
-          <w:tcPr>
-            <w:tcW w:w="1842" w:type="dxa"/>
-            <w:tcMar>
-              <w:top w:w="80" w:type="dxa"/>
-              <w:left w:w="100" w:type="dxa"/>
-              <w:bottom w:w="80" w:type="dxa"/>
-              <w:right w:w="100" w:type="dxa"/>
-            </w:tcMar>
-          </w:tcPr>
-          <w:p/>
-        </w:tc>
-        <w:tc>
-          <w:tcPr>
-            <w:tcW w:w="1418" w:type="dxa"/>
-            <w:tcMar>
-              <w:top w:w="80" w:type="dxa"/>
-              <w:left w:w="100" w:type="dxa"/>
-              <w:bottom w:w="80" w:type="dxa"/>
-              <w:right w:w="100" w:type="dxa"/>
-            </w:tcMar>
-          </w:tcPr>
-          <w:p/>
-        </w:tc>
-        <w:tc>
-          <w:tcPr>
-            <w:tcW w:w="1843" w:type="dxa"/>
-            <w:tcMar>
-              <w:top w:w="80" w:type="dxa"/>
-              <w:left w:w="100" w:type="dxa"/>
-              <w:bottom w:w="80" w:type="dxa"/>
-              <w:right w:w="100" w:type="dxa"/>
-            </w:tcMar>
-          </w:tcPr>
-          <w:p/>
-        </w:tc>
-        <w:tc>
-          <w:tcPr>
-            <w:tcW w:w="2409" w:type="dxa"/>
-            <w:tcMar>
-              <w:top w:w="80" w:type="dxa"/>
-              <w:left w:w="100" w:type="dxa"/>
-              <w:bottom w:w="80" w:type="dxa"/>
-              <w:right w:w="100" w:type="dxa"/>
-            </w:tcMar>
-          </w:tcPr>
-          <w:p/>
+          <w:p>
+            <w:r>
+              <w:t>ASR- Reliability</w:t>
+            </w:r>
+          </w:p>
+        </w:tc>
+        <w:tc>
+          <w:tcPr>
+            <w:tcW w:w="1559" w:type="dxa"/>
+            <w:tcMar>
+              <w:top w:w="80" w:type="dxa"/>
+              <w:left w:w="100" w:type="dxa"/>
+              <w:bottom w:w="80" w:type="dxa"/>
+              <w:right w:w="100" w:type="dxa"/>
+            </w:tcMar>
+          </w:tcPr>
+          <w:p>
+            <w:proofErr w:type="spellStart"/>
+            <w:r>
+              <w:t>RequestQuery</w:t>
+            </w:r>
+            <w:proofErr w:type="spellEnd"/>
+          </w:p>
+        </w:tc>
+        <w:tc>
+          <w:tcPr>
+            <w:tcW w:w="2268" w:type="dxa"/>
+            <w:tcMar>
+              <w:top w:w="80" w:type="dxa"/>
+              <w:left w:w="100" w:type="dxa"/>
+              <w:bottom w:w="80" w:type="dxa"/>
+              <w:right w:w="100" w:type="dxa"/>
+            </w:tcMar>
+          </w:tcPr>
+          <w:p>
+            <w:r>
+              <w:t>Only reads from the Requests table.</w:t>
+            </w:r>
+          </w:p>
+        </w:tc>
+        <w:tc>
+          <w:tcPr>
+            <w:tcW w:w="2694" w:type="dxa"/>
+            <w:tcMar>
+              <w:top w:w="80" w:type="dxa"/>
+              <w:left w:w="100" w:type="dxa"/>
+              <w:bottom w:w="80" w:type="dxa"/>
+              <w:right w:w="100" w:type="dxa"/>
+            </w:tcMar>
+          </w:tcPr>
+          <w:p>
+            <w:r>
+              <w:t xml:space="preserve">Should read via a </w:t>
+            </w:r>
+            <w:proofErr w:type="spellStart"/>
+            <w:r>
+              <w:t>DataAcces</w:t>
+            </w:r>
+            <w:proofErr w:type="spellEnd"/>
+            <w:r>
+              <w:t xml:space="preserve"> layer, not directly via query.</w:t>
+            </w:r>
+          </w:p>
+        </w:tc>
+        <w:tc>
+          <w:tcPr>
+            <w:tcW w:w="1417" w:type="dxa"/>
+            <w:tcMar>
+              <w:top w:w="80" w:type="dxa"/>
+              <w:left w:w="100" w:type="dxa"/>
+              <w:bottom w:w="80" w:type="dxa"/>
+              <w:right w:w="100" w:type="dxa"/>
+            </w:tcMar>
+          </w:tcPr>
+          <w:p>
+            <w:r>
+              <w:t>Internal reads.</w:t>
+            </w:r>
+          </w:p>
+        </w:tc>
+        <w:tc>
+          <w:tcPr>
+            <w:tcW w:w="1276" w:type="dxa"/>
+            <w:tcMar>
+              <w:top w:w="80" w:type="dxa"/>
+              <w:left w:w="100" w:type="dxa"/>
+              <w:bottom w:w="80" w:type="dxa"/>
+              <w:right w:w="100" w:type="dxa"/>
+            </w:tcMar>
+          </w:tcPr>
+          <w:p>
+            <w:r>
+              <w:t>D-004 (deferred)</w:t>
+            </w:r>
+          </w:p>
         </w:tc>
       </w:tr>
       <w:tr>
@@ -15291,67 +15345,91 @@
               <w:right w:w="100" w:type="dxa"/>
             </w:tcMar>
           </w:tcPr>
-          <w:p/>
-        </w:tc>
-        <w:tc>
-          <w:tcPr>
-            <w:tcW w:w="1418" w:type="dxa"/>
-            <w:tcMar>
-              <w:top w:w="80" w:type="dxa"/>
-              <w:left w:w="100" w:type="dxa"/>
-              <w:bottom w:w="80" w:type="dxa"/>
-              <w:right w:w="100" w:type="dxa"/>
-            </w:tcMar>
-          </w:tcPr>
-          <w:p/>
-        </w:tc>
-        <w:tc>
-          <w:tcPr>
-            <w:tcW w:w="1842" w:type="dxa"/>
-            <w:tcMar>
-              <w:top w:w="80" w:type="dxa"/>
-              <w:left w:w="100" w:type="dxa"/>
-              <w:bottom w:w="80" w:type="dxa"/>
-              <w:right w:w="100" w:type="dxa"/>
-            </w:tcMar>
-          </w:tcPr>
-          <w:p/>
-        </w:tc>
-        <w:tc>
-          <w:tcPr>
-            <w:tcW w:w="1418" w:type="dxa"/>
-            <w:tcMar>
-              <w:top w:w="80" w:type="dxa"/>
-              <w:left w:w="100" w:type="dxa"/>
-              <w:bottom w:w="80" w:type="dxa"/>
-              <w:right w:w="100" w:type="dxa"/>
-            </w:tcMar>
-          </w:tcPr>
-          <w:p/>
-        </w:tc>
-        <w:tc>
-          <w:tcPr>
-            <w:tcW w:w="1843" w:type="dxa"/>
-            <w:tcMar>
-              <w:top w:w="80" w:type="dxa"/>
-              <w:left w:w="100" w:type="dxa"/>
-              <w:bottom w:w="80" w:type="dxa"/>
-              <w:right w:w="100" w:type="dxa"/>
-            </w:tcMar>
-          </w:tcPr>
-          <w:p/>
-        </w:tc>
-        <w:tc>
-          <w:tcPr>
-            <w:tcW w:w="2409" w:type="dxa"/>
-            <w:tcMar>
-              <w:top w:w="80" w:type="dxa"/>
-              <w:left w:w="100" w:type="dxa"/>
-              <w:bottom w:w="80" w:type="dxa"/>
-              <w:right w:w="100" w:type="dxa"/>
-            </w:tcMar>
-          </w:tcPr>
-          <w:p/>
+          <w:p>
+            <w:r>
+              <w:t>N/A</w:t>
+            </w:r>
+          </w:p>
+        </w:tc>
+        <w:tc>
+          <w:tcPr>
+            <w:tcW w:w="1559" w:type="dxa"/>
+            <w:tcMar>
+              <w:top w:w="80" w:type="dxa"/>
+              <w:left w:w="100" w:type="dxa"/>
+              <w:bottom w:w="80" w:type="dxa"/>
+              <w:right w:w="100" w:type="dxa"/>
+            </w:tcMar>
+          </w:tcPr>
+          <w:p>
+            <w:r>
+              <w:t>Submission</w:t>
+            </w:r>
+          </w:p>
+        </w:tc>
+        <w:tc>
+          <w:tcPr>
+            <w:tcW w:w="2268" w:type="dxa"/>
+            <w:tcMar>
+              <w:top w:w="80" w:type="dxa"/>
+              <w:left w:w="100" w:type="dxa"/>
+              <w:bottom w:w="80" w:type="dxa"/>
+              <w:right w:w="100" w:type="dxa"/>
+            </w:tcMar>
+          </w:tcPr>
+          <w:p>
+            <w:r>
+              <w:t>Enforced constraints by the model and schemas</w:t>
+            </w:r>
+          </w:p>
+        </w:tc>
+        <w:tc>
+          <w:tcPr>
+            <w:tcW w:w="2694" w:type="dxa"/>
+            <w:tcMar>
+              <w:top w:w="80" w:type="dxa"/>
+              <w:left w:w="100" w:type="dxa"/>
+              <w:bottom w:w="80" w:type="dxa"/>
+              <w:right w:w="100" w:type="dxa"/>
+            </w:tcMar>
+          </w:tcPr>
+          <w:p>
+            <w:r>
+              <w:t>Validation rules</w:t>
+            </w:r>
+          </w:p>
+        </w:tc>
+        <w:tc>
+          <w:tcPr>
+            <w:tcW w:w="1417" w:type="dxa"/>
+            <w:tcMar>
+              <w:top w:w="80" w:type="dxa"/>
+              <w:left w:w="100" w:type="dxa"/>
+              <w:bottom w:w="80" w:type="dxa"/>
+              <w:right w:w="100" w:type="dxa"/>
+            </w:tcMar>
+          </w:tcPr>
+          <w:p>
+            <w:r>
+              <w:t>Validation contract</w:t>
+            </w:r>
+          </w:p>
+        </w:tc>
+        <w:tc>
+          <w:tcPr>
+            <w:tcW w:w="1276" w:type="dxa"/>
+            <w:tcMar>
+              <w:top w:w="80" w:type="dxa"/>
+              <w:left w:w="100" w:type="dxa"/>
+              <w:bottom w:w="80" w:type="dxa"/>
+              <w:right w:w="100" w:type="dxa"/>
+            </w:tcMar>
+          </w:tcPr>
+          <w:p>
+            <w:r>
+              <w:t>None</w:t>
+            </w:r>
+          </w:p>
         </w:tc>
       </w:tr>
       <w:tr>
@@ -15387,67 +15465,91 @@
               <w:right w:w="100" w:type="dxa"/>
             </w:tcMar>
           </w:tcPr>
-          <w:p/>
-        </w:tc>
-        <w:tc>
-          <w:tcPr>
-            <w:tcW w:w="1418" w:type="dxa"/>
-            <w:tcMar>
-              <w:top w:w="80" w:type="dxa"/>
-              <w:left w:w="100" w:type="dxa"/>
-              <w:bottom w:w="80" w:type="dxa"/>
-              <w:right w:w="100" w:type="dxa"/>
-            </w:tcMar>
-          </w:tcPr>
-          <w:p/>
-        </w:tc>
-        <w:tc>
-          <w:tcPr>
-            <w:tcW w:w="1842" w:type="dxa"/>
-            <w:tcMar>
-              <w:top w:w="80" w:type="dxa"/>
-              <w:left w:w="100" w:type="dxa"/>
-              <w:bottom w:w="80" w:type="dxa"/>
-              <w:right w:w="100" w:type="dxa"/>
-            </w:tcMar>
-          </w:tcPr>
-          <w:p/>
-        </w:tc>
-        <w:tc>
-          <w:tcPr>
-            <w:tcW w:w="1418" w:type="dxa"/>
-            <w:tcMar>
-              <w:top w:w="80" w:type="dxa"/>
-              <w:left w:w="100" w:type="dxa"/>
-              <w:bottom w:w="80" w:type="dxa"/>
-              <w:right w:w="100" w:type="dxa"/>
-            </w:tcMar>
-          </w:tcPr>
-          <w:p/>
-        </w:tc>
-        <w:tc>
-          <w:tcPr>
-            <w:tcW w:w="1843" w:type="dxa"/>
-            <w:tcMar>
-              <w:top w:w="80" w:type="dxa"/>
-              <w:left w:w="100" w:type="dxa"/>
-              <w:bottom w:w="80" w:type="dxa"/>
-              <w:right w:w="100" w:type="dxa"/>
-            </w:tcMar>
-          </w:tcPr>
-          <w:p/>
-        </w:tc>
-        <w:tc>
-          <w:tcPr>
-            <w:tcW w:w="2409" w:type="dxa"/>
-            <w:tcMar>
-              <w:top w:w="80" w:type="dxa"/>
-              <w:left w:w="100" w:type="dxa"/>
-              <w:bottom w:w="80" w:type="dxa"/>
-              <w:right w:w="100" w:type="dxa"/>
-            </w:tcMar>
-          </w:tcPr>
-          <w:p/>
+          <w:p>
+            <w:r>
+              <w:t>ASR- Reliability</w:t>
+            </w:r>
+          </w:p>
+        </w:tc>
+        <w:tc>
+          <w:tcPr>
+            <w:tcW w:w="1559" w:type="dxa"/>
+            <w:tcMar>
+              <w:top w:w="80" w:type="dxa"/>
+              <w:left w:w="100" w:type="dxa"/>
+              <w:bottom w:w="80" w:type="dxa"/>
+              <w:right w:w="100" w:type="dxa"/>
+            </w:tcMar>
+          </w:tcPr>
+          <w:p>
+            <w:r>
+              <w:t>Submission</w:t>
+            </w:r>
+          </w:p>
+        </w:tc>
+        <w:tc>
+          <w:tcPr>
+            <w:tcW w:w="2268" w:type="dxa"/>
+            <w:tcMar>
+              <w:top w:w="80" w:type="dxa"/>
+              <w:left w:w="100" w:type="dxa"/>
+              <w:bottom w:w="80" w:type="dxa"/>
+              <w:right w:w="100" w:type="dxa"/>
+            </w:tcMar>
+          </w:tcPr>
+          <w:p>
+            <w:r>
+              <w:t>None, as it never interacts with data.</w:t>
+            </w:r>
+          </w:p>
+        </w:tc>
+        <w:tc>
+          <w:tcPr>
+            <w:tcW w:w="2694" w:type="dxa"/>
+            <w:tcMar>
+              <w:top w:w="80" w:type="dxa"/>
+              <w:left w:w="100" w:type="dxa"/>
+              <w:bottom w:w="80" w:type="dxa"/>
+              <w:right w:w="100" w:type="dxa"/>
+            </w:tcMar>
+          </w:tcPr>
+          <w:p>
+            <w:r>
+              <w:t>Receives a response only after the transaction is done or fails.</w:t>
+            </w:r>
+          </w:p>
+        </w:tc>
+        <w:tc>
+          <w:tcPr>
+            <w:tcW w:w="1417" w:type="dxa"/>
+            <w:tcMar>
+              <w:top w:w="80" w:type="dxa"/>
+              <w:left w:w="100" w:type="dxa"/>
+              <w:bottom w:w="80" w:type="dxa"/>
+              <w:right w:w="100" w:type="dxa"/>
+            </w:tcMar>
+          </w:tcPr>
+          <w:p>
+            <w:r>
+              <w:t>Response contract that shows reason for failure.</w:t>
+            </w:r>
+          </w:p>
+        </w:tc>
+        <w:tc>
+          <w:tcPr>
+            <w:tcW w:w="1276" w:type="dxa"/>
+            <w:tcMar>
+              <w:top w:w="80" w:type="dxa"/>
+              <w:left w:w="100" w:type="dxa"/>
+              <w:bottom w:w="80" w:type="dxa"/>
+              <w:right w:w="100" w:type="dxa"/>
+            </w:tcMar>
+          </w:tcPr>
+          <w:p>
+            <w:r>
+              <w:t>D-004 (deferred)</w:t>
+            </w:r>
+          </w:p>
         </w:tc>
       </w:tr>
       <w:tr>
@@ -15483,67 +15585,93 @@
               <w:right w:w="100" w:type="dxa"/>
             </w:tcMar>
           </w:tcPr>
-          <w:p/>
-        </w:tc>
-        <w:tc>
-          <w:tcPr>
-            <w:tcW w:w="1418" w:type="dxa"/>
-            <w:tcMar>
-              <w:top w:w="80" w:type="dxa"/>
-              <w:left w:w="100" w:type="dxa"/>
-              <w:bottom w:w="80" w:type="dxa"/>
-              <w:right w:w="100" w:type="dxa"/>
-            </w:tcMar>
-          </w:tcPr>
-          <w:p/>
-        </w:tc>
-        <w:tc>
-          <w:tcPr>
-            <w:tcW w:w="1842" w:type="dxa"/>
-            <w:tcMar>
-              <w:top w:w="80" w:type="dxa"/>
-              <w:left w:w="100" w:type="dxa"/>
-              <w:bottom w:w="80" w:type="dxa"/>
-              <w:right w:w="100" w:type="dxa"/>
-            </w:tcMar>
-          </w:tcPr>
-          <w:p/>
-        </w:tc>
-        <w:tc>
-          <w:tcPr>
-            <w:tcW w:w="1418" w:type="dxa"/>
-            <w:tcMar>
-              <w:top w:w="80" w:type="dxa"/>
-              <w:left w:w="100" w:type="dxa"/>
-              <w:bottom w:w="80" w:type="dxa"/>
-              <w:right w:w="100" w:type="dxa"/>
-            </w:tcMar>
-          </w:tcPr>
-          <w:p/>
-        </w:tc>
-        <w:tc>
-          <w:tcPr>
-            <w:tcW w:w="1843" w:type="dxa"/>
-            <w:tcMar>
-              <w:top w:w="80" w:type="dxa"/>
-              <w:left w:w="100" w:type="dxa"/>
-              <w:bottom w:w="80" w:type="dxa"/>
-              <w:right w:w="100" w:type="dxa"/>
-            </w:tcMar>
-          </w:tcPr>
-          <w:p/>
-        </w:tc>
-        <w:tc>
-          <w:tcPr>
-            <w:tcW w:w="2409" w:type="dxa"/>
-            <w:tcMar>
-              <w:top w:w="80" w:type="dxa"/>
-              <w:left w:w="100" w:type="dxa"/>
-              <w:bottom w:w="80" w:type="dxa"/>
-              <w:right w:w="100" w:type="dxa"/>
-            </w:tcMar>
-          </w:tcPr>
-          <w:p/>
+          <w:p>
+            <w:r>
+              <w:t>ASR- Performance</w:t>
+            </w:r>
+          </w:p>
+        </w:tc>
+        <w:tc>
+          <w:tcPr>
+            <w:tcW w:w="1559" w:type="dxa"/>
+            <w:tcMar>
+              <w:top w:w="80" w:type="dxa"/>
+              <w:left w:w="100" w:type="dxa"/>
+              <w:bottom w:w="80" w:type="dxa"/>
+              <w:right w:w="100" w:type="dxa"/>
+            </w:tcMar>
+          </w:tcPr>
+          <w:p>
+            <w:proofErr w:type="spellStart"/>
+            <w:r>
+              <w:t>RequestQuery</w:t>
+            </w:r>
+            <w:proofErr w:type="spellEnd"/>
+          </w:p>
+        </w:tc>
+        <w:tc>
+          <w:tcPr>
+            <w:tcW w:w="2268" w:type="dxa"/>
+            <w:tcMar>
+              <w:top w:w="80" w:type="dxa"/>
+              <w:left w:w="100" w:type="dxa"/>
+              <w:bottom w:w="80" w:type="dxa"/>
+              <w:right w:w="100" w:type="dxa"/>
+            </w:tcMar>
+          </w:tcPr>
+          <w:p>
+            <w:r>
+              <w:t>Sorting of indexed fields.</w:t>
+            </w:r>
+          </w:p>
+        </w:tc>
+        <w:tc>
+          <w:tcPr>
+            <w:tcW w:w="2694" w:type="dxa"/>
+            <w:tcMar>
+              <w:top w:w="80" w:type="dxa"/>
+              <w:left w:w="100" w:type="dxa"/>
+              <w:bottom w:w="80" w:type="dxa"/>
+              <w:right w:w="100" w:type="dxa"/>
+            </w:tcMar>
+          </w:tcPr>
+          <w:p>
+            <w:r>
+              <w:t>Sot must be applied in the query.</w:t>
+            </w:r>
+          </w:p>
+        </w:tc>
+        <w:tc>
+          <w:tcPr>
+            <w:tcW w:w="1417" w:type="dxa"/>
+            <w:tcMar>
+              <w:top w:w="80" w:type="dxa"/>
+              <w:left w:w="100" w:type="dxa"/>
+              <w:bottom w:w="80" w:type="dxa"/>
+              <w:right w:w="100" w:type="dxa"/>
+            </w:tcMar>
+          </w:tcPr>
+          <w:p>
+            <w:r>
+              <w:t>N/A</w:t>
+            </w:r>
+          </w:p>
+        </w:tc>
+        <w:tc>
+          <w:tcPr>
+            <w:tcW w:w="1276" w:type="dxa"/>
+            <w:tcMar>
+              <w:top w:w="80" w:type="dxa"/>
+              <w:left w:w="100" w:type="dxa"/>
+              <w:bottom w:w="80" w:type="dxa"/>
+              <w:right w:w="100" w:type="dxa"/>
+            </w:tcMar>
+          </w:tcPr>
+          <w:p>
+            <w:r>
+              <w:t>D-006 (pending)</w:t>
+            </w:r>
+          </w:p>
         </w:tc>
       </w:tr>
       <w:tr>
@@ -15579,67 +15707,101 @@
               <w:right w:w="100" w:type="dxa"/>
             </w:tcMar>
           </w:tcPr>
-          <w:p/>
-        </w:tc>
-        <w:tc>
-          <w:tcPr>
-            <w:tcW w:w="1418" w:type="dxa"/>
-            <w:tcMar>
-              <w:top w:w="80" w:type="dxa"/>
-              <w:left w:w="100" w:type="dxa"/>
-              <w:bottom w:w="80" w:type="dxa"/>
-              <w:right w:w="100" w:type="dxa"/>
-            </w:tcMar>
-          </w:tcPr>
-          <w:p/>
-        </w:tc>
-        <w:tc>
-          <w:tcPr>
-            <w:tcW w:w="1842" w:type="dxa"/>
-            <w:tcMar>
-              <w:top w:w="80" w:type="dxa"/>
-              <w:left w:w="100" w:type="dxa"/>
-              <w:bottom w:w="80" w:type="dxa"/>
-              <w:right w:w="100" w:type="dxa"/>
-            </w:tcMar>
-          </w:tcPr>
-          <w:p/>
-        </w:tc>
-        <w:tc>
-          <w:tcPr>
-            <w:tcW w:w="1418" w:type="dxa"/>
-            <w:tcMar>
-              <w:top w:w="80" w:type="dxa"/>
-              <w:left w:w="100" w:type="dxa"/>
-              <w:bottom w:w="80" w:type="dxa"/>
-              <w:right w:w="100" w:type="dxa"/>
-            </w:tcMar>
-          </w:tcPr>
-          <w:p/>
-        </w:tc>
-        <w:tc>
-          <w:tcPr>
-            <w:tcW w:w="1843" w:type="dxa"/>
-            <w:tcMar>
-              <w:top w:w="80" w:type="dxa"/>
-              <w:left w:w="100" w:type="dxa"/>
-              <w:bottom w:w="80" w:type="dxa"/>
-              <w:right w:w="100" w:type="dxa"/>
-            </w:tcMar>
-          </w:tcPr>
-          <w:p/>
-        </w:tc>
-        <w:tc>
-          <w:tcPr>
-            <w:tcW w:w="2409" w:type="dxa"/>
-            <w:tcMar>
-              <w:top w:w="80" w:type="dxa"/>
-              <w:left w:w="100" w:type="dxa"/>
-              <w:bottom w:w="80" w:type="dxa"/>
-              <w:right w:w="100" w:type="dxa"/>
-            </w:tcMar>
-          </w:tcPr>
-          <w:p/>
+          <w:p>
+            <w:r>
+              <w:t>ASR-security</w:t>
+            </w:r>
+          </w:p>
+        </w:tc>
+        <w:tc>
+          <w:tcPr>
+            <w:tcW w:w="1559" w:type="dxa"/>
+            <w:tcMar>
+              <w:top w:w="80" w:type="dxa"/>
+              <w:left w:w="100" w:type="dxa"/>
+              <w:bottom w:w="80" w:type="dxa"/>
+              <w:right w:w="100" w:type="dxa"/>
+            </w:tcMar>
+          </w:tcPr>
+          <w:p>
+            <w:proofErr w:type="spellStart"/>
+            <w:r>
+              <w:t>StatusAudit</w:t>
+            </w:r>
+            <w:proofErr w:type="spellEnd"/>
+          </w:p>
+        </w:tc>
+        <w:tc>
+          <w:tcPr>
+            <w:tcW w:w="2268" w:type="dxa"/>
+            <w:tcMar>
+              <w:top w:w="80" w:type="dxa"/>
+              <w:left w:w="100" w:type="dxa"/>
+              <w:bottom w:w="80" w:type="dxa"/>
+              <w:right w:w="100" w:type="dxa"/>
+            </w:tcMar>
+          </w:tcPr>
+          <w:p>
+            <w:r>
+              <w:t xml:space="preserve">The </w:t>
+            </w:r>
+            <w:proofErr w:type="gramStart"/>
+            <w:r>
+              <w:t>current status</w:t>
+            </w:r>
+            <w:proofErr w:type="gramEnd"/>
+            <w:r>
+              <w:t xml:space="preserve"> must be consistent with the history</w:t>
+            </w:r>
+          </w:p>
+        </w:tc>
+        <w:tc>
+          <w:tcPr>
+            <w:tcW w:w="2694" w:type="dxa"/>
+            <w:tcMar>
+              <w:top w:w="80" w:type="dxa"/>
+              <w:left w:w="100" w:type="dxa"/>
+              <w:bottom w:w="80" w:type="dxa"/>
+              <w:right w:w="100" w:type="dxa"/>
+            </w:tcMar>
+          </w:tcPr>
+          <w:p>
+            <w:r>
+              <w:t>There must be a single source of truth for the status.</w:t>
+            </w:r>
+          </w:p>
+        </w:tc>
+        <w:tc>
+          <w:tcPr>
+            <w:tcW w:w="1417" w:type="dxa"/>
+            <w:tcMar>
+              <w:top w:w="80" w:type="dxa"/>
+              <w:left w:w="100" w:type="dxa"/>
+              <w:bottom w:w="80" w:type="dxa"/>
+              <w:right w:w="100" w:type="dxa"/>
+            </w:tcMar>
+          </w:tcPr>
+          <w:p>
+            <w:r>
+              <w:t>N/A</w:t>
+            </w:r>
+          </w:p>
+        </w:tc>
+        <w:tc>
+          <w:tcPr>
+            <w:tcW w:w="1276" w:type="dxa"/>
+            <w:tcMar>
+              <w:top w:w="80" w:type="dxa"/>
+              <w:left w:w="100" w:type="dxa"/>
+              <w:bottom w:w="80" w:type="dxa"/>
+              <w:right w:w="100" w:type="dxa"/>
+            </w:tcMar>
+          </w:tcPr>
+          <w:p>
+            <w:r>
+              <w:t>D-002</w:t>
+            </w:r>
+          </w:p>
         </w:tc>
       </w:tr>
       <w:tr>
@@ -15675,67 +15837,96 @@
               <w:right w:w="100" w:type="dxa"/>
             </w:tcMar>
           </w:tcPr>
-          <w:p/>
-        </w:tc>
-        <w:tc>
-          <w:tcPr>
-            <w:tcW w:w="1418" w:type="dxa"/>
-            <w:tcMar>
-              <w:top w:w="80" w:type="dxa"/>
-              <w:left w:w="100" w:type="dxa"/>
-              <w:bottom w:w="80" w:type="dxa"/>
-              <w:right w:w="100" w:type="dxa"/>
-            </w:tcMar>
-          </w:tcPr>
-          <w:p/>
-        </w:tc>
-        <w:tc>
-          <w:tcPr>
-            <w:tcW w:w="1842" w:type="dxa"/>
-            <w:tcMar>
-              <w:top w:w="80" w:type="dxa"/>
-              <w:left w:w="100" w:type="dxa"/>
-              <w:bottom w:w="80" w:type="dxa"/>
-              <w:right w:w="100" w:type="dxa"/>
-            </w:tcMar>
-          </w:tcPr>
-          <w:p/>
-        </w:tc>
-        <w:tc>
-          <w:tcPr>
-            <w:tcW w:w="1418" w:type="dxa"/>
-            <w:tcMar>
-              <w:top w:w="80" w:type="dxa"/>
-              <w:left w:w="100" w:type="dxa"/>
-              <w:bottom w:w="80" w:type="dxa"/>
-              <w:right w:w="100" w:type="dxa"/>
-            </w:tcMar>
-          </w:tcPr>
-          <w:p/>
-        </w:tc>
-        <w:tc>
-          <w:tcPr>
-            <w:tcW w:w="1843" w:type="dxa"/>
-            <w:tcMar>
-              <w:top w:w="80" w:type="dxa"/>
-              <w:left w:w="100" w:type="dxa"/>
-              <w:bottom w:w="80" w:type="dxa"/>
-              <w:right w:w="100" w:type="dxa"/>
-            </w:tcMar>
-          </w:tcPr>
-          <w:p/>
-        </w:tc>
-        <w:tc>
-          <w:tcPr>
-            <w:tcW w:w="2409" w:type="dxa"/>
-            <w:tcMar>
-              <w:top w:w="80" w:type="dxa"/>
-              <w:left w:w="100" w:type="dxa"/>
-              <w:bottom w:w="80" w:type="dxa"/>
-              <w:right w:w="100" w:type="dxa"/>
-            </w:tcMar>
-          </w:tcPr>
-          <w:p/>
+          <w:p>
+            <w:r>
+              <w:t>N/A</w:t>
+            </w:r>
+          </w:p>
+        </w:tc>
+        <w:tc>
+          <w:tcPr>
+            <w:tcW w:w="1559" w:type="dxa"/>
+            <w:tcMar>
+              <w:top w:w="80" w:type="dxa"/>
+              <w:left w:w="100" w:type="dxa"/>
+              <w:bottom w:w="80" w:type="dxa"/>
+              <w:right w:w="100" w:type="dxa"/>
+            </w:tcMar>
+          </w:tcPr>
+          <w:p>
+            <w:proofErr w:type="spellStart"/>
+            <w:r>
+              <w:t>StatusAudit</w:t>
+            </w:r>
+            <w:proofErr w:type="spellEnd"/>
+            <w:r>
+              <w:t>, Notification</w:t>
+            </w:r>
+          </w:p>
+        </w:tc>
+        <w:tc>
+          <w:tcPr>
+            <w:tcW w:w="2268" w:type="dxa"/>
+            <w:tcMar>
+              <w:top w:w="80" w:type="dxa"/>
+              <w:left w:w="100" w:type="dxa"/>
+              <w:bottom w:w="80" w:type="dxa"/>
+              <w:right w:w="100" w:type="dxa"/>
+            </w:tcMar>
+          </w:tcPr>
+          <w:p>
+            <w:r>
+              <w:t>New status must be visible on subsequent reads.</w:t>
+            </w:r>
+          </w:p>
+        </w:tc>
+        <w:tc>
+          <w:tcPr>
+            <w:tcW w:w="2694" w:type="dxa"/>
+            <w:tcMar>
+              <w:top w:w="80" w:type="dxa"/>
+              <w:left w:w="100" w:type="dxa"/>
+              <w:bottom w:w="80" w:type="dxa"/>
+              <w:right w:w="100" w:type="dxa"/>
+            </w:tcMar>
+          </w:tcPr>
+          <w:p>
+            <w:r>
+              <w:t>The Notification will be a consumer to the event that changes status, not a step inside the update</w:t>
+            </w:r>
+          </w:p>
+        </w:tc>
+        <w:tc>
+          <w:tcPr>
+            <w:tcW w:w="1417" w:type="dxa"/>
+            <w:tcMar>
+              <w:top w:w="80" w:type="dxa"/>
+              <w:left w:w="100" w:type="dxa"/>
+              <w:bottom w:w="80" w:type="dxa"/>
+              <w:right w:w="100" w:type="dxa"/>
+            </w:tcMar>
+          </w:tcPr>
+          <w:p>
+            <w:r>
+              <w:t>Event boundary</w:t>
+            </w:r>
+          </w:p>
+        </w:tc>
+        <w:tc>
+          <w:tcPr>
+            <w:tcW w:w="1276" w:type="dxa"/>
+            <w:tcMar>
+              <w:top w:w="80" w:type="dxa"/>
+              <w:left w:w="100" w:type="dxa"/>
+              <w:bottom w:w="80" w:type="dxa"/>
+              <w:right w:w="100" w:type="dxa"/>
+            </w:tcMar>
+          </w:tcPr>
+          <w:p>
+            <w:r>
+              <w:t>None</w:t>
+            </w:r>
+          </w:p>
         </w:tc>
       </w:tr>
       <w:tr>
@@ -15771,67 +15962,96 @@
               <w:right w:w="100" w:type="dxa"/>
             </w:tcMar>
           </w:tcPr>
-          <w:p/>
-        </w:tc>
-        <w:tc>
-          <w:tcPr>
-            <w:tcW w:w="1418" w:type="dxa"/>
-            <w:tcMar>
-              <w:top w:w="80" w:type="dxa"/>
-              <w:left w:w="100" w:type="dxa"/>
-              <w:bottom w:w="80" w:type="dxa"/>
-              <w:right w:w="100" w:type="dxa"/>
-            </w:tcMar>
-          </w:tcPr>
-          <w:p/>
-        </w:tc>
-        <w:tc>
-          <w:tcPr>
-            <w:tcW w:w="1842" w:type="dxa"/>
-            <w:tcMar>
-              <w:top w:w="80" w:type="dxa"/>
-              <w:left w:w="100" w:type="dxa"/>
-              <w:bottom w:w="80" w:type="dxa"/>
-              <w:right w:w="100" w:type="dxa"/>
-            </w:tcMar>
-          </w:tcPr>
-          <w:p/>
-        </w:tc>
-        <w:tc>
-          <w:tcPr>
-            <w:tcW w:w="1418" w:type="dxa"/>
-            <w:tcMar>
-              <w:top w:w="80" w:type="dxa"/>
-              <w:left w:w="100" w:type="dxa"/>
-              <w:bottom w:w="80" w:type="dxa"/>
-              <w:right w:w="100" w:type="dxa"/>
-            </w:tcMar>
-          </w:tcPr>
-          <w:p/>
-        </w:tc>
-        <w:tc>
-          <w:tcPr>
-            <w:tcW w:w="1843" w:type="dxa"/>
-            <w:tcMar>
-              <w:top w:w="80" w:type="dxa"/>
-              <w:left w:w="100" w:type="dxa"/>
-              <w:bottom w:w="80" w:type="dxa"/>
-              <w:right w:w="100" w:type="dxa"/>
-            </w:tcMar>
-          </w:tcPr>
-          <w:p/>
-        </w:tc>
-        <w:tc>
-          <w:tcPr>
-            <w:tcW w:w="2409" w:type="dxa"/>
-            <w:tcMar>
-              <w:top w:w="80" w:type="dxa"/>
-              <w:left w:w="100" w:type="dxa"/>
-              <w:bottom w:w="80" w:type="dxa"/>
-              <w:right w:w="100" w:type="dxa"/>
-            </w:tcMar>
-          </w:tcPr>
-          <w:p/>
+          <w:p>
+            <w:r>
+              <w:t>ASR-Scalability</w:t>
+            </w:r>
+          </w:p>
+        </w:tc>
+        <w:tc>
+          <w:tcPr>
+            <w:tcW w:w="1559" w:type="dxa"/>
+            <w:tcMar>
+              <w:top w:w="80" w:type="dxa"/>
+              <w:left w:w="100" w:type="dxa"/>
+              <w:bottom w:w="80" w:type="dxa"/>
+              <w:right w:w="100" w:type="dxa"/>
+            </w:tcMar>
+          </w:tcPr>
+          <w:p>
+            <w:r>
+              <w:t>Retention</w:t>
+            </w:r>
+          </w:p>
+        </w:tc>
+        <w:tc>
+          <w:tcPr>
+            <w:tcW w:w="2268" w:type="dxa"/>
+            <w:tcMar>
+              <w:top w:w="80" w:type="dxa"/>
+              <w:left w:w="100" w:type="dxa"/>
+              <w:bottom w:w="80" w:type="dxa"/>
+              <w:right w:w="100" w:type="dxa"/>
+            </w:tcMar>
+          </w:tcPr>
+          <w:p>
+            <w:proofErr w:type="gramStart"/>
+            <w:r>
+              <w:t>Auto-deletion</w:t>
+            </w:r>
+            <w:proofErr w:type="gramEnd"/>
+            <w:r>
+              <w:t xml:space="preserve"> at 5 years after last update.</w:t>
+            </w:r>
+          </w:p>
+        </w:tc>
+        <w:tc>
+          <w:tcPr>
+            <w:tcW w:w="2694" w:type="dxa"/>
+            <w:tcMar>
+              <w:top w:w="80" w:type="dxa"/>
+              <w:left w:w="100" w:type="dxa"/>
+              <w:bottom w:w="80" w:type="dxa"/>
+              <w:right w:w="100" w:type="dxa"/>
+            </w:tcMar>
+          </w:tcPr>
+          <w:p>
+            <w:r>
+              <w:t>A Scheduled process to enforce auto-deletion</w:t>
+            </w:r>
+          </w:p>
+        </w:tc>
+        <w:tc>
+          <w:tcPr>
+            <w:tcW w:w="1417" w:type="dxa"/>
+            <w:tcMar>
+              <w:top w:w="80" w:type="dxa"/>
+              <w:left w:w="100" w:type="dxa"/>
+              <w:bottom w:w="80" w:type="dxa"/>
+              <w:right w:w="100" w:type="dxa"/>
+            </w:tcMar>
+          </w:tcPr>
+          <w:p>
+            <w:r>
+              <w:t>N/A</w:t>
+            </w:r>
+          </w:p>
+        </w:tc>
+        <w:tc>
+          <w:tcPr>
+            <w:tcW w:w="1276" w:type="dxa"/>
+            <w:tcMar>
+              <w:top w:w="80" w:type="dxa"/>
+              <w:left w:w="100" w:type="dxa"/>
+              <w:bottom w:w="80" w:type="dxa"/>
+              <w:right w:w="100" w:type="dxa"/>
+            </w:tcMar>
+          </w:tcPr>
+          <w:p>
+            <w:r>
+              <w:t>D-006 (pending)</w:t>
+            </w:r>
+          </w:p>
         </w:tc>
       </w:tr>
       <w:tr>
@@ -15867,67 +16087,93 @@
               <w:right w:w="100" w:type="dxa"/>
             </w:tcMar>
           </w:tcPr>
-          <w:p/>
-        </w:tc>
-        <w:tc>
-          <w:tcPr>
-            <w:tcW w:w="1418" w:type="dxa"/>
-            <w:tcMar>
-              <w:top w:w="80" w:type="dxa"/>
-              <w:left w:w="100" w:type="dxa"/>
-              <w:bottom w:w="80" w:type="dxa"/>
-              <w:right w:w="100" w:type="dxa"/>
-            </w:tcMar>
-          </w:tcPr>
-          <w:p/>
-        </w:tc>
-        <w:tc>
-          <w:tcPr>
-            <w:tcW w:w="1842" w:type="dxa"/>
-            <w:tcMar>
-              <w:top w:w="80" w:type="dxa"/>
-              <w:left w:w="100" w:type="dxa"/>
-              <w:bottom w:w="80" w:type="dxa"/>
-              <w:right w:w="100" w:type="dxa"/>
-            </w:tcMar>
-          </w:tcPr>
-          <w:p/>
-        </w:tc>
-        <w:tc>
-          <w:tcPr>
-            <w:tcW w:w="1418" w:type="dxa"/>
-            <w:tcMar>
-              <w:top w:w="80" w:type="dxa"/>
-              <w:left w:w="100" w:type="dxa"/>
-              <w:bottom w:w="80" w:type="dxa"/>
-              <w:right w:w="100" w:type="dxa"/>
-            </w:tcMar>
-          </w:tcPr>
-          <w:p/>
-        </w:tc>
-        <w:tc>
-          <w:tcPr>
-            <w:tcW w:w="1843" w:type="dxa"/>
-            <w:tcMar>
-              <w:top w:w="80" w:type="dxa"/>
-              <w:left w:w="100" w:type="dxa"/>
-              <w:bottom w:w="80" w:type="dxa"/>
-              <w:right w:w="100" w:type="dxa"/>
-            </w:tcMar>
-          </w:tcPr>
-          <w:p/>
-        </w:tc>
-        <w:tc>
-          <w:tcPr>
-            <w:tcW w:w="2409" w:type="dxa"/>
-            <w:tcMar>
-              <w:top w:w="80" w:type="dxa"/>
-              <w:left w:w="100" w:type="dxa"/>
-              <w:bottom w:w="80" w:type="dxa"/>
-              <w:right w:w="100" w:type="dxa"/>
-            </w:tcMar>
-          </w:tcPr>
-          <w:p/>
+          <w:p>
+            <w:r>
+              <w:t>ASR-Security</w:t>
+            </w:r>
+          </w:p>
+        </w:tc>
+        <w:tc>
+          <w:tcPr>
+            <w:tcW w:w="1559" w:type="dxa"/>
+            <w:tcMar>
+              <w:top w:w="80" w:type="dxa"/>
+              <w:left w:w="100" w:type="dxa"/>
+              <w:bottom w:w="80" w:type="dxa"/>
+              <w:right w:w="100" w:type="dxa"/>
+            </w:tcMar>
+          </w:tcPr>
+          <w:p>
+            <w:proofErr w:type="spellStart"/>
+            <w:r>
+              <w:t>RequestQuery</w:t>
+            </w:r>
+            <w:proofErr w:type="spellEnd"/>
+          </w:p>
+        </w:tc>
+        <w:tc>
+          <w:tcPr>
+            <w:tcW w:w="2268" w:type="dxa"/>
+            <w:tcMar>
+              <w:top w:w="80" w:type="dxa"/>
+              <w:left w:w="100" w:type="dxa"/>
+              <w:bottom w:w="80" w:type="dxa"/>
+              <w:right w:w="100" w:type="dxa"/>
+            </w:tcMar>
+          </w:tcPr>
+          <w:p>
+            <w:r>
+              <w:t>Indexed pagination, 50 per page</w:t>
+            </w:r>
+          </w:p>
+        </w:tc>
+        <w:tc>
+          <w:tcPr>
+            <w:tcW w:w="2694" w:type="dxa"/>
+            <w:tcMar>
+              <w:top w:w="80" w:type="dxa"/>
+              <w:left w:w="100" w:type="dxa"/>
+              <w:bottom w:w="80" w:type="dxa"/>
+              <w:right w:w="100" w:type="dxa"/>
+            </w:tcMar>
+          </w:tcPr>
+          <w:p>
+            <w:r>
+              <w:t>Pagination becomes mandatory</w:t>
+            </w:r>
+          </w:p>
+        </w:tc>
+        <w:tc>
+          <w:tcPr>
+            <w:tcW w:w="1417" w:type="dxa"/>
+            <w:tcMar>
+              <w:top w:w="80" w:type="dxa"/>
+              <w:left w:w="100" w:type="dxa"/>
+              <w:bottom w:w="80" w:type="dxa"/>
+              <w:right w:w="100" w:type="dxa"/>
+            </w:tcMar>
+          </w:tcPr>
+          <w:p>
+            <w:r>
+              <w:t>N/A</w:t>
+            </w:r>
+          </w:p>
+        </w:tc>
+        <w:tc>
+          <w:tcPr>
+            <w:tcW w:w="1276" w:type="dxa"/>
+            <w:tcMar>
+              <w:top w:w="80" w:type="dxa"/>
+              <w:left w:w="100" w:type="dxa"/>
+              <w:bottom w:w="80" w:type="dxa"/>
+              <w:right w:w="100" w:type="dxa"/>
+            </w:tcMar>
+          </w:tcPr>
+          <w:p>
+            <w:r>
+              <w:t>D-006 (pending)</w:t>
+            </w:r>
+          </w:p>
         </w:tc>
       </w:tr>
       <w:tr>
@@ -15963,67 +16209,91 @@
               <w:right w:w="100" w:type="dxa"/>
             </w:tcMar>
           </w:tcPr>
-          <w:p/>
-        </w:tc>
-        <w:tc>
-          <w:tcPr>
-            <w:tcW w:w="1418" w:type="dxa"/>
-            <w:tcMar>
-              <w:top w:w="80" w:type="dxa"/>
-              <w:left w:w="100" w:type="dxa"/>
-              <w:bottom w:w="80" w:type="dxa"/>
-              <w:right w:w="100" w:type="dxa"/>
-            </w:tcMar>
-          </w:tcPr>
-          <w:p/>
-        </w:tc>
-        <w:tc>
-          <w:tcPr>
-            <w:tcW w:w="1842" w:type="dxa"/>
-            <w:tcMar>
-              <w:top w:w="80" w:type="dxa"/>
-              <w:left w:w="100" w:type="dxa"/>
-              <w:bottom w:w="80" w:type="dxa"/>
-              <w:right w:w="100" w:type="dxa"/>
-            </w:tcMar>
-          </w:tcPr>
-          <w:p/>
-        </w:tc>
-        <w:tc>
-          <w:tcPr>
-            <w:tcW w:w="1418" w:type="dxa"/>
-            <w:tcMar>
-              <w:top w:w="80" w:type="dxa"/>
-              <w:left w:w="100" w:type="dxa"/>
-              <w:bottom w:w="80" w:type="dxa"/>
-              <w:right w:w="100" w:type="dxa"/>
-            </w:tcMar>
-          </w:tcPr>
-          <w:p/>
-        </w:tc>
-        <w:tc>
-          <w:tcPr>
-            <w:tcW w:w="1843" w:type="dxa"/>
-            <w:tcMar>
-              <w:top w:w="80" w:type="dxa"/>
-              <w:left w:w="100" w:type="dxa"/>
-              <w:bottom w:w="80" w:type="dxa"/>
-              <w:right w:w="100" w:type="dxa"/>
-            </w:tcMar>
-          </w:tcPr>
-          <w:p/>
-        </w:tc>
-        <w:tc>
-          <w:tcPr>
-            <w:tcW w:w="2409" w:type="dxa"/>
-            <w:tcMar>
-              <w:top w:w="80" w:type="dxa"/>
-              <w:left w:w="100" w:type="dxa"/>
-              <w:bottom w:w="80" w:type="dxa"/>
-              <w:right w:w="100" w:type="dxa"/>
-            </w:tcMar>
-          </w:tcPr>
-          <w:p/>
+          <w:p>
+            <w:r>
+              <w:t>ASR-Security</w:t>
+            </w:r>
+          </w:p>
+        </w:tc>
+        <w:tc>
+          <w:tcPr>
+            <w:tcW w:w="1559" w:type="dxa"/>
+            <w:tcMar>
+              <w:top w:w="80" w:type="dxa"/>
+              <w:left w:w="100" w:type="dxa"/>
+              <w:bottom w:w="80" w:type="dxa"/>
+              <w:right w:w="100" w:type="dxa"/>
+            </w:tcMar>
+          </w:tcPr>
+          <w:p>
+            <w:r>
+              <w:t>Authorisation</w:t>
+            </w:r>
+          </w:p>
+        </w:tc>
+        <w:tc>
+          <w:tcPr>
+            <w:tcW w:w="2268" w:type="dxa"/>
+            <w:tcMar>
+              <w:top w:w="80" w:type="dxa"/>
+              <w:left w:w="100" w:type="dxa"/>
+              <w:bottom w:w="80" w:type="dxa"/>
+              <w:right w:w="100" w:type="dxa"/>
+            </w:tcMar>
+          </w:tcPr>
+          <w:p>
+            <w:r>
+              <w:t>Users and their respective roles</w:t>
+            </w:r>
+          </w:p>
+        </w:tc>
+        <w:tc>
+          <w:tcPr>
+            <w:tcW w:w="2694" w:type="dxa"/>
+            <w:tcMar>
+              <w:top w:w="80" w:type="dxa"/>
+              <w:left w:w="100" w:type="dxa"/>
+              <w:bottom w:w="80" w:type="dxa"/>
+              <w:right w:w="100" w:type="dxa"/>
+            </w:tcMar>
+          </w:tcPr>
+          <w:p>
+            <w:r>
+              <w:t>Access layers of Requestor, Staff, Manager and Admin</w:t>
+            </w:r>
+          </w:p>
+        </w:tc>
+        <w:tc>
+          <w:tcPr>
+            <w:tcW w:w="1417" w:type="dxa"/>
+            <w:tcMar>
+              <w:top w:w="80" w:type="dxa"/>
+              <w:left w:w="100" w:type="dxa"/>
+              <w:bottom w:w="80" w:type="dxa"/>
+              <w:right w:w="100" w:type="dxa"/>
+            </w:tcMar>
+          </w:tcPr>
+          <w:p>
+            <w:r>
+              <w:t>Authorisation boundary</w:t>
+            </w:r>
+          </w:p>
+        </w:tc>
+        <w:tc>
+          <w:tcPr>
+            <w:tcW w:w="1276" w:type="dxa"/>
+            <w:tcMar>
+              <w:top w:w="80" w:type="dxa"/>
+              <w:left w:w="100" w:type="dxa"/>
+              <w:bottom w:w="80" w:type="dxa"/>
+              <w:right w:w="100" w:type="dxa"/>
+            </w:tcMar>
+          </w:tcPr>
+          <w:p>
+            <w:r>
+              <w:t>None</w:t>
+            </w:r>
+          </w:p>
         </w:tc>
       </w:tr>
       <w:tr>
@@ -16059,67 +16329,99 @@
               <w:right w:w="100" w:type="dxa"/>
             </w:tcMar>
           </w:tcPr>
-          <w:p/>
-        </w:tc>
-        <w:tc>
-          <w:tcPr>
-            <w:tcW w:w="1418" w:type="dxa"/>
-            <w:tcMar>
-              <w:top w:w="80" w:type="dxa"/>
-              <w:left w:w="100" w:type="dxa"/>
-              <w:bottom w:w="80" w:type="dxa"/>
-              <w:right w:w="100" w:type="dxa"/>
-            </w:tcMar>
-          </w:tcPr>
-          <w:p/>
-        </w:tc>
-        <w:tc>
-          <w:tcPr>
-            <w:tcW w:w="1842" w:type="dxa"/>
-            <w:tcMar>
-              <w:top w:w="80" w:type="dxa"/>
-              <w:left w:w="100" w:type="dxa"/>
-              <w:bottom w:w="80" w:type="dxa"/>
-              <w:right w:w="100" w:type="dxa"/>
-            </w:tcMar>
-          </w:tcPr>
-          <w:p/>
-        </w:tc>
-        <w:tc>
-          <w:tcPr>
-            <w:tcW w:w="1418" w:type="dxa"/>
-            <w:tcMar>
-              <w:top w:w="80" w:type="dxa"/>
-              <w:left w:w="100" w:type="dxa"/>
-              <w:bottom w:w="80" w:type="dxa"/>
-              <w:right w:w="100" w:type="dxa"/>
-            </w:tcMar>
-          </w:tcPr>
-          <w:p/>
-        </w:tc>
-        <w:tc>
-          <w:tcPr>
-            <w:tcW w:w="1843" w:type="dxa"/>
-            <w:tcMar>
-              <w:top w:w="80" w:type="dxa"/>
-              <w:left w:w="100" w:type="dxa"/>
-              <w:bottom w:w="80" w:type="dxa"/>
-              <w:right w:w="100" w:type="dxa"/>
-            </w:tcMar>
-          </w:tcPr>
-          <w:p/>
-        </w:tc>
-        <w:tc>
-          <w:tcPr>
-            <w:tcW w:w="2409" w:type="dxa"/>
-            <w:tcMar>
-              <w:top w:w="80" w:type="dxa"/>
-              <w:left w:w="100" w:type="dxa"/>
-              <w:bottom w:w="80" w:type="dxa"/>
-              <w:right w:w="100" w:type="dxa"/>
-            </w:tcMar>
-          </w:tcPr>
-          <w:p/>
+          <w:p>
+            <w:r>
+              <w:t>ASR-Security</w:t>
+            </w:r>
+          </w:p>
+        </w:tc>
+        <w:tc>
+          <w:tcPr>
+            <w:tcW w:w="1559" w:type="dxa"/>
+            <w:tcMar>
+              <w:top w:w="80" w:type="dxa"/>
+              <w:left w:w="100" w:type="dxa"/>
+              <w:bottom w:w="80" w:type="dxa"/>
+              <w:right w:w="100" w:type="dxa"/>
+            </w:tcMar>
+          </w:tcPr>
+          <w:p>
+            <w:r>
+              <w:t>Authorisation</w:t>
+            </w:r>
+          </w:p>
+        </w:tc>
+        <w:tc>
+          <w:tcPr>
+            <w:tcW w:w="2268" w:type="dxa"/>
+            <w:tcMar>
+              <w:top w:w="80" w:type="dxa"/>
+              <w:left w:w="100" w:type="dxa"/>
+              <w:bottom w:w="80" w:type="dxa"/>
+              <w:right w:w="100" w:type="dxa"/>
+            </w:tcMar>
+          </w:tcPr>
+          <w:p>
+            <w:r>
+              <w:t>Roles determines</w:t>
+            </w:r>
+          </w:p>
+        </w:tc>
+        <w:tc>
+          <w:tcPr>
+            <w:tcW w:w="2694" w:type="dxa"/>
+            <w:tcMar>
+              <w:top w:w="80" w:type="dxa"/>
+              <w:left w:w="100" w:type="dxa"/>
+              <w:bottom w:w="80" w:type="dxa"/>
+              <w:right w:w="100" w:type="dxa"/>
+            </w:tcMar>
+          </w:tcPr>
+          <w:p>
+            <w:r>
+              <w:t xml:space="preserve">Must be applied on the </w:t>
+            </w:r>
+            <w:proofErr w:type="spellStart"/>
+            <w:r>
+              <w:t>DataLayer</w:t>
+            </w:r>
+            <w:proofErr w:type="spellEnd"/>
+            <w:r>
+              <w:t>, not per-screen</w:t>
+            </w:r>
+          </w:p>
+        </w:tc>
+        <w:tc>
+          <w:tcPr>
+            <w:tcW w:w="1417" w:type="dxa"/>
+            <w:tcMar>
+              <w:top w:w="80" w:type="dxa"/>
+              <w:left w:w="100" w:type="dxa"/>
+              <w:bottom w:w="80" w:type="dxa"/>
+              <w:right w:w="100" w:type="dxa"/>
+            </w:tcMar>
+          </w:tcPr>
+          <w:p>
+            <w:r>
+              <w:t>Authorisation boundary</w:t>
+            </w:r>
+          </w:p>
+        </w:tc>
+        <w:tc>
+          <w:tcPr>
+            <w:tcW w:w="1276" w:type="dxa"/>
+            <w:tcMar>
+              <w:top w:w="80" w:type="dxa"/>
+              <w:left w:w="100" w:type="dxa"/>
+              <w:bottom w:w="80" w:type="dxa"/>
+              <w:right w:w="100" w:type="dxa"/>
+            </w:tcMar>
+          </w:tcPr>
+          <w:p>
+            <w:r>
+              <w:t>None</w:t>
+            </w:r>
+          </w:p>
         </w:tc>
       </w:tr>
       <w:tr>
@@ -16155,67 +16457,101 @@
               <w:right w:w="100" w:type="dxa"/>
             </w:tcMar>
           </w:tcPr>
-          <w:p/>
-        </w:tc>
-        <w:tc>
-          <w:tcPr>
-            <w:tcW w:w="1418" w:type="dxa"/>
-            <w:tcMar>
-              <w:top w:w="80" w:type="dxa"/>
-              <w:left w:w="100" w:type="dxa"/>
-              <w:bottom w:w="80" w:type="dxa"/>
-              <w:right w:w="100" w:type="dxa"/>
-            </w:tcMar>
-          </w:tcPr>
-          <w:p/>
-        </w:tc>
-        <w:tc>
-          <w:tcPr>
-            <w:tcW w:w="1842" w:type="dxa"/>
-            <w:tcMar>
-              <w:top w:w="80" w:type="dxa"/>
-              <w:left w:w="100" w:type="dxa"/>
-              <w:bottom w:w="80" w:type="dxa"/>
-              <w:right w:w="100" w:type="dxa"/>
-            </w:tcMar>
-          </w:tcPr>
-          <w:p/>
-        </w:tc>
-        <w:tc>
-          <w:tcPr>
-            <w:tcW w:w="1418" w:type="dxa"/>
-            <w:tcMar>
-              <w:top w:w="80" w:type="dxa"/>
-              <w:left w:w="100" w:type="dxa"/>
-              <w:bottom w:w="80" w:type="dxa"/>
-              <w:right w:w="100" w:type="dxa"/>
-            </w:tcMar>
-          </w:tcPr>
-          <w:p/>
-        </w:tc>
-        <w:tc>
-          <w:tcPr>
-            <w:tcW w:w="1843" w:type="dxa"/>
-            <w:tcMar>
-              <w:top w:w="80" w:type="dxa"/>
-              <w:left w:w="100" w:type="dxa"/>
-              <w:bottom w:w="80" w:type="dxa"/>
-              <w:right w:w="100" w:type="dxa"/>
-            </w:tcMar>
-          </w:tcPr>
-          <w:p/>
-        </w:tc>
-        <w:tc>
-          <w:tcPr>
-            <w:tcW w:w="2409" w:type="dxa"/>
-            <w:tcMar>
-              <w:top w:w="80" w:type="dxa"/>
-              <w:left w:w="100" w:type="dxa"/>
-              <w:bottom w:w="80" w:type="dxa"/>
-              <w:right w:w="100" w:type="dxa"/>
-            </w:tcMar>
-          </w:tcPr>
-          <w:p/>
+          <w:p>
+            <w:r>
+              <w:t>ASR- Performance</w:t>
+            </w:r>
+          </w:p>
+        </w:tc>
+        <w:tc>
+          <w:tcPr>
+            <w:tcW w:w="1559" w:type="dxa"/>
+            <w:tcMar>
+              <w:top w:w="80" w:type="dxa"/>
+              <w:left w:w="100" w:type="dxa"/>
+              <w:bottom w:w="80" w:type="dxa"/>
+              <w:right w:w="100" w:type="dxa"/>
+            </w:tcMar>
+          </w:tcPr>
+          <w:p>
+            <w:proofErr w:type="spellStart"/>
+            <w:r>
+              <w:t>RequestQuery</w:t>
+            </w:r>
+            <w:proofErr w:type="spellEnd"/>
+          </w:p>
+        </w:tc>
+        <w:tc>
+          <w:tcPr>
+            <w:tcW w:w="2268" w:type="dxa"/>
+            <w:tcMar>
+              <w:top w:w="80" w:type="dxa"/>
+              <w:left w:w="100" w:type="dxa"/>
+              <w:bottom w:w="80" w:type="dxa"/>
+              <w:right w:w="100" w:type="dxa"/>
+            </w:tcMar>
+          </w:tcPr>
+          <w:p>
+            <w:r>
+              <w:t xml:space="preserve">Read of only fields required </w:t>
+            </w:r>
+          </w:p>
+        </w:tc>
+        <w:tc>
+          <w:tcPr>
+            <w:tcW w:w="2694" w:type="dxa"/>
+            <w:tcMar>
+              <w:top w:w="80" w:type="dxa"/>
+              <w:left w:w="100" w:type="dxa"/>
+              <w:bottom w:w="80" w:type="dxa"/>
+              <w:right w:w="100" w:type="dxa"/>
+            </w:tcMar>
+          </w:tcPr>
+          <w:p>
+            <w:r>
+              <w:t xml:space="preserve">The </w:t>
+            </w:r>
+            <w:proofErr w:type="spellStart"/>
+            <w:r>
+              <w:t>SummaryView</w:t>
+            </w:r>
+            <w:proofErr w:type="spellEnd"/>
+            <w:r>
+              <w:t xml:space="preserve"> must be separate from a detailed read</w:t>
+            </w:r>
+          </w:p>
+        </w:tc>
+        <w:tc>
+          <w:tcPr>
+            <w:tcW w:w="1417" w:type="dxa"/>
+            <w:tcMar>
+              <w:top w:w="80" w:type="dxa"/>
+              <w:left w:w="100" w:type="dxa"/>
+              <w:bottom w:w="80" w:type="dxa"/>
+              <w:right w:w="100" w:type="dxa"/>
+            </w:tcMar>
+          </w:tcPr>
+          <w:p>
+            <w:r>
+              <w:t>N/A</w:t>
+            </w:r>
+          </w:p>
+        </w:tc>
+        <w:tc>
+          <w:tcPr>
+            <w:tcW w:w="1276" w:type="dxa"/>
+            <w:tcMar>
+              <w:top w:w="80" w:type="dxa"/>
+              <w:left w:w="100" w:type="dxa"/>
+              <w:bottom w:w="80" w:type="dxa"/>
+              <w:right w:w="100" w:type="dxa"/>
+            </w:tcMar>
+          </w:tcPr>
+          <w:p>
+            <w:r>
+              <w:t>D-006 (pending)</w:t>
+            </w:r>
+          </w:p>
         </w:tc>
       </w:tr>
       <w:tr>
@@ -16251,67 +16587,101 @@
               <w:right w:w="100" w:type="dxa"/>
             </w:tcMar>
           </w:tcPr>
-          <w:p/>
-        </w:tc>
-        <w:tc>
-          <w:tcPr>
-            <w:tcW w:w="1418" w:type="dxa"/>
-            <w:tcMar>
-              <w:top w:w="80" w:type="dxa"/>
-              <w:left w:w="100" w:type="dxa"/>
-              <w:bottom w:w="80" w:type="dxa"/>
-              <w:right w:w="100" w:type="dxa"/>
-            </w:tcMar>
-          </w:tcPr>
-          <w:p/>
-        </w:tc>
-        <w:tc>
-          <w:tcPr>
-            <w:tcW w:w="1842" w:type="dxa"/>
-            <w:tcMar>
-              <w:top w:w="80" w:type="dxa"/>
-              <w:left w:w="100" w:type="dxa"/>
-              <w:bottom w:w="80" w:type="dxa"/>
-              <w:right w:w="100" w:type="dxa"/>
-            </w:tcMar>
-          </w:tcPr>
-          <w:p/>
-        </w:tc>
-        <w:tc>
-          <w:tcPr>
-            <w:tcW w:w="1418" w:type="dxa"/>
-            <w:tcMar>
-              <w:top w:w="80" w:type="dxa"/>
-              <w:left w:w="100" w:type="dxa"/>
-              <w:bottom w:w="80" w:type="dxa"/>
-              <w:right w:w="100" w:type="dxa"/>
-            </w:tcMar>
-          </w:tcPr>
-          <w:p/>
-        </w:tc>
-        <w:tc>
-          <w:tcPr>
-            <w:tcW w:w="1843" w:type="dxa"/>
-            <w:tcMar>
-              <w:top w:w="80" w:type="dxa"/>
-              <w:left w:w="100" w:type="dxa"/>
-              <w:bottom w:w="80" w:type="dxa"/>
-              <w:right w:w="100" w:type="dxa"/>
-            </w:tcMar>
-          </w:tcPr>
-          <w:p/>
-        </w:tc>
-        <w:tc>
-          <w:tcPr>
-            <w:tcW w:w="2409" w:type="dxa"/>
-            <w:tcMar>
-              <w:top w:w="80" w:type="dxa"/>
-              <w:left w:w="100" w:type="dxa"/>
-              <w:bottom w:w="80" w:type="dxa"/>
-              <w:right w:w="100" w:type="dxa"/>
-            </w:tcMar>
-          </w:tcPr>
-          <w:p/>
+          <w:p>
+            <w:r>
+              <w:t>ASR-Security, ASR- Performance</w:t>
+            </w:r>
+          </w:p>
+        </w:tc>
+        <w:tc>
+          <w:tcPr>
+            <w:tcW w:w="1559" w:type="dxa"/>
+            <w:tcMar>
+              <w:top w:w="80" w:type="dxa"/>
+              <w:left w:w="100" w:type="dxa"/>
+              <w:bottom w:w="80" w:type="dxa"/>
+              <w:right w:w="100" w:type="dxa"/>
+            </w:tcMar>
+          </w:tcPr>
+          <w:p>
+            <w:proofErr w:type="spellStart"/>
+            <w:r>
+              <w:t>RequestQuery</w:t>
+            </w:r>
+            <w:proofErr w:type="spellEnd"/>
+            <w:r>
+              <w:t>, Authorisation</w:t>
+            </w:r>
+          </w:p>
+        </w:tc>
+        <w:tc>
+          <w:tcPr>
+            <w:tcW w:w="2268" w:type="dxa"/>
+            <w:tcMar>
+              <w:top w:w="80" w:type="dxa"/>
+              <w:left w:w="100" w:type="dxa"/>
+              <w:bottom w:w="80" w:type="dxa"/>
+              <w:right w:w="100" w:type="dxa"/>
+            </w:tcMar>
+          </w:tcPr>
+          <w:p>
+            <w:proofErr w:type="spellStart"/>
+            <w:r>
+              <w:t>Filered</w:t>
+            </w:r>
+            <w:proofErr w:type="spellEnd"/>
+            <w:r>
+              <w:t xml:space="preserve"> and sorted fields must be scoped by authorisation</w:t>
+            </w:r>
+          </w:p>
+        </w:tc>
+        <w:tc>
+          <w:tcPr>
+            <w:tcW w:w="2694" w:type="dxa"/>
+            <w:tcMar>
+              <w:top w:w="80" w:type="dxa"/>
+              <w:left w:w="100" w:type="dxa"/>
+              <w:bottom w:w="80" w:type="dxa"/>
+              <w:right w:w="100" w:type="dxa"/>
+            </w:tcMar>
+          </w:tcPr>
+          <w:p>
+            <w:r>
+              <w:t>Authorisation must be enforced in the queries as the code will not contain fixed guards.</w:t>
+            </w:r>
+          </w:p>
+        </w:tc>
+        <w:tc>
+          <w:tcPr>
+            <w:tcW w:w="1417" w:type="dxa"/>
+            <w:tcMar>
+              <w:top w:w="80" w:type="dxa"/>
+              <w:left w:w="100" w:type="dxa"/>
+              <w:bottom w:w="80" w:type="dxa"/>
+              <w:right w:w="100" w:type="dxa"/>
+            </w:tcMar>
+          </w:tcPr>
+          <w:p>
+            <w:r>
+              <w:t>N/A</w:t>
+            </w:r>
+          </w:p>
+        </w:tc>
+        <w:tc>
+          <w:tcPr>
+            <w:tcW w:w="1276" w:type="dxa"/>
+            <w:tcMar>
+              <w:top w:w="80" w:type="dxa"/>
+              <w:left w:w="100" w:type="dxa"/>
+              <w:bottom w:w="80" w:type="dxa"/>
+              <w:right w:w="100" w:type="dxa"/>
+            </w:tcMar>
+          </w:tcPr>
+          <w:p>
+            <w:r>
+              <w:t>D-006 (pending)</w:t>
+            </w:r>
+          </w:p>
         </w:tc>
       </w:tr>
       <w:tr>
@@ -16330,6 +16700,7 @@
           </w:tcPr>
           <w:p>
             <w:r>
+              <w:lastRenderedPageBreak/>
               <w:t>FR-0</w:t>
             </w:r>
             <w:r>
@@ -16348,67 +16719,101 @@
               <w:right w:w="100" w:type="dxa"/>
             </w:tcMar>
           </w:tcPr>
-          <w:p/>
-        </w:tc>
-        <w:tc>
-          <w:tcPr>
-            <w:tcW w:w="1418" w:type="dxa"/>
-            <w:tcMar>
-              <w:top w:w="80" w:type="dxa"/>
-              <w:left w:w="100" w:type="dxa"/>
-              <w:bottom w:w="80" w:type="dxa"/>
-              <w:right w:w="100" w:type="dxa"/>
-            </w:tcMar>
-          </w:tcPr>
-          <w:p/>
-        </w:tc>
-        <w:tc>
-          <w:tcPr>
-            <w:tcW w:w="1842" w:type="dxa"/>
-            <w:tcMar>
-              <w:top w:w="80" w:type="dxa"/>
-              <w:left w:w="100" w:type="dxa"/>
-              <w:bottom w:w="80" w:type="dxa"/>
-              <w:right w:w="100" w:type="dxa"/>
-            </w:tcMar>
-          </w:tcPr>
-          <w:p/>
-        </w:tc>
-        <w:tc>
-          <w:tcPr>
-            <w:tcW w:w="1418" w:type="dxa"/>
-            <w:tcMar>
-              <w:top w:w="80" w:type="dxa"/>
-              <w:left w:w="100" w:type="dxa"/>
-              <w:bottom w:w="80" w:type="dxa"/>
-              <w:right w:w="100" w:type="dxa"/>
-            </w:tcMar>
-          </w:tcPr>
-          <w:p/>
-        </w:tc>
-        <w:tc>
-          <w:tcPr>
-            <w:tcW w:w="1843" w:type="dxa"/>
-            <w:tcMar>
-              <w:top w:w="80" w:type="dxa"/>
-              <w:left w:w="100" w:type="dxa"/>
-              <w:bottom w:w="80" w:type="dxa"/>
-              <w:right w:w="100" w:type="dxa"/>
-            </w:tcMar>
-          </w:tcPr>
-          <w:p/>
-        </w:tc>
-        <w:tc>
-          <w:tcPr>
-            <w:tcW w:w="2409" w:type="dxa"/>
-            <w:tcMar>
-              <w:top w:w="80" w:type="dxa"/>
-              <w:left w:w="100" w:type="dxa"/>
-              <w:bottom w:w="80" w:type="dxa"/>
-              <w:right w:w="100" w:type="dxa"/>
-            </w:tcMar>
-          </w:tcPr>
-          <w:p/>
+          <w:p>
+            <w:r>
+              <w:t>ASR- Security</w:t>
+            </w:r>
+          </w:p>
+        </w:tc>
+        <w:tc>
+          <w:tcPr>
+            <w:tcW w:w="1559" w:type="dxa"/>
+            <w:tcMar>
+              <w:top w:w="80" w:type="dxa"/>
+              <w:left w:w="100" w:type="dxa"/>
+              <w:bottom w:w="80" w:type="dxa"/>
+              <w:right w:w="100" w:type="dxa"/>
+            </w:tcMar>
+          </w:tcPr>
+          <w:p>
+            <w:proofErr w:type="spellStart"/>
+            <w:r>
+              <w:t>StatusAudit</w:t>
+            </w:r>
+            <w:proofErr w:type="spellEnd"/>
+          </w:p>
+        </w:tc>
+        <w:tc>
+          <w:tcPr>
+            <w:tcW w:w="2268" w:type="dxa"/>
+            <w:tcMar>
+              <w:top w:w="80" w:type="dxa"/>
+              <w:left w:w="100" w:type="dxa"/>
+              <w:bottom w:w="80" w:type="dxa"/>
+              <w:right w:w="100" w:type="dxa"/>
+            </w:tcMar>
+          </w:tcPr>
+          <w:p>
+            <w:r>
+              <w:t xml:space="preserve">The </w:t>
+            </w:r>
+            <w:proofErr w:type="spellStart"/>
+            <w:r>
+              <w:t>StatusHistory</w:t>
+            </w:r>
+            <w:proofErr w:type="spellEnd"/>
+            <w:r>
+              <w:t xml:space="preserve"> must read form the history of changes.</w:t>
+            </w:r>
+          </w:p>
+        </w:tc>
+        <w:tc>
+          <w:tcPr>
+            <w:tcW w:w="2694" w:type="dxa"/>
+            <w:tcMar>
+              <w:top w:w="80" w:type="dxa"/>
+              <w:left w:w="100" w:type="dxa"/>
+              <w:bottom w:w="80" w:type="dxa"/>
+              <w:right w:w="100" w:type="dxa"/>
+            </w:tcMar>
+          </w:tcPr>
+          <w:p>
+            <w:r>
+              <w:t>Detailed reads must contain the history of changes</w:t>
+            </w:r>
+          </w:p>
+        </w:tc>
+        <w:tc>
+          <w:tcPr>
+            <w:tcW w:w="1417" w:type="dxa"/>
+            <w:tcMar>
+              <w:top w:w="80" w:type="dxa"/>
+              <w:left w:w="100" w:type="dxa"/>
+              <w:bottom w:w="80" w:type="dxa"/>
+              <w:right w:w="100" w:type="dxa"/>
+            </w:tcMar>
+          </w:tcPr>
+          <w:p>
+            <w:r>
+              <w:t>N/A</w:t>
+            </w:r>
+          </w:p>
+        </w:tc>
+        <w:tc>
+          <w:tcPr>
+            <w:tcW w:w="1276" w:type="dxa"/>
+            <w:tcMar>
+              <w:top w:w="80" w:type="dxa"/>
+              <w:left w:w="100" w:type="dxa"/>
+              <w:bottom w:w="80" w:type="dxa"/>
+              <w:right w:w="100" w:type="dxa"/>
+            </w:tcMar>
+          </w:tcPr>
+          <w:p>
+            <w:r>
+              <w:t>D-002</w:t>
+            </w:r>
+          </w:p>
         </w:tc>
       </w:tr>
       <w:tr>
@@ -16444,67 +16849,91 @@
               <w:right w:w="100" w:type="dxa"/>
             </w:tcMar>
           </w:tcPr>
-          <w:p/>
-        </w:tc>
-        <w:tc>
-          <w:tcPr>
-            <w:tcW w:w="1418" w:type="dxa"/>
-            <w:tcMar>
-              <w:top w:w="80" w:type="dxa"/>
-              <w:left w:w="100" w:type="dxa"/>
-              <w:bottom w:w="80" w:type="dxa"/>
-              <w:right w:w="100" w:type="dxa"/>
-            </w:tcMar>
-          </w:tcPr>
-          <w:p/>
-        </w:tc>
-        <w:tc>
-          <w:tcPr>
-            <w:tcW w:w="1842" w:type="dxa"/>
-            <w:tcMar>
-              <w:top w:w="80" w:type="dxa"/>
-              <w:left w:w="100" w:type="dxa"/>
-              <w:bottom w:w="80" w:type="dxa"/>
-              <w:right w:w="100" w:type="dxa"/>
-            </w:tcMar>
-          </w:tcPr>
-          <w:p/>
-        </w:tc>
-        <w:tc>
-          <w:tcPr>
-            <w:tcW w:w="1418" w:type="dxa"/>
-            <w:tcMar>
-              <w:top w:w="80" w:type="dxa"/>
-              <w:left w:w="100" w:type="dxa"/>
-              <w:bottom w:w="80" w:type="dxa"/>
-              <w:right w:w="100" w:type="dxa"/>
-            </w:tcMar>
-          </w:tcPr>
-          <w:p/>
-        </w:tc>
-        <w:tc>
-          <w:tcPr>
-            <w:tcW w:w="1843" w:type="dxa"/>
-            <w:tcMar>
-              <w:top w:w="80" w:type="dxa"/>
-              <w:left w:w="100" w:type="dxa"/>
-              <w:bottom w:w="80" w:type="dxa"/>
-              <w:right w:w="100" w:type="dxa"/>
-            </w:tcMar>
-          </w:tcPr>
-          <w:p/>
-        </w:tc>
-        <w:tc>
-          <w:tcPr>
-            <w:tcW w:w="2409" w:type="dxa"/>
-            <w:tcMar>
-              <w:top w:w="80" w:type="dxa"/>
-              <w:left w:w="100" w:type="dxa"/>
-              <w:bottom w:w="80" w:type="dxa"/>
-              <w:right w:w="100" w:type="dxa"/>
-            </w:tcMar>
-          </w:tcPr>
-          <w:p/>
+          <w:p>
+            <w:r>
+              <w:t>N/A</w:t>
+            </w:r>
+          </w:p>
+        </w:tc>
+        <w:tc>
+          <w:tcPr>
+            <w:tcW w:w="1559" w:type="dxa"/>
+            <w:tcMar>
+              <w:top w:w="80" w:type="dxa"/>
+              <w:left w:w="100" w:type="dxa"/>
+              <w:bottom w:w="80" w:type="dxa"/>
+              <w:right w:w="100" w:type="dxa"/>
+            </w:tcMar>
+          </w:tcPr>
+          <w:p>
+            <w:r>
+              <w:t>Assignments</w:t>
+            </w:r>
+          </w:p>
+        </w:tc>
+        <w:tc>
+          <w:tcPr>
+            <w:tcW w:w="2268" w:type="dxa"/>
+            <w:tcMar>
+              <w:top w:w="80" w:type="dxa"/>
+              <w:left w:w="100" w:type="dxa"/>
+              <w:bottom w:w="80" w:type="dxa"/>
+              <w:right w:w="100" w:type="dxa"/>
+            </w:tcMar>
+          </w:tcPr>
+          <w:p>
+            <w:r>
+              <w:t>Adds the “Assigned” columns to the Requests table.</w:t>
+            </w:r>
+          </w:p>
+        </w:tc>
+        <w:tc>
+          <w:tcPr>
+            <w:tcW w:w="2694" w:type="dxa"/>
+            <w:tcMar>
+              <w:top w:w="80" w:type="dxa"/>
+              <w:left w:w="100" w:type="dxa"/>
+              <w:bottom w:w="80" w:type="dxa"/>
+              <w:right w:w="100" w:type="dxa"/>
+            </w:tcMar>
+          </w:tcPr>
+          <w:p>
+            <w:r>
+              <w:t>Requests must be able to be offered and accepted.</w:t>
+            </w:r>
+          </w:p>
+        </w:tc>
+        <w:tc>
+          <w:tcPr>
+            <w:tcW w:w="1417" w:type="dxa"/>
+            <w:tcMar>
+              <w:top w:w="80" w:type="dxa"/>
+              <w:left w:w="100" w:type="dxa"/>
+              <w:bottom w:w="80" w:type="dxa"/>
+              <w:right w:w="100" w:type="dxa"/>
+            </w:tcMar>
+          </w:tcPr>
+          <w:p>
+            <w:r>
+              <w:t>N/A</w:t>
+            </w:r>
+          </w:p>
+        </w:tc>
+        <w:tc>
+          <w:tcPr>
+            <w:tcW w:w="1276" w:type="dxa"/>
+            <w:tcMar>
+              <w:top w:w="80" w:type="dxa"/>
+              <w:left w:w="100" w:type="dxa"/>
+              <w:bottom w:w="80" w:type="dxa"/>
+              <w:right w:w="100" w:type="dxa"/>
+            </w:tcMar>
+          </w:tcPr>
+          <w:p>
+            <w:r>
+              <w:t>None</w:t>
+            </w:r>
+          </w:p>
         </w:tc>
       </w:tr>
       <w:tr>
@@ -16540,67 +16969,96 @@
               <w:right w:w="100" w:type="dxa"/>
             </w:tcMar>
           </w:tcPr>
-          <w:p/>
-        </w:tc>
-        <w:tc>
-          <w:tcPr>
-            <w:tcW w:w="1418" w:type="dxa"/>
-            <w:tcMar>
-              <w:top w:w="80" w:type="dxa"/>
-              <w:left w:w="100" w:type="dxa"/>
-              <w:bottom w:w="80" w:type="dxa"/>
-              <w:right w:w="100" w:type="dxa"/>
-            </w:tcMar>
-          </w:tcPr>
-          <w:p/>
-        </w:tc>
-        <w:tc>
-          <w:tcPr>
-            <w:tcW w:w="1842" w:type="dxa"/>
-            <w:tcMar>
-              <w:top w:w="80" w:type="dxa"/>
-              <w:left w:w="100" w:type="dxa"/>
-              <w:bottom w:w="80" w:type="dxa"/>
-              <w:right w:w="100" w:type="dxa"/>
-            </w:tcMar>
-          </w:tcPr>
-          <w:p/>
-        </w:tc>
-        <w:tc>
-          <w:tcPr>
-            <w:tcW w:w="1418" w:type="dxa"/>
-            <w:tcMar>
-              <w:top w:w="80" w:type="dxa"/>
-              <w:left w:w="100" w:type="dxa"/>
-              <w:bottom w:w="80" w:type="dxa"/>
-              <w:right w:w="100" w:type="dxa"/>
-            </w:tcMar>
-          </w:tcPr>
-          <w:p/>
-        </w:tc>
-        <w:tc>
-          <w:tcPr>
-            <w:tcW w:w="1843" w:type="dxa"/>
-            <w:tcMar>
-              <w:top w:w="80" w:type="dxa"/>
-              <w:left w:w="100" w:type="dxa"/>
-              <w:bottom w:w="80" w:type="dxa"/>
-              <w:right w:w="100" w:type="dxa"/>
-            </w:tcMar>
-          </w:tcPr>
-          <w:p/>
-        </w:tc>
-        <w:tc>
-          <w:tcPr>
-            <w:tcW w:w="2409" w:type="dxa"/>
-            <w:tcMar>
-              <w:top w:w="80" w:type="dxa"/>
-              <w:left w:w="100" w:type="dxa"/>
-              <w:bottom w:w="80" w:type="dxa"/>
-              <w:right w:w="100" w:type="dxa"/>
-            </w:tcMar>
-          </w:tcPr>
-          <w:p/>
+          <w:p>
+            <w:r>
+              <w:t>ASR-Security, ASR- Scalability</w:t>
+            </w:r>
+          </w:p>
+        </w:tc>
+        <w:tc>
+          <w:tcPr>
+            <w:tcW w:w="1559" w:type="dxa"/>
+            <w:tcMar>
+              <w:top w:w="80" w:type="dxa"/>
+              <w:left w:w="100" w:type="dxa"/>
+              <w:bottom w:w="80" w:type="dxa"/>
+              <w:right w:w="100" w:type="dxa"/>
+            </w:tcMar>
+          </w:tcPr>
+          <w:p>
+            <w:r>
+              <w:t xml:space="preserve">Assignment, </w:t>
+            </w:r>
+            <w:proofErr w:type="spellStart"/>
+            <w:r>
+              <w:t>StatusAudit</w:t>
+            </w:r>
+            <w:proofErr w:type="spellEnd"/>
+          </w:p>
+        </w:tc>
+        <w:tc>
+          <w:tcPr>
+            <w:tcW w:w="2268" w:type="dxa"/>
+            <w:tcMar>
+              <w:top w:w="80" w:type="dxa"/>
+              <w:left w:w="100" w:type="dxa"/>
+              <w:bottom w:w="80" w:type="dxa"/>
+              <w:right w:w="100" w:type="dxa"/>
+            </w:tcMar>
+          </w:tcPr>
+          <w:p>
+            <w:r>
+              <w:t>Assignment history must be kept for 5 years along with the request for at least 5 years after last update.</w:t>
+            </w:r>
+          </w:p>
+        </w:tc>
+        <w:tc>
+          <w:tcPr>
+            <w:tcW w:w="2694" w:type="dxa"/>
+            <w:tcMar>
+              <w:top w:w="80" w:type="dxa"/>
+              <w:left w:w="100" w:type="dxa"/>
+              <w:bottom w:w="80" w:type="dxa"/>
+              <w:right w:w="100" w:type="dxa"/>
+            </w:tcMar>
+          </w:tcPr>
+          <w:p>
+            <w:r>
+              <w:t>Assignment changes must be recorded the same way status changes are recorded</w:t>
+            </w:r>
+          </w:p>
+        </w:tc>
+        <w:tc>
+          <w:tcPr>
+            <w:tcW w:w="1417" w:type="dxa"/>
+            <w:tcMar>
+              <w:top w:w="80" w:type="dxa"/>
+              <w:left w:w="100" w:type="dxa"/>
+              <w:bottom w:w="80" w:type="dxa"/>
+              <w:right w:w="100" w:type="dxa"/>
+            </w:tcMar>
+          </w:tcPr>
+          <w:p>
+            <w:r>
+              <w:t>N/A</w:t>
+            </w:r>
+          </w:p>
+        </w:tc>
+        <w:tc>
+          <w:tcPr>
+            <w:tcW w:w="1276" w:type="dxa"/>
+            <w:tcMar>
+              <w:top w:w="80" w:type="dxa"/>
+              <w:left w:w="100" w:type="dxa"/>
+              <w:bottom w:w="80" w:type="dxa"/>
+              <w:right w:w="100" w:type="dxa"/>
+            </w:tcMar>
+          </w:tcPr>
+          <w:p>
+            <w:r>
+              <w:t>D-002</w:t>
+            </w:r>
+          </w:p>
         </w:tc>
       </w:tr>
       <w:tr>
@@ -16636,67 +17094,93 @@
               <w:right w:w="100" w:type="dxa"/>
             </w:tcMar>
           </w:tcPr>
-          <w:p/>
-        </w:tc>
-        <w:tc>
-          <w:tcPr>
-            <w:tcW w:w="1418" w:type="dxa"/>
-            <w:tcMar>
-              <w:top w:w="80" w:type="dxa"/>
-              <w:left w:w="100" w:type="dxa"/>
-              <w:bottom w:w="80" w:type="dxa"/>
-              <w:right w:w="100" w:type="dxa"/>
-            </w:tcMar>
-          </w:tcPr>
-          <w:p/>
-        </w:tc>
-        <w:tc>
-          <w:tcPr>
-            <w:tcW w:w="1842" w:type="dxa"/>
-            <w:tcMar>
-              <w:top w:w="80" w:type="dxa"/>
-              <w:left w:w="100" w:type="dxa"/>
-              <w:bottom w:w="80" w:type="dxa"/>
-              <w:right w:w="100" w:type="dxa"/>
-            </w:tcMar>
-          </w:tcPr>
-          <w:p/>
-        </w:tc>
-        <w:tc>
-          <w:tcPr>
-            <w:tcW w:w="1418" w:type="dxa"/>
-            <w:tcMar>
-              <w:top w:w="80" w:type="dxa"/>
-              <w:left w:w="100" w:type="dxa"/>
-              <w:bottom w:w="80" w:type="dxa"/>
-              <w:right w:w="100" w:type="dxa"/>
-            </w:tcMar>
-          </w:tcPr>
-          <w:p/>
-        </w:tc>
-        <w:tc>
-          <w:tcPr>
-            <w:tcW w:w="1843" w:type="dxa"/>
-            <w:tcMar>
-              <w:top w:w="80" w:type="dxa"/>
-              <w:left w:w="100" w:type="dxa"/>
-              <w:bottom w:w="80" w:type="dxa"/>
-              <w:right w:w="100" w:type="dxa"/>
-            </w:tcMar>
-          </w:tcPr>
-          <w:p/>
-        </w:tc>
-        <w:tc>
-          <w:tcPr>
-            <w:tcW w:w="2409" w:type="dxa"/>
-            <w:tcMar>
-              <w:top w:w="80" w:type="dxa"/>
-              <w:left w:w="100" w:type="dxa"/>
-              <w:bottom w:w="80" w:type="dxa"/>
-              <w:right w:w="100" w:type="dxa"/>
-            </w:tcMar>
-          </w:tcPr>
-          <w:p/>
+          <w:p>
+            <w:r>
+              <w:t>N/A</w:t>
+            </w:r>
+          </w:p>
+        </w:tc>
+        <w:tc>
+          <w:tcPr>
+            <w:tcW w:w="1559" w:type="dxa"/>
+            <w:tcMar>
+              <w:top w:w="80" w:type="dxa"/>
+              <w:left w:w="100" w:type="dxa"/>
+              <w:bottom w:w="80" w:type="dxa"/>
+              <w:right w:w="100" w:type="dxa"/>
+            </w:tcMar>
+          </w:tcPr>
+          <w:p>
+            <w:proofErr w:type="spellStart"/>
+            <w:r>
+              <w:t>StatusAudit</w:t>
+            </w:r>
+            <w:proofErr w:type="spellEnd"/>
+          </w:p>
+        </w:tc>
+        <w:tc>
+          <w:tcPr>
+            <w:tcW w:w="2268" w:type="dxa"/>
+            <w:tcMar>
+              <w:top w:w="80" w:type="dxa"/>
+              <w:left w:w="100" w:type="dxa"/>
+              <w:bottom w:w="80" w:type="dxa"/>
+              <w:right w:w="100" w:type="dxa"/>
+            </w:tcMar>
+          </w:tcPr>
+          <w:p>
+            <w:r>
+              <w:t>Status values will have a limited set of options.</w:t>
+            </w:r>
+          </w:p>
+        </w:tc>
+        <w:tc>
+          <w:tcPr>
+            <w:tcW w:w="2694" w:type="dxa"/>
+            <w:tcMar>
+              <w:top w:w="80" w:type="dxa"/>
+              <w:left w:w="100" w:type="dxa"/>
+              <w:bottom w:w="80" w:type="dxa"/>
+              <w:right w:w="100" w:type="dxa"/>
+            </w:tcMar>
+          </w:tcPr>
+          <w:p>
+            <w:r>
+              <w:t xml:space="preserve">Changes must </w:t>
+            </w:r>
+          </w:p>
+        </w:tc>
+        <w:tc>
+          <w:tcPr>
+            <w:tcW w:w="1417" w:type="dxa"/>
+            <w:tcMar>
+              <w:top w:w="80" w:type="dxa"/>
+              <w:left w:w="100" w:type="dxa"/>
+              <w:bottom w:w="80" w:type="dxa"/>
+              <w:right w:w="100" w:type="dxa"/>
+            </w:tcMar>
+          </w:tcPr>
+          <w:p>
+            <w:r>
+              <w:t>N/A</w:t>
+            </w:r>
+          </w:p>
+        </w:tc>
+        <w:tc>
+          <w:tcPr>
+            <w:tcW w:w="1276" w:type="dxa"/>
+            <w:tcMar>
+              <w:top w:w="80" w:type="dxa"/>
+              <w:left w:w="100" w:type="dxa"/>
+              <w:bottom w:w="80" w:type="dxa"/>
+              <w:right w:w="100" w:type="dxa"/>
+            </w:tcMar>
+          </w:tcPr>
+          <w:p>
+            <w:r>
+              <w:t>D-007 (pending)</w:t>
+            </w:r>
+          </w:p>
         </w:tc>
       </w:tr>
       <w:tr>
@@ -16715,7 +17199,6 @@
           </w:tcPr>
           <w:p>
             <w:r>
-              <w:lastRenderedPageBreak/>
               <w:t>FR-0</w:t>
             </w:r>
             <w:r>
@@ -16733,67 +17216,101 @@
               <w:right w:w="100" w:type="dxa"/>
             </w:tcMar>
           </w:tcPr>
-          <w:p/>
-        </w:tc>
-        <w:tc>
-          <w:tcPr>
-            <w:tcW w:w="1418" w:type="dxa"/>
-            <w:tcMar>
-              <w:top w:w="80" w:type="dxa"/>
-              <w:left w:w="100" w:type="dxa"/>
-              <w:bottom w:w="80" w:type="dxa"/>
-              <w:right w:w="100" w:type="dxa"/>
-            </w:tcMar>
-          </w:tcPr>
-          <w:p/>
-        </w:tc>
-        <w:tc>
-          <w:tcPr>
-            <w:tcW w:w="1842" w:type="dxa"/>
-            <w:tcMar>
-              <w:top w:w="80" w:type="dxa"/>
-              <w:left w:w="100" w:type="dxa"/>
-              <w:bottom w:w="80" w:type="dxa"/>
-              <w:right w:w="100" w:type="dxa"/>
-            </w:tcMar>
-          </w:tcPr>
-          <w:p/>
-        </w:tc>
-        <w:tc>
-          <w:tcPr>
-            <w:tcW w:w="1418" w:type="dxa"/>
-            <w:tcMar>
-              <w:top w:w="80" w:type="dxa"/>
-              <w:left w:w="100" w:type="dxa"/>
-              <w:bottom w:w="80" w:type="dxa"/>
-              <w:right w:w="100" w:type="dxa"/>
-            </w:tcMar>
-          </w:tcPr>
-          <w:p/>
-        </w:tc>
-        <w:tc>
-          <w:tcPr>
-            <w:tcW w:w="1843" w:type="dxa"/>
-            <w:tcMar>
-              <w:top w:w="80" w:type="dxa"/>
-              <w:left w:w="100" w:type="dxa"/>
-              <w:bottom w:w="80" w:type="dxa"/>
-              <w:right w:w="100" w:type="dxa"/>
-            </w:tcMar>
-          </w:tcPr>
-          <w:p/>
-        </w:tc>
-        <w:tc>
-          <w:tcPr>
-            <w:tcW w:w="2409" w:type="dxa"/>
-            <w:tcMar>
-              <w:top w:w="80" w:type="dxa"/>
-              <w:left w:w="100" w:type="dxa"/>
-              <w:bottom w:w="80" w:type="dxa"/>
-              <w:right w:w="100" w:type="dxa"/>
-            </w:tcMar>
-          </w:tcPr>
-          <w:p/>
+          <w:p>
+            <w:r>
+              <w:t>ASR- Security</w:t>
+            </w:r>
+          </w:p>
+        </w:tc>
+        <w:tc>
+          <w:tcPr>
+            <w:tcW w:w="1559" w:type="dxa"/>
+            <w:tcMar>
+              <w:top w:w="80" w:type="dxa"/>
+              <w:left w:w="100" w:type="dxa"/>
+              <w:bottom w:w="80" w:type="dxa"/>
+              <w:right w:w="100" w:type="dxa"/>
+            </w:tcMar>
+          </w:tcPr>
+          <w:p>
+            <w:r>
+              <w:t xml:space="preserve">Authentication, </w:t>
+            </w:r>
+            <w:proofErr w:type="spellStart"/>
+            <w:r>
+              <w:t>StatusAudit</w:t>
+            </w:r>
+            <w:proofErr w:type="spellEnd"/>
+          </w:p>
+        </w:tc>
+        <w:tc>
+          <w:tcPr>
+            <w:tcW w:w="2268" w:type="dxa"/>
+            <w:tcMar>
+              <w:top w:w="80" w:type="dxa"/>
+              <w:left w:w="100" w:type="dxa"/>
+              <w:bottom w:w="80" w:type="dxa"/>
+              <w:right w:w="100" w:type="dxa"/>
+            </w:tcMar>
+          </w:tcPr>
+          <w:p>
+            <w:r>
+              <w:t>Authorisation must be checked before a write can commit.</w:t>
+            </w:r>
+          </w:p>
+        </w:tc>
+        <w:tc>
+          <w:tcPr>
+            <w:tcW w:w="2694" w:type="dxa"/>
+            <w:tcMar>
+              <w:top w:w="80" w:type="dxa"/>
+              <w:left w:w="100" w:type="dxa"/>
+              <w:bottom w:w="80" w:type="dxa"/>
+              <w:right w:w="100" w:type="dxa"/>
+            </w:tcMar>
+          </w:tcPr>
+          <w:p>
+            <w:proofErr w:type="spellStart"/>
+            <w:r>
+              <w:t>Autorisation</w:t>
+            </w:r>
+            <w:proofErr w:type="spellEnd"/>
+            <w:r>
+              <w:t xml:space="preserve"> must be validated for updates.</w:t>
+            </w:r>
+          </w:p>
+        </w:tc>
+        <w:tc>
+          <w:tcPr>
+            <w:tcW w:w="1417" w:type="dxa"/>
+            <w:tcMar>
+              <w:top w:w="80" w:type="dxa"/>
+              <w:left w:w="100" w:type="dxa"/>
+              <w:bottom w:w="80" w:type="dxa"/>
+              <w:right w:w="100" w:type="dxa"/>
+            </w:tcMar>
+          </w:tcPr>
+          <w:p>
+            <w:r>
+              <w:t>N/A</w:t>
+            </w:r>
+          </w:p>
+        </w:tc>
+        <w:tc>
+          <w:tcPr>
+            <w:tcW w:w="1276" w:type="dxa"/>
+            <w:tcMar>
+              <w:top w:w="80" w:type="dxa"/>
+              <w:left w:w="100" w:type="dxa"/>
+              <w:bottom w:w="80" w:type="dxa"/>
+              <w:right w:w="100" w:type="dxa"/>
+            </w:tcMar>
+          </w:tcPr>
+          <w:p>
+            <w:r>
+              <w:t>D-002</w:t>
+            </w:r>
+          </w:p>
         </w:tc>
       </w:tr>
       <w:tr>
@@ -16829,67 +17346,98 @@
               <w:right w:w="100" w:type="dxa"/>
             </w:tcMar>
           </w:tcPr>
-          <w:p/>
-        </w:tc>
-        <w:tc>
-          <w:tcPr>
-            <w:tcW w:w="1418" w:type="dxa"/>
-            <w:tcMar>
-              <w:top w:w="80" w:type="dxa"/>
-              <w:left w:w="100" w:type="dxa"/>
-              <w:bottom w:w="80" w:type="dxa"/>
-              <w:right w:w="100" w:type="dxa"/>
-            </w:tcMar>
-          </w:tcPr>
-          <w:p/>
-        </w:tc>
-        <w:tc>
-          <w:tcPr>
-            <w:tcW w:w="1842" w:type="dxa"/>
-            <w:tcMar>
-              <w:top w:w="80" w:type="dxa"/>
-              <w:left w:w="100" w:type="dxa"/>
-              <w:bottom w:w="80" w:type="dxa"/>
-              <w:right w:w="100" w:type="dxa"/>
-            </w:tcMar>
-          </w:tcPr>
-          <w:p/>
-        </w:tc>
-        <w:tc>
-          <w:tcPr>
-            <w:tcW w:w="1418" w:type="dxa"/>
-            <w:tcMar>
-              <w:top w:w="80" w:type="dxa"/>
-              <w:left w:w="100" w:type="dxa"/>
-              <w:bottom w:w="80" w:type="dxa"/>
-              <w:right w:w="100" w:type="dxa"/>
-            </w:tcMar>
-          </w:tcPr>
-          <w:p/>
-        </w:tc>
-        <w:tc>
-          <w:tcPr>
-            <w:tcW w:w="1843" w:type="dxa"/>
-            <w:tcMar>
-              <w:top w:w="80" w:type="dxa"/>
-              <w:left w:w="100" w:type="dxa"/>
-              <w:bottom w:w="80" w:type="dxa"/>
-              <w:right w:w="100" w:type="dxa"/>
-            </w:tcMar>
-          </w:tcPr>
-          <w:p/>
-        </w:tc>
-        <w:tc>
-          <w:tcPr>
-            <w:tcW w:w="2409" w:type="dxa"/>
-            <w:tcMar>
-              <w:top w:w="80" w:type="dxa"/>
-              <w:left w:w="100" w:type="dxa"/>
-              <w:bottom w:w="80" w:type="dxa"/>
-              <w:right w:w="100" w:type="dxa"/>
-            </w:tcMar>
-          </w:tcPr>
-          <w:p/>
+          <w:p>
+            <w:r>
+              <w:t>ASR-Security, ASR- Scalability</w:t>
+            </w:r>
+          </w:p>
+        </w:tc>
+        <w:tc>
+          <w:tcPr>
+            <w:tcW w:w="1559" w:type="dxa"/>
+            <w:tcMar>
+              <w:top w:w="80" w:type="dxa"/>
+              <w:left w:w="100" w:type="dxa"/>
+              <w:bottom w:w="80" w:type="dxa"/>
+              <w:right w:w="100" w:type="dxa"/>
+            </w:tcMar>
+          </w:tcPr>
+          <w:p>
+            <w:proofErr w:type="spellStart"/>
+            <w:r>
+              <w:t>StatusAudit</w:t>
+            </w:r>
+            <w:proofErr w:type="spellEnd"/>
+          </w:p>
+        </w:tc>
+        <w:tc>
+          <w:tcPr>
+            <w:tcW w:w="2268" w:type="dxa"/>
+            <w:tcMar>
+              <w:top w:w="80" w:type="dxa"/>
+              <w:left w:w="100" w:type="dxa"/>
+              <w:bottom w:w="80" w:type="dxa"/>
+              <w:right w:w="100" w:type="dxa"/>
+            </w:tcMar>
+          </w:tcPr>
+          <w:p>
+            <w:proofErr w:type="spellStart"/>
+            <w:r>
+              <w:t>StatusHistory</w:t>
+            </w:r>
+            <w:proofErr w:type="spellEnd"/>
+            <w:r>
+              <w:t xml:space="preserve"> must be append-only. Actor and timestamp must be included.</w:t>
+            </w:r>
+          </w:p>
+        </w:tc>
+        <w:tc>
+          <w:tcPr>
+            <w:tcW w:w="2694" w:type="dxa"/>
+            <w:tcMar>
+              <w:top w:w="80" w:type="dxa"/>
+              <w:left w:w="100" w:type="dxa"/>
+              <w:bottom w:w="80" w:type="dxa"/>
+              <w:right w:w="100" w:type="dxa"/>
+            </w:tcMar>
+          </w:tcPr>
+          <w:p>
+            <w:r>
+              <w:t>Changes may not happen without appending to the history.</w:t>
+            </w:r>
+          </w:p>
+        </w:tc>
+        <w:tc>
+          <w:tcPr>
+            <w:tcW w:w="1417" w:type="dxa"/>
+            <w:tcMar>
+              <w:top w:w="80" w:type="dxa"/>
+              <w:left w:w="100" w:type="dxa"/>
+              <w:bottom w:w="80" w:type="dxa"/>
+              <w:right w:w="100" w:type="dxa"/>
+            </w:tcMar>
+          </w:tcPr>
+          <w:p>
+            <w:r>
+              <w:t>N/A</w:t>
+            </w:r>
+          </w:p>
+        </w:tc>
+        <w:tc>
+          <w:tcPr>
+            <w:tcW w:w="1276" w:type="dxa"/>
+            <w:tcMar>
+              <w:top w:w="80" w:type="dxa"/>
+              <w:left w:w="100" w:type="dxa"/>
+              <w:bottom w:w="80" w:type="dxa"/>
+              <w:right w:w="100" w:type="dxa"/>
+            </w:tcMar>
+          </w:tcPr>
+          <w:p>
+            <w:r>
+              <w:t>None</w:t>
+            </w:r>
+          </w:p>
         </w:tc>
       </w:tr>
       <w:tr>
@@ -16925,67 +17473,93 @@
               <w:right w:w="100" w:type="dxa"/>
             </w:tcMar>
           </w:tcPr>
-          <w:p/>
-        </w:tc>
-        <w:tc>
-          <w:tcPr>
-            <w:tcW w:w="1418" w:type="dxa"/>
-            <w:tcMar>
-              <w:top w:w="80" w:type="dxa"/>
-              <w:left w:w="100" w:type="dxa"/>
-              <w:bottom w:w="80" w:type="dxa"/>
-              <w:right w:w="100" w:type="dxa"/>
-            </w:tcMar>
-          </w:tcPr>
-          <w:p/>
-        </w:tc>
-        <w:tc>
-          <w:tcPr>
-            <w:tcW w:w="1842" w:type="dxa"/>
-            <w:tcMar>
-              <w:top w:w="80" w:type="dxa"/>
-              <w:left w:w="100" w:type="dxa"/>
-              <w:bottom w:w="80" w:type="dxa"/>
-              <w:right w:w="100" w:type="dxa"/>
-            </w:tcMar>
-          </w:tcPr>
-          <w:p/>
-        </w:tc>
-        <w:tc>
-          <w:tcPr>
-            <w:tcW w:w="1418" w:type="dxa"/>
-            <w:tcMar>
-              <w:top w:w="80" w:type="dxa"/>
-              <w:left w:w="100" w:type="dxa"/>
-              <w:bottom w:w="80" w:type="dxa"/>
-              <w:right w:w="100" w:type="dxa"/>
-            </w:tcMar>
-          </w:tcPr>
-          <w:p/>
-        </w:tc>
-        <w:tc>
-          <w:tcPr>
-            <w:tcW w:w="1843" w:type="dxa"/>
-            <w:tcMar>
-              <w:top w:w="80" w:type="dxa"/>
-              <w:left w:w="100" w:type="dxa"/>
-              <w:bottom w:w="80" w:type="dxa"/>
-              <w:right w:w="100" w:type="dxa"/>
-            </w:tcMar>
-          </w:tcPr>
-          <w:p/>
-        </w:tc>
-        <w:tc>
-          <w:tcPr>
-            <w:tcW w:w="2409" w:type="dxa"/>
-            <w:tcMar>
-              <w:top w:w="80" w:type="dxa"/>
-              <w:left w:w="100" w:type="dxa"/>
-              <w:bottom w:w="80" w:type="dxa"/>
-              <w:right w:w="100" w:type="dxa"/>
-            </w:tcMar>
-          </w:tcPr>
-          <w:p/>
+          <w:p>
+            <w:r>
+              <w:t>ASR- Scalability</w:t>
+            </w:r>
+          </w:p>
+        </w:tc>
+        <w:tc>
+          <w:tcPr>
+            <w:tcW w:w="1559" w:type="dxa"/>
+            <w:tcMar>
+              <w:top w:w="80" w:type="dxa"/>
+              <w:left w:w="100" w:type="dxa"/>
+              <w:bottom w:w="80" w:type="dxa"/>
+              <w:right w:w="100" w:type="dxa"/>
+            </w:tcMar>
+          </w:tcPr>
+          <w:p>
+            <w:proofErr w:type="spellStart"/>
+            <w:r>
+              <w:t>StatusAudit</w:t>
+            </w:r>
+            <w:proofErr w:type="spellEnd"/>
+          </w:p>
+        </w:tc>
+        <w:tc>
+          <w:tcPr>
+            <w:tcW w:w="2268" w:type="dxa"/>
+            <w:tcMar>
+              <w:top w:w="80" w:type="dxa"/>
+              <w:left w:w="100" w:type="dxa"/>
+              <w:bottom w:w="80" w:type="dxa"/>
+              <w:right w:w="100" w:type="dxa"/>
+            </w:tcMar>
+          </w:tcPr>
+          <w:p>
+            <w:r>
+              <w:t>Addition of a Comment column, and the 5-year retention of data.</w:t>
+            </w:r>
+          </w:p>
+        </w:tc>
+        <w:tc>
+          <w:tcPr>
+            <w:tcW w:w="2694" w:type="dxa"/>
+            <w:tcMar>
+              <w:top w:w="80" w:type="dxa"/>
+              <w:left w:w="100" w:type="dxa"/>
+              <w:bottom w:w="80" w:type="dxa"/>
+              <w:right w:w="100" w:type="dxa"/>
+            </w:tcMar>
+          </w:tcPr>
+          <w:p>
+            <w:r>
+              <w:t>Merely follows retention decision, does not drive any decision.</w:t>
+            </w:r>
+          </w:p>
+        </w:tc>
+        <w:tc>
+          <w:tcPr>
+            <w:tcW w:w="1417" w:type="dxa"/>
+            <w:tcMar>
+              <w:top w:w="80" w:type="dxa"/>
+              <w:left w:w="100" w:type="dxa"/>
+              <w:bottom w:w="80" w:type="dxa"/>
+              <w:right w:w="100" w:type="dxa"/>
+            </w:tcMar>
+          </w:tcPr>
+          <w:p>
+            <w:r>
+              <w:t>N/A</w:t>
+            </w:r>
+          </w:p>
+        </w:tc>
+        <w:tc>
+          <w:tcPr>
+            <w:tcW w:w="1276" w:type="dxa"/>
+            <w:tcMar>
+              <w:top w:w="80" w:type="dxa"/>
+              <w:left w:w="100" w:type="dxa"/>
+              <w:bottom w:w="80" w:type="dxa"/>
+              <w:right w:w="100" w:type="dxa"/>
+            </w:tcMar>
+          </w:tcPr>
+          <w:p>
+            <w:r>
+              <w:t>D-002, RICA compliance</w:t>
+            </w:r>
+          </w:p>
         </w:tc>
       </w:tr>
       <w:tr>
@@ -17021,67 +17595,104 @@
               <w:right w:w="100" w:type="dxa"/>
             </w:tcMar>
           </w:tcPr>
-          <w:p/>
-        </w:tc>
-        <w:tc>
-          <w:tcPr>
-            <w:tcW w:w="1418" w:type="dxa"/>
-            <w:tcMar>
-              <w:top w:w="80" w:type="dxa"/>
-              <w:left w:w="100" w:type="dxa"/>
-              <w:bottom w:w="80" w:type="dxa"/>
-              <w:right w:w="100" w:type="dxa"/>
-            </w:tcMar>
-          </w:tcPr>
-          <w:p/>
-        </w:tc>
-        <w:tc>
-          <w:tcPr>
-            <w:tcW w:w="1842" w:type="dxa"/>
-            <w:tcMar>
-              <w:top w:w="80" w:type="dxa"/>
-              <w:left w:w="100" w:type="dxa"/>
-              <w:bottom w:w="80" w:type="dxa"/>
-              <w:right w:w="100" w:type="dxa"/>
-            </w:tcMar>
-          </w:tcPr>
-          <w:p/>
-        </w:tc>
-        <w:tc>
-          <w:tcPr>
-            <w:tcW w:w="1418" w:type="dxa"/>
-            <w:tcMar>
-              <w:top w:w="80" w:type="dxa"/>
-              <w:left w:w="100" w:type="dxa"/>
-              <w:bottom w:w="80" w:type="dxa"/>
-              <w:right w:w="100" w:type="dxa"/>
-            </w:tcMar>
-          </w:tcPr>
-          <w:p/>
-        </w:tc>
-        <w:tc>
-          <w:tcPr>
-            <w:tcW w:w="1843" w:type="dxa"/>
-            <w:tcMar>
-              <w:top w:w="80" w:type="dxa"/>
-              <w:left w:w="100" w:type="dxa"/>
-              <w:bottom w:w="80" w:type="dxa"/>
-              <w:right w:w="100" w:type="dxa"/>
-            </w:tcMar>
-          </w:tcPr>
-          <w:p/>
-        </w:tc>
-        <w:tc>
-          <w:tcPr>
-            <w:tcW w:w="2409" w:type="dxa"/>
-            <w:tcMar>
-              <w:top w:w="80" w:type="dxa"/>
-              <w:left w:w="100" w:type="dxa"/>
-              <w:bottom w:w="80" w:type="dxa"/>
-              <w:right w:w="100" w:type="dxa"/>
-            </w:tcMar>
-          </w:tcPr>
-          <w:p/>
+          <w:p>
+            <w:r>
+              <w:t>N/A</w:t>
+            </w:r>
+          </w:p>
+        </w:tc>
+        <w:tc>
+          <w:tcPr>
+            <w:tcW w:w="1559" w:type="dxa"/>
+            <w:tcMar>
+              <w:top w:w="80" w:type="dxa"/>
+              <w:left w:w="100" w:type="dxa"/>
+              <w:bottom w:w="80" w:type="dxa"/>
+              <w:right w:w="100" w:type="dxa"/>
+            </w:tcMar>
+          </w:tcPr>
+          <w:p>
+            <w:r>
+              <w:t xml:space="preserve">Assignment, </w:t>
+            </w:r>
+            <w:proofErr w:type="spellStart"/>
+            <w:r>
+              <w:t>StatusAudit</w:t>
+            </w:r>
+            <w:proofErr w:type="spellEnd"/>
+          </w:p>
+        </w:tc>
+        <w:tc>
+          <w:tcPr>
+            <w:tcW w:w="2268" w:type="dxa"/>
+            <w:tcMar>
+              <w:top w:w="80" w:type="dxa"/>
+              <w:left w:w="100" w:type="dxa"/>
+              <w:bottom w:w="80" w:type="dxa"/>
+              <w:right w:w="100" w:type="dxa"/>
+            </w:tcMar>
+          </w:tcPr>
+          <w:p>
+            <w:r>
+              <w:t xml:space="preserve">Requires a change in </w:t>
+            </w:r>
+            <w:proofErr w:type="gramStart"/>
+            <w:r>
+              <w:t>status, and</w:t>
+            </w:r>
+            <w:proofErr w:type="gramEnd"/>
+            <w:r>
+              <w:t xml:space="preserve"> possibly change in assignment.</w:t>
+            </w:r>
+          </w:p>
+        </w:tc>
+        <w:tc>
+          <w:tcPr>
+            <w:tcW w:w="2694" w:type="dxa"/>
+            <w:tcMar>
+              <w:top w:w="80" w:type="dxa"/>
+              <w:left w:w="100" w:type="dxa"/>
+              <w:bottom w:w="80" w:type="dxa"/>
+              <w:right w:w="100" w:type="dxa"/>
+            </w:tcMar>
+          </w:tcPr>
+          <w:p>
+            <w:r>
+              <w:t>Resolving a request merely changes the status, does not delete the request</w:t>
+            </w:r>
+          </w:p>
+        </w:tc>
+        <w:tc>
+          <w:tcPr>
+            <w:tcW w:w="1417" w:type="dxa"/>
+            <w:tcMar>
+              <w:top w:w="80" w:type="dxa"/>
+              <w:left w:w="100" w:type="dxa"/>
+              <w:bottom w:w="80" w:type="dxa"/>
+              <w:right w:w="100" w:type="dxa"/>
+            </w:tcMar>
+          </w:tcPr>
+          <w:p>
+            <w:r>
+              <w:t>N/A</w:t>
+            </w:r>
+          </w:p>
+        </w:tc>
+        <w:tc>
+          <w:tcPr>
+            <w:tcW w:w="1276" w:type="dxa"/>
+            <w:tcMar>
+              <w:top w:w="80" w:type="dxa"/>
+              <w:left w:w="100" w:type="dxa"/>
+              <w:bottom w:w="80" w:type="dxa"/>
+              <w:right w:w="100" w:type="dxa"/>
+            </w:tcMar>
+          </w:tcPr>
+          <w:p>
+            <w:r>
+              <w:t>D-002</w:t>
+            </w:r>
+          </w:p>
         </w:tc>
       </w:tr>
       <w:tr>
@@ -17117,67 +17728,102 @@
               <w:right w:w="100" w:type="dxa"/>
             </w:tcMar>
           </w:tcPr>
-          <w:p/>
-        </w:tc>
-        <w:tc>
-          <w:tcPr>
-            <w:tcW w:w="1418" w:type="dxa"/>
-            <w:tcMar>
-              <w:top w:w="80" w:type="dxa"/>
-              <w:left w:w="100" w:type="dxa"/>
-              <w:bottom w:w="80" w:type="dxa"/>
-              <w:right w:w="100" w:type="dxa"/>
-            </w:tcMar>
-          </w:tcPr>
-          <w:p/>
-        </w:tc>
-        <w:tc>
-          <w:tcPr>
-            <w:tcW w:w="1842" w:type="dxa"/>
-            <w:tcMar>
-              <w:top w:w="80" w:type="dxa"/>
-              <w:left w:w="100" w:type="dxa"/>
-              <w:bottom w:w="80" w:type="dxa"/>
-              <w:right w:w="100" w:type="dxa"/>
-            </w:tcMar>
-          </w:tcPr>
-          <w:p/>
-        </w:tc>
-        <w:tc>
-          <w:tcPr>
-            <w:tcW w:w="1418" w:type="dxa"/>
-            <w:tcMar>
-              <w:top w:w="80" w:type="dxa"/>
-              <w:left w:w="100" w:type="dxa"/>
-              <w:bottom w:w="80" w:type="dxa"/>
-              <w:right w:w="100" w:type="dxa"/>
-            </w:tcMar>
-          </w:tcPr>
-          <w:p/>
-        </w:tc>
-        <w:tc>
-          <w:tcPr>
-            <w:tcW w:w="1843" w:type="dxa"/>
-            <w:tcMar>
-              <w:top w:w="80" w:type="dxa"/>
-              <w:left w:w="100" w:type="dxa"/>
-              <w:bottom w:w="80" w:type="dxa"/>
-              <w:right w:w="100" w:type="dxa"/>
-            </w:tcMar>
-          </w:tcPr>
-          <w:p/>
-        </w:tc>
-        <w:tc>
-          <w:tcPr>
-            <w:tcW w:w="2409" w:type="dxa"/>
-            <w:tcMar>
-              <w:top w:w="80" w:type="dxa"/>
-              <w:left w:w="100" w:type="dxa"/>
-              <w:bottom w:w="80" w:type="dxa"/>
-              <w:right w:w="100" w:type="dxa"/>
-            </w:tcMar>
-          </w:tcPr>
-          <w:p/>
+          <w:p>
+            <w:r>
+              <w:t>ASR- Security</w:t>
+            </w:r>
+          </w:p>
+        </w:tc>
+        <w:tc>
+          <w:tcPr>
+            <w:tcW w:w="1559" w:type="dxa"/>
+            <w:tcMar>
+              <w:top w:w="80" w:type="dxa"/>
+              <w:left w:w="100" w:type="dxa"/>
+              <w:bottom w:w="80" w:type="dxa"/>
+              <w:right w:w="100" w:type="dxa"/>
+            </w:tcMar>
+          </w:tcPr>
+          <w:p>
+            <w:r>
+              <w:t xml:space="preserve">Authorisation, </w:t>
+            </w:r>
+            <w:r>
+              <w:t>Reporting</w:t>
+            </w:r>
+          </w:p>
+        </w:tc>
+        <w:tc>
+          <w:tcPr>
+            <w:tcW w:w="2268" w:type="dxa"/>
+            <w:tcMar>
+              <w:top w:w="80" w:type="dxa"/>
+              <w:left w:w="100" w:type="dxa"/>
+              <w:bottom w:w="80" w:type="dxa"/>
+              <w:right w:w="100" w:type="dxa"/>
+            </w:tcMar>
+          </w:tcPr>
+          <w:p>
+            <w:r>
+              <w:t>Reading of data, with the scope permitted to management.</w:t>
+            </w:r>
+          </w:p>
+        </w:tc>
+        <w:tc>
+          <w:tcPr>
+            <w:tcW w:w="2694" w:type="dxa"/>
+            <w:tcMar>
+              <w:top w:w="80" w:type="dxa"/>
+              <w:left w:w="100" w:type="dxa"/>
+              <w:bottom w:w="80" w:type="dxa"/>
+              <w:right w:w="100" w:type="dxa"/>
+            </w:tcMar>
+          </w:tcPr>
+          <w:p>
+            <w:r>
+              <w:t xml:space="preserve">While using the same quey path, it will have different scope, meaning </w:t>
+            </w:r>
+            <w:proofErr w:type="spellStart"/>
+            <w:r>
+              <w:t>its</w:t>
+            </w:r>
+            <w:proofErr w:type="spellEnd"/>
+            <w:r>
+              <w:t xml:space="preserve"> not just a duplication of previous code.</w:t>
+            </w:r>
+          </w:p>
+        </w:tc>
+        <w:tc>
+          <w:tcPr>
+            <w:tcW w:w="1417" w:type="dxa"/>
+            <w:tcMar>
+              <w:top w:w="80" w:type="dxa"/>
+              <w:left w:w="100" w:type="dxa"/>
+              <w:bottom w:w="80" w:type="dxa"/>
+              <w:right w:w="100" w:type="dxa"/>
+            </w:tcMar>
+          </w:tcPr>
+          <w:p>
+            <w:r>
+              <w:t>N/A</w:t>
+            </w:r>
+          </w:p>
+        </w:tc>
+        <w:tc>
+          <w:tcPr>
+            <w:tcW w:w="1276" w:type="dxa"/>
+            <w:tcMar>
+              <w:top w:w="80" w:type="dxa"/>
+              <w:left w:w="100" w:type="dxa"/>
+              <w:bottom w:w="80" w:type="dxa"/>
+              <w:right w:w="100" w:type="dxa"/>
+            </w:tcMar>
+          </w:tcPr>
+          <w:p>
+            <w:r>
+              <w:t>None</w:t>
+            </w:r>
+          </w:p>
         </w:tc>
       </w:tr>
       <w:tr>
@@ -17213,66 +17859,138 @@
               <w:right w:w="100" w:type="dxa"/>
             </w:tcMar>
           </w:tcPr>
-          <w:p/>
-        </w:tc>
-        <w:tc>
-          <w:tcPr>
-            <w:tcW w:w="1418" w:type="dxa"/>
-            <w:tcMar>
-              <w:top w:w="80" w:type="dxa"/>
-              <w:left w:w="100" w:type="dxa"/>
-              <w:bottom w:w="80" w:type="dxa"/>
-              <w:right w:w="100" w:type="dxa"/>
-            </w:tcMar>
-          </w:tcPr>
-          <w:p/>
-        </w:tc>
-        <w:tc>
-          <w:tcPr>
-            <w:tcW w:w="1842" w:type="dxa"/>
-            <w:tcMar>
-              <w:top w:w="80" w:type="dxa"/>
-              <w:left w:w="100" w:type="dxa"/>
-              <w:bottom w:w="80" w:type="dxa"/>
-              <w:right w:w="100" w:type="dxa"/>
-            </w:tcMar>
-          </w:tcPr>
-          <w:p/>
-        </w:tc>
-        <w:tc>
-          <w:tcPr>
-            <w:tcW w:w="1418" w:type="dxa"/>
-            <w:tcMar>
-              <w:top w:w="80" w:type="dxa"/>
-              <w:left w:w="100" w:type="dxa"/>
-              <w:bottom w:w="80" w:type="dxa"/>
-              <w:right w:w="100" w:type="dxa"/>
-            </w:tcMar>
-          </w:tcPr>
-          <w:p/>
-        </w:tc>
-        <w:tc>
-          <w:tcPr>
-            <w:tcW w:w="1843" w:type="dxa"/>
-            <w:tcMar>
-              <w:top w:w="80" w:type="dxa"/>
-              <w:left w:w="100" w:type="dxa"/>
-              <w:bottom w:w="80" w:type="dxa"/>
-              <w:right w:w="100" w:type="dxa"/>
-            </w:tcMar>
-          </w:tcPr>
-          <w:p/>
-        </w:tc>
-        <w:tc>
-          <w:tcPr>
-            <w:tcW w:w="2409" w:type="dxa"/>
-            <w:tcMar>
-              <w:top w:w="80" w:type="dxa"/>
-              <w:left w:w="100" w:type="dxa"/>
-              <w:bottom w:w="80" w:type="dxa"/>
-              <w:right w:w="100" w:type="dxa"/>
-            </w:tcMar>
-          </w:tcPr>
+          <w:p>
+            <w:r>
+              <w:t>N/A</w:t>
+            </w:r>
+          </w:p>
+        </w:tc>
+        <w:tc>
+          <w:tcPr>
+            <w:tcW w:w="1559" w:type="dxa"/>
+            <w:tcMar>
+              <w:top w:w="80" w:type="dxa"/>
+              <w:left w:w="100" w:type="dxa"/>
+              <w:bottom w:w="80" w:type="dxa"/>
+              <w:right w:w="100" w:type="dxa"/>
+            </w:tcMar>
+          </w:tcPr>
+          <w:p>
+            <w:r>
+              <w:t>Reporting</w:t>
+            </w:r>
+          </w:p>
+        </w:tc>
+        <w:tc>
+          <w:tcPr>
+            <w:tcW w:w="2268" w:type="dxa"/>
+            <w:tcMar>
+              <w:top w:w="80" w:type="dxa"/>
+              <w:left w:w="100" w:type="dxa"/>
+              <w:bottom w:w="80" w:type="dxa"/>
+              <w:right w:w="100" w:type="dxa"/>
+            </w:tcMar>
+          </w:tcPr>
+          <w:p>
+            <w:r>
+              <w:t xml:space="preserve">Time will be derived from the timestamp, </w:t>
+            </w:r>
+            <w:proofErr w:type="spellStart"/>
+            <w:proofErr w:type="gramStart"/>
+            <w:r>
+              <w:t>an</w:t>
+            </w:r>
+            <w:proofErr w:type="spellEnd"/>
+            <w:proofErr w:type="gramEnd"/>
+            <w:r>
+              <w:t xml:space="preserve"> will not be stored on its own.</w:t>
+            </w:r>
+          </w:p>
+        </w:tc>
+        <w:tc>
+          <w:tcPr>
+            <w:tcW w:w="2694" w:type="dxa"/>
+            <w:tcMar>
+              <w:top w:w="80" w:type="dxa"/>
+              <w:left w:w="100" w:type="dxa"/>
+              <w:bottom w:w="80" w:type="dxa"/>
+              <w:right w:w="100" w:type="dxa"/>
+            </w:tcMar>
+          </w:tcPr>
+          <w:p>
+            <w:r>
+              <w:t>Overdue will be computed at the time of reading, allowing for easier threshold changes</w:t>
+            </w:r>
+          </w:p>
+        </w:tc>
+        <w:tc>
+          <w:tcPr>
+            <w:tcW w:w="1417" w:type="dxa"/>
+            <w:tcMar>
+              <w:top w:w="80" w:type="dxa"/>
+              <w:left w:w="100" w:type="dxa"/>
+              <w:bottom w:w="80" w:type="dxa"/>
+              <w:right w:w="100" w:type="dxa"/>
+            </w:tcMar>
+          </w:tcPr>
+          <w:p>
+            <w:r>
+              <w:t>N/A</w:t>
+            </w:r>
+          </w:p>
+        </w:tc>
+        <w:tc>
+          <w:tcPr>
+            <w:tcW w:w="1276" w:type="dxa"/>
+            <w:tcMar>
+              <w:top w:w="80" w:type="dxa"/>
+              <w:left w:w="100" w:type="dxa"/>
+              <w:bottom w:w="80" w:type="dxa"/>
+              <w:right w:w="100" w:type="dxa"/>
+            </w:tcMar>
+          </w:tcPr>
+          <w:tbl>
+            <w:tblPr>
+              <w:tblW w:w="0" w:type="auto"/>
+              <w:tblCellSpacing w:w="15" w:type="dxa"/>
+              <w:tblCellMar>
+                <w:top w:w="15" w:type="dxa"/>
+                <w:left w:w="15" w:type="dxa"/>
+                <w:bottom w:w="15" w:type="dxa"/>
+                <w:right w:w="15" w:type="dxa"/>
+              </w:tblCellMar>
+              <w:tblLook w:val="04A0" w:firstRow="1" w:lastRow="0" w:firstColumn="1" w:lastColumn="0" w:noHBand="0" w:noVBand="1"/>
+            </w:tblPr>
+            <w:tblGrid>
+              <w:gridCol w:w="95"/>
+              <w:gridCol w:w="689"/>
+            </w:tblGrid>
+            <w:tr>
+              <w:trPr>
+                <w:tblCellSpacing w:w="15" w:type="dxa"/>
+              </w:trPr>
+              <w:tc>
+                <w:tcPr>
+                  <w:tcW w:w="36" w:type="dxa"/>
+                  <w:vAlign w:val="center"/>
+                  <w:hideMark/>
+                </w:tcPr>
+                <w:p/>
+              </w:tc>
+              <w:tc>
+                <w:tcPr>
+                  <w:tcW w:w="644" w:type="dxa"/>
+                  <w:vAlign w:val="center"/>
+                  <w:hideMark/>
+                </w:tcPr>
+                <w:p>
+                  <w:r>
+                    <w:t>D-003</w:t>
+                  </w:r>
+                </w:p>
+              </w:tc>
+            </w:tr>
+          </w:tbl>
           <w:p/>
         </w:tc>
       </w:tr>
@@ -17310,67 +18028,131 @@
               <w:right w:w="100" w:type="dxa"/>
             </w:tcMar>
           </w:tcPr>
-          <w:p/>
-        </w:tc>
-        <w:tc>
-          <w:tcPr>
-            <w:tcW w:w="1418" w:type="dxa"/>
-            <w:tcMar>
-              <w:top w:w="80" w:type="dxa"/>
-              <w:left w:w="100" w:type="dxa"/>
-              <w:bottom w:w="80" w:type="dxa"/>
-              <w:right w:w="100" w:type="dxa"/>
-            </w:tcMar>
-          </w:tcPr>
-          <w:p/>
-        </w:tc>
-        <w:tc>
-          <w:tcPr>
-            <w:tcW w:w="1842" w:type="dxa"/>
-            <w:tcMar>
-              <w:top w:w="80" w:type="dxa"/>
-              <w:left w:w="100" w:type="dxa"/>
-              <w:bottom w:w="80" w:type="dxa"/>
-              <w:right w:w="100" w:type="dxa"/>
-            </w:tcMar>
-          </w:tcPr>
-          <w:p/>
-        </w:tc>
-        <w:tc>
-          <w:tcPr>
-            <w:tcW w:w="1418" w:type="dxa"/>
-            <w:tcMar>
-              <w:top w:w="80" w:type="dxa"/>
-              <w:left w:w="100" w:type="dxa"/>
-              <w:bottom w:w="80" w:type="dxa"/>
-              <w:right w:w="100" w:type="dxa"/>
-            </w:tcMar>
-          </w:tcPr>
-          <w:p/>
-        </w:tc>
-        <w:tc>
-          <w:tcPr>
-            <w:tcW w:w="1843" w:type="dxa"/>
-            <w:tcMar>
-              <w:top w:w="80" w:type="dxa"/>
-              <w:left w:w="100" w:type="dxa"/>
-              <w:bottom w:w="80" w:type="dxa"/>
-              <w:right w:w="100" w:type="dxa"/>
-            </w:tcMar>
-          </w:tcPr>
-          <w:p/>
-        </w:tc>
-        <w:tc>
-          <w:tcPr>
-            <w:tcW w:w="2409" w:type="dxa"/>
-            <w:tcMar>
-              <w:top w:w="80" w:type="dxa"/>
-              <w:left w:w="100" w:type="dxa"/>
-              <w:bottom w:w="80" w:type="dxa"/>
-              <w:right w:w="100" w:type="dxa"/>
-            </w:tcMar>
-          </w:tcPr>
-          <w:p/>
+          <w:p>
+            <w:r>
+              <w:t>ASR- Performance</w:t>
+            </w:r>
+          </w:p>
+        </w:tc>
+        <w:tc>
+          <w:tcPr>
+            <w:tcW w:w="1559" w:type="dxa"/>
+            <w:tcMar>
+              <w:top w:w="80" w:type="dxa"/>
+              <w:left w:w="100" w:type="dxa"/>
+              <w:bottom w:w="80" w:type="dxa"/>
+              <w:right w:w="100" w:type="dxa"/>
+            </w:tcMar>
+          </w:tcPr>
+          <w:p>
+            <w:r>
+              <w:t>Reporting</w:t>
+            </w:r>
+          </w:p>
+        </w:tc>
+        <w:tc>
+          <w:tcPr>
+            <w:tcW w:w="2268" w:type="dxa"/>
+            <w:tcMar>
+              <w:top w:w="80" w:type="dxa"/>
+              <w:left w:w="100" w:type="dxa"/>
+              <w:bottom w:w="80" w:type="dxa"/>
+              <w:right w:w="100" w:type="dxa"/>
+            </w:tcMar>
+          </w:tcPr>
+          <w:p>
+            <w:r>
+              <w:t xml:space="preserve">Collects over time as the </w:t>
+            </w:r>
+            <w:proofErr w:type="spellStart"/>
+            <w:r>
+              <w:t>StatusHistory</w:t>
+            </w:r>
+            <w:proofErr w:type="spellEnd"/>
+            <w:r>
+              <w:t xml:space="preserve"> gains more data.</w:t>
+            </w:r>
+          </w:p>
+        </w:tc>
+        <w:tc>
+          <w:tcPr>
+            <w:tcW w:w="2694" w:type="dxa"/>
+            <w:tcMar>
+              <w:top w:w="80" w:type="dxa"/>
+              <w:left w:w="100" w:type="dxa"/>
+              <w:bottom w:w="80" w:type="dxa"/>
+              <w:right w:w="100" w:type="dxa"/>
+            </w:tcMar>
+          </w:tcPr>
+          <w:p>
+            <w:r>
+              <w:t xml:space="preserve">This will be </w:t>
+            </w:r>
+            <w:proofErr w:type="spellStart"/>
+            <w:r>
+              <w:t>a</w:t>
+            </w:r>
+            <w:proofErr w:type="spellEnd"/>
+            <w:r>
+              <w:t xml:space="preserve"> on-demand report, </w:t>
+            </w:r>
+            <w:proofErr w:type="gramStart"/>
+            <w:r>
+              <w:t>no</w:t>
+            </w:r>
+            <w:proofErr w:type="gramEnd"/>
+            <w:r>
+              <w:t xml:space="preserve"> a live dashboard such as from </w:t>
+            </w:r>
+            <w:proofErr w:type="spellStart"/>
+            <w:r>
+              <w:t>PowerBI</w:t>
+            </w:r>
+            <w:proofErr w:type="spellEnd"/>
+          </w:p>
+        </w:tc>
+        <w:tc>
+          <w:tcPr>
+            <w:tcW w:w="1417" w:type="dxa"/>
+            <w:tcMar>
+              <w:top w:w="80" w:type="dxa"/>
+              <w:left w:w="100" w:type="dxa"/>
+              <w:bottom w:w="80" w:type="dxa"/>
+              <w:right w:w="100" w:type="dxa"/>
+            </w:tcMar>
+          </w:tcPr>
+          <w:p>
+            <w:r>
+              <w:t>N/A</w:t>
+            </w:r>
+          </w:p>
+        </w:tc>
+        <w:tc>
+          <w:tcPr>
+            <w:tcW w:w="1276" w:type="dxa"/>
+            <w:tcMar>
+              <w:top w:w="80" w:type="dxa"/>
+              <w:left w:w="100" w:type="dxa"/>
+              <w:bottom w:w="80" w:type="dxa"/>
+              <w:right w:w="100" w:type="dxa"/>
+            </w:tcMar>
+          </w:tcPr>
+          <w:p>
+            <w:r>
+              <w:t>D-003</w:t>
+            </w:r>
+            <w:r>
+              <w:t xml:space="preserve">, </w:t>
+            </w:r>
+          </w:p>
+          <w:p>
+            <w:r>
+              <w:t>D-00</w:t>
+            </w:r>
+            <w:r>
+              <w:t>6</w:t>
+            </w:r>
+          </w:p>
         </w:tc>
       </w:tr>
       <w:tr>
@@ -17403,67 +18185,91 @@
               <w:right w:w="100" w:type="dxa"/>
             </w:tcMar>
           </w:tcPr>
-          <w:p/>
-        </w:tc>
-        <w:tc>
-          <w:tcPr>
-            <w:tcW w:w="1418" w:type="dxa"/>
-            <w:tcMar>
-              <w:top w:w="80" w:type="dxa"/>
-              <w:left w:w="100" w:type="dxa"/>
-              <w:bottom w:w="80" w:type="dxa"/>
-              <w:right w:w="100" w:type="dxa"/>
-            </w:tcMar>
-          </w:tcPr>
-          <w:p/>
-        </w:tc>
-        <w:tc>
-          <w:tcPr>
-            <w:tcW w:w="1842" w:type="dxa"/>
-            <w:tcMar>
-              <w:top w:w="80" w:type="dxa"/>
-              <w:left w:w="100" w:type="dxa"/>
-              <w:bottom w:w="80" w:type="dxa"/>
-              <w:right w:w="100" w:type="dxa"/>
-            </w:tcMar>
-          </w:tcPr>
-          <w:p/>
-        </w:tc>
-        <w:tc>
-          <w:tcPr>
-            <w:tcW w:w="1418" w:type="dxa"/>
-            <w:tcMar>
-              <w:top w:w="80" w:type="dxa"/>
-              <w:left w:w="100" w:type="dxa"/>
-              <w:bottom w:w="80" w:type="dxa"/>
-              <w:right w:w="100" w:type="dxa"/>
-            </w:tcMar>
-          </w:tcPr>
-          <w:p/>
-        </w:tc>
-        <w:tc>
-          <w:tcPr>
-            <w:tcW w:w="1843" w:type="dxa"/>
-            <w:tcMar>
-              <w:top w:w="80" w:type="dxa"/>
-              <w:left w:w="100" w:type="dxa"/>
-              <w:bottom w:w="80" w:type="dxa"/>
-              <w:right w:w="100" w:type="dxa"/>
-            </w:tcMar>
-          </w:tcPr>
-          <w:p/>
-        </w:tc>
-        <w:tc>
-          <w:tcPr>
-            <w:tcW w:w="2409" w:type="dxa"/>
-            <w:tcMar>
-              <w:top w:w="80" w:type="dxa"/>
-              <w:left w:w="100" w:type="dxa"/>
-              <w:bottom w:w="80" w:type="dxa"/>
-              <w:right w:w="100" w:type="dxa"/>
-            </w:tcMar>
-          </w:tcPr>
-          <w:p/>
+          <w:p>
+            <w:r>
+              <w:t>ASR- Security</w:t>
+            </w:r>
+          </w:p>
+        </w:tc>
+        <w:tc>
+          <w:tcPr>
+            <w:tcW w:w="1559" w:type="dxa"/>
+            <w:tcMar>
+              <w:top w:w="80" w:type="dxa"/>
+              <w:left w:w="100" w:type="dxa"/>
+              <w:bottom w:w="80" w:type="dxa"/>
+              <w:right w:w="100" w:type="dxa"/>
+            </w:tcMar>
+          </w:tcPr>
+          <w:p>
+            <w:r>
+              <w:t>Authorisation</w:t>
+            </w:r>
+          </w:p>
+        </w:tc>
+        <w:tc>
+          <w:tcPr>
+            <w:tcW w:w="2268" w:type="dxa"/>
+            <w:tcMar>
+              <w:top w:w="80" w:type="dxa"/>
+              <w:left w:w="100" w:type="dxa"/>
+              <w:bottom w:w="80" w:type="dxa"/>
+              <w:right w:w="100" w:type="dxa"/>
+            </w:tcMar>
+          </w:tcPr>
+          <w:p>
+            <w:r>
+              <w:t>Credentials must be stored in a hashed format, never as just plain text</w:t>
+            </w:r>
+          </w:p>
+        </w:tc>
+        <w:tc>
+          <w:tcPr>
+            <w:tcW w:w="2694" w:type="dxa"/>
+            <w:tcMar>
+              <w:top w:w="80" w:type="dxa"/>
+              <w:left w:w="100" w:type="dxa"/>
+              <w:bottom w:w="80" w:type="dxa"/>
+              <w:right w:w="100" w:type="dxa"/>
+            </w:tcMar>
+          </w:tcPr>
+          <w:p>
+            <w:r>
+              <w:t>Credentials must be hashed.</w:t>
+            </w:r>
+          </w:p>
+        </w:tc>
+        <w:tc>
+          <w:tcPr>
+            <w:tcW w:w="1417" w:type="dxa"/>
+            <w:tcMar>
+              <w:top w:w="80" w:type="dxa"/>
+              <w:left w:w="100" w:type="dxa"/>
+              <w:bottom w:w="80" w:type="dxa"/>
+              <w:right w:w="100" w:type="dxa"/>
+            </w:tcMar>
+          </w:tcPr>
+          <w:p>
+            <w:r>
+              <w:t>Authorisation boundary</w:t>
+            </w:r>
+          </w:p>
+        </w:tc>
+        <w:tc>
+          <w:tcPr>
+            <w:tcW w:w="1276" w:type="dxa"/>
+            <w:tcMar>
+              <w:top w:w="80" w:type="dxa"/>
+              <w:left w:w="100" w:type="dxa"/>
+              <w:bottom w:w="80" w:type="dxa"/>
+              <w:right w:w="100" w:type="dxa"/>
+            </w:tcMar>
+          </w:tcPr>
+          <w:p>
+            <w:r>
+              <w:t>D-004 (deferred)</w:t>
+            </w:r>
+          </w:p>
         </w:tc>
       </w:tr>
       <w:tr>
@@ -17482,6 +18288,7 @@
           </w:tcPr>
           <w:p>
             <w:r>
+              <w:lastRenderedPageBreak/>
               <w:t>NFR-002</w:t>
             </w:r>
           </w:p>
@@ -17496,67 +18303,96 @@
               <w:right w:w="100" w:type="dxa"/>
             </w:tcMar>
           </w:tcPr>
-          <w:p/>
-        </w:tc>
-        <w:tc>
-          <w:tcPr>
-            <w:tcW w:w="1418" w:type="dxa"/>
-            <w:tcMar>
-              <w:top w:w="80" w:type="dxa"/>
-              <w:left w:w="100" w:type="dxa"/>
-              <w:bottom w:w="80" w:type="dxa"/>
-              <w:right w:w="100" w:type="dxa"/>
-            </w:tcMar>
-          </w:tcPr>
-          <w:p/>
-        </w:tc>
-        <w:tc>
-          <w:tcPr>
-            <w:tcW w:w="1842" w:type="dxa"/>
-            <w:tcMar>
-              <w:top w:w="80" w:type="dxa"/>
-              <w:left w:w="100" w:type="dxa"/>
-              <w:bottom w:w="80" w:type="dxa"/>
-              <w:right w:w="100" w:type="dxa"/>
-            </w:tcMar>
-          </w:tcPr>
-          <w:p/>
-        </w:tc>
-        <w:tc>
-          <w:tcPr>
-            <w:tcW w:w="1418" w:type="dxa"/>
-            <w:tcMar>
-              <w:top w:w="80" w:type="dxa"/>
-              <w:left w:w="100" w:type="dxa"/>
-              <w:bottom w:w="80" w:type="dxa"/>
-              <w:right w:w="100" w:type="dxa"/>
-            </w:tcMar>
-          </w:tcPr>
-          <w:p/>
-        </w:tc>
-        <w:tc>
-          <w:tcPr>
-            <w:tcW w:w="1843" w:type="dxa"/>
-            <w:tcMar>
-              <w:top w:w="80" w:type="dxa"/>
-              <w:left w:w="100" w:type="dxa"/>
-              <w:bottom w:w="80" w:type="dxa"/>
-              <w:right w:w="100" w:type="dxa"/>
-            </w:tcMar>
-          </w:tcPr>
-          <w:p/>
-        </w:tc>
-        <w:tc>
-          <w:tcPr>
-            <w:tcW w:w="2409" w:type="dxa"/>
-            <w:tcMar>
-              <w:top w:w="80" w:type="dxa"/>
-              <w:left w:w="100" w:type="dxa"/>
-              <w:bottom w:w="80" w:type="dxa"/>
-              <w:right w:w="100" w:type="dxa"/>
-            </w:tcMar>
-          </w:tcPr>
-          <w:p/>
+          <w:p>
+            <w:r>
+              <w:t>ASR- Security</w:t>
+            </w:r>
+          </w:p>
+        </w:tc>
+        <w:tc>
+          <w:tcPr>
+            <w:tcW w:w="1559" w:type="dxa"/>
+            <w:tcMar>
+              <w:top w:w="80" w:type="dxa"/>
+              <w:left w:w="100" w:type="dxa"/>
+              <w:bottom w:w="80" w:type="dxa"/>
+              <w:right w:w="100" w:type="dxa"/>
+            </w:tcMar>
+          </w:tcPr>
+          <w:p>
+            <w:r>
+              <w:t xml:space="preserve">Authorisation, </w:t>
+            </w:r>
+            <w:proofErr w:type="spellStart"/>
+            <w:r>
+              <w:t>DataAccess</w:t>
+            </w:r>
+            <w:proofErr w:type="spellEnd"/>
+          </w:p>
+        </w:tc>
+        <w:tc>
+          <w:tcPr>
+            <w:tcW w:w="2268" w:type="dxa"/>
+            <w:tcMar>
+              <w:top w:w="80" w:type="dxa"/>
+              <w:left w:w="100" w:type="dxa"/>
+              <w:bottom w:w="80" w:type="dxa"/>
+              <w:right w:w="100" w:type="dxa"/>
+            </w:tcMar>
+          </w:tcPr>
+          <w:p>
+            <w:r>
+              <w:t>Authorisation and what is permitted must be applied and enforced on every read.</w:t>
+            </w:r>
+          </w:p>
+        </w:tc>
+        <w:tc>
+          <w:tcPr>
+            <w:tcW w:w="2694" w:type="dxa"/>
+            <w:tcMar>
+              <w:top w:w="80" w:type="dxa"/>
+              <w:left w:w="100" w:type="dxa"/>
+              <w:bottom w:w="80" w:type="dxa"/>
+              <w:right w:w="100" w:type="dxa"/>
+            </w:tcMar>
+          </w:tcPr>
+          <w:p>
+            <w:r>
+              <w:t>Creates a cross-cutting concern, as multiple modules are affected but is enforced by one layer.</w:t>
+            </w:r>
+          </w:p>
+        </w:tc>
+        <w:tc>
+          <w:tcPr>
+            <w:tcW w:w="1417" w:type="dxa"/>
+            <w:tcMar>
+              <w:top w:w="80" w:type="dxa"/>
+              <w:left w:w="100" w:type="dxa"/>
+              <w:bottom w:w="80" w:type="dxa"/>
+              <w:right w:w="100" w:type="dxa"/>
+            </w:tcMar>
+          </w:tcPr>
+          <w:p>
+            <w:r>
+              <w:t>Authorisation boundary</w:t>
+            </w:r>
+          </w:p>
+        </w:tc>
+        <w:tc>
+          <w:tcPr>
+            <w:tcW w:w="1276" w:type="dxa"/>
+            <w:tcMar>
+              <w:top w:w="80" w:type="dxa"/>
+              <w:left w:w="100" w:type="dxa"/>
+              <w:bottom w:w="80" w:type="dxa"/>
+              <w:right w:w="100" w:type="dxa"/>
+            </w:tcMar>
+          </w:tcPr>
+          <w:p>
+            <w:r>
+              <w:t>None</w:t>
+            </w:r>
+          </w:p>
         </w:tc>
       </w:tr>
       <w:tr>
@@ -17589,67 +18425,93 @@
               <w:right w:w="100" w:type="dxa"/>
             </w:tcMar>
           </w:tcPr>
-          <w:p/>
-        </w:tc>
-        <w:tc>
-          <w:tcPr>
-            <w:tcW w:w="1418" w:type="dxa"/>
-            <w:tcMar>
-              <w:top w:w="80" w:type="dxa"/>
-              <w:left w:w="100" w:type="dxa"/>
-              <w:bottom w:w="80" w:type="dxa"/>
-              <w:right w:w="100" w:type="dxa"/>
-            </w:tcMar>
-          </w:tcPr>
-          <w:p/>
-        </w:tc>
-        <w:tc>
-          <w:tcPr>
-            <w:tcW w:w="1842" w:type="dxa"/>
-            <w:tcMar>
-              <w:top w:w="80" w:type="dxa"/>
-              <w:left w:w="100" w:type="dxa"/>
-              <w:bottom w:w="80" w:type="dxa"/>
-              <w:right w:w="100" w:type="dxa"/>
-            </w:tcMar>
-          </w:tcPr>
-          <w:p/>
-        </w:tc>
-        <w:tc>
-          <w:tcPr>
-            <w:tcW w:w="1418" w:type="dxa"/>
-            <w:tcMar>
-              <w:top w:w="80" w:type="dxa"/>
-              <w:left w:w="100" w:type="dxa"/>
-              <w:bottom w:w="80" w:type="dxa"/>
-              <w:right w:w="100" w:type="dxa"/>
-            </w:tcMar>
-          </w:tcPr>
-          <w:p/>
-        </w:tc>
-        <w:tc>
-          <w:tcPr>
-            <w:tcW w:w="1843" w:type="dxa"/>
-            <w:tcMar>
-              <w:top w:w="80" w:type="dxa"/>
-              <w:left w:w="100" w:type="dxa"/>
-              <w:bottom w:w="80" w:type="dxa"/>
-              <w:right w:w="100" w:type="dxa"/>
-            </w:tcMar>
-          </w:tcPr>
-          <w:p/>
-        </w:tc>
-        <w:tc>
-          <w:tcPr>
-            <w:tcW w:w="2409" w:type="dxa"/>
-            <w:tcMar>
-              <w:top w:w="80" w:type="dxa"/>
-              <w:left w:w="100" w:type="dxa"/>
-              <w:bottom w:w="80" w:type="dxa"/>
-              <w:right w:w="100" w:type="dxa"/>
-            </w:tcMar>
-          </w:tcPr>
-          <w:p/>
+          <w:p>
+            <w:r>
+              <w:t>ASR- Security</w:t>
+            </w:r>
+          </w:p>
+        </w:tc>
+        <w:tc>
+          <w:tcPr>
+            <w:tcW w:w="1559" w:type="dxa"/>
+            <w:tcMar>
+              <w:top w:w="80" w:type="dxa"/>
+              <w:left w:w="100" w:type="dxa"/>
+              <w:bottom w:w="80" w:type="dxa"/>
+              <w:right w:w="100" w:type="dxa"/>
+            </w:tcMar>
+          </w:tcPr>
+          <w:p>
+            <w:proofErr w:type="spellStart"/>
+            <w:r>
+              <w:t>StatusAudit</w:t>
+            </w:r>
+            <w:proofErr w:type="spellEnd"/>
+          </w:p>
+        </w:tc>
+        <w:tc>
+          <w:tcPr>
+            <w:tcW w:w="2268" w:type="dxa"/>
+            <w:tcMar>
+              <w:top w:w="80" w:type="dxa"/>
+              <w:left w:w="100" w:type="dxa"/>
+              <w:bottom w:w="80" w:type="dxa"/>
+              <w:right w:w="100" w:type="dxa"/>
+            </w:tcMar>
+          </w:tcPr>
+          <w:p>
+            <w:r>
+              <w:t>The user and timestamp must be recorded on every transaction</w:t>
+            </w:r>
+          </w:p>
+        </w:tc>
+        <w:tc>
+          <w:tcPr>
+            <w:tcW w:w="2694" w:type="dxa"/>
+            <w:tcMar>
+              <w:top w:w="80" w:type="dxa"/>
+              <w:left w:w="100" w:type="dxa"/>
+              <w:bottom w:w="80" w:type="dxa"/>
+              <w:right w:w="100" w:type="dxa"/>
+            </w:tcMar>
+          </w:tcPr>
+          <w:p>
+            <w:r>
+              <w:t>Changes may not happen without appending to the history.</w:t>
+            </w:r>
+          </w:p>
+        </w:tc>
+        <w:tc>
+          <w:tcPr>
+            <w:tcW w:w="1417" w:type="dxa"/>
+            <w:tcMar>
+              <w:top w:w="80" w:type="dxa"/>
+              <w:left w:w="100" w:type="dxa"/>
+              <w:bottom w:w="80" w:type="dxa"/>
+              <w:right w:w="100" w:type="dxa"/>
+            </w:tcMar>
+          </w:tcPr>
+          <w:p>
+            <w:r>
+              <w:t>N/A</w:t>
+            </w:r>
+          </w:p>
+        </w:tc>
+        <w:tc>
+          <w:tcPr>
+            <w:tcW w:w="1276" w:type="dxa"/>
+            <w:tcMar>
+              <w:top w:w="80" w:type="dxa"/>
+              <w:left w:w="100" w:type="dxa"/>
+              <w:bottom w:w="80" w:type="dxa"/>
+              <w:right w:w="100" w:type="dxa"/>
+            </w:tcMar>
+          </w:tcPr>
+          <w:p>
+            <w:r>
+              <w:t>D-002</w:t>
+            </w:r>
+          </w:p>
         </w:tc>
       </w:tr>
       <w:tr>
@@ -17682,67 +18544,114 @@
               <w:right w:w="100" w:type="dxa"/>
             </w:tcMar>
           </w:tcPr>
-          <w:p/>
-        </w:tc>
-        <w:tc>
-          <w:tcPr>
-            <w:tcW w:w="1418" w:type="dxa"/>
-            <w:tcMar>
-              <w:top w:w="80" w:type="dxa"/>
-              <w:left w:w="100" w:type="dxa"/>
-              <w:bottom w:w="80" w:type="dxa"/>
-              <w:right w:w="100" w:type="dxa"/>
-            </w:tcMar>
-          </w:tcPr>
-          <w:p/>
-        </w:tc>
-        <w:tc>
-          <w:tcPr>
-            <w:tcW w:w="1842" w:type="dxa"/>
-            <w:tcMar>
-              <w:top w:w="80" w:type="dxa"/>
-              <w:left w:w="100" w:type="dxa"/>
-              <w:bottom w:w="80" w:type="dxa"/>
-              <w:right w:w="100" w:type="dxa"/>
-            </w:tcMar>
-          </w:tcPr>
-          <w:p/>
-        </w:tc>
-        <w:tc>
-          <w:tcPr>
-            <w:tcW w:w="1418" w:type="dxa"/>
-            <w:tcMar>
-              <w:top w:w="80" w:type="dxa"/>
-              <w:left w:w="100" w:type="dxa"/>
-              <w:bottom w:w="80" w:type="dxa"/>
-              <w:right w:w="100" w:type="dxa"/>
-            </w:tcMar>
-          </w:tcPr>
-          <w:p/>
-        </w:tc>
-        <w:tc>
-          <w:tcPr>
-            <w:tcW w:w="1843" w:type="dxa"/>
-            <w:tcMar>
-              <w:top w:w="80" w:type="dxa"/>
-              <w:left w:w="100" w:type="dxa"/>
-              <w:bottom w:w="80" w:type="dxa"/>
-              <w:right w:w="100" w:type="dxa"/>
-            </w:tcMar>
-          </w:tcPr>
-          <w:p/>
-        </w:tc>
-        <w:tc>
-          <w:tcPr>
-            <w:tcW w:w="2409" w:type="dxa"/>
-            <w:tcMar>
-              <w:top w:w="80" w:type="dxa"/>
-              <w:left w:w="100" w:type="dxa"/>
-              <w:bottom w:w="80" w:type="dxa"/>
-              <w:right w:w="100" w:type="dxa"/>
-            </w:tcMar>
-          </w:tcPr>
-          <w:p/>
+          <w:p>
+            <w:r>
+              <w:t>ASR- Performance</w:t>
+            </w:r>
+          </w:p>
+        </w:tc>
+        <w:tc>
+          <w:tcPr>
+            <w:tcW w:w="1559" w:type="dxa"/>
+            <w:tcMar>
+              <w:top w:w="80" w:type="dxa"/>
+              <w:left w:w="100" w:type="dxa"/>
+              <w:bottom w:w="80" w:type="dxa"/>
+              <w:right w:w="100" w:type="dxa"/>
+            </w:tcMar>
+          </w:tcPr>
+          <w:p>
+            <w:proofErr w:type="spellStart"/>
+            <w:r>
+              <w:t>RequestQuery</w:t>
+            </w:r>
+            <w:proofErr w:type="spellEnd"/>
+          </w:p>
+        </w:tc>
+        <w:tc>
+          <w:tcPr>
+            <w:tcW w:w="2268" w:type="dxa"/>
+            <w:tcMar>
+              <w:top w:w="80" w:type="dxa"/>
+              <w:left w:w="100" w:type="dxa"/>
+              <w:bottom w:w="80" w:type="dxa"/>
+              <w:right w:w="100" w:type="dxa"/>
+            </w:tcMar>
+          </w:tcPr>
+          <w:p>
+            <w:r>
+              <w:t>Indexes must be sized against a volume of data accrued over 5 years</w:t>
+            </w:r>
+          </w:p>
+        </w:tc>
+        <w:tc>
+          <w:tcPr>
+            <w:tcW w:w="2694" w:type="dxa"/>
+            <w:tcMar>
+              <w:top w:w="80" w:type="dxa"/>
+              <w:left w:w="100" w:type="dxa"/>
+              <w:bottom w:w="80" w:type="dxa"/>
+              <w:right w:w="100" w:type="dxa"/>
+            </w:tcMar>
+          </w:tcPr>
+          <w:p>
+            <w:r>
+              <w:t xml:space="preserve">Pagination becomes a necessity when </w:t>
+            </w:r>
+            <w:proofErr w:type="gramStart"/>
+            <w:r>
+              <w:t>considering  the</w:t>
+            </w:r>
+            <w:proofErr w:type="gramEnd"/>
+            <w:r>
+              <w:t xml:space="preserve"> scale of data that can be gathered over 5 years</w:t>
+            </w:r>
+          </w:p>
+        </w:tc>
+        <w:tc>
+          <w:tcPr>
+            <w:tcW w:w="1417" w:type="dxa"/>
+            <w:tcMar>
+              <w:top w:w="80" w:type="dxa"/>
+              <w:left w:w="100" w:type="dxa"/>
+              <w:bottom w:w="80" w:type="dxa"/>
+              <w:right w:w="100" w:type="dxa"/>
+            </w:tcMar>
+          </w:tcPr>
+          <w:p>
+            <w:r>
+              <w:t>N/A</w:t>
+            </w:r>
+          </w:p>
+        </w:tc>
+        <w:tc>
+          <w:tcPr>
+            <w:tcW w:w="1276" w:type="dxa"/>
+            <w:tcMar>
+              <w:top w:w="80" w:type="dxa"/>
+              <w:left w:w="100" w:type="dxa"/>
+              <w:bottom w:w="80" w:type="dxa"/>
+              <w:right w:w="100" w:type="dxa"/>
+            </w:tcMar>
+          </w:tcPr>
+          <w:p>
+            <w:r>
+              <w:t>D-006 (Pending),</w:t>
+            </w:r>
+          </w:p>
+          <w:p>
+            <w:r>
+              <w:t>D-004 (</w:t>
+            </w:r>
+            <w:proofErr w:type="spellStart"/>
+            <w:r>
+              <w:t>Defered</w:t>
+            </w:r>
+            <w:proofErr w:type="spellEnd"/>
+            <w:r>
+              <w:t>)</w:t>
+            </w:r>
+          </w:p>
         </w:tc>
       </w:tr>
       <w:tr>
@@ -17775,67 +18684,99 @@
               <w:right w:w="100" w:type="dxa"/>
             </w:tcMar>
           </w:tcPr>
-          <w:p/>
-        </w:tc>
-        <w:tc>
-          <w:tcPr>
-            <w:tcW w:w="1418" w:type="dxa"/>
-            <w:tcMar>
-              <w:top w:w="80" w:type="dxa"/>
-              <w:left w:w="100" w:type="dxa"/>
-              <w:bottom w:w="80" w:type="dxa"/>
-              <w:right w:w="100" w:type="dxa"/>
-            </w:tcMar>
-          </w:tcPr>
-          <w:p/>
-        </w:tc>
-        <w:tc>
-          <w:tcPr>
-            <w:tcW w:w="1842" w:type="dxa"/>
-            <w:tcMar>
-              <w:top w:w="80" w:type="dxa"/>
-              <w:left w:w="100" w:type="dxa"/>
-              <w:bottom w:w="80" w:type="dxa"/>
-              <w:right w:w="100" w:type="dxa"/>
-            </w:tcMar>
-          </w:tcPr>
-          <w:p/>
-        </w:tc>
-        <w:tc>
-          <w:tcPr>
-            <w:tcW w:w="1418" w:type="dxa"/>
-            <w:tcMar>
-              <w:top w:w="80" w:type="dxa"/>
-              <w:left w:w="100" w:type="dxa"/>
-              <w:bottom w:w="80" w:type="dxa"/>
-              <w:right w:w="100" w:type="dxa"/>
-            </w:tcMar>
-          </w:tcPr>
-          <w:p/>
-        </w:tc>
-        <w:tc>
-          <w:tcPr>
-            <w:tcW w:w="1843" w:type="dxa"/>
-            <w:tcMar>
-              <w:top w:w="80" w:type="dxa"/>
-              <w:left w:w="100" w:type="dxa"/>
-              <w:bottom w:w="80" w:type="dxa"/>
-              <w:right w:w="100" w:type="dxa"/>
-            </w:tcMar>
-          </w:tcPr>
-          <w:p/>
-        </w:tc>
-        <w:tc>
-          <w:tcPr>
-            <w:tcW w:w="2409" w:type="dxa"/>
-            <w:tcMar>
-              <w:top w:w="80" w:type="dxa"/>
-              <w:left w:w="100" w:type="dxa"/>
-              <w:bottom w:w="80" w:type="dxa"/>
-              <w:right w:w="100" w:type="dxa"/>
-            </w:tcMar>
-          </w:tcPr>
-          <w:p/>
+          <w:p>
+            <w:r>
+              <w:t>ASR- Reliability</w:t>
+            </w:r>
+          </w:p>
+        </w:tc>
+        <w:tc>
+          <w:tcPr>
+            <w:tcW w:w="1559" w:type="dxa"/>
+            <w:tcMar>
+              <w:top w:w="80" w:type="dxa"/>
+              <w:left w:w="100" w:type="dxa"/>
+              <w:bottom w:w="80" w:type="dxa"/>
+              <w:right w:w="100" w:type="dxa"/>
+            </w:tcMar>
+          </w:tcPr>
+          <w:p>
+            <w:r>
+              <w:t>Deployment</w:t>
+            </w:r>
+          </w:p>
+        </w:tc>
+        <w:tc>
+          <w:tcPr>
+            <w:tcW w:w="2268" w:type="dxa"/>
+            <w:tcMar>
+              <w:top w:w="80" w:type="dxa"/>
+              <w:left w:w="100" w:type="dxa"/>
+              <w:bottom w:w="80" w:type="dxa"/>
+              <w:right w:w="100" w:type="dxa"/>
+            </w:tcMar>
+          </w:tcPr>
+          <w:p>
+            <w:r>
+              <w:t>Availability will depend on the hosting services used.</w:t>
+            </w:r>
+          </w:p>
+        </w:tc>
+        <w:tc>
+          <w:tcPr>
+            <w:tcW w:w="2694" w:type="dxa"/>
+            <w:tcMar>
+              <w:top w:w="80" w:type="dxa"/>
+              <w:left w:w="100" w:type="dxa"/>
+              <w:bottom w:w="80" w:type="dxa"/>
+              <w:right w:w="100" w:type="dxa"/>
+            </w:tcMar>
+          </w:tcPr>
+          <w:p>
+            <w:r>
+              <w:t>Required a point-of-failure analysis.</w:t>
+            </w:r>
+          </w:p>
+        </w:tc>
+        <w:tc>
+          <w:tcPr>
+            <w:tcW w:w="1417" w:type="dxa"/>
+            <w:tcMar>
+              <w:top w:w="80" w:type="dxa"/>
+              <w:left w:w="100" w:type="dxa"/>
+              <w:bottom w:w="80" w:type="dxa"/>
+              <w:right w:w="100" w:type="dxa"/>
+            </w:tcMar>
+          </w:tcPr>
+          <w:p>
+            <w:r>
+              <w:t>N/A</w:t>
+            </w:r>
+          </w:p>
+        </w:tc>
+        <w:tc>
+          <w:tcPr>
+            <w:tcW w:w="1276" w:type="dxa"/>
+            <w:tcMar>
+              <w:top w:w="80" w:type="dxa"/>
+              <w:left w:w="100" w:type="dxa"/>
+              <w:bottom w:w="80" w:type="dxa"/>
+              <w:right w:w="100" w:type="dxa"/>
+            </w:tcMar>
+          </w:tcPr>
+          <w:p>
+            <w:r>
+              <w:t>D-005 (</w:t>
+            </w:r>
+            <w:proofErr w:type="spellStart"/>
+            <w:r>
+              <w:t>Defered</w:t>
+            </w:r>
+            <w:proofErr w:type="spellEnd"/>
+            <w:r>
+              <w:t>)</w:t>
+            </w:r>
+          </w:p>
         </w:tc>
       </w:tr>
       <w:tr>
@@ -17868,67 +18809,96 @@
               <w:right w:w="100" w:type="dxa"/>
             </w:tcMar>
           </w:tcPr>
-          <w:p/>
-        </w:tc>
-        <w:tc>
-          <w:tcPr>
-            <w:tcW w:w="1418" w:type="dxa"/>
-            <w:tcMar>
-              <w:top w:w="80" w:type="dxa"/>
-              <w:left w:w="100" w:type="dxa"/>
-              <w:bottom w:w="80" w:type="dxa"/>
-              <w:right w:w="100" w:type="dxa"/>
-            </w:tcMar>
-          </w:tcPr>
-          <w:p/>
-        </w:tc>
-        <w:tc>
-          <w:tcPr>
-            <w:tcW w:w="1842" w:type="dxa"/>
-            <w:tcMar>
-              <w:top w:w="80" w:type="dxa"/>
-              <w:left w:w="100" w:type="dxa"/>
-              <w:bottom w:w="80" w:type="dxa"/>
-              <w:right w:w="100" w:type="dxa"/>
-            </w:tcMar>
-          </w:tcPr>
-          <w:p/>
-        </w:tc>
-        <w:tc>
-          <w:tcPr>
-            <w:tcW w:w="1418" w:type="dxa"/>
-            <w:tcMar>
-              <w:top w:w="80" w:type="dxa"/>
-              <w:left w:w="100" w:type="dxa"/>
-              <w:bottom w:w="80" w:type="dxa"/>
-              <w:right w:w="100" w:type="dxa"/>
-            </w:tcMar>
-          </w:tcPr>
-          <w:p/>
-        </w:tc>
-        <w:tc>
-          <w:tcPr>
-            <w:tcW w:w="1843" w:type="dxa"/>
-            <w:tcMar>
-              <w:top w:w="80" w:type="dxa"/>
-              <w:left w:w="100" w:type="dxa"/>
-              <w:bottom w:w="80" w:type="dxa"/>
-              <w:right w:w="100" w:type="dxa"/>
-            </w:tcMar>
-          </w:tcPr>
-          <w:p/>
-        </w:tc>
-        <w:tc>
-          <w:tcPr>
-            <w:tcW w:w="2409" w:type="dxa"/>
-            <w:tcMar>
-              <w:top w:w="80" w:type="dxa"/>
-              <w:left w:w="100" w:type="dxa"/>
-              <w:bottom w:w="80" w:type="dxa"/>
-              <w:right w:w="100" w:type="dxa"/>
-            </w:tcMar>
-          </w:tcPr>
-          <w:p/>
+          <w:p>
+            <w:r>
+              <w:t>ASR- Reliability, ASR- Scalability</w:t>
+            </w:r>
+          </w:p>
+        </w:tc>
+        <w:tc>
+          <w:tcPr>
+            <w:tcW w:w="1559" w:type="dxa"/>
+            <w:tcMar>
+              <w:top w:w="80" w:type="dxa"/>
+              <w:left w:w="100" w:type="dxa"/>
+              <w:bottom w:w="80" w:type="dxa"/>
+              <w:right w:w="100" w:type="dxa"/>
+            </w:tcMar>
+          </w:tcPr>
+          <w:p>
+            <w:proofErr w:type="spellStart"/>
+            <w:r>
+              <w:t>DataAccess</w:t>
+            </w:r>
+            <w:proofErr w:type="spellEnd"/>
+            <w:r>
+              <w:t>, Deployment</w:t>
+            </w:r>
+          </w:p>
+        </w:tc>
+        <w:tc>
+          <w:tcPr>
+            <w:tcW w:w="2268" w:type="dxa"/>
+            <w:tcMar>
+              <w:top w:w="80" w:type="dxa"/>
+              <w:left w:w="100" w:type="dxa"/>
+              <w:bottom w:w="80" w:type="dxa"/>
+              <w:right w:w="100" w:type="dxa"/>
+            </w:tcMar>
+          </w:tcPr>
+          <w:p>
+            <w:r>
+              <w:t>Recovery snapshots will consume storage space, which will be limited.</w:t>
+            </w:r>
+          </w:p>
+        </w:tc>
+        <w:tc>
+          <w:tcPr>
+            <w:tcW w:w="2694" w:type="dxa"/>
+            <w:tcMar>
+              <w:top w:w="80" w:type="dxa"/>
+              <w:left w:w="100" w:type="dxa"/>
+              <w:bottom w:w="80" w:type="dxa"/>
+              <w:right w:w="100" w:type="dxa"/>
+            </w:tcMar>
+          </w:tcPr>
+          <w:p>
+            <w:r>
+              <w:t>Requires research and selection of recovery technology.</w:t>
+            </w:r>
+          </w:p>
+        </w:tc>
+        <w:tc>
+          <w:tcPr>
+            <w:tcW w:w="1417" w:type="dxa"/>
+            <w:tcMar>
+              <w:top w:w="80" w:type="dxa"/>
+              <w:left w:w="100" w:type="dxa"/>
+              <w:bottom w:w="80" w:type="dxa"/>
+              <w:right w:w="100" w:type="dxa"/>
+            </w:tcMar>
+          </w:tcPr>
+          <w:p>
+            <w:r>
+              <w:t>N/A</w:t>
+            </w:r>
+          </w:p>
+        </w:tc>
+        <w:tc>
+          <w:tcPr>
+            <w:tcW w:w="1276" w:type="dxa"/>
+            <w:tcMar>
+              <w:top w:w="80" w:type="dxa"/>
+              <w:left w:w="100" w:type="dxa"/>
+              <w:bottom w:w="80" w:type="dxa"/>
+              <w:right w:w="100" w:type="dxa"/>
+            </w:tcMar>
+          </w:tcPr>
+          <w:p>
+            <w:r>
+              <w:t>D-004 (deferred), D-005 (deferred)</w:t>
+            </w:r>
+          </w:p>
         </w:tc>
       </w:tr>
       <w:tr>
@@ -17961,67 +18931,91 @@
               <w:right w:w="100" w:type="dxa"/>
             </w:tcMar>
           </w:tcPr>
-          <w:p/>
-        </w:tc>
-        <w:tc>
-          <w:tcPr>
-            <w:tcW w:w="1418" w:type="dxa"/>
-            <w:tcMar>
-              <w:top w:w="80" w:type="dxa"/>
-              <w:left w:w="100" w:type="dxa"/>
-              <w:bottom w:w="80" w:type="dxa"/>
-              <w:right w:w="100" w:type="dxa"/>
-            </w:tcMar>
-          </w:tcPr>
-          <w:p/>
-        </w:tc>
-        <w:tc>
-          <w:tcPr>
-            <w:tcW w:w="1842" w:type="dxa"/>
-            <w:tcMar>
-              <w:top w:w="80" w:type="dxa"/>
-              <w:left w:w="100" w:type="dxa"/>
-              <w:bottom w:w="80" w:type="dxa"/>
-              <w:right w:w="100" w:type="dxa"/>
-            </w:tcMar>
-          </w:tcPr>
-          <w:p/>
-        </w:tc>
-        <w:tc>
-          <w:tcPr>
-            <w:tcW w:w="1418" w:type="dxa"/>
-            <w:tcMar>
-              <w:top w:w="80" w:type="dxa"/>
-              <w:left w:w="100" w:type="dxa"/>
-              <w:bottom w:w="80" w:type="dxa"/>
-              <w:right w:w="100" w:type="dxa"/>
-            </w:tcMar>
-          </w:tcPr>
-          <w:p/>
-        </w:tc>
-        <w:tc>
-          <w:tcPr>
-            <w:tcW w:w="1843" w:type="dxa"/>
-            <w:tcMar>
-              <w:top w:w="80" w:type="dxa"/>
-              <w:left w:w="100" w:type="dxa"/>
-              <w:bottom w:w="80" w:type="dxa"/>
-              <w:right w:w="100" w:type="dxa"/>
-            </w:tcMar>
-          </w:tcPr>
-          <w:p/>
-        </w:tc>
-        <w:tc>
-          <w:tcPr>
-            <w:tcW w:w="2409" w:type="dxa"/>
-            <w:tcMar>
-              <w:top w:w="80" w:type="dxa"/>
-              <w:left w:w="100" w:type="dxa"/>
-              <w:bottom w:w="80" w:type="dxa"/>
-              <w:right w:w="100" w:type="dxa"/>
-            </w:tcMar>
-          </w:tcPr>
-          <w:p/>
+          <w:p>
+            <w:r>
+              <w:t>N/A</w:t>
+            </w:r>
+          </w:p>
+        </w:tc>
+        <w:tc>
+          <w:tcPr>
+            <w:tcW w:w="1559" w:type="dxa"/>
+            <w:tcMar>
+              <w:top w:w="80" w:type="dxa"/>
+              <w:left w:w="100" w:type="dxa"/>
+              <w:bottom w:w="80" w:type="dxa"/>
+              <w:right w:w="100" w:type="dxa"/>
+            </w:tcMar>
+          </w:tcPr>
+          <w:p>
+            <w:r>
+              <w:t>UI</w:t>
+            </w:r>
+          </w:p>
+        </w:tc>
+        <w:tc>
+          <w:tcPr>
+            <w:tcW w:w="2268" w:type="dxa"/>
+            <w:tcMar>
+              <w:top w:w="80" w:type="dxa"/>
+              <w:left w:w="100" w:type="dxa"/>
+              <w:bottom w:w="80" w:type="dxa"/>
+              <w:right w:w="100" w:type="dxa"/>
+            </w:tcMar>
+          </w:tcPr>
+          <w:p>
+            <w:r>
+              <w:t>None</w:t>
+            </w:r>
+          </w:p>
+        </w:tc>
+        <w:tc>
+          <w:tcPr>
+            <w:tcW w:w="2694" w:type="dxa"/>
+            <w:tcMar>
+              <w:top w:w="80" w:type="dxa"/>
+              <w:left w:w="100" w:type="dxa"/>
+              <w:bottom w:w="80" w:type="dxa"/>
+              <w:right w:w="100" w:type="dxa"/>
+            </w:tcMar>
+          </w:tcPr>
+          <w:p>
+            <w:r>
+              <w:t>Not significant to the architecture or design.</w:t>
+            </w:r>
+          </w:p>
+        </w:tc>
+        <w:tc>
+          <w:tcPr>
+            <w:tcW w:w="1417" w:type="dxa"/>
+            <w:tcMar>
+              <w:top w:w="80" w:type="dxa"/>
+              <w:left w:w="100" w:type="dxa"/>
+              <w:bottom w:w="80" w:type="dxa"/>
+              <w:right w:w="100" w:type="dxa"/>
+            </w:tcMar>
+          </w:tcPr>
+          <w:p>
+            <w:r>
+              <w:t>N/A</w:t>
+            </w:r>
+          </w:p>
+        </w:tc>
+        <w:tc>
+          <w:tcPr>
+            <w:tcW w:w="1276" w:type="dxa"/>
+            <w:tcMar>
+              <w:top w:w="80" w:type="dxa"/>
+              <w:left w:w="100" w:type="dxa"/>
+              <w:bottom w:w="80" w:type="dxa"/>
+              <w:right w:w="100" w:type="dxa"/>
+            </w:tcMar>
+          </w:tcPr>
+          <w:p>
+            <w:r>
+              <w:t>None</w:t>
+            </w:r>
+          </w:p>
         </w:tc>
       </w:tr>
       <w:tr>
@@ -18054,67 +19048,101 @@
               <w:right w:w="100" w:type="dxa"/>
             </w:tcMar>
           </w:tcPr>
-          <w:p/>
-        </w:tc>
-        <w:tc>
-          <w:tcPr>
-            <w:tcW w:w="1418" w:type="dxa"/>
-            <w:tcMar>
-              <w:top w:w="80" w:type="dxa"/>
-              <w:left w:w="100" w:type="dxa"/>
-              <w:bottom w:w="80" w:type="dxa"/>
-              <w:right w:w="100" w:type="dxa"/>
-            </w:tcMar>
-          </w:tcPr>
-          <w:p/>
-        </w:tc>
-        <w:tc>
-          <w:tcPr>
-            <w:tcW w:w="1842" w:type="dxa"/>
-            <w:tcMar>
-              <w:top w:w="80" w:type="dxa"/>
-              <w:left w:w="100" w:type="dxa"/>
-              <w:bottom w:w="80" w:type="dxa"/>
-              <w:right w:w="100" w:type="dxa"/>
-            </w:tcMar>
-          </w:tcPr>
-          <w:p/>
-        </w:tc>
-        <w:tc>
-          <w:tcPr>
-            <w:tcW w:w="1418" w:type="dxa"/>
-            <w:tcMar>
-              <w:top w:w="80" w:type="dxa"/>
-              <w:left w:w="100" w:type="dxa"/>
-              <w:bottom w:w="80" w:type="dxa"/>
-              <w:right w:w="100" w:type="dxa"/>
-            </w:tcMar>
-          </w:tcPr>
-          <w:p/>
-        </w:tc>
-        <w:tc>
-          <w:tcPr>
-            <w:tcW w:w="1843" w:type="dxa"/>
-            <w:tcMar>
-              <w:top w:w="80" w:type="dxa"/>
-              <w:left w:w="100" w:type="dxa"/>
-              <w:bottom w:w="80" w:type="dxa"/>
-              <w:right w:w="100" w:type="dxa"/>
-            </w:tcMar>
-          </w:tcPr>
-          <w:p/>
-        </w:tc>
-        <w:tc>
-          <w:tcPr>
-            <w:tcW w:w="2409" w:type="dxa"/>
-            <w:tcMar>
-              <w:top w:w="80" w:type="dxa"/>
-              <w:left w:w="100" w:type="dxa"/>
-              <w:bottom w:w="80" w:type="dxa"/>
-              <w:right w:w="100" w:type="dxa"/>
-            </w:tcMar>
-          </w:tcPr>
-          <w:p/>
+          <w:p>
+            <w:r>
+              <w:t>ASR- maintainability</w:t>
+            </w:r>
+          </w:p>
+        </w:tc>
+        <w:tc>
+          <w:tcPr>
+            <w:tcW w:w="1559" w:type="dxa"/>
+            <w:tcMar>
+              <w:top w:w="80" w:type="dxa"/>
+              <w:left w:w="100" w:type="dxa"/>
+              <w:bottom w:w="80" w:type="dxa"/>
+              <w:right w:w="100" w:type="dxa"/>
+            </w:tcMar>
+          </w:tcPr>
+          <w:p>
+            <w:r>
+              <w:t>Submission, UI</w:t>
+            </w:r>
+          </w:p>
+        </w:tc>
+        <w:tc>
+          <w:tcPr>
+            <w:tcW w:w="2268" w:type="dxa"/>
+            <w:tcMar>
+              <w:top w:w="80" w:type="dxa"/>
+              <w:left w:w="100" w:type="dxa"/>
+              <w:bottom w:w="80" w:type="dxa"/>
+              <w:right w:w="100" w:type="dxa"/>
+            </w:tcMar>
+          </w:tcPr>
+          <w:p>
+            <w:r>
+              <w:t>None</w:t>
+            </w:r>
+          </w:p>
+        </w:tc>
+        <w:tc>
+          <w:tcPr>
+            <w:tcW w:w="2694" w:type="dxa"/>
+            <w:tcMar>
+              <w:top w:w="80" w:type="dxa"/>
+              <w:left w:w="100" w:type="dxa"/>
+              <w:bottom w:w="80" w:type="dxa"/>
+              <w:right w:w="100" w:type="dxa"/>
+            </w:tcMar>
+          </w:tcPr>
+          <w:p>
+            <w:r>
+              <w:t xml:space="preserve">Error message must return </w:t>
+            </w:r>
+            <w:proofErr w:type="spellStart"/>
+            <w:proofErr w:type="gramStart"/>
+            <w:r>
+              <w:t>a</w:t>
+            </w:r>
+            <w:proofErr w:type="spellEnd"/>
+            <w:proofErr w:type="gramEnd"/>
+            <w:r>
+              <w:t xml:space="preserve"> explanation, not a generic failure.</w:t>
+            </w:r>
+          </w:p>
+        </w:tc>
+        <w:tc>
+          <w:tcPr>
+            <w:tcW w:w="1417" w:type="dxa"/>
+            <w:tcMar>
+              <w:top w:w="80" w:type="dxa"/>
+              <w:left w:w="100" w:type="dxa"/>
+              <w:bottom w:w="80" w:type="dxa"/>
+              <w:right w:w="100" w:type="dxa"/>
+            </w:tcMar>
+          </w:tcPr>
+          <w:p>
+            <w:r>
+              <w:t>Response contract</w:t>
+            </w:r>
+          </w:p>
+        </w:tc>
+        <w:tc>
+          <w:tcPr>
+            <w:tcW w:w="1276" w:type="dxa"/>
+            <w:tcMar>
+              <w:top w:w="80" w:type="dxa"/>
+              <w:left w:w="100" w:type="dxa"/>
+              <w:bottom w:w="80" w:type="dxa"/>
+              <w:right w:w="100" w:type="dxa"/>
+            </w:tcMar>
+          </w:tcPr>
+          <w:p>
+            <w:r>
+              <w:t>D-007 (pending)</w:t>
+            </w:r>
+          </w:p>
         </w:tc>
       </w:tr>
       <w:tr>
@@ -18147,67 +19175,91 @@
               <w:right w:w="100" w:type="dxa"/>
             </w:tcMar>
           </w:tcPr>
-          <w:p/>
-        </w:tc>
-        <w:tc>
-          <w:tcPr>
-            <w:tcW w:w="1418" w:type="dxa"/>
-            <w:tcMar>
-              <w:top w:w="80" w:type="dxa"/>
-              <w:left w:w="100" w:type="dxa"/>
-              <w:bottom w:w="80" w:type="dxa"/>
-              <w:right w:w="100" w:type="dxa"/>
-            </w:tcMar>
-          </w:tcPr>
-          <w:p/>
-        </w:tc>
-        <w:tc>
-          <w:tcPr>
-            <w:tcW w:w="1842" w:type="dxa"/>
-            <w:tcMar>
-              <w:top w:w="80" w:type="dxa"/>
-              <w:left w:w="100" w:type="dxa"/>
-              <w:bottom w:w="80" w:type="dxa"/>
-              <w:right w:w="100" w:type="dxa"/>
-            </w:tcMar>
-          </w:tcPr>
-          <w:p/>
-        </w:tc>
-        <w:tc>
-          <w:tcPr>
-            <w:tcW w:w="1418" w:type="dxa"/>
-            <w:tcMar>
-              <w:top w:w="80" w:type="dxa"/>
-              <w:left w:w="100" w:type="dxa"/>
-              <w:bottom w:w="80" w:type="dxa"/>
-              <w:right w:w="100" w:type="dxa"/>
-            </w:tcMar>
-          </w:tcPr>
-          <w:p/>
-        </w:tc>
-        <w:tc>
-          <w:tcPr>
-            <w:tcW w:w="1843" w:type="dxa"/>
-            <w:tcMar>
-              <w:top w:w="80" w:type="dxa"/>
-              <w:left w:w="100" w:type="dxa"/>
-              <w:bottom w:w="80" w:type="dxa"/>
-              <w:right w:w="100" w:type="dxa"/>
-            </w:tcMar>
-          </w:tcPr>
-          <w:p/>
-        </w:tc>
-        <w:tc>
-          <w:tcPr>
-            <w:tcW w:w="2409" w:type="dxa"/>
-            <w:tcMar>
-              <w:top w:w="80" w:type="dxa"/>
-              <w:left w:w="100" w:type="dxa"/>
-              <w:bottom w:w="80" w:type="dxa"/>
-              <w:right w:w="100" w:type="dxa"/>
-            </w:tcMar>
-          </w:tcPr>
-          <w:p/>
+          <w:p>
+            <w:r>
+              <w:t>ASR- maintainability</w:t>
+            </w:r>
+          </w:p>
+        </w:tc>
+        <w:tc>
+          <w:tcPr>
+            <w:tcW w:w="1559" w:type="dxa"/>
+            <w:tcMar>
+              <w:top w:w="80" w:type="dxa"/>
+              <w:left w:w="100" w:type="dxa"/>
+              <w:bottom w:w="80" w:type="dxa"/>
+              <w:right w:w="100" w:type="dxa"/>
+            </w:tcMar>
+          </w:tcPr>
+          <w:p>
+            <w:r>
+              <w:t>Repository Governance</w:t>
+            </w:r>
+          </w:p>
+        </w:tc>
+        <w:tc>
+          <w:tcPr>
+            <w:tcW w:w="2268" w:type="dxa"/>
+            <w:tcMar>
+              <w:top w:w="80" w:type="dxa"/>
+              <w:left w:w="100" w:type="dxa"/>
+              <w:bottom w:w="80" w:type="dxa"/>
+              <w:right w:w="100" w:type="dxa"/>
+            </w:tcMar>
+          </w:tcPr>
+          <w:p>
+            <w:r>
+              <w:t>None</w:t>
+            </w:r>
+          </w:p>
+        </w:tc>
+        <w:tc>
+          <w:tcPr>
+            <w:tcW w:w="2694" w:type="dxa"/>
+            <w:tcMar>
+              <w:top w:w="80" w:type="dxa"/>
+              <w:left w:w="100" w:type="dxa"/>
+              <w:bottom w:w="80" w:type="dxa"/>
+              <w:right w:w="100" w:type="dxa"/>
+            </w:tcMar>
+          </w:tcPr>
+          <w:p>
+            <w:r>
+              <w:t>Two-reviewer approval is required before a merge</w:t>
+            </w:r>
+          </w:p>
+        </w:tc>
+        <w:tc>
+          <w:tcPr>
+            <w:tcW w:w="1417" w:type="dxa"/>
+            <w:tcMar>
+              <w:top w:w="80" w:type="dxa"/>
+              <w:left w:w="100" w:type="dxa"/>
+              <w:bottom w:w="80" w:type="dxa"/>
+              <w:right w:w="100" w:type="dxa"/>
+            </w:tcMar>
+          </w:tcPr>
+          <w:p>
+            <w:r>
+              <w:t>N/A</w:t>
+            </w:r>
+          </w:p>
+        </w:tc>
+        <w:tc>
+          <w:tcPr>
+            <w:tcW w:w="1276" w:type="dxa"/>
+            <w:tcMar>
+              <w:top w:w="80" w:type="dxa"/>
+              <w:left w:w="100" w:type="dxa"/>
+              <w:bottom w:w="80" w:type="dxa"/>
+              <w:right w:w="100" w:type="dxa"/>
+            </w:tcMar>
+          </w:tcPr>
+          <w:p>
+            <w:r>
+              <w:t>D-007 (Pending)</w:t>
+            </w:r>
+          </w:p>
         </w:tc>
       </w:tr>
     </w:tbl>
@@ -18280,7 +19332,6 @@
                 <w:sz w:val="18"/>
                 <w:szCs w:val="18"/>
               </w:rPr>
-              <w:lastRenderedPageBreak/>
               <w:t>Risk ID</w:t>
             </w:r>
           </w:p>
@@ -18531,7 +19582,11 @@
           </w:tcPr>
           <w:p>
             <w:r>
-              <w:t>Team lacks prior production experience with the technology stack eventually selected in M2, causing slower-than-planned implementation in M3.</w:t>
+              <w:t xml:space="preserve">Team lacks prior production experience with the technology stack eventually selected in M2, causing slower-than-planned </w:t>
+            </w:r>
+            <w:r>
+              <w:lastRenderedPageBreak/>
+              <w:t>implementation in M3.</w:t>
             </w:r>
           </w:p>
         </w:tc>
@@ -18547,7 +19602,12 @@
           </w:tcPr>
           <w:p>
             <w:r>
-              <w:t>Limited prior exposure beyond coursework-level use of the relevant framework(s).</w:t>
+              <w:lastRenderedPageBreak/>
+              <w:t xml:space="preserve">Limited prior exposure beyond coursework-level use of the relevant </w:t>
+            </w:r>
+            <w:r>
+              <w:lastRenderedPageBreak/>
+              <w:t>framework(s).</w:t>
             </w:r>
           </w:p>
         </w:tc>
@@ -18563,6 +19623,7 @@
           </w:tcPr>
           <w:p>
             <w:r>
+              <w:lastRenderedPageBreak/>
               <w:t>Med</w:t>
             </w:r>
           </w:p>
@@ -18611,7 +19672,11 @@
           </w:tcPr>
           <w:p>
             <w:r>
-              <w:t>Select the M2 stack using the required weighted decision matrix, explicitly weighting team capability/learning curve; build a small proof-of-concept before committing.</w:t>
+              <w:t xml:space="preserve">Select the M2 stack using the required weighted decision matrix, explicitly weighting team capability/learning curve; build </w:t>
+            </w:r>
+            <w:r>
+              <w:lastRenderedPageBreak/>
+              <w:t>a small proof-of-concept before committing.</w:t>
             </w:r>
           </w:p>
         </w:tc>
@@ -18627,7 +19692,12 @@
           </w:tcPr>
           <w:p>
             <w:r>
-              <w:t>Fall back to the more familiar of the two shortlisted M2 stacks if velocity targets are missed by the M3 checkpoint.</w:t>
+              <w:lastRenderedPageBreak/>
+              <w:t xml:space="preserve">Fall back to the more familiar of the two shortlisted M2 stacks if velocity targets are missed by </w:t>
+            </w:r>
+            <w:r>
+              <w:lastRenderedPageBreak/>
+              <w:t>the M3 checkpoint.</w:t>
             </w:r>
           </w:p>
         </w:tc>
@@ -18643,6 +19713,7 @@
           </w:tcPr>
           <w:p>
             <w:r>
+              <w:lastRenderedPageBreak/>
               <w:t>Xander</w:t>
             </w:r>
           </w:p>
@@ -19017,11 +20088,7 @@
           </w:tcPr>
           <w:p>
             <w:r>
-              <w:t xml:space="preserve">Uncontrolled scope creep (e.g. adding SMS notifications or a mobile app </w:t>
-            </w:r>
-            <w:r>
-              <w:lastRenderedPageBreak/>
-              <w:t>beyond the approved baseline) consumes time needed for core-capability quality.</w:t>
+              <w:t>Uncontrolled scope creep (e.g. adding SMS notifications or a mobile app beyond the approved baseline) consumes time needed for core-capability quality.</w:t>
             </w:r>
           </w:p>
         </w:tc>
@@ -19037,12 +20104,7 @@
           </w:tcPr>
           <w:p>
             <w:r>
-              <w:lastRenderedPageBreak/>
-              <w:t xml:space="preserve">Desire to appear comprehensive or impressive at </w:t>
-            </w:r>
-            <w:r>
-              <w:lastRenderedPageBreak/>
-              <w:t>milestone presentations.</w:t>
+              <w:t>Desire to appear comprehensive or impressive at milestone presentations.</w:t>
             </w:r>
           </w:p>
         </w:tc>
@@ -19058,7 +20120,6 @@
           </w:tcPr>
           <w:p>
             <w:r>
-              <w:lastRenderedPageBreak/>
               <w:t>Med</w:t>
             </w:r>
           </w:p>
@@ -19107,11 +20168,7 @@
           </w:tcPr>
           <w:p>
             <w:r>
-              <w:t xml:space="preserve">Enforce the scope baseline (Section 3); any proposed addition must pass through </w:t>
-            </w:r>
-            <w:r>
-              <w:lastRenderedPageBreak/>
-              <w:t>the Change Request/Impact Analysis template (Master Brief Appendix E) before implementation.</w:t>
+              <w:t>Enforce the scope baseline (Section 3); any proposed addition must pass through the Change Request/Impact Analysis template (Master Brief Appendix E) before implementation.</w:t>
             </w:r>
           </w:p>
         </w:tc>
@@ -19127,12 +20184,7 @@
           </w:tcPr>
           <w:p>
             <w:r>
-              <w:lastRenderedPageBreak/>
-              <w:t xml:space="preserve">Revert to baseline scope and formally defer the addition to </w:t>
-            </w:r>
-            <w:r>
-              <w:lastRenderedPageBreak/>
-              <w:t>future scope if schedule slippage is detected at a checkpoint.</w:t>
+              <w:t>Revert to baseline scope and formally defer the addition to future scope if schedule slippage is detected at a checkpoint.</w:t>
             </w:r>
           </w:p>
         </w:tc>
@@ -19148,7 +20200,6 @@
           </w:tcPr>
           <w:p>
             <w:r>
-              <w:lastRenderedPageBreak/>
               <w:t>Xander</w:t>
             </w:r>
           </w:p>
@@ -19183,6 +20234,7 @@
           </w:tcPr>
           <w:p>
             <w:r>
+              <w:lastRenderedPageBreak/>
               <w:t>R-005</w:t>
             </w:r>
           </w:p>
@@ -19523,11 +20575,7 @@
           </w:tcPr>
           <w:p>
             <w:r>
-              <w:t xml:space="preserve">Requesters submit duplicate, incomplete or </w:t>
-            </w:r>
-            <w:r>
-              <w:lastRenderedPageBreak/>
-              <w:t>miscategorised service requests, reducing staff's ability to prioritise and increasing the perceived unreliability of the platform.</w:t>
+              <w:t>Requesters submit duplicate, incomplete or miscategorised service requests, reducing staff's ability to prioritise and increasing the perceived unreliability of the platform.</w:t>
             </w:r>
           </w:p>
         </w:tc>
@@ -19543,12 +20591,7 @@
           </w:tcPr>
           <w:p>
             <w:r>
-              <w:lastRenderedPageBreak/>
-              <w:t xml:space="preserve">This is one of the core problems described </w:t>
-            </w:r>
-            <w:r>
-              <w:lastRenderedPageBreak/>
-              <w:t xml:space="preserve">in the </w:t>
+              <w:t xml:space="preserve">This is one of the core problems described in the </w:t>
             </w:r>
             <w:proofErr w:type="spellStart"/>
             <w:r>
@@ -19572,7 +20615,6 @@
           </w:tcPr>
           <w:p>
             <w:r>
-              <w:lastRenderedPageBreak/>
               <w:t>Med</w:t>
             </w:r>
           </w:p>
@@ -19621,11 +20663,7 @@
           </w:tcPr>
           <w:p>
             <w:r>
-              <w:t xml:space="preserve">Design mandatory fields and a controlled </w:t>
-            </w:r>
-            <w:r>
-              <w:lastRenderedPageBreak/>
-              <w:t>category list into the functional requirements (Section 4.1) rather than leaving submission unconstrained.</w:t>
+              <w:t>Design mandatory fields and a controlled category list into the functional requirements (Section 4.1) rather than leaving submission unconstrained.</w:t>
             </w:r>
           </w:p>
         </w:tc>
@@ -19641,12 +20679,7 @@
           </w:tcPr>
           <w:p>
             <w:r>
-              <w:lastRenderedPageBreak/>
-              <w:t xml:space="preserve">Allow staff to merge/relabel duplicate </w:t>
-            </w:r>
-            <w:r>
-              <w:lastRenderedPageBreak/>
-              <w:t>or miscategorised requests as a controlled, audited action.</w:t>
+              <w:t>Allow staff to merge/relabel duplicate or miscategorised requests as a controlled, audited action.</w:t>
             </w:r>
           </w:p>
         </w:tc>
@@ -19662,7 +20695,6 @@
           </w:tcPr>
           <w:p>
             <w:r>
-              <w:lastRenderedPageBreak/>
               <w:t>Xander</w:t>
             </w:r>
           </w:p>
@@ -19691,6 +20723,7 @@
       </w:pPr>
       <w:bookmarkStart w:id="24" w:name="_Toc241064289"/>
       <w:r>
+        <w:lastRenderedPageBreak/>
         <w:t>8. Forward Engineering Considerations</w:t>
       </w:r>
       <w:bookmarkEnd w:id="24"/>
@@ -20198,7 +21231,6 @@
           </w:tcPr>
           <w:p>
             <w:r>
-              <w:lastRenderedPageBreak/>
               <w:t>4</w:t>
             </w:r>
           </w:p>
@@ -20313,7 +21345,11 @@
           </w:tcPr>
           <w:p>
             <w:r>
-              <w:t>Testability of core workflows (submission → assignment → resolution)</w:t>
+              <w:t xml:space="preserve">Testability of core workflows (submission → </w:t>
+            </w:r>
+            <w:r>
+              <w:lastRenderedPageBreak/>
+              <w:t>assignment → resolution)</w:t>
             </w:r>
           </w:p>
         </w:tc>
@@ -20329,7 +21365,12 @@
           </w:tcPr>
           <w:p>
             <w:r>
-              <w:t>If requirements and design don't anticipate automated testing (Master Brief §15), M3's automated test evidence will be retrofitted and weaker.</w:t>
+              <w:lastRenderedPageBreak/>
+              <w:t xml:space="preserve">If requirements and design don't anticipate automated testing (Master Brief §15), </w:t>
+            </w:r>
+            <w:r>
+              <w:lastRenderedPageBreak/>
+              <w:t>M3's automated test evidence will be retrofitted and weaker.</w:t>
             </w:r>
           </w:p>
         </w:tc>
@@ -20345,7 +21386,12 @@
           </w:tcPr>
           <w:p>
             <w:r>
-              <w:t>M1 acceptance-criteria wording, M2 design decisions (e.g. avoiding tight coupling), M3 test strategy.</w:t>
+              <w:lastRenderedPageBreak/>
+              <w:t xml:space="preserve">M1 acceptance-criteria wording, M2 design decisions (e.g. avoiding tight </w:t>
+            </w:r>
+            <w:r>
+              <w:lastRenderedPageBreak/>
+              <w:t>coupling), M3 test strategy.</w:t>
             </w:r>
           </w:p>
         </w:tc>
@@ -20361,7 +21407,12 @@
           </w:tcPr>
           <w:p>
             <w:r>
-              <w:t>Which workflows are highest-risk and therefore deserve the earliest test coverage.</w:t>
+              <w:lastRenderedPageBreak/>
+              <w:t xml:space="preserve">Which workflows are highest-risk and therefore deserve </w:t>
+            </w:r>
+            <w:r>
+              <w:lastRenderedPageBreak/>
+              <w:t>the earliest test coverage.</w:t>
             </w:r>
           </w:p>
         </w:tc>
@@ -20377,7 +21428,12 @@
           </w:tcPr>
           <w:p>
             <w:r>
-              <w:t>Untestable design decisions made in M2 (e.g. logic embedded directly in UI code) are expensive to unpick once construction is underway.</w:t>
+              <w:lastRenderedPageBreak/>
+              <w:t xml:space="preserve">Untestable design decisions made in M2 (e.g. logic embedded directly </w:t>
+            </w:r>
+            <w:r>
+              <w:lastRenderedPageBreak/>
+              <w:t>in UI code) are expensive to unpick once construction is underway.</w:t>
             </w:r>
           </w:p>
         </w:tc>
@@ -20395,6 +21451,7 @@
           </w:tcPr>
           <w:p>
             <w:r>
+              <w:lastRenderedPageBreak/>
               <w:t>6</w:t>
             </w:r>
           </w:p>
@@ -20822,11 +21879,7 @@
           </w:tcPr>
           <w:p>
             <w:r>
-              <w:t xml:space="preserve">Must stay simple for non-technical requesters; must cover categories named in the business need </w:t>
-            </w:r>
-            <w:r>
-              <w:lastRenderedPageBreak/>
-              <w:t>(facility faults, damaged equipment, security concerns, IT support, maintenance, lost property).</w:t>
+              <w:t>Must stay simple for non-technical requesters; must cover categories named in the business need (facility faults, damaged equipment, security concerns, IT support, maintenance, lost property).</w:t>
             </w:r>
           </w:p>
         </w:tc>
@@ -20842,12 +21895,7 @@
           </w:tcPr>
           <w:p>
             <w:r>
-              <w:lastRenderedPageBreak/>
-              <w:t xml:space="preserve">(a) Free-text field; (b) Fixed controlled list; (c) Fixed list with an 'Other' option requiring staff </w:t>
-            </w:r>
-            <w:r>
-              <w:lastRenderedPageBreak/>
-              <w:t>reclassification.</w:t>
+              <w:t>(a) Free-text field; (b) Fixed controlled list; (c) Fixed list with an 'Other' option requiring staff reclassification.</w:t>
             </w:r>
           </w:p>
         </w:tc>
@@ -20863,7 +21911,6 @@
           </w:tcPr>
           <w:p>
             <w:r>
-              <w:lastRenderedPageBreak/>
               <w:t>Adopt (c): a fixed controlled list with a staff-</w:t>
             </w:r>
             <w:proofErr w:type="spellStart"/>
@@ -20888,11 +21935,7 @@
           </w:tcPr>
           <w:p>
             <w:r>
-              <w:t xml:space="preserve">Balances requester ease-of-use with the data-quality and reporting needs in the business need, without an over-rigid list </w:t>
-            </w:r>
-            <w:r>
-              <w:lastRenderedPageBreak/>
-              <w:t>that blocks legitimate edge cases.</w:t>
+              <w:t>Balances requester ease-of-use with the data-quality and reporting needs in the business need, without an over-rigid list that blocks legitimate edge cases.</w:t>
             </w:r>
           </w:p>
         </w:tc>
@@ -20908,12 +21951,7 @@
           </w:tcPr>
           <w:p>
             <w:r>
-              <w:lastRenderedPageBreak/>
-              <w:t>Slightly more implementation complexity than free text; requires a staff workflow for reclassifyi</w:t>
-            </w:r>
-            <w:r>
-              <w:lastRenderedPageBreak/>
-              <w:t>ng 'Other' items.</w:t>
+              <w:t>Slightly more implementation complexity than free text; requires a staff workflow for reclassifying 'Other' items.</w:t>
             </w:r>
           </w:p>
         </w:tc>
@@ -20929,12 +21967,7 @@
           </w:tcPr>
           <w:p>
             <w:r>
-              <w:lastRenderedPageBreak/>
-              <w:t xml:space="preserve">If the list is poorly chosen, most requests may default to 'Other', undermining the benefit (linked to </w:t>
-            </w:r>
-            <w:r>
-              <w:lastRenderedPageBreak/>
-              <w:t>Risk R-007).</w:t>
+              <w:t>If the list is poorly chosen, most requests may default to 'Other', undermining the benefit (linked to Risk R-007).</w:t>
             </w:r>
           </w:p>
         </w:tc>
@@ -20950,7 +21983,6 @@
           </w:tcPr>
           <w:p>
             <w:r>
-              <w:lastRenderedPageBreak/>
               <w:t>Master Brief §2 (fragmentation problem); Stakeholder Analysis, Section 2.</w:t>
             </w:r>
           </w:p>
@@ -21001,7 +22033,11 @@
           </w:tcPr>
           <w:p>
             <w:r>
-              <w:t>Every service request must support staff and management accountability for status changes.</w:t>
+              <w:t xml:space="preserve">Every service request must support staff and </w:t>
+            </w:r>
+            <w:r>
+              <w:lastRenderedPageBreak/>
+              <w:t>management accountability for status changes.</w:t>
             </w:r>
           </w:p>
         </w:tc>
@@ -21017,7 +22053,12 @@
           </w:tcPr>
           <w:p>
             <w:r>
-              <w:t>Must remain technology-agnostic at M1; must not assume a specific database engine.</w:t>
+              <w:lastRenderedPageBreak/>
+              <w:t xml:space="preserve">Must remain technology-agnostic </w:t>
+            </w:r>
+            <w:r>
+              <w:lastRenderedPageBreak/>
+              <w:t>at M1; must not assume a specific database engine.</w:t>
             </w:r>
           </w:p>
         </w:tc>
@@ -21033,6 +22074,7 @@
           </w:tcPr>
           <w:p>
             <w:r>
+              <w:lastRenderedPageBreak/>
               <w:t xml:space="preserve">(a) Store only </w:t>
             </w:r>
             <w:proofErr w:type="gramStart"/>
@@ -21041,7 +22083,11 @@
             </w:r>
             <w:proofErr w:type="gramEnd"/>
             <w:r>
-              <w:t xml:space="preserve">; (b) Store </w:t>
+              <w:t xml:space="preserve">; </w:t>
+            </w:r>
+            <w:r>
+              <w:lastRenderedPageBreak/>
+              <w:t xml:space="preserve">(b) Store </w:t>
             </w:r>
             <w:proofErr w:type="gramStart"/>
             <w:r>
@@ -21065,7 +22111,12 @@
           </w:tcPr>
           <w:p>
             <w:r>
-              <w:t>Adopt (b): every status transition is recorded as an immutable history entry (who, what, when).</w:t>
+              <w:lastRenderedPageBreak/>
+              <w:t xml:space="preserve">Adopt (b): every status </w:t>
+            </w:r>
+            <w:r>
+              <w:lastRenderedPageBreak/>
+              <w:t>transition is recorded as an immutable history entry (who, what, when).</w:t>
             </w:r>
           </w:p>
         </w:tc>
@@ -21081,7 +22132,12 @@
           </w:tcPr>
           <w:p>
             <w:r>
-              <w:t>Directly addresses the 'weak accountability' problem in the business need and is required groundwork for the M3/M4 traceability and quality-evidence standards.</w:t>
+              <w:lastRenderedPageBreak/>
+              <w:t>Directly addresses the 'weak accountabilit</w:t>
+            </w:r>
+            <w:r>
+              <w:lastRenderedPageBreak/>
+              <w:t>y' problem in the business need and is required groundwork for the M3/M4 traceability and quality-evidence standards.</w:t>
             </w:r>
           </w:p>
         </w:tc>
@@ -21097,7 +22153,12 @@
           </w:tcPr>
           <w:p>
             <w:r>
-              <w:t>Slightly larger data model and additional write operations per status change.</w:t>
+              <w:lastRenderedPageBreak/>
+              <w:t xml:space="preserve">Slightly larger data model </w:t>
+            </w:r>
+            <w:r>
+              <w:lastRenderedPageBreak/>
+              <w:t>and additional write operations per status change.</w:t>
             </w:r>
           </w:p>
         </w:tc>
@@ -21113,7 +22174,12 @@
           </w:tcPr>
           <w:p>
             <w:r>
-              <w:t>If not enforced consistently across every code path that changes status, gaps could appear in the audit trail (linked to Forward Engineering Consideration #3).</w:t>
+              <w:lastRenderedPageBreak/>
+              <w:t xml:space="preserve">If not enforced consistently across </w:t>
+            </w:r>
+            <w:r>
+              <w:lastRenderedPageBreak/>
+              <w:t>every code path that changes status, gaps could appear in the audit trail (linked to Forward Engineering Consideration #3).</w:t>
             </w:r>
           </w:p>
         </w:tc>
@@ -21129,7 +22195,12 @@
           </w:tcPr>
           <w:p>
             <w:r>
-              <w:t>Master Brief §2 problem statement; §11 traceability standard.</w:t>
+              <w:lastRenderedPageBreak/>
+              <w:t>Master Brief §2 problem stateme</w:t>
+            </w:r>
+            <w:r>
+              <w:lastRenderedPageBreak/>
+              <w:t>nt; §11 traceability standard.</w:t>
             </w:r>
           </w:p>
         </w:tc>
@@ -21145,7 +22216,12 @@
           </w:tcPr>
           <w:p>
             <w:r>
-              <w:t>[to be updated once M2/M3 evidence is available]</w:t>
+              <w:lastRenderedPageBreak/>
+              <w:t xml:space="preserve">[to be updated once M2/M3 </w:t>
+            </w:r>
+            <w:r>
+              <w:lastRenderedPageBreak/>
+              <w:t>evidence is available]</w:t>
             </w:r>
           </w:p>
         </w:tc>
@@ -21163,6 +22239,7 @@
           </w:tcPr>
           <w:p>
             <w:r>
+              <w:lastRenderedPageBreak/>
               <w:t>D-003</w:t>
             </w:r>
           </w:p>
@@ -21325,30 +22402,138 @@
           </w:tcPr>
           <w:p>
             <w:r>
+              <w:t>D-004 (Deferred)</w:t>
+            </w:r>
+          </w:p>
+        </w:tc>
+        <w:tc>
+          <w:tcPr>
+            <w:tcW w:w="1543" w:type="dxa"/>
+            <w:tcMar>
+              <w:top w:w="80" w:type="dxa"/>
+              <w:left w:w="100" w:type="dxa"/>
+              <w:bottom w:w="80" w:type="dxa"/>
+              <w:right w:w="100" w:type="dxa"/>
+            </w:tcMar>
+          </w:tcPr>
+          <w:p>
+            <w:r>
+              <w:t xml:space="preserve">Technology-stack selection for </w:t>
+            </w:r>
+            <w:proofErr w:type="spellStart"/>
+            <w:r>
+              <w:t>CivicConnect</w:t>
+            </w:r>
+            <w:proofErr w:type="spellEnd"/>
+            <w:r>
+              <w:t>.</w:t>
+            </w:r>
+          </w:p>
+        </w:tc>
+        <w:tc>
+          <w:tcPr>
+            <w:tcW w:w="1123" w:type="dxa"/>
+            <w:tcMar>
+              <w:top w:w="80" w:type="dxa"/>
+              <w:left w:w="100" w:type="dxa"/>
+              <w:bottom w:w="80" w:type="dxa"/>
+              <w:right w:w="100" w:type="dxa"/>
+            </w:tcMar>
+          </w:tcPr>
+          <w:p>
+            <w:r>
+              <w:t xml:space="preserve">Not applicable </w:t>
+            </w:r>
+            <w:proofErr w:type="gramStart"/>
+            <w:r>
+              <w:t>at this time</w:t>
+            </w:r>
+            <w:proofErr w:type="gramEnd"/>
+            <w:r>
+              <w:t>.</w:t>
+            </w:r>
+          </w:p>
+        </w:tc>
+        <w:tc>
+          <w:tcPr>
+            <w:tcW w:w="992" w:type="dxa"/>
+            <w:tcMar>
+              <w:top w:w="80" w:type="dxa"/>
+              <w:left w:w="100" w:type="dxa"/>
+              <w:bottom w:w="80" w:type="dxa"/>
+              <w:right w:w="100" w:type="dxa"/>
+            </w:tcMar>
+          </w:tcPr>
+          <w:p>
+            <w:r>
+              <w:t xml:space="preserve">Not applicable </w:t>
+            </w:r>
+            <w:proofErr w:type="gramStart"/>
+            <w:r>
+              <w:t>at this time</w:t>
+            </w:r>
+            <w:proofErr w:type="gramEnd"/>
+            <w:r>
+              <w:t>.</w:t>
+            </w:r>
+          </w:p>
+        </w:tc>
+        <w:tc>
+          <w:tcPr>
+            <w:tcW w:w="993" w:type="dxa"/>
+            <w:tcMar>
+              <w:top w:w="80" w:type="dxa"/>
+              <w:left w:w="100" w:type="dxa"/>
+              <w:bottom w:w="80" w:type="dxa"/>
+              <w:right w:w="100" w:type="dxa"/>
+            </w:tcMar>
+          </w:tcPr>
+          <w:p>
+            <w:r>
+              <w:t>DEFERRED to Milestone 2.</w:t>
+            </w:r>
+          </w:p>
+        </w:tc>
+        <w:tc>
+          <w:tcPr>
+            <w:tcW w:w="1367" w:type="dxa"/>
+            <w:tcMar>
+              <w:top w:w="80" w:type="dxa"/>
+              <w:left w:w="100" w:type="dxa"/>
+              <w:bottom w:w="80" w:type="dxa"/>
+              <w:right w:w="100" w:type="dxa"/>
+            </w:tcMar>
+          </w:tcPr>
+          <w:p>
+            <w:r>
+              <w:t xml:space="preserve">M1 explicitly excludes final technology-stack selection (Milestone 1 Brief §5); a defensible choice requires the weighted decision matrix and evidence gathering scoped to </w:t>
+            </w:r>
+            <w:r>
               <w:lastRenderedPageBreak/>
-              <w:t>D-004 (Deferred)</w:t>
-            </w:r>
-          </w:p>
-        </w:tc>
-        <w:tc>
-          <w:tcPr>
-            <w:tcW w:w="1543" w:type="dxa"/>
-            <w:tcMar>
-              <w:top w:w="80" w:type="dxa"/>
-              <w:left w:w="100" w:type="dxa"/>
-              <w:bottom w:w="80" w:type="dxa"/>
-              <w:right w:w="100" w:type="dxa"/>
-            </w:tcMar>
-          </w:tcPr>
-          <w:p>
-            <w:r>
-              <w:t xml:space="preserve">Technology-stack selection for </w:t>
-            </w:r>
-            <w:proofErr w:type="spellStart"/>
-            <w:r>
-              <w:t>CivicConnect</w:t>
-            </w:r>
-            <w:proofErr w:type="spellEnd"/>
+              <w:t>M2 (Master Brief §18.1), not yet performed.</w:t>
+            </w:r>
+          </w:p>
+        </w:tc>
+        <w:tc>
+          <w:tcPr>
+            <w:tcW w:w="1042" w:type="dxa"/>
+            <w:tcMar>
+              <w:top w:w="80" w:type="dxa"/>
+              <w:left w:w="100" w:type="dxa"/>
+              <w:bottom w:w="80" w:type="dxa"/>
+              <w:right w:w="100" w:type="dxa"/>
+            </w:tcMar>
+          </w:tcPr>
+          <w:p>
+            <w:r>
+              <w:lastRenderedPageBreak/>
+              <w:t xml:space="preserve">Not applicable </w:t>
+            </w:r>
+            <w:proofErr w:type="gramStart"/>
+            <w:r>
+              <w:t>at this time</w:t>
+            </w:r>
+            <w:proofErr w:type="gramEnd"/>
             <w:r>
               <w:t>.</w:t>
             </w:r>
@@ -21356,49 +22541,27 @@
         </w:tc>
         <w:tc>
           <w:tcPr>
-            <w:tcW w:w="1123" w:type="dxa"/>
-            <w:tcMar>
-              <w:top w:w="80" w:type="dxa"/>
-              <w:left w:w="100" w:type="dxa"/>
-              <w:bottom w:w="80" w:type="dxa"/>
-              <w:right w:w="100" w:type="dxa"/>
-            </w:tcMar>
-          </w:tcPr>
-          <w:p>
-            <w:r>
-              <w:t xml:space="preserve">Not applicable </w:t>
-            </w:r>
-            <w:proofErr w:type="gramStart"/>
-            <w:r>
-              <w:t>at this time</w:t>
-            </w:r>
-            <w:proofErr w:type="gramEnd"/>
-            <w:r>
-              <w:t>.</w:t>
-            </w:r>
-          </w:p>
-        </w:tc>
-        <w:tc>
-          <w:tcPr>
-            <w:tcW w:w="992" w:type="dxa"/>
-            <w:tcMar>
-              <w:top w:w="80" w:type="dxa"/>
-              <w:left w:w="100" w:type="dxa"/>
-              <w:bottom w:w="80" w:type="dxa"/>
-              <w:right w:w="100" w:type="dxa"/>
-            </w:tcMar>
-          </w:tcPr>
-          <w:p>
-            <w:r>
-              <w:t xml:space="preserve">Not applicable </w:t>
-            </w:r>
-            <w:proofErr w:type="gramStart"/>
-            <w:r>
-              <w:t>at this time</w:t>
-            </w:r>
-            <w:proofErr w:type="gramEnd"/>
-            <w:r>
-              <w:t>.</w:t>
+            <w:tcW w:w="1134" w:type="dxa"/>
+            <w:tcMar>
+              <w:top w:w="80" w:type="dxa"/>
+              <w:left w:w="100" w:type="dxa"/>
+              <w:bottom w:w="80" w:type="dxa"/>
+              <w:right w:w="100" w:type="dxa"/>
+            </w:tcMar>
+          </w:tcPr>
+          <w:p>
+            <w:r>
+              <w:t>Delaying keeps options open but leaves less M2 time for the required comparison (linked to Risk R-001)</w:t>
+            </w:r>
+            <w:r>
+              <w:t>. R</w:t>
+            </w:r>
+            <w:r>
+              <w:t>esearch must begin immediate</w:t>
+            </w:r>
+            <w:r>
+              <w:lastRenderedPageBreak/>
+              <w:t>ly after M1 submission.</w:t>
             </w:r>
           </w:p>
         </w:tc>
@@ -21414,84 +22577,7 @@
           </w:tcPr>
           <w:p>
             <w:r>
-              <w:t>DEFERRED to Milestone 2.</w:t>
-            </w:r>
-          </w:p>
-        </w:tc>
-        <w:tc>
-          <w:tcPr>
-            <w:tcW w:w="1367" w:type="dxa"/>
-            <w:tcMar>
-              <w:top w:w="80" w:type="dxa"/>
-              <w:left w:w="100" w:type="dxa"/>
-              <w:bottom w:w="80" w:type="dxa"/>
-              <w:right w:w="100" w:type="dxa"/>
-            </w:tcMar>
-          </w:tcPr>
-          <w:p>
-            <w:r>
-              <w:t>M1 explicitly excludes final technology-stack selection (Milestone 1 Brief §5); a defensible choice requires the weighted decision matrix and evidence gathering scoped to M2 (Master Brief §18.1), not yet performed.</w:t>
-            </w:r>
-          </w:p>
-        </w:tc>
-        <w:tc>
-          <w:tcPr>
-            <w:tcW w:w="1042" w:type="dxa"/>
-            <w:tcMar>
-              <w:top w:w="80" w:type="dxa"/>
-              <w:left w:w="100" w:type="dxa"/>
-              <w:bottom w:w="80" w:type="dxa"/>
-              <w:right w:w="100" w:type="dxa"/>
-            </w:tcMar>
-          </w:tcPr>
-          <w:p>
-            <w:r>
-              <w:t xml:space="preserve">Not applicable </w:t>
-            </w:r>
-            <w:proofErr w:type="gramStart"/>
-            <w:r>
-              <w:t>at this time</w:t>
-            </w:r>
-            <w:proofErr w:type="gramEnd"/>
-            <w:r>
-              <w:t>.</w:t>
-            </w:r>
-          </w:p>
-        </w:tc>
-        <w:tc>
-          <w:tcPr>
-            <w:tcW w:w="1134" w:type="dxa"/>
-            <w:tcMar>
-              <w:top w:w="80" w:type="dxa"/>
-              <w:left w:w="100" w:type="dxa"/>
-              <w:bottom w:w="80" w:type="dxa"/>
-              <w:right w:w="100" w:type="dxa"/>
-            </w:tcMar>
-          </w:tcPr>
-          <w:p>
-            <w:r>
-              <w:t>Delaying keeps options open but leaves less M2 time for the required comparison (linked to Risk R-001)</w:t>
-            </w:r>
-            <w:r>
-              <w:t>. R</w:t>
-            </w:r>
-            <w:r>
-              <w:t>esearch must begin immediately after M1 submission.</w:t>
-            </w:r>
-          </w:p>
-        </w:tc>
-        <w:tc>
-          <w:tcPr>
-            <w:tcW w:w="993" w:type="dxa"/>
-            <w:tcMar>
-              <w:top w:w="80" w:type="dxa"/>
-              <w:left w:w="100" w:type="dxa"/>
-              <w:bottom w:w="80" w:type="dxa"/>
-              <w:right w:w="100" w:type="dxa"/>
-            </w:tcMar>
-          </w:tcPr>
-          <w:p>
-            <w:r>
+              <w:lastRenderedPageBreak/>
               <w:t xml:space="preserve">Not applicable </w:t>
             </w:r>
             <w:proofErr w:type="gramStart"/>

--- a/SEN381_Milestone1_V1.2 - conditionally accepted.docx
+++ b/SEN381_Milestone1_V1.2 - conditionally accepted.docx
@@ -150,15 +150,7 @@
         <w:jc w:val="center"/>
       </w:pPr>
       <w:r>
-        <w:t xml:space="preserve">Jared </w:t>
-      </w:r>
-      <w:proofErr w:type="spellStart"/>
-      <w:r>
-        <w:t>Swanepool</w:t>
-      </w:r>
-      <w:proofErr w:type="spellEnd"/>
-      <w:r>
-        <w:t xml:space="preserve"> - 601621</w:t>
+        <w:t>Jared Swanepool - 601621</w:t>
       </w:r>
     </w:p>
     <w:p>
@@ -220,15 +212,7 @@
         <w:t>Governing document</w:t>
       </w:r>
       <w:r>
-        <w:t xml:space="preserve">: SEN381 </w:t>
-      </w:r>
-      <w:proofErr w:type="spellStart"/>
-      <w:r>
-        <w:t>CivicConnect</w:t>
-      </w:r>
-      <w:proofErr w:type="spellEnd"/>
-      <w:r>
-        <w:t xml:space="preserve"> Master Project Brief</w:t>
+        <w:t>: SEN381 CivicConnect Master Project Brief</w:t>
       </w:r>
     </w:p>
     <w:p>
@@ -4312,11 +4296,9 @@
             </w:tcMar>
           </w:tcPr>
           <w:p>
-            <w:proofErr w:type="spellStart"/>
             <w:r>
               <w:t>CivicConnect</w:t>
             </w:r>
-            <w:proofErr w:type="spellEnd"/>
           </w:p>
         </w:tc>
       </w:tr>
@@ -4663,11 +4645,9 @@
             </w:tcMar>
           </w:tcPr>
           <w:p>
-            <w:proofErr w:type="spellStart"/>
             <w:r>
               <w:t>CivicConnect</w:t>
             </w:r>
-            <w:proofErr w:type="spellEnd"/>
           </w:p>
         </w:tc>
       </w:tr>
@@ -4976,15 +4956,7 @@
     </w:p>
     <w:p>
       <w:r>
-        <w:t xml:space="preserve">A community-focused organisation </w:t>
-      </w:r>
-      <w:proofErr w:type="spellStart"/>
-      <w:r>
-        <w:t>CivicConnect</w:t>
-      </w:r>
-      <w:proofErr w:type="spellEnd"/>
-      <w:r>
-        <w:t xml:space="preserve"> currently manages their services requests such as facility faults, IT support, maintenance, lost property and security concerns across email, phone, WhatsApp, spreadsheets, and paper. This produces duplicated or lost requests, no visibility for requesters, no reliable reporting for management and no clear ownership for staff. </w:t>
+        <w:t xml:space="preserve">A community-focused organisation CivicConnect currently manages their services requests such as facility faults, IT support, maintenance, lost property and security concerns across email, phone, WhatsApp, spreadsheets, and paper. This produces duplicated or lost requests, no visibility for requesters, no reliable reporting for management and no clear ownership for staff. </w:t>
       </w:r>
     </w:p>
     <w:p>
@@ -4998,13 +4970,8 @@
       <w:bookmarkEnd w:id="6"/>
     </w:p>
     <w:p>
-      <w:proofErr w:type="spellStart"/>
       <w:r>
-        <w:t>CivicConnect</w:t>
-      </w:r>
-      <w:proofErr w:type="spellEnd"/>
-      <w:r>
-        <w:t xml:space="preserve"> needs a controlled digital platform that provides a reliable, traceable </w:t>
+        <w:t xml:space="preserve">CivicConnect needs a controlled digital platform that provides a reliable, traceable </w:t>
       </w:r>
       <w:r>
         <w:t>and usable way to submit, manage, monitor and report on service requests.</w:t>
@@ -5021,13 +4988,8 @@
       <w:bookmarkEnd w:id="7"/>
     </w:p>
     <w:p>
-      <w:proofErr w:type="spellStart"/>
       <w:r>
-        <w:t>CivicConnect</w:t>
-      </w:r>
-      <w:proofErr w:type="spellEnd"/>
-      <w:r>
-        <w:t xml:space="preserve"> business value is a single controlled record of a request’s lifecycle. Submit to categorise to assign to act to resolve then report which closes the accountability gap that their current infrastructure has</w:t>
+        <w:t>CivicConnect business value is a single controlled record of a request’s lifecycle. Submit to categorise to assign to act to resolve then report which closes the accountability gap that their current infrastructure has</w:t>
       </w:r>
       <w:r>
         <w:t>.</w:t>
@@ -7038,17 +7000,7 @@
           </w:tcPr>
           <w:p>
             <w:r>
-              <w:t xml:space="preserve">Upon submission attempt, the user must receive feedback. If </w:t>
-            </w:r>
-            <w:proofErr w:type="spellStart"/>
-            <w:proofErr w:type="gramStart"/>
-            <w:r>
-              <w:t>its</w:t>
-            </w:r>
-            <w:proofErr w:type="spellEnd"/>
-            <w:proofErr w:type="gramEnd"/>
-            <w:r>
-              <w:t xml:space="preserve"> an error, the problem must be stated. If successful, the user must be notified</w:t>
+              <w:t>Upon submission attempt, the user must receive feedback. If its an error, the problem must be stated. If successful, the user must be notified</w:t>
             </w:r>
           </w:p>
         </w:tc>
@@ -7169,15 +7121,7 @@
           </w:tcPr>
           <w:p>
             <w:r>
-              <w:t xml:space="preserve">On selection, requests must be </w:t>
-            </w:r>
-            <w:proofErr w:type="gramStart"/>
-            <w:r>
-              <w:t>categorise</w:t>
-            </w:r>
-            <w:proofErr w:type="gramEnd"/>
-            <w:r>
-              <w:t xml:space="preserve"> according to date submitted, date changed, or alphabetical order.</w:t>
+              <w:t>On selection, requests must be categorise according to date submitted, date changed, or alphabetical order.</w:t>
             </w:r>
           </w:p>
         </w:tc>
@@ -7540,15 +7484,7 @@
           </w:tcPr>
           <w:p>
             <w:r>
-              <w:t xml:space="preserve">After 5 years the requests must be </w:t>
-            </w:r>
-            <w:proofErr w:type="gramStart"/>
-            <w:r>
-              <w:t>auto-deleted</w:t>
-            </w:r>
-            <w:proofErr w:type="gramEnd"/>
-            <w:r>
-              <w:t xml:space="preserve"> to prevent overloading storage in the long term.</w:t>
+              <w:t>After 5 years the requests must be auto-deleted to prevent overloading storage in the long term.</w:t>
             </w:r>
           </w:p>
         </w:tc>
@@ -8038,24 +7974,11 @@
           </w:tcPr>
           <w:p>
             <w:r>
-              <w:t xml:space="preserve">The views should provide enough information </w:t>
-            </w:r>
-            <w:proofErr w:type="gramStart"/>
-            <w:r>
-              <w:t>in order to</w:t>
-            </w:r>
-            <w:proofErr w:type="gramEnd"/>
-            <w:r>
-              <w:t xml:space="preserve"> make relevant decisions. Examples </w:t>
-            </w:r>
-            <w:proofErr w:type="gramStart"/>
+              <w:t xml:space="preserve">The views should provide enough information in order to make relevant decisions. Examples </w:t>
+            </w:r>
             <w:r>
               <w:lastRenderedPageBreak/>
-              <w:t>being:</w:t>
-            </w:r>
-            <w:proofErr w:type="gramEnd"/>
-            <w:r>
-              <w:t xml:space="preserve"> category, status, time submitted, who is assigned to the request.</w:t>
+              <w:t>being: category, status, time submitted, who is assigned to the request.</w:t>
             </w:r>
           </w:p>
         </w:tc>
@@ -9324,15 +9247,7 @@
           </w:tcPr>
           <w:p>
             <w:r>
-              <w:t xml:space="preserve">Requests will have to be resolved within a set amount of time. Early estimates </w:t>
-            </w:r>
-            <w:proofErr w:type="gramStart"/>
-            <w:r>
-              <w:t>sets</w:t>
-            </w:r>
-            <w:proofErr w:type="gramEnd"/>
-            <w:r>
-              <w:t xml:space="preserve"> it at within 7 days.</w:t>
+              <w:t>Requests will have to be resolved within a set amount of time. Early estimates sets it at within 7 days.</w:t>
             </w:r>
           </w:p>
         </w:tc>
@@ -9447,15 +9362,7 @@
           </w:tcPr>
           <w:p>
             <w:r>
-              <w:t xml:space="preserve">Management should have access to the additional information given by the staff members </w:t>
-            </w:r>
-            <w:proofErr w:type="gramStart"/>
-            <w:r>
-              <w:t>in order to</w:t>
-            </w:r>
-            <w:proofErr w:type="gramEnd"/>
-            <w:r>
-              <w:t xml:space="preserve"> review the resolved </w:t>
+              <w:t xml:space="preserve">Management should have access to the additional information given by the staff members in order to review the resolved </w:t>
             </w:r>
             <w:r>
               <w:lastRenderedPageBreak/>
@@ -10008,15 +9915,7 @@
           </w:tcPr>
           <w:p>
             <w:r>
-              <w:t xml:space="preserve">Users can only access data that they are allowed to access. For instance, a requestor </w:t>
-            </w:r>
-            <w:proofErr w:type="gramStart"/>
-            <w:r>
-              <w:t>cant</w:t>
-            </w:r>
-            <w:proofErr w:type="gramEnd"/>
-            <w:r>
-              <w:t xml:space="preserve"> access the credentials of other requestors</w:t>
+              <w:t>Users can only access data that they are allowed to access. For instance, a requestor cant access the credentials of other requestors</w:t>
             </w:r>
           </w:p>
         </w:tc>
@@ -11764,23 +11663,7 @@
           </w:tcPr>
           <w:p>
             <w:r>
-              <w:t xml:space="preserve">A main issue </w:t>
-            </w:r>
-            <w:proofErr w:type="spellStart"/>
-            <w:r>
-              <w:t>CivicConnect</w:t>
-            </w:r>
-            <w:proofErr w:type="spellEnd"/>
-            <w:r>
-              <w:t xml:space="preserve"> is supposed to solve is requests being lost. Requests must be submitted, or a report must be given. Requests that </w:t>
-            </w:r>
-            <w:proofErr w:type="gramStart"/>
-            <w:r>
-              <w:t>has</w:t>
-            </w:r>
-            <w:proofErr w:type="gramEnd"/>
-            <w:r>
-              <w:t xml:space="preserve"> been stored must be recoverable when lost</w:t>
+              <w:t>A main issue CivicConnect is supposed to solve is requests being lost. Requests must be submitted, or a report must be given. Requests that has been stored must be recoverable when lost</w:t>
             </w:r>
             <w:r>
               <w:t>.</w:t>
@@ -11805,15 +11688,7 @@
           </w:tcPr>
           <w:p>
             <w:r>
-              <w:t xml:space="preserve">No submissions may be simply lost. Submission failures must be </w:t>
-            </w:r>
-            <w:proofErr w:type="gramStart"/>
-            <w:r>
-              <w:t>indicated,</w:t>
-            </w:r>
-            <w:proofErr w:type="gramEnd"/>
-            <w:r>
-              <w:t xml:space="preserve"> successful submissions must be acknowledged. Furthermore, overwritten data must be recoverable within 48 hours. 99% availability during operating hours is also required.</w:t>
+              <w:t>No submissions may be simply lost. Submission failures must be indicated, successful submissions must be acknowledged. Furthermore, overwritten data must be recoverable within 48 hours. 99% availability during operating hours is also required.</w:t>
             </w:r>
           </w:p>
         </w:tc>
@@ -12160,6 +12035,163 @@
           <w:p>
             <w:r>
               <w:t>D-004 (deferred)</w:t>
+            </w:r>
+          </w:p>
+        </w:tc>
+      </w:tr>
+      <w:tr>
+        <w:tc>
+          <w:tcPr>
+            <w:tcW w:w="800" w:type="dxa"/>
+            <w:tcBorders>
+              <w:top w:val="single" w:sz="4" w:space="0" w:color="auto"/>
+              <w:left w:val="single" w:sz="4" w:space="0" w:color="auto"/>
+              <w:bottom w:val="single" w:sz="4" w:space="0" w:color="auto"/>
+              <w:right w:val="single" w:sz="4" w:space="0" w:color="auto"/>
+            </w:tcBorders>
+            <w:tcMar>
+              <w:top w:w="80" w:type="dxa"/>
+              <w:left w:w="100" w:type="dxa"/>
+              <w:bottom w:w="80" w:type="dxa"/>
+              <w:right w:w="100" w:type="dxa"/>
+            </w:tcMar>
+          </w:tcPr>
+          <w:p>
+            <w:r>
+              <w:t>ASR-006</w:t>
+            </w:r>
+          </w:p>
+        </w:tc>
+        <w:tc>
+          <w:tcPr>
+            <w:tcW w:w="1463" w:type="dxa"/>
+            <w:tcBorders>
+              <w:top w:val="single" w:sz="4" w:space="0" w:color="auto"/>
+              <w:left w:val="single" w:sz="4" w:space="0" w:color="auto"/>
+              <w:bottom w:val="single" w:sz="4" w:space="0" w:color="auto"/>
+              <w:right w:val="single" w:sz="4" w:space="0" w:color="auto"/>
+            </w:tcBorders>
+            <w:tcMar>
+              <w:top w:w="80" w:type="dxa"/>
+              <w:left w:w="100" w:type="dxa"/>
+              <w:bottom w:w="80" w:type="dxa"/>
+              <w:right w:w="100" w:type="dxa"/>
+            </w:tcMar>
+          </w:tcPr>
+          <w:p>
+            <w:r>
+              <w:t xml:space="preserve">FR-008, FR-016, FR-019, </w:t>
+            </w:r>
+            <w:r>
+              <w:lastRenderedPageBreak/>
+              <w:t>FR-20, NFR-006</w:t>
+            </w:r>
+          </w:p>
+        </w:tc>
+        <w:tc>
+          <w:tcPr>
+            <w:tcW w:w="1560" w:type="dxa"/>
+            <w:tcBorders>
+              <w:top w:val="single" w:sz="4" w:space="0" w:color="auto"/>
+              <w:left w:val="single" w:sz="4" w:space="0" w:color="auto"/>
+              <w:bottom w:val="single" w:sz="4" w:space="0" w:color="auto"/>
+              <w:right w:val="single" w:sz="4" w:space="0" w:color="auto"/>
+            </w:tcBorders>
+            <w:tcMar>
+              <w:top w:w="80" w:type="dxa"/>
+              <w:left w:w="100" w:type="dxa"/>
+              <w:bottom w:w="80" w:type="dxa"/>
+              <w:right w:w="100" w:type="dxa"/>
+            </w:tcMar>
+          </w:tcPr>
+          <w:p>
+            <w:r>
+              <w:lastRenderedPageBreak/>
+              <w:t>Cost</w:t>
+            </w:r>
+          </w:p>
+        </w:tc>
+        <w:tc>
+          <w:tcPr>
+            <w:tcW w:w="3260" w:type="dxa"/>
+            <w:tcBorders>
+              <w:top w:val="single" w:sz="4" w:space="0" w:color="auto"/>
+              <w:left w:val="single" w:sz="4" w:space="0" w:color="auto"/>
+              <w:bottom w:val="single" w:sz="4" w:space="0" w:color="auto"/>
+              <w:right w:val="single" w:sz="4" w:space="0" w:color="auto"/>
+            </w:tcBorders>
+            <w:tcMar>
+              <w:top w:w="80" w:type="dxa"/>
+              <w:left w:w="100" w:type="dxa"/>
+              <w:bottom w:w="80" w:type="dxa"/>
+              <w:right w:w="100" w:type="dxa"/>
+            </w:tcMar>
+          </w:tcPr>
+          <w:p>
+            <w:r>
+              <w:t xml:space="preserve">CivicConnect needs to make use of free-tier software and services. This will mean that the 5-year retention </w:t>
+            </w:r>
+            <w:r>
+              <w:lastRenderedPageBreak/>
+              <w:t>rules will need to be able to handle the accumulated data over the 5 years without deleting anything.</w:t>
+            </w:r>
+          </w:p>
+        </w:tc>
+        <w:tc>
+          <w:tcPr>
+            <w:tcW w:w="2551" w:type="dxa"/>
+            <w:tcBorders>
+              <w:top w:val="single" w:sz="4" w:space="0" w:color="auto"/>
+              <w:left w:val="single" w:sz="4" w:space="0" w:color="auto"/>
+              <w:bottom w:val="single" w:sz="4" w:space="0" w:color="auto"/>
+              <w:right w:val="single" w:sz="4" w:space="0" w:color="auto"/>
+            </w:tcBorders>
+            <w:tcMar>
+              <w:top w:w="80" w:type="dxa"/>
+              <w:left w:w="100" w:type="dxa"/>
+              <w:bottom w:w="80" w:type="dxa"/>
+              <w:right w:w="100" w:type="dxa"/>
+            </w:tcMar>
+          </w:tcPr>
+          <w:p>
+            <w:r>
+              <w:lastRenderedPageBreak/>
+              <w:t xml:space="preserve">Estimation and calculation of a 5-year data volume, and comparing it to the </w:t>
+            </w:r>
+            <w:r>
+              <w:lastRenderedPageBreak/>
+              <w:t>capacity provided by the free-tier services. Automated purges after 5 years.</w:t>
+            </w:r>
+          </w:p>
+        </w:tc>
+        <w:tc>
+          <w:tcPr>
+            <w:tcW w:w="1134" w:type="dxa"/>
+            <w:tcBorders>
+              <w:top w:val="single" w:sz="4" w:space="0" w:color="auto"/>
+              <w:left w:val="single" w:sz="4" w:space="0" w:color="auto"/>
+              <w:bottom w:val="single" w:sz="4" w:space="0" w:color="auto"/>
+              <w:right w:val="single" w:sz="4" w:space="0" w:color="auto"/>
+            </w:tcBorders>
+            <w:tcMar>
+              <w:top w:w="80" w:type="dxa"/>
+              <w:left w:w="100" w:type="dxa"/>
+              <w:bottom w:w="80" w:type="dxa"/>
+              <w:right w:w="100" w:type="dxa"/>
+            </w:tcMar>
+          </w:tcPr>
+          <w:p>
+            <w:r>
+              <w:lastRenderedPageBreak/>
+              <w:t>D-007</w:t>
+            </w:r>
+            <w:r>
+              <w:t>,</w:t>
+            </w:r>
+          </w:p>
+          <w:p>
+            <w:r>
+              <w:t>D-013</w:t>
             </w:r>
           </w:p>
         </w:tc>
@@ -12519,15 +12551,7 @@
               <w:t>Free-tier hosting/database services typically cap storage, connection counts, request quotas or uptime</w:t>
             </w:r>
             <w:r>
-              <w:t xml:space="preserve">, for example </w:t>
-            </w:r>
-            <w:proofErr w:type="spellStart"/>
-            <w:r>
-              <w:t>SupaBase</w:t>
-            </w:r>
-            <w:proofErr w:type="spellEnd"/>
-            <w:r>
-              <w:t xml:space="preserve"> only providing 500MB database size in the free tier </w:t>
+              <w:t xml:space="preserve">, for example SupaBase only providing 500MB database size in the free tier </w:t>
             </w:r>
             <w:sdt>
               <w:sdtPr>
@@ -12676,15 +12700,7 @@
           </w:tcPr>
           <w:p>
             <w:r>
-              <w:t xml:space="preserve">Security is a lifecycle-wide responsibility. </w:t>
-            </w:r>
-            <w:proofErr w:type="spellStart"/>
-            <w:r>
-              <w:t>CivicConnect</w:t>
-            </w:r>
-            <w:proofErr w:type="spellEnd"/>
-            <w:r>
-              <w:t xml:space="preserve"> handles categories such as security concerns and IT support requests that may contain sensitive personal or safety-related information.</w:t>
+              <w:t>Security is a lifecycle-wide responsibility. CivicConnect handles categories such as security concerns and IT support requests that may contain sensitive personal or safety-related information.</w:t>
             </w:r>
           </w:p>
         </w:tc>
@@ -12706,15 +12722,7 @@
               <w:t>-</w:t>
             </w:r>
             <w:r>
-              <w:t xml:space="preserve"> deferring </w:t>
-            </w:r>
-            <w:proofErr w:type="gramStart"/>
-            <w:r>
-              <w:t>this risks</w:t>
-            </w:r>
-            <w:proofErr w:type="gramEnd"/>
-            <w:r>
-              <w:t xml:space="preserve"> a costly late redesign of the data model and authentication approach.</w:t>
+              <w:t xml:space="preserve"> deferring this risks a costly late redesign of the data model and authentication approach.</w:t>
             </w:r>
           </w:p>
         </w:tc>
@@ -12968,62 +12976,74 @@
             </w:tcMar>
           </w:tcPr>
           <w:p>
-            <w:proofErr w:type="spellStart"/>
             <w:r>
               <w:rPr>
                 <w:b/>
                 <w:bCs/>
               </w:rPr>
-              <w:t>Req</w:t>
-            </w:r>
-            <w:proofErr w:type="spellEnd"/>
+              <w:t>Req ID</w:t>
+            </w:r>
+          </w:p>
+        </w:tc>
+        <w:tc>
+          <w:tcPr>
+            <w:tcW w:w="1151" w:type="dxa"/>
+            <w:shd w:val="clear" w:color="auto" w:fill="1F3864"/>
+            <w:tcMar>
+              <w:top w:w="80" w:type="dxa"/>
+              <w:left w:w="100" w:type="dxa"/>
+              <w:bottom w:w="80" w:type="dxa"/>
+              <w:right w:w="100" w:type="dxa"/>
+            </w:tcMar>
+          </w:tcPr>
+          <w:p>
             <w:r>
               <w:rPr>
                 <w:b/>
                 <w:bCs/>
               </w:rPr>
-              <w:t xml:space="preserve"> ID</w:t>
-            </w:r>
-          </w:p>
-        </w:tc>
-        <w:tc>
-          <w:tcPr>
-            <w:tcW w:w="1151" w:type="dxa"/>
-            <w:shd w:val="clear" w:color="auto" w:fill="1F3864"/>
-            <w:tcMar>
-              <w:top w:w="80" w:type="dxa"/>
-              <w:left w:w="100" w:type="dxa"/>
-              <w:bottom w:w="80" w:type="dxa"/>
-              <w:right w:w="100" w:type="dxa"/>
-            </w:tcMar>
-          </w:tcPr>
-          <w:p>
+              <w:t>Stakeholder</w:t>
+            </w:r>
             <w:r>
               <w:rPr>
                 <w:b/>
                 <w:bCs/>
               </w:rPr>
-              <w:t>Stakeholder</w:t>
+              <w:t xml:space="preserve"> </w:t>
             </w:r>
             <w:r>
               <w:rPr>
                 <w:b/>
                 <w:bCs/>
               </w:rPr>
-              <w:t xml:space="preserve"> </w:t>
-            </w:r>
+              <w:t>/Source</w:t>
+            </w:r>
+          </w:p>
+        </w:tc>
+        <w:tc>
+          <w:tcPr>
+            <w:tcW w:w="3284" w:type="dxa"/>
+            <w:shd w:val="clear" w:color="auto" w:fill="1F3864"/>
+            <w:tcMar>
+              <w:top w:w="80" w:type="dxa"/>
+              <w:left w:w="100" w:type="dxa"/>
+              <w:bottom w:w="80" w:type="dxa"/>
+              <w:right w:w="100" w:type="dxa"/>
+            </w:tcMar>
+          </w:tcPr>
+          <w:p>
             <w:r>
               <w:rPr>
                 <w:b/>
                 <w:bCs/>
               </w:rPr>
-              <w:t>/Source</w:t>
-            </w:r>
-          </w:p>
-        </w:tc>
-        <w:tc>
-          <w:tcPr>
-            <w:tcW w:w="3284" w:type="dxa"/>
+              <w:t>Requirement Summary</w:t>
+            </w:r>
+          </w:p>
+        </w:tc>
+        <w:tc>
+          <w:tcPr>
+            <w:tcW w:w="5528" w:type="dxa"/>
             <w:shd w:val="clear" w:color="auto" w:fill="1F3864"/>
             <w:tcMar>
               <w:top w:w="80" w:type="dxa"/>
@@ -13038,27 +13058,6 @@
                 <w:b/>
                 <w:bCs/>
               </w:rPr>
-              <w:t>Requirement Summary</w:t>
-            </w:r>
-          </w:p>
-        </w:tc>
-        <w:tc>
-          <w:tcPr>
-            <w:tcW w:w="5528" w:type="dxa"/>
-            <w:shd w:val="clear" w:color="auto" w:fill="1F3864"/>
-            <w:tcMar>
-              <w:top w:w="80" w:type="dxa"/>
-              <w:left w:w="100" w:type="dxa"/>
-              <w:bottom w:w="80" w:type="dxa"/>
-              <w:right w:w="100" w:type="dxa"/>
-            </w:tcMar>
-          </w:tcPr>
-          <w:p>
-            <w:r>
-              <w:rPr>
-                <w:b/>
-                <w:bCs/>
-              </w:rPr>
               <w:t>Acceptance Criteria</w:t>
             </w:r>
           </w:p>
@@ -13257,17 +13256,7 @@
           </w:tcPr>
           <w:p>
             <w:r>
-              <w:t xml:space="preserve">Upon submission attempt, the user must receive feedback. If </w:t>
-            </w:r>
-            <w:proofErr w:type="spellStart"/>
-            <w:proofErr w:type="gramStart"/>
-            <w:r>
-              <w:t>its</w:t>
-            </w:r>
-            <w:proofErr w:type="spellEnd"/>
-            <w:proofErr w:type="gramEnd"/>
-            <w:r>
-              <w:t xml:space="preserve"> an error, the problem must be stated. If successful, the user must be notified</w:t>
+              <w:t>Upon submission attempt, the user must receive feedback. If its an error, the problem must be stated. If successful, the user must be notified</w:t>
             </w:r>
           </w:p>
         </w:tc>
@@ -13336,17 +13325,7 @@
           </w:tcPr>
           <w:p>
             <w:r>
-              <w:t xml:space="preserve">Upon submission attempt, the user must receive feedback. If </w:t>
-            </w:r>
-            <w:proofErr w:type="spellStart"/>
-            <w:proofErr w:type="gramStart"/>
-            <w:r>
-              <w:t>its</w:t>
-            </w:r>
-            <w:proofErr w:type="spellEnd"/>
-            <w:proofErr w:type="gramEnd"/>
-            <w:r>
-              <w:t xml:space="preserve"> an error, the problem must be stated. If successful, the user must be notified</w:t>
+              <w:t>Upon submission attempt, the user must receive feedback. If its an error, the problem must be stated. If successful, the user must be notified</w:t>
             </w:r>
           </w:p>
         </w:tc>
@@ -13415,15 +13394,7 @@
           </w:tcPr>
           <w:p>
             <w:r>
-              <w:t xml:space="preserve">On selection, requests must be </w:t>
-            </w:r>
-            <w:proofErr w:type="gramStart"/>
-            <w:r>
-              <w:t>categorise</w:t>
-            </w:r>
-            <w:proofErr w:type="gramEnd"/>
-            <w:r>
-              <w:t xml:space="preserve"> according to date submitted, date changed, or alphabetical order.</w:t>
+              <w:t>On selection, requests must be categorise according to date submitted, date changed, or alphabetical order.</w:t>
             </w:r>
           </w:p>
         </w:tc>
@@ -13912,23 +13883,7 @@
           </w:tcPr>
           <w:p>
             <w:r>
-              <w:t xml:space="preserve">The views should provide enough information </w:t>
-            </w:r>
-            <w:proofErr w:type="gramStart"/>
-            <w:r>
-              <w:t>in order to</w:t>
-            </w:r>
-            <w:proofErr w:type="gramEnd"/>
-            <w:r>
-              <w:t xml:space="preserve"> make relevant decisions. Examples </w:t>
-            </w:r>
-            <w:proofErr w:type="gramStart"/>
-            <w:r>
-              <w:t>being:</w:t>
-            </w:r>
-            <w:proofErr w:type="gramEnd"/>
-            <w:r>
-              <w:t xml:space="preserve"> category, status, time submitted, who is assigned to the request.</w:t>
+              <w:t>The views should provide enough information in order to make relevant decisions. Examples being: category, status, time submitted, who is assigned to the request.</w:t>
             </w:r>
           </w:p>
         </w:tc>
@@ -14700,15 +14655,7 @@
           </w:tcPr>
           <w:p>
             <w:r>
-              <w:t xml:space="preserve">Requests will have to be resolved within a set amount of time. Early estimates </w:t>
-            </w:r>
-            <w:proofErr w:type="gramStart"/>
-            <w:r>
-              <w:t>sets</w:t>
-            </w:r>
-            <w:proofErr w:type="gramEnd"/>
-            <w:r>
-              <w:t xml:space="preserve"> it at within 7 days.</w:t>
+              <w:t>Requests will have to be resolved within a set amount of time. Early estimates sets it at within 7 days.</w:t>
             </w:r>
           </w:p>
         </w:tc>
@@ -14778,15 +14725,7 @@
           </w:tcPr>
           <w:p>
             <w:r>
-              <w:t xml:space="preserve">Management should have access to the additional information given by the staff members </w:t>
-            </w:r>
-            <w:proofErr w:type="gramStart"/>
-            <w:r>
-              <w:t>in order to</w:t>
-            </w:r>
-            <w:proofErr w:type="gramEnd"/>
-            <w:r>
-              <w:t xml:space="preserve"> review the resolved requests. Basic analysis features, such as average time to resolution could also be added.</w:t>
+              <w:t>Management should have access to the additional information given by the staff members in order to review the resolved requests. Basic analysis features, such as average time to resolution could also be added.</w:t>
             </w:r>
           </w:p>
         </w:tc>
@@ -14861,27 +14800,39 @@
             </w:tcMar>
           </w:tcPr>
           <w:p>
-            <w:proofErr w:type="spellStart"/>
             <w:r>
               <w:rPr>
                 <w:b/>
                 <w:bCs/>
               </w:rPr>
-              <w:t>Req</w:t>
-            </w:r>
-            <w:proofErr w:type="spellEnd"/>
+              <w:t>Req ID</w:t>
+            </w:r>
+          </w:p>
+        </w:tc>
+        <w:tc>
+          <w:tcPr>
+            <w:tcW w:w="1170" w:type="dxa"/>
+            <w:shd w:val="clear" w:color="auto" w:fill="1F3864"/>
+            <w:tcMar>
+              <w:top w:w="80" w:type="dxa"/>
+              <w:left w:w="100" w:type="dxa"/>
+              <w:bottom w:w="80" w:type="dxa"/>
+              <w:right w:w="100" w:type="dxa"/>
+            </w:tcMar>
+          </w:tcPr>
+          <w:p>
             <w:r>
               <w:rPr>
                 <w:b/>
                 <w:bCs/>
               </w:rPr>
-              <w:t xml:space="preserve"> ID</w:t>
-            </w:r>
-          </w:p>
-        </w:tc>
-        <w:tc>
-          <w:tcPr>
-            <w:tcW w:w="1170" w:type="dxa"/>
+              <w:t>ASR link</w:t>
+            </w:r>
+          </w:p>
+        </w:tc>
+        <w:tc>
+          <w:tcPr>
+            <w:tcW w:w="1559" w:type="dxa"/>
             <w:shd w:val="clear" w:color="auto" w:fill="1F3864"/>
             <w:tcMar>
               <w:top w:w="80" w:type="dxa"/>
@@ -14896,107 +14847,70 @@
                 <w:b/>
                 <w:bCs/>
               </w:rPr>
-              <w:t>ASR link</w:t>
-            </w:r>
-          </w:p>
-        </w:tc>
-        <w:tc>
-          <w:tcPr>
-            <w:tcW w:w="1559" w:type="dxa"/>
-            <w:shd w:val="clear" w:color="auto" w:fill="1F3864"/>
-            <w:tcMar>
-              <w:top w:w="80" w:type="dxa"/>
-              <w:left w:w="100" w:type="dxa"/>
-              <w:bottom w:w="80" w:type="dxa"/>
-              <w:right w:w="100" w:type="dxa"/>
-            </w:tcMar>
-          </w:tcPr>
-          <w:p>
+              <w:t>Architecture</w:t>
+            </w:r>
             <w:r>
               <w:rPr>
                 <w:b/>
                 <w:bCs/>
               </w:rPr>
-              <w:t>Architecture</w:t>
+              <w:t>/</w:t>
             </w:r>
             <w:r>
               <w:rPr>
                 <w:b/>
                 <w:bCs/>
               </w:rPr>
-              <w:t>/</w:t>
-            </w:r>
+              <w:t xml:space="preserve"> model</w:t>
+            </w:r>
+          </w:p>
+        </w:tc>
+        <w:tc>
+          <w:tcPr>
+            <w:tcW w:w="2268" w:type="dxa"/>
+            <w:shd w:val="clear" w:color="auto" w:fill="1F3864"/>
+            <w:tcMar>
+              <w:top w:w="80" w:type="dxa"/>
+              <w:left w:w="100" w:type="dxa"/>
+              <w:bottom w:w="80" w:type="dxa"/>
+              <w:right w:w="100" w:type="dxa"/>
+            </w:tcMar>
+          </w:tcPr>
+          <w:p>
             <w:r>
               <w:rPr>
                 <w:b/>
                 <w:bCs/>
               </w:rPr>
-              <w:t xml:space="preserve"> model</w:t>
-            </w:r>
-          </w:p>
-        </w:tc>
-        <w:tc>
-          <w:tcPr>
-            <w:tcW w:w="2268" w:type="dxa"/>
-            <w:shd w:val="clear" w:color="auto" w:fill="1F3864"/>
-            <w:tcMar>
-              <w:top w:w="80" w:type="dxa"/>
-              <w:left w:w="100" w:type="dxa"/>
-              <w:bottom w:w="80" w:type="dxa"/>
-              <w:right w:w="100" w:type="dxa"/>
-            </w:tcMar>
-          </w:tcPr>
-          <w:p>
+              <w:t>I</w:t>
+            </w:r>
             <w:r>
               <w:rPr>
                 <w:b/>
                 <w:bCs/>
               </w:rPr>
-              <w:t>I</w:t>
+              <w:t>mpact</w:t>
             </w:r>
             <w:r>
               <w:rPr>
                 <w:b/>
                 <w:bCs/>
               </w:rPr>
-              <w:t>mpact</w:t>
+              <w:t xml:space="preserve"> on d</w:t>
             </w:r>
             <w:r>
               <w:rPr>
                 <w:b/>
                 <w:bCs/>
               </w:rPr>
-              <w:t xml:space="preserve"> on </w:t>
-            </w:r>
-            <w:proofErr w:type="gramStart"/>
+              <w:t xml:space="preserve">ata </w:t>
+            </w:r>
             <w:r>
               <w:rPr>
                 <w:b/>
                 <w:bCs/>
               </w:rPr>
-              <w:t>d</w:t>
-            </w:r>
-            <w:r>
-              <w:rPr>
-                <w:b/>
-                <w:bCs/>
-              </w:rPr>
-              <w:t xml:space="preserve">ata </w:t>
-            </w:r>
-            <w:r>
-              <w:rPr>
-                <w:b/>
-                <w:bCs/>
-              </w:rPr>
-              <w:t xml:space="preserve"> and</w:t>
-            </w:r>
-            <w:proofErr w:type="gramEnd"/>
-            <w:r>
-              <w:rPr>
-                <w:b/>
-                <w:bCs/>
-              </w:rPr>
-              <w:t xml:space="preserve"> </w:t>
+              <w:t xml:space="preserve"> and </w:t>
             </w:r>
             <w:r>
               <w:rPr>
@@ -15235,11 +15149,9 @@
             </w:tcMar>
           </w:tcPr>
           <w:p>
-            <w:proofErr w:type="spellStart"/>
             <w:r>
               <w:t>RequestQuery</w:t>
             </w:r>
-            <w:proofErr w:type="spellEnd"/>
           </w:p>
         </w:tc>
         <w:tc>
@@ -15270,15 +15182,7 @@
           </w:tcPr>
           <w:p>
             <w:r>
-              <w:t xml:space="preserve">Should read via a </w:t>
-            </w:r>
-            <w:proofErr w:type="spellStart"/>
-            <w:r>
-              <w:t>DataAcces</w:t>
-            </w:r>
-            <w:proofErr w:type="spellEnd"/>
-            <w:r>
-              <w:t xml:space="preserve"> layer, not directly via query.</w:t>
+              <w:t>Should read via a DataAcces layer, not directly via query.</w:t>
             </w:r>
           </w:p>
         </w:tc>
@@ -15602,11 +15506,9 @@
             </w:tcMar>
           </w:tcPr>
           <w:p>
-            <w:proofErr w:type="spellStart"/>
             <w:r>
               <w:t>RequestQuery</w:t>
             </w:r>
-            <w:proofErr w:type="spellEnd"/>
           </w:p>
         </w:tc>
         <w:tc>
@@ -15724,11 +15626,9 @@
             </w:tcMar>
           </w:tcPr>
           <w:p>
-            <w:proofErr w:type="spellStart"/>
             <w:r>
               <w:t>StatusAudit</w:t>
             </w:r>
-            <w:proofErr w:type="spellEnd"/>
           </w:p>
         </w:tc>
         <w:tc>
@@ -15743,15 +15643,7 @@
           </w:tcPr>
           <w:p>
             <w:r>
-              <w:t xml:space="preserve">The </w:t>
-            </w:r>
-            <w:proofErr w:type="gramStart"/>
-            <w:r>
-              <w:t>current status</w:t>
-            </w:r>
-            <w:proofErr w:type="gramEnd"/>
-            <w:r>
-              <w:t xml:space="preserve"> must be consistent with the history</w:t>
+              <w:t>The current status must be consistent with the history</w:t>
             </w:r>
           </w:p>
         </w:tc>
@@ -15854,13 +15746,8 @@
             </w:tcMar>
           </w:tcPr>
           <w:p>
-            <w:proofErr w:type="spellStart"/>
-            <w:r>
-              <w:t>StatusAudit</w:t>
-            </w:r>
-            <w:proofErr w:type="spellEnd"/>
-            <w:r>
-              <w:t>, Notification</w:t>
+            <w:r>
+              <w:t>StatusAudit, Notification</w:t>
             </w:r>
           </w:p>
         </w:tc>
@@ -15995,13 +15882,8 @@
             </w:tcMar>
           </w:tcPr>
           <w:p>
-            <w:proofErr w:type="gramStart"/>
-            <w:r>
-              <w:t>Auto-deletion</w:t>
-            </w:r>
-            <w:proofErr w:type="gramEnd"/>
-            <w:r>
-              <w:t xml:space="preserve"> at 5 years after last update.</w:t>
+            <w:r>
+              <w:t>Auto-deletion at 5 years after last update.</w:t>
             </w:r>
           </w:p>
         </w:tc>
@@ -16104,11 +15986,9 @@
             </w:tcMar>
           </w:tcPr>
           <w:p>
-            <w:proofErr w:type="spellStart"/>
             <w:r>
               <w:t>RequestQuery</w:t>
             </w:r>
-            <w:proofErr w:type="spellEnd"/>
           </w:p>
         </w:tc>
         <w:tc>
@@ -16379,15 +16259,7 @@
           </w:tcPr>
           <w:p>
             <w:r>
-              <w:t xml:space="preserve">Must be applied on the </w:t>
-            </w:r>
-            <w:proofErr w:type="spellStart"/>
-            <w:r>
-              <w:t>DataLayer</w:t>
-            </w:r>
-            <w:proofErr w:type="spellEnd"/>
-            <w:r>
-              <w:t>, not per-screen</w:t>
+              <w:t>Must be applied on the DataLayer, not per-screen</w:t>
             </w:r>
           </w:p>
         </w:tc>
@@ -16474,11 +16346,9 @@
             </w:tcMar>
           </w:tcPr>
           <w:p>
-            <w:proofErr w:type="spellStart"/>
             <w:r>
               <w:t>RequestQuery</w:t>
             </w:r>
-            <w:proofErr w:type="spellEnd"/>
           </w:p>
         </w:tc>
         <w:tc>
@@ -16509,15 +16379,7 @@
           </w:tcPr>
           <w:p>
             <w:r>
-              <w:t xml:space="preserve">The </w:t>
-            </w:r>
-            <w:proofErr w:type="spellStart"/>
-            <w:r>
-              <w:t>SummaryView</w:t>
-            </w:r>
-            <w:proofErr w:type="spellEnd"/>
-            <w:r>
-              <w:t xml:space="preserve"> must be separate from a detailed read</w:t>
+              <w:t>The SummaryView must be separate from a detailed read</w:t>
             </w:r>
           </w:p>
         </w:tc>
@@ -16604,13 +16466,8 @@
             </w:tcMar>
           </w:tcPr>
           <w:p>
-            <w:proofErr w:type="spellStart"/>
-            <w:r>
-              <w:t>RequestQuery</w:t>
-            </w:r>
-            <w:proofErr w:type="spellEnd"/>
-            <w:r>
-              <w:t>, Authorisation</w:t>
+            <w:r>
+              <w:t>RequestQuery, Authorisation</w:t>
             </w:r>
           </w:p>
         </w:tc>
@@ -16625,13 +16482,8 @@
             </w:tcMar>
           </w:tcPr>
           <w:p>
-            <w:proofErr w:type="spellStart"/>
-            <w:r>
-              <w:t>Filered</w:t>
-            </w:r>
-            <w:proofErr w:type="spellEnd"/>
-            <w:r>
-              <w:t xml:space="preserve"> and sorted fields must be scoped by authorisation</w:t>
+            <w:r>
+              <w:t>Filered and sorted fields must be scoped by authorisation</w:t>
             </w:r>
           </w:p>
         </w:tc>
@@ -16736,11 +16588,9 @@
             </w:tcMar>
           </w:tcPr>
           <w:p>
-            <w:proofErr w:type="spellStart"/>
             <w:r>
               <w:t>StatusAudit</w:t>
             </w:r>
-            <w:proofErr w:type="spellEnd"/>
           </w:p>
         </w:tc>
         <w:tc>
@@ -16755,15 +16605,7 @@
           </w:tcPr>
           <w:p>
             <w:r>
-              <w:t xml:space="preserve">The </w:t>
-            </w:r>
-            <w:proofErr w:type="spellStart"/>
-            <w:r>
-              <w:t>StatusHistory</w:t>
-            </w:r>
-            <w:proofErr w:type="spellEnd"/>
-            <w:r>
-              <w:t xml:space="preserve"> must read form the history of changes.</w:t>
+              <w:t>The StatusHistory must read form the history of changes.</w:t>
             </w:r>
           </w:p>
         </w:tc>
@@ -16987,13 +16829,8 @@
           </w:tcPr>
           <w:p>
             <w:r>
-              <w:t xml:space="preserve">Assignment, </w:t>
-            </w:r>
-            <w:proofErr w:type="spellStart"/>
-            <w:r>
-              <w:t>StatusAudit</w:t>
-            </w:r>
-            <w:proofErr w:type="spellEnd"/>
+              <w:t>Assignment, StatusAudit</w:t>
+            </w:r>
           </w:p>
         </w:tc>
         <w:tc>
@@ -17111,11 +16948,9 @@
             </w:tcMar>
           </w:tcPr>
           <w:p>
-            <w:proofErr w:type="spellStart"/>
             <w:r>
               <w:t>StatusAudit</w:t>
             </w:r>
-            <w:proofErr w:type="spellEnd"/>
           </w:p>
         </w:tc>
         <w:tc>
@@ -17234,13 +17069,8 @@
           </w:tcPr>
           <w:p>
             <w:r>
-              <w:t xml:space="preserve">Authentication, </w:t>
-            </w:r>
-            <w:proofErr w:type="spellStart"/>
-            <w:r>
-              <w:t>StatusAudit</w:t>
-            </w:r>
-            <w:proofErr w:type="spellEnd"/>
+              <w:t>Authentication, StatusAudit</w:t>
+            </w:r>
           </w:p>
         </w:tc>
         <w:tc>
@@ -17270,13 +17100,8 @@
             </w:tcMar>
           </w:tcPr>
           <w:p>
-            <w:proofErr w:type="spellStart"/>
-            <w:r>
-              <w:t>Autorisation</w:t>
-            </w:r>
-            <w:proofErr w:type="spellEnd"/>
-            <w:r>
-              <w:t xml:space="preserve"> must be validated for updates.</w:t>
+            <w:r>
+              <w:t>Autorisation must be validated for updates.</w:t>
             </w:r>
           </w:p>
         </w:tc>
@@ -17363,11 +17188,9 @@
             </w:tcMar>
           </w:tcPr>
           <w:p>
-            <w:proofErr w:type="spellStart"/>
             <w:r>
               <w:t>StatusAudit</w:t>
             </w:r>
-            <w:proofErr w:type="spellEnd"/>
           </w:p>
         </w:tc>
         <w:tc>
@@ -17381,13 +17204,8 @@
             </w:tcMar>
           </w:tcPr>
           <w:p>
-            <w:proofErr w:type="spellStart"/>
-            <w:r>
-              <w:t>StatusHistory</w:t>
-            </w:r>
-            <w:proofErr w:type="spellEnd"/>
-            <w:r>
-              <w:t xml:space="preserve"> must be append-only. Actor and timestamp must be included.</w:t>
+            <w:r>
+              <w:t>StatusHistory must be append-only. Actor and timestamp must be included.</w:t>
             </w:r>
           </w:p>
         </w:tc>
@@ -17490,11 +17308,9 @@
             </w:tcMar>
           </w:tcPr>
           <w:p>
-            <w:proofErr w:type="spellStart"/>
             <w:r>
               <w:t>StatusAudit</w:t>
             </w:r>
-            <w:proofErr w:type="spellEnd"/>
           </w:p>
         </w:tc>
         <w:tc>
@@ -17613,13 +17429,8 @@
           </w:tcPr>
           <w:p>
             <w:r>
-              <w:t xml:space="preserve">Assignment, </w:t>
-            </w:r>
-            <w:proofErr w:type="spellStart"/>
-            <w:r>
-              <w:t>StatusAudit</w:t>
-            </w:r>
-            <w:proofErr w:type="spellEnd"/>
+              <w:t>Assignment, StatusAudit</w:t>
+            </w:r>
           </w:p>
         </w:tc>
         <w:tc>
@@ -17634,15 +17445,7 @@
           </w:tcPr>
           <w:p>
             <w:r>
-              <w:t xml:space="preserve">Requires a change in </w:t>
-            </w:r>
-            <w:proofErr w:type="gramStart"/>
-            <w:r>
-              <w:t>status, and</w:t>
-            </w:r>
-            <w:proofErr w:type="gramEnd"/>
-            <w:r>
-              <w:t xml:space="preserve"> possibly change in assignment.</w:t>
+              <w:t>Requires a change in status, and possibly change in assignment.</w:t>
             </w:r>
           </w:p>
         </w:tc>
@@ -17781,15 +17584,7 @@
           </w:tcPr>
           <w:p>
             <w:r>
-              <w:t xml:space="preserve">While using the same quey path, it will have different scope, meaning </w:t>
-            </w:r>
-            <w:proofErr w:type="spellStart"/>
-            <w:r>
-              <w:t>its</w:t>
-            </w:r>
-            <w:proofErr w:type="spellEnd"/>
-            <w:r>
-              <w:t xml:space="preserve"> not just a duplication of previous code.</w:t>
+              <w:t>While using the same quey path, it will have different scope, meaning its not just a duplication of previous code.</w:t>
             </w:r>
           </w:p>
         </w:tc>
@@ -17893,17 +17688,7 @@
           </w:tcPr>
           <w:p>
             <w:r>
-              <w:t xml:space="preserve">Time will be derived from the timestamp, </w:t>
-            </w:r>
-            <w:proofErr w:type="spellStart"/>
-            <w:proofErr w:type="gramStart"/>
-            <w:r>
-              <w:t>an</w:t>
-            </w:r>
-            <w:proofErr w:type="spellEnd"/>
-            <w:proofErr w:type="gramEnd"/>
-            <w:r>
-              <w:t xml:space="preserve"> will not be stored on its own.</w:t>
+              <w:t>Time will be derived from the timestamp, an will not be stored on its own.</w:t>
             </w:r>
           </w:p>
         </w:tc>
@@ -18062,15 +17847,7 @@
           </w:tcPr>
           <w:p>
             <w:r>
-              <w:t xml:space="preserve">Collects over time as the </w:t>
-            </w:r>
-            <w:proofErr w:type="spellStart"/>
-            <w:r>
-              <w:t>StatusHistory</w:t>
-            </w:r>
-            <w:proofErr w:type="spellEnd"/>
-            <w:r>
-              <w:t xml:space="preserve"> gains more data.</w:t>
+              <w:t>Collects over time as the StatusHistory gains more data.</w:t>
             </w:r>
           </w:p>
         </w:tc>
@@ -18086,29 +17863,8 @@
           </w:tcPr>
           <w:p>
             <w:r>
-              <w:t xml:space="preserve">This will be </w:t>
-            </w:r>
-            <w:proofErr w:type="spellStart"/>
-            <w:r>
-              <w:t>a</w:t>
-            </w:r>
-            <w:proofErr w:type="spellEnd"/>
-            <w:r>
-              <w:t xml:space="preserve"> on-demand report, </w:t>
-            </w:r>
-            <w:proofErr w:type="gramStart"/>
-            <w:r>
-              <w:t>no</w:t>
-            </w:r>
-            <w:proofErr w:type="gramEnd"/>
-            <w:r>
-              <w:t xml:space="preserve"> a live dashboard such as from </w:t>
-            </w:r>
-            <w:proofErr w:type="spellStart"/>
-            <w:r>
-              <w:t>PowerBI</w:t>
-            </w:r>
-            <w:proofErr w:type="spellEnd"/>
+              <w:t>This will be a on-demand report, no a live dashboard such as from PowerBI</w:t>
+            </w:r>
           </w:p>
         </w:tc>
         <w:tc>
@@ -18323,11 +18079,9 @@
             <w:r>
               <w:t xml:space="preserve">Authorisation, </w:t>
             </w:r>
-            <w:proofErr w:type="spellStart"/>
             <w:r>
               <w:t>DataAccess</w:t>
             </w:r>
-            <w:proofErr w:type="spellEnd"/>
           </w:p>
         </w:tc>
         <w:tc>
@@ -18442,11 +18196,9 @@
             </w:tcMar>
           </w:tcPr>
           <w:p>
-            <w:proofErr w:type="spellStart"/>
             <w:r>
               <w:t>StatusAudit</w:t>
             </w:r>
-            <w:proofErr w:type="spellEnd"/>
           </w:p>
         </w:tc>
         <w:tc>
@@ -18561,11 +18313,9 @@
             </w:tcMar>
           </w:tcPr>
           <w:p>
-            <w:proofErr w:type="spellStart"/>
             <w:r>
               <w:t>RequestQuery</w:t>
             </w:r>
-            <w:proofErr w:type="spellEnd"/>
           </w:p>
         </w:tc>
         <w:tc>
@@ -18596,15 +18346,7 @@
           </w:tcPr>
           <w:p>
             <w:r>
-              <w:t xml:space="preserve">Pagination becomes a necessity when </w:t>
-            </w:r>
-            <w:proofErr w:type="gramStart"/>
-            <w:r>
-              <w:t>considering  the</w:t>
-            </w:r>
-            <w:proofErr w:type="gramEnd"/>
-            <w:r>
-              <w:t xml:space="preserve"> scale of data that can be gathered over 5 years</w:t>
+              <w:t>Pagination becomes a necessity when considering  the scale of data that can be gathered over 5 years</w:t>
             </w:r>
           </w:p>
         </w:tc>
@@ -18641,15 +18383,7 @@
           </w:p>
           <w:p>
             <w:r>
-              <w:t>D-004 (</w:t>
-            </w:r>
-            <w:proofErr w:type="spellStart"/>
-            <w:r>
-              <w:t>Defered</w:t>
-            </w:r>
-            <w:proofErr w:type="spellEnd"/>
-            <w:r>
-              <w:t>)</w:t>
+              <w:t>D-004 (Defered)</w:t>
             </w:r>
           </w:p>
         </w:tc>
@@ -18766,15 +18500,7 @@
           </w:tcPr>
           <w:p>
             <w:r>
-              <w:t>D-005 (</w:t>
-            </w:r>
-            <w:proofErr w:type="spellStart"/>
-            <w:r>
-              <w:t>Defered</w:t>
-            </w:r>
-            <w:proofErr w:type="spellEnd"/>
-            <w:r>
-              <w:t>)</w:t>
+              <w:t>D-005 (Defered)</w:t>
             </w:r>
           </w:p>
         </w:tc>
@@ -18826,13 +18552,8 @@
             </w:tcMar>
           </w:tcPr>
           <w:p>
-            <w:proofErr w:type="spellStart"/>
-            <w:r>
-              <w:t>DataAccess</w:t>
-            </w:r>
-            <w:proofErr w:type="spellEnd"/>
-            <w:r>
-              <w:t>, Deployment</w:t>
+            <w:r>
+              <w:t>DataAccess, Deployment</w:t>
             </w:r>
           </w:p>
         </w:tc>
@@ -19098,17 +18819,7 @@
           </w:tcPr>
           <w:p>
             <w:r>
-              <w:t xml:space="preserve">Error message must return </w:t>
-            </w:r>
-            <w:proofErr w:type="spellStart"/>
-            <w:proofErr w:type="gramStart"/>
-            <w:r>
-              <w:t>a</w:t>
-            </w:r>
-            <w:proofErr w:type="spellEnd"/>
-            <w:proofErr w:type="gramEnd"/>
-            <w:r>
-              <w:t xml:space="preserve"> explanation, not a generic failure.</w:t>
+              <w:t>Error message must return a explanation, not a generic failure.</w:t>
             </w:r>
           </w:p>
         </w:tc>
@@ -20591,15 +20302,7 @@
           </w:tcPr>
           <w:p>
             <w:r>
-              <w:t xml:space="preserve">This is one of the core problems described in the </w:t>
-            </w:r>
-            <w:proofErr w:type="spellStart"/>
-            <w:r>
-              <w:t>CivicConnect</w:t>
-            </w:r>
-            <w:proofErr w:type="spellEnd"/>
-            <w:r>
-              <w:t xml:space="preserve"> business need; unconstrained submission would reproduce it.</w:t>
+              <w:t>This is one of the core problems described in the CivicConnect business need; unconstrained submission would reproduce it.</w:t>
             </w:r>
           </w:p>
         </w:tc>
@@ -21099,15 +20802,7 @@
           </w:tcPr>
           <w:p>
             <w:r>
-              <w:t xml:space="preserve">Free-text categorisation reproduces the exact fragmentation problem </w:t>
-            </w:r>
-            <w:proofErr w:type="spellStart"/>
-            <w:r>
-              <w:t>CivicConnect</w:t>
-            </w:r>
-            <w:proofErr w:type="spellEnd"/>
-            <w:r>
-              <w:t xml:space="preserve"> is meant to solve; late taxonomy changes ripple through requirements, data and reports.</w:t>
+              <w:t>Free-text categorisation reproduces the exact fragmentation problem CivicConnect is meant to solve; late taxonomy changes ripple through requirements, data and reports.</w:t>
             </w:r>
           </w:p>
         </w:tc>
@@ -21157,15 +20852,7 @@
           </w:tcPr>
           <w:p>
             <w:r>
-              <w:t xml:space="preserve">The business </w:t>
-            </w:r>
-            <w:proofErr w:type="gramStart"/>
-            <w:r>
-              <w:t>need</w:t>
-            </w:r>
-            <w:proofErr w:type="gramEnd"/>
-            <w:r>
-              <w:t xml:space="preserve"> explicitly names 'weak accountability for changes to request status' as a current problem; the data model must capture who changed what and when from the outset.</w:t>
+              <w:t>The business need explicitly names 'weak accountability for changes to request status' as a current problem; the data model must capture who changed what and when from the outset.</w:t>
             </w:r>
           </w:p>
         </w:tc>
@@ -21857,13 +21544,8 @@
             </w:tcMar>
           </w:tcPr>
           <w:p>
-            <w:proofErr w:type="spellStart"/>
-            <w:r>
-              <w:t>CivicConnect</w:t>
-            </w:r>
-            <w:proofErr w:type="spellEnd"/>
-            <w:r>
-              <w:t xml:space="preserve"> requires a shared vocabulary for request types to enable consistent submission, staff triage and management reporting.</w:t>
+            <w:r>
+              <w:t>CivicConnect requires a shared vocabulary for request types to enable consistent submission, staff triage and management reporting.</w:t>
             </w:r>
           </w:p>
         </w:tc>
@@ -21911,15 +21593,7 @@
           </w:tcPr>
           <w:p>
             <w:r>
-              <w:t>Adopt (c): a fixed controlled list with a staff-</w:t>
-            </w:r>
-            <w:proofErr w:type="spellStart"/>
-            <w:r>
-              <w:t>reclassifiable</w:t>
-            </w:r>
-            <w:proofErr w:type="spellEnd"/>
-            <w:r>
-              <w:t xml:space="preserve"> 'Other' category.</w:t>
+              <w:t>Adopt (c): a fixed controlled list with a staff-reclassifiable 'Other' category.</w:t>
             </w:r>
           </w:p>
         </w:tc>
@@ -22075,27 +21749,11 @@
           <w:p>
             <w:r>
               <w:lastRenderedPageBreak/>
-              <w:t xml:space="preserve">(a) Store only </w:t>
-            </w:r>
-            <w:proofErr w:type="gramStart"/>
-            <w:r>
-              <w:t>current status</w:t>
-            </w:r>
-            <w:proofErr w:type="gramEnd"/>
-            <w:r>
-              <w:t xml:space="preserve">; </w:t>
+              <w:t xml:space="preserve">(a) Store only current status; </w:t>
             </w:r>
             <w:r>
               <w:lastRenderedPageBreak/>
-              <w:t xml:space="preserve">(b) Store </w:t>
-            </w:r>
-            <w:proofErr w:type="gramStart"/>
-            <w:r>
-              <w:t>current status</w:t>
-            </w:r>
-            <w:proofErr w:type="gramEnd"/>
-            <w:r>
-              <w:t xml:space="preserve"> plus a full append-only status-change history.</w:t>
+              <w:t>(b) Store current status plus a full append-only status-change history.</w:t>
             </w:r>
           </w:p>
         </w:tc>
@@ -22418,15 +22076,7 @@
           </w:tcPr>
           <w:p>
             <w:r>
-              <w:t xml:space="preserve">Technology-stack selection for </w:t>
-            </w:r>
-            <w:proofErr w:type="spellStart"/>
-            <w:r>
-              <w:t>CivicConnect</w:t>
-            </w:r>
-            <w:proofErr w:type="spellEnd"/>
-            <w:r>
-              <w:t>.</w:t>
+              <w:t>Technology-stack selection for CivicConnect.</w:t>
             </w:r>
           </w:p>
         </w:tc>
@@ -22442,15 +22092,7 @@
           </w:tcPr>
           <w:p>
             <w:r>
-              <w:t xml:space="preserve">Not applicable </w:t>
-            </w:r>
-            <w:proofErr w:type="gramStart"/>
-            <w:r>
-              <w:t>at this time</w:t>
-            </w:r>
-            <w:proofErr w:type="gramEnd"/>
-            <w:r>
-              <w:t>.</w:t>
+              <w:t>Not applicable at this time.</w:t>
             </w:r>
           </w:p>
         </w:tc>
@@ -22466,15 +22108,7 @@
           </w:tcPr>
           <w:p>
             <w:r>
-              <w:t xml:space="preserve">Not applicable </w:t>
-            </w:r>
-            <w:proofErr w:type="gramStart"/>
-            <w:r>
-              <w:t>at this time</w:t>
-            </w:r>
-            <w:proofErr w:type="gramEnd"/>
-            <w:r>
-              <w:t>.</w:t>
+              <w:t>Not applicable at this time.</w:t>
             </w:r>
           </w:p>
         </w:tc>
@@ -22527,15 +22161,7 @@
           <w:p>
             <w:r>
               <w:lastRenderedPageBreak/>
-              <w:t xml:space="preserve">Not applicable </w:t>
-            </w:r>
-            <w:proofErr w:type="gramStart"/>
-            <w:r>
-              <w:t>at this time</w:t>
-            </w:r>
-            <w:proofErr w:type="gramEnd"/>
-            <w:r>
-              <w:t>.</w:t>
+              <w:t>Not applicable at this time.</w:t>
             </w:r>
           </w:p>
         </w:tc>
@@ -22578,15 +22204,7 @@
           <w:p>
             <w:r>
               <w:lastRenderedPageBreak/>
-              <w:t xml:space="preserve">Not applicable </w:t>
-            </w:r>
-            <w:proofErr w:type="gramStart"/>
-            <w:r>
-              <w:t>at this time</w:t>
-            </w:r>
-            <w:proofErr w:type="gramEnd"/>
-            <w:r>
-              <w:t>.</w:t>
+              <w:t>Not applicable at this time.</w:t>
             </w:r>
           </w:p>
         </w:tc>
@@ -22602,15 +22220,7 @@
           </w:tcPr>
           <w:p>
             <w:r>
-              <w:t xml:space="preserve">Not applicable </w:t>
-            </w:r>
-            <w:proofErr w:type="gramStart"/>
-            <w:r>
-              <w:t>at this time</w:t>
-            </w:r>
-            <w:proofErr w:type="gramEnd"/>
-            <w:r>
-              <w:t>.</w:t>
+              <w:t>Not applicable at this time.</w:t>
             </w:r>
           </w:p>
         </w:tc>
@@ -22660,15 +22270,7 @@
           </w:tcPr>
           <w:p>
             <w:r>
-              <w:t xml:space="preserve">Not applicable </w:t>
-            </w:r>
-            <w:proofErr w:type="gramStart"/>
-            <w:r>
-              <w:t>at this time</w:t>
-            </w:r>
-            <w:proofErr w:type="gramEnd"/>
-            <w:r>
-              <w:t>.</w:t>
+              <w:t>Not applicable at this time.</w:t>
             </w:r>
           </w:p>
         </w:tc>
@@ -22684,15 +22286,7 @@
           </w:tcPr>
           <w:p>
             <w:r>
-              <w:t xml:space="preserve">Not applicable </w:t>
-            </w:r>
-            <w:proofErr w:type="gramStart"/>
-            <w:r>
-              <w:t>at this time</w:t>
-            </w:r>
-            <w:proofErr w:type="gramEnd"/>
-            <w:r>
-              <w:t>.</w:t>
+              <w:t>Not applicable at this time.</w:t>
             </w:r>
           </w:p>
         </w:tc>
@@ -22740,15 +22334,7 @@
           </w:tcPr>
           <w:p>
             <w:r>
-              <w:t xml:space="preserve">Not applicable </w:t>
-            </w:r>
-            <w:proofErr w:type="gramStart"/>
-            <w:r>
-              <w:t>at this time</w:t>
-            </w:r>
-            <w:proofErr w:type="gramEnd"/>
-            <w:r>
-              <w:t>.</w:t>
+              <w:t>Not applicable at this time.</w:t>
             </w:r>
           </w:p>
         </w:tc>
@@ -22780,15 +22366,7 @@
           </w:tcPr>
           <w:p>
             <w:r>
-              <w:t xml:space="preserve">Not applicable </w:t>
-            </w:r>
-            <w:proofErr w:type="gramStart"/>
-            <w:r>
-              <w:t>at this time</w:t>
-            </w:r>
-            <w:proofErr w:type="gramEnd"/>
-            <w:r>
-              <w:t>.</w:t>
+              <w:t>Not applicable at this time.</w:t>
             </w:r>
           </w:p>
         </w:tc>
@@ -22804,15 +22382,7 @@
           </w:tcPr>
           <w:p>
             <w:r>
-              <w:t xml:space="preserve">Not applicable </w:t>
-            </w:r>
-            <w:proofErr w:type="gramStart"/>
-            <w:r>
-              <w:t>at this time</w:t>
-            </w:r>
-            <w:proofErr w:type="gramEnd"/>
-            <w:r>
-              <w:t>.</w:t>
+              <w:t>Not applicable at this time.</w:t>
             </w:r>
           </w:p>
         </w:tc>
@@ -23110,20 +22680,7 @@
           </w:tcPr>
           <w:p>
             <w:r>
-              <w:t xml:space="preserve">Secrets/credentials policy in place </w:t>
-            </w:r>
-            <w:proofErr w:type="gramStart"/>
-            <w:r>
-              <w:t>(.</w:t>
-            </w:r>
-            <w:proofErr w:type="spellStart"/>
-            <w:r>
-              <w:t>gitignore</w:t>
-            </w:r>
-            <w:proofErr w:type="spellEnd"/>
-            <w:proofErr w:type="gramEnd"/>
-            <w:r>
-              <w:t>, no committed keys)</w:t>
+              <w:t>Secrets/credentials policy in place (.gitignore, no committed keys)</w:t>
             </w:r>
           </w:p>
         </w:tc>
@@ -23928,15 +23485,7 @@
           </w:tcPr>
           <w:p>
             <w:r>
-              <w:t xml:space="preserve">Not </w:t>
-            </w:r>
-            <w:proofErr w:type="gramStart"/>
-            <w:r>
-              <w:t>all of</w:t>
-            </w:r>
-            <w:proofErr w:type="gramEnd"/>
-            <w:r>
-              <w:t xml:space="preserve"> the explanations were relevant to the project</w:t>
+              <w:t>Not all of the explanations were relevant to the project</w:t>
             </w:r>
           </w:p>
         </w:tc>
@@ -24017,21 +23566,7 @@
               <w:rPr>
                 <w:i/>
               </w:rPr>
-              <w:t xml:space="preserve">Checked every table's required </w:t>
-            </w:r>
-            <w:proofErr w:type="gramStart"/>
-            <w:r>
-              <w:rPr>
-                <w:i/>
-              </w:rPr>
-              <w:t>fields</w:t>
-            </w:r>
-            <w:proofErr w:type="gramEnd"/>
-            <w:r>
-              <w:rPr>
-                <w:i/>
-              </w:rPr>
-              <w:t xml:space="preserve"> against the Milestone 1 Brief §3 and Master Brief §§9–13 field-by-field</w:t>
+              <w:t>Checked every table's required fields against the Milestone 1 Brief §3 and Master Brief §§9–13 field-by-field</w:t>
             </w:r>
           </w:p>
         </w:tc>
@@ -24148,48 +23683,20 @@
               <w:rPr>
                 <w:i/>
               </w:rPr>
-              <w:t xml:space="preserve">Drafted </w:t>
-            </w:r>
-            <w:proofErr w:type="spellStart"/>
+              <w:t>Drafted CivicConnect-specific constraint implications, 7 project risks, 6 forward-engineering concerns and 5 decision-log entries</w:t>
+            </w:r>
+          </w:p>
+        </w:tc>
+        <w:tc>
+          <w:tcPr>
+            <w:tcW w:w="1650" w:type="dxa"/>
+          </w:tcPr>
+          <w:p>
             <w:r>
               <w:rPr>
                 <w:i/>
               </w:rPr>
-              <w:t>CivicConnect</w:t>
-            </w:r>
-            <w:proofErr w:type="spellEnd"/>
-            <w:r>
-              <w:rPr>
-                <w:i/>
-              </w:rPr>
-              <w:t>-specific constraint implications, 7 project risks, 6 forward-engineering concerns and 5 decision-log entries</w:t>
-            </w:r>
-          </w:p>
-        </w:tc>
-        <w:tc>
-          <w:tcPr>
-            <w:tcW w:w="1650" w:type="dxa"/>
-          </w:tcPr>
-          <w:p>
-            <w:r>
-              <w:rPr>
-                <w:i/>
-              </w:rPr>
-              <w:t xml:space="preserve">Cross-checked every claim against the </w:t>
-            </w:r>
-            <w:proofErr w:type="spellStart"/>
-            <w:r>
-              <w:rPr>
-                <w:i/>
-              </w:rPr>
-              <w:t>CivicConnect</w:t>
-            </w:r>
-            <w:proofErr w:type="spellEnd"/>
-            <w:r>
-              <w:rPr>
-                <w:i/>
-              </w:rPr>
-              <w:t xml:space="preserve"> Master Project Brief and Milestone 1 Brief sections cited inline (e.g. §2, §3, §9, §18.1); reviewed with Michael before merging</w:t>
+              <w:t>Cross-checked every claim against the CivicConnect Master Project Brief and Milestone 1 Brief sections cited inline (e.g. §2, §3, §9, §18.1); reviewed with Michael before merging</w:t>
             </w:r>
           </w:p>
         </w:tc>
@@ -24476,29 +23983,1006 @@
       <w:pPr>
         <w:pStyle w:val="Heading1"/>
       </w:pPr>
-      <w:bookmarkStart w:id="31" w:name="_Toc241064296"/>
       <w:r>
         <w:lastRenderedPageBreak/>
         <w:t>13. Solution Design Baseline</w:t>
       </w:r>
-      <w:bookmarkEnd w:id="31"/>
     </w:p>
     <w:p>
       <w:pPr>
         <w:pStyle w:val="Heading2"/>
+        <w:rPr>
+          <w:sz w:val="28"/>
+          <w:szCs w:val="28"/>
+        </w:rPr>
       </w:pPr>
-      <w:bookmarkStart w:id="32" w:name="_Toc241064297"/>
       <w:r>
-        <w:t>13.1 Repository</w:t>
+        <w:rPr>
+          <w:sz w:val="28"/>
+          <w:szCs w:val="28"/>
+        </w:rPr>
+        <w:t>13.1 Architecture</w:t>
       </w:r>
-      <w:bookmarkEnd w:id="32"/>
     </w:p>
     <w:p>
       <w:pPr>
-        <w:pStyle w:val="Heading1"/>
+        <w:pStyle w:val="Heading2"/>
+        <w:rPr>
+          <w:sz w:val="24"/>
+          <w:szCs w:val="24"/>
+        </w:rPr>
       </w:pPr>
+      <w:r>
+        <w:rPr>
+          <w:sz w:val="24"/>
+          <w:szCs w:val="24"/>
+        </w:rPr>
+        <w:t>13.1.1 Logical components</w:t>
+      </w:r>
     </w:p>
-    <w:bookmarkStart w:id="33" w:name="_Toc241064298" w:displacedByCustomXml="next"/>
+    <w:tbl>
+      <w:tblPr>
+        <w:tblW w:w="11199" w:type="dxa"/>
+        <w:tblInd w:w="-147" w:type="dxa"/>
+        <w:tblBorders>
+          <w:top w:val="single" w:sz="4" w:space="0" w:color="auto"/>
+          <w:left w:val="single" w:sz="4" w:space="0" w:color="auto"/>
+          <w:bottom w:val="single" w:sz="4" w:space="0" w:color="auto"/>
+          <w:right w:val="single" w:sz="4" w:space="0" w:color="auto"/>
+          <w:insideH w:val="single" w:sz="4" w:space="0" w:color="auto"/>
+          <w:insideV w:val="single" w:sz="4" w:space="0" w:color="auto"/>
+        </w:tblBorders>
+        <w:tblLayout w:type="fixed"/>
+        <w:tblCellMar>
+          <w:left w:w="10" w:type="dxa"/>
+          <w:right w:w="10" w:type="dxa"/>
+        </w:tblCellMar>
+        <w:tblLook w:val="04A0" w:firstRow="1" w:lastRow="0" w:firstColumn="1" w:lastColumn="0" w:noHBand="0" w:noVBand="1"/>
+      </w:tblPr>
+      <w:tblGrid>
+        <w:gridCol w:w="2269"/>
+        <w:gridCol w:w="8930"/>
+      </w:tblGrid>
+      <w:tr>
+        <w:trPr>
+          <w:tblHeader/>
+        </w:trPr>
+        <w:tc>
+          <w:tcPr>
+            <w:tcW w:w="2269" w:type="dxa"/>
+            <w:tcBorders>
+              <w:top w:val="single" w:sz="4" w:space="0" w:color="auto"/>
+              <w:left w:val="single" w:sz="4" w:space="0" w:color="auto"/>
+              <w:bottom w:val="single" w:sz="4" w:space="0" w:color="auto"/>
+              <w:right w:val="single" w:sz="4" w:space="0" w:color="auto"/>
+            </w:tcBorders>
+            <w:shd w:val="clear" w:color="auto" w:fill="1F3864"/>
+            <w:tcMar>
+              <w:top w:w="80" w:type="dxa"/>
+              <w:left w:w="100" w:type="dxa"/>
+              <w:bottom w:w="80" w:type="dxa"/>
+              <w:right w:w="100" w:type="dxa"/>
+            </w:tcMar>
+            <w:hideMark/>
+          </w:tcPr>
+          <w:p>
+            <w:r>
+              <w:rPr>
+                <w:b/>
+                <w:bCs/>
+              </w:rPr>
+              <w:t>Component</w:t>
+            </w:r>
+          </w:p>
+        </w:tc>
+        <w:tc>
+          <w:tcPr>
+            <w:tcW w:w="8930" w:type="dxa"/>
+            <w:tcBorders>
+              <w:top w:val="single" w:sz="4" w:space="0" w:color="auto"/>
+              <w:left w:val="single" w:sz="4" w:space="0" w:color="auto"/>
+              <w:bottom w:val="single" w:sz="4" w:space="0" w:color="auto"/>
+              <w:right w:val="single" w:sz="4" w:space="0" w:color="auto"/>
+            </w:tcBorders>
+            <w:shd w:val="clear" w:color="auto" w:fill="1F3864"/>
+            <w:tcMar>
+              <w:top w:w="80" w:type="dxa"/>
+              <w:left w:w="100" w:type="dxa"/>
+              <w:bottom w:w="80" w:type="dxa"/>
+              <w:right w:w="100" w:type="dxa"/>
+            </w:tcMar>
+            <w:hideMark/>
+          </w:tcPr>
+          <w:p>
+            <w:r>
+              <w:rPr>
+                <w:b/>
+                <w:bCs/>
+              </w:rPr>
+              <w:t>Responsibility</w:t>
+            </w:r>
+          </w:p>
+        </w:tc>
+      </w:tr>
+      <w:tr>
+        <w:tc>
+          <w:tcPr>
+            <w:tcW w:w="2269" w:type="dxa"/>
+            <w:tcBorders>
+              <w:top w:val="single" w:sz="4" w:space="0" w:color="auto"/>
+              <w:left w:val="single" w:sz="4" w:space="0" w:color="auto"/>
+              <w:bottom w:val="single" w:sz="4" w:space="0" w:color="auto"/>
+              <w:right w:val="single" w:sz="4" w:space="0" w:color="auto"/>
+            </w:tcBorders>
+            <w:tcMar>
+              <w:top w:w="80" w:type="dxa"/>
+              <w:left w:w="100" w:type="dxa"/>
+              <w:bottom w:w="80" w:type="dxa"/>
+              <w:right w:w="100" w:type="dxa"/>
+            </w:tcMar>
+            <w:hideMark/>
+          </w:tcPr>
+          <w:p>
+            <w:r>
+              <w:t>Submission</w:t>
+            </w:r>
+          </w:p>
+        </w:tc>
+        <w:tc>
+          <w:tcPr>
+            <w:tcW w:w="8930" w:type="dxa"/>
+            <w:tcBorders>
+              <w:top w:val="single" w:sz="4" w:space="0" w:color="auto"/>
+              <w:left w:val="single" w:sz="4" w:space="0" w:color="auto"/>
+              <w:bottom w:val="single" w:sz="4" w:space="0" w:color="auto"/>
+              <w:right w:val="single" w:sz="4" w:space="0" w:color="auto"/>
+            </w:tcBorders>
+            <w:tcMar>
+              <w:top w:w="80" w:type="dxa"/>
+              <w:left w:w="100" w:type="dxa"/>
+              <w:bottom w:w="80" w:type="dxa"/>
+              <w:right w:w="100" w:type="dxa"/>
+            </w:tcMar>
+          </w:tcPr>
+          <w:p>
+            <w:r>
+              <w:t>Accepting, validating, and providing persistence to the new requests that are being made.</w:t>
+            </w:r>
+          </w:p>
+        </w:tc>
+      </w:tr>
+      <w:tr>
+        <w:tc>
+          <w:tcPr>
+            <w:tcW w:w="2269" w:type="dxa"/>
+            <w:tcBorders>
+              <w:top w:val="single" w:sz="4" w:space="0" w:color="auto"/>
+              <w:left w:val="single" w:sz="4" w:space="0" w:color="auto"/>
+              <w:bottom w:val="single" w:sz="4" w:space="0" w:color="auto"/>
+              <w:right w:val="single" w:sz="4" w:space="0" w:color="auto"/>
+            </w:tcBorders>
+            <w:tcMar>
+              <w:top w:w="80" w:type="dxa"/>
+              <w:left w:w="100" w:type="dxa"/>
+              <w:bottom w:w="80" w:type="dxa"/>
+              <w:right w:w="100" w:type="dxa"/>
+            </w:tcMar>
+          </w:tcPr>
+          <w:p>
+            <w:r>
+              <w:t>StatusAudit</w:t>
+            </w:r>
+          </w:p>
+        </w:tc>
+        <w:tc>
+          <w:tcPr>
+            <w:tcW w:w="8930" w:type="dxa"/>
+            <w:tcBorders>
+              <w:top w:val="single" w:sz="4" w:space="0" w:color="auto"/>
+              <w:left w:val="single" w:sz="4" w:space="0" w:color="auto"/>
+              <w:bottom w:val="single" w:sz="4" w:space="0" w:color="auto"/>
+              <w:right w:val="single" w:sz="4" w:space="0" w:color="auto"/>
+            </w:tcBorders>
+            <w:tcMar>
+              <w:top w:w="80" w:type="dxa"/>
+              <w:left w:w="100" w:type="dxa"/>
+              <w:bottom w:w="80" w:type="dxa"/>
+              <w:right w:w="100" w:type="dxa"/>
+            </w:tcMar>
+          </w:tcPr>
+          <w:p>
+            <w:r>
+              <w:t>Status changes, updates and appending the records of who made a change, what change was made, and when was the change made.</w:t>
+            </w:r>
+          </w:p>
+        </w:tc>
+      </w:tr>
+      <w:tr>
+        <w:tc>
+          <w:tcPr>
+            <w:tcW w:w="2269" w:type="dxa"/>
+            <w:tcBorders>
+              <w:top w:val="single" w:sz="4" w:space="0" w:color="auto"/>
+              <w:left w:val="single" w:sz="4" w:space="0" w:color="auto"/>
+              <w:bottom w:val="single" w:sz="4" w:space="0" w:color="auto"/>
+              <w:right w:val="single" w:sz="4" w:space="0" w:color="auto"/>
+            </w:tcBorders>
+            <w:tcMar>
+              <w:top w:w="80" w:type="dxa"/>
+              <w:left w:w="100" w:type="dxa"/>
+              <w:bottom w:w="80" w:type="dxa"/>
+              <w:right w:w="100" w:type="dxa"/>
+            </w:tcMar>
+          </w:tcPr>
+          <w:p>
+            <w:r>
+              <w:t>Assignment</w:t>
+            </w:r>
+          </w:p>
+        </w:tc>
+        <w:tc>
+          <w:tcPr>
+            <w:tcW w:w="8930" w:type="dxa"/>
+            <w:tcBorders>
+              <w:top w:val="single" w:sz="4" w:space="0" w:color="auto"/>
+              <w:left w:val="single" w:sz="4" w:space="0" w:color="auto"/>
+              <w:bottom w:val="single" w:sz="4" w:space="0" w:color="auto"/>
+              <w:right w:val="single" w:sz="4" w:space="0" w:color="auto"/>
+            </w:tcBorders>
+            <w:tcMar>
+              <w:top w:w="80" w:type="dxa"/>
+              <w:left w:w="100" w:type="dxa"/>
+              <w:bottom w:w="80" w:type="dxa"/>
+              <w:right w:w="100" w:type="dxa"/>
+            </w:tcMar>
+          </w:tcPr>
+          <w:p>
+            <w:r>
+              <w:t>Responsible for the ownership of a request, be it assigning a request, offering a request to another staff member, or accepting an offered request.</w:t>
+            </w:r>
+          </w:p>
+        </w:tc>
+      </w:tr>
+      <w:tr>
+        <w:tc>
+          <w:tcPr>
+            <w:tcW w:w="2269" w:type="dxa"/>
+            <w:tcBorders>
+              <w:top w:val="single" w:sz="4" w:space="0" w:color="auto"/>
+              <w:left w:val="single" w:sz="4" w:space="0" w:color="auto"/>
+              <w:bottom w:val="single" w:sz="4" w:space="0" w:color="auto"/>
+              <w:right w:val="single" w:sz="4" w:space="0" w:color="auto"/>
+            </w:tcBorders>
+            <w:tcMar>
+              <w:top w:w="80" w:type="dxa"/>
+              <w:left w:w="100" w:type="dxa"/>
+              <w:bottom w:w="80" w:type="dxa"/>
+              <w:right w:w="100" w:type="dxa"/>
+            </w:tcMar>
+          </w:tcPr>
+          <w:p>
+            <w:r>
+              <w:t>RequestQuery</w:t>
+            </w:r>
+          </w:p>
+        </w:tc>
+        <w:tc>
+          <w:tcPr>
+            <w:tcW w:w="8930" w:type="dxa"/>
+            <w:tcBorders>
+              <w:top w:val="single" w:sz="4" w:space="0" w:color="auto"/>
+              <w:left w:val="single" w:sz="4" w:space="0" w:color="auto"/>
+              <w:bottom w:val="single" w:sz="4" w:space="0" w:color="auto"/>
+              <w:right w:val="single" w:sz="4" w:space="0" w:color="auto"/>
+            </w:tcBorders>
+            <w:tcMar>
+              <w:top w:w="80" w:type="dxa"/>
+              <w:left w:w="100" w:type="dxa"/>
+              <w:bottom w:w="80" w:type="dxa"/>
+              <w:right w:w="100" w:type="dxa"/>
+            </w:tcMar>
+          </w:tcPr>
+          <w:p>
+            <w:r>
+              <w:t>Reading and then returning of data. Includes search functions, sorting, filtering, listing and pagination of data.</w:t>
+            </w:r>
+          </w:p>
+        </w:tc>
+      </w:tr>
+      <w:tr>
+        <w:tc>
+          <w:tcPr>
+            <w:tcW w:w="2269" w:type="dxa"/>
+            <w:tcBorders>
+              <w:top w:val="single" w:sz="4" w:space="0" w:color="auto"/>
+              <w:left w:val="single" w:sz="4" w:space="0" w:color="auto"/>
+              <w:bottom w:val="single" w:sz="4" w:space="0" w:color="auto"/>
+              <w:right w:val="single" w:sz="4" w:space="0" w:color="auto"/>
+            </w:tcBorders>
+            <w:tcMar>
+              <w:top w:w="80" w:type="dxa"/>
+              <w:left w:w="100" w:type="dxa"/>
+              <w:bottom w:w="80" w:type="dxa"/>
+              <w:right w:w="100" w:type="dxa"/>
+            </w:tcMar>
+          </w:tcPr>
+          <w:p>
+            <w:r>
+              <w:t>Authentication</w:t>
+            </w:r>
+          </w:p>
+        </w:tc>
+        <w:tc>
+          <w:tcPr>
+            <w:tcW w:w="8930" w:type="dxa"/>
+            <w:tcBorders>
+              <w:top w:val="single" w:sz="4" w:space="0" w:color="auto"/>
+              <w:left w:val="single" w:sz="4" w:space="0" w:color="auto"/>
+              <w:bottom w:val="single" w:sz="4" w:space="0" w:color="auto"/>
+              <w:right w:val="single" w:sz="4" w:space="0" w:color="auto"/>
+            </w:tcBorders>
+            <w:tcMar>
+              <w:top w:w="80" w:type="dxa"/>
+              <w:left w:w="100" w:type="dxa"/>
+              <w:bottom w:w="80" w:type="dxa"/>
+              <w:right w:w="100" w:type="dxa"/>
+            </w:tcMar>
+          </w:tcPr>
+          <w:p>
+            <w:r>
+              <w:t>Decides what a user is allowed to access, see and change, based on authentication and authorisation.</w:t>
+            </w:r>
+          </w:p>
+        </w:tc>
+      </w:tr>
+      <w:tr>
+        <w:tc>
+          <w:tcPr>
+            <w:tcW w:w="2269" w:type="dxa"/>
+            <w:tcBorders>
+              <w:top w:val="single" w:sz="4" w:space="0" w:color="auto"/>
+              <w:left w:val="single" w:sz="4" w:space="0" w:color="auto"/>
+              <w:bottom w:val="single" w:sz="4" w:space="0" w:color="auto"/>
+              <w:right w:val="single" w:sz="4" w:space="0" w:color="auto"/>
+            </w:tcBorders>
+            <w:tcMar>
+              <w:top w:w="80" w:type="dxa"/>
+              <w:left w:w="100" w:type="dxa"/>
+              <w:bottom w:w="80" w:type="dxa"/>
+              <w:right w:w="100" w:type="dxa"/>
+            </w:tcMar>
+          </w:tcPr>
+          <w:p>
+            <w:r>
+              <w:t>Category handling</w:t>
+            </w:r>
+          </w:p>
+        </w:tc>
+        <w:tc>
+          <w:tcPr>
+            <w:tcW w:w="8930" w:type="dxa"/>
+            <w:tcBorders>
+              <w:top w:val="single" w:sz="4" w:space="0" w:color="auto"/>
+              <w:left w:val="single" w:sz="4" w:space="0" w:color="auto"/>
+              <w:bottom w:val="single" w:sz="4" w:space="0" w:color="auto"/>
+              <w:right w:val="single" w:sz="4" w:space="0" w:color="auto"/>
+            </w:tcBorders>
+            <w:tcMar>
+              <w:top w:w="80" w:type="dxa"/>
+              <w:left w:w="100" w:type="dxa"/>
+              <w:bottom w:w="80" w:type="dxa"/>
+              <w:right w:w="100" w:type="dxa"/>
+            </w:tcMar>
+          </w:tcPr>
+          <w:p>
+            <w:r>
+              <w:t>Category specific validation and routing rules.</w:t>
+            </w:r>
+          </w:p>
+        </w:tc>
+      </w:tr>
+      <w:tr>
+        <w:tc>
+          <w:tcPr>
+            <w:tcW w:w="2269" w:type="dxa"/>
+            <w:tcBorders>
+              <w:top w:val="single" w:sz="4" w:space="0" w:color="auto"/>
+              <w:left w:val="single" w:sz="4" w:space="0" w:color="auto"/>
+              <w:bottom w:val="single" w:sz="4" w:space="0" w:color="auto"/>
+              <w:right w:val="single" w:sz="4" w:space="0" w:color="auto"/>
+            </w:tcBorders>
+            <w:tcMar>
+              <w:top w:w="80" w:type="dxa"/>
+              <w:left w:w="100" w:type="dxa"/>
+              <w:bottom w:w="80" w:type="dxa"/>
+              <w:right w:w="100" w:type="dxa"/>
+            </w:tcMar>
+          </w:tcPr>
+          <w:p>
+            <w:r>
+              <w:t>Notification</w:t>
+            </w:r>
+          </w:p>
+        </w:tc>
+        <w:tc>
+          <w:tcPr>
+            <w:tcW w:w="8930" w:type="dxa"/>
+            <w:tcBorders>
+              <w:top w:val="single" w:sz="4" w:space="0" w:color="auto"/>
+              <w:left w:val="single" w:sz="4" w:space="0" w:color="auto"/>
+              <w:bottom w:val="single" w:sz="4" w:space="0" w:color="auto"/>
+              <w:right w:val="single" w:sz="4" w:space="0" w:color="auto"/>
+            </w:tcBorders>
+            <w:tcMar>
+              <w:top w:w="80" w:type="dxa"/>
+              <w:left w:w="100" w:type="dxa"/>
+              <w:bottom w:w="80" w:type="dxa"/>
+              <w:right w:w="100" w:type="dxa"/>
+            </w:tcMar>
+          </w:tcPr>
+          <w:p>
+            <w:r>
+              <w:t>Delivering notifications about the status changes to the requestors.</w:t>
+            </w:r>
+          </w:p>
+        </w:tc>
+      </w:tr>
+      <w:tr>
+        <w:tc>
+          <w:tcPr>
+            <w:tcW w:w="2269" w:type="dxa"/>
+            <w:tcBorders>
+              <w:top w:val="single" w:sz="4" w:space="0" w:color="auto"/>
+              <w:left w:val="single" w:sz="4" w:space="0" w:color="auto"/>
+              <w:bottom w:val="single" w:sz="4" w:space="0" w:color="auto"/>
+              <w:right w:val="single" w:sz="4" w:space="0" w:color="auto"/>
+            </w:tcBorders>
+            <w:tcMar>
+              <w:top w:w="80" w:type="dxa"/>
+              <w:left w:w="100" w:type="dxa"/>
+              <w:bottom w:w="80" w:type="dxa"/>
+              <w:right w:w="100" w:type="dxa"/>
+            </w:tcMar>
+          </w:tcPr>
+          <w:p>
+            <w:r>
+              <w:t>Retention</w:t>
+            </w:r>
+          </w:p>
+        </w:tc>
+        <w:tc>
+          <w:tcPr>
+            <w:tcW w:w="8930" w:type="dxa"/>
+            <w:tcBorders>
+              <w:top w:val="single" w:sz="4" w:space="0" w:color="auto"/>
+              <w:left w:val="single" w:sz="4" w:space="0" w:color="auto"/>
+              <w:bottom w:val="single" w:sz="4" w:space="0" w:color="auto"/>
+              <w:right w:val="single" w:sz="4" w:space="0" w:color="auto"/>
+            </w:tcBorders>
+            <w:tcMar>
+              <w:top w:w="80" w:type="dxa"/>
+              <w:left w:w="100" w:type="dxa"/>
+              <w:bottom w:w="80" w:type="dxa"/>
+              <w:right w:w="100" w:type="dxa"/>
+            </w:tcMar>
+          </w:tcPr>
+          <w:p>
+            <w:r>
+              <w:t>Enforcement of the 5-year retention before permanent deletion rules.</w:t>
+            </w:r>
+          </w:p>
+        </w:tc>
+      </w:tr>
+    </w:tbl>
+    <w:p>
+      <w:pPr>
+        <w:pStyle w:val="Heading2"/>
+        <w:rPr>
+          <w:sz w:val="24"/>
+          <w:szCs w:val="24"/>
+        </w:rPr>
+      </w:pPr>
+      <w:r>
+        <w:rPr>
+          <w:sz w:val="24"/>
+          <w:szCs w:val="24"/>
+        </w:rPr>
+        <w:t>13.1.2 Considered alternatives</w:t>
+      </w:r>
+    </w:p>
+    <w:tbl>
+      <w:tblPr>
+        <w:tblW w:w="11341" w:type="dxa"/>
+        <w:tblInd w:w="-147" w:type="dxa"/>
+        <w:tblBorders>
+          <w:top w:val="single" w:sz="4" w:space="0" w:color="auto"/>
+          <w:left w:val="single" w:sz="4" w:space="0" w:color="auto"/>
+          <w:bottom w:val="single" w:sz="4" w:space="0" w:color="auto"/>
+          <w:right w:val="single" w:sz="4" w:space="0" w:color="auto"/>
+          <w:insideH w:val="single" w:sz="4" w:space="0" w:color="auto"/>
+          <w:insideV w:val="single" w:sz="4" w:space="0" w:color="auto"/>
+        </w:tblBorders>
+        <w:tblLayout w:type="fixed"/>
+        <w:tblCellMar>
+          <w:left w:w="10" w:type="dxa"/>
+          <w:right w:w="10" w:type="dxa"/>
+        </w:tblCellMar>
+        <w:tblLook w:val="04A0" w:firstRow="1" w:lastRow="0" w:firstColumn="1" w:lastColumn="0" w:noHBand="0" w:noVBand="1"/>
+      </w:tblPr>
+      <w:tblGrid>
+        <w:gridCol w:w="1560"/>
+        <w:gridCol w:w="2126"/>
+        <w:gridCol w:w="3119"/>
+        <w:gridCol w:w="2550"/>
+        <w:gridCol w:w="1986"/>
+      </w:tblGrid>
+      <w:tr>
+        <w:trPr>
+          <w:tblHeader/>
+        </w:trPr>
+        <w:tc>
+          <w:tcPr>
+            <w:tcW w:w="1560" w:type="dxa"/>
+            <w:shd w:val="clear" w:color="auto" w:fill="1F3864"/>
+            <w:tcMar>
+              <w:top w:w="80" w:type="dxa"/>
+              <w:left w:w="100" w:type="dxa"/>
+              <w:bottom w:w="80" w:type="dxa"/>
+              <w:right w:w="100" w:type="dxa"/>
+            </w:tcMar>
+          </w:tcPr>
+          <w:p>
+            <w:r>
+              <w:rPr>
+                <w:b/>
+                <w:bCs/>
+                <w:color w:val="FFFFFF"/>
+                <w:sz w:val="18"/>
+                <w:szCs w:val="18"/>
+              </w:rPr>
+              <w:t>Option</w:t>
+            </w:r>
+          </w:p>
+        </w:tc>
+        <w:tc>
+          <w:tcPr>
+            <w:tcW w:w="2126" w:type="dxa"/>
+            <w:shd w:val="clear" w:color="auto" w:fill="1F3864"/>
+            <w:tcMar>
+              <w:top w:w="80" w:type="dxa"/>
+              <w:left w:w="100" w:type="dxa"/>
+              <w:bottom w:w="80" w:type="dxa"/>
+              <w:right w:w="100" w:type="dxa"/>
+            </w:tcMar>
+          </w:tcPr>
+          <w:p>
+            <w:r>
+              <w:rPr>
+                <w:b/>
+                <w:bCs/>
+                <w:color w:val="FFFFFF"/>
+                <w:sz w:val="18"/>
+                <w:szCs w:val="18"/>
+              </w:rPr>
+              <w:t>Description</w:t>
+            </w:r>
+          </w:p>
+        </w:tc>
+        <w:tc>
+          <w:tcPr>
+            <w:tcW w:w="3119" w:type="dxa"/>
+            <w:shd w:val="clear" w:color="auto" w:fill="1F3864"/>
+            <w:tcMar>
+              <w:top w:w="80" w:type="dxa"/>
+              <w:left w:w="100" w:type="dxa"/>
+              <w:bottom w:w="80" w:type="dxa"/>
+              <w:right w:w="100" w:type="dxa"/>
+            </w:tcMar>
+          </w:tcPr>
+          <w:p>
+            <w:r>
+              <w:rPr>
+                <w:b/>
+                <w:bCs/>
+                <w:color w:val="FFFFFF"/>
+                <w:sz w:val="18"/>
+                <w:szCs w:val="18"/>
+              </w:rPr>
+              <w:t>Satisfied ASR’s</w:t>
+            </w:r>
+          </w:p>
+        </w:tc>
+        <w:tc>
+          <w:tcPr>
+            <w:tcW w:w="2550" w:type="dxa"/>
+            <w:shd w:val="clear" w:color="auto" w:fill="1F3864"/>
+            <w:tcMar>
+              <w:top w:w="80" w:type="dxa"/>
+              <w:left w:w="100" w:type="dxa"/>
+              <w:bottom w:w="80" w:type="dxa"/>
+              <w:right w:w="100" w:type="dxa"/>
+            </w:tcMar>
+          </w:tcPr>
+          <w:p>
+            <w:r>
+              <w:rPr>
+                <w:b/>
+                <w:bCs/>
+                <w:color w:val="FFFFFF"/>
+                <w:sz w:val="18"/>
+                <w:szCs w:val="18"/>
+              </w:rPr>
+              <w:t>Risks</w:t>
+            </w:r>
+          </w:p>
+        </w:tc>
+        <w:tc>
+          <w:tcPr>
+            <w:tcW w:w="1986" w:type="dxa"/>
+            <w:shd w:val="clear" w:color="auto" w:fill="1F3864"/>
+            <w:tcMar>
+              <w:top w:w="80" w:type="dxa"/>
+              <w:left w:w="100" w:type="dxa"/>
+              <w:bottom w:w="80" w:type="dxa"/>
+              <w:right w:w="100" w:type="dxa"/>
+            </w:tcMar>
+          </w:tcPr>
+          <w:p>
+            <w:r>
+              <w:rPr>
+                <w:b/>
+                <w:bCs/>
+                <w:color w:val="FFFFFF"/>
+                <w:sz w:val="18"/>
+                <w:szCs w:val="18"/>
+              </w:rPr>
+              <w:t>Decision</w:t>
+            </w:r>
+          </w:p>
+        </w:tc>
+      </w:tr>
+      <w:tr>
+        <w:tc>
+          <w:tcPr>
+            <w:tcW w:w="1560" w:type="dxa"/>
+            <w:tcMar>
+              <w:top w:w="80" w:type="dxa"/>
+              <w:left w:w="100" w:type="dxa"/>
+              <w:bottom w:w="80" w:type="dxa"/>
+              <w:right w:w="100" w:type="dxa"/>
+            </w:tcMar>
+          </w:tcPr>
+          <w:p>
+            <w:r>
+              <w:t>A.</w:t>
+            </w:r>
+          </w:p>
+          <w:p>
+            <w:r>
+              <w:t>Server-rendered monolith</w:t>
+            </w:r>
+          </w:p>
+        </w:tc>
+        <w:tc>
+          <w:tcPr>
+            <w:tcW w:w="2126" w:type="dxa"/>
+            <w:tcMar>
+              <w:top w:w="80" w:type="dxa"/>
+              <w:left w:w="100" w:type="dxa"/>
+              <w:bottom w:w="80" w:type="dxa"/>
+              <w:right w:w="100" w:type="dxa"/>
+            </w:tcMar>
+          </w:tcPr>
+          <w:p>
+            <w:r>
+              <w:t>The pages are rendered directly by the backend. The bowser then submits ordinary forms. There is no client-side application.</w:t>
+            </w:r>
+          </w:p>
+        </w:tc>
+        <w:tc>
+          <w:tcPr>
+            <w:tcW w:w="3119" w:type="dxa"/>
+            <w:tcMar>
+              <w:top w:w="80" w:type="dxa"/>
+              <w:left w:w="100" w:type="dxa"/>
+              <w:bottom w:w="80" w:type="dxa"/>
+              <w:right w:w="100" w:type="dxa"/>
+            </w:tcMar>
+          </w:tcPr>
+          <w:p>
+            <w:r>
+              <w:t>ASR-005, as it has the parts are free to host. ASR-001 and ASR-002 will also be easily achievable due to a lack of client-side applications</w:t>
+            </w:r>
+          </w:p>
+        </w:tc>
+        <w:tc>
+          <w:tcPr>
+            <w:tcW w:w="2550" w:type="dxa"/>
+            <w:tcMar>
+              <w:top w:w="80" w:type="dxa"/>
+              <w:left w:w="100" w:type="dxa"/>
+              <w:bottom w:w="80" w:type="dxa"/>
+              <w:right w:w="100" w:type="dxa"/>
+            </w:tcMar>
+          </w:tcPr>
+          <w:p>
+            <w:r>
+              <w:t>ASR-003, as different versions can cause reliability issues.</w:t>
+            </w:r>
+          </w:p>
+        </w:tc>
+        <w:tc>
+          <w:tcPr>
+            <w:tcW w:w="1986" w:type="dxa"/>
+            <w:tcMar>
+              <w:top w:w="80" w:type="dxa"/>
+              <w:left w:w="100" w:type="dxa"/>
+              <w:bottom w:w="80" w:type="dxa"/>
+              <w:right w:w="100" w:type="dxa"/>
+            </w:tcMar>
+          </w:tcPr>
+          <w:p>
+            <w:r>
+              <w:t>Rejected</w:t>
+            </w:r>
+          </w:p>
+        </w:tc>
+      </w:tr>
+      <w:tr>
+        <w:tc>
+          <w:tcPr>
+            <w:tcW w:w="1560" w:type="dxa"/>
+            <w:tcMar>
+              <w:top w:w="80" w:type="dxa"/>
+              <w:left w:w="100" w:type="dxa"/>
+              <w:bottom w:w="80" w:type="dxa"/>
+              <w:right w:w="100" w:type="dxa"/>
+            </w:tcMar>
+          </w:tcPr>
+          <w:p>
+            <w:r>
+              <w:t>B.</w:t>
+            </w:r>
+          </w:p>
+          <w:p>
+            <w:r>
+              <w:t>Layered modular monolith with SPA client</w:t>
+            </w:r>
+          </w:p>
+        </w:tc>
+        <w:tc>
+          <w:tcPr>
+            <w:tcW w:w="2126" w:type="dxa"/>
+            <w:tcMar>
+              <w:top w:w="80" w:type="dxa"/>
+              <w:left w:w="100" w:type="dxa"/>
+              <w:bottom w:w="80" w:type="dxa"/>
+              <w:right w:w="100" w:type="dxa"/>
+            </w:tcMar>
+          </w:tcPr>
+          <w:p>
+            <w:r>
+              <w:t>Uses React and TypeScript, with a client over Laravel API’s. It has only one deployable, and modules are logical boundaries.</w:t>
+            </w:r>
+          </w:p>
+        </w:tc>
+        <w:tc>
+          <w:tcPr>
+            <w:tcW w:w="3119" w:type="dxa"/>
+            <w:tcMar>
+              <w:top w:w="80" w:type="dxa"/>
+              <w:left w:w="100" w:type="dxa"/>
+              <w:bottom w:w="80" w:type="dxa"/>
+              <w:right w:w="100" w:type="dxa"/>
+            </w:tcMar>
+          </w:tcPr>
+          <w:p>
+            <w:r>
+              <w:t>ASR-2, as the transaction and authorisation is confined to one layer, allowing D-002 to be easily enforceable. ASR-3 as stale writes are rejected. ASR-006 as there will only be one web processor and one database</w:t>
+            </w:r>
+          </w:p>
+        </w:tc>
+        <w:tc>
+          <w:tcPr>
+            <w:tcW w:w="2550" w:type="dxa"/>
+            <w:tcMar>
+              <w:top w:w="80" w:type="dxa"/>
+              <w:left w:w="100" w:type="dxa"/>
+              <w:bottom w:w="80" w:type="dxa"/>
+              <w:right w:w="100" w:type="dxa"/>
+            </w:tcMar>
+          </w:tcPr>
+          <w:p>
+            <w:r>
+              <w:t>Introduces a network boundary between browser and API’s</w:t>
+            </w:r>
+          </w:p>
+        </w:tc>
+        <w:tc>
+          <w:tcPr>
+            <w:tcW w:w="1986" w:type="dxa"/>
+            <w:tcMar>
+              <w:top w:w="80" w:type="dxa"/>
+              <w:left w:w="100" w:type="dxa"/>
+              <w:bottom w:w="80" w:type="dxa"/>
+              <w:right w:w="100" w:type="dxa"/>
+            </w:tcMar>
+          </w:tcPr>
+          <w:p>
+            <w:r>
+              <w:t>Selected</w:t>
+            </w:r>
+          </w:p>
+        </w:tc>
+      </w:tr>
+      <w:tr>
+        <w:tc>
+          <w:tcPr>
+            <w:tcW w:w="1560" w:type="dxa"/>
+            <w:tcMar>
+              <w:top w:w="80" w:type="dxa"/>
+              <w:left w:w="100" w:type="dxa"/>
+              <w:bottom w:w="80" w:type="dxa"/>
+              <w:right w:w="100" w:type="dxa"/>
+            </w:tcMar>
+          </w:tcPr>
+          <w:p>
+            <w:r>
+              <w:t xml:space="preserve">C. </w:t>
+            </w:r>
+          </w:p>
+          <w:p>
+            <w:r>
+              <w:t>Distributed services</w:t>
+            </w:r>
+          </w:p>
+        </w:tc>
+        <w:tc>
+          <w:tcPr>
+            <w:tcW w:w="2126" w:type="dxa"/>
+            <w:tcMar>
+              <w:top w:w="80" w:type="dxa"/>
+              <w:left w:w="100" w:type="dxa"/>
+              <w:bottom w:w="80" w:type="dxa"/>
+              <w:right w:w="100" w:type="dxa"/>
+            </w:tcMar>
+          </w:tcPr>
+          <w:p>
+            <w:r>
+              <w:t>Separate deployables for requests, notifications, reporting and identification.</w:t>
+            </w:r>
+          </w:p>
+        </w:tc>
+        <w:tc>
+          <w:tcPr>
+            <w:tcW w:w="3119" w:type="dxa"/>
+            <w:tcMar>
+              <w:top w:w="80" w:type="dxa"/>
+              <w:left w:w="100" w:type="dxa"/>
+              <w:bottom w:w="80" w:type="dxa"/>
+              <w:right w:w="100" w:type="dxa"/>
+            </w:tcMar>
+          </w:tcPr>
+          <w:p>
+            <w:r>
+              <w:t>No ASR is better supported through the use of this option</w:t>
+            </w:r>
+          </w:p>
+        </w:tc>
+        <w:tc>
+          <w:tcPr>
+            <w:tcW w:w="2550" w:type="dxa"/>
+            <w:tcMar>
+              <w:top w:w="80" w:type="dxa"/>
+              <w:left w:w="100" w:type="dxa"/>
+              <w:bottom w:w="80" w:type="dxa"/>
+              <w:right w:w="100" w:type="dxa"/>
+            </w:tcMar>
+          </w:tcPr>
+          <w:p>
+            <w:r>
+              <w:t>ASR-006, as the deployables will quickly exceed the free-tier services. ASR-002 and ASR-003 as the transaction becomes distributed, causing it to become difficult to adhere to these ASR’s.</w:t>
+            </w:r>
+          </w:p>
+        </w:tc>
+        <w:tc>
+          <w:tcPr>
+            <w:tcW w:w="1986" w:type="dxa"/>
+            <w:tcMar>
+              <w:top w:w="80" w:type="dxa"/>
+              <w:left w:w="100" w:type="dxa"/>
+              <w:bottom w:w="80" w:type="dxa"/>
+              <w:right w:w="100" w:type="dxa"/>
+            </w:tcMar>
+          </w:tcPr>
+          <w:p>
+            <w:r>
+              <w:t>Rejected</w:t>
+            </w:r>
+          </w:p>
+        </w:tc>
+      </w:tr>
+    </w:tbl>
+    <w:p>
+      <w:pPr>
+        <w:pStyle w:val="Heading2"/>
+        <w:rPr>
+          <w:sz w:val="24"/>
+          <w:szCs w:val="24"/>
+        </w:rPr>
+      </w:pPr>
+      <w:r>
+        <w:rPr>
+          <w:sz w:val="24"/>
+          <w:szCs w:val="24"/>
+        </w:rPr>
+        <w:lastRenderedPageBreak/>
+        <w:t>13.1.3 Justification of selected architecture</w:t>
+      </w:r>
+    </w:p>
+    <w:p>
+      <w:pPr>
+        <w:spacing w:after="160"/>
+      </w:pPr>
+      <w:r>
+        <w:t>The CovicConnect application will adopt option B, a layered modular monolithic architecture, with a single-page application client.</w:t>
+      </w:r>
+    </w:p>
+    <w:p>
+      <w:pPr>
+        <w:spacing w:after="160"/>
+      </w:pPr>
+      <w:r>
+        <w:t>There are multiple reasons for this choice. First is the accountability, as in the original application a weak accountability for status updates was seen as a core problem. This is addressed in D-002, as all commits are to become append-only, allowing for an immutable history of a request’s status. This is further supported by D-008, as the update and the history insert is to happen in one transaction. However, this only works if the transaction is confined to a single layer. Option C will turn commits into distributed transactions, causing further issues to the accountability requirements of the application.</w:t>
+      </w:r>
+    </w:p>
+    <w:p>
+      <w:pPr>
+        <w:spacing w:after="160"/>
+      </w:pPr>
+      <w:r>
+        <w:t>This is further reinforced by access control. FR-013 will permit staff to search, filter and sort relatively freely, and there wont be a simple screen at which permissions are checked. Rather, the authorisation layer will have an API to apply limitations to what can be read and written.</w:t>
+      </w:r>
+    </w:p>
+    <w:p>
+      <w:pPr>
+        <w:spacing w:after="160"/>
+      </w:pPr>
+      <w:r>
+        <w:t>Integrity is also a reason, as B is more favourable. Stale Writes will be rejected with a specific error code (409) rather than silently overwriting data.</w:t>
+      </w:r>
+    </w:p>
+    <w:p>
+      <w:pPr>
+        <w:spacing w:after="160"/>
+      </w:pPr>
+      <w:r>
+        <w:t>Finally, the cost constraint practically outright rules out Option C. The constraint is that we must use free-tier services, and there are very few sites that offer hosting for multiple deployables. Also, having multiple deployables will very quickly and easily exceed the limits of free-tier services. Furthermore, a more complicated and distributed system does not automatically mean it is more advanced, and there is no requirement that justifies the added complexity.</w:t>
+      </w:r>
+    </w:p>
+    <w:p>
+      <w:pPr>
+        <w:spacing w:after="160"/>
+      </w:pPr>
+      <w:r>
+        <w:t>Option B only has one realistic problem that has been found, and that is the network boundary. However this concern will hopefully be adequately addressed in the authentication decisions.</w:t>
+      </w:r>
+    </w:p>
+    <w:p>
+      <w:pPr>
+        <w:rPr>
+          <w:b/>
+          <w:bCs/>
+          <w:color w:val="1F3864"/>
+          <w:sz w:val="28"/>
+          <w:szCs w:val="28"/>
+        </w:rPr>
+      </w:pPr>
+      <w:r>
+        <w:br w:type="page"/>
+      </w:r>
+    </w:p>
+    <w:bookmarkStart w:id="31" w:name="_Toc241064298" w:displacedByCustomXml="next"/>
     <w:sdt>
       <w:sdtPr>
         <w:rPr>
@@ -24522,7 +25006,7 @@
           <w:r>
             <w:t>References</w:t>
           </w:r>
-          <w:bookmarkEnd w:id="33"/>
+          <w:bookmarkEnd w:id="31"/>
         </w:p>
         <w:sdt>
           <w:sdtPr>

--- a/SEN381_Milestone1_V1.2 - conditionally accepted.docx
+++ b/SEN381_Milestone1_V1.2 - conditionally accepted.docx
@@ -150,7 +150,15 @@
         <w:jc w:val="center"/>
       </w:pPr>
       <w:r>
-        <w:t>Jared Swanepool - 601621</w:t>
+        <w:t xml:space="preserve">Jared </w:t>
+      </w:r>
+      <w:proofErr w:type="spellStart"/>
+      <w:r>
+        <w:t>Swanepool</w:t>
+      </w:r>
+      <w:proofErr w:type="spellEnd"/>
+      <w:r>
+        <w:t xml:space="preserve"> - 601621</w:t>
       </w:r>
     </w:p>
     <w:p>
@@ -212,7 +220,15 @@
         <w:t>Governing document</w:t>
       </w:r>
       <w:r>
-        <w:t>: SEN381 CivicConnect Master Project Brief</w:t>
+        <w:t xml:space="preserve">: SEN381 </w:t>
+      </w:r>
+      <w:proofErr w:type="spellStart"/>
+      <w:r>
+        <w:t>CivicConnect</w:t>
+      </w:r>
+      <w:proofErr w:type="spellEnd"/>
+      <w:r>
+        <w:t xml:space="preserve"> Master Project Brief</w:t>
       </w:r>
     </w:p>
     <w:p>
@@ -4296,9 +4312,11 @@
             </w:tcMar>
           </w:tcPr>
           <w:p>
+            <w:proofErr w:type="spellStart"/>
             <w:r>
               <w:t>CivicConnect</w:t>
             </w:r>
+            <w:proofErr w:type="spellEnd"/>
           </w:p>
         </w:tc>
       </w:tr>
@@ -4645,9 +4663,11 @@
             </w:tcMar>
           </w:tcPr>
           <w:p>
+            <w:proofErr w:type="spellStart"/>
             <w:r>
               <w:t>CivicConnect</w:t>
             </w:r>
+            <w:proofErr w:type="spellEnd"/>
           </w:p>
         </w:tc>
       </w:tr>
@@ -4956,7 +4976,15 @@
     </w:p>
     <w:p>
       <w:r>
-        <w:t xml:space="preserve">A community-focused organisation CivicConnect currently manages their services requests such as facility faults, IT support, maintenance, lost property and security concerns across email, phone, WhatsApp, spreadsheets, and paper. This produces duplicated or lost requests, no visibility for requesters, no reliable reporting for management and no clear ownership for staff. </w:t>
+        <w:t xml:space="preserve">A community-focused organisation </w:t>
+      </w:r>
+      <w:proofErr w:type="spellStart"/>
+      <w:r>
+        <w:t>CivicConnect</w:t>
+      </w:r>
+      <w:proofErr w:type="spellEnd"/>
+      <w:r>
+        <w:t xml:space="preserve"> currently manages their services requests such as facility faults, IT support, maintenance, lost property and security concerns across email, phone, WhatsApp, spreadsheets, and paper. This produces duplicated or lost requests, no visibility for requesters, no reliable reporting for management and no clear ownership for staff. </w:t>
       </w:r>
     </w:p>
     <w:p>
@@ -4970,8 +4998,13 @@
       <w:bookmarkEnd w:id="6"/>
     </w:p>
     <w:p>
+      <w:proofErr w:type="spellStart"/>
       <w:r>
-        <w:t xml:space="preserve">CivicConnect needs a controlled digital platform that provides a reliable, traceable </w:t>
+        <w:t>CivicConnect</w:t>
+      </w:r>
+      <w:proofErr w:type="spellEnd"/>
+      <w:r>
+        <w:t xml:space="preserve"> needs a controlled digital platform that provides a reliable, traceable </w:t>
       </w:r>
       <w:r>
         <w:t>and usable way to submit, manage, monitor and report on service requests.</w:t>
@@ -4988,8 +5021,13 @@
       <w:bookmarkEnd w:id="7"/>
     </w:p>
     <w:p>
+      <w:proofErr w:type="spellStart"/>
       <w:r>
-        <w:t>CivicConnect business value is a single controlled record of a request’s lifecycle. Submit to categorise to assign to act to resolve then report which closes the accountability gap that their current infrastructure has</w:t>
+        <w:t>CivicConnect</w:t>
+      </w:r>
+      <w:proofErr w:type="spellEnd"/>
+      <w:r>
+        <w:t xml:space="preserve"> business value is a single controlled record of a request’s lifecycle. Submit to categorise to assign to act to resolve then report which closes the accountability gap that their current infrastructure has</w:t>
       </w:r>
       <w:r>
         <w:t>.</w:t>
@@ -7000,7 +7038,17 @@
           </w:tcPr>
           <w:p>
             <w:r>
-              <w:t>Upon submission attempt, the user must receive feedback. If its an error, the problem must be stated. If successful, the user must be notified</w:t>
+              <w:t xml:space="preserve">Upon submission attempt, the user must receive feedback. If </w:t>
+            </w:r>
+            <w:proofErr w:type="spellStart"/>
+            <w:proofErr w:type="gramStart"/>
+            <w:r>
+              <w:t>its</w:t>
+            </w:r>
+            <w:proofErr w:type="spellEnd"/>
+            <w:proofErr w:type="gramEnd"/>
+            <w:r>
+              <w:t xml:space="preserve"> an error, the problem must be stated. If successful, the user must be notified</w:t>
             </w:r>
           </w:p>
         </w:tc>
@@ -7121,7 +7169,15 @@
           </w:tcPr>
           <w:p>
             <w:r>
-              <w:t>On selection, requests must be categorise according to date submitted, date changed, or alphabetical order.</w:t>
+              <w:t xml:space="preserve">On selection, requests must be </w:t>
+            </w:r>
+            <w:proofErr w:type="gramStart"/>
+            <w:r>
+              <w:t>categorise</w:t>
+            </w:r>
+            <w:proofErr w:type="gramEnd"/>
+            <w:r>
+              <w:t xml:space="preserve"> according to date submitted, date changed, or alphabetical order.</w:t>
             </w:r>
           </w:p>
         </w:tc>
@@ -7484,7 +7540,15 @@
           </w:tcPr>
           <w:p>
             <w:r>
-              <w:t>After 5 years the requests must be auto-deleted to prevent overloading storage in the long term.</w:t>
+              <w:t xml:space="preserve">After 5 years the requests must be </w:t>
+            </w:r>
+            <w:proofErr w:type="gramStart"/>
+            <w:r>
+              <w:t>auto-deleted</w:t>
+            </w:r>
+            <w:proofErr w:type="gramEnd"/>
+            <w:r>
+              <w:t xml:space="preserve"> to prevent overloading storage in the long term.</w:t>
             </w:r>
           </w:p>
         </w:tc>
@@ -7974,11 +8038,24 @@
           </w:tcPr>
           <w:p>
             <w:r>
-              <w:t xml:space="preserve">The views should provide enough information in order to make relevant decisions. Examples </w:t>
-            </w:r>
+              <w:t xml:space="preserve">The views should provide enough information </w:t>
+            </w:r>
+            <w:proofErr w:type="gramStart"/>
+            <w:r>
+              <w:t>in order to</w:t>
+            </w:r>
+            <w:proofErr w:type="gramEnd"/>
+            <w:r>
+              <w:t xml:space="preserve"> make relevant decisions. Examples </w:t>
+            </w:r>
+            <w:proofErr w:type="gramStart"/>
             <w:r>
               <w:lastRenderedPageBreak/>
-              <w:t>being: category, status, time submitted, who is assigned to the request.</w:t>
+              <w:t>being:</w:t>
+            </w:r>
+            <w:proofErr w:type="gramEnd"/>
+            <w:r>
+              <w:t xml:space="preserve"> category, status, time submitted, who is assigned to the request.</w:t>
             </w:r>
           </w:p>
         </w:tc>
@@ -9247,7 +9324,15 @@
           </w:tcPr>
           <w:p>
             <w:r>
-              <w:t>Requests will have to be resolved within a set amount of time. Early estimates sets it at within 7 days.</w:t>
+              <w:t xml:space="preserve">Requests will have to be resolved within a set amount of time. Early estimates </w:t>
+            </w:r>
+            <w:proofErr w:type="gramStart"/>
+            <w:r>
+              <w:t>sets</w:t>
+            </w:r>
+            <w:proofErr w:type="gramEnd"/>
+            <w:r>
+              <w:t xml:space="preserve"> it at within 7 days.</w:t>
             </w:r>
           </w:p>
         </w:tc>
@@ -9362,7 +9447,15 @@
           </w:tcPr>
           <w:p>
             <w:r>
-              <w:t xml:space="preserve">Management should have access to the additional information given by the staff members in order to review the resolved </w:t>
+              <w:t xml:space="preserve">Management should have access to the additional information given by the staff members </w:t>
+            </w:r>
+            <w:proofErr w:type="gramStart"/>
+            <w:r>
+              <w:t>in order to</w:t>
+            </w:r>
+            <w:proofErr w:type="gramEnd"/>
+            <w:r>
+              <w:t xml:space="preserve"> review the resolved </w:t>
             </w:r>
             <w:r>
               <w:lastRenderedPageBreak/>
@@ -9915,7 +10008,15 @@
           </w:tcPr>
           <w:p>
             <w:r>
-              <w:t>Users can only access data that they are allowed to access. For instance, a requestor cant access the credentials of other requestors</w:t>
+              <w:t xml:space="preserve">Users can only access data that they are allowed to access. For instance, a requestor </w:t>
+            </w:r>
+            <w:proofErr w:type="gramStart"/>
+            <w:r>
+              <w:t>cant</w:t>
+            </w:r>
+            <w:proofErr w:type="gramEnd"/>
+            <w:r>
+              <w:t xml:space="preserve"> access the credentials of other requestors</w:t>
             </w:r>
           </w:p>
         </w:tc>
@@ -11663,7 +11764,23 @@
           </w:tcPr>
           <w:p>
             <w:r>
-              <w:t>A main issue CivicConnect is supposed to solve is requests being lost. Requests must be submitted, or a report must be given. Requests that has been stored must be recoverable when lost</w:t>
+              <w:t xml:space="preserve">A main issue </w:t>
+            </w:r>
+            <w:proofErr w:type="spellStart"/>
+            <w:r>
+              <w:t>CivicConnect</w:t>
+            </w:r>
+            <w:proofErr w:type="spellEnd"/>
+            <w:r>
+              <w:t xml:space="preserve"> is supposed to solve is requests being lost. Requests must be submitted, or a report must be given. Requests that </w:t>
+            </w:r>
+            <w:proofErr w:type="gramStart"/>
+            <w:r>
+              <w:t>has</w:t>
+            </w:r>
+            <w:proofErr w:type="gramEnd"/>
+            <w:r>
+              <w:t xml:space="preserve"> been stored must be recoverable when lost</w:t>
             </w:r>
             <w:r>
               <w:t>.</w:t>
@@ -11688,7 +11805,15 @@
           </w:tcPr>
           <w:p>
             <w:r>
-              <w:t>No submissions may be simply lost. Submission failures must be indicated, successful submissions must be acknowledged. Furthermore, overwritten data must be recoverable within 48 hours. 99% availability during operating hours is also required.</w:t>
+              <w:t xml:space="preserve">No submissions may be simply lost. Submission failures must be </w:t>
+            </w:r>
+            <w:proofErr w:type="gramStart"/>
+            <w:r>
+              <w:t>indicated,</w:t>
+            </w:r>
+            <w:proofErr w:type="gramEnd"/>
+            <w:r>
+              <w:t xml:space="preserve"> successful submissions must be acknowledged. Furthermore, overwritten data must be recoverable within 48 hours. 99% availability during operating hours is also required.</w:t>
             </w:r>
           </w:p>
         </w:tc>
@@ -12128,8 +12253,13 @@
             </w:tcMar>
           </w:tcPr>
           <w:p>
-            <w:r>
-              <w:t xml:space="preserve">CivicConnect needs to make use of free-tier software and services. This will mean that the 5-year retention </w:t>
+            <w:proofErr w:type="spellStart"/>
+            <w:r>
+              <w:t>CivicConnect</w:t>
+            </w:r>
+            <w:proofErr w:type="spellEnd"/>
+            <w:r>
+              <w:t xml:space="preserve"> needs to make use of free-tier software and services. This will mean that the 5-year retention </w:t>
             </w:r>
             <w:r>
               <w:lastRenderedPageBreak/>
@@ -12551,7 +12681,15 @@
               <w:t>Free-tier hosting/database services typically cap storage, connection counts, request quotas or uptime</w:t>
             </w:r>
             <w:r>
-              <w:t xml:space="preserve">, for example SupaBase only providing 500MB database size in the free tier </w:t>
+              <w:t xml:space="preserve">, for example </w:t>
+            </w:r>
+            <w:proofErr w:type="spellStart"/>
+            <w:r>
+              <w:t>SupaBase</w:t>
+            </w:r>
+            <w:proofErr w:type="spellEnd"/>
+            <w:r>
+              <w:t xml:space="preserve"> only providing 500MB database size in the free tier </w:t>
             </w:r>
             <w:sdt>
               <w:sdtPr>
@@ -12700,7 +12838,15 @@
           </w:tcPr>
           <w:p>
             <w:r>
-              <w:t>Security is a lifecycle-wide responsibility. CivicConnect handles categories such as security concerns and IT support requests that may contain sensitive personal or safety-related information.</w:t>
+              <w:t xml:space="preserve">Security is a lifecycle-wide responsibility. </w:t>
+            </w:r>
+            <w:proofErr w:type="spellStart"/>
+            <w:r>
+              <w:t>CivicConnect</w:t>
+            </w:r>
+            <w:proofErr w:type="spellEnd"/>
+            <w:r>
+              <w:t xml:space="preserve"> handles categories such as security concerns and IT support requests that may contain sensitive personal or safety-related information.</w:t>
             </w:r>
           </w:p>
         </w:tc>
@@ -12722,7 +12868,15 @@
               <w:t>-</w:t>
             </w:r>
             <w:r>
-              <w:t xml:space="preserve"> deferring this risks a costly late redesign of the data model and authentication approach.</w:t>
+              <w:t xml:space="preserve"> deferring </w:t>
+            </w:r>
+            <w:proofErr w:type="gramStart"/>
+            <w:r>
+              <w:t>this risks</w:t>
+            </w:r>
+            <w:proofErr w:type="gramEnd"/>
+            <w:r>
+              <w:t xml:space="preserve"> a costly late redesign of the data model and authentication approach.</w:t>
             </w:r>
           </w:p>
         </w:tc>
@@ -12976,12 +13130,21 @@
             </w:tcMar>
           </w:tcPr>
           <w:p>
+            <w:proofErr w:type="spellStart"/>
             <w:r>
               <w:rPr>
                 <w:b/>
                 <w:bCs/>
               </w:rPr>
-              <w:t>Req ID</w:t>
+              <w:t>Req</w:t>
+            </w:r>
+            <w:proofErr w:type="spellEnd"/>
+            <w:r>
+              <w:rPr>
+                <w:b/>
+                <w:bCs/>
+              </w:rPr>
+              <w:t xml:space="preserve"> ID</w:t>
             </w:r>
           </w:p>
         </w:tc>
@@ -13256,7 +13419,17 @@
           </w:tcPr>
           <w:p>
             <w:r>
-              <w:t>Upon submission attempt, the user must receive feedback. If its an error, the problem must be stated. If successful, the user must be notified</w:t>
+              <w:t xml:space="preserve">Upon submission attempt, the user must receive feedback. If </w:t>
+            </w:r>
+            <w:proofErr w:type="spellStart"/>
+            <w:proofErr w:type="gramStart"/>
+            <w:r>
+              <w:t>its</w:t>
+            </w:r>
+            <w:proofErr w:type="spellEnd"/>
+            <w:proofErr w:type="gramEnd"/>
+            <w:r>
+              <w:t xml:space="preserve"> an error, the problem must be stated. If successful, the user must be notified</w:t>
             </w:r>
           </w:p>
         </w:tc>
@@ -13325,7 +13498,17 @@
           </w:tcPr>
           <w:p>
             <w:r>
-              <w:t>Upon submission attempt, the user must receive feedback. If its an error, the problem must be stated. If successful, the user must be notified</w:t>
+              <w:t xml:space="preserve">Upon submission attempt, the user must receive feedback. If </w:t>
+            </w:r>
+            <w:proofErr w:type="spellStart"/>
+            <w:proofErr w:type="gramStart"/>
+            <w:r>
+              <w:t>its</w:t>
+            </w:r>
+            <w:proofErr w:type="spellEnd"/>
+            <w:proofErr w:type="gramEnd"/>
+            <w:r>
+              <w:t xml:space="preserve"> an error, the problem must be stated. If successful, the user must be notified</w:t>
             </w:r>
           </w:p>
         </w:tc>
@@ -13394,7 +13577,15 @@
           </w:tcPr>
           <w:p>
             <w:r>
-              <w:t>On selection, requests must be categorise according to date submitted, date changed, or alphabetical order.</w:t>
+              <w:t xml:space="preserve">On selection, requests must be </w:t>
+            </w:r>
+            <w:proofErr w:type="gramStart"/>
+            <w:r>
+              <w:t>categorise</w:t>
+            </w:r>
+            <w:proofErr w:type="gramEnd"/>
+            <w:r>
+              <w:t xml:space="preserve"> according to date submitted, date changed, or alphabetical order.</w:t>
             </w:r>
           </w:p>
         </w:tc>
@@ -13883,7 +14074,23 @@
           </w:tcPr>
           <w:p>
             <w:r>
-              <w:t>The views should provide enough information in order to make relevant decisions. Examples being: category, status, time submitted, who is assigned to the request.</w:t>
+              <w:t xml:space="preserve">The views should provide enough information </w:t>
+            </w:r>
+            <w:proofErr w:type="gramStart"/>
+            <w:r>
+              <w:t>in order to</w:t>
+            </w:r>
+            <w:proofErr w:type="gramEnd"/>
+            <w:r>
+              <w:t xml:space="preserve"> make relevant decisions. Examples </w:t>
+            </w:r>
+            <w:proofErr w:type="gramStart"/>
+            <w:r>
+              <w:t>being:</w:t>
+            </w:r>
+            <w:proofErr w:type="gramEnd"/>
+            <w:r>
+              <w:t xml:space="preserve"> category, status, time submitted, who is assigned to the request.</w:t>
             </w:r>
           </w:p>
         </w:tc>
@@ -14655,7 +14862,15 @@
           </w:tcPr>
           <w:p>
             <w:r>
-              <w:t>Requests will have to be resolved within a set amount of time. Early estimates sets it at within 7 days.</w:t>
+              <w:t xml:space="preserve">Requests will have to be resolved within a set amount of time. Early estimates </w:t>
+            </w:r>
+            <w:proofErr w:type="gramStart"/>
+            <w:r>
+              <w:t>sets</w:t>
+            </w:r>
+            <w:proofErr w:type="gramEnd"/>
+            <w:r>
+              <w:t xml:space="preserve"> it at within 7 days.</w:t>
             </w:r>
           </w:p>
         </w:tc>
@@ -14725,7 +14940,15 @@
           </w:tcPr>
           <w:p>
             <w:r>
-              <w:t>Management should have access to the additional information given by the staff members in order to review the resolved requests. Basic analysis features, such as average time to resolution could also be added.</w:t>
+              <w:t xml:space="preserve">Management should have access to the additional information given by the staff members </w:t>
+            </w:r>
+            <w:proofErr w:type="gramStart"/>
+            <w:r>
+              <w:t>in order to</w:t>
+            </w:r>
+            <w:proofErr w:type="gramEnd"/>
+            <w:r>
+              <w:t xml:space="preserve"> review the resolved requests. Basic analysis features, such as average time to resolution could also be added.</w:t>
             </w:r>
           </w:p>
         </w:tc>
@@ -14800,12 +15023,21 @@
             </w:tcMar>
           </w:tcPr>
           <w:p>
+            <w:proofErr w:type="spellStart"/>
             <w:r>
               <w:rPr>
                 <w:b/>
                 <w:bCs/>
               </w:rPr>
-              <w:t>Req ID</w:t>
+              <w:t>Req</w:t>
+            </w:r>
+            <w:proofErr w:type="spellEnd"/>
+            <w:r>
+              <w:rPr>
+                <w:b/>
+                <w:bCs/>
+              </w:rPr>
+              <w:t xml:space="preserve"> ID</w:t>
             </w:r>
           </w:p>
         </w:tc>
@@ -14896,21 +15128,37 @@
                 <w:b/>
                 <w:bCs/>
               </w:rPr>
-              <w:t xml:space="preserve"> on d</w:t>
-            </w:r>
+              <w:t xml:space="preserve"> on </w:t>
+            </w:r>
+            <w:proofErr w:type="gramStart"/>
             <w:r>
               <w:rPr>
                 <w:b/>
                 <w:bCs/>
               </w:rPr>
-              <w:t xml:space="preserve">ata </w:t>
+              <w:t>d</w:t>
             </w:r>
             <w:r>
               <w:rPr>
                 <w:b/>
                 <w:bCs/>
               </w:rPr>
-              <w:t xml:space="preserve"> and </w:t>
+              <w:t xml:space="preserve">ata </w:t>
+            </w:r>
+            <w:r>
+              <w:rPr>
+                <w:b/>
+                <w:bCs/>
+              </w:rPr>
+              <w:t xml:space="preserve"> and</w:t>
+            </w:r>
+            <w:proofErr w:type="gramEnd"/>
+            <w:r>
+              <w:rPr>
+                <w:b/>
+                <w:bCs/>
+              </w:rPr>
+              <w:t xml:space="preserve"> </w:t>
             </w:r>
             <w:r>
               <w:rPr>
@@ -15149,9 +15397,11 @@
             </w:tcMar>
           </w:tcPr>
           <w:p>
+            <w:proofErr w:type="spellStart"/>
             <w:r>
               <w:t>RequestQuery</w:t>
             </w:r>
+            <w:proofErr w:type="spellEnd"/>
           </w:p>
         </w:tc>
         <w:tc>
@@ -15182,7 +15432,15 @@
           </w:tcPr>
           <w:p>
             <w:r>
-              <w:t>Should read via a DataAcces layer, not directly via query.</w:t>
+              <w:t xml:space="preserve">Should read via a </w:t>
+            </w:r>
+            <w:proofErr w:type="spellStart"/>
+            <w:r>
+              <w:t>DataAcces</w:t>
+            </w:r>
+            <w:proofErr w:type="spellEnd"/>
+            <w:r>
+              <w:t xml:space="preserve"> layer, not directly via query.</w:t>
             </w:r>
           </w:p>
         </w:tc>
@@ -15506,9 +15764,11 @@
             </w:tcMar>
           </w:tcPr>
           <w:p>
+            <w:proofErr w:type="spellStart"/>
             <w:r>
               <w:t>RequestQuery</w:t>
             </w:r>
+            <w:proofErr w:type="spellEnd"/>
           </w:p>
         </w:tc>
         <w:tc>
@@ -15626,9 +15886,11 @@
             </w:tcMar>
           </w:tcPr>
           <w:p>
+            <w:proofErr w:type="spellStart"/>
             <w:r>
               <w:t>StatusAudit</w:t>
             </w:r>
+            <w:proofErr w:type="spellEnd"/>
           </w:p>
         </w:tc>
         <w:tc>
@@ -15643,7 +15905,15 @@
           </w:tcPr>
           <w:p>
             <w:r>
-              <w:t>The current status must be consistent with the history</w:t>
+              <w:t xml:space="preserve">The </w:t>
+            </w:r>
+            <w:proofErr w:type="gramStart"/>
+            <w:r>
+              <w:t>current status</w:t>
+            </w:r>
+            <w:proofErr w:type="gramEnd"/>
+            <w:r>
+              <w:t xml:space="preserve"> must be consistent with the history</w:t>
             </w:r>
           </w:p>
         </w:tc>
@@ -15746,8 +16016,13 @@
             </w:tcMar>
           </w:tcPr>
           <w:p>
-            <w:r>
-              <w:t>StatusAudit, Notification</w:t>
+            <w:proofErr w:type="spellStart"/>
+            <w:r>
+              <w:t>StatusAudit</w:t>
+            </w:r>
+            <w:proofErr w:type="spellEnd"/>
+            <w:r>
+              <w:t>, Notification</w:t>
             </w:r>
           </w:p>
         </w:tc>
@@ -15882,8 +16157,13 @@
             </w:tcMar>
           </w:tcPr>
           <w:p>
-            <w:r>
-              <w:t>Auto-deletion at 5 years after last update.</w:t>
+            <w:proofErr w:type="gramStart"/>
+            <w:r>
+              <w:t>Auto-deletion</w:t>
+            </w:r>
+            <w:proofErr w:type="gramEnd"/>
+            <w:r>
+              <w:t xml:space="preserve"> at 5 years after last update.</w:t>
             </w:r>
           </w:p>
         </w:tc>
@@ -15986,9 +16266,11 @@
             </w:tcMar>
           </w:tcPr>
           <w:p>
+            <w:proofErr w:type="spellStart"/>
             <w:r>
               <w:t>RequestQuery</w:t>
             </w:r>
+            <w:proofErr w:type="spellEnd"/>
           </w:p>
         </w:tc>
         <w:tc>
@@ -16259,7 +16541,15 @@
           </w:tcPr>
           <w:p>
             <w:r>
-              <w:t>Must be applied on the DataLayer, not per-screen</w:t>
+              <w:t xml:space="preserve">Must be applied on the </w:t>
+            </w:r>
+            <w:proofErr w:type="spellStart"/>
+            <w:r>
+              <w:t>DataLayer</w:t>
+            </w:r>
+            <w:proofErr w:type="spellEnd"/>
+            <w:r>
+              <w:t>, not per-screen</w:t>
             </w:r>
           </w:p>
         </w:tc>
@@ -16346,9 +16636,11 @@
             </w:tcMar>
           </w:tcPr>
           <w:p>
+            <w:proofErr w:type="spellStart"/>
             <w:r>
               <w:t>RequestQuery</w:t>
             </w:r>
+            <w:proofErr w:type="spellEnd"/>
           </w:p>
         </w:tc>
         <w:tc>
@@ -16379,7 +16671,15 @@
           </w:tcPr>
           <w:p>
             <w:r>
-              <w:t>The SummaryView must be separate from a detailed read</w:t>
+              <w:t xml:space="preserve">The </w:t>
+            </w:r>
+            <w:proofErr w:type="spellStart"/>
+            <w:r>
+              <w:t>SummaryView</w:t>
+            </w:r>
+            <w:proofErr w:type="spellEnd"/>
+            <w:r>
+              <w:t xml:space="preserve"> must be separate from a detailed read</w:t>
             </w:r>
           </w:p>
         </w:tc>
@@ -16466,8 +16766,13 @@
             </w:tcMar>
           </w:tcPr>
           <w:p>
-            <w:r>
-              <w:t>RequestQuery, Authorisation</w:t>
+            <w:proofErr w:type="spellStart"/>
+            <w:r>
+              <w:t>RequestQuery</w:t>
+            </w:r>
+            <w:proofErr w:type="spellEnd"/>
+            <w:r>
+              <w:t>, Authorisation</w:t>
             </w:r>
           </w:p>
         </w:tc>
@@ -16482,8 +16787,13 @@
             </w:tcMar>
           </w:tcPr>
           <w:p>
-            <w:r>
-              <w:t>Filered and sorted fields must be scoped by authorisation</w:t>
+            <w:proofErr w:type="spellStart"/>
+            <w:r>
+              <w:t>Filered</w:t>
+            </w:r>
+            <w:proofErr w:type="spellEnd"/>
+            <w:r>
+              <w:t xml:space="preserve"> and sorted fields must be scoped by authorisation</w:t>
             </w:r>
           </w:p>
         </w:tc>
@@ -16588,9 +16898,11 @@
             </w:tcMar>
           </w:tcPr>
           <w:p>
+            <w:proofErr w:type="spellStart"/>
             <w:r>
               <w:t>StatusAudit</w:t>
             </w:r>
+            <w:proofErr w:type="spellEnd"/>
           </w:p>
         </w:tc>
         <w:tc>
@@ -16605,7 +16917,15 @@
           </w:tcPr>
           <w:p>
             <w:r>
-              <w:t>The StatusHistory must read form the history of changes.</w:t>
+              <w:t xml:space="preserve">The </w:t>
+            </w:r>
+            <w:proofErr w:type="spellStart"/>
+            <w:r>
+              <w:t>StatusHistory</w:t>
+            </w:r>
+            <w:proofErr w:type="spellEnd"/>
+            <w:r>
+              <w:t xml:space="preserve"> must read form the history of changes.</w:t>
             </w:r>
           </w:p>
         </w:tc>
@@ -16829,8 +17149,13 @@
           </w:tcPr>
           <w:p>
             <w:r>
-              <w:t>Assignment, StatusAudit</w:t>
-            </w:r>
+              <w:t xml:space="preserve">Assignment, </w:t>
+            </w:r>
+            <w:proofErr w:type="spellStart"/>
+            <w:r>
+              <w:t>StatusAudit</w:t>
+            </w:r>
+            <w:proofErr w:type="spellEnd"/>
           </w:p>
         </w:tc>
         <w:tc>
@@ -16948,9 +17273,11 @@
             </w:tcMar>
           </w:tcPr>
           <w:p>
+            <w:proofErr w:type="spellStart"/>
             <w:r>
               <w:t>StatusAudit</w:t>
             </w:r>
+            <w:proofErr w:type="spellEnd"/>
           </w:p>
         </w:tc>
         <w:tc>
@@ -17069,8 +17396,13 @@
           </w:tcPr>
           <w:p>
             <w:r>
-              <w:t>Authentication, StatusAudit</w:t>
-            </w:r>
+              <w:t xml:space="preserve">Authentication, </w:t>
+            </w:r>
+            <w:proofErr w:type="spellStart"/>
+            <w:r>
+              <w:t>StatusAudit</w:t>
+            </w:r>
+            <w:proofErr w:type="spellEnd"/>
           </w:p>
         </w:tc>
         <w:tc>
@@ -17100,8 +17432,13 @@
             </w:tcMar>
           </w:tcPr>
           <w:p>
-            <w:r>
-              <w:t>Autorisation must be validated for updates.</w:t>
+            <w:proofErr w:type="spellStart"/>
+            <w:r>
+              <w:t>Autorisation</w:t>
+            </w:r>
+            <w:proofErr w:type="spellEnd"/>
+            <w:r>
+              <w:t xml:space="preserve"> must be validated for updates.</w:t>
             </w:r>
           </w:p>
         </w:tc>
@@ -17188,9 +17525,11 @@
             </w:tcMar>
           </w:tcPr>
           <w:p>
+            <w:proofErr w:type="spellStart"/>
             <w:r>
               <w:t>StatusAudit</w:t>
             </w:r>
+            <w:proofErr w:type="spellEnd"/>
           </w:p>
         </w:tc>
         <w:tc>
@@ -17204,8 +17543,13 @@
             </w:tcMar>
           </w:tcPr>
           <w:p>
-            <w:r>
-              <w:t>StatusHistory must be append-only. Actor and timestamp must be included.</w:t>
+            <w:proofErr w:type="spellStart"/>
+            <w:r>
+              <w:t>StatusHistory</w:t>
+            </w:r>
+            <w:proofErr w:type="spellEnd"/>
+            <w:r>
+              <w:t xml:space="preserve"> must be append-only. Actor and timestamp must be included.</w:t>
             </w:r>
           </w:p>
         </w:tc>
@@ -17308,9 +17652,11 @@
             </w:tcMar>
           </w:tcPr>
           <w:p>
+            <w:proofErr w:type="spellStart"/>
             <w:r>
               <w:t>StatusAudit</w:t>
             </w:r>
+            <w:proofErr w:type="spellEnd"/>
           </w:p>
         </w:tc>
         <w:tc>
@@ -17429,8 +17775,13 @@
           </w:tcPr>
           <w:p>
             <w:r>
-              <w:t>Assignment, StatusAudit</w:t>
-            </w:r>
+              <w:t xml:space="preserve">Assignment, </w:t>
+            </w:r>
+            <w:proofErr w:type="spellStart"/>
+            <w:r>
+              <w:t>StatusAudit</w:t>
+            </w:r>
+            <w:proofErr w:type="spellEnd"/>
           </w:p>
         </w:tc>
         <w:tc>
@@ -17445,7 +17796,15 @@
           </w:tcPr>
           <w:p>
             <w:r>
-              <w:t>Requires a change in status, and possibly change in assignment.</w:t>
+              <w:t xml:space="preserve">Requires a change in </w:t>
+            </w:r>
+            <w:proofErr w:type="gramStart"/>
+            <w:r>
+              <w:t>status, and</w:t>
+            </w:r>
+            <w:proofErr w:type="gramEnd"/>
+            <w:r>
+              <w:t xml:space="preserve"> possibly change in assignment.</w:t>
             </w:r>
           </w:p>
         </w:tc>
@@ -17584,7 +17943,15 @@
           </w:tcPr>
           <w:p>
             <w:r>
-              <w:t>While using the same quey path, it will have different scope, meaning its not just a duplication of previous code.</w:t>
+              <w:t xml:space="preserve">While using the same quey path, it will have different scope, meaning </w:t>
+            </w:r>
+            <w:proofErr w:type="spellStart"/>
+            <w:r>
+              <w:t>its</w:t>
+            </w:r>
+            <w:proofErr w:type="spellEnd"/>
+            <w:r>
+              <w:t xml:space="preserve"> not just a duplication of previous code.</w:t>
             </w:r>
           </w:p>
         </w:tc>
@@ -17688,7 +18055,17 @@
           </w:tcPr>
           <w:p>
             <w:r>
-              <w:t>Time will be derived from the timestamp, an will not be stored on its own.</w:t>
+              <w:t xml:space="preserve">Time will be derived from the timestamp, </w:t>
+            </w:r>
+            <w:proofErr w:type="spellStart"/>
+            <w:proofErr w:type="gramStart"/>
+            <w:r>
+              <w:t>an</w:t>
+            </w:r>
+            <w:proofErr w:type="spellEnd"/>
+            <w:proofErr w:type="gramEnd"/>
+            <w:r>
+              <w:t xml:space="preserve"> will not be stored on its own.</w:t>
             </w:r>
           </w:p>
         </w:tc>
@@ -17847,7 +18224,15 @@
           </w:tcPr>
           <w:p>
             <w:r>
-              <w:t>Collects over time as the StatusHistory gains more data.</w:t>
+              <w:t xml:space="preserve">Collects over time as the </w:t>
+            </w:r>
+            <w:proofErr w:type="spellStart"/>
+            <w:r>
+              <w:t>StatusHistory</w:t>
+            </w:r>
+            <w:proofErr w:type="spellEnd"/>
+            <w:r>
+              <w:t xml:space="preserve"> gains more data.</w:t>
             </w:r>
           </w:p>
         </w:tc>
@@ -17863,8 +18248,29 @@
           </w:tcPr>
           <w:p>
             <w:r>
-              <w:t>This will be a on-demand report, no a live dashboard such as from PowerBI</w:t>
-            </w:r>
+              <w:t xml:space="preserve">This will be </w:t>
+            </w:r>
+            <w:proofErr w:type="spellStart"/>
+            <w:r>
+              <w:t>a</w:t>
+            </w:r>
+            <w:proofErr w:type="spellEnd"/>
+            <w:r>
+              <w:t xml:space="preserve"> on-demand report, </w:t>
+            </w:r>
+            <w:proofErr w:type="gramStart"/>
+            <w:r>
+              <w:t>no</w:t>
+            </w:r>
+            <w:proofErr w:type="gramEnd"/>
+            <w:r>
+              <w:t xml:space="preserve"> a live dashboard such as from </w:t>
+            </w:r>
+            <w:proofErr w:type="spellStart"/>
+            <w:r>
+              <w:t>PowerBI</w:t>
+            </w:r>
+            <w:proofErr w:type="spellEnd"/>
           </w:p>
         </w:tc>
         <w:tc>
@@ -18079,9 +18485,11 @@
             <w:r>
               <w:t xml:space="preserve">Authorisation, </w:t>
             </w:r>
+            <w:proofErr w:type="spellStart"/>
             <w:r>
               <w:t>DataAccess</w:t>
             </w:r>
+            <w:proofErr w:type="spellEnd"/>
           </w:p>
         </w:tc>
         <w:tc>
@@ -18196,9 +18604,11 @@
             </w:tcMar>
           </w:tcPr>
           <w:p>
+            <w:proofErr w:type="spellStart"/>
             <w:r>
               <w:t>StatusAudit</w:t>
             </w:r>
+            <w:proofErr w:type="spellEnd"/>
           </w:p>
         </w:tc>
         <w:tc>
@@ -18313,9 +18723,11 @@
             </w:tcMar>
           </w:tcPr>
           <w:p>
+            <w:proofErr w:type="spellStart"/>
             <w:r>
               <w:t>RequestQuery</w:t>
             </w:r>
+            <w:proofErr w:type="spellEnd"/>
           </w:p>
         </w:tc>
         <w:tc>
@@ -18346,7 +18758,15 @@
           </w:tcPr>
           <w:p>
             <w:r>
-              <w:t>Pagination becomes a necessity when considering  the scale of data that can be gathered over 5 years</w:t>
+              <w:t xml:space="preserve">Pagination becomes a necessity when </w:t>
+            </w:r>
+            <w:proofErr w:type="gramStart"/>
+            <w:r>
+              <w:t>considering  the</w:t>
+            </w:r>
+            <w:proofErr w:type="gramEnd"/>
+            <w:r>
+              <w:t xml:space="preserve"> scale of data that can be gathered over 5 years</w:t>
             </w:r>
           </w:p>
         </w:tc>
@@ -18383,7 +18803,15 @@
           </w:p>
           <w:p>
             <w:r>
-              <w:t>D-004 (Defered)</w:t>
+              <w:t>D-004 (</w:t>
+            </w:r>
+            <w:proofErr w:type="spellStart"/>
+            <w:r>
+              <w:t>Defered</w:t>
+            </w:r>
+            <w:proofErr w:type="spellEnd"/>
+            <w:r>
+              <w:t>)</w:t>
             </w:r>
           </w:p>
         </w:tc>
@@ -18500,7 +18928,15 @@
           </w:tcPr>
           <w:p>
             <w:r>
-              <w:t>D-005 (Defered)</w:t>
+              <w:t>D-005 (</w:t>
+            </w:r>
+            <w:proofErr w:type="spellStart"/>
+            <w:r>
+              <w:t>Defered</w:t>
+            </w:r>
+            <w:proofErr w:type="spellEnd"/>
+            <w:r>
+              <w:t>)</w:t>
             </w:r>
           </w:p>
         </w:tc>
@@ -18552,8 +18988,13 @@
             </w:tcMar>
           </w:tcPr>
           <w:p>
-            <w:r>
-              <w:t>DataAccess, Deployment</w:t>
+            <w:proofErr w:type="spellStart"/>
+            <w:r>
+              <w:t>DataAccess</w:t>
+            </w:r>
+            <w:proofErr w:type="spellEnd"/>
+            <w:r>
+              <w:t>, Deployment</w:t>
             </w:r>
           </w:p>
         </w:tc>
@@ -18819,7 +19260,17 @@
           </w:tcPr>
           <w:p>
             <w:r>
-              <w:t>Error message must return a explanation, not a generic failure.</w:t>
+              <w:t xml:space="preserve">Error message must return </w:t>
+            </w:r>
+            <w:proofErr w:type="spellStart"/>
+            <w:proofErr w:type="gramStart"/>
+            <w:r>
+              <w:t>a</w:t>
+            </w:r>
+            <w:proofErr w:type="spellEnd"/>
+            <w:proofErr w:type="gramEnd"/>
+            <w:r>
+              <w:t xml:space="preserve"> explanation, not a generic failure.</w:t>
             </w:r>
           </w:p>
         </w:tc>
@@ -20302,7 +20753,15 @@
           </w:tcPr>
           <w:p>
             <w:r>
-              <w:t>This is one of the core problems described in the CivicConnect business need; unconstrained submission would reproduce it.</w:t>
+              <w:t xml:space="preserve">This is one of the core problems described in the </w:t>
+            </w:r>
+            <w:proofErr w:type="spellStart"/>
+            <w:r>
+              <w:t>CivicConnect</w:t>
+            </w:r>
+            <w:proofErr w:type="spellEnd"/>
+            <w:r>
+              <w:t xml:space="preserve"> business need; unconstrained submission would reproduce it.</w:t>
             </w:r>
           </w:p>
         </w:tc>
@@ -20802,7 +21261,15 @@
           </w:tcPr>
           <w:p>
             <w:r>
-              <w:t>Free-text categorisation reproduces the exact fragmentation problem CivicConnect is meant to solve; late taxonomy changes ripple through requirements, data and reports.</w:t>
+              <w:t xml:space="preserve">Free-text categorisation reproduces the exact fragmentation problem </w:t>
+            </w:r>
+            <w:proofErr w:type="spellStart"/>
+            <w:r>
+              <w:t>CivicConnect</w:t>
+            </w:r>
+            <w:proofErr w:type="spellEnd"/>
+            <w:r>
+              <w:t xml:space="preserve"> is meant to solve; late taxonomy changes ripple through requirements, data and reports.</w:t>
             </w:r>
           </w:p>
         </w:tc>
@@ -20852,7 +21319,15 @@
           </w:tcPr>
           <w:p>
             <w:r>
-              <w:t>The business need explicitly names 'weak accountability for changes to request status' as a current problem; the data model must capture who changed what and when from the outset.</w:t>
+              <w:t xml:space="preserve">The business </w:t>
+            </w:r>
+            <w:proofErr w:type="gramStart"/>
+            <w:r>
+              <w:t>need</w:t>
+            </w:r>
+            <w:proofErr w:type="gramEnd"/>
+            <w:r>
+              <w:t xml:space="preserve"> explicitly names 'weak accountability for changes to request status' as a current problem; the data model must capture who changed what and when from the outset.</w:t>
             </w:r>
           </w:p>
         </w:tc>
@@ -21544,8 +22019,13 @@
             </w:tcMar>
           </w:tcPr>
           <w:p>
-            <w:r>
-              <w:t>CivicConnect requires a shared vocabulary for request types to enable consistent submission, staff triage and management reporting.</w:t>
+            <w:proofErr w:type="spellStart"/>
+            <w:r>
+              <w:t>CivicConnect</w:t>
+            </w:r>
+            <w:proofErr w:type="spellEnd"/>
+            <w:r>
+              <w:t xml:space="preserve"> requires a shared vocabulary for request types to enable consistent submission, staff triage and management reporting.</w:t>
             </w:r>
           </w:p>
         </w:tc>
@@ -21593,7 +22073,15 @@
           </w:tcPr>
           <w:p>
             <w:r>
-              <w:t>Adopt (c): a fixed controlled list with a staff-reclassifiable 'Other' category.</w:t>
+              <w:t>Adopt (c): a fixed controlled list with a staff-</w:t>
+            </w:r>
+            <w:proofErr w:type="spellStart"/>
+            <w:r>
+              <w:t>reclassifiable</w:t>
+            </w:r>
+            <w:proofErr w:type="spellEnd"/>
+            <w:r>
+              <w:t xml:space="preserve"> 'Other' category.</w:t>
             </w:r>
           </w:p>
         </w:tc>
@@ -21749,11 +22237,27 @@
           <w:p>
             <w:r>
               <w:lastRenderedPageBreak/>
-              <w:t xml:space="preserve">(a) Store only current status; </w:t>
+              <w:t xml:space="preserve">(a) Store only </w:t>
+            </w:r>
+            <w:proofErr w:type="gramStart"/>
+            <w:r>
+              <w:t>current status</w:t>
+            </w:r>
+            <w:proofErr w:type="gramEnd"/>
+            <w:r>
+              <w:t xml:space="preserve">; </w:t>
             </w:r>
             <w:r>
               <w:lastRenderedPageBreak/>
-              <w:t>(b) Store current status plus a full append-only status-change history.</w:t>
+              <w:t xml:space="preserve">(b) Store </w:t>
+            </w:r>
+            <w:proofErr w:type="gramStart"/>
+            <w:r>
+              <w:t>current status</w:t>
+            </w:r>
+            <w:proofErr w:type="gramEnd"/>
+            <w:r>
+              <w:t xml:space="preserve"> plus a full append-only status-change history.</w:t>
             </w:r>
           </w:p>
         </w:tc>
@@ -22076,7 +22580,15 @@
           </w:tcPr>
           <w:p>
             <w:r>
-              <w:t>Technology-stack selection for CivicConnect.</w:t>
+              <w:t xml:space="preserve">Technology-stack selection for </w:t>
+            </w:r>
+            <w:proofErr w:type="spellStart"/>
+            <w:r>
+              <w:t>CivicConnect</w:t>
+            </w:r>
+            <w:proofErr w:type="spellEnd"/>
+            <w:r>
+              <w:t>.</w:t>
             </w:r>
           </w:p>
         </w:tc>
@@ -22092,7 +22604,15 @@
           </w:tcPr>
           <w:p>
             <w:r>
-              <w:t>Not applicable at this time.</w:t>
+              <w:t xml:space="preserve">Not applicable </w:t>
+            </w:r>
+            <w:proofErr w:type="gramStart"/>
+            <w:r>
+              <w:t>at this time</w:t>
+            </w:r>
+            <w:proofErr w:type="gramEnd"/>
+            <w:r>
+              <w:t>.</w:t>
             </w:r>
           </w:p>
         </w:tc>
@@ -22108,7 +22628,15 @@
           </w:tcPr>
           <w:p>
             <w:r>
-              <w:t>Not applicable at this time.</w:t>
+              <w:t xml:space="preserve">Not applicable </w:t>
+            </w:r>
+            <w:proofErr w:type="gramStart"/>
+            <w:r>
+              <w:t>at this time</w:t>
+            </w:r>
+            <w:proofErr w:type="gramEnd"/>
+            <w:r>
+              <w:t>.</w:t>
             </w:r>
           </w:p>
         </w:tc>
@@ -22161,7 +22689,15 @@
           <w:p>
             <w:r>
               <w:lastRenderedPageBreak/>
-              <w:t>Not applicable at this time.</w:t>
+              <w:t xml:space="preserve">Not applicable </w:t>
+            </w:r>
+            <w:proofErr w:type="gramStart"/>
+            <w:r>
+              <w:t>at this time</w:t>
+            </w:r>
+            <w:proofErr w:type="gramEnd"/>
+            <w:r>
+              <w:t>.</w:t>
             </w:r>
           </w:p>
         </w:tc>
@@ -22204,7 +22740,15 @@
           <w:p>
             <w:r>
               <w:lastRenderedPageBreak/>
-              <w:t>Not applicable at this time.</w:t>
+              <w:t xml:space="preserve">Not applicable </w:t>
+            </w:r>
+            <w:proofErr w:type="gramStart"/>
+            <w:r>
+              <w:t>at this time</w:t>
+            </w:r>
+            <w:proofErr w:type="gramEnd"/>
+            <w:r>
+              <w:t>.</w:t>
             </w:r>
           </w:p>
         </w:tc>
@@ -22220,7 +22764,15 @@
           </w:tcPr>
           <w:p>
             <w:r>
-              <w:t>Not applicable at this time.</w:t>
+              <w:t xml:space="preserve">Not applicable </w:t>
+            </w:r>
+            <w:proofErr w:type="gramStart"/>
+            <w:r>
+              <w:t>at this time</w:t>
+            </w:r>
+            <w:proofErr w:type="gramEnd"/>
+            <w:r>
+              <w:t>.</w:t>
             </w:r>
           </w:p>
         </w:tc>
@@ -22270,7 +22822,15 @@
           </w:tcPr>
           <w:p>
             <w:r>
-              <w:t>Not applicable at this time.</w:t>
+              <w:t xml:space="preserve">Not applicable </w:t>
+            </w:r>
+            <w:proofErr w:type="gramStart"/>
+            <w:r>
+              <w:t>at this time</w:t>
+            </w:r>
+            <w:proofErr w:type="gramEnd"/>
+            <w:r>
+              <w:t>.</w:t>
             </w:r>
           </w:p>
         </w:tc>
@@ -22286,7 +22846,15 @@
           </w:tcPr>
           <w:p>
             <w:r>
-              <w:t>Not applicable at this time.</w:t>
+              <w:t xml:space="preserve">Not applicable </w:t>
+            </w:r>
+            <w:proofErr w:type="gramStart"/>
+            <w:r>
+              <w:t>at this time</w:t>
+            </w:r>
+            <w:proofErr w:type="gramEnd"/>
+            <w:r>
+              <w:t>.</w:t>
             </w:r>
           </w:p>
         </w:tc>
@@ -22334,7 +22902,15 @@
           </w:tcPr>
           <w:p>
             <w:r>
-              <w:t>Not applicable at this time.</w:t>
+              <w:t xml:space="preserve">Not applicable </w:t>
+            </w:r>
+            <w:proofErr w:type="gramStart"/>
+            <w:r>
+              <w:t>at this time</w:t>
+            </w:r>
+            <w:proofErr w:type="gramEnd"/>
+            <w:r>
+              <w:t>.</w:t>
             </w:r>
           </w:p>
         </w:tc>
@@ -22366,7 +22942,15 @@
           </w:tcPr>
           <w:p>
             <w:r>
-              <w:t>Not applicable at this time.</w:t>
+              <w:t xml:space="preserve">Not applicable </w:t>
+            </w:r>
+            <w:proofErr w:type="gramStart"/>
+            <w:r>
+              <w:t>at this time</w:t>
+            </w:r>
+            <w:proofErr w:type="gramEnd"/>
+            <w:r>
+              <w:t>.</w:t>
             </w:r>
           </w:p>
         </w:tc>
@@ -22382,7 +22966,212 @@
           </w:tcPr>
           <w:p>
             <w:r>
-              <w:t>Not applicable at this time.</w:t>
+              <w:t xml:space="preserve">Not applicable </w:t>
+            </w:r>
+            <w:proofErr w:type="gramStart"/>
+            <w:r>
+              <w:t>at this time</w:t>
+            </w:r>
+            <w:proofErr w:type="gramEnd"/>
+            <w:r>
+              <w:t>.</w:t>
+            </w:r>
+          </w:p>
+        </w:tc>
+      </w:tr>
+      <w:tr>
+        <w:tc>
+          <w:tcPr>
+            <w:tcW w:w="1020" w:type="dxa"/>
+            <w:tcMar>
+              <w:top w:w="80" w:type="dxa"/>
+              <w:left w:w="100" w:type="dxa"/>
+              <w:bottom w:w="80" w:type="dxa"/>
+              <w:right w:w="100" w:type="dxa"/>
+            </w:tcMar>
+          </w:tcPr>
+          <w:p>
+            <w:r>
+              <w:t>D-006</w:t>
+            </w:r>
+          </w:p>
+        </w:tc>
+        <w:tc>
+          <w:tcPr>
+            <w:tcW w:w="1543" w:type="dxa"/>
+            <w:tcMar>
+              <w:top w:w="80" w:type="dxa"/>
+              <w:left w:w="100" w:type="dxa"/>
+              <w:bottom w:w="80" w:type="dxa"/>
+              <w:right w:w="100" w:type="dxa"/>
+            </w:tcMar>
+          </w:tcPr>
+          <w:p>
+            <w:proofErr w:type="spellStart"/>
+            <w:r>
+              <w:t>CivicConnect</w:t>
+            </w:r>
+            <w:proofErr w:type="spellEnd"/>
+            <w:r>
+              <w:t xml:space="preserve"> needs an architecture that enforces </w:t>
+            </w:r>
+            <w:proofErr w:type="spellStart"/>
+            <w:r>
+              <w:t>auitable</w:t>
+            </w:r>
+            <w:proofErr w:type="spellEnd"/>
+            <w:r>
+              <w:t xml:space="preserve"> status changes, and that applies </w:t>
+            </w:r>
+            <w:proofErr w:type="spellStart"/>
+            <w:r>
+              <w:t>autorisation</w:t>
+            </w:r>
+            <w:proofErr w:type="spellEnd"/>
+            <w:r>
+              <w:t xml:space="preserve"> consistently across queries. All this must be done withing the free-tier service constraint</w:t>
+            </w:r>
+          </w:p>
+        </w:tc>
+        <w:tc>
+          <w:tcPr>
+            <w:tcW w:w="1123" w:type="dxa"/>
+            <w:tcMar>
+              <w:top w:w="80" w:type="dxa"/>
+              <w:left w:w="100" w:type="dxa"/>
+              <w:bottom w:w="80" w:type="dxa"/>
+              <w:right w:w="100" w:type="dxa"/>
+            </w:tcMar>
+          </w:tcPr>
+          <w:p>
+            <w:r>
+              <w:t xml:space="preserve">The cost constraint, as the services must be free. It needs browser-based </w:t>
+            </w:r>
+            <w:r>
+              <w:t>access and</w:t>
+            </w:r>
+            <w:r>
+              <w:t xml:space="preserve"> be buildable and maintainable by a 3-person team.</w:t>
+            </w:r>
+          </w:p>
+        </w:tc>
+        <w:tc>
+          <w:tcPr>
+            <w:tcW w:w="992" w:type="dxa"/>
+            <w:tcMar>
+              <w:top w:w="80" w:type="dxa"/>
+              <w:left w:w="100" w:type="dxa"/>
+              <w:bottom w:w="80" w:type="dxa"/>
+              <w:right w:w="100" w:type="dxa"/>
+            </w:tcMar>
+          </w:tcPr>
+          <w:p>
+            <w:r>
+              <w:t>A server-rendered application without API’s (option A), Layered modular monolith (option B), or distributed services (option C)</w:t>
+            </w:r>
+          </w:p>
+        </w:tc>
+        <w:tc>
+          <w:tcPr>
+            <w:tcW w:w="993" w:type="dxa"/>
+            <w:tcMar>
+              <w:top w:w="80" w:type="dxa"/>
+              <w:left w:w="100" w:type="dxa"/>
+              <w:bottom w:w="80" w:type="dxa"/>
+              <w:right w:w="100" w:type="dxa"/>
+            </w:tcMar>
+          </w:tcPr>
+          <w:p>
+            <w:r>
+              <w:t>Option B, a layered modular monolith application using React, typescript and a SPA client over Laravel.</w:t>
+            </w:r>
+          </w:p>
+        </w:tc>
+        <w:tc>
+          <w:tcPr>
+            <w:tcW w:w="1367" w:type="dxa"/>
+            <w:tcMar>
+              <w:top w:w="80" w:type="dxa"/>
+              <w:left w:w="100" w:type="dxa"/>
+              <w:bottom w:w="80" w:type="dxa"/>
+              <w:right w:w="100" w:type="dxa"/>
+            </w:tcMar>
+          </w:tcPr>
+          <w:p>
+            <w:r>
+              <w:t xml:space="preserve">Detailed justification and reasoning </w:t>
+            </w:r>
+            <w:proofErr w:type="gramStart"/>
+            <w:r>
+              <w:t>is</w:t>
+            </w:r>
+            <w:proofErr w:type="gramEnd"/>
+            <w:r>
+              <w:t xml:space="preserve"> in section 13.1.3.</w:t>
+            </w:r>
+          </w:p>
+        </w:tc>
+        <w:tc>
+          <w:tcPr>
+            <w:tcW w:w="1042" w:type="dxa"/>
+            <w:tcMar>
+              <w:top w:w="80" w:type="dxa"/>
+              <w:left w:w="100" w:type="dxa"/>
+              <w:bottom w:w="80" w:type="dxa"/>
+              <w:right w:w="100" w:type="dxa"/>
+            </w:tcMar>
+          </w:tcPr>
+          <w:p>
+            <w:r>
+              <w:t>A boundary created between the browser and the API’s.</w:t>
+            </w:r>
+          </w:p>
+        </w:tc>
+        <w:tc>
+          <w:tcPr>
+            <w:tcW w:w="1134" w:type="dxa"/>
+            <w:tcMar>
+              <w:top w:w="80" w:type="dxa"/>
+              <w:left w:w="100" w:type="dxa"/>
+              <w:bottom w:w="80" w:type="dxa"/>
+              <w:right w:w="100" w:type="dxa"/>
+            </w:tcMar>
+          </w:tcPr>
+          <w:p>
+            <w:r>
+              <w:t>R-001 and R005, the boundaries may erode under the pressure of the project’s schedule.</w:t>
+            </w:r>
+          </w:p>
+        </w:tc>
+        <w:tc>
+          <w:tcPr>
+            <w:tcW w:w="993" w:type="dxa"/>
+            <w:tcMar>
+              <w:top w:w="80" w:type="dxa"/>
+              <w:left w:w="100" w:type="dxa"/>
+              <w:bottom w:w="80" w:type="dxa"/>
+              <w:right w:w="100" w:type="dxa"/>
+            </w:tcMar>
+          </w:tcPr>
+          <w:p>
+            <w:r>
+              <w:t>Section 8 considerations 3 and 5, D-002, FR-013, FR-019, section 5’s cost constraint, and the business needs in section 1.1.</w:t>
+            </w:r>
+          </w:p>
+        </w:tc>
+        <w:tc>
+          <w:tcPr>
+            <w:tcW w:w="1134" w:type="dxa"/>
+            <w:tcMar>
+              <w:top w:w="80" w:type="dxa"/>
+              <w:left w:w="100" w:type="dxa"/>
+              <w:bottom w:w="80" w:type="dxa"/>
+              <w:right w:w="100" w:type="dxa"/>
+            </w:tcMar>
+          </w:tcPr>
+          <w:p>
+            <w:r>
+              <w:t>Influences the repository structure, component names, deployment and the layering.</w:t>
             </w:r>
           </w:p>
         </w:tc>
@@ -22680,7 +23469,20 @@
           </w:tcPr>
           <w:p>
             <w:r>
-              <w:t>Secrets/credentials policy in place (.gitignore, no committed keys)</w:t>
+              <w:t xml:space="preserve">Secrets/credentials policy in place </w:t>
+            </w:r>
+            <w:proofErr w:type="gramStart"/>
+            <w:r>
+              <w:t>(.</w:t>
+            </w:r>
+            <w:proofErr w:type="spellStart"/>
+            <w:r>
+              <w:t>gitignore</w:t>
+            </w:r>
+            <w:proofErr w:type="spellEnd"/>
+            <w:proofErr w:type="gramEnd"/>
+            <w:r>
+              <w:t>, no committed keys)</w:t>
             </w:r>
           </w:p>
         </w:tc>
@@ -23485,7 +24287,15 @@
           </w:tcPr>
           <w:p>
             <w:r>
-              <w:t>Not all of the explanations were relevant to the project</w:t>
+              <w:t xml:space="preserve">Not </w:t>
+            </w:r>
+            <w:proofErr w:type="gramStart"/>
+            <w:r>
+              <w:t>all of</w:t>
+            </w:r>
+            <w:proofErr w:type="gramEnd"/>
+            <w:r>
+              <w:t xml:space="preserve"> the explanations were relevant to the project</w:t>
             </w:r>
           </w:p>
         </w:tc>
@@ -23566,7 +24376,21 @@
               <w:rPr>
                 <w:i/>
               </w:rPr>
-              <w:t>Checked every table's required fields against the Milestone 1 Brief §3 and Master Brief §§9–13 field-by-field</w:t>
+              <w:t xml:space="preserve">Checked every table's required </w:t>
+            </w:r>
+            <w:proofErr w:type="gramStart"/>
+            <w:r>
+              <w:rPr>
+                <w:i/>
+              </w:rPr>
+              <w:t>fields</w:t>
+            </w:r>
+            <w:proofErr w:type="gramEnd"/>
+            <w:r>
+              <w:rPr>
+                <w:i/>
+              </w:rPr>
+              <w:t xml:space="preserve"> against the Milestone 1 Brief §3 and Master Brief §§9–13 field-by-field</w:t>
             </w:r>
           </w:p>
         </w:tc>
@@ -23683,7 +24507,21 @@
               <w:rPr>
                 <w:i/>
               </w:rPr>
-              <w:t>Drafted CivicConnect-specific constraint implications, 7 project risks, 6 forward-engineering concerns and 5 decision-log entries</w:t>
+              <w:t xml:space="preserve">Drafted </w:t>
+            </w:r>
+            <w:proofErr w:type="spellStart"/>
+            <w:r>
+              <w:rPr>
+                <w:i/>
+              </w:rPr>
+              <w:t>CivicConnect</w:t>
+            </w:r>
+            <w:proofErr w:type="spellEnd"/>
+            <w:r>
+              <w:rPr>
+                <w:i/>
+              </w:rPr>
+              <w:t>-specific constraint implications, 7 project risks, 6 forward-engineering concerns and 5 decision-log entries</w:t>
             </w:r>
           </w:p>
         </w:tc>
@@ -23696,7 +24534,21 @@
               <w:rPr>
                 <w:i/>
               </w:rPr>
-              <w:t>Cross-checked every claim against the CivicConnect Master Project Brief and Milestone 1 Brief sections cited inline (e.g. §2, §3, §9, §18.1); reviewed with Michael before merging</w:t>
+              <w:t xml:space="preserve">Cross-checked every claim against the </w:t>
+            </w:r>
+            <w:proofErr w:type="spellStart"/>
+            <w:r>
+              <w:rPr>
+                <w:i/>
+              </w:rPr>
+              <w:t>CivicConnect</w:t>
+            </w:r>
+            <w:proofErr w:type="spellEnd"/>
+            <w:r>
+              <w:rPr>
+                <w:i/>
+              </w:rPr>
+              <w:t xml:space="preserve"> Master Project Brief and Milestone 1 Brief sections cited inline (e.g. §2, §3, §9, §18.1); reviewed with Michael before merging</w:t>
             </w:r>
           </w:p>
         </w:tc>
@@ -24169,9 +25021,11 @@
             </w:tcMar>
           </w:tcPr>
           <w:p>
+            <w:proofErr w:type="spellStart"/>
             <w:r>
               <w:t>StatusAudit</w:t>
             </w:r>
+            <w:proofErr w:type="spellEnd"/>
           </w:p>
         </w:tc>
         <w:tc>
@@ -24261,9 +25115,11 @@
             </w:tcMar>
           </w:tcPr>
           <w:p>
+            <w:proofErr w:type="spellStart"/>
             <w:r>
               <w:t>RequestQuery</w:t>
             </w:r>
+            <w:proofErr w:type="spellEnd"/>
           </w:p>
         </w:tc>
         <w:tc>
@@ -24762,7 +25618,15 @@
           </w:tcPr>
           <w:p>
             <w:r>
-              <w:t>Uses React and TypeScript, with a client over Laravel API’s. It has only one deployable, and modules are logical boundaries.</w:t>
+              <w:t xml:space="preserve">Uses React and TypeScript, with a client over Laravel </w:t>
+            </w:r>
+            <w:proofErr w:type="gramStart"/>
+            <w:r>
+              <w:t>API’s</w:t>
+            </w:r>
+            <w:proofErr w:type="gramEnd"/>
+            <w:r>
+              <w:t>. It has only one deployable, and modules are logical boundaries.</w:t>
             </w:r>
           </w:p>
         </w:tc>
@@ -24778,7 +25642,15 @@
           </w:tcPr>
           <w:p>
             <w:r>
-              <w:t>ASR-2, as the transaction and authorisation is confined to one layer, allowing D-002 to be easily enforceable. ASR-3 as stale writes are rejected. ASR-006 as there will only be one web processor and one database</w:t>
+              <w:t xml:space="preserve">ASR-2, as the transaction and authorisation </w:t>
+            </w:r>
+            <w:proofErr w:type="gramStart"/>
+            <w:r>
+              <w:t>is</w:t>
+            </w:r>
+            <w:proofErr w:type="gramEnd"/>
+            <w:r>
+              <w:t xml:space="preserve"> confined to one layer, allowing D-002 to be easily enforceable. ASR-3 as stale writes are rejected. ASR-006 as there will only be one web processor and one database</w:t>
             </w:r>
           </w:p>
         </w:tc>
@@ -24849,7 +25721,15 @@
           </w:tcPr>
           <w:p>
             <w:r>
-              <w:t>Separate deployables for requests, notifications, reporting and identification.</w:t>
+              <w:t xml:space="preserve">Separate </w:t>
+            </w:r>
+            <w:proofErr w:type="spellStart"/>
+            <w:r>
+              <w:t>deployables</w:t>
+            </w:r>
+            <w:proofErr w:type="spellEnd"/>
+            <w:r>
+              <w:t xml:space="preserve"> for requests, notifications, reporting and identification.</w:t>
             </w:r>
           </w:p>
         </w:tc>
@@ -24865,7 +25745,15 @@
           </w:tcPr>
           <w:p>
             <w:r>
-              <w:t>No ASR is better supported through the use of this option</w:t>
+              <w:t xml:space="preserve">No ASR is better supported </w:t>
+            </w:r>
+            <w:proofErr w:type="gramStart"/>
+            <w:r>
+              <w:t>through the use of</w:t>
+            </w:r>
+            <w:proofErr w:type="gramEnd"/>
+            <w:r>
+              <w:t xml:space="preserve"> this option</w:t>
             </w:r>
           </w:p>
         </w:tc>
@@ -24881,7 +25769,15 @@
           </w:tcPr>
           <w:p>
             <w:r>
-              <w:t>ASR-006, as the deployables will quickly exceed the free-tier services. ASR-002 and ASR-003 as the transaction becomes distributed, causing it to become difficult to adhere to these ASR’s.</w:t>
+              <w:t xml:space="preserve">ASR-006, as the </w:t>
+            </w:r>
+            <w:proofErr w:type="spellStart"/>
+            <w:r>
+              <w:t>deployables</w:t>
+            </w:r>
+            <w:proofErr w:type="spellEnd"/>
+            <w:r>
+              <w:t xml:space="preserve"> will quickly exceed the free-tier services. ASR-002 and ASR-003 as the transaction becomes distributed, causing it to become difficult to adhere to these ASR’s.</w:t>
             </w:r>
           </w:p>
         </w:tc>
@@ -24925,7 +25821,15 @@
         <w:spacing w:after="160"/>
       </w:pPr>
       <w:r>
-        <w:t>The CovicConnect application will adopt option B, a layered modular monolithic architecture, with a single-page application client.</w:t>
+        <w:t xml:space="preserve">The </w:t>
+      </w:r>
+      <w:proofErr w:type="spellStart"/>
+      <w:r>
+        <w:t>CovicConnect</w:t>
+      </w:r>
+      <w:proofErr w:type="spellEnd"/>
+      <w:r>
+        <w:t xml:space="preserve"> application will adopt option B, a layered modular monolithic architecture, with a single-page application client.</w:t>
       </w:r>
     </w:p>
     <w:p>
@@ -24941,7 +25845,25 @@
         <w:spacing w:after="160"/>
       </w:pPr>
       <w:r>
-        <w:t>This is further reinforced by access control. FR-013 will permit staff to search, filter and sort relatively freely, and there wont be a simple screen at which permissions are checked. Rather, the authorisation layer will have an API to apply limitations to what can be read and written.</w:t>
+        <w:t xml:space="preserve">This is further reinforced by access control. FR-013 will permit staff to search, filter and sort relatively freely, and </w:t>
+      </w:r>
+      <w:proofErr w:type="gramStart"/>
+      <w:r>
+        <w:t>there</w:t>
+      </w:r>
+      <w:proofErr w:type="gramEnd"/>
+      <w:r>
+        <w:t xml:space="preserve"> </w:t>
+      </w:r>
+      <w:proofErr w:type="spellStart"/>
+      <w:proofErr w:type="gramStart"/>
+      <w:r>
+        <w:t>wont</w:t>
+      </w:r>
+      <w:proofErr w:type="spellEnd"/>
+      <w:proofErr w:type="gramEnd"/>
+      <w:r>
+        <w:t xml:space="preserve"> be a simple screen at which permissions are checked. Rather, the authorisation layer will have an API to apply limitations to what can be read and written.</w:t>
       </w:r>
     </w:p>
     <w:p>
@@ -24957,7 +25879,23 @@
         <w:spacing w:after="160"/>
       </w:pPr>
       <w:r>
-        <w:t>Finally, the cost constraint practically outright rules out Option C. The constraint is that we must use free-tier services, and there are very few sites that offer hosting for multiple deployables. Also, having multiple deployables will very quickly and easily exceed the limits of free-tier services. Furthermore, a more complicated and distributed system does not automatically mean it is more advanced, and there is no requirement that justifies the added complexity.</w:t>
+        <w:t xml:space="preserve">Finally, the cost constraint practically outright rules out Option C. The constraint is that we must use free-tier services, and there are very few sites that offer hosting for multiple </w:t>
+      </w:r>
+      <w:proofErr w:type="spellStart"/>
+      <w:r>
+        <w:t>deployables</w:t>
+      </w:r>
+      <w:proofErr w:type="spellEnd"/>
+      <w:r>
+        <w:t xml:space="preserve">. Also, having multiple </w:t>
+      </w:r>
+      <w:proofErr w:type="spellStart"/>
+      <w:r>
+        <w:t>deployables</w:t>
+      </w:r>
+      <w:proofErr w:type="spellEnd"/>
+      <w:r>
+        <w:t xml:space="preserve"> will very quickly and easily exceed the limits of free-tier services. Furthermore, a more complicated and distributed system does not automatically mean it is more advanced, and there is no requirement that justifies the added complexity.</w:t>
       </w:r>
     </w:p>
     <w:p>
@@ -24965,8 +25903,246 @@
         <w:spacing w:after="160"/>
       </w:pPr>
       <w:r>
-        <w:t>Option B only has one realistic problem that has been found, and that is the network boundary. However this concern will hopefully be adequately addressed in the authentication decisions.</w:t>
+        <w:t xml:space="preserve">Option B only has one realistic problem that has been found, and that is the network boundary. </w:t>
       </w:r>
+      <w:proofErr w:type="gramStart"/>
+      <w:r>
+        <w:t>However</w:t>
+      </w:r>
+      <w:proofErr w:type="gramEnd"/>
+      <w:r>
+        <w:t xml:space="preserve"> this concern will hopefully be adequately addressed in the authentication decisions.</w:t>
+      </w:r>
+    </w:p>
+    <w:p>
+      <w:pPr>
+        <w:spacing w:after="160"/>
+      </w:pPr>
+    </w:p>
+    <w:p>
+      <w:pPr>
+        <w:pStyle w:val="Heading2"/>
+        <w:rPr>
+          <w:sz w:val="24"/>
+          <w:szCs w:val="24"/>
+        </w:rPr>
+      </w:pPr>
+      <w:r>
+        <w:rPr>
+          <w:sz w:val="24"/>
+          <w:szCs w:val="24"/>
+        </w:rPr>
+        <w:t>13.1.4 Physical deployment</w:t>
+      </w:r>
+    </w:p>
+    <w:p>
+      <w:pPr>
+        <w:spacing w:after="160"/>
+      </w:pPr>
+      <w:r>
+        <w:t xml:space="preserve">The components in 13.1.1 are only logical. They are boundaries on responsibility and in the source </w:t>
+      </w:r>
+      <w:proofErr w:type="gramStart"/>
+      <w:r>
+        <w:t>tree, but</w:t>
+      </w:r>
+      <w:proofErr w:type="gramEnd"/>
+      <w:r>
+        <w:t xml:space="preserve"> are not deployed as separate processes. </w:t>
+      </w:r>
+      <w:proofErr w:type="spellStart"/>
+      <w:r>
+        <w:t>CivicConnect</w:t>
+      </w:r>
+      <w:proofErr w:type="spellEnd"/>
+      <w:r>
+        <w:t xml:space="preserve"> rather runs on 4 physical units:</w:t>
+      </w:r>
+    </w:p>
+    <w:p>
+      <w:pPr>
+        <w:pStyle w:val="ListParagraph"/>
+        <w:numPr>
+          <w:ilvl w:val="0"/>
+          <w:numId w:val="4"/>
+        </w:numPr>
+        <w:spacing w:after="160"/>
+      </w:pPr>
+      <w:r>
+        <w:rPr>
+          <w:b/>
+          <w:bCs/>
+        </w:rPr>
+        <w:t>Static front-end</w:t>
+      </w:r>
+      <w:r>
+        <w:t>: this is compiled in react and is used to serve static files to the user.</w:t>
+      </w:r>
+    </w:p>
+    <w:p>
+      <w:pPr>
+        <w:pStyle w:val="ListParagraph"/>
+        <w:numPr>
+          <w:ilvl w:val="0"/>
+          <w:numId w:val="4"/>
+        </w:numPr>
+        <w:spacing w:after="160"/>
+      </w:pPr>
+      <w:r>
+        <w:rPr>
+          <w:b/>
+          <w:bCs/>
+        </w:rPr>
+        <w:t>Back-end web process</w:t>
+      </w:r>
+      <w:r>
+        <w:t xml:space="preserve">: here the 9 logical components will </w:t>
+      </w:r>
+      <w:proofErr w:type="gramStart"/>
+      <w:r>
+        <w:t>reside, and</w:t>
+      </w:r>
+      <w:proofErr w:type="gramEnd"/>
+      <w:r>
+        <w:t xml:space="preserve"> is bundled into one single process.</w:t>
+      </w:r>
+    </w:p>
+    <w:p>
+      <w:pPr>
+        <w:pStyle w:val="ListParagraph"/>
+        <w:numPr>
+          <w:ilvl w:val="0"/>
+          <w:numId w:val="4"/>
+        </w:numPr>
+        <w:spacing w:after="160"/>
+      </w:pPr>
+      <w:r>
+        <w:rPr>
+          <w:b/>
+          <w:bCs/>
+        </w:rPr>
+        <w:t>Queue worker</w:t>
+      </w:r>
+      <w:r>
+        <w:t>:</w:t>
+      </w:r>
+      <w:r>
+        <w:t xml:space="preserve"> here the listeners for the notifications will reside. It will share the same </w:t>
+      </w:r>
+      <w:proofErr w:type="gramStart"/>
+      <w:r>
+        <w:t>codebase, but</w:t>
+      </w:r>
+      <w:proofErr w:type="gramEnd"/>
+      <w:r>
+        <w:t xml:space="preserve"> has separate entry points.</w:t>
+      </w:r>
+    </w:p>
+    <w:p>
+      <w:pPr>
+        <w:pStyle w:val="ListParagraph"/>
+        <w:numPr>
+          <w:ilvl w:val="0"/>
+          <w:numId w:val="4"/>
+        </w:numPr>
+        <w:spacing w:after="160"/>
+      </w:pPr>
+      <w:r>
+        <w:rPr>
+          <w:b/>
+          <w:bCs/>
+        </w:rPr>
+        <w:t>PostgreSQL database</w:t>
+      </w:r>
+      <w:r>
+        <w:t xml:space="preserve">: This is responsible for the persistence of the data, and for the job queueing. While it is a </w:t>
+      </w:r>
+      <w:proofErr w:type="spellStart"/>
+      <w:r>
+        <w:t>signle</w:t>
+      </w:r>
+      <w:proofErr w:type="spellEnd"/>
+      <w:r>
+        <w:t xml:space="preserve"> point of failure (SPOF), this is an accepted risk.</w:t>
+      </w:r>
+    </w:p>
+    <w:p>
+      <w:pPr>
+        <w:rPr>
+          <w:b/>
+          <w:bCs/>
+          <w:color w:val="2E5395"/>
+          <w:sz w:val="23"/>
+          <w:szCs w:val="23"/>
+        </w:rPr>
+      </w:pPr>
+      <w:r>
+        <w:br w:type="page"/>
+      </w:r>
+    </w:p>
+    <w:p>
+      <w:pPr>
+        <w:pStyle w:val="Heading2"/>
+      </w:pPr>
+      <w:r>
+        <w:lastRenderedPageBreak/>
+        <w:t>13.1.5 Architectural diagrams</w:t>
+      </w:r>
+    </w:p>
+    <w:p>
+      <w:pPr>
+        <w:spacing w:after="160"/>
+      </w:pPr>
+      <w:r>
+        <w:t>Below is a diagram explaining on the interactions of the components and the flow of data</w:t>
+      </w:r>
+    </w:p>
+    <w:p>
+      <w:pPr>
+        <w:spacing w:after="160"/>
+      </w:pPr>
+      <w:r>
+        <w:drawing>
+          <wp:inline distT="0" distB="0" distL="0" distR="0" wp14:anchorId="24700190" wp14:editId="77F8BA4A">
+            <wp:extent cx="6858000" cy="7272655"/>
+            <wp:effectExtent l="0" t="0" r="0" b="4445"/>
+            <wp:docPr id="323196180" name="Picture 1"/>
+            <wp:cNvGraphicFramePr>
+              <a:graphicFrameLocks xmlns:a="http://schemas.openxmlformats.org/drawingml/2006/main" noChangeAspect="1"/>
+            </wp:cNvGraphicFramePr>
+            <a:graphic xmlns:a="http://schemas.openxmlformats.org/drawingml/2006/main">
+              <a:graphicData uri="http://schemas.openxmlformats.org/drawingml/2006/picture">
+                <pic:pic xmlns:pic="http://schemas.openxmlformats.org/drawingml/2006/picture">
+                  <pic:nvPicPr>
+                    <pic:cNvPr id="323196180" name=""/>
+                    <pic:cNvPicPr/>
+                  </pic:nvPicPr>
+                  <pic:blipFill>
+                    <a:blip r:embed="rId8"/>
+                    <a:stretch>
+                      <a:fillRect/>
+                    </a:stretch>
+                  </pic:blipFill>
+                  <pic:spPr>
+                    <a:xfrm>
+                      <a:off x="0" y="0"/>
+                      <a:ext cx="6858000" cy="7272655"/>
+                    </a:xfrm>
+                    <a:prstGeom prst="rect">
+                      <a:avLst/>
+                    </a:prstGeom>
+                  </pic:spPr>
+                </pic:pic>
+              </a:graphicData>
+            </a:graphic>
+          </wp:inline>
+        </w:drawing>
+      </w:r>
+    </w:p>
+    <w:p>
+      <w:pPr>
+        <w:spacing w:after="160"/>
+      </w:pPr>
     </w:p>
     <w:p>
       <w:pPr>
@@ -25453,6 +26629,119 @@
 <file path=word/numbering.xml><?xml version="1.0" encoding="utf-8"?>
 <w:numbering xmlns:wpc="http://schemas.microsoft.com/office/word/2010/wordprocessingCanvas" xmlns:cx="http://schemas.microsoft.com/office/drawing/2014/chartex" xmlns:cx1="http://schemas.microsoft.com/office/drawing/2015/9/8/chartex" xmlns:cx2="http://schemas.microsoft.com/office/drawing/2015/10/21/chartex" xmlns:cx3="http://schemas.microsoft.com/office/drawing/2016/5/9/chartex" xmlns:cx4="http://schemas.microsoft.com/office/drawing/2016/5/10/chartex" xmlns:cx5="http://schemas.microsoft.com/office/drawing/2016/5/11/chartex" xmlns:cx6="http://schemas.microsoft.com/office/drawing/2016/5/12/chartex" xmlns:cx7="http://schemas.microsoft.com/office/drawing/2016/5/13/chartex" xmlns:cx8="http://schemas.microsoft.com/office/drawing/2016/5/14/chartex" xmlns:mc="http://schemas.openxmlformats.org/markup-compatibility/2006" xmlns:aink="http://schemas.microsoft.com/office/drawing/2016/ink" xmlns:am3d="http://schemas.microsoft.com/office/drawing/2017/model3d" xmlns:o="urn:schemas-microsoft-com:office:office" xmlns:oel="http://schemas.microsoft.com/office/2019/extlst" xmlns:r="http://schemas.openxmlformats.org/officeDocument/2006/relationships" xmlns:m="http://schemas.openxmlformats.org/officeDocument/2006/math" xmlns:v="urn:schemas-microsoft-com:vml" xmlns:wp14="http://schemas.microsoft.com/office/word/2010/wordprocessingDrawing" xmlns:wp="http://schemas.openxmlformats.org/drawingml/2006/wordprocessingDrawing" xmlns:w10="urn:schemas-microsoft-com:office:word" xmlns:w="http://schemas.openxmlformats.org/wordprocessingml/2006/main" xmlns:w14="http://schemas.microsoft.com/office/word/2010/wordml" xmlns:w15="http://schemas.microsoft.com/office/word/2012/wordml" xmlns:w16cex="http://schemas.microsoft.com/office/word/2018/wordml/cex" xmlns:w16cid="http://schemas.microsoft.com/office/word/2016/wordml/cid" xmlns:w16="http://schemas.microsoft.com/office/word/2018/wordml" xmlns:w16du="http://schemas.microsoft.com/office/word/2023/wordml/word16du" xmlns:w16sdtdh="http://schemas.microsoft.com/office/word/2020/wordml/sdtdatahash" xmlns:w16sdtfl="http://schemas.microsoft.com/office/word/2024/wordml/sdtformatlock" xmlns:w16se="http://schemas.microsoft.com/office/word/2015/wordml/symex" xmlns:wpg="http://schemas.microsoft.com/office/word/2010/wordprocessingGroup" xmlns:wpi="http://schemas.microsoft.com/office/word/2010/wordprocessingInk" xmlns:wne="http://schemas.microsoft.com/office/word/2006/wordml" xmlns:wps="http://schemas.microsoft.com/office/word/2010/wordprocessingShape" mc:Ignorable="w14 w15 w16se w16cid w16 w16cex w16sdtdh w16sdtfl w16du wp14">
   <w:abstractNum w:abstractNumId="0" w15:restartNumberingAfterBreak="0">
+    <w:nsid w:val="0846041A"/>
+    <w:multiLevelType w:val="hybridMultilevel"/>
+    <w:tmpl w:val="F0BCE79E"/>
+    <w:lvl w:ilvl="0" w:tplc="1C090001">
+      <w:start w:val="1"/>
+      <w:numFmt w:val="bullet"/>
+      <w:lvlText w:val=""/>
+      <w:lvlJc w:val="left"/>
+      <w:pPr>
+        <w:ind w:left="720" w:hanging="360"/>
+      </w:pPr>
+      <w:rPr>
+        <w:rFonts w:ascii="Symbol" w:hAnsi="Symbol" w:hint="default"/>
+      </w:rPr>
+    </w:lvl>
+    <w:lvl w:ilvl="1" w:tplc="1C090003" w:tentative="1">
+      <w:start w:val="1"/>
+      <w:numFmt w:val="bullet"/>
+      <w:lvlText w:val="o"/>
+      <w:lvlJc w:val="left"/>
+      <w:pPr>
+        <w:ind w:left="1440" w:hanging="360"/>
+      </w:pPr>
+      <w:rPr>
+        <w:rFonts w:ascii="Courier New" w:hAnsi="Courier New" w:cs="Courier New" w:hint="default"/>
+      </w:rPr>
+    </w:lvl>
+    <w:lvl w:ilvl="2" w:tplc="1C090005" w:tentative="1">
+      <w:start w:val="1"/>
+      <w:numFmt w:val="bullet"/>
+      <w:lvlText w:val=""/>
+      <w:lvlJc w:val="left"/>
+      <w:pPr>
+        <w:ind w:left="2160" w:hanging="360"/>
+      </w:pPr>
+      <w:rPr>
+        <w:rFonts w:ascii="Wingdings" w:hAnsi="Wingdings" w:hint="default"/>
+      </w:rPr>
+    </w:lvl>
+    <w:lvl w:ilvl="3" w:tplc="1C090001" w:tentative="1">
+      <w:start w:val="1"/>
+      <w:numFmt w:val="bullet"/>
+      <w:lvlText w:val=""/>
+      <w:lvlJc w:val="left"/>
+      <w:pPr>
+        <w:ind w:left="2880" w:hanging="360"/>
+      </w:pPr>
+      <w:rPr>
+        <w:rFonts w:ascii="Symbol" w:hAnsi="Symbol" w:hint="default"/>
+      </w:rPr>
+    </w:lvl>
+    <w:lvl w:ilvl="4" w:tplc="1C090003" w:tentative="1">
+      <w:start w:val="1"/>
+      <w:numFmt w:val="bullet"/>
+      <w:lvlText w:val="o"/>
+      <w:lvlJc w:val="left"/>
+      <w:pPr>
+        <w:ind w:left="3600" w:hanging="360"/>
+      </w:pPr>
+      <w:rPr>
+        <w:rFonts w:ascii="Courier New" w:hAnsi="Courier New" w:cs="Courier New" w:hint="default"/>
+      </w:rPr>
+    </w:lvl>
+    <w:lvl w:ilvl="5" w:tplc="1C090005" w:tentative="1">
+      <w:start w:val="1"/>
+      <w:numFmt w:val="bullet"/>
+      <w:lvlText w:val=""/>
+      <w:lvlJc w:val="left"/>
+      <w:pPr>
+        <w:ind w:left="4320" w:hanging="360"/>
+      </w:pPr>
+      <w:rPr>
+        <w:rFonts w:ascii="Wingdings" w:hAnsi="Wingdings" w:hint="default"/>
+      </w:rPr>
+    </w:lvl>
+    <w:lvl w:ilvl="6" w:tplc="1C090001" w:tentative="1">
+      <w:start w:val="1"/>
+      <w:numFmt w:val="bullet"/>
+      <w:lvlText w:val=""/>
+      <w:lvlJc w:val="left"/>
+      <w:pPr>
+        <w:ind w:left="5040" w:hanging="360"/>
+      </w:pPr>
+      <w:rPr>
+        <w:rFonts w:ascii="Symbol" w:hAnsi="Symbol" w:hint="default"/>
+      </w:rPr>
+    </w:lvl>
+    <w:lvl w:ilvl="7" w:tplc="1C090003" w:tentative="1">
+      <w:start w:val="1"/>
+      <w:numFmt w:val="bullet"/>
+      <w:lvlText w:val="o"/>
+      <w:lvlJc w:val="left"/>
+      <w:pPr>
+        <w:ind w:left="5760" w:hanging="360"/>
+      </w:pPr>
+      <w:rPr>
+        <w:rFonts w:ascii="Courier New" w:hAnsi="Courier New" w:cs="Courier New" w:hint="default"/>
+      </w:rPr>
+    </w:lvl>
+    <w:lvl w:ilvl="8" w:tplc="1C090005" w:tentative="1">
+      <w:start w:val="1"/>
+      <w:numFmt w:val="bullet"/>
+      <w:lvlText w:val=""/>
+      <w:lvlJc w:val="left"/>
+      <w:pPr>
+        <w:ind w:left="6480" w:hanging="360"/>
+      </w:pPr>
+      <w:rPr>
+        <w:rFonts w:ascii="Wingdings" w:hAnsi="Wingdings" w:hint="default"/>
+      </w:rPr>
+    </w:lvl>
+  </w:abstractNum>
+  <w:abstractNum w:abstractNumId="1" w15:restartNumberingAfterBreak="0">
     <w:nsid w:val="35CC21E1"/>
     <w:multiLevelType w:val="hybridMultilevel"/>
     <w:tmpl w:val="E33CFA82"/>
@@ -25506,7 +26795,7 @@
       <w:lvlJc w:val="left"/>
     </w:lvl>
   </w:abstractNum>
-  <w:abstractNum w:abstractNumId="1" w15:restartNumberingAfterBreak="0">
+  <w:abstractNum w:abstractNumId="2" w15:restartNumberingAfterBreak="0">
     <w:nsid w:val="44412F8E"/>
     <w:multiLevelType w:val="hybridMultilevel"/>
     <w:tmpl w:val="4B0EC72E"/>
@@ -25592,7 +26881,7 @@
       </w:pPr>
     </w:lvl>
   </w:abstractNum>
-  <w:abstractNum w:abstractNumId="2" w15:restartNumberingAfterBreak="0">
+  <w:abstractNum w:abstractNumId="3" w15:restartNumberingAfterBreak="0">
     <w:nsid w:val="5CE173F7"/>
     <w:multiLevelType w:val="hybridMultilevel"/>
     <w:tmpl w:val="474CA64E"/>
@@ -25647,22 +26936,25 @@
     </w:lvl>
   </w:abstractNum>
   <w:num w:numId="1" w16cid:durableId="993340206">
+    <w:abstractNumId w:val="2"/>
+    <w:lvlOverride w:ilvl="0">
+      <w:startOverride w:val="1"/>
+    </w:lvlOverride>
+  </w:num>
+  <w:num w:numId="2" w16cid:durableId="1788501721">
+    <w:abstractNumId w:val="3"/>
+    <w:lvlOverride w:ilvl="0">
+      <w:startOverride w:val="1"/>
+    </w:lvlOverride>
+  </w:num>
+  <w:num w:numId="3" w16cid:durableId="1187015715">
     <w:abstractNumId w:val="1"/>
     <w:lvlOverride w:ilvl="0">
       <w:startOverride w:val="1"/>
     </w:lvlOverride>
   </w:num>
-  <w:num w:numId="2" w16cid:durableId="1788501721">
-    <w:abstractNumId w:val="2"/>
-    <w:lvlOverride w:ilvl="0">
-      <w:startOverride w:val="1"/>
-    </w:lvlOverride>
-  </w:num>
-  <w:num w:numId="3" w16cid:durableId="1187015715">
+  <w:num w:numId="4" w16cid:durableId="926810435">
     <w:abstractNumId w:val="0"/>
-    <w:lvlOverride w:ilvl="0">
-      <w:startOverride w:val="1"/>
-    </w:lvlOverride>
   </w:num>
 </w:numbering>
 </file>

--- a/SEN381_Milestone1_V1.2 - conditionally accepted.docx
+++ b/SEN381_Milestone1_V1.2 - conditionally accepted.docx
@@ -5062,13 +5062,13 @@
         <w:tblLook w:val="04A0" w:firstRow="1" w:lastRow="0" w:firstColumn="1" w:lastColumn="0" w:noHBand="0" w:noVBand="1"/>
       </w:tblPr>
       <w:tblGrid>
-        <w:gridCol w:w="1348"/>
-        <w:gridCol w:w="1822"/>
-        <w:gridCol w:w="2472"/>
+        <w:gridCol w:w="1349"/>
+        <w:gridCol w:w="1656"/>
+        <w:gridCol w:w="1667"/>
         <w:gridCol w:w="921"/>
-        <w:gridCol w:w="921"/>
-        <w:gridCol w:w="2290"/>
-        <w:gridCol w:w="1474"/>
+        <w:gridCol w:w="923"/>
+        <w:gridCol w:w="2268"/>
+        <w:gridCol w:w="2464"/>
       </w:tblGrid>
       <w:tr>
         <w:trPr>
@@ -5076,7 +5076,7 @@
         </w:trPr>
         <w:tc>
           <w:tcPr>
-            <w:tcW w:w="1348" w:type="dxa"/>
+            <w:tcW w:w="1349" w:type="dxa"/>
             <w:shd w:val="clear" w:color="auto" w:fill="1F3864"/>
             <w:tcMar>
               <w:top w:w="80" w:type="dxa"/>
@@ -5100,7 +5100,7 @@
         </w:tc>
         <w:tc>
           <w:tcPr>
-            <w:tcW w:w="1822" w:type="dxa"/>
+            <w:tcW w:w="1656" w:type="dxa"/>
             <w:shd w:val="clear" w:color="auto" w:fill="1F3864"/>
             <w:tcMar>
               <w:top w:w="80" w:type="dxa"/>
@@ -5124,7 +5124,7 @@
         </w:tc>
         <w:tc>
           <w:tcPr>
-            <w:tcW w:w="2472" w:type="dxa"/>
+            <w:tcW w:w="1667" w:type="dxa"/>
             <w:shd w:val="clear" w:color="auto" w:fill="1F3864"/>
             <w:tcMar>
               <w:top w:w="80" w:type="dxa"/>
@@ -5172,7 +5172,7 @@
         </w:tc>
         <w:tc>
           <w:tcPr>
-            <w:tcW w:w="921" w:type="dxa"/>
+            <w:tcW w:w="923" w:type="dxa"/>
             <w:shd w:val="clear" w:color="auto" w:fill="1F3864"/>
             <w:tcMar>
               <w:top w:w="80" w:type="dxa"/>
@@ -5196,7 +5196,7 @@
         </w:tc>
         <w:tc>
           <w:tcPr>
-            <w:tcW w:w="2290" w:type="dxa"/>
+            <w:tcW w:w="2268" w:type="dxa"/>
             <w:shd w:val="clear" w:color="auto" w:fill="1F3864"/>
           </w:tcPr>
           <w:p>
@@ -5223,7 +5223,7 @@
         </w:tc>
         <w:tc>
           <w:tcPr>
-            <w:tcW w:w="1474" w:type="dxa"/>
+            <w:tcW w:w="2464" w:type="dxa"/>
             <w:shd w:val="clear" w:color="auto" w:fill="1F3864"/>
             <w:tcMar>
               <w:top w:w="80" w:type="dxa"/>
@@ -5242,7 +5242,7 @@
       <w:tr>
         <w:tc>
           <w:tcPr>
-            <w:tcW w:w="1348" w:type="dxa"/>
+            <w:tcW w:w="1349" w:type="dxa"/>
             <w:tcMar>
               <w:top w:w="80" w:type="dxa"/>
               <w:left w:w="100" w:type="dxa"/>
@@ -5258,7 +5258,7 @@
         </w:tc>
         <w:tc>
           <w:tcPr>
-            <w:tcW w:w="1822" w:type="dxa"/>
+            <w:tcW w:w="1656" w:type="dxa"/>
             <w:tcMar>
               <w:top w:w="80" w:type="dxa"/>
               <w:left w:w="100" w:type="dxa"/>
@@ -5274,7 +5274,7 @@
         </w:tc>
         <w:tc>
           <w:tcPr>
-            <w:tcW w:w="2472" w:type="dxa"/>
+            <w:tcW w:w="1667" w:type="dxa"/>
             <w:tcMar>
               <w:top w:w="80" w:type="dxa"/>
               <w:left w:w="100" w:type="dxa"/>
@@ -5316,7 +5316,7 @@
         </w:tc>
         <w:tc>
           <w:tcPr>
-            <w:tcW w:w="921" w:type="dxa"/>
+            <w:tcW w:w="923" w:type="dxa"/>
             <w:tcMar>
               <w:top w:w="80" w:type="dxa"/>
               <w:left w:w="100" w:type="dxa"/>
@@ -5332,7 +5332,7 @@
         </w:tc>
         <w:tc>
           <w:tcPr>
-            <w:tcW w:w="2290" w:type="dxa"/>
+            <w:tcW w:w="2268" w:type="dxa"/>
           </w:tcPr>
           <w:p>
             <w:r>
@@ -5342,21 +5342,25 @@
         </w:tc>
         <w:tc>
           <w:tcPr>
-            <w:tcW w:w="1474" w:type="dxa"/>
-            <w:tcMar>
-              <w:top w:w="80" w:type="dxa"/>
-              <w:left w:w="100" w:type="dxa"/>
-              <w:bottom w:w="80" w:type="dxa"/>
-              <w:right w:w="100" w:type="dxa"/>
-            </w:tcMar>
-          </w:tcPr>
-          <w:p/>
+            <w:tcW w:w="2464" w:type="dxa"/>
+            <w:tcMar>
+              <w:top w:w="80" w:type="dxa"/>
+              <w:left w:w="100" w:type="dxa"/>
+              <w:bottom w:w="80" w:type="dxa"/>
+              <w:right w:w="100" w:type="dxa"/>
+            </w:tcMar>
+          </w:tcPr>
+          <w:p>
+            <w:r>
+              <w:t>ASR-003, as the requester is harmed when requests are lost.</w:t>
+            </w:r>
+          </w:p>
         </w:tc>
       </w:tr>
       <w:tr>
         <w:tc>
           <w:tcPr>
-            <w:tcW w:w="1348" w:type="dxa"/>
+            <w:tcW w:w="1349" w:type="dxa"/>
             <w:tcMar>
               <w:top w:w="80" w:type="dxa"/>
               <w:left w:w="100" w:type="dxa"/>
@@ -5372,7 +5376,7 @@
         </w:tc>
         <w:tc>
           <w:tcPr>
-            <w:tcW w:w="1822" w:type="dxa"/>
+            <w:tcW w:w="1656" w:type="dxa"/>
             <w:tcMar>
               <w:top w:w="80" w:type="dxa"/>
               <w:left w:w="100" w:type="dxa"/>
@@ -5388,7 +5392,7 @@
         </w:tc>
         <w:tc>
           <w:tcPr>
-            <w:tcW w:w="2472" w:type="dxa"/>
+            <w:tcW w:w="1667" w:type="dxa"/>
             <w:tcMar>
               <w:top w:w="80" w:type="dxa"/>
               <w:left w:w="100" w:type="dxa"/>
@@ -5425,7 +5429,7 @@
         </w:tc>
         <w:tc>
           <w:tcPr>
-            <w:tcW w:w="921" w:type="dxa"/>
+            <w:tcW w:w="923" w:type="dxa"/>
             <w:tcMar>
               <w:top w:w="80" w:type="dxa"/>
               <w:left w:w="100" w:type="dxa"/>
@@ -5441,7 +5445,7 @@
         </w:tc>
         <w:tc>
           <w:tcPr>
-            <w:tcW w:w="2290" w:type="dxa"/>
+            <w:tcW w:w="2268" w:type="dxa"/>
           </w:tcPr>
           <w:p>
             <w:r>
@@ -5461,21 +5465,31 @@
         </w:tc>
         <w:tc>
           <w:tcPr>
-            <w:tcW w:w="1474" w:type="dxa"/>
-            <w:tcMar>
-              <w:top w:w="80" w:type="dxa"/>
-              <w:left w:w="100" w:type="dxa"/>
-              <w:bottom w:w="80" w:type="dxa"/>
-              <w:right w:w="100" w:type="dxa"/>
-            </w:tcMar>
-          </w:tcPr>
-          <w:p/>
+            <w:tcW w:w="2464" w:type="dxa"/>
+            <w:tcMar>
+              <w:top w:w="80" w:type="dxa"/>
+              <w:left w:w="100" w:type="dxa"/>
+              <w:bottom w:w="80" w:type="dxa"/>
+              <w:right w:w="100" w:type="dxa"/>
+            </w:tcMar>
+          </w:tcPr>
+          <w:p>
+            <w:r>
+              <w:t xml:space="preserve">ASR-001 and ASR-002, as the query response time and authorisation </w:t>
+            </w:r>
+            <w:r>
+              <w:t>affect</w:t>
+            </w:r>
+            <w:r>
+              <w:t xml:space="preserve"> the staff.</w:t>
+            </w:r>
+          </w:p>
         </w:tc>
       </w:tr>
       <w:tr>
         <w:tc>
           <w:tcPr>
-            <w:tcW w:w="1348" w:type="dxa"/>
+            <w:tcW w:w="1349" w:type="dxa"/>
             <w:tcMar>
               <w:top w:w="80" w:type="dxa"/>
               <w:left w:w="100" w:type="dxa"/>
@@ -5491,7 +5505,7 @@
         </w:tc>
         <w:tc>
           <w:tcPr>
-            <w:tcW w:w="1822" w:type="dxa"/>
+            <w:tcW w:w="1656" w:type="dxa"/>
             <w:tcMar>
               <w:top w:w="80" w:type="dxa"/>
               <w:left w:w="100" w:type="dxa"/>
@@ -5507,7 +5521,7 @@
         </w:tc>
         <w:tc>
           <w:tcPr>
-            <w:tcW w:w="2472" w:type="dxa"/>
+            <w:tcW w:w="1667" w:type="dxa"/>
             <w:tcMar>
               <w:top w:w="80" w:type="dxa"/>
               <w:left w:w="100" w:type="dxa"/>
@@ -5549,7 +5563,7 @@
         </w:tc>
         <w:tc>
           <w:tcPr>
-            <w:tcW w:w="921" w:type="dxa"/>
+            <w:tcW w:w="923" w:type="dxa"/>
             <w:tcMar>
               <w:top w:w="80" w:type="dxa"/>
               <w:left w:w="100" w:type="dxa"/>
@@ -5565,7 +5579,7 @@
         </w:tc>
         <w:tc>
           <w:tcPr>
-            <w:tcW w:w="2290" w:type="dxa"/>
+            <w:tcW w:w="2268" w:type="dxa"/>
           </w:tcPr>
           <w:p>
             <w:r>
@@ -5581,21 +5595,25 @@
         </w:tc>
         <w:tc>
           <w:tcPr>
-            <w:tcW w:w="1474" w:type="dxa"/>
-            <w:tcMar>
-              <w:top w:w="80" w:type="dxa"/>
-              <w:left w:w="100" w:type="dxa"/>
-              <w:bottom w:w="80" w:type="dxa"/>
-              <w:right w:w="100" w:type="dxa"/>
-            </w:tcMar>
-          </w:tcPr>
-          <w:p/>
+            <w:tcW w:w="2464" w:type="dxa"/>
+            <w:tcMar>
+              <w:top w:w="80" w:type="dxa"/>
+              <w:left w:w="100" w:type="dxa"/>
+              <w:bottom w:w="80" w:type="dxa"/>
+              <w:right w:w="100" w:type="dxa"/>
+            </w:tcMar>
+          </w:tcPr>
+          <w:p>
+            <w:r>
+              <w:t>ASR-001 and ASR-002, as management requires access to all records. The Overdue tracking is also demanding on performance</w:t>
+            </w:r>
+          </w:p>
         </w:tc>
       </w:tr>
       <w:tr>
         <w:tc>
           <w:tcPr>
-            <w:tcW w:w="1348" w:type="dxa"/>
+            <w:tcW w:w="1349" w:type="dxa"/>
             <w:tcMar>
               <w:top w:w="80" w:type="dxa"/>
               <w:left w:w="100" w:type="dxa"/>
@@ -5611,7 +5629,7 @@
         </w:tc>
         <w:tc>
           <w:tcPr>
-            <w:tcW w:w="1822" w:type="dxa"/>
+            <w:tcW w:w="1656" w:type="dxa"/>
             <w:tcMar>
               <w:top w:w="80" w:type="dxa"/>
               <w:left w:w="100" w:type="dxa"/>
@@ -5627,7 +5645,7 @@
         </w:tc>
         <w:tc>
           <w:tcPr>
-            <w:tcW w:w="2472" w:type="dxa"/>
+            <w:tcW w:w="1667" w:type="dxa"/>
             <w:tcMar>
               <w:top w:w="80" w:type="dxa"/>
               <w:left w:w="100" w:type="dxa"/>
@@ -5664,7 +5682,7 @@
         </w:tc>
         <w:tc>
           <w:tcPr>
-            <w:tcW w:w="921" w:type="dxa"/>
+            <w:tcW w:w="923" w:type="dxa"/>
             <w:tcMar>
               <w:top w:w="80" w:type="dxa"/>
               <w:left w:w="100" w:type="dxa"/>
@@ -5680,7 +5698,7 @@
         </w:tc>
         <w:tc>
           <w:tcPr>
-            <w:tcW w:w="2290" w:type="dxa"/>
+            <w:tcW w:w="2268" w:type="dxa"/>
           </w:tcPr>
           <w:p>
             <w:r>
@@ -5711,37 +5729,48 @@
         </w:tc>
         <w:tc>
           <w:tcPr>
-            <w:tcW w:w="1474" w:type="dxa"/>
-            <w:tcMar>
-              <w:top w:w="80" w:type="dxa"/>
-              <w:left w:w="100" w:type="dxa"/>
-              <w:bottom w:w="80" w:type="dxa"/>
-              <w:right w:w="100" w:type="dxa"/>
-            </w:tcMar>
-          </w:tcPr>
-          <w:p/>
+            <w:tcW w:w="2464" w:type="dxa"/>
+            <w:tcMar>
+              <w:top w:w="80" w:type="dxa"/>
+              <w:left w:w="100" w:type="dxa"/>
+              <w:bottom w:w="80" w:type="dxa"/>
+              <w:right w:w="100" w:type="dxa"/>
+            </w:tcMar>
+          </w:tcPr>
+          <w:p>
+            <w:r>
+              <w:t xml:space="preserve">ASR-004, ASR-005, and ASR-006. The owner set the cost constraint, and is thus responsible for ASR-006, but retention conflicts with ASR-005 and a </w:t>
+            </w:r>
+            <w:r>
+              <w:t>three-person</w:t>
+            </w:r>
+            <w:r>
+              <w:t xml:space="preserve"> team limits ASR-004</w:t>
+            </w:r>
+          </w:p>
         </w:tc>
       </w:tr>
       <w:tr>
         <w:tc>
           <w:tcPr>
-            <w:tcW w:w="1348" w:type="dxa"/>
-            <w:tcMar>
-              <w:top w:w="80" w:type="dxa"/>
-              <w:left w:w="100" w:type="dxa"/>
-              <w:bottom w:w="80" w:type="dxa"/>
-              <w:right w:w="100" w:type="dxa"/>
-            </w:tcMar>
-          </w:tcPr>
-          <w:p>
-            <w:r>
+            <w:tcW w:w="1349" w:type="dxa"/>
+            <w:tcMar>
+              <w:top w:w="80" w:type="dxa"/>
+              <w:left w:w="100" w:type="dxa"/>
+              <w:bottom w:w="80" w:type="dxa"/>
+              <w:right w:w="100" w:type="dxa"/>
+            </w:tcMar>
+          </w:tcPr>
+          <w:p>
+            <w:r>
+              <w:lastRenderedPageBreak/>
               <w:t>Security team</w:t>
             </w:r>
           </w:p>
         </w:tc>
         <w:tc>
           <w:tcPr>
-            <w:tcW w:w="1822" w:type="dxa"/>
+            <w:tcW w:w="1656" w:type="dxa"/>
             <w:tcMar>
               <w:top w:w="80" w:type="dxa"/>
               <w:left w:w="100" w:type="dxa"/>
@@ -5757,7 +5786,7 @@
         </w:tc>
         <w:tc>
           <w:tcPr>
-            <w:tcW w:w="2472" w:type="dxa"/>
+            <w:tcW w:w="1667" w:type="dxa"/>
             <w:tcMar>
               <w:top w:w="80" w:type="dxa"/>
               <w:left w:w="100" w:type="dxa"/>
@@ -5799,7 +5828,7 @@
         </w:tc>
         <w:tc>
           <w:tcPr>
-            <w:tcW w:w="921" w:type="dxa"/>
+            <w:tcW w:w="923" w:type="dxa"/>
             <w:tcMar>
               <w:top w:w="80" w:type="dxa"/>
               <w:left w:w="100" w:type="dxa"/>
@@ -5815,7 +5844,7 @@
         </w:tc>
         <w:tc>
           <w:tcPr>
-            <w:tcW w:w="2290" w:type="dxa"/>
+            <w:tcW w:w="2268" w:type="dxa"/>
           </w:tcPr>
           <w:p>
             <w:r>
@@ -5825,21 +5854,37 @@
         </w:tc>
         <w:tc>
           <w:tcPr>
-            <w:tcW w:w="1474" w:type="dxa"/>
-            <w:tcMar>
-              <w:top w:w="80" w:type="dxa"/>
-              <w:left w:w="100" w:type="dxa"/>
-              <w:bottom w:w="80" w:type="dxa"/>
-              <w:right w:w="100" w:type="dxa"/>
-            </w:tcMar>
-          </w:tcPr>
-          <w:p/>
+            <w:tcW w:w="2464" w:type="dxa"/>
+            <w:tcMar>
+              <w:top w:w="80" w:type="dxa"/>
+              <w:left w:w="100" w:type="dxa"/>
+              <w:bottom w:w="80" w:type="dxa"/>
+              <w:right w:w="100" w:type="dxa"/>
+            </w:tcMar>
+          </w:tcPr>
+          <w:p>
+            <w:r>
+              <w:t>ASR-002 and ASR-005, as the data requires</w:t>
+            </w:r>
+            <w:r>
+              <w:t xml:space="preserve"> </w:t>
+            </w:r>
+            <w:r>
+              <w:t xml:space="preserve">authorisation, and raises a </w:t>
+            </w:r>
+            <w:r>
+              <w:t>cross-cutting</w:t>
+            </w:r>
+            <w:r>
+              <w:t xml:space="preserve"> concern.</w:t>
+            </w:r>
+          </w:p>
         </w:tc>
       </w:tr>
       <w:tr>
         <w:tc>
           <w:tcPr>
-            <w:tcW w:w="1348" w:type="dxa"/>
+            <w:tcW w:w="1349" w:type="dxa"/>
             <w:tcMar>
               <w:top w:w="80" w:type="dxa"/>
               <w:left w:w="100" w:type="dxa"/>
@@ -5855,7 +5900,7 @@
         </w:tc>
         <w:tc>
           <w:tcPr>
-            <w:tcW w:w="1822" w:type="dxa"/>
+            <w:tcW w:w="1656" w:type="dxa"/>
             <w:tcMar>
               <w:top w:w="80" w:type="dxa"/>
               <w:left w:w="100" w:type="dxa"/>
@@ -5871,7 +5916,7 @@
         </w:tc>
         <w:tc>
           <w:tcPr>
-            <w:tcW w:w="2472" w:type="dxa"/>
+            <w:tcW w:w="1667" w:type="dxa"/>
             <w:tcMar>
               <w:top w:w="80" w:type="dxa"/>
               <w:left w:w="100" w:type="dxa"/>
@@ -5908,7 +5953,7 @@
         </w:tc>
         <w:tc>
           <w:tcPr>
-            <w:tcW w:w="921" w:type="dxa"/>
+            <w:tcW w:w="923" w:type="dxa"/>
             <w:tcMar>
               <w:top w:w="80" w:type="dxa"/>
               <w:left w:w="100" w:type="dxa"/>
@@ -5924,7 +5969,7 @@
         </w:tc>
         <w:tc>
           <w:tcPr>
-            <w:tcW w:w="2290" w:type="dxa"/>
+            <w:tcW w:w="2268" w:type="dxa"/>
           </w:tcPr>
           <w:p>
             <w:r>
@@ -5934,21 +5979,25 @@
         </w:tc>
         <w:tc>
           <w:tcPr>
-            <w:tcW w:w="1474" w:type="dxa"/>
-            <w:tcMar>
-              <w:top w:w="80" w:type="dxa"/>
-              <w:left w:w="100" w:type="dxa"/>
-              <w:bottom w:w="80" w:type="dxa"/>
-              <w:right w:w="100" w:type="dxa"/>
-            </w:tcMar>
-          </w:tcPr>
-          <w:p/>
+            <w:tcW w:w="2464" w:type="dxa"/>
+            <w:tcMar>
+              <w:top w:w="80" w:type="dxa"/>
+              <w:left w:w="100" w:type="dxa"/>
+              <w:bottom w:w="80" w:type="dxa"/>
+              <w:right w:w="100" w:type="dxa"/>
+            </w:tcMar>
+          </w:tcPr>
+          <w:p>
+            <w:r>
+              <w:t>ASR-002, as the IT support is a potentially sensitive category. Routing and restricting a request is thus governed by the IT team.</w:t>
+            </w:r>
+          </w:p>
         </w:tc>
       </w:tr>
       <w:tr>
         <w:tc>
           <w:tcPr>
-            <w:tcW w:w="1348" w:type="dxa"/>
+            <w:tcW w:w="1349" w:type="dxa"/>
             <w:tcMar>
               <w:top w:w="80" w:type="dxa"/>
               <w:left w:w="100" w:type="dxa"/>
@@ -5964,42 +6013,33 @@
         </w:tc>
         <w:tc>
           <w:tcPr>
-            <w:tcW w:w="1822" w:type="dxa"/>
-            <w:tcMar>
-              <w:top w:w="80" w:type="dxa"/>
-              <w:left w:w="100" w:type="dxa"/>
-              <w:bottom w:w="80" w:type="dxa"/>
-              <w:right w:w="100" w:type="dxa"/>
-            </w:tcMar>
-          </w:tcPr>
-          <w:p>
-            <w:r>
-              <w:t xml:space="preserve">Oversees the life cycle of the </w:t>
-            </w:r>
-            <w:r>
-              <w:lastRenderedPageBreak/>
-              <w:t>application’s creation</w:t>
-            </w:r>
-          </w:p>
-        </w:tc>
-        <w:tc>
-          <w:tcPr>
-            <w:tcW w:w="2472" w:type="dxa"/>
-            <w:tcMar>
-              <w:top w:w="80" w:type="dxa"/>
-              <w:left w:w="100" w:type="dxa"/>
-              <w:bottom w:w="80" w:type="dxa"/>
-              <w:right w:w="100" w:type="dxa"/>
-            </w:tcMar>
-          </w:tcPr>
-          <w:p>
-            <w:r>
-              <w:lastRenderedPageBreak/>
-              <w:t xml:space="preserve">As the client substitute, expects a working </w:t>
-            </w:r>
-            <w:r>
-              <w:lastRenderedPageBreak/>
-              <w:t>solution that satisfies the business need.</w:t>
+            <w:tcW w:w="1656" w:type="dxa"/>
+            <w:tcMar>
+              <w:top w:w="80" w:type="dxa"/>
+              <w:left w:w="100" w:type="dxa"/>
+              <w:bottom w:w="80" w:type="dxa"/>
+              <w:right w:w="100" w:type="dxa"/>
+            </w:tcMar>
+          </w:tcPr>
+          <w:p>
+            <w:r>
+              <w:t>Oversees the life cycle of the application’s creation</w:t>
+            </w:r>
+          </w:p>
+        </w:tc>
+        <w:tc>
+          <w:tcPr>
+            <w:tcW w:w="1667" w:type="dxa"/>
+            <w:tcMar>
+              <w:top w:w="80" w:type="dxa"/>
+              <w:left w:w="100" w:type="dxa"/>
+              <w:bottom w:w="80" w:type="dxa"/>
+              <w:right w:w="100" w:type="dxa"/>
+            </w:tcMar>
+          </w:tcPr>
+          <w:p>
+            <w:r>
+              <w:t>As the client substitute, expects a working solution that satisfies the business need.</w:t>
             </w:r>
           </w:p>
           <w:p>
@@ -6020,14 +6060,13 @@
           </w:tcPr>
           <w:p>
             <w:r>
-              <w:lastRenderedPageBreak/>
               <w:t>High</w:t>
             </w:r>
           </w:p>
         </w:tc>
         <w:tc>
           <w:tcPr>
-            <w:tcW w:w="921" w:type="dxa"/>
+            <w:tcW w:w="923" w:type="dxa"/>
             <w:tcMar>
               <w:top w:w="80" w:type="dxa"/>
               <w:left w:w="100" w:type="dxa"/>
@@ -6043,15 +6082,11 @@
         </w:tc>
         <w:tc>
           <w:tcPr>
-            <w:tcW w:w="2290" w:type="dxa"/>
-          </w:tcPr>
-          <w:p>
-            <w:r>
-              <w:t xml:space="preserve">As the substitute for the client, they are the only </w:t>
-            </w:r>
-            <w:r>
-              <w:lastRenderedPageBreak/>
-              <w:t>source of clarification. However, information can be withheld to test the skills, understanding and judgement of the developers.</w:t>
+            <w:tcW w:w="2268" w:type="dxa"/>
+          </w:tcPr>
+          <w:p>
+            <w:r>
+              <w:t>As the substitute for the client, they are the only source of clarification. However, information can be withheld to test the skills, understanding and judgement of the developers.</w:t>
             </w:r>
             <w:r>
               <w:br/>
@@ -6061,15 +6096,19 @@
         </w:tc>
         <w:tc>
           <w:tcPr>
-            <w:tcW w:w="1474" w:type="dxa"/>
-            <w:tcMar>
-              <w:top w:w="80" w:type="dxa"/>
-              <w:left w:w="100" w:type="dxa"/>
-              <w:bottom w:w="80" w:type="dxa"/>
-              <w:right w:w="100" w:type="dxa"/>
-            </w:tcMar>
-          </w:tcPr>
-          <w:p/>
+            <w:tcW w:w="2464" w:type="dxa"/>
+            <w:tcMar>
+              <w:top w:w="80" w:type="dxa"/>
+              <w:left w:w="100" w:type="dxa"/>
+              <w:bottom w:w="80" w:type="dxa"/>
+              <w:right w:w="100" w:type="dxa"/>
+            </w:tcMar>
+          </w:tcPr>
+          <w:p>
+            <w:r>
+              <w:t>ASR-004. Maintainability is highly required, as the habits and continuously produced evidence for reviewability is highly required by the Assessor.</w:t>
+            </w:r>
+          </w:p>
         </w:tc>
       </w:tr>
     </w:tbl>
@@ -6249,6 +6288,7 @@
       </w:pPr>
       <w:bookmarkStart w:id="13" w:name="_Toc241064278"/>
       <w:r>
+        <w:lastRenderedPageBreak/>
         <w:t>3.4 Defended Exclusion / Deferment</w:t>
       </w:r>
       <w:bookmarkEnd w:id="13"/>
@@ -7041,12 +7081,10 @@
               <w:t xml:space="preserve">Upon submission attempt, the user must receive feedback. If </w:t>
             </w:r>
             <w:proofErr w:type="spellStart"/>
-            <w:proofErr w:type="gramStart"/>
             <w:r>
               <w:t>its</w:t>
             </w:r>
             <w:proofErr w:type="spellEnd"/>
-            <w:proofErr w:type="gramEnd"/>
             <w:r>
               <w:t xml:space="preserve"> an error, the problem must be stated. If successful, the user must be notified</w:t>
             </w:r>
@@ -7169,15 +7207,7 @@
           </w:tcPr>
           <w:p>
             <w:r>
-              <w:t xml:space="preserve">On selection, requests must be </w:t>
-            </w:r>
-            <w:proofErr w:type="gramStart"/>
-            <w:r>
-              <w:t>categorise</w:t>
-            </w:r>
-            <w:proofErr w:type="gramEnd"/>
-            <w:r>
-              <w:t xml:space="preserve"> according to date submitted, date changed, or alphabetical order.</w:t>
+              <w:t>On selection, requests must be categorise according to date submitted, date changed, or alphabetical order.</w:t>
             </w:r>
           </w:p>
         </w:tc>
@@ -7540,15 +7570,7 @@
           </w:tcPr>
           <w:p>
             <w:r>
-              <w:t xml:space="preserve">After 5 years the requests must be </w:t>
-            </w:r>
-            <w:proofErr w:type="gramStart"/>
-            <w:r>
-              <w:t>auto-deleted</w:t>
-            </w:r>
-            <w:proofErr w:type="gramEnd"/>
-            <w:r>
-              <w:t xml:space="preserve"> to prevent overloading storage in the long term.</w:t>
+              <w:t>After 5 years the requests must be auto-deleted to prevent overloading storage in the long term.</w:t>
             </w:r>
           </w:p>
         </w:tc>
@@ -8038,24 +8060,11 @@
           </w:tcPr>
           <w:p>
             <w:r>
-              <w:t xml:space="preserve">The views should provide enough information </w:t>
-            </w:r>
-            <w:proofErr w:type="gramStart"/>
-            <w:r>
-              <w:t>in order to</w:t>
-            </w:r>
-            <w:proofErr w:type="gramEnd"/>
-            <w:r>
-              <w:t xml:space="preserve"> make relevant decisions. Examples </w:t>
-            </w:r>
-            <w:proofErr w:type="gramStart"/>
+              <w:t xml:space="preserve">The views should provide enough information in order to make relevant decisions. Examples </w:t>
+            </w:r>
             <w:r>
               <w:lastRenderedPageBreak/>
-              <w:t>being:</w:t>
-            </w:r>
-            <w:proofErr w:type="gramEnd"/>
-            <w:r>
-              <w:t xml:space="preserve"> category, status, time submitted, who is assigned to the request.</w:t>
+              <w:t>being: category, status, time submitted, who is assigned to the request.</w:t>
             </w:r>
           </w:p>
         </w:tc>
@@ -9324,15 +9333,7 @@
           </w:tcPr>
           <w:p>
             <w:r>
-              <w:t xml:space="preserve">Requests will have to be resolved within a set amount of time. Early estimates </w:t>
-            </w:r>
-            <w:proofErr w:type="gramStart"/>
-            <w:r>
-              <w:t>sets</w:t>
-            </w:r>
-            <w:proofErr w:type="gramEnd"/>
-            <w:r>
-              <w:t xml:space="preserve"> it at within 7 days.</w:t>
+              <w:t>Requests will have to be resolved within a set amount of time. Early estimates sets it at within 7 days.</w:t>
             </w:r>
           </w:p>
         </w:tc>
@@ -9447,15 +9448,7 @@
           </w:tcPr>
           <w:p>
             <w:r>
-              <w:t xml:space="preserve">Management should have access to the additional information given by the staff members </w:t>
-            </w:r>
-            <w:proofErr w:type="gramStart"/>
-            <w:r>
-              <w:t>in order to</w:t>
-            </w:r>
-            <w:proofErr w:type="gramEnd"/>
-            <w:r>
-              <w:t xml:space="preserve"> review the resolved </w:t>
+              <w:t xml:space="preserve">Management should have access to the additional information given by the staff members in order to review the resolved </w:t>
             </w:r>
             <w:r>
               <w:lastRenderedPageBreak/>
@@ -10008,15 +10001,7 @@
           </w:tcPr>
           <w:p>
             <w:r>
-              <w:t xml:space="preserve">Users can only access data that they are allowed to access. For instance, a requestor </w:t>
-            </w:r>
-            <w:proofErr w:type="gramStart"/>
-            <w:r>
-              <w:t>cant</w:t>
-            </w:r>
-            <w:proofErr w:type="gramEnd"/>
-            <w:r>
-              <w:t xml:space="preserve"> access the credentials of other requestors</w:t>
+              <w:t>Users can only access data that they are allowed to access. For instance, a requestor cant access the credentials of other requestors</w:t>
             </w:r>
           </w:p>
         </w:tc>
@@ -11772,15 +11757,7 @@
             </w:r>
             <w:proofErr w:type="spellEnd"/>
             <w:r>
-              <w:t xml:space="preserve"> is supposed to solve is requests being lost. Requests must be submitted, or a report must be given. Requests that </w:t>
-            </w:r>
-            <w:proofErr w:type="gramStart"/>
-            <w:r>
-              <w:t>has</w:t>
-            </w:r>
-            <w:proofErr w:type="gramEnd"/>
-            <w:r>
-              <w:t xml:space="preserve"> been stored must be recoverable when lost</w:t>
+              <w:t xml:space="preserve"> is supposed to solve is requests being lost. Requests must be submitted, or a report must be given. Requests that has been stored must be recoverable when lost</w:t>
             </w:r>
             <w:r>
               <w:t>.</w:t>
@@ -11805,15 +11782,7 @@
           </w:tcPr>
           <w:p>
             <w:r>
-              <w:t xml:space="preserve">No submissions may be simply lost. Submission failures must be </w:t>
-            </w:r>
-            <w:proofErr w:type="gramStart"/>
-            <w:r>
-              <w:t>indicated,</w:t>
-            </w:r>
-            <w:proofErr w:type="gramEnd"/>
-            <w:r>
-              <w:t xml:space="preserve"> successful submissions must be acknowledged. Furthermore, overwritten data must be recoverable within 48 hours. 99% availability during operating hours is also required.</w:t>
+              <w:t>No submissions may be simply lost. Submission failures must be indicated, successful submissions must be acknowledged. Furthermore, overwritten data must be recoverable within 48 hours. 99% availability during operating hours is also required.</w:t>
             </w:r>
           </w:p>
         </w:tc>
@@ -12868,15 +12837,7 @@
               <w:t>-</w:t>
             </w:r>
             <w:r>
-              <w:t xml:space="preserve"> deferring </w:t>
-            </w:r>
-            <w:proofErr w:type="gramStart"/>
-            <w:r>
-              <w:t>this risks</w:t>
-            </w:r>
-            <w:proofErr w:type="gramEnd"/>
-            <w:r>
-              <w:t xml:space="preserve"> a costly late redesign of the data model and authentication approach.</w:t>
+              <w:t xml:space="preserve"> deferring this risks a costly late redesign of the data model and authentication approach.</w:t>
             </w:r>
           </w:p>
         </w:tc>
@@ -13422,12 +13383,10 @@
               <w:t xml:space="preserve">Upon submission attempt, the user must receive feedback. If </w:t>
             </w:r>
             <w:proofErr w:type="spellStart"/>
-            <w:proofErr w:type="gramStart"/>
             <w:r>
               <w:t>its</w:t>
             </w:r>
             <w:proofErr w:type="spellEnd"/>
-            <w:proofErr w:type="gramEnd"/>
             <w:r>
               <w:t xml:space="preserve"> an error, the problem must be stated. If successful, the user must be notified</w:t>
             </w:r>
@@ -13501,12 +13460,10 @@
               <w:t xml:space="preserve">Upon submission attempt, the user must receive feedback. If </w:t>
             </w:r>
             <w:proofErr w:type="spellStart"/>
-            <w:proofErr w:type="gramStart"/>
             <w:r>
               <w:t>its</w:t>
             </w:r>
             <w:proofErr w:type="spellEnd"/>
-            <w:proofErr w:type="gramEnd"/>
             <w:r>
               <w:t xml:space="preserve"> an error, the problem must be stated. If successful, the user must be notified</w:t>
             </w:r>
@@ -13577,15 +13534,7 @@
           </w:tcPr>
           <w:p>
             <w:r>
-              <w:t xml:space="preserve">On selection, requests must be </w:t>
-            </w:r>
-            <w:proofErr w:type="gramStart"/>
-            <w:r>
-              <w:t>categorise</w:t>
-            </w:r>
-            <w:proofErr w:type="gramEnd"/>
-            <w:r>
-              <w:t xml:space="preserve"> according to date submitted, date changed, or alphabetical order.</w:t>
+              <w:t>On selection, requests must be categorise according to date submitted, date changed, or alphabetical order.</w:t>
             </w:r>
           </w:p>
         </w:tc>
@@ -14074,23 +14023,7 @@
           </w:tcPr>
           <w:p>
             <w:r>
-              <w:t xml:space="preserve">The views should provide enough information </w:t>
-            </w:r>
-            <w:proofErr w:type="gramStart"/>
-            <w:r>
-              <w:t>in order to</w:t>
-            </w:r>
-            <w:proofErr w:type="gramEnd"/>
-            <w:r>
-              <w:t xml:space="preserve"> make relevant decisions. Examples </w:t>
-            </w:r>
-            <w:proofErr w:type="gramStart"/>
-            <w:r>
-              <w:t>being:</w:t>
-            </w:r>
-            <w:proofErr w:type="gramEnd"/>
-            <w:r>
-              <w:t xml:space="preserve"> category, status, time submitted, who is assigned to the request.</w:t>
+              <w:t>The views should provide enough information in order to make relevant decisions. Examples being: category, status, time submitted, who is assigned to the request.</w:t>
             </w:r>
           </w:p>
         </w:tc>
@@ -14862,15 +14795,7 @@
           </w:tcPr>
           <w:p>
             <w:r>
-              <w:t xml:space="preserve">Requests will have to be resolved within a set amount of time. Early estimates </w:t>
-            </w:r>
-            <w:proofErr w:type="gramStart"/>
-            <w:r>
-              <w:t>sets</w:t>
-            </w:r>
-            <w:proofErr w:type="gramEnd"/>
-            <w:r>
-              <w:t xml:space="preserve"> it at within 7 days.</w:t>
+              <w:t>Requests will have to be resolved within a set amount of time. Early estimates sets it at within 7 days.</w:t>
             </w:r>
           </w:p>
         </w:tc>
@@ -14940,15 +14865,7 @@
           </w:tcPr>
           <w:p>
             <w:r>
-              <w:t xml:space="preserve">Management should have access to the additional information given by the staff members </w:t>
-            </w:r>
-            <w:proofErr w:type="gramStart"/>
-            <w:r>
-              <w:t>in order to</w:t>
-            </w:r>
-            <w:proofErr w:type="gramEnd"/>
-            <w:r>
-              <w:t xml:space="preserve"> review the resolved requests. Basic analysis features, such as average time to resolution could also be added.</w:t>
+              <w:t>Management should have access to the additional information given by the staff members in order to review the resolved requests. Basic analysis features, such as average time to resolution could also be added.</w:t>
             </w:r>
           </w:p>
         </w:tc>
@@ -15128,37 +15045,21 @@
                 <w:b/>
                 <w:bCs/>
               </w:rPr>
-              <w:t xml:space="preserve"> on </w:t>
-            </w:r>
-            <w:proofErr w:type="gramStart"/>
+              <w:t xml:space="preserve"> on d</w:t>
+            </w:r>
             <w:r>
               <w:rPr>
                 <w:b/>
                 <w:bCs/>
               </w:rPr>
-              <w:t>d</w:t>
+              <w:t xml:space="preserve">ata </w:t>
             </w:r>
             <w:r>
               <w:rPr>
                 <w:b/>
                 <w:bCs/>
               </w:rPr>
-              <w:t xml:space="preserve">ata </w:t>
-            </w:r>
-            <w:r>
-              <w:rPr>
-                <w:b/>
-                <w:bCs/>
-              </w:rPr>
-              <w:t xml:space="preserve"> and</w:t>
-            </w:r>
-            <w:proofErr w:type="gramEnd"/>
-            <w:r>
-              <w:rPr>
-                <w:b/>
-                <w:bCs/>
-              </w:rPr>
-              <w:t xml:space="preserve"> </w:t>
+              <w:t xml:space="preserve"> and </w:t>
             </w:r>
             <w:r>
               <w:rPr>
@@ -15905,15 +15806,7 @@
           </w:tcPr>
           <w:p>
             <w:r>
-              <w:t xml:space="preserve">The </w:t>
-            </w:r>
-            <w:proofErr w:type="gramStart"/>
-            <w:r>
-              <w:t>current status</w:t>
-            </w:r>
-            <w:proofErr w:type="gramEnd"/>
-            <w:r>
-              <w:t xml:space="preserve"> must be consistent with the history</w:t>
+              <w:t>The current status must be consistent with the history</w:t>
             </w:r>
           </w:p>
         </w:tc>
@@ -16157,13 +16050,8 @@
             </w:tcMar>
           </w:tcPr>
           <w:p>
-            <w:proofErr w:type="gramStart"/>
-            <w:r>
-              <w:t>Auto-deletion</w:t>
-            </w:r>
-            <w:proofErr w:type="gramEnd"/>
-            <w:r>
-              <w:t xml:space="preserve"> at 5 years after last update.</w:t>
+            <w:r>
+              <w:t>Auto-deletion at 5 years after last update.</w:t>
             </w:r>
           </w:p>
         </w:tc>
@@ -17796,15 +17684,7 @@
           </w:tcPr>
           <w:p>
             <w:r>
-              <w:t xml:space="preserve">Requires a change in </w:t>
-            </w:r>
-            <w:proofErr w:type="gramStart"/>
-            <w:r>
-              <w:t>status, and</w:t>
-            </w:r>
-            <w:proofErr w:type="gramEnd"/>
-            <w:r>
-              <w:t xml:space="preserve"> possibly change in assignment.</w:t>
+              <w:t>Requires a change in status, and possibly change in assignment.</w:t>
             </w:r>
           </w:p>
         </w:tc>
@@ -18058,12 +17938,10 @@
               <w:t xml:space="preserve">Time will be derived from the timestamp, </w:t>
             </w:r>
             <w:proofErr w:type="spellStart"/>
-            <w:proofErr w:type="gramStart"/>
             <w:r>
               <w:t>an</w:t>
             </w:r>
             <w:proofErr w:type="spellEnd"/>
-            <w:proofErr w:type="gramEnd"/>
             <w:r>
               <w:t xml:space="preserve"> will not be stored on its own.</w:t>
             </w:r>
@@ -18256,15 +18134,7 @@
             </w:r>
             <w:proofErr w:type="spellEnd"/>
             <w:r>
-              <w:t xml:space="preserve"> on-demand report, </w:t>
-            </w:r>
-            <w:proofErr w:type="gramStart"/>
-            <w:r>
-              <w:t>no</w:t>
-            </w:r>
-            <w:proofErr w:type="gramEnd"/>
-            <w:r>
-              <w:t xml:space="preserve"> a live dashboard such as from </w:t>
+              <w:t xml:space="preserve"> on-demand report, no a live dashboard such as from </w:t>
             </w:r>
             <w:proofErr w:type="spellStart"/>
             <w:r>
@@ -18758,15 +18628,7 @@
           </w:tcPr>
           <w:p>
             <w:r>
-              <w:t xml:space="preserve">Pagination becomes a necessity when </w:t>
-            </w:r>
-            <w:proofErr w:type="gramStart"/>
-            <w:r>
-              <w:t>considering  the</w:t>
-            </w:r>
-            <w:proofErr w:type="gramEnd"/>
-            <w:r>
-              <w:t xml:space="preserve"> scale of data that can be gathered over 5 years</w:t>
+              <w:t>Pagination becomes a necessity when considering  the scale of data that can be gathered over 5 years</w:t>
             </w:r>
           </w:p>
         </w:tc>
@@ -19263,12 +19125,10 @@
               <w:t xml:space="preserve">Error message must return </w:t>
             </w:r>
             <w:proofErr w:type="spellStart"/>
-            <w:proofErr w:type="gramStart"/>
             <w:r>
               <w:t>a</w:t>
             </w:r>
             <w:proofErr w:type="spellEnd"/>
-            <w:proofErr w:type="gramEnd"/>
             <w:r>
               <w:t xml:space="preserve"> explanation, not a generic failure.</w:t>
             </w:r>
@@ -21319,15 +21179,7 @@
           </w:tcPr>
           <w:p>
             <w:r>
-              <w:t xml:space="preserve">The business </w:t>
-            </w:r>
-            <w:proofErr w:type="gramStart"/>
-            <w:r>
-              <w:t>need</w:t>
-            </w:r>
-            <w:proofErr w:type="gramEnd"/>
-            <w:r>
-              <w:t xml:space="preserve"> explicitly names 'weak accountability for changes to request status' as a current problem; the data model must capture who changed what and when from the outset.</w:t>
+              <w:t>The business need explicitly names 'weak accountability for changes to request status' as a current problem; the data model must capture who changed what and when from the outset.</w:t>
             </w:r>
           </w:p>
         </w:tc>
@@ -22237,27 +22089,11 @@
           <w:p>
             <w:r>
               <w:lastRenderedPageBreak/>
-              <w:t xml:space="preserve">(a) Store only </w:t>
-            </w:r>
-            <w:proofErr w:type="gramStart"/>
-            <w:r>
-              <w:t>current status</w:t>
-            </w:r>
-            <w:proofErr w:type="gramEnd"/>
-            <w:r>
-              <w:t xml:space="preserve">; </w:t>
+              <w:t xml:space="preserve">(a) Store only current status; </w:t>
             </w:r>
             <w:r>
               <w:lastRenderedPageBreak/>
-              <w:t xml:space="preserve">(b) Store </w:t>
-            </w:r>
-            <w:proofErr w:type="gramStart"/>
-            <w:r>
-              <w:t>current status</w:t>
-            </w:r>
-            <w:proofErr w:type="gramEnd"/>
-            <w:r>
-              <w:t xml:space="preserve"> plus a full append-only status-change history.</w:t>
+              <w:t>(b) Store current status plus a full append-only status-change history.</w:t>
             </w:r>
           </w:p>
         </w:tc>
@@ -22604,15 +22440,7 @@
           </w:tcPr>
           <w:p>
             <w:r>
-              <w:t xml:space="preserve">Not applicable </w:t>
-            </w:r>
-            <w:proofErr w:type="gramStart"/>
-            <w:r>
-              <w:t>at this time</w:t>
-            </w:r>
-            <w:proofErr w:type="gramEnd"/>
-            <w:r>
-              <w:t>.</w:t>
+              <w:t>Not applicable at this time.</w:t>
             </w:r>
           </w:p>
         </w:tc>
@@ -22628,15 +22456,7 @@
           </w:tcPr>
           <w:p>
             <w:r>
-              <w:t xml:space="preserve">Not applicable </w:t>
-            </w:r>
-            <w:proofErr w:type="gramStart"/>
-            <w:r>
-              <w:t>at this time</w:t>
-            </w:r>
-            <w:proofErr w:type="gramEnd"/>
-            <w:r>
-              <w:t>.</w:t>
+              <w:t>Not applicable at this time.</w:t>
             </w:r>
           </w:p>
         </w:tc>
@@ -22689,15 +22509,7 @@
           <w:p>
             <w:r>
               <w:lastRenderedPageBreak/>
-              <w:t xml:space="preserve">Not applicable </w:t>
-            </w:r>
-            <w:proofErr w:type="gramStart"/>
-            <w:r>
-              <w:t>at this time</w:t>
-            </w:r>
-            <w:proofErr w:type="gramEnd"/>
-            <w:r>
-              <w:t>.</w:t>
+              <w:t>Not applicable at this time.</w:t>
             </w:r>
           </w:p>
         </w:tc>
@@ -22740,15 +22552,7 @@
           <w:p>
             <w:r>
               <w:lastRenderedPageBreak/>
-              <w:t xml:space="preserve">Not applicable </w:t>
-            </w:r>
-            <w:proofErr w:type="gramStart"/>
-            <w:r>
-              <w:t>at this time</w:t>
-            </w:r>
-            <w:proofErr w:type="gramEnd"/>
-            <w:r>
-              <w:t>.</w:t>
+              <w:t>Not applicable at this time.</w:t>
             </w:r>
           </w:p>
         </w:tc>
@@ -22764,15 +22568,7 @@
           </w:tcPr>
           <w:p>
             <w:r>
-              <w:t xml:space="preserve">Not applicable </w:t>
-            </w:r>
-            <w:proofErr w:type="gramStart"/>
-            <w:r>
-              <w:t>at this time</w:t>
-            </w:r>
-            <w:proofErr w:type="gramEnd"/>
-            <w:r>
-              <w:t>.</w:t>
+              <w:t>Not applicable at this time.</w:t>
             </w:r>
           </w:p>
         </w:tc>
@@ -22822,15 +22618,7 @@
           </w:tcPr>
           <w:p>
             <w:r>
-              <w:t xml:space="preserve">Not applicable </w:t>
-            </w:r>
-            <w:proofErr w:type="gramStart"/>
-            <w:r>
-              <w:t>at this time</w:t>
-            </w:r>
-            <w:proofErr w:type="gramEnd"/>
-            <w:r>
-              <w:t>.</w:t>
+              <w:t>Not applicable at this time.</w:t>
             </w:r>
           </w:p>
         </w:tc>
@@ -22846,15 +22634,7 @@
           </w:tcPr>
           <w:p>
             <w:r>
-              <w:t xml:space="preserve">Not applicable </w:t>
-            </w:r>
-            <w:proofErr w:type="gramStart"/>
-            <w:r>
-              <w:t>at this time</w:t>
-            </w:r>
-            <w:proofErr w:type="gramEnd"/>
-            <w:r>
-              <w:t>.</w:t>
+              <w:t>Not applicable at this time.</w:t>
             </w:r>
           </w:p>
         </w:tc>
@@ -22902,15 +22682,7 @@
           </w:tcPr>
           <w:p>
             <w:r>
-              <w:t xml:space="preserve">Not applicable </w:t>
-            </w:r>
-            <w:proofErr w:type="gramStart"/>
-            <w:r>
-              <w:t>at this time</w:t>
-            </w:r>
-            <w:proofErr w:type="gramEnd"/>
-            <w:r>
-              <w:t>.</w:t>
+              <w:t>Not applicable at this time.</w:t>
             </w:r>
           </w:p>
         </w:tc>
@@ -22942,15 +22714,7 @@
           </w:tcPr>
           <w:p>
             <w:r>
-              <w:t xml:space="preserve">Not applicable </w:t>
-            </w:r>
-            <w:proofErr w:type="gramStart"/>
-            <w:r>
-              <w:t>at this time</w:t>
-            </w:r>
-            <w:proofErr w:type="gramEnd"/>
-            <w:r>
-              <w:t>.</w:t>
+              <w:t>Not applicable at this time.</w:t>
             </w:r>
           </w:p>
         </w:tc>
@@ -22966,15 +22730,7 @@
           </w:tcPr>
           <w:p>
             <w:r>
-              <w:t xml:space="preserve">Not applicable </w:t>
-            </w:r>
-            <w:proofErr w:type="gramStart"/>
-            <w:r>
-              <w:t>at this time</w:t>
-            </w:r>
-            <w:proofErr w:type="gramEnd"/>
-            <w:r>
-              <w:t>.</w:t>
+              <w:t>Not applicable at this time.</w:t>
             </w:r>
           </w:p>
         </w:tc>
@@ -23099,15 +22855,7 @@
           </w:tcPr>
           <w:p>
             <w:r>
-              <w:t xml:space="preserve">Detailed justification and reasoning </w:t>
-            </w:r>
-            <w:proofErr w:type="gramStart"/>
-            <w:r>
-              <w:t>is</w:t>
-            </w:r>
-            <w:proofErr w:type="gramEnd"/>
-            <w:r>
-              <w:t xml:space="preserve"> in section 13.1.3.</w:t>
+              <w:t>Detailed justification and reasoning is in section 13.1.3.</w:t>
             </w:r>
           </w:p>
         </w:tc>
@@ -23469,18 +23217,13 @@
           </w:tcPr>
           <w:p>
             <w:r>
-              <w:t xml:space="preserve">Secrets/credentials policy in place </w:t>
-            </w:r>
-            <w:proofErr w:type="gramStart"/>
-            <w:r>
-              <w:t>(.</w:t>
+              <w:t>Secrets/credentials policy in place (.</w:t>
             </w:r>
             <w:proofErr w:type="spellStart"/>
             <w:r>
               <w:t>gitignore</w:t>
             </w:r>
             <w:proofErr w:type="spellEnd"/>
-            <w:proofErr w:type="gramEnd"/>
             <w:r>
               <w:t>, no committed keys)</w:t>
             </w:r>
@@ -24287,15 +24030,7 @@
           </w:tcPr>
           <w:p>
             <w:r>
-              <w:t xml:space="preserve">Not </w:t>
-            </w:r>
-            <w:proofErr w:type="gramStart"/>
-            <w:r>
-              <w:t>all of</w:t>
-            </w:r>
-            <w:proofErr w:type="gramEnd"/>
-            <w:r>
-              <w:t xml:space="preserve"> the explanations were relevant to the project</w:t>
+              <w:t>Not all of the explanations were relevant to the project</w:t>
             </w:r>
           </w:p>
         </w:tc>
@@ -24376,21 +24111,7 @@
               <w:rPr>
                 <w:i/>
               </w:rPr>
-              <w:t xml:space="preserve">Checked every table's required </w:t>
-            </w:r>
-            <w:proofErr w:type="gramStart"/>
-            <w:r>
-              <w:rPr>
-                <w:i/>
-              </w:rPr>
-              <w:t>fields</w:t>
-            </w:r>
-            <w:proofErr w:type="gramEnd"/>
-            <w:r>
-              <w:rPr>
-                <w:i/>
-              </w:rPr>
-              <w:t xml:space="preserve"> against the Milestone 1 Brief §3 and Master Brief §§9–13 field-by-field</w:t>
+              <w:t>Checked every table's required fields against the Milestone 1 Brief §3 and Master Brief §§9–13 field-by-field</w:t>
             </w:r>
           </w:p>
         </w:tc>
@@ -25618,15 +25339,7 @@
           </w:tcPr>
           <w:p>
             <w:r>
-              <w:t xml:space="preserve">Uses React and TypeScript, with a client over Laravel </w:t>
-            </w:r>
-            <w:proofErr w:type="gramStart"/>
-            <w:r>
-              <w:t>API’s</w:t>
-            </w:r>
-            <w:proofErr w:type="gramEnd"/>
-            <w:r>
-              <w:t>. It has only one deployable, and modules are logical boundaries.</w:t>
+              <w:t>Uses React and TypeScript, with a client over Laravel API’s. It has only one deployable, and modules are logical boundaries.</w:t>
             </w:r>
           </w:p>
         </w:tc>
@@ -25642,15 +25355,7 @@
           </w:tcPr>
           <w:p>
             <w:r>
-              <w:t xml:space="preserve">ASR-2, as the transaction and authorisation </w:t>
-            </w:r>
-            <w:proofErr w:type="gramStart"/>
-            <w:r>
-              <w:t>is</w:t>
-            </w:r>
-            <w:proofErr w:type="gramEnd"/>
-            <w:r>
-              <w:t xml:space="preserve"> confined to one layer, allowing D-002 to be easily enforceable. ASR-3 as stale writes are rejected. ASR-006 as there will only be one web processor and one database</w:t>
+              <w:t>ASR-2, as the transaction and authorisation is confined to one layer, allowing D-002 to be easily enforceable. ASR-3 as stale writes are rejected. ASR-006 as there will only be one web processor and one database</w:t>
             </w:r>
           </w:p>
         </w:tc>
@@ -25745,15 +25450,7 @@
           </w:tcPr>
           <w:p>
             <w:r>
-              <w:t xml:space="preserve">No ASR is better supported </w:t>
-            </w:r>
-            <w:proofErr w:type="gramStart"/>
-            <w:r>
-              <w:t>through the use of</w:t>
-            </w:r>
-            <w:proofErr w:type="gramEnd"/>
-            <w:r>
-              <w:t xml:space="preserve"> this option</w:t>
+              <w:t>No ASR is better supported through the use of this option</w:t>
             </w:r>
           </w:p>
         </w:tc>
@@ -25845,23 +25542,13 @@
         <w:spacing w:after="160"/>
       </w:pPr>
       <w:r>
-        <w:t xml:space="preserve">This is further reinforced by access control. FR-013 will permit staff to search, filter and sort relatively freely, and </w:t>
-      </w:r>
-      <w:proofErr w:type="gramStart"/>
-      <w:r>
-        <w:t>there</w:t>
-      </w:r>
-      <w:proofErr w:type="gramEnd"/>
-      <w:r>
-        <w:t xml:space="preserve"> </w:t>
+        <w:t xml:space="preserve">This is further reinforced by access control. FR-013 will permit staff to search, filter and sort relatively freely, and there </w:t>
       </w:r>
       <w:proofErr w:type="spellStart"/>
-      <w:proofErr w:type="gramStart"/>
       <w:r>
         <w:t>wont</w:t>
       </w:r>
       <w:proofErr w:type="spellEnd"/>
-      <w:proofErr w:type="gramEnd"/>
       <w:r>
         <w:t xml:space="preserve"> be a simple screen at which permissions are checked. Rather, the authorisation layer will have an API to apply limitations to what can be read and written.</w:t>
       </w:r>
@@ -25903,15 +25590,7 @@
         <w:spacing w:after="160"/>
       </w:pPr>
       <w:r>
-        <w:t xml:space="preserve">Option B only has one realistic problem that has been found, and that is the network boundary. </w:t>
-      </w:r>
-      <w:proofErr w:type="gramStart"/>
-      <w:r>
-        <w:t>However</w:t>
-      </w:r>
-      <w:proofErr w:type="gramEnd"/>
-      <w:r>
-        <w:t xml:space="preserve"> this concern will hopefully be adequately addressed in the authentication decisions.</w:t>
+        <w:t>Option B only has one realistic problem that has been found, and that is the network boundary. However this concern will hopefully be adequately addressed in the authentication decisions.</w:t>
       </w:r>
     </w:p>
     <w:p>
@@ -25940,15 +25619,7 @@
         <w:spacing w:after="160"/>
       </w:pPr>
       <w:r>
-        <w:t xml:space="preserve">The components in 13.1.1 are only logical. They are boundaries on responsibility and in the source </w:t>
-      </w:r>
-      <w:proofErr w:type="gramStart"/>
-      <w:r>
-        <w:t>tree, but</w:t>
-      </w:r>
-      <w:proofErr w:type="gramEnd"/>
-      <w:r>
-        <w:t xml:space="preserve"> are not deployed as separate processes. </w:t>
+        <w:t xml:space="preserve">The components in 13.1.1 are only logical. They are boundaries on responsibility and in the source tree, but are not deployed as separate processes. </w:t>
       </w:r>
       <w:proofErr w:type="spellStart"/>
       <w:r>
@@ -25996,15 +25667,7 @@
         <w:t>Back-end web process</w:t>
       </w:r>
       <w:r>
-        <w:t xml:space="preserve">: here the 9 logical components will </w:t>
-      </w:r>
-      <w:proofErr w:type="gramStart"/>
-      <w:r>
-        <w:t>reside, and</w:t>
-      </w:r>
-      <w:proofErr w:type="gramEnd"/>
-      <w:r>
-        <w:t xml:space="preserve"> is bundled into one single process.</w:t>
+        <w:t>: here the 9 logical components will reside, and is bundled into one single process.</w:t>
       </w:r>
     </w:p>
     <w:p>
@@ -26027,15 +25690,7 @@
         <w:t>:</w:t>
       </w:r>
       <w:r>
-        <w:t xml:space="preserve"> here the listeners for the notifications will reside. It will share the same </w:t>
-      </w:r>
-      <w:proofErr w:type="gramStart"/>
-      <w:r>
-        <w:t>codebase, but</w:t>
-      </w:r>
-      <w:proofErr w:type="gramEnd"/>
-      <w:r>
-        <w:t xml:space="preserve"> has separate entry points.</w:t>
+        <w:t xml:space="preserve"> here the listeners for the notifications will reside. It will share the same codebase, but has separate entry points.</w:t>
       </w:r>
     </w:p>
     <w:p>
@@ -26102,6 +25757,9 @@
         <w:spacing w:after="160"/>
       </w:pPr>
       <w:r>
+        <w:rPr>
+          <w:noProof/>
+        </w:rPr>
         <w:drawing>
           <wp:inline distT="0" distB="0" distL="0" distR="0" wp14:anchorId="24700190" wp14:editId="77F8BA4A">
             <wp:extent cx="6858000" cy="7272655"/>

--- a/SEN381_Milestone1_V1.2 - conditionally accepted.docx
+++ b/SEN381_Milestone1_V1.2 - conditionally accepted.docx
@@ -150,15 +150,7 @@
         <w:jc w:val="center"/>
       </w:pPr>
       <w:r>
-        <w:t xml:space="preserve">Jared </w:t>
-      </w:r>
-      <w:proofErr w:type="spellStart"/>
-      <w:r>
-        <w:t>Swanepool</w:t>
-      </w:r>
-      <w:proofErr w:type="spellEnd"/>
-      <w:r>
-        <w:t xml:space="preserve"> - 601621</w:t>
+        <w:t>Jared Swanepool - 601621</w:t>
       </w:r>
     </w:p>
     <w:p>
@@ -220,15 +212,7 @@
         <w:t>Governing document</w:t>
       </w:r>
       <w:r>
-        <w:t xml:space="preserve">: SEN381 </w:t>
-      </w:r>
-      <w:proofErr w:type="spellStart"/>
-      <w:r>
-        <w:t>CivicConnect</w:t>
-      </w:r>
-      <w:proofErr w:type="spellEnd"/>
-      <w:r>
-        <w:t xml:space="preserve"> Master Project Brief</w:t>
+        <w:t>: SEN381 CivicConnect Master Project Brief</w:t>
       </w:r>
     </w:p>
     <w:p>
@@ -4312,11 +4296,9 @@
             </w:tcMar>
           </w:tcPr>
           <w:p>
-            <w:proofErr w:type="spellStart"/>
             <w:r>
               <w:t>CivicConnect</w:t>
             </w:r>
-            <w:proofErr w:type="spellEnd"/>
           </w:p>
         </w:tc>
       </w:tr>
@@ -4663,11 +4645,9 @@
             </w:tcMar>
           </w:tcPr>
           <w:p>
-            <w:proofErr w:type="spellStart"/>
             <w:r>
               <w:t>CivicConnect</w:t>
             </w:r>
-            <w:proofErr w:type="spellEnd"/>
           </w:p>
         </w:tc>
       </w:tr>
@@ -4976,15 +4956,7 @@
     </w:p>
     <w:p>
       <w:r>
-        <w:t xml:space="preserve">A community-focused organisation </w:t>
-      </w:r>
-      <w:proofErr w:type="spellStart"/>
-      <w:r>
-        <w:t>CivicConnect</w:t>
-      </w:r>
-      <w:proofErr w:type="spellEnd"/>
-      <w:r>
-        <w:t xml:space="preserve"> currently manages their services requests such as facility faults, IT support, maintenance, lost property and security concerns across email, phone, WhatsApp, spreadsheets, and paper. This produces duplicated or lost requests, no visibility for requesters, no reliable reporting for management and no clear ownership for staff. </w:t>
+        <w:t xml:space="preserve">A community-focused organisation CivicConnect currently manages their services requests such as facility faults, IT support, maintenance, lost property and security concerns across email, phone, WhatsApp, spreadsheets, and paper. This produces duplicated or lost requests, no visibility for requesters, no reliable reporting for management and no clear ownership for staff. </w:t>
       </w:r>
     </w:p>
     <w:p>
@@ -4998,13 +4970,8 @@
       <w:bookmarkEnd w:id="6"/>
     </w:p>
     <w:p>
-      <w:proofErr w:type="spellStart"/>
       <w:r>
-        <w:t>CivicConnect</w:t>
-      </w:r>
-      <w:proofErr w:type="spellEnd"/>
-      <w:r>
-        <w:t xml:space="preserve"> needs a controlled digital platform that provides a reliable, traceable </w:t>
+        <w:t xml:space="preserve">CivicConnect needs a controlled digital platform that provides a reliable, traceable </w:t>
       </w:r>
       <w:r>
         <w:t>and usable way to submit, manage, monitor and report on service requests.</w:t>
@@ -5021,13 +4988,8 @@
       <w:bookmarkEnd w:id="7"/>
     </w:p>
     <w:p>
-      <w:proofErr w:type="spellStart"/>
       <w:r>
-        <w:t>CivicConnect</w:t>
-      </w:r>
-      <w:proofErr w:type="spellEnd"/>
-      <w:r>
-        <w:t xml:space="preserve"> business value is a single controlled record of a request’s lifecycle. Submit to categorise to assign to act to resolve then report which closes the accountability gap that their current infrastructure has</w:t>
+        <w:t>CivicConnect business value is a single controlled record of a request’s lifecycle. Submit to categorise to assign to act to resolve then report which closes the accountability gap that their current infrastructure has</w:t>
       </w:r>
       <w:r>
         <w:t>.</w:t>
@@ -7078,15 +7040,7 @@
           </w:tcPr>
           <w:p>
             <w:r>
-              <w:t xml:space="preserve">Upon submission attempt, the user must receive feedback. If </w:t>
-            </w:r>
-            <w:proofErr w:type="spellStart"/>
-            <w:r>
-              <w:t>its</w:t>
-            </w:r>
-            <w:proofErr w:type="spellEnd"/>
-            <w:r>
-              <w:t xml:space="preserve"> an error, the problem must be stated. If successful, the user must be notified</w:t>
+              <w:t>Upon submission attempt, the user must receive feedback. If its an error, the problem must be stated. If successful, the user must be notified</w:t>
             </w:r>
           </w:p>
         </w:tc>
@@ -11749,15 +11703,7 @@
           </w:tcPr>
           <w:p>
             <w:r>
-              <w:t xml:space="preserve">A main issue </w:t>
-            </w:r>
-            <w:proofErr w:type="spellStart"/>
-            <w:r>
-              <w:t>CivicConnect</w:t>
-            </w:r>
-            <w:proofErr w:type="spellEnd"/>
-            <w:r>
-              <w:t xml:space="preserve"> is supposed to solve is requests being lost. Requests must be submitted, or a report must be given. Requests that has been stored must be recoverable when lost</w:t>
+              <w:t>A main issue CivicConnect is supposed to solve is requests being lost. Requests must be submitted, or a report must be given. Requests that has been stored must be recoverable when lost</w:t>
             </w:r>
             <w:r>
               <w:t>.</w:t>
@@ -12222,13 +12168,8 @@
             </w:tcMar>
           </w:tcPr>
           <w:p>
-            <w:proofErr w:type="spellStart"/>
-            <w:r>
-              <w:t>CivicConnect</w:t>
-            </w:r>
-            <w:proofErr w:type="spellEnd"/>
-            <w:r>
-              <w:t xml:space="preserve"> needs to make use of free-tier software and services. This will mean that the 5-year retention </w:t>
+            <w:r>
+              <w:t xml:space="preserve">CivicConnect needs to make use of free-tier software and services. This will mean that the 5-year retention </w:t>
             </w:r>
             <w:r>
               <w:lastRenderedPageBreak/>
@@ -12650,15 +12591,7 @@
               <w:t>Free-tier hosting/database services typically cap storage, connection counts, request quotas or uptime</w:t>
             </w:r>
             <w:r>
-              <w:t xml:space="preserve">, for example </w:t>
-            </w:r>
-            <w:proofErr w:type="spellStart"/>
-            <w:r>
-              <w:t>SupaBase</w:t>
-            </w:r>
-            <w:proofErr w:type="spellEnd"/>
-            <w:r>
-              <w:t xml:space="preserve"> only providing 500MB database size in the free tier </w:t>
+              <w:t xml:space="preserve">, for example SupaBase only providing 500MB database size in the free tier </w:t>
             </w:r>
             <w:sdt>
               <w:sdtPr>
@@ -12807,15 +12740,7 @@
           </w:tcPr>
           <w:p>
             <w:r>
-              <w:t xml:space="preserve">Security is a lifecycle-wide responsibility. </w:t>
-            </w:r>
-            <w:proofErr w:type="spellStart"/>
-            <w:r>
-              <w:t>CivicConnect</w:t>
-            </w:r>
-            <w:proofErr w:type="spellEnd"/>
-            <w:r>
-              <w:t xml:space="preserve"> handles categories such as security concerns and IT support requests that may contain sensitive personal or safety-related information.</w:t>
+              <w:t>Security is a lifecycle-wide responsibility. CivicConnect handles categories such as security concerns and IT support requests that may contain sensitive personal or safety-related information.</w:t>
             </w:r>
           </w:p>
         </w:tc>
@@ -13091,62 +13016,74 @@
             </w:tcMar>
           </w:tcPr>
           <w:p>
-            <w:proofErr w:type="spellStart"/>
             <w:r>
               <w:rPr>
                 <w:b/>
                 <w:bCs/>
               </w:rPr>
-              <w:t>Req</w:t>
-            </w:r>
-            <w:proofErr w:type="spellEnd"/>
+              <w:t>Req ID</w:t>
+            </w:r>
+          </w:p>
+        </w:tc>
+        <w:tc>
+          <w:tcPr>
+            <w:tcW w:w="1151" w:type="dxa"/>
+            <w:shd w:val="clear" w:color="auto" w:fill="1F3864"/>
+            <w:tcMar>
+              <w:top w:w="80" w:type="dxa"/>
+              <w:left w:w="100" w:type="dxa"/>
+              <w:bottom w:w="80" w:type="dxa"/>
+              <w:right w:w="100" w:type="dxa"/>
+            </w:tcMar>
+          </w:tcPr>
+          <w:p>
             <w:r>
               <w:rPr>
                 <w:b/>
                 <w:bCs/>
               </w:rPr>
-              <w:t xml:space="preserve"> ID</w:t>
-            </w:r>
-          </w:p>
-        </w:tc>
-        <w:tc>
-          <w:tcPr>
-            <w:tcW w:w="1151" w:type="dxa"/>
-            <w:shd w:val="clear" w:color="auto" w:fill="1F3864"/>
-            <w:tcMar>
-              <w:top w:w="80" w:type="dxa"/>
-              <w:left w:w="100" w:type="dxa"/>
-              <w:bottom w:w="80" w:type="dxa"/>
-              <w:right w:w="100" w:type="dxa"/>
-            </w:tcMar>
-          </w:tcPr>
-          <w:p>
+              <w:t>Stakeholder</w:t>
+            </w:r>
             <w:r>
               <w:rPr>
                 <w:b/>
                 <w:bCs/>
               </w:rPr>
-              <w:t>Stakeholder</w:t>
+              <w:t xml:space="preserve"> </w:t>
             </w:r>
             <w:r>
               <w:rPr>
                 <w:b/>
                 <w:bCs/>
               </w:rPr>
-              <w:t xml:space="preserve"> </w:t>
-            </w:r>
+              <w:t>/Source</w:t>
+            </w:r>
+          </w:p>
+        </w:tc>
+        <w:tc>
+          <w:tcPr>
+            <w:tcW w:w="3284" w:type="dxa"/>
+            <w:shd w:val="clear" w:color="auto" w:fill="1F3864"/>
+            <w:tcMar>
+              <w:top w:w="80" w:type="dxa"/>
+              <w:left w:w="100" w:type="dxa"/>
+              <w:bottom w:w="80" w:type="dxa"/>
+              <w:right w:w="100" w:type="dxa"/>
+            </w:tcMar>
+          </w:tcPr>
+          <w:p>
             <w:r>
               <w:rPr>
                 <w:b/>
                 <w:bCs/>
               </w:rPr>
-              <w:t>/Source</w:t>
-            </w:r>
-          </w:p>
-        </w:tc>
-        <w:tc>
-          <w:tcPr>
-            <w:tcW w:w="3284" w:type="dxa"/>
+              <w:t>Requirement Summary</w:t>
+            </w:r>
+          </w:p>
+        </w:tc>
+        <w:tc>
+          <w:tcPr>
+            <w:tcW w:w="5528" w:type="dxa"/>
             <w:shd w:val="clear" w:color="auto" w:fill="1F3864"/>
             <w:tcMar>
               <w:top w:w="80" w:type="dxa"/>
@@ -13161,27 +13098,6 @@
                 <w:b/>
                 <w:bCs/>
               </w:rPr>
-              <w:t>Requirement Summary</w:t>
-            </w:r>
-          </w:p>
-        </w:tc>
-        <w:tc>
-          <w:tcPr>
-            <w:tcW w:w="5528" w:type="dxa"/>
-            <w:shd w:val="clear" w:color="auto" w:fill="1F3864"/>
-            <w:tcMar>
-              <w:top w:w="80" w:type="dxa"/>
-              <w:left w:w="100" w:type="dxa"/>
-              <w:bottom w:w="80" w:type="dxa"/>
-              <w:right w:w="100" w:type="dxa"/>
-            </w:tcMar>
-          </w:tcPr>
-          <w:p>
-            <w:r>
-              <w:rPr>
-                <w:b/>
-                <w:bCs/>
-              </w:rPr>
               <w:t>Acceptance Criteria</w:t>
             </w:r>
           </w:p>
@@ -13380,15 +13296,7 @@
           </w:tcPr>
           <w:p>
             <w:r>
-              <w:t xml:space="preserve">Upon submission attempt, the user must receive feedback. If </w:t>
-            </w:r>
-            <w:proofErr w:type="spellStart"/>
-            <w:r>
-              <w:t>its</w:t>
-            </w:r>
-            <w:proofErr w:type="spellEnd"/>
-            <w:r>
-              <w:t xml:space="preserve"> an error, the problem must be stated. If successful, the user must be notified</w:t>
+              <w:t>Upon submission attempt, the user must receive feedback. If its an error, the problem must be stated. If successful, the user must be notified</w:t>
             </w:r>
           </w:p>
         </w:tc>
@@ -13457,15 +13365,7 @@
           </w:tcPr>
           <w:p>
             <w:r>
-              <w:t xml:space="preserve">Upon submission attempt, the user must receive feedback. If </w:t>
-            </w:r>
-            <w:proofErr w:type="spellStart"/>
-            <w:r>
-              <w:t>its</w:t>
-            </w:r>
-            <w:proofErr w:type="spellEnd"/>
-            <w:r>
-              <w:t xml:space="preserve"> an error, the problem must be stated. If successful, the user must be notified</w:t>
+              <w:t>Upon submission attempt, the user must receive feedback. If its an error, the problem must be stated. If successful, the user must be notified</w:t>
             </w:r>
           </w:p>
         </w:tc>
@@ -14940,21 +14840,12 @@
             </w:tcMar>
           </w:tcPr>
           <w:p>
-            <w:proofErr w:type="spellStart"/>
             <w:r>
               <w:rPr>
                 <w:b/>
                 <w:bCs/>
               </w:rPr>
-              <w:t>Req</w:t>
-            </w:r>
-            <w:proofErr w:type="spellEnd"/>
-            <w:r>
-              <w:rPr>
-                <w:b/>
-                <w:bCs/>
-              </w:rPr>
-              <w:t xml:space="preserve"> ID</w:t>
+              <w:t>Req ID</w:t>
             </w:r>
           </w:p>
         </w:tc>
@@ -15298,11 +15189,9 @@
             </w:tcMar>
           </w:tcPr>
           <w:p>
-            <w:proofErr w:type="spellStart"/>
             <w:r>
               <w:t>RequestQuery</w:t>
             </w:r>
-            <w:proofErr w:type="spellEnd"/>
           </w:p>
         </w:tc>
         <w:tc>
@@ -15333,15 +15222,7 @@
           </w:tcPr>
           <w:p>
             <w:r>
-              <w:t xml:space="preserve">Should read via a </w:t>
-            </w:r>
-            <w:proofErr w:type="spellStart"/>
-            <w:r>
-              <w:t>DataAcces</w:t>
-            </w:r>
-            <w:proofErr w:type="spellEnd"/>
-            <w:r>
-              <w:t xml:space="preserve"> layer, not directly via query.</w:t>
+              <w:t>Should read via a DataAcces layer, not directly via query.</w:t>
             </w:r>
           </w:p>
         </w:tc>
@@ -15665,11 +15546,9 @@
             </w:tcMar>
           </w:tcPr>
           <w:p>
-            <w:proofErr w:type="spellStart"/>
             <w:r>
               <w:t>RequestQuery</w:t>
             </w:r>
-            <w:proofErr w:type="spellEnd"/>
           </w:p>
         </w:tc>
         <w:tc>
@@ -15787,11 +15666,9 @@
             </w:tcMar>
           </w:tcPr>
           <w:p>
-            <w:proofErr w:type="spellStart"/>
             <w:r>
               <w:t>StatusAudit</w:t>
             </w:r>
-            <w:proofErr w:type="spellEnd"/>
           </w:p>
         </w:tc>
         <w:tc>
@@ -15909,13 +15786,8 @@
             </w:tcMar>
           </w:tcPr>
           <w:p>
-            <w:proofErr w:type="spellStart"/>
-            <w:r>
-              <w:t>StatusAudit</w:t>
-            </w:r>
-            <w:proofErr w:type="spellEnd"/>
-            <w:r>
-              <w:t>, Notification</w:t>
+            <w:r>
+              <w:t>StatusAudit, Notification</w:t>
             </w:r>
           </w:p>
         </w:tc>
@@ -16154,11 +16026,9 @@
             </w:tcMar>
           </w:tcPr>
           <w:p>
-            <w:proofErr w:type="spellStart"/>
             <w:r>
               <w:t>RequestQuery</w:t>
             </w:r>
-            <w:proofErr w:type="spellEnd"/>
           </w:p>
         </w:tc>
         <w:tc>
@@ -16429,15 +16299,7 @@
           </w:tcPr>
           <w:p>
             <w:r>
-              <w:t xml:space="preserve">Must be applied on the </w:t>
-            </w:r>
-            <w:proofErr w:type="spellStart"/>
-            <w:r>
-              <w:t>DataLayer</w:t>
-            </w:r>
-            <w:proofErr w:type="spellEnd"/>
-            <w:r>
-              <w:t>, not per-screen</w:t>
+              <w:t>Must be applied on the DataLayer, not per-screen</w:t>
             </w:r>
           </w:p>
         </w:tc>
@@ -16524,11 +16386,9 @@
             </w:tcMar>
           </w:tcPr>
           <w:p>
-            <w:proofErr w:type="spellStart"/>
             <w:r>
               <w:t>RequestQuery</w:t>
             </w:r>
-            <w:proofErr w:type="spellEnd"/>
           </w:p>
         </w:tc>
         <w:tc>
@@ -16559,15 +16419,7 @@
           </w:tcPr>
           <w:p>
             <w:r>
-              <w:t xml:space="preserve">The </w:t>
-            </w:r>
-            <w:proofErr w:type="spellStart"/>
-            <w:r>
-              <w:t>SummaryView</w:t>
-            </w:r>
-            <w:proofErr w:type="spellEnd"/>
-            <w:r>
-              <w:t xml:space="preserve"> must be separate from a detailed read</w:t>
+              <w:t>The SummaryView must be separate from a detailed read</w:t>
             </w:r>
           </w:p>
         </w:tc>
@@ -16654,13 +16506,8 @@
             </w:tcMar>
           </w:tcPr>
           <w:p>
-            <w:proofErr w:type="spellStart"/>
-            <w:r>
-              <w:t>RequestQuery</w:t>
-            </w:r>
-            <w:proofErr w:type="spellEnd"/>
-            <w:r>
-              <w:t>, Authorisation</w:t>
+            <w:r>
+              <w:t>RequestQuery, Authorisation</w:t>
             </w:r>
           </w:p>
         </w:tc>
@@ -16675,13 +16522,8 @@
             </w:tcMar>
           </w:tcPr>
           <w:p>
-            <w:proofErr w:type="spellStart"/>
-            <w:r>
-              <w:t>Filered</w:t>
-            </w:r>
-            <w:proofErr w:type="spellEnd"/>
-            <w:r>
-              <w:t xml:space="preserve"> and sorted fields must be scoped by authorisation</w:t>
+            <w:r>
+              <w:t>Filered and sorted fields must be scoped by authorisation</w:t>
             </w:r>
           </w:p>
         </w:tc>
@@ -16786,11 +16628,9 @@
             </w:tcMar>
           </w:tcPr>
           <w:p>
-            <w:proofErr w:type="spellStart"/>
             <w:r>
               <w:t>StatusAudit</w:t>
             </w:r>
-            <w:proofErr w:type="spellEnd"/>
           </w:p>
         </w:tc>
         <w:tc>
@@ -16805,15 +16645,7 @@
           </w:tcPr>
           <w:p>
             <w:r>
-              <w:t xml:space="preserve">The </w:t>
-            </w:r>
-            <w:proofErr w:type="spellStart"/>
-            <w:r>
-              <w:t>StatusHistory</w:t>
-            </w:r>
-            <w:proofErr w:type="spellEnd"/>
-            <w:r>
-              <w:t xml:space="preserve"> must read form the history of changes.</w:t>
+              <w:t>The StatusHistory must read form the history of changes.</w:t>
             </w:r>
           </w:p>
         </w:tc>
@@ -17037,13 +16869,8 @@
           </w:tcPr>
           <w:p>
             <w:r>
-              <w:t xml:space="preserve">Assignment, </w:t>
-            </w:r>
-            <w:proofErr w:type="spellStart"/>
-            <w:r>
-              <w:t>StatusAudit</w:t>
-            </w:r>
-            <w:proofErr w:type="spellEnd"/>
+              <w:t>Assignment, StatusAudit</w:t>
+            </w:r>
           </w:p>
         </w:tc>
         <w:tc>
@@ -17161,11 +16988,9 @@
             </w:tcMar>
           </w:tcPr>
           <w:p>
-            <w:proofErr w:type="spellStart"/>
             <w:r>
               <w:t>StatusAudit</w:t>
             </w:r>
-            <w:proofErr w:type="spellEnd"/>
           </w:p>
         </w:tc>
         <w:tc>
@@ -17284,13 +17109,8 @@
           </w:tcPr>
           <w:p>
             <w:r>
-              <w:t xml:space="preserve">Authentication, </w:t>
-            </w:r>
-            <w:proofErr w:type="spellStart"/>
-            <w:r>
-              <w:t>StatusAudit</w:t>
-            </w:r>
-            <w:proofErr w:type="spellEnd"/>
+              <w:t>Authentication, StatusAudit</w:t>
+            </w:r>
           </w:p>
         </w:tc>
         <w:tc>
@@ -17320,13 +17140,8 @@
             </w:tcMar>
           </w:tcPr>
           <w:p>
-            <w:proofErr w:type="spellStart"/>
-            <w:r>
-              <w:t>Autorisation</w:t>
-            </w:r>
-            <w:proofErr w:type="spellEnd"/>
-            <w:r>
-              <w:t xml:space="preserve"> must be validated for updates.</w:t>
+            <w:r>
+              <w:t>Autorisation must be validated for updates.</w:t>
             </w:r>
           </w:p>
         </w:tc>
@@ -17413,11 +17228,9 @@
             </w:tcMar>
           </w:tcPr>
           <w:p>
-            <w:proofErr w:type="spellStart"/>
             <w:r>
               <w:t>StatusAudit</w:t>
             </w:r>
-            <w:proofErr w:type="spellEnd"/>
           </w:p>
         </w:tc>
         <w:tc>
@@ -17431,13 +17244,8 @@
             </w:tcMar>
           </w:tcPr>
           <w:p>
-            <w:proofErr w:type="spellStart"/>
-            <w:r>
-              <w:t>StatusHistory</w:t>
-            </w:r>
-            <w:proofErr w:type="spellEnd"/>
-            <w:r>
-              <w:t xml:space="preserve"> must be append-only. Actor and timestamp must be included.</w:t>
+            <w:r>
+              <w:t>StatusHistory must be append-only. Actor and timestamp must be included.</w:t>
             </w:r>
           </w:p>
         </w:tc>
@@ -17540,11 +17348,9 @@
             </w:tcMar>
           </w:tcPr>
           <w:p>
-            <w:proofErr w:type="spellStart"/>
             <w:r>
               <w:t>StatusAudit</w:t>
             </w:r>
-            <w:proofErr w:type="spellEnd"/>
           </w:p>
         </w:tc>
         <w:tc>
@@ -17663,13 +17469,8 @@
           </w:tcPr>
           <w:p>
             <w:r>
-              <w:t xml:space="preserve">Assignment, </w:t>
-            </w:r>
-            <w:proofErr w:type="spellStart"/>
-            <w:r>
-              <w:t>StatusAudit</w:t>
-            </w:r>
-            <w:proofErr w:type="spellEnd"/>
+              <w:t>Assignment, StatusAudit</w:t>
+            </w:r>
           </w:p>
         </w:tc>
         <w:tc>
@@ -17823,15 +17624,7 @@
           </w:tcPr>
           <w:p>
             <w:r>
-              <w:t xml:space="preserve">While using the same quey path, it will have different scope, meaning </w:t>
-            </w:r>
-            <w:proofErr w:type="spellStart"/>
-            <w:r>
-              <w:t>its</w:t>
-            </w:r>
-            <w:proofErr w:type="spellEnd"/>
-            <w:r>
-              <w:t xml:space="preserve"> not just a duplication of previous code.</w:t>
+              <w:t>While using the same quey path, it will have different scope, meaning its not just a duplication of previous code.</w:t>
             </w:r>
           </w:p>
         </w:tc>
@@ -17935,15 +17728,7 @@
           </w:tcPr>
           <w:p>
             <w:r>
-              <w:t xml:space="preserve">Time will be derived from the timestamp, </w:t>
-            </w:r>
-            <w:proofErr w:type="spellStart"/>
-            <w:r>
-              <w:t>an</w:t>
-            </w:r>
-            <w:proofErr w:type="spellEnd"/>
-            <w:r>
-              <w:t xml:space="preserve"> will not be stored on its own.</w:t>
+              <w:t>Time will be derived from the timestamp, an will not be stored on its own.</w:t>
             </w:r>
           </w:p>
         </w:tc>
@@ -18102,15 +17887,7 @@
           </w:tcPr>
           <w:p>
             <w:r>
-              <w:t xml:space="preserve">Collects over time as the </w:t>
-            </w:r>
-            <w:proofErr w:type="spellStart"/>
-            <w:r>
-              <w:t>StatusHistory</w:t>
-            </w:r>
-            <w:proofErr w:type="spellEnd"/>
-            <w:r>
-              <w:t xml:space="preserve"> gains more data.</w:t>
+              <w:t>Collects over time as the StatusHistory gains more data.</w:t>
             </w:r>
           </w:p>
         </w:tc>
@@ -18126,21 +17903,8 @@
           </w:tcPr>
           <w:p>
             <w:r>
-              <w:t xml:space="preserve">This will be </w:t>
-            </w:r>
-            <w:proofErr w:type="spellStart"/>
-            <w:r>
-              <w:t>a</w:t>
-            </w:r>
-            <w:proofErr w:type="spellEnd"/>
-            <w:r>
-              <w:t xml:space="preserve"> on-demand report, no a live dashboard such as from </w:t>
-            </w:r>
-            <w:proofErr w:type="spellStart"/>
-            <w:r>
-              <w:t>PowerBI</w:t>
-            </w:r>
-            <w:proofErr w:type="spellEnd"/>
+              <w:t>This will be a on-demand report, no a live dashboard such as from PowerBI</w:t>
+            </w:r>
           </w:p>
         </w:tc>
         <w:tc>
@@ -18355,11 +18119,9 @@
             <w:r>
               <w:t xml:space="preserve">Authorisation, </w:t>
             </w:r>
-            <w:proofErr w:type="spellStart"/>
             <w:r>
               <w:t>DataAccess</w:t>
             </w:r>
-            <w:proofErr w:type="spellEnd"/>
           </w:p>
         </w:tc>
         <w:tc>
@@ -18474,11 +18236,9 @@
             </w:tcMar>
           </w:tcPr>
           <w:p>
-            <w:proofErr w:type="spellStart"/>
             <w:r>
               <w:t>StatusAudit</w:t>
             </w:r>
-            <w:proofErr w:type="spellEnd"/>
           </w:p>
         </w:tc>
         <w:tc>
@@ -18593,11 +18353,9 @@
             </w:tcMar>
           </w:tcPr>
           <w:p>
-            <w:proofErr w:type="spellStart"/>
             <w:r>
               <w:t>RequestQuery</w:t>
             </w:r>
-            <w:proofErr w:type="spellEnd"/>
           </w:p>
         </w:tc>
         <w:tc>
@@ -18665,15 +18423,7 @@
           </w:p>
           <w:p>
             <w:r>
-              <w:t>D-004 (</w:t>
-            </w:r>
-            <w:proofErr w:type="spellStart"/>
-            <w:r>
-              <w:t>Defered</w:t>
-            </w:r>
-            <w:proofErr w:type="spellEnd"/>
-            <w:r>
-              <w:t>)</w:t>
+              <w:t>D-004 (Defered)</w:t>
             </w:r>
           </w:p>
         </w:tc>
@@ -18790,15 +18540,7 @@
           </w:tcPr>
           <w:p>
             <w:r>
-              <w:t>D-005 (</w:t>
-            </w:r>
-            <w:proofErr w:type="spellStart"/>
-            <w:r>
-              <w:t>Defered</w:t>
-            </w:r>
-            <w:proofErr w:type="spellEnd"/>
-            <w:r>
-              <w:t>)</w:t>
+              <w:t>D-005 (Defered)</w:t>
             </w:r>
           </w:p>
         </w:tc>
@@ -18850,13 +18592,8 @@
             </w:tcMar>
           </w:tcPr>
           <w:p>
-            <w:proofErr w:type="spellStart"/>
-            <w:r>
-              <w:t>DataAccess</w:t>
-            </w:r>
-            <w:proofErr w:type="spellEnd"/>
-            <w:r>
-              <w:t>, Deployment</w:t>
+            <w:r>
+              <w:t>DataAccess, Deployment</w:t>
             </w:r>
           </w:p>
         </w:tc>
@@ -19122,15 +18859,7 @@
           </w:tcPr>
           <w:p>
             <w:r>
-              <w:t xml:space="preserve">Error message must return </w:t>
-            </w:r>
-            <w:proofErr w:type="spellStart"/>
-            <w:r>
-              <w:t>a</w:t>
-            </w:r>
-            <w:proofErr w:type="spellEnd"/>
-            <w:r>
-              <w:t xml:space="preserve"> explanation, not a generic failure.</w:t>
+              <w:t>Error message must return a explanation, not a generic failure.</w:t>
             </w:r>
           </w:p>
         </w:tc>
@@ -20613,15 +20342,7 @@
           </w:tcPr>
           <w:p>
             <w:r>
-              <w:t xml:space="preserve">This is one of the core problems described in the </w:t>
-            </w:r>
-            <w:proofErr w:type="spellStart"/>
-            <w:r>
-              <w:t>CivicConnect</w:t>
-            </w:r>
-            <w:proofErr w:type="spellEnd"/>
-            <w:r>
-              <w:t xml:space="preserve"> business need; unconstrained submission would reproduce it.</w:t>
+              <w:t>This is one of the core problems described in the CivicConnect business need; unconstrained submission would reproduce it.</w:t>
             </w:r>
           </w:p>
         </w:tc>
@@ -21121,15 +20842,7 @@
           </w:tcPr>
           <w:p>
             <w:r>
-              <w:t xml:space="preserve">Free-text categorisation reproduces the exact fragmentation problem </w:t>
-            </w:r>
-            <w:proofErr w:type="spellStart"/>
-            <w:r>
-              <w:t>CivicConnect</w:t>
-            </w:r>
-            <w:proofErr w:type="spellEnd"/>
-            <w:r>
-              <w:t xml:space="preserve"> is meant to solve; late taxonomy changes ripple through requirements, data and reports.</w:t>
+              <w:t>Free-text categorisation reproduces the exact fragmentation problem CivicConnect is meant to solve; late taxonomy changes ripple through requirements, data and reports.</w:t>
             </w:r>
           </w:p>
         </w:tc>
@@ -21871,13 +21584,8 @@
             </w:tcMar>
           </w:tcPr>
           <w:p>
-            <w:proofErr w:type="spellStart"/>
-            <w:r>
-              <w:t>CivicConnect</w:t>
-            </w:r>
-            <w:proofErr w:type="spellEnd"/>
-            <w:r>
-              <w:t xml:space="preserve"> requires a shared vocabulary for request types to enable consistent submission, staff triage and management reporting.</w:t>
+            <w:r>
+              <w:t>CivicConnect requires a shared vocabulary for request types to enable consistent submission, staff triage and management reporting.</w:t>
             </w:r>
           </w:p>
         </w:tc>
@@ -21925,15 +21633,7 @@
           </w:tcPr>
           <w:p>
             <w:r>
-              <w:t>Adopt (c): a fixed controlled list with a staff-</w:t>
-            </w:r>
-            <w:proofErr w:type="spellStart"/>
-            <w:r>
-              <w:t>reclassifiable</w:t>
-            </w:r>
-            <w:proofErr w:type="spellEnd"/>
-            <w:r>
-              <w:t xml:space="preserve"> 'Other' category.</w:t>
+              <w:t>Adopt (c): a fixed controlled list with a staff-reclassifiable 'Other' category.</w:t>
             </w:r>
           </w:p>
         </w:tc>
@@ -22416,15 +22116,7 @@
           </w:tcPr>
           <w:p>
             <w:r>
-              <w:t xml:space="preserve">Technology-stack selection for </w:t>
-            </w:r>
-            <w:proofErr w:type="spellStart"/>
-            <w:r>
-              <w:t>CivicConnect</w:t>
-            </w:r>
-            <w:proofErr w:type="spellEnd"/>
-            <w:r>
-              <w:t>.</w:t>
+              <w:t>Technology-stack selection for CivicConnect.</w:t>
             </w:r>
           </w:p>
         </w:tc>
@@ -22763,29 +22455,8 @@
             </w:tcMar>
           </w:tcPr>
           <w:p>
-            <w:proofErr w:type="spellStart"/>
-            <w:r>
-              <w:t>CivicConnect</w:t>
-            </w:r>
-            <w:proofErr w:type="spellEnd"/>
-            <w:r>
-              <w:t xml:space="preserve"> needs an architecture that enforces </w:t>
-            </w:r>
-            <w:proofErr w:type="spellStart"/>
-            <w:r>
-              <w:t>auitable</w:t>
-            </w:r>
-            <w:proofErr w:type="spellEnd"/>
-            <w:r>
-              <w:t xml:space="preserve"> status changes, and that applies </w:t>
-            </w:r>
-            <w:proofErr w:type="spellStart"/>
-            <w:r>
-              <w:t>autorisation</w:t>
-            </w:r>
-            <w:proofErr w:type="spellEnd"/>
-            <w:r>
-              <w:t xml:space="preserve"> consistently across queries. All this must be done withing the free-tier service constraint</w:t>
+            <w:r>
+              <w:t>CivicConnect needs an architecture that enforces auitable status changes, and that applies autorisation consistently across queries. All this must be done withing the free-tier service constraint</w:t>
             </w:r>
           </w:p>
         </w:tc>
@@ -23217,15 +22888,7 @@
           </w:tcPr>
           <w:p>
             <w:r>
-              <w:t>Secrets/credentials policy in place (.</w:t>
-            </w:r>
-            <w:proofErr w:type="spellStart"/>
-            <w:r>
-              <w:t>gitignore</w:t>
-            </w:r>
-            <w:proofErr w:type="spellEnd"/>
-            <w:r>
-              <w:t>, no committed keys)</w:t>
+              <w:t>Secrets/credentials policy in place (.gitignore, no committed keys)</w:t>
             </w:r>
           </w:p>
         </w:tc>
@@ -23448,7 +23111,7 @@
         </w:trPr>
         <w:tc>
           <w:tcPr>
-            <w:tcW w:w="700" w:type="dxa"/>
+            <w:tcW w:w="798" w:type="dxa"/>
             <w:tcBorders>
               <w:top w:val="single" w:sz="4" w:space="0" w:color="auto"/>
               <w:left w:val="single" w:sz="4" w:space="0" w:color="auto"/>
@@ -23476,7 +23139,7 @@
         </w:tc>
         <w:tc>
           <w:tcPr>
-            <w:tcW w:w="900" w:type="dxa"/>
+            <w:tcW w:w="1025" w:type="dxa"/>
             <w:tcBorders>
               <w:top w:val="single" w:sz="4" w:space="0" w:color="auto"/>
               <w:left w:val="single" w:sz="4" w:space="0" w:color="auto"/>
@@ -23504,7 +23167,7 @@
         </w:tc>
         <w:tc>
           <w:tcPr>
-            <w:tcW w:w="750" w:type="dxa"/>
+            <w:tcW w:w="855" w:type="dxa"/>
             <w:tcBorders>
               <w:top w:val="single" w:sz="4" w:space="0" w:color="auto"/>
               <w:left w:val="single" w:sz="4" w:space="0" w:color="auto"/>
@@ -23532,7 +23195,7 @@
         </w:tc>
         <w:tc>
           <w:tcPr>
-            <w:tcW w:w="1500" w:type="dxa"/>
+            <w:tcW w:w="1709" w:type="dxa"/>
             <w:tcBorders>
               <w:top w:val="single" w:sz="4" w:space="0" w:color="auto"/>
               <w:left w:val="single" w:sz="4" w:space="0" w:color="auto"/>
@@ -23560,7 +23223,7 @@
         </w:tc>
         <w:tc>
           <w:tcPr>
-            <w:tcW w:w="1750" w:type="dxa"/>
+            <w:tcW w:w="1994" w:type="dxa"/>
             <w:tcBorders>
               <w:top w:val="single" w:sz="4" w:space="0" w:color="auto"/>
               <w:left w:val="single" w:sz="4" w:space="0" w:color="auto"/>
@@ -23588,7 +23251,7 @@
         </w:tc>
         <w:tc>
           <w:tcPr>
-            <w:tcW w:w="1650" w:type="dxa"/>
+            <w:tcW w:w="1880" w:type="dxa"/>
             <w:tcBorders>
               <w:top w:val="single" w:sz="4" w:space="0" w:color="auto"/>
               <w:left w:val="single" w:sz="4" w:space="0" w:color="auto"/>
@@ -23616,7 +23279,7 @@
         </w:tc>
         <w:tc>
           <w:tcPr>
-            <w:tcW w:w="1000" w:type="dxa"/>
+            <w:tcW w:w="1139" w:type="dxa"/>
             <w:tcBorders>
               <w:top w:val="single" w:sz="4" w:space="0" w:color="auto"/>
               <w:left w:val="single" w:sz="4" w:space="0" w:color="auto"/>
@@ -23644,7 +23307,7 @@
         </w:tc>
         <w:tc>
           <w:tcPr>
-            <w:tcW w:w="1450" w:type="dxa"/>
+            <w:tcW w:w="1652" w:type="dxa"/>
             <w:tcBorders>
               <w:top w:val="single" w:sz="4" w:space="0" w:color="auto"/>
               <w:left w:val="single" w:sz="4" w:space="0" w:color="auto"/>
@@ -23674,7 +23337,7 @@
       <w:tr>
         <w:tc>
           <w:tcPr>
-            <w:tcW w:w="700" w:type="dxa"/>
+            <w:tcW w:w="798" w:type="dxa"/>
             <w:tcBorders>
               <w:top w:val="single" w:sz="4" w:space="0" w:color="auto"/>
               <w:left w:val="single" w:sz="4" w:space="0" w:color="auto"/>
@@ -23697,7 +23360,7 @@
         </w:tc>
         <w:tc>
           <w:tcPr>
-            <w:tcW w:w="900" w:type="dxa"/>
+            <w:tcW w:w="1025" w:type="dxa"/>
             <w:tcBorders>
               <w:top w:val="single" w:sz="4" w:space="0" w:color="auto"/>
               <w:left w:val="single" w:sz="4" w:space="0" w:color="auto"/>
@@ -23720,7 +23383,7 @@
         </w:tc>
         <w:tc>
           <w:tcPr>
-            <w:tcW w:w="750" w:type="dxa"/>
+            <w:tcW w:w="855" w:type="dxa"/>
             <w:tcBorders>
               <w:top w:val="single" w:sz="4" w:space="0" w:color="auto"/>
               <w:left w:val="single" w:sz="4" w:space="0" w:color="auto"/>
@@ -23743,7 +23406,7 @@
         </w:tc>
         <w:tc>
           <w:tcPr>
-            <w:tcW w:w="1500" w:type="dxa"/>
+            <w:tcW w:w="1709" w:type="dxa"/>
             <w:tcBorders>
               <w:top w:val="single" w:sz="4" w:space="0" w:color="auto"/>
               <w:left w:val="single" w:sz="4" w:space="0" w:color="auto"/>
@@ -23766,7 +23429,7 @@
         </w:tc>
         <w:tc>
           <w:tcPr>
-            <w:tcW w:w="1750" w:type="dxa"/>
+            <w:tcW w:w="1994" w:type="dxa"/>
             <w:tcBorders>
               <w:top w:val="single" w:sz="4" w:space="0" w:color="auto"/>
               <w:left w:val="single" w:sz="4" w:space="0" w:color="auto"/>
@@ -23789,7 +23452,7 @@
         </w:tc>
         <w:tc>
           <w:tcPr>
-            <w:tcW w:w="1650" w:type="dxa"/>
+            <w:tcW w:w="1880" w:type="dxa"/>
             <w:tcBorders>
               <w:top w:val="single" w:sz="4" w:space="0" w:color="auto"/>
               <w:left w:val="single" w:sz="4" w:space="0" w:color="auto"/>
@@ -23812,7 +23475,7 @@
         </w:tc>
         <w:tc>
           <w:tcPr>
-            <w:tcW w:w="1000" w:type="dxa"/>
+            <w:tcW w:w="1139" w:type="dxa"/>
             <w:tcBorders>
               <w:top w:val="single" w:sz="4" w:space="0" w:color="auto"/>
               <w:left w:val="single" w:sz="4" w:space="0" w:color="auto"/>
@@ -23835,7 +23498,7 @@
         </w:tc>
         <w:tc>
           <w:tcPr>
-            <w:tcW w:w="1450" w:type="dxa"/>
+            <w:tcW w:w="1652" w:type="dxa"/>
             <w:tcBorders>
               <w:top w:val="single" w:sz="4" w:space="0" w:color="auto"/>
               <w:left w:val="single" w:sz="4" w:space="0" w:color="auto"/>
@@ -23860,7 +23523,7 @@
       <w:tr>
         <w:tc>
           <w:tcPr>
-            <w:tcW w:w="700" w:type="dxa"/>
+            <w:tcW w:w="798" w:type="dxa"/>
             <w:tcBorders>
               <w:top w:val="single" w:sz="4" w:space="0" w:color="auto"/>
               <w:left w:val="single" w:sz="4" w:space="0" w:color="auto"/>
@@ -23882,7 +23545,7 @@
         </w:tc>
         <w:tc>
           <w:tcPr>
-            <w:tcW w:w="900" w:type="dxa"/>
+            <w:tcW w:w="1025" w:type="dxa"/>
             <w:tcBorders>
               <w:top w:val="single" w:sz="4" w:space="0" w:color="auto"/>
               <w:left w:val="single" w:sz="4" w:space="0" w:color="auto"/>
@@ -23904,7 +23567,7 @@
         </w:tc>
         <w:tc>
           <w:tcPr>
-            <w:tcW w:w="750" w:type="dxa"/>
+            <w:tcW w:w="855" w:type="dxa"/>
             <w:tcBorders>
               <w:top w:val="single" w:sz="4" w:space="0" w:color="auto"/>
               <w:left w:val="single" w:sz="4" w:space="0" w:color="auto"/>
@@ -23926,7 +23589,7 @@
         </w:tc>
         <w:tc>
           <w:tcPr>
-            <w:tcW w:w="1500" w:type="dxa"/>
+            <w:tcW w:w="1709" w:type="dxa"/>
             <w:tcBorders>
               <w:top w:val="single" w:sz="4" w:space="0" w:color="auto"/>
               <w:left w:val="single" w:sz="4" w:space="0" w:color="auto"/>
@@ -23948,7 +23611,7 @@
         </w:tc>
         <w:tc>
           <w:tcPr>
-            <w:tcW w:w="1750" w:type="dxa"/>
+            <w:tcW w:w="1994" w:type="dxa"/>
             <w:tcBorders>
               <w:top w:val="single" w:sz="4" w:space="0" w:color="auto"/>
               <w:left w:val="single" w:sz="4" w:space="0" w:color="auto"/>
@@ -23970,7 +23633,7 @@
         </w:tc>
         <w:tc>
           <w:tcPr>
-            <w:tcW w:w="1650" w:type="dxa"/>
+            <w:tcW w:w="1880" w:type="dxa"/>
             <w:tcBorders>
               <w:top w:val="single" w:sz="4" w:space="0" w:color="auto"/>
               <w:left w:val="single" w:sz="4" w:space="0" w:color="auto"/>
@@ -23992,7 +23655,7 @@
         </w:tc>
         <w:tc>
           <w:tcPr>
-            <w:tcW w:w="1000" w:type="dxa"/>
+            <w:tcW w:w="1139" w:type="dxa"/>
             <w:tcBorders>
               <w:top w:val="single" w:sz="4" w:space="0" w:color="auto"/>
               <w:left w:val="single" w:sz="4" w:space="0" w:color="auto"/>
@@ -24014,7 +23677,7 @@
         </w:tc>
         <w:tc>
           <w:tcPr>
-            <w:tcW w:w="1450" w:type="dxa"/>
+            <w:tcW w:w="1652" w:type="dxa"/>
             <w:tcBorders>
               <w:top w:val="single" w:sz="4" w:space="0" w:color="auto"/>
               <w:left w:val="single" w:sz="4" w:space="0" w:color="auto"/>
@@ -24038,7 +23701,7 @@
       <w:tr>
         <w:tc>
           <w:tcPr>
-            <w:tcW w:w="700" w:type="dxa"/>
+            <w:tcW w:w="798" w:type="dxa"/>
           </w:tcPr>
           <w:p>
             <w:r>
@@ -24052,7 +23715,7 @@
         </w:tc>
         <w:tc>
           <w:tcPr>
-            <w:tcW w:w="900" w:type="dxa"/>
+            <w:tcW w:w="1025" w:type="dxa"/>
           </w:tcPr>
           <w:p>
             <w:r>
@@ -24065,7 +23728,7 @@
         </w:tc>
         <w:tc>
           <w:tcPr>
-            <w:tcW w:w="750" w:type="dxa"/>
+            <w:tcW w:w="855" w:type="dxa"/>
           </w:tcPr>
           <w:p>
             <w:r>
@@ -24078,7 +23741,7 @@
         </w:tc>
         <w:tc>
           <w:tcPr>
-            <w:tcW w:w="1500" w:type="dxa"/>
+            <w:tcW w:w="1709" w:type="dxa"/>
           </w:tcPr>
           <w:p>
             <w:r>
@@ -24091,7 +23754,7 @@
         </w:tc>
         <w:tc>
           <w:tcPr>
-            <w:tcW w:w="1750" w:type="dxa"/>
+            <w:tcW w:w="1994" w:type="dxa"/>
           </w:tcPr>
           <w:p>
             <w:r>
@@ -24104,7 +23767,7 @@
         </w:tc>
         <w:tc>
           <w:tcPr>
-            <w:tcW w:w="1650" w:type="dxa"/>
+            <w:tcW w:w="1880" w:type="dxa"/>
           </w:tcPr>
           <w:p>
             <w:r>
@@ -24117,7 +23780,7 @@
         </w:tc>
         <w:tc>
           <w:tcPr>
-            <w:tcW w:w="1000" w:type="dxa"/>
+            <w:tcW w:w="1139" w:type="dxa"/>
           </w:tcPr>
           <w:p>
             <w:r>
@@ -24142,7 +23805,7 @@
         </w:tc>
         <w:tc>
           <w:tcPr>
-            <w:tcW w:w="1450" w:type="dxa"/>
+            <w:tcW w:w="1652" w:type="dxa"/>
           </w:tcPr>
           <w:p>
             <w:r>
@@ -24169,7 +23832,7 @@
       <w:tr>
         <w:tc>
           <w:tcPr>
-            <w:tcW w:w="700" w:type="dxa"/>
+            <w:tcW w:w="798" w:type="dxa"/>
           </w:tcPr>
           <w:p>
             <w:r>
@@ -24182,7 +23845,7 @@
         </w:tc>
         <w:tc>
           <w:tcPr>
-            <w:tcW w:w="900" w:type="dxa"/>
+            <w:tcW w:w="1025" w:type="dxa"/>
           </w:tcPr>
           <w:p>
             <w:r>
@@ -24195,7 +23858,7 @@
         </w:tc>
         <w:tc>
           <w:tcPr>
-            <w:tcW w:w="750" w:type="dxa"/>
+            <w:tcW w:w="855" w:type="dxa"/>
           </w:tcPr>
           <w:p>
             <w:r>
@@ -24208,7 +23871,7 @@
         </w:tc>
         <w:tc>
           <w:tcPr>
-            <w:tcW w:w="1500" w:type="dxa"/>
+            <w:tcW w:w="1709" w:type="dxa"/>
           </w:tcPr>
           <w:p>
             <w:r>
@@ -24221,74 +23884,46 @@
         </w:tc>
         <w:tc>
           <w:tcPr>
-            <w:tcW w:w="1750" w:type="dxa"/>
+            <w:tcW w:w="1994" w:type="dxa"/>
           </w:tcPr>
           <w:p>
             <w:r>
               <w:rPr>
                 <w:i/>
               </w:rPr>
-              <w:t xml:space="preserve">Drafted </w:t>
-            </w:r>
-            <w:proofErr w:type="spellStart"/>
+              <w:t>Drafted CivicConnect-specific constraint implications, 7 project risks, 6 forward-engineering concerns and 5 decision-log entries</w:t>
+            </w:r>
+          </w:p>
+        </w:tc>
+        <w:tc>
+          <w:tcPr>
+            <w:tcW w:w="1880" w:type="dxa"/>
+          </w:tcPr>
+          <w:p>
             <w:r>
               <w:rPr>
                 <w:i/>
               </w:rPr>
-              <w:t>CivicConnect</w:t>
-            </w:r>
-            <w:proofErr w:type="spellEnd"/>
+              <w:t>Cross-checked every claim against the CivicConnect Master Project Brief and Milestone 1 Brief sections cited inline (e.g. §2, §3, §9, §18.1); reviewed with Michael before merging</w:t>
+            </w:r>
+          </w:p>
+        </w:tc>
+        <w:tc>
+          <w:tcPr>
+            <w:tcW w:w="1139" w:type="dxa"/>
+          </w:tcPr>
+          <w:p>
             <w:r>
               <w:rPr>
                 <w:i/>
               </w:rPr>
-              <w:t>-specific constraint implications, 7 project risks, 6 forward-engineering concerns and 5 decision-log entries</w:t>
-            </w:r>
-          </w:p>
-        </w:tc>
-        <w:tc>
-          <w:tcPr>
-            <w:tcW w:w="1650" w:type="dxa"/>
-          </w:tcPr>
-          <w:p>
-            <w:r>
-              <w:rPr>
-                <w:i/>
-              </w:rPr>
-              <w:t xml:space="preserve">Cross-checked every claim against the </w:t>
-            </w:r>
-            <w:proofErr w:type="spellStart"/>
-            <w:r>
-              <w:rPr>
-                <w:i/>
-              </w:rPr>
-              <w:t>CivicConnect</w:t>
-            </w:r>
-            <w:proofErr w:type="spellEnd"/>
-            <w:r>
-              <w:rPr>
-                <w:i/>
-              </w:rPr>
-              <w:t xml:space="preserve"> Master Project Brief and Milestone 1 Brief sections cited inline (e.g. §2, §3, §9, §18.1); reviewed with Michael before merging</w:t>
-            </w:r>
-          </w:p>
-        </w:tc>
-        <w:tc>
-          <w:tcPr>
-            <w:tcW w:w="1000" w:type="dxa"/>
-          </w:tcPr>
-          <w:p>
-            <w:r>
-              <w:rPr>
-                <w:i/>
-              </w:rPr>
               <w:t>Partially accepted</w:t>
             </w:r>
           </w:p>
         </w:tc>
         <w:tc>
           <w:tcPr>
-            <w:tcW w:w="1450" w:type="dxa"/>
+            <w:tcW w:w="1652" w:type="dxa"/>
           </w:tcPr>
           <w:p>
             <w:r>
@@ -24303,7 +23938,7 @@
       <w:tr>
         <w:tc>
           <w:tcPr>
-            <w:tcW w:w="700" w:type="dxa"/>
+            <w:tcW w:w="798" w:type="dxa"/>
           </w:tcPr>
           <w:p>
             <w:r>
@@ -24316,7 +23951,7 @@
         </w:tc>
         <w:tc>
           <w:tcPr>
-            <w:tcW w:w="900" w:type="dxa"/>
+            <w:tcW w:w="1025" w:type="dxa"/>
           </w:tcPr>
           <w:p>
             <w:r>
@@ -24329,7 +23964,7 @@
         </w:tc>
         <w:tc>
           <w:tcPr>
-            <w:tcW w:w="750" w:type="dxa"/>
+            <w:tcW w:w="855" w:type="dxa"/>
           </w:tcPr>
           <w:p>
             <w:r>
@@ -24342,7 +23977,7 @@
         </w:tc>
         <w:tc>
           <w:tcPr>
-            <w:tcW w:w="1500" w:type="dxa"/>
+            <w:tcW w:w="1709" w:type="dxa"/>
           </w:tcPr>
           <w:p>
             <w:r>
@@ -24355,7 +23990,7 @@
         </w:tc>
         <w:tc>
           <w:tcPr>
-            <w:tcW w:w="1750" w:type="dxa"/>
+            <w:tcW w:w="1994" w:type="dxa"/>
           </w:tcPr>
           <w:p>
             <w:r>
@@ -24368,7 +24003,7 @@
         </w:tc>
         <w:tc>
           <w:tcPr>
-            <w:tcW w:w="1650" w:type="dxa"/>
+            <w:tcW w:w="1880" w:type="dxa"/>
           </w:tcPr>
           <w:p>
             <w:r>
@@ -24381,7 +24016,7 @@
         </w:tc>
         <w:tc>
           <w:tcPr>
-            <w:tcW w:w="1000" w:type="dxa"/>
+            <w:tcW w:w="1139" w:type="dxa"/>
           </w:tcPr>
           <w:p>
             <w:r>
@@ -24394,7 +24029,7 @@
         </w:tc>
         <w:tc>
           <w:tcPr>
-            <w:tcW w:w="1450" w:type="dxa"/>
+            <w:tcW w:w="1652" w:type="dxa"/>
           </w:tcPr>
           <w:p>
             <w:r>
@@ -24414,6 +24049,134 @@
                 <w:i/>
               </w:rPr>
               <w:t xml:space="preserve"> flagged as draft/pending team sign-off rather than a factual error</w:t>
+            </w:r>
+          </w:p>
+        </w:tc>
+      </w:tr>
+      <w:tr>
+        <w:tc>
+          <w:tcPr>
+            <w:tcW w:w="798" w:type="dxa"/>
+          </w:tcPr>
+          <w:p>
+            <w:pPr>
+              <w:rPr>
+                <w:i/>
+              </w:rPr>
+            </w:pPr>
+            <w:r>
+              <w:t>4/09/</w:t>
+            </w:r>
+            <w:r>
+              <w:t xml:space="preserve"> </w:t>
+            </w:r>
+            <w:r>
+              <w:t>2026</w:t>
+            </w:r>
+          </w:p>
+        </w:tc>
+        <w:tc>
+          <w:tcPr>
+            <w:tcW w:w="1025" w:type="dxa"/>
+          </w:tcPr>
+          <w:p>
+            <w:pPr>
+              <w:rPr>
+                <w:i/>
+              </w:rPr>
+            </w:pPr>
+            <w:r>
+              <w:t>Michael</w:t>
+            </w:r>
+          </w:p>
+        </w:tc>
+        <w:tc>
+          <w:tcPr>
+            <w:tcW w:w="855" w:type="dxa"/>
+          </w:tcPr>
+          <w:p>
+            <w:pPr>
+              <w:rPr>
+                <w:i/>
+              </w:rPr>
+            </w:pPr>
+            <w:r>
+              <w:t>Claude</w:t>
+            </w:r>
+          </w:p>
+        </w:tc>
+        <w:tc>
+          <w:tcPr>
+            <w:tcW w:w="1709" w:type="dxa"/>
+          </w:tcPr>
+          <w:p>
+            <w:pPr>
+              <w:rPr>
+                <w:i/>
+              </w:rPr>
+            </w:pPr>
+            <w:r>
+              <w:t>Linking of multiple sections, such as the ASR’s to the influence of the ASR’s on the stakeholders.</w:t>
+            </w:r>
+          </w:p>
+        </w:tc>
+        <w:tc>
+          <w:tcPr>
+            <w:tcW w:w="1994" w:type="dxa"/>
+          </w:tcPr>
+          <w:p>
+            <w:pPr>
+              <w:rPr>
+                <w:i/>
+              </w:rPr>
+            </w:pPr>
+            <w:r>
+              <w:t>Found potential links and provided explanations</w:t>
+            </w:r>
+          </w:p>
+        </w:tc>
+        <w:tc>
+          <w:tcPr>
+            <w:tcW w:w="1880" w:type="dxa"/>
+          </w:tcPr>
+          <w:p>
+            <w:pPr>
+              <w:rPr>
+                <w:i/>
+              </w:rPr>
+            </w:pPr>
+            <w:r>
+              <w:t>Read through the explanations, and verified if the links found are valid</w:t>
+            </w:r>
+          </w:p>
+        </w:tc>
+        <w:tc>
+          <w:tcPr>
+            <w:tcW w:w="1139" w:type="dxa"/>
+          </w:tcPr>
+          <w:p>
+            <w:pPr>
+              <w:rPr>
+                <w:i/>
+              </w:rPr>
+            </w:pPr>
+            <w:r>
+              <w:t>Partially accepted</w:t>
+            </w:r>
+          </w:p>
+        </w:tc>
+        <w:tc>
+          <w:tcPr>
+            <w:tcW w:w="1652" w:type="dxa"/>
+          </w:tcPr>
+          <w:p>
+            <w:pPr>
+              <w:rPr>
+                <w:i/>
+              </w:rPr>
+            </w:pPr>
+            <w:r>
+              <w:t>Some potential links included links with little in common to what they are linked with.</w:t>
             </w:r>
           </w:p>
         </w:tc>
@@ -24535,11 +24298,6 @@
     </w:p>
     <w:p>
       <w:pPr>
-        <w:pStyle w:val="Heading1"/>
-      </w:pPr>
-    </w:p>
-    <w:p>
-      <w:pPr>
         <w:rPr>
           <w:b/>
           <w:bCs/>
@@ -24558,7 +24316,7 @@
       </w:pPr>
       <w:r>
         <w:lastRenderedPageBreak/>
-        <w:t>13. Solution Design Baseline</w:t>
+        <w:t>3. Solution Design Baseline</w:t>
       </w:r>
     </w:p>
     <w:p>
@@ -24742,11 +24500,9 @@
             </w:tcMar>
           </w:tcPr>
           <w:p>
-            <w:proofErr w:type="spellStart"/>
             <w:r>
               <w:t>StatusAudit</w:t>
             </w:r>
-            <w:proofErr w:type="spellEnd"/>
           </w:p>
         </w:tc>
         <w:tc>
@@ -24836,11 +24592,9 @@
             </w:tcMar>
           </w:tcPr>
           <w:p>
-            <w:proofErr w:type="spellStart"/>
             <w:r>
               <w:t>RequestQuery</w:t>
             </w:r>
-            <w:proofErr w:type="spellEnd"/>
           </w:p>
         </w:tc>
         <w:tc>
@@ -25426,15 +25180,7 @@
           </w:tcPr>
           <w:p>
             <w:r>
-              <w:t xml:space="preserve">Separate </w:t>
-            </w:r>
-            <w:proofErr w:type="spellStart"/>
-            <w:r>
-              <w:t>deployables</w:t>
-            </w:r>
-            <w:proofErr w:type="spellEnd"/>
-            <w:r>
-              <w:t xml:space="preserve"> for requests, notifications, reporting and identification.</w:t>
+              <w:t>Separate deployables for requests, notifications, reporting and identification.</w:t>
             </w:r>
           </w:p>
         </w:tc>
@@ -25466,15 +25212,7 @@
           </w:tcPr>
           <w:p>
             <w:r>
-              <w:t xml:space="preserve">ASR-006, as the </w:t>
-            </w:r>
-            <w:proofErr w:type="spellStart"/>
-            <w:r>
-              <w:t>deployables</w:t>
-            </w:r>
-            <w:proofErr w:type="spellEnd"/>
-            <w:r>
-              <w:t xml:space="preserve"> will quickly exceed the free-tier services. ASR-002 and ASR-003 as the transaction becomes distributed, causing it to become difficult to adhere to these ASR’s.</w:t>
+              <w:t>ASR-006, as the deployables will quickly exceed the free-tier services. ASR-002 and ASR-003 as the transaction becomes distributed, causing it to become difficult to adhere to these ASR’s.</w:t>
             </w:r>
           </w:p>
         </w:tc>
@@ -25518,15 +25256,7 @@
         <w:spacing w:after="160"/>
       </w:pPr>
       <w:r>
-        <w:t xml:space="preserve">The </w:t>
-      </w:r>
-      <w:proofErr w:type="spellStart"/>
-      <w:r>
-        <w:t>CovicConnect</w:t>
-      </w:r>
-      <w:proofErr w:type="spellEnd"/>
-      <w:r>
-        <w:t xml:space="preserve"> application will adopt option B, a layered modular monolithic architecture, with a single-page application client.</w:t>
+        <w:t>The CovicConnect application will adopt option B, a layered modular monolithic architecture, with a single-page application client.</w:t>
       </w:r>
     </w:p>
     <w:p>
@@ -25542,15 +25272,7 @@
         <w:spacing w:after="160"/>
       </w:pPr>
       <w:r>
-        <w:t xml:space="preserve">This is further reinforced by access control. FR-013 will permit staff to search, filter and sort relatively freely, and there </w:t>
-      </w:r>
-      <w:proofErr w:type="spellStart"/>
-      <w:r>
-        <w:t>wont</w:t>
-      </w:r>
-      <w:proofErr w:type="spellEnd"/>
-      <w:r>
-        <w:t xml:space="preserve"> be a simple screen at which permissions are checked. Rather, the authorisation layer will have an API to apply limitations to what can be read and written.</w:t>
+        <w:t>This is further reinforced by access control. FR-013 will permit staff to search, filter and sort relatively freely, and there wont be a simple screen at which permissions are checked. Rather, the authorisation layer will have an API to apply limitations to what can be read and written.</w:t>
       </w:r>
     </w:p>
     <w:p>
@@ -25566,23 +25288,7 @@
         <w:spacing w:after="160"/>
       </w:pPr>
       <w:r>
-        <w:t xml:space="preserve">Finally, the cost constraint practically outright rules out Option C. The constraint is that we must use free-tier services, and there are very few sites that offer hosting for multiple </w:t>
-      </w:r>
-      <w:proofErr w:type="spellStart"/>
-      <w:r>
-        <w:t>deployables</w:t>
-      </w:r>
-      <w:proofErr w:type="spellEnd"/>
-      <w:r>
-        <w:t xml:space="preserve">. Also, having multiple </w:t>
-      </w:r>
-      <w:proofErr w:type="spellStart"/>
-      <w:r>
-        <w:t>deployables</w:t>
-      </w:r>
-      <w:proofErr w:type="spellEnd"/>
-      <w:r>
-        <w:t xml:space="preserve"> will very quickly and easily exceed the limits of free-tier services. Furthermore, a more complicated and distributed system does not automatically mean it is more advanced, and there is no requirement that justifies the added complexity.</w:t>
+        <w:t>Finally, the cost constraint practically outright rules out Option C. The constraint is that we must use free-tier services, and there are very few sites that offer hosting for multiple deployables. Also, having multiple deployables will very quickly and easily exceed the limits of free-tier services. Furthermore, a more complicated and distributed system does not automatically mean it is more advanced, and there is no requirement that justifies the added complexity.</w:t>
       </w:r>
     </w:p>
     <w:p>
@@ -25619,15 +25325,7 @@
         <w:spacing w:after="160"/>
       </w:pPr>
       <w:r>
-        <w:t xml:space="preserve">The components in 13.1.1 are only logical. They are boundaries on responsibility and in the source tree, but are not deployed as separate processes. </w:t>
-      </w:r>
-      <w:proofErr w:type="spellStart"/>
-      <w:r>
-        <w:t>CivicConnect</w:t>
-      </w:r>
-      <w:proofErr w:type="spellEnd"/>
-      <w:r>
-        <w:t xml:space="preserve"> rather runs on 4 physical units:</w:t>
+        <w:t>The components in 13.1.1 are only logical. They are boundaries on responsibility and in the source tree, but are not deployed as separate processes. CivicConnect rather runs on 4 physical units:</w:t>
       </w:r>
     </w:p>
     <w:p>
@@ -25710,15 +25408,7 @@
         <w:t>PostgreSQL database</w:t>
       </w:r>
       <w:r>
-        <w:t xml:space="preserve">: This is responsible for the persistence of the data, and for the job queueing. While it is a </w:t>
-      </w:r>
-      <w:proofErr w:type="spellStart"/>
-      <w:r>
-        <w:t>signle</w:t>
-      </w:r>
-      <w:proofErr w:type="spellEnd"/>
-      <w:r>
-        <w:t xml:space="preserve"> point of failure (SPOF), this is an accepted risk.</w:t>
+        <w:t>: This is responsible for the persistence of the data, and for the job queueing. While it is a signle point of failure (SPOF), this is an accepted risk.</w:t>
       </w:r>
     </w:p>
     <w:p>
